--- a/BGIL_DBT/validation/travel/DM-R/DM-R2_MAXIMUS.docx
+++ b/BGIL_DBT/validation/travel/DM-R/DM-R2_MAXIMUS.docx
@@ -1206,6 +1206,9 @@
       <w:r>
         <w:t xml:space="preserve">1. MAXIMUS — LINK_CLAIM_PARTY -- (a) missing links (RAW -&gt; link)</w:t>
       </w:r>
+      <w:r>
+        <w:t xml:space="preserve">  [M1]</w:t>
+      </w:r>
     </w:p>
     <w:tbl>
       <w:tblPr>
@@ -1954,6 +1957,9 @@
       <w:r>
         <w:t xml:space="preserve">2. MAXIMUS — LINK_CLAIM_PARTY -- (b) orphan links (link FK -&gt; hub)</w:t>
       </w:r>
+      <w:r>
+        <w:t xml:space="preserve">  [M1]</w:t>
+      </w:r>
     </w:p>
     <w:tbl>
       <w:tblPr>
@@ -2274,6 +2280,9 @@
       <w:r>
         <w:t xml:space="preserve">3. MAXIMUS — LINK_CLAIM_PARTY -- (c) unexpected links (link -&gt; RAW)</w:t>
       </w:r>
+      <w:r>
+        <w:t xml:space="preserve">  [M1]</w:t>
+      </w:r>
     </w:p>
     <w:tbl>
       <w:tblPr>
@@ -2754,6 +2763,9 @@
       <w:r>
         <w:t xml:space="preserve">4. MAXIMUS — LINK_PARTY_LOCATION -- (a) missing links (RAW -&gt; link)</w:t>
       </w:r>
+      <w:r>
+        <w:t xml:space="preserve">  [M1]</w:t>
+      </w:r>
     </w:p>
     <w:tbl>
       <w:tblPr>
@@ -3462,6 +3474,9 @@
       <w:r>
         <w:t xml:space="preserve">5. MAXIMUS — LINK_PARTY_LOCATION -- (b) orphan links (link FK -&gt; hub)</w:t>
       </w:r>
+      <w:r>
+        <w:t xml:space="preserve">  [M2]</w:t>
+      </w:r>
     </w:p>
     <w:tbl>
       <w:tblPr>
@@ -3782,6 +3797,9 @@
       <w:r>
         <w:t xml:space="preserve">6. MAXIMUS — LINK_PARTY_LOCATION -- (c) unexpected links (link -&gt; RAW)</w:t>
       </w:r>
+      <w:r>
+        <w:t xml:space="preserve">  [M2]</w:t>
+      </w:r>
     </w:p>
     <w:tbl>
       <w:tblPr>
@@ -4244,6 +4262,9 @@
       <w:r>
         <w:t xml:space="preserve">7. MAXIMUS — LINK_PARTY_ROLE -- (a) missing links (RAW -&gt; link)</w:t>
       </w:r>
+      <w:r>
+        <w:t xml:space="preserve">  [M2]</w:t>
+      </w:r>
     </w:p>
     <w:tbl>
       <w:tblPr>
@@ -4792,6 +4813,9 @@
       <w:r>
         <w:t xml:space="preserve">8. MAXIMUS — LINK_PARTY_ROLE -- (b) orphan links (link FK -&gt; hub)</w:t>
       </w:r>
+      <w:r>
+        <w:t xml:space="preserve">  [M2]</w:t>
+      </w:r>
     </w:p>
     <w:tbl>
       <w:tblPr>
@@ -5112,6 +5136,9 @@
       <w:r>
         <w:t xml:space="preserve">9. MAXIMUS — LINK_PARTY_ROLE -- (c) unexpected links (link -&gt; RAW)</w:t>
       </w:r>
+      <w:r>
+        <w:t xml:space="preserve">  [M3]</w:t>
+      </w:r>
     </w:p>
     <w:tbl>
       <w:tblPr>
@@ -5502,6 +5529,9 @@
       <w:r>
         <w:t xml:space="preserve">10. MAXIMUS — LINK_POLICY_PARTY -- (a) missing links (RAW -&gt; link)</w:t>
       </w:r>
+      <w:r>
+        <w:t xml:space="preserve">  [M3]</w:t>
+      </w:r>
     </w:p>
     <w:tbl>
       <w:tblPr>
@@ -6250,6 +6280,9 @@
       <w:r>
         <w:t xml:space="preserve">11. MAXIMUS — LINK_POLICY_PARTY -- (b) orphan links (link FK -&gt; hub)</w:t>
       </w:r>
+      <w:r>
+        <w:t xml:space="preserve">  [M3]</w:t>
+      </w:r>
     </w:p>
     <w:tbl>
       <w:tblPr>
@@ -6569,6 +6602,9 @@
       </w:pPr>
       <w:r>
         <w:t xml:space="preserve">12. MAXIMUS — LINK_POLICY_PARTY -- (c) unexpected links (link -&gt; RAW)</w:t>
+      </w:r>
+      <w:r>
+        <w:t xml:space="preserve">  [M3]</w:t>
       </w:r>
     </w:p>
     <w:tbl>

--- a/BGIL_DBT/validation/travel/DM-R/DM-R2_MAXIMUS.docx
+++ b/BGIL_DBT/validation/travel/DM-R/DM-R2_MAXIMUS.docx
@@ -221,7 +221,7 @@
               <w:rPr>
                 <w:b/>
               </w:rPr>
-              <w:t xml:space="preserve">Maximus Travel V2 RAW</w:t>
+              <w:t xml:space="preserve">Maximus Travel RAW</w:t>
             </w:r>
           </w:p>
         </w:tc>
@@ -231,7 +231,7 @@
           </w:tcPr>
           <w:p>
             <w:r>
-              <w:t xml:space="preserve">RAW.MAXIMUS_TRAVEL_V2</w:t>
+              <w:t xml:space="preserve">RAW.MAXIMUS_TRAVEL</w:t>
             </w:r>
           </w:p>
         </w:tc>
@@ -373,12 +373,12 @@
     </w:p>
     <w:p>
       <w:r>
-        <w:t xml:space="preserve">• Travel LOB generated 2026-10-13 from the current maximus_travel_v2_dv_dbt models by validation/tools/gen_dm_r_travel.py.</w:t>
+        <w:t xml:space="preserve">• Travel LOB generated 2026-10-13 from the current maximus_travel_dv_dbt models by validation/tools/gen_dm_r_travel.py.</w:t>
       </w:r>
     </w:p>
     <w:p>
       <w:r>
-        <w:t xml:space="preserve">• This file: MAXIMUS only -- 234 satellites and 4 links (LINK_CLAIM_PARTY, LINK_PARTY_LOCATION, LINK_PARTY_ROLE, LINK_POLICY_PARTY).</w:t>
+        <w:t xml:space="preserve">• This file: MAXIMUS only -- 209 satellites and 4 links (LINK_CLAIM_PARTY, LINK_PARTY_LOCATION, LINK_PARTY_ROLE, LINK_POLICY_PARTY).</w:t>
       </w:r>
     </w:p>
     <w:p>
@@ -1206,9 +1206,6 @@
       <w:r>
         <w:t xml:space="preserve">1. MAXIMUS — LINK_CLAIM_PARTY -- (a) missing links (RAW -&gt; link)</w:t>
       </w:r>
-      <w:r>
-        <w:t xml:space="preserve">  [M1]</w:t>
-      </w:r>
     </w:p>
     <w:tbl>
       <w:tblPr>
@@ -1399,7 +1396,7 @@
         <w:t xml:space="preserve">Note: </w:t>
       </w:r>
       <w:r>
-        <w:t xml:space="preserve">10 RAW feed(s): lnkfeed_mtv2_claim_party &lt;- stg2_mtv2__clm_clmd_clmap_pv, lnkfeed_mtv2_claim_party &lt;- stg2_mtv2__clm_clmd_clmrsk_rska_msp_msd_prop_pv, lnkfeed_mtv2_claim_party &lt;- stg2_mtv2__clm_clmd_clmrsk_rska_msp_msd_prop_pv, lnkfeed_mtv2_claim_party &lt;- stg2_mtv2__clm_clmd_clmrsk_rska_msp_msd_prop_pv, lnkfeed_mtv2_claim_party &lt;- stg2_mtv2__clm_clmd_clmrsk_rska_msp_msd_prop_pv, lnkfeed_mtv2_claim_party &lt;- stg2_mtv2__clm_clmd_clmrsk_rska_msp_msd_prop_pv, lnkfeed_mtv2_claim_party &lt;- stg2_mtv2__clm_clmd_clmpay, lnkfeed_mtv2_claim_party &lt;- stg2_mtv2__clm_clmd_claim_reserve, lnkfeed_mtv2_claim_party &lt;- stg2_mtv2__clm_clmd_clmpty, lnkfeed_mtv2_claim_party &lt;- stg2_mtv2__clm_clmd_clmrsk_party. FKs: CLAIM_HKEY -&gt; HUB_CLAIM, PARTY_HKEY -&gt; HUB_PARTY. A RAW relationship counts only when every FK key is present (automate_dv.link does not load a row with a NULL FK). Link hash keys are recomputed from RAW with the stg2 NK expressions (automate_dv 0.11.5 MD5_BINARY formula). Link rows scoped by RECORD_SOURCE value set (6 travel feeds) rather than the shared 'MAXIMUS_' prefix.</w:t>
+        <w:t xml:space="preserve">10 RAW feed(s): lnkfeed_mt_claim_party &lt;- stg2_mt__clm_clmd_clmap_pv, lnkfeed_mt_claim_party &lt;- stg2_mt__clm_clmd_clmrsk_rska_msp_msd_prop_pv, lnkfeed_mt_claim_party &lt;- stg2_mt__clm_clmd_clmrsk_rska_msp_msd_prop_pv, lnkfeed_mt_claim_party &lt;- stg2_mt__clm_clmd_clmrsk_rska_msp_msd_prop_pv, lnkfeed_mt_claim_party &lt;- stg2_mt__clm_clmd_clmrsk_rska_msp_msd_prop_pv, lnkfeed_mt_claim_party &lt;- stg2_mt__clm_clmd_clmrsk_rska_msp_msd_prop_pv, lnkfeed_mt_claim_party &lt;- stg2_mt__clm_clmd_clmpay, lnkfeed_mt_claim_party &lt;- stg2_mt__clm_clmd_claim_reserve, lnkfeed_mt_claim_party &lt;- stg2_mt__clm_clmd_clmpty, lnkfeed_mt_claim_party &lt;- stg2_mt__clm_clmd_clmrsk_party. FKs: CLAIM_HKEY -&gt; HUB_CLAIM, PARTY_HKEY -&gt; HUB_PARTY. A RAW relationship counts only when every FK key is present (automate_dv.link does not load a row with a NULL FK). Link hash keys are recomputed from RAW with the stg2 NK expressions (automate_dv 0.11.5 MD5_BINARY formula). Link rows scoped by RECORD_SOURCE value set (6 travel feeds) rather than the shared 'MAXIMUS_' prefix.</w:t>
       </w:r>
     </w:p>
     <w:p>
@@ -1432,9 +1429,9 @@
               </w:rPr>
               <w:t xml:space="preserve">with src as (</w:t>
               <w:br/>
-              <w:t xml:space="preserve">    -- via lnkfeed_mtv2_claim_party &lt;- stg2_mtv2__clm_clmd_clmap_pv</w:t>
-              <w:br/>
-              <w:t xml:space="preserve">    select 'lnkfeed_mtv2_claim_party &lt;- stg2_mtv2__clm_clmd_clmap_pv' as src_feed,</w:t>
+              <w:t xml:space="preserve">    -- via lnkfeed_mt_claim_party &lt;- stg2_mt__clm_clmd_clmap_pv</w:t>
+              <w:br/>
+              <w:t xml:space="preserve">    select 'lnkfeed_mt_claim_party &lt;- stg2_mt__clm_clmd_clmap_pv' as src_feed,</w:t>
               <w:br/>
               <w:t xml:space="preserve">           MD5_BINARY(NULLIF(UPPER(TRIM(CAST('LNK_CLAIM_PARTY|' || (coalesce(nullif(trim(case when coalesce(nullif(trim((nullif(trim(to_varchar("CLAIMNO")), ''))),''), nullif(trim(w0_claimno),''), nullif(trim("FOREIGN_KEY"),'')) is not null then coalesce(nullif(trim((nullif(trim(to_varchar("CLAIMNO")), ''))), ''), nullif(trim(w0_claimno), ''), nullif(trim("FOREIGN_KEY"), '')) end),''),'') || '|' || coalesce(nullif(trim(case when coalesce(nullif(trim((nullif(trim(to_varchar("CLAIM_COURT_PARTY_CODE")), ''))),'')) is not null then nullif(trim((nullif(trim(to_varchar("CLAIM_COURT_PARTY_CODE")), ''))), '') end),''),'')) AS VARCHAR))), '')) as link_hkey,</w:t>
               <w:br/>
@@ -1442,7 +1439,7 @@
               <w:br/>
               <w:t xml:space="preserve">           MD5_BINARY(NULLIF(UPPER(TRIM(CAST('HUB_PARTY|' || (nullif(trim(case when coalesce(nullif(trim((nullif(trim(to_varchar("CLAIM_COURT_PARTY_CODE")), ''))),'')) is not null then nullif(trim((nullif(trim(to_varchar("CLAIM_COURT_PARTY_CODE")), ''))), '') end),'')) AS VARCHAR))), '')) as PARTY_HKEY</w:t>
               <w:br/>
-              <w:t xml:space="preserve">      from RAW.MAXIMUS_TRAVEL_V2.NONHLTH_TRV_CLM_VW_DATA_CLAIM_DETAILS_CLAIM_ATTRIBUTE_PROPERTIES_PIVOT_VW</w:t>
+              <w:t xml:space="preserve">      from RAW.MAXIMUS_TRAVEL.NONHLTH_TRV_CLM_VW_DATA_CLAIM_DETAILS_CLAIM_ATTRIBUTE_PROPERTIES_PIVOT_VW</w:t>
               <w:br/>
               <w:t xml:space="preserve">     where MD5_BINARY(NULLIF(UPPER(TRIM(CAST('HUB_CLAIM|' || (nullif(trim(case when coalesce(nullif(trim((nullif(trim(to_varchar("CLAIMNO")), ''))),''), nullif(trim(w0_claimno),''), nullif(trim("FOREIGN_KEY"),'')) is not null then coalesce(nullif(trim((nullif(trim(to_varchar("CLAIMNO")), ''))), ''), nullif(trim(w0_claimno), ''), nullif(trim("FOREIGN_KEY"), '')) end),'')) AS VARCHAR))), '')) is not null</w:t>
               <w:br/>
@@ -1452,9 +1449,9 @@
               <w:br/>
               <w:t xml:space="preserve">    union all</w:t>
               <w:br/>
-              <w:t xml:space="preserve">    -- via lnkfeed_mtv2_claim_party &lt;- stg2_mtv2__clm_clmd_clmrsk_rska_msp_msd_prop_pv</w:t>
-              <w:br/>
-              <w:t xml:space="preserve">    select 'lnkfeed_mtv2_claim_party &lt;- stg2_mtv2__clm_clmd_clmrsk_rska_msp_msd_prop_pv' as src_feed,</w:t>
+              <w:t xml:space="preserve">    -- via lnkfeed_mt_claim_party &lt;- stg2_mt__clm_clmd_clmrsk_rska_msp_msd_prop_pv</w:t>
+              <w:br/>
+              <w:t xml:space="preserve">    select 'lnkfeed_mt_claim_party &lt;- stg2_mt__clm_clmd_clmrsk_rska_msp_msd_prop_pv' as src_feed,</w:t>
               <w:br/>
               <w:t xml:space="preserve">           MD5_BINARY(NULLIF(UPPER(TRIM(CAST('LNK_CLAIM_PARTY|' || (coalesce(nullif(trim(case when coalesce(nullif(trim(w0_claimno),''), nullif(trim("FOREIGN_KEY"),'')) is not null then coalesce(nullif(trim(w0_claimno), ''), nullif(trim("FOREIGN_KEY"), '')) end),''),'') || '|' || coalesce(nullif(trim(case when coalesce(nullif(trim((nullif(trim(to_varchar("CLAIMANT_PARTY_CODE")), ''))),'')) is not null then nullif(trim((nullif(trim(to_varchar("CLAIMANT_PARTY_CODE")), ''))), '') end),''),'')) AS VARCHAR))), '')) as link_hkey,</w:t>
               <w:br/>
@@ -1462,7 +1459,7 @@
               <w:br/>
               <w:t xml:space="preserve">           MD5_BINARY(NULLIF(UPPER(TRIM(CAST('HUB_PARTY|' || (nullif(trim(case when coalesce(nullif(trim((nullif(trim(to_varchar("CLAIMANT_PARTY_CODE")), ''))),'')) is not null then nullif(trim((nullif(trim(to_varchar("CLAIMANT_PARTY_CODE")), ''))), '') end),'')) AS VARCHAR))), '')) as PARTY_HKEY</w:t>
               <w:br/>
-              <w:t xml:space="preserve">      from RAW.MAXIMUS_TRAVEL_V2.NONHLTH_TRV_CLM_VW_DATA_CLAIM_DETAILS_CLAIM_RISK_RISK_ATTRIBUTE_MULTI_SET_PROPERTY_MULTI_SET_DETAIL_PROPERTY_PIVOT_VW</w:t>
+              <w:t xml:space="preserve">      from RAW.MAXIMUS_TRAVEL.NONHLTH_TRV_CLM_VW_DATA_CLAIM_DETAILS_CLAIM_RISK_RISK_ATTRIBUTE_MULTI_SET_PROPERTY_MULTI_SET_DETAIL_PROPERTY_PIVOT_VW</w:t>
               <w:br/>
               <w:t xml:space="preserve">     where MD5_BINARY(NULLIF(UPPER(TRIM(CAST('HUB_CLAIM|' || (nullif(trim(case when coalesce(nullif(trim(w0_claimno),''), nullif(trim("FOREIGN_KEY"),'')) is not null then coalesce(nullif(trim(w0_claimno), ''), nullif(trim("FOREIGN_KEY"), '')) end),'')) AS VARCHAR))), '')) is not null</w:t>
               <w:br/>
@@ -1472,9 +1469,9 @@
               <w:br/>
               <w:t xml:space="preserve">    union all</w:t>
               <w:br/>
-              <w:t xml:space="preserve">    -- via lnkfeed_mtv2_claim_party &lt;- stg2_mtv2__clm_clmd_clmrsk_rska_msp_msd_prop_pv</w:t>
-              <w:br/>
-              <w:t xml:space="preserve">    select 'lnkfeed_mtv2_claim_party &lt;- stg2_mtv2__clm_clmd_clmrsk_rska_msp_msd_prop_pv' as src_feed,</w:t>
+              <w:t xml:space="preserve">    -- via lnkfeed_mt_claim_party &lt;- stg2_mt__clm_clmd_clmrsk_rska_msp_msd_prop_pv</w:t>
+              <w:br/>
+              <w:t xml:space="preserve">    select 'lnkfeed_mt_claim_party &lt;- stg2_mt__clm_clmd_clmrsk_rska_msp_msd_prop_pv' as src_feed,</w:t>
               <w:br/>
               <w:t xml:space="preserve">           MD5_BINARY(NULLIF(UPPER(TRIM(CAST('LNK_CLAIM_PARTY|' || (coalesce(nullif(trim(case when coalesce(nullif(trim(w0_claimno),''), nullif(trim("FOREIGN_KEY"),'')) is not null then coalesce(nullif(trim(w0_claimno), ''), nullif(trim("FOREIGN_KEY"), '')) end),''),'') || '|' || coalesce(nullif(trim(case when coalesce(nullif(trim((nullif(trim(to_varchar("PARTY_NAME_CODE")), ''))),'')) is not null then nullif(trim((nullif(trim(to_varchar("PARTY_NAME_CODE")), ''))), '') end),''),'')) AS VARCHAR))), '')) as link_hkey,</w:t>
               <w:br/>
@@ -1482,7 +1479,7 @@
               <w:br/>
               <w:t xml:space="preserve">           MD5_BINARY(NULLIF(UPPER(TRIM(CAST('HUB_PARTY|' || (nullif(trim(case when coalesce(nullif(trim((nullif(trim(to_varchar("PARTY_NAME_CODE")), ''))),'')) is not null then nullif(trim((nullif(trim(to_varchar("PARTY_NAME_CODE")), ''))), '') end),'')) AS VARCHAR))), '')) as PARTY_HKEY</w:t>
               <w:br/>
-              <w:t xml:space="preserve">      from RAW.MAXIMUS_TRAVEL_V2.NONHLTH_TRV_CLM_VW_DATA_CLAIM_DETAILS_CLAIM_RISK_RISK_ATTRIBUTE_MULTI_SET_PROPERTY_MULTI_SET_DETAIL_PROPERTY_PIVOT_VW</w:t>
+              <w:t xml:space="preserve">      from RAW.MAXIMUS_TRAVEL.NONHLTH_TRV_CLM_VW_DATA_CLAIM_DETAILS_CLAIM_RISK_RISK_ATTRIBUTE_MULTI_SET_PROPERTY_MULTI_SET_DETAIL_PROPERTY_PIVOT_VW</w:t>
               <w:br/>
               <w:t xml:space="preserve">     where MD5_BINARY(NULLIF(UPPER(TRIM(CAST('HUB_CLAIM|' || (nullif(trim(case when coalesce(nullif(trim(w0_claimno),''), nullif(trim("FOREIGN_KEY"),'')) is not null then coalesce(nullif(trim(w0_claimno), ''), nullif(trim("FOREIGN_KEY"), '')) end),'')) AS VARCHAR))), '')) is not null</w:t>
               <w:br/>
@@ -1492,9 +1489,9 @@
               <w:br/>
               <w:t xml:space="preserve">    union all</w:t>
               <w:br/>
-              <w:t xml:space="preserve">    -- via lnkfeed_mtv2_claim_party &lt;- stg2_mtv2__clm_clmd_clmrsk_rska_msp_msd_prop_pv</w:t>
-              <w:br/>
-              <w:t xml:space="preserve">    select 'lnkfeed_mtv2_claim_party &lt;- stg2_mtv2__clm_clmd_clmrsk_rska_msp_msd_prop_pv' as src_feed,</w:t>
+              <w:t xml:space="preserve">    -- via lnkfeed_mt_claim_party &lt;- stg2_mt__clm_clmd_clmrsk_rska_msp_msd_prop_pv</w:t>
+              <w:br/>
+              <w:t xml:space="preserve">    select 'lnkfeed_mt_claim_party &lt;- stg2_mt__clm_clmd_clmrsk_rska_msp_msd_prop_pv' as src_feed,</w:t>
               <w:br/>
               <w:t xml:space="preserve">           MD5_BINARY(NULLIF(UPPER(TRIM(CAST('LNK_CLAIM_PARTY|' || (coalesce(nullif(trim(case when coalesce(nullif(trim(w0_claimno),''), nullif(trim("FOREIGN_KEY"),'')) is not null then coalesce(nullif(trim(w0_claimno), ''), nullif(trim("FOREIGN_KEY"), '')) end),''),'') || '|' || coalesce(nullif(trim(case when coalesce(nullif(trim((nullif(trim(to_varchar("PAYEE_CODE")), ''))),'')) is not null then nullif(trim((nullif(trim(to_varchar("PAYEE_CODE")), ''))), '') end),''),'')) AS VARCHAR))), '')) as link_hkey,</w:t>
               <w:br/>
@@ -1502,7 +1499,7 @@
               <w:br/>
               <w:t xml:space="preserve">           MD5_BINARY(NULLIF(UPPER(TRIM(CAST('HUB_PARTY|' || (nullif(trim(case when coalesce(nullif(trim((nullif(trim(to_varchar("PAYEE_CODE")), ''))),'')) is not null then nullif(trim((nullif(trim(to_varchar("PAYEE_CODE")), ''))), '') end),'')) AS VARCHAR))), '')) as PARTY_HKEY</w:t>
               <w:br/>
-              <w:t xml:space="preserve">      from RAW.MAXIMUS_TRAVEL_V2.NONHLTH_TRV_CLM_VW_DATA_CLAIM_DETAILS_CLAIM_RISK_RISK_ATTRIBUTE_MULTI_SET_PROPERTY_MULTI_SET_DETAIL_PROPERTY_PIVOT_VW</w:t>
+              <w:t xml:space="preserve">      from RAW.MAXIMUS_TRAVEL.NONHLTH_TRV_CLM_VW_DATA_CLAIM_DETAILS_CLAIM_RISK_RISK_ATTRIBUTE_MULTI_SET_PROPERTY_MULTI_SET_DETAIL_PROPERTY_PIVOT_VW</w:t>
               <w:br/>
               <w:t xml:space="preserve">     where MD5_BINARY(NULLIF(UPPER(TRIM(CAST('HUB_CLAIM|' || (nullif(trim(case when coalesce(nullif(trim(w0_claimno),''), nullif(trim("FOREIGN_KEY"),'')) is not null then coalesce(nullif(trim(w0_claimno), ''), nullif(trim("FOREIGN_KEY"), '')) end),'')) AS VARCHAR))), '')) is not null</w:t>
               <w:br/>
@@ -1512,9 +1509,9 @@
               <w:br/>
               <w:t xml:space="preserve">    union all</w:t>
               <w:br/>
-              <w:t xml:space="preserve">    -- via lnkfeed_mtv2_claim_party &lt;- stg2_mtv2__clm_clmd_clmrsk_rska_msp_msd_prop_pv</w:t>
-              <w:br/>
-              <w:t xml:space="preserve">    select 'lnkfeed_mtv2_claim_party &lt;- stg2_mtv2__clm_clmd_clmrsk_rska_msp_msd_prop_pv' as src_feed,</w:t>
+              <w:t xml:space="preserve">    -- via lnkfeed_mt_claim_party &lt;- stg2_mt__clm_clmd_clmrsk_rska_msp_msd_prop_pv</w:t>
+              <w:br/>
+              <w:t xml:space="preserve">    select 'lnkfeed_mt_claim_party &lt;- stg2_mt__clm_clmd_clmrsk_rska_msp_msd_prop_pv' as src_feed,</w:t>
               <w:br/>
               <w:t xml:space="preserve">           MD5_BINARY(NULLIF(UPPER(TRIM(CAST('LNK_CLAIM_PARTY|' || (coalesce(nullif(trim(case when coalesce(nullif(trim(w0_claimno),''), nullif(trim("FOREIGN_KEY"),'')) is not null then coalesce(nullif(trim(w0_claimno), ''), nullif(trim("FOREIGN_KEY"), '')) end),''),'') || '|' || coalesce(nullif(trim(case when coalesce(nullif(trim((nullif(trim(to_varchar("EXPENSE_PAYEE_PARTY_CODE")), ''))),'')) is not null then nullif(trim((nullif(trim(to_varchar("EXPENSE_PAYEE_PARTY_CODE")), ''))), '') end),''),'')) AS VARCHAR))), '')) as link_hkey,</w:t>
               <w:br/>
@@ -1522,7 +1519,7 @@
               <w:br/>
               <w:t xml:space="preserve">           MD5_BINARY(NULLIF(UPPER(TRIM(CAST('HUB_PARTY|' || (nullif(trim(case when coalesce(nullif(trim((nullif(trim(to_varchar("EXPENSE_PAYEE_PARTY_CODE")), ''))),'')) is not null then nullif(trim((nullif(trim(to_varchar("EXPENSE_PAYEE_PARTY_CODE")), ''))), '') end),'')) AS VARCHAR))), '')) as PARTY_HKEY</w:t>
               <w:br/>
-              <w:t xml:space="preserve">      from RAW.MAXIMUS_TRAVEL_V2.NONHLTH_TRV_CLM_VW_DATA_CLAIM_DETAILS_CLAIM_RISK_RISK_ATTRIBUTE_MULTI_SET_PROPERTY_MULTI_SET_DETAIL_PROPERTY_PIVOT_VW</w:t>
+              <w:t xml:space="preserve">      from RAW.MAXIMUS_TRAVEL.NONHLTH_TRV_CLM_VW_DATA_CLAIM_DETAILS_CLAIM_RISK_RISK_ATTRIBUTE_MULTI_SET_PROPERTY_MULTI_SET_DETAIL_PROPERTY_PIVOT_VW</w:t>
               <w:br/>
               <w:t xml:space="preserve">     where MD5_BINARY(NULLIF(UPPER(TRIM(CAST('HUB_CLAIM|' || (nullif(trim(case when coalesce(nullif(trim(w0_claimno),''), nullif(trim("FOREIGN_KEY"),'')) is not null then coalesce(nullif(trim(w0_claimno), ''), nullif(trim("FOREIGN_KEY"), '')) end),'')) AS VARCHAR))), '')) is not null</w:t>
               <w:br/>
@@ -1532,9 +1529,9 @@
               <w:br/>
               <w:t xml:space="preserve">    union all</w:t>
               <w:br/>
-              <w:t xml:space="preserve">    -- via lnkfeed_mtv2_claim_party &lt;- stg2_mtv2__clm_clmd_clmrsk_rska_msp_msd_prop_pv</w:t>
-              <w:br/>
-              <w:t xml:space="preserve">    select 'lnkfeed_mtv2_claim_party &lt;- stg2_mtv2__clm_clmd_clmrsk_rska_msp_msd_prop_pv' as src_feed,</w:t>
+              <w:t xml:space="preserve">    -- via lnkfeed_mt_claim_party &lt;- stg2_mt__clm_clmd_clmrsk_rska_msp_msd_prop_pv</w:t>
+              <w:br/>
+              <w:t xml:space="preserve">    select 'lnkfeed_mt_claim_party &lt;- stg2_mt__clm_clmd_clmrsk_rska_msp_msd_prop_pv' as src_feed,</w:t>
               <w:br/>
               <w:t xml:space="preserve">           MD5_BINARY(NULLIF(UPPER(TRIM(CAST('LNK_CLAIM_PARTY|' || (coalesce(nullif(trim(case when coalesce(nullif(trim(w0_claimno),''), nullif(trim("FOREIGN_KEY"),'')) is not null then coalesce(nullif(trim(w0_claimno), ''), nullif(trim("FOREIGN_KEY"), '')) end),''),'') || '|' || coalesce(nullif(trim(case when coalesce(nullif(trim((nullif(trim(to_varchar("TDS_CLAIMANT_PARTY_CODE")), ''))),'')) is not null then nullif(trim((nullif(trim(to_varchar("TDS_CLAIMANT_PARTY_CODE")), ''))), '') end),''),'')) AS VARCHAR))), '')) as link_hkey,</w:t>
               <w:br/>
@@ -1542,7 +1539,7 @@
               <w:br/>
               <w:t xml:space="preserve">           MD5_BINARY(NULLIF(UPPER(TRIM(CAST('HUB_PARTY|' || (nullif(trim(case when coalesce(nullif(trim((nullif(trim(to_varchar("TDS_CLAIMANT_PARTY_CODE")), ''))),'')) is not null then nullif(trim((nullif(trim(to_varchar("TDS_CLAIMANT_PARTY_CODE")), ''))), '') end),'')) AS VARCHAR))), '')) as PARTY_HKEY</w:t>
               <w:br/>
-              <w:t xml:space="preserve">      from RAW.MAXIMUS_TRAVEL_V2.NONHLTH_TRV_CLM_VW_DATA_CLAIM_DETAILS_CLAIM_RISK_RISK_ATTRIBUTE_MULTI_SET_PROPERTY_MULTI_SET_DETAIL_PROPERTY_PIVOT_VW</w:t>
+              <w:t xml:space="preserve">      from RAW.MAXIMUS_TRAVEL.NONHLTH_TRV_CLM_VW_DATA_CLAIM_DETAILS_CLAIM_RISK_RISK_ATTRIBUTE_MULTI_SET_PROPERTY_MULTI_SET_DETAIL_PROPERTY_PIVOT_VW</w:t>
               <w:br/>
               <w:t xml:space="preserve">     where MD5_BINARY(NULLIF(UPPER(TRIM(CAST('HUB_CLAIM|' || (nullif(trim(case when coalesce(nullif(trim(w0_claimno),''), nullif(trim("FOREIGN_KEY"),'')) is not null then coalesce(nullif(trim(w0_claimno), ''), nullif(trim("FOREIGN_KEY"), '')) end),'')) AS VARCHAR))), '')) is not null</w:t>
               <w:br/>
@@ -1552,9 +1549,9 @@
               <w:br/>
               <w:t xml:space="preserve">    union all</w:t>
               <w:br/>
-              <w:t xml:space="preserve">    -- via lnkfeed_mtv2_claim_party &lt;- stg2_mtv2__clm_clmd_clmpay</w:t>
-              <w:br/>
-              <w:t xml:space="preserve">    select 'lnkfeed_mtv2_claim_party &lt;- stg2_mtv2__clm_clmd_clmpay' as src_feed,</w:t>
+              <w:t xml:space="preserve">    -- via lnkfeed_mt_claim_party &lt;- stg2_mt__clm_clmd_clmpay</w:t>
+              <w:br/>
+              <w:t xml:space="preserve">    select 'lnkfeed_mt_claim_party &lt;- stg2_mt__clm_clmd_clmpay' as src_feed,</w:t>
               <w:br/>
               <w:t xml:space="preserve">           MD5_BINARY(NULLIF(UPPER(TRIM(CAST('LNK_CLAIM_PARTY|' || (coalesce(nullif(trim(case when coalesce(nullif(trim(w0_claimno),''), nullif(trim("FOREIGN_KEY"),'')) is not null then coalesce(nullif(trim(w0_claimno), ''), nullif(trim("FOREIGN_KEY"), '')) end),''),'') || '|' || coalesce(nullif(trim(case when coalesce(nullif(trim((nullif(trim(to_varchar("PAYMENTPARTYCODE")), ''))),'')) is not null then nullif(trim((nullif(trim(to_varchar("PAYMENTPARTYCODE")), ''))), '') end),''),'')) AS VARCHAR))), '')) as link_hkey,</w:t>
               <w:br/>
@@ -1562,7 +1559,7 @@
               <w:br/>
               <w:t xml:space="preserve">           MD5_BINARY(NULLIF(UPPER(TRIM(CAST('HUB_PARTY|' || (nullif(trim(case when coalesce(nullif(trim((nullif(trim(to_varchar("PAYMENTPARTYCODE")), ''))),'')) is not null then nullif(trim((nullif(trim(to_varchar("PAYMENTPARTYCODE")), ''))), '') end),'')) AS VARCHAR))), '')) as PARTY_HKEY</w:t>
               <w:br/>
-              <w:t xml:space="preserve">      from RAW.MAXIMUS_TRAVEL_V2.NONHLTH_TRV_CLM_VW_DATA_CLAIM_DETAILS_CLAIM_PAYMENT</w:t>
+              <w:t xml:space="preserve">      from RAW.MAXIMUS_TRAVEL.NONHLTH_TRV_CLM_VW_DATA_CLAIM_DETAILS_CLAIM_PAYMENT</w:t>
               <w:br/>
               <w:t xml:space="preserve">     where MD5_BINARY(NULLIF(UPPER(TRIM(CAST('HUB_CLAIM|' || (nullif(trim(case when coalesce(nullif(trim(w0_claimno),''), nullif(trim("FOREIGN_KEY"),'')) is not null then coalesce(nullif(trim(w0_claimno), ''), nullif(trim("FOREIGN_KEY"), '')) end),'')) AS VARCHAR))), '')) is not null</w:t>
               <w:br/>
@@ -1572,9 +1569,9 @@
               <w:br/>
               <w:t xml:space="preserve">    union all</w:t>
               <w:br/>
-              <w:t xml:space="preserve">    -- via lnkfeed_mtv2_claim_party &lt;- stg2_mtv2__clm_clmd_claim_reserve</w:t>
-              <w:br/>
-              <w:t xml:space="preserve">    select 'lnkfeed_mtv2_claim_party &lt;- stg2_mtv2__clm_clmd_claim_reserve' as src_feed,</w:t>
+              <w:t xml:space="preserve">    -- via lnkfeed_mt_claim_party &lt;- stg2_mt__clm_clmd_claim_reserve</w:t>
+              <w:br/>
+              <w:t xml:space="preserve">    select 'lnkfeed_mt_claim_party &lt;- stg2_mt__clm_clmd_claim_reserve' as src_feed,</w:t>
               <w:br/>
               <w:t xml:space="preserve">           MD5_BINARY(NULLIF(UPPER(TRIM(CAST('LNK_CLAIM_PARTY|' || (coalesce(nullif(trim(case when coalesce(nullif(trim(w1_claimno),''), nullif(trim("FOREIGN_KEY"),'')) is not null then coalesce(nullif(trim(w1_claimno), ''), nullif(trim("FOREIGN_KEY"), '')) end),''),'') || '|' || coalesce(nullif(trim(case when coalesce(nullif(trim((nullif(trim(to_varchar("RESERVPARTY")), ''))),'')) is not null then nullif(trim((nullif(trim(to_varchar("RESERVPARTY")), ''))), '') end),''),'')) AS VARCHAR))), '')) as link_hkey,</w:t>
               <w:br/>
@@ -1582,7 +1579,7 @@
               <w:br/>
               <w:t xml:space="preserve">           MD5_BINARY(NULLIF(UPPER(TRIM(CAST('HUB_PARTY|' || (nullif(trim(case when coalesce(nullif(trim((nullif(trim(to_varchar("RESERVPARTY")), ''))),'')) is not null then nullif(trim((nullif(trim(to_varchar("RESERVPARTY")), ''))), '') end),'')) AS VARCHAR))), '')) as PARTY_HKEY</w:t>
               <w:br/>
-              <w:t xml:space="preserve">      from RAW.MAXIMUS_TRAVEL_V2.NONHLTH_TRV_CLM_VW_DATA_CLAIM_DETAILS_CLAIM_RESERVE</w:t>
+              <w:t xml:space="preserve">      from RAW.MAXIMUS_TRAVEL.NONHLTH_TRV_CLM_VW_DATA_CLAIM_DETAILS_CLAIM_RESERVE</w:t>
               <w:br/>
               <w:t xml:space="preserve">     where MD5_BINARY(NULLIF(UPPER(TRIM(CAST('HUB_CLAIM|' || (nullif(trim(case when coalesce(nullif(trim(w1_claimno),''), nullif(trim("FOREIGN_KEY"),'')) is not null then coalesce(nullif(trim(w1_claimno), ''), nullif(trim("FOREIGN_KEY"), '')) end),'')) AS VARCHAR))), '')) is not null</w:t>
               <w:br/>
@@ -1592,9 +1589,9 @@
               <w:br/>
               <w:t xml:space="preserve">    union all</w:t>
               <w:br/>
-              <w:t xml:space="preserve">    -- via lnkfeed_mtv2_claim_party &lt;- stg2_mtv2__clm_clmd_clmpty</w:t>
-              <w:br/>
-              <w:t xml:space="preserve">    select 'lnkfeed_mtv2_claim_party &lt;- stg2_mtv2__clm_clmd_clmpty' as src_feed,</w:t>
+              <w:t xml:space="preserve">    -- via lnkfeed_mt_claim_party &lt;- stg2_mt__clm_clmd_clmpty</w:t>
+              <w:br/>
+              <w:t xml:space="preserve">    select 'lnkfeed_mt_claim_party &lt;- stg2_mt__clm_clmd_clmpty' as src_feed,</w:t>
               <w:br/>
               <w:t xml:space="preserve">           MD5_BINARY(NULLIF(UPPER(TRIM(CAST('LNK_CLAIM_PARTY|' || (coalesce(nullif(trim(case when coalesce(nullif(trim(w0_claimno),''), nullif(trim("FOREIGN_KEY"),'')) is not null then coalesce(nullif(trim(w0_claimno), ''), nullif(trim("FOREIGN_KEY"), '')) end),''),'') || '|' || coalesce(nullif(trim(case when coalesce(nullif(trim((nullif(trim(to_varchar("PARTYCODE")), ''))),'')) is not null then nullif(trim((nullif(trim(to_varchar("PARTYCODE")), ''))), '') end),''),'')) AS VARCHAR))), '')) as link_hkey,</w:t>
               <w:br/>
@@ -1602,7 +1599,7 @@
               <w:br/>
               <w:t xml:space="preserve">           MD5_BINARY(NULLIF(UPPER(TRIM(CAST('HUB_PARTY|' || (nullif(trim(case when coalesce(nullif(trim((nullif(trim(to_varchar("PARTYCODE")), ''))),'')) is not null then nullif(trim((nullif(trim(to_varchar("PARTYCODE")), ''))), '') end),'')) AS VARCHAR))), '')) as PARTY_HKEY</w:t>
               <w:br/>
-              <w:t xml:space="preserve">      from RAW.MAXIMUS_TRAVEL_V2.NONHLTH_TRV_CLM_VW_DATA_CLAIM_DETAILS_CLAIM_PARTY</w:t>
+              <w:t xml:space="preserve">      from RAW.MAXIMUS_TRAVEL.NONHLTH_TRV_CLM_VW_DATA_CLAIM_DETAILS_CLAIM_PARTY</w:t>
               <w:br/>
               <w:t xml:space="preserve">     where MD5_BINARY(NULLIF(UPPER(TRIM(CAST('HUB_CLAIM|' || (nullif(trim(case when coalesce(nullif(trim(w0_claimno),''), nullif(trim("FOREIGN_KEY"),'')) is not null then coalesce(nullif(trim(w0_claimno), ''), nullif(trim("FOREIGN_KEY"), '')) end),'')) AS VARCHAR))), '')) is not null</w:t>
               <w:br/>
@@ -1612,9 +1609,9 @@
               <w:br/>
               <w:t xml:space="preserve">    union all</w:t>
               <w:br/>
-              <w:t xml:space="preserve">    -- via lnkfeed_mtv2_claim_party &lt;- stg2_mtv2__clm_clmd_clmrsk_party</w:t>
-              <w:br/>
-              <w:t xml:space="preserve">    select 'lnkfeed_mtv2_claim_party &lt;- stg2_mtv2__clm_clmd_clmrsk_party' as src_feed,</w:t>
+              <w:t xml:space="preserve">    -- via lnkfeed_mt_claim_party &lt;- stg2_mt__clm_clmd_clmrsk_party</w:t>
+              <w:br/>
+              <w:t xml:space="preserve">    select 'lnkfeed_mt_claim_party &lt;- stg2_mt__clm_clmd_clmrsk_party' as src_feed,</w:t>
               <w:br/>
               <w:t xml:space="preserve">           MD5_BINARY(NULLIF(UPPER(TRIM(CAST('LNK_CLAIM_PARTY|' || (coalesce(nullif(trim(case when coalesce(nullif(trim(w0_claimno),''), nullif(trim("FOREIGN_KEY"),'')) is not null then coalesce(nullif(trim(w0_claimno), ''), nullif(trim("FOREIGN_KEY"), '')) end),''),'') || '|' || coalesce(nullif(trim(case when coalesce(nullif(trim((nullif(trim(to_varchar("PARTYCODE")), ''))),'')) is not null then nullif(trim((nullif(trim(to_varchar("PARTYCODE")), ''))), '') end),''),'')) AS VARCHAR))), '')) as link_hkey,</w:t>
               <w:br/>
@@ -1622,7 +1619,7 @@
               <w:br/>
               <w:t xml:space="preserve">           MD5_BINARY(NULLIF(UPPER(TRIM(CAST('HUB_PARTY|' || (nullif(trim(case when coalesce(nullif(trim((nullif(trim(to_varchar("PARTYCODE")), ''))),'')) is not null then nullif(trim((nullif(trim(to_varchar("PARTYCODE")), ''))), '') end),'')) AS VARCHAR))), '')) as PARTY_HKEY</w:t>
               <w:br/>
-              <w:t xml:space="preserve">      from RAW.MAXIMUS_TRAVEL_V2.NONHLTH_TRV_CLM_VW_DATA_CLAIM_DETAILS_CLAIM_RISK_PARTY</w:t>
+              <w:t xml:space="preserve">      from RAW.MAXIMUS_TRAVEL.NONHLTH_TRV_CLM_VW_DATA_CLAIM_DETAILS_CLAIM_RISK_PARTY</w:t>
               <w:br/>
               <w:t xml:space="preserve">     where MD5_BINARY(NULLIF(UPPER(TRIM(CAST('HUB_CLAIM|' || (nullif(trim(case when coalesce(nullif(trim(w0_claimno),''), nullif(trim("FOREIGN_KEY"),'')) is not null then coalesce(nullif(trim(w0_claimno), ''), nullif(trim("FOREIGN_KEY"), '')) end),'')) AS VARCHAR))), '')) is not null</w:t>
               <w:br/>
@@ -1686,9 +1683,9 @@
               </w:rPr>
               <w:t xml:space="preserve">with src as (</w:t>
               <w:br/>
-              <w:t xml:space="preserve">    -- via lnkfeed_mtv2_claim_party &lt;- stg2_mtv2__clm_clmd_clmap_pv</w:t>
-              <w:br/>
-              <w:t xml:space="preserve">    select 'lnkfeed_mtv2_claim_party &lt;- stg2_mtv2__clm_clmd_clmap_pv' as src_feed,</w:t>
+              <w:t xml:space="preserve">    -- via lnkfeed_mt_claim_party &lt;- stg2_mt__clm_clmd_clmap_pv</w:t>
+              <w:br/>
+              <w:t xml:space="preserve">    select 'lnkfeed_mt_claim_party &lt;- stg2_mt__clm_clmd_clmap_pv' as src_feed,</w:t>
               <w:br/>
               <w:t xml:space="preserve">           MD5_BINARY(NULLIF(UPPER(TRIM(CAST('LNK_CLAIM_PARTY|' || (coalesce(nullif(trim(case when coalesce(nullif(trim((nullif(trim(to_varchar("CLAIMNO")), ''))),''), nullif(trim(w0_claimno),''), nullif(trim("FOREIGN_KEY"),'')) is not null then coalesce(nullif(trim((nullif(trim(to_varchar("CLAIMNO")), ''))), ''), nullif(trim(w0_claimno), ''), nullif(trim("FOREIGN_KEY"), '')) end),''),'') || '|' || coalesce(nullif(trim(case when coalesce(nullif(trim((nullif(trim(to_varchar("CLAIM_COURT_PARTY_CODE")), ''))),'')) is not null then nullif(trim((nullif(trim(to_varchar("CLAIM_COURT_PARTY_CODE")), ''))), '') end),''),'')) AS VARCHAR))), '')) as link_hkey,</w:t>
               <w:br/>
@@ -1696,7 +1693,7 @@
               <w:br/>
               <w:t xml:space="preserve">           MD5_BINARY(NULLIF(UPPER(TRIM(CAST('HUB_PARTY|' || (nullif(trim(case when coalesce(nullif(trim((nullif(trim(to_varchar("CLAIM_COURT_PARTY_CODE")), ''))),'')) is not null then nullif(trim((nullif(trim(to_varchar("CLAIM_COURT_PARTY_CODE")), ''))), '') end),'')) AS VARCHAR))), '')) as PARTY_HKEY</w:t>
               <w:br/>
-              <w:t xml:space="preserve">      from RAW.MAXIMUS_TRAVEL_V2.NONHLTH_TRV_CLM_VW_DATA_CLAIM_DETAILS_CLAIM_ATTRIBUTE_PROPERTIES_PIVOT_VW</w:t>
+              <w:t xml:space="preserve">      from RAW.MAXIMUS_TRAVEL.NONHLTH_TRV_CLM_VW_DATA_CLAIM_DETAILS_CLAIM_ATTRIBUTE_PROPERTIES_PIVOT_VW</w:t>
               <w:br/>
               <w:t xml:space="preserve">     where MD5_BINARY(NULLIF(UPPER(TRIM(CAST('HUB_CLAIM|' || (nullif(trim(case when coalesce(nullif(trim((nullif(trim(to_varchar("CLAIMNO")), ''))),''), nullif(trim(w0_claimno),''), nullif(trim("FOREIGN_KEY"),'')) is not null then coalesce(nullif(trim((nullif(trim(to_varchar("CLAIMNO")), ''))), ''), nullif(trim(w0_claimno), ''), nullif(trim("FOREIGN_KEY"), '')) end),'')) AS VARCHAR))), '')) is not null</w:t>
               <w:br/>
@@ -1706,9 +1703,9 @@
               <w:br/>
               <w:t xml:space="preserve">    union all</w:t>
               <w:br/>
-              <w:t xml:space="preserve">    -- via lnkfeed_mtv2_claim_party &lt;- stg2_mtv2__clm_clmd_clmrsk_rska_msp_msd_prop_pv</w:t>
-              <w:br/>
-              <w:t xml:space="preserve">    select 'lnkfeed_mtv2_claim_party &lt;- stg2_mtv2__clm_clmd_clmrsk_rska_msp_msd_prop_pv' as src_feed,</w:t>
+              <w:t xml:space="preserve">    -- via lnkfeed_mt_claim_party &lt;- stg2_mt__clm_clmd_clmrsk_rska_msp_msd_prop_pv</w:t>
+              <w:br/>
+              <w:t xml:space="preserve">    select 'lnkfeed_mt_claim_party &lt;- stg2_mt__clm_clmd_clmrsk_rska_msp_msd_prop_pv' as src_feed,</w:t>
               <w:br/>
               <w:t xml:space="preserve">           MD5_BINARY(NULLIF(UPPER(TRIM(CAST('LNK_CLAIM_PARTY|' || (coalesce(nullif(trim(case when coalesce(nullif(trim(w0_claimno),''), nullif(trim("FOREIGN_KEY"),'')) is not null then coalesce(nullif(trim(w0_claimno), ''), nullif(trim("FOREIGN_KEY"), '')) end),''),'') || '|' || coalesce(nullif(trim(case when coalesce(nullif(trim((nullif(trim(to_varchar("CLAIMANT_PARTY_CODE")), ''))),'')) is not null then nullif(trim((nullif(trim(to_varchar("CLAIMANT_PARTY_CODE")), ''))), '') end),''),'')) AS VARCHAR))), '')) as link_hkey,</w:t>
               <w:br/>
@@ -1716,7 +1713,7 @@
               <w:br/>
               <w:t xml:space="preserve">           MD5_BINARY(NULLIF(UPPER(TRIM(CAST('HUB_PARTY|' || (nullif(trim(case when coalesce(nullif(trim((nullif(trim(to_varchar("CLAIMANT_PARTY_CODE")), ''))),'')) is not null then nullif(trim((nullif(trim(to_varchar("CLAIMANT_PARTY_CODE")), ''))), '') end),'')) AS VARCHAR))), '')) as PARTY_HKEY</w:t>
               <w:br/>
-              <w:t xml:space="preserve">      from RAW.MAXIMUS_TRAVEL_V2.NONHLTH_TRV_CLM_VW_DATA_CLAIM_DETAILS_CLAIM_RISK_RISK_ATTRIBUTE_MULTI_SET_PROPERTY_MULTI_SET_DETAIL_PROPERTY_PIVOT_VW</w:t>
+              <w:t xml:space="preserve">      from RAW.MAXIMUS_TRAVEL.NONHLTH_TRV_CLM_VW_DATA_CLAIM_DETAILS_CLAIM_RISK_RISK_ATTRIBUTE_MULTI_SET_PROPERTY_MULTI_SET_DETAIL_PROPERTY_PIVOT_VW</w:t>
               <w:br/>
               <w:t xml:space="preserve">     where MD5_BINARY(NULLIF(UPPER(TRIM(CAST('HUB_CLAIM|' || (nullif(trim(case when coalesce(nullif(trim(w0_claimno),''), nullif(trim("FOREIGN_KEY"),'')) is not null then coalesce(nullif(trim(w0_claimno), ''), nullif(trim("FOREIGN_KEY"), '')) end),'')) AS VARCHAR))), '')) is not null</w:t>
               <w:br/>
@@ -1726,9 +1723,9 @@
               <w:br/>
               <w:t xml:space="preserve">    union all</w:t>
               <w:br/>
-              <w:t xml:space="preserve">    -- via lnkfeed_mtv2_claim_party &lt;- stg2_mtv2__clm_clmd_clmrsk_rska_msp_msd_prop_pv</w:t>
-              <w:br/>
-              <w:t xml:space="preserve">    select 'lnkfeed_mtv2_claim_party &lt;- stg2_mtv2__clm_clmd_clmrsk_rska_msp_msd_prop_pv' as src_feed,</w:t>
+              <w:t xml:space="preserve">    -- via lnkfeed_mt_claim_party &lt;- stg2_mt__clm_clmd_clmrsk_rska_msp_msd_prop_pv</w:t>
+              <w:br/>
+              <w:t xml:space="preserve">    select 'lnkfeed_mt_claim_party &lt;- stg2_mt__clm_clmd_clmrsk_rska_msp_msd_prop_pv' as src_feed,</w:t>
               <w:br/>
               <w:t xml:space="preserve">           MD5_BINARY(NULLIF(UPPER(TRIM(CAST('LNK_CLAIM_PARTY|' || (coalesce(nullif(trim(case when coalesce(nullif(trim(w0_claimno),''), nullif(trim("FOREIGN_KEY"),'')) is not null then coalesce(nullif(trim(w0_claimno), ''), nullif(trim("FOREIGN_KEY"), '')) end),''),'') || '|' || coalesce(nullif(trim(case when coalesce(nullif(trim((nullif(trim(to_varchar("PARTY_NAME_CODE")), ''))),'')) is not null then nullif(trim((nullif(trim(to_varchar("PARTY_NAME_CODE")), ''))), '') end),''),'')) AS VARCHAR))), '')) as link_hkey,</w:t>
               <w:br/>
@@ -1736,7 +1733,7 @@
               <w:br/>
               <w:t xml:space="preserve">           MD5_BINARY(NULLIF(UPPER(TRIM(CAST('HUB_PARTY|' || (nullif(trim(case when coalesce(nullif(trim((nullif(trim(to_varchar("PARTY_NAME_CODE")), ''))),'')) is not null then nullif(trim((nullif(trim(to_varchar("PARTY_NAME_CODE")), ''))), '') end),'')) AS VARCHAR))), '')) as PARTY_HKEY</w:t>
               <w:br/>
-              <w:t xml:space="preserve">      from RAW.MAXIMUS_TRAVEL_V2.NONHLTH_TRV_CLM_VW_DATA_CLAIM_DETAILS_CLAIM_RISK_RISK_ATTRIBUTE_MULTI_SET_PROPERTY_MULTI_SET_DETAIL_PROPERTY_PIVOT_VW</w:t>
+              <w:t xml:space="preserve">      from RAW.MAXIMUS_TRAVEL.NONHLTH_TRV_CLM_VW_DATA_CLAIM_DETAILS_CLAIM_RISK_RISK_ATTRIBUTE_MULTI_SET_PROPERTY_MULTI_SET_DETAIL_PROPERTY_PIVOT_VW</w:t>
               <w:br/>
               <w:t xml:space="preserve">     where MD5_BINARY(NULLIF(UPPER(TRIM(CAST('HUB_CLAIM|' || (nullif(trim(case when coalesce(nullif(trim(w0_claimno),''), nullif(trim("FOREIGN_KEY"),'')) is not null then coalesce(nullif(trim(w0_claimno), ''), nullif(trim("FOREIGN_KEY"), '')) end),'')) AS VARCHAR))), '')) is not null</w:t>
               <w:br/>
@@ -1746,9 +1743,9 @@
               <w:br/>
               <w:t xml:space="preserve">    union all</w:t>
               <w:br/>
-              <w:t xml:space="preserve">    -- via lnkfeed_mtv2_claim_party &lt;- stg2_mtv2__clm_clmd_clmrsk_rska_msp_msd_prop_pv</w:t>
-              <w:br/>
-              <w:t xml:space="preserve">    select 'lnkfeed_mtv2_claim_party &lt;- stg2_mtv2__clm_clmd_clmrsk_rska_msp_msd_prop_pv' as src_feed,</w:t>
+              <w:t xml:space="preserve">    -- via lnkfeed_mt_claim_party &lt;- stg2_mt__clm_clmd_clmrsk_rska_msp_msd_prop_pv</w:t>
+              <w:br/>
+              <w:t xml:space="preserve">    select 'lnkfeed_mt_claim_party &lt;- stg2_mt__clm_clmd_clmrsk_rska_msp_msd_prop_pv' as src_feed,</w:t>
               <w:br/>
               <w:t xml:space="preserve">           MD5_BINARY(NULLIF(UPPER(TRIM(CAST('LNK_CLAIM_PARTY|' || (coalesce(nullif(trim(case when coalesce(nullif(trim(w0_claimno),''), nullif(trim("FOREIGN_KEY"),'')) is not null then coalesce(nullif(trim(w0_claimno), ''), nullif(trim("FOREIGN_KEY"), '')) end),''),'') || '|' || coalesce(nullif(trim(case when coalesce(nullif(trim((nullif(trim(to_varchar("PAYEE_CODE")), ''))),'')) is not null then nullif(trim((nullif(trim(to_varchar("PAYEE_CODE")), ''))), '') end),''),'')) AS VARCHAR))), '')) as link_hkey,</w:t>
               <w:br/>
@@ -1756,7 +1753,7 @@
               <w:br/>
               <w:t xml:space="preserve">           MD5_BINARY(NULLIF(UPPER(TRIM(CAST('HUB_PARTY|' || (nullif(trim(case when coalesce(nullif(trim((nullif(trim(to_varchar("PAYEE_CODE")), ''))),'')) is not null then nullif(trim((nullif(trim(to_varchar("PAYEE_CODE")), ''))), '') end),'')) AS VARCHAR))), '')) as PARTY_HKEY</w:t>
               <w:br/>
-              <w:t xml:space="preserve">      from RAW.MAXIMUS_TRAVEL_V2.NONHLTH_TRV_CLM_VW_DATA_CLAIM_DETAILS_CLAIM_RISK_RISK_ATTRIBUTE_MULTI_SET_PROPERTY_MULTI_SET_DETAIL_PROPERTY_PIVOT_VW</w:t>
+              <w:t xml:space="preserve">      from RAW.MAXIMUS_TRAVEL.NONHLTH_TRV_CLM_VW_DATA_CLAIM_DETAILS_CLAIM_RISK_RISK_ATTRIBUTE_MULTI_SET_PROPERTY_MULTI_SET_DETAIL_PROPERTY_PIVOT_VW</w:t>
               <w:br/>
               <w:t xml:space="preserve">     where MD5_BINARY(NULLIF(UPPER(TRIM(CAST('HUB_CLAIM|' || (nullif(trim(case when coalesce(nullif(trim(w0_claimno),''), nullif(trim("FOREIGN_KEY"),'')) is not null then coalesce(nullif(trim(w0_claimno), ''), nullif(trim("FOREIGN_KEY"), '')) end),'')) AS VARCHAR))), '')) is not null</w:t>
               <w:br/>
@@ -1766,9 +1763,9 @@
               <w:br/>
               <w:t xml:space="preserve">    union all</w:t>
               <w:br/>
-              <w:t xml:space="preserve">    -- via lnkfeed_mtv2_claim_party &lt;- stg2_mtv2__clm_clmd_clmrsk_rska_msp_msd_prop_pv</w:t>
-              <w:br/>
-              <w:t xml:space="preserve">    select 'lnkfeed_mtv2_claim_party &lt;- stg2_mtv2__clm_clmd_clmrsk_rska_msp_msd_prop_pv' as src_feed,</w:t>
+              <w:t xml:space="preserve">    -- via lnkfeed_mt_claim_party &lt;- stg2_mt__clm_clmd_clmrsk_rska_msp_msd_prop_pv</w:t>
+              <w:br/>
+              <w:t xml:space="preserve">    select 'lnkfeed_mt_claim_party &lt;- stg2_mt__clm_clmd_clmrsk_rska_msp_msd_prop_pv' as src_feed,</w:t>
               <w:br/>
               <w:t xml:space="preserve">           MD5_BINARY(NULLIF(UPPER(TRIM(CAST('LNK_CLAIM_PARTY|' || (coalesce(nullif(trim(case when coalesce(nullif(trim(w0_claimno),''), nullif(trim("FOREIGN_KEY"),'')) is not null then coalesce(nullif(trim(w0_claimno), ''), nullif(trim("FOREIGN_KEY"), '')) end),''),'') || '|' || coalesce(nullif(trim(case when coalesce(nullif(trim((nullif(trim(to_varchar("EXPENSE_PAYEE_PARTY_CODE")), ''))),'')) is not null then nullif(trim((nullif(trim(to_varchar("EXPENSE_PAYEE_PARTY_CODE")), ''))), '') end),''),'')) AS VARCHAR))), '')) as link_hkey,</w:t>
               <w:br/>
@@ -1776,7 +1773,7 @@
               <w:br/>
               <w:t xml:space="preserve">           MD5_BINARY(NULLIF(UPPER(TRIM(CAST('HUB_PARTY|' || (nullif(trim(case when coalesce(nullif(trim((nullif(trim(to_varchar("EXPENSE_PAYEE_PARTY_CODE")), ''))),'')) is not null then nullif(trim((nullif(trim(to_varchar("EXPENSE_PAYEE_PARTY_CODE")), ''))), '') end),'')) AS VARCHAR))), '')) as PARTY_HKEY</w:t>
               <w:br/>
-              <w:t xml:space="preserve">      from RAW.MAXIMUS_TRAVEL_V2.NONHLTH_TRV_CLM_VW_DATA_CLAIM_DETAILS_CLAIM_RISK_RISK_ATTRIBUTE_MULTI_SET_PROPERTY_MULTI_SET_DETAIL_PROPERTY_PIVOT_VW</w:t>
+              <w:t xml:space="preserve">      from RAW.MAXIMUS_TRAVEL.NONHLTH_TRV_CLM_VW_DATA_CLAIM_DETAILS_CLAIM_RISK_RISK_ATTRIBUTE_MULTI_SET_PROPERTY_MULTI_SET_DETAIL_PROPERTY_PIVOT_VW</w:t>
               <w:br/>
               <w:t xml:space="preserve">     where MD5_BINARY(NULLIF(UPPER(TRIM(CAST('HUB_CLAIM|' || (nullif(trim(case when coalesce(nullif(trim(w0_claimno),''), nullif(trim("FOREIGN_KEY"),'')) is not null then coalesce(nullif(trim(w0_claimno), ''), nullif(trim("FOREIGN_KEY"), '')) end),'')) AS VARCHAR))), '')) is not null</w:t>
               <w:br/>
@@ -1786,9 +1783,9 @@
               <w:br/>
               <w:t xml:space="preserve">    union all</w:t>
               <w:br/>
-              <w:t xml:space="preserve">    -- via lnkfeed_mtv2_claim_party &lt;- stg2_mtv2__clm_clmd_clmrsk_rska_msp_msd_prop_pv</w:t>
-              <w:br/>
-              <w:t xml:space="preserve">    select 'lnkfeed_mtv2_claim_party &lt;- stg2_mtv2__clm_clmd_clmrsk_rska_msp_msd_prop_pv' as src_feed,</w:t>
+              <w:t xml:space="preserve">    -- via lnkfeed_mt_claim_party &lt;- stg2_mt__clm_clmd_clmrsk_rska_msp_msd_prop_pv</w:t>
+              <w:br/>
+              <w:t xml:space="preserve">    select 'lnkfeed_mt_claim_party &lt;- stg2_mt__clm_clmd_clmrsk_rska_msp_msd_prop_pv' as src_feed,</w:t>
               <w:br/>
               <w:t xml:space="preserve">           MD5_BINARY(NULLIF(UPPER(TRIM(CAST('LNK_CLAIM_PARTY|' || (coalesce(nullif(trim(case when coalesce(nullif(trim(w0_claimno),''), nullif(trim("FOREIGN_KEY"),'')) is not null then coalesce(nullif(trim(w0_claimno), ''), nullif(trim("FOREIGN_KEY"), '')) end),''),'') || '|' || coalesce(nullif(trim(case when coalesce(nullif(trim((nullif(trim(to_varchar("TDS_CLAIMANT_PARTY_CODE")), ''))),'')) is not null then nullif(trim((nullif(trim(to_varchar("TDS_CLAIMANT_PARTY_CODE")), ''))), '') end),''),'')) AS VARCHAR))), '')) as link_hkey,</w:t>
               <w:br/>
@@ -1796,7 +1793,7 @@
               <w:br/>
               <w:t xml:space="preserve">           MD5_BINARY(NULLIF(UPPER(TRIM(CAST('HUB_PARTY|' || (nullif(trim(case when coalesce(nullif(trim((nullif(trim(to_varchar("TDS_CLAIMANT_PARTY_CODE")), ''))),'')) is not null then nullif(trim((nullif(trim(to_varchar("TDS_CLAIMANT_PARTY_CODE")), ''))), '') end),'')) AS VARCHAR))), '')) as PARTY_HKEY</w:t>
               <w:br/>
-              <w:t xml:space="preserve">      from RAW.MAXIMUS_TRAVEL_V2.NONHLTH_TRV_CLM_VW_DATA_CLAIM_DETAILS_CLAIM_RISK_RISK_ATTRIBUTE_MULTI_SET_PROPERTY_MULTI_SET_DETAIL_PROPERTY_PIVOT_VW</w:t>
+              <w:t xml:space="preserve">      from RAW.MAXIMUS_TRAVEL.NONHLTH_TRV_CLM_VW_DATA_CLAIM_DETAILS_CLAIM_RISK_RISK_ATTRIBUTE_MULTI_SET_PROPERTY_MULTI_SET_DETAIL_PROPERTY_PIVOT_VW</w:t>
               <w:br/>
               <w:t xml:space="preserve">     where MD5_BINARY(NULLIF(UPPER(TRIM(CAST('HUB_CLAIM|' || (nullif(trim(case when coalesce(nullif(trim(w0_claimno),''), nullif(trim("FOREIGN_KEY"),'')) is not null then coalesce(nullif(trim(w0_claimno), ''), nullif(trim("FOREIGN_KEY"), '')) end),'')) AS VARCHAR))), '')) is not null</w:t>
               <w:br/>
@@ -1806,9 +1803,9 @@
               <w:br/>
               <w:t xml:space="preserve">    union all</w:t>
               <w:br/>
-              <w:t xml:space="preserve">    -- via lnkfeed_mtv2_claim_party &lt;- stg2_mtv2__clm_clmd_clmpay</w:t>
-              <w:br/>
-              <w:t xml:space="preserve">    select 'lnkfeed_mtv2_claim_party &lt;- stg2_mtv2__clm_clmd_clmpay' as src_feed,</w:t>
+              <w:t xml:space="preserve">    -- via lnkfeed_mt_claim_party &lt;- stg2_mt__clm_clmd_clmpay</w:t>
+              <w:br/>
+              <w:t xml:space="preserve">    select 'lnkfeed_mt_claim_party &lt;- stg2_mt__clm_clmd_clmpay' as src_feed,</w:t>
               <w:br/>
               <w:t xml:space="preserve">           MD5_BINARY(NULLIF(UPPER(TRIM(CAST('LNK_CLAIM_PARTY|' || (coalesce(nullif(trim(case when coalesce(nullif(trim(w0_claimno),''), nullif(trim("FOREIGN_KEY"),'')) is not null then coalesce(nullif(trim(w0_claimno), ''), nullif(trim("FOREIGN_KEY"), '')) end),''),'') || '|' || coalesce(nullif(trim(case when coalesce(nullif(trim((nullif(trim(to_varchar("PAYMENTPARTYCODE")), ''))),'')) is not null then nullif(trim((nullif(trim(to_varchar("PAYMENTPARTYCODE")), ''))), '') end),''),'')) AS VARCHAR))), '')) as link_hkey,</w:t>
               <w:br/>
@@ -1816,7 +1813,7 @@
               <w:br/>
               <w:t xml:space="preserve">           MD5_BINARY(NULLIF(UPPER(TRIM(CAST('HUB_PARTY|' || (nullif(trim(case when coalesce(nullif(trim((nullif(trim(to_varchar("PAYMENTPARTYCODE")), ''))),'')) is not null then nullif(trim((nullif(trim(to_varchar("PAYMENTPARTYCODE")), ''))), '') end),'')) AS VARCHAR))), '')) as PARTY_HKEY</w:t>
               <w:br/>
-              <w:t xml:space="preserve">      from RAW.MAXIMUS_TRAVEL_V2.NONHLTH_TRV_CLM_VW_DATA_CLAIM_DETAILS_CLAIM_PAYMENT</w:t>
+              <w:t xml:space="preserve">      from RAW.MAXIMUS_TRAVEL.NONHLTH_TRV_CLM_VW_DATA_CLAIM_DETAILS_CLAIM_PAYMENT</w:t>
               <w:br/>
               <w:t xml:space="preserve">     where MD5_BINARY(NULLIF(UPPER(TRIM(CAST('HUB_CLAIM|' || (nullif(trim(case when coalesce(nullif(trim(w0_claimno),''), nullif(trim("FOREIGN_KEY"),'')) is not null then coalesce(nullif(trim(w0_claimno), ''), nullif(trim("FOREIGN_KEY"), '')) end),'')) AS VARCHAR))), '')) is not null</w:t>
               <w:br/>
@@ -1826,9 +1823,9 @@
               <w:br/>
               <w:t xml:space="preserve">    union all</w:t>
               <w:br/>
-              <w:t xml:space="preserve">    -- via lnkfeed_mtv2_claim_party &lt;- stg2_mtv2__clm_clmd_claim_reserve</w:t>
-              <w:br/>
-              <w:t xml:space="preserve">    select 'lnkfeed_mtv2_claim_party &lt;- stg2_mtv2__clm_clmd_claim_reserve' as src_feed,</w:t>
+              <w:t xml:space="preserve">    -- via lnkfeed_mt_claim_party &lt;- stg2_mt__clm_clmd_claim_reserve</w:t>
+              <w:br/>
+              <w:t xml:space="preserve">    select 'lnkfeed_mt_claim_party &lt;- stg2_mt__clm_clmd_claim_reserve' as src_feed,</w:t>
               <w:br/>
               <w:t xml:space="preserve">           MD5_BINARY(NULLIF(UPPER(TRIM(CAST('LNK_CLAIM_PARTY|' || (coalesce(nullif(trim(case when coalesce(nullif(trim(w1_claimno),''), nullif(trim("FOREIGN_KEY"),'')) is not null then coalesce(nullif(trim(w1_claimno), ''), nullif(trim("FOREIGN_KEY"), '')) end),''),'') || '|' || coalesce(nullif(trim(case when coalesce(nullif(trim((nullif(trim(to_varchar("RESERVPARTY")), ''))),'')) is not null then nullif(trim((nullif(trim(to_varchar("RESERVPARTY")), ''))), '') end),''),'')) AS VARCHAR))), '')) as link_hkey,</w:t>
               <w:br/>
@@ -1836,7 +1833,7 @@
               <w:br/>
               <w:t xml:space="preserve">           MD5_BINARY(NULLIF(UPPER(TRIM(CAST('HUB_PARTY|' || (nullif(trim(case when coalesce(nullif(trim((nullif(trim(to_varchar("RESERVPARTY")), ''))),'')) is not null then nullif(trim((nullif(trim(to_varchar("RESERVPARTY")), ''))), '') end),'')) AS VARCHAR))), '')) as PARTY_HKEY</w:t>
               <w:br/>
-              <w:t xml:space="preserve">      from RAW.MAXIMUS_TRAVEL_V2.NONHLTH_TRV_CLM_VW_DATA_CLAIM_DETAILS_CLAIM_RESERVE</w:t>
+              <w:t xml:space="preserve">      from RAW.MAXIMUS_TRAVEL.NONHLTH_TRV_CLM_VW_DATA_CLAIM_DETAILS_CLAIM_RESERVE</w:t>
               <w:br/>
               <w:t xml:space="preserve">     where MD5_BINARY(NULLIF(UPPER(TRIM(CAST('HUB_CLAIM|' || (nullif(trim(case when coalesce(nullif(trim(w1_claimno),''), nullif(trim("FOREIGN_KEY"),'')) is not null then coalesce(nullif(trim(w1_claimno), ''), nullif(trim("FOREIGN_KEY"), '')) end),'')) AS VARCHAR))), '')) is not null</w:t>
               <w:br/>
@@ -1846,9 +1843,9 @@
               <w:br/>
               <w:t xml:space="preserve">    union all</w:t>
               <w:br/>
-              <w:t xml:space="preserve">    -- via lnkfeed_mtv2_claim_party &lt;- stg2_mtv2__clm_clmd_clmpty</w:t>
-              <w:br/>
-              <w:t xml:space="preserve">    select 'lnkfeed_mtv2_claim_party &lt;- stg2_mtv2__clm_clmd_clmpty' as src_feed,</w:t>
+              <w:t xml:space="preserve">    -- via lnkfeed_mt_claim_party &lt;- stg2_mt__clm_clmd_clmpty</w:t>
+              <w:br/>
+              <w:t xml:space="preserve">    select 'lnkfeed_mt_claim_party &lt;- stg2_mt__clm_clmd_clmpty' as src_feed,</w:t>
               <w:br/>
               <w:t xml:space="preserve">           MD5_BINARY(NULLIF(UPPER(TRIM(CAST('LNK_CLAIM_PARTY|' || (coalesce(nullif(trim(case when coalesce(nullif(trim(w0_claimno),''), nullif(trim("FOREIGN_KEY"),'')) is not null then coalesce(nullif(trim(w0_claimno), ''), nullif(trim("FOREIGN_KEY"), '')) end),''),'') || '|' || coalesce(nullif(trim(case when coalesce(nullif(trim((nullif(trim(to_varchar("PARTYCODE")), ''))),'')) is not null then nullif(trim((nullif(trim(to_varchar("PARTYCODE")), ''))), '') end),''),'')) AS VARCHAR))), '')) as link_hkey,</w:t>
               <w:br/>
@@ -1856,7 +1853,7 @@
               <w:br/>
               <w:t xml:space="preserve">           MD5_BINARY(NULLIF(UPPER(TRIM(CAST('HUB_PARTY|' || (nullif(trim(case when coalesce(nullif(trim((nullif(trim(to_varchar("PARTYCODE")), ''))),'')) is not null then nullif(trim((nullif(trim(to_varchar("PARTYCODE")), ''))), '') end),'')) AS VARCHAR))), '')) as PARTY_HKEY</w:t>
               <w:br/>
-              <w:t xml:space="preserve">      from RAW.MAXIMUS_TRAVEL_V2.NONHLTH_TRV_CLM_VW_DATA_CLAIM_DETAILS_CLAIM_PARTY</w:t>
+              <w:t xml:space="preserve">      from RAW.MAXIMUS_TRAVEL.NONHLTH_TRV_CLM_VW_DATA_CLAIM_DETAILS_CLAIM_PARTY</w:t>
               <w:br/>
               <w:t xml:space="preserve">     where MD5_BINARY(NULLIF(UPPER(TRIM(CAST('HUB_CLAIM|' || (nullif(trim(case when coalesce(nullif(trim(w0_claimno),''), nullif(trim("FOREIGN_KEY"),'')) is not null then coalesce(nullif(trim(w0_claimno), ''), nullif(trim("FOREIGN_KEY"), '')) end),'')) AS VARCHAR))), '')) is not null</w:t>
               <w:br/>
@@ -1866,9 +1863,9 @@
               <w:br/>
               <w:t xml:space="preserve">    union all</w:t>
               <w:br/>
-              <w:t xml:space="preserve">    -- via lnkfeed_mtv2_claim_party &lt;- stg2_mtv2__clm_clmd_clmrsk_party</w:t>
-              <w:br/>
-              <w:t xml:space="preserve">    select 'lnkfeed_mtv2_claim_party &lt;- stg2_mtv2__clm_clmd_clmrsk_party' as src_feed,</w:t>
+              <w:t xml:space="preserve">    -- via lnkfeed_mt_claim_party &lt;- stg2_mt__clm_clmd_clmrsk_party</w:t>
+              <w:br/>
+              <w:t xml:space="preserve">    select 'lnkfeed_mt_claim_party &lt;- stg2_mt__clm_clmd_clmrsk_party' as src_feed,</w:t>
               <w:br/>
               <w:t xml:space="preserve">           MD5_BINARY(NULLIF(UPPER(TRIM(CAST('LNK_CLAIM_PARTY|' || (coalesce(nullif(trim(case when coalesce(nullif(trim(w0_claimno),''), nullif(trim("FOREIGN_KEY"),'')) is not null then coalesce(nullif(trim(w0_claimno), ''), nullif(trim("FOREIGN_KEY"), '')) end),''),'') || '|' || coalesce(nullif(trim(case when coalesce(nullif(trim((nullif(trim(to_varchar("PARTYCODE")), ''))),'')) is not null then nullif(trim((nullif(trim(to_varchar("PARTYCODE")), ''))), '') end),''),'')) AS VARCHAR))), '')) as link_hkey,</w:t>
               <w:br/>
@@ -1876,7 +1873,7 @@
               <w:br/>
               <w:t xml:space="preserve">           MD5_BINARY(NULLIF(UPPER(TRIM(CAST('HUB_PARTY|' || (nullif(trim(case when coalesce(nullif(trim((nullif(trim(to_varchar("PARTYCODE")), ''))),'')) is not null then nullif(trim((nullif(trim(to_varchar("PARTYCODE")), ''))), '') end),'')) AS VARCHAR))), '')) as PARTY_HKEY</w:t>
               <w:br/>
-              <w:t xml:space="preserve">      from RAW.MAXIMUS_TRAVEL_V2.NONHLTH_TRV_CLM_VW_DATA_CLAIM_DETAILS_CLAIM_RISK_PARTY</w:t>
+              <w:t xml:space="preserve">      from RAW.MAXIMUS_TRAVEL.NONHLTH_TRV_CLM_VW_DATA_CLAIM_DETAILS_CLAIM_RISK_PARTY</w:t>
               <w:br/>
               <w:t xml:space="preserve">     where MD5_BINARY(NULLIF(UPPER(TRIM(CAST('HUB_CLAIM|' || (nullif(trim(case when coalesce(nullif(trim(w0_claimno),''), nullif(trim("FOREIGN_KEY"),'')) is not null then coalesce(nullif(trim(w0_claimno), ''), nullif(trim("FOREIGN_KEY"), '')) end),'')) AS VARCHAR))), '')) is not null</w:t>
               <w:br/>
@@ -1956,9 +1953,6 @@
       </w:pPr>
       <w:r>
         <w:t xml:space="preserve">2. MAXIMUS — LINK_CLAIM_PARTY -- (b) orphan links (link FK -&gt; hub)</w:t>
-      </w:r>
-      <w:r>
-        <w:t xml:space="preserve">  [M1]</w:t>
       </w:r>
     </w:p>
     <w:tbl>
@@ -2280,9 +2274,6 @@
       <w:r>
         <w:t xml:space="preserve">3. MAXIMUS — LINK_CLAIM_PARTY -- (c) unexpected links (link -&gt; RAW)</w:t>
       </w:r>
-      <w:r>
-        <w:t xml:space="preserve">  [M1]</w:t>
-      </w:r>
     </w:p>
     <w:tbl>
       <w:tblPr>
@@ -2506,7 +2497,7 @@
               </w:rPr>
               <w:t xml:space="preserve">with src as (</w:t>
               <w:br/>
-              <w:t xml:space="preserve">    -- via lnkfeed_mtv2_claim_party &lt;- stg2_mtv2__clm_clmd_clmap_pv</w:t>
+              <w:t xml:space="preserve">    -- via lnkfeed_mt_claim_party &lt;- stg2_mt__clm_clmd_clmap_pv</w:t>
               <w:br/>
               <w:t xml:space="preserve">    select MD5_BINARY(NULLIF(UPPER(TRIM(CAST('LNK_CLAIM_PARTY|' || (coalesce(nullif(trim(case when coalesce(nullif(trim((nullif(trim(to_varchar("CLAIMNO")), ''))),''), nullif(trim(w0_claimno),''), nullif(trim("FOREIGN_KEY"),'')) is not null then coalesce(nullif(trim((nullif(trim(to_varchar("CLAIMNO")), ''))), ''), nullif(trim(w0_claimno), ''), nullif(trim("FOREIGN_KEY"), '')) end),''),'') || '|' || coalesce(nullif(trim(case when coalesce(nullif(trim((nullif(trim(to_varchar("CLAIM_COURT_PARTY_CODE")), ''))),'')) is not null then nullif(trim((nullif(trim(to_varchar("CLAIM_COURT_PARTY_CODE")), ''))), '') end),''),'')) AS VARCHAR))), '')) as link_hkey,</w:t>
               <w:br/>
@@ -2514,7 +2505,7 @@
               <w:br/>
               <w:t xml:space="preserve">           MD5_BINARY(NULLIF(UPPER(TRIM(CAST('HUB_PARTY|' || (nullif(trim(case when coalesce(nullif(trim((nullif(trim(to_varchar("CLAIM_COURT_PARTY_CODE")), ''))),'')) is not null then nullif(trim((nullif(trim(to_varchar("CLAIM_COURT_PARTY_CODE")), ''))), '') end),'')) AS VARCHAR))), '')) as PARTY_HKEY</w:t>
               <w:br/>
-              <w:t xml:space="preserve">      from RAW.MAXIMUS_TRAVEL_V2.NONHLTH_TRV_CLM_VW_DATA_CLAIM_DETAILS_CLAIM_ATTRIBUTE_PROPERTIES_PIVOT_VW</w:t>
+              <w:t xml:space="preserve">      from RAW.MAXIMUS_TRAVEL.NONHLTH_TRV_CLM_VW_DATA_CLAIM_DETAILS_CLAIM_ATTRIBUTE_PROPERTIES_PIVOT_VW</w:t>
               <w:br/>
               <w:t xml:space="preserve">     where MD5_BINARY(NULLIF(UPPER(TRIM(CAST('HUB_CLAIM|' || (nullif(trim(case when coalesce(nullif(trim((nullif(trim(to_varchar("CLAIMNO")), ''))),''), nullif(trim(w0_claimno),''), nullif(trim("FOREIGN_KEY"),'')) is not null then coalesce(nullif(trim((nullif(trim(to_varchar("CLAIMNO")), ''))), ''), nullif(trim(w0_claimno), ''), nullif(trim("FOREIGN_KEY"), '')) end),'')) AS VARCHAR))), '')) is not null</w:t>
               <w:br/>
@@ -2524,7 +2515,7 @@
               <w:br/>
               <w:t xml:space="preserve">    union all</w:t>
               <w:br/>
-              <w:t xml:space="preserve">    -- via lnkfeed_mtv2_claim_party &lt;- stg2_mtv2__clm_clmd_clmrsk_rska_msp_msd_prop_pv</w:t>
+              <w:t xml:space="preserve">    -- via lnkfeed_mt_claim_party &lt;- stg2_mt__clm_clmd_clmrsk_rska_msp_msd_prop_pv</w:t>
               <w:br/>
               <w:t xml:space="preserve">    select MD5_BINARY(NULLIF(UPPER(TRIM(CAST('LNK_CLAIM_PARTY|' || (coalesce(nullif(trim(case when coalesce(nullif(trim(w0_claimno),''), nullif(trim("FOREIGN_KEY"),'')) is not null then coalesce(nullif(trim(w0_claimno), ''), nullif(trim("FOREIGN_KEY"), '')) end),''),'') || '|' || coalesce(nullif(trim(case when coalesce(nullif(trim((nullif(trim(to_varchar("CLAIMANT_PARTY_CODE")), ''))),'')) is not null then nullif(trim((nullif(trim(to_varchar("CLAIMANT_PARTY_CODE")), ''))), '') end),''),'')) AS VARCHAR))), '')) as link_hkey,</w:t>
               <w:br/>
@@ -2532,7 +2523,7 @@
               <w:br/>
               <w:t xml:space="preserve">           MD5_BINARY(NULLIF(UPPER(TRIM(CAST('HUB_PARTY|' || (nullif(trim(case when coalesce(nullif(trim((nullif(trim(to_varchar("CLAIMANT_PARTY_CODE")), ''))),'')) is not null then nullif(trim((nullif(trim(to_varchar("CLAIMANT_PARTY_CODE")), ''))), '') end),'')) AS VARCHAR))), '')) as PARTY_HKEY</w:t>
               <w:br/>
-              <w:t xml:space="preserve">      from RAW.MAXIMUS_TRAVEL_V2.NONHLTH_TRV_CLM_VW_DATA_CLAIM_DETAILS_CLAIM_RISK_RISK_ATTRIBUTE_MULTI_SET_PROPERTY_MULTI_SET_DETAIL_PROPERTY_PIVOT_VW</w:t>
+              <w:t xml:space="preserve">      from RAW.MAXIMUS_TRAVEL.NONHLTH_TRV_CLM_VW_DATA_CLAIM_DETAILS_CLAIM_RISK_RISK_ATTRIBUTE_MULTI_SET_PROPERTY_MULTI_SET_DETAIL_PROPERTY_PIVOT_VW</w:t>
               <w:br/>
               <w:t xml:space="preserve">     where MD5_BINARY(NULLIF(UPPER(TRIM(CAST('HUB_CLAIM|' || (nullif(trim(case when coalesce(nullif(trim(w0_claimno),''), nullif(trim("FOREIGN_KEY"),'')) is not null then coalesce(nullif(trim(w0_claimno), ''), nullif(trim("FOREIGN_KEY"), '')) end),'')) AS VARCHAR))), '')) is not null</w:t>
               <w:br/>
@@ -2542,7 +2533,7 @@
               <w:br/>
               <w:t xml:space="preserve">    union all</w:t>
               <w:br/>
-              <w:t xml:space="preserve">    -- via lnkfeed_mtv2_claim_party &lt;- stg2_mtv2__clm_clmd_clmrsk_rska_msp_msd_prop_pv</w:t>
+              <w:t xml:space="preserve">    -- via lnkfeed_mt_claim_party &lt;- stg2_mt__clm_clmd_clmrsk_rska_msp_msd_prop_pv</w:t>
               <w:br/>
               <w:t xml:space="preserve">    select MD5_BINARY(NULLIF(UPPER(TRIM(CAST('LNK_CLAIM_PARTY|' || (coalesce(nullif(trim(case when coalesce(nullif(trim(w0_claimno),''), nullif(trim("FOREIGN_KEY"),'')) is not null then coalesce(nullif(trim(w0_claimno), ''), nullif(trim("FOREIGN_KEY"), '')) end),''),'') || '|' || coalesce(nullif(trim(case when coalesce(nullif(trim((nullif(trim(to_varchar("PARTY_NAME_CODE")), ''))),'')) is not null then nullif(trim((nullif(trim(to_varchar("PARTY_NAME_CODE")), ''))), '') end),''),'')) AS VARCHAR))), '')) as link_hkey,</w:t>
               <w:br/>
@@ -2550,7 +2541,7 @@
               <w:br/>
               <w:t xml:space="preserve">           MD5_BINARY(NULLIF(UPPER(TRIM(CAST('HUB_PARTY|' || (nullif(trim(case when coalesce(nullif(trim((nullif(trim(to_varchar("PARTY_NAME_CODE")), ''))),'')) is not null then nullif(trim((nullif(trim(to_varchar("PARTY_NAME_CODE")), ''))), '') end),'')) AS VARCHAR))), '')) as PARTY_HKEY</w:t>
               <w:br/>
-              <w:t xml:space="preserve">      from RAW.MAXIMUS_TRAVEL_V2.NONHLTH_TRV_CLM_VW_DATA_CLAIM_DETAILS_CLAIM_RISK_RISK_ATTRIBUTE_MULTI_SET_PROPERTY_MULTI_SET_DETAIL_PROPERTY_PIVOT_VW</w:t>
+              <w:t xml:space="preserve">      from RAW.MAXIMUS_TRAVEL.NONHLTH_TRV_CLM_VW_DATA_CLAIM_DETAILS_CLAIM_RISK_RISK_ATTRIBUTE_MULTI_SET_PROPERTY_MULTI_SET_DETAIL_PROPERTY_PIVOT_VW</w:t>
               <w:br/>
               <w:t xml:space="preserve">     where MD5_BINARY(NULLIF(UPPER(TRIM(CAST('HUB_CLAIM|' || (nullif(trim(case when coalesce(nullif(trim(w0_claimno),''), nullif(trim("FOREIGN_KEY"),'')) is not null then coalesce(nullif(trim(w0_claimno), ''), nullif(trim("FOREIGN_KEY"), '')) end),'')) AS VARCHAR))), '')) is not null</w:t>
               <w:br/>
@@ -2560,7 +2551,7 @@
               <w:br/>
               <w:t xml:space="preserve">    union all</w:t>
               <w:br/>
-              <w:t xml:space="preserve">    -- via lnkfeed_mtv2_claim_party &lt;- stg2_mtv2__clm_clmd_clmrsk_rska_msp_msd_prop_pv</w:t>
+              <w:t xml:space="preserve">    -- via lnkfeed_mt_claim_party &lt;- stg2_mt__clm_clmd_clmrsk_rska_msp_msd_prop_pv</w:t>
               <w:br/>
               <w:t xml:space="preserve">    select MD5_BINARY(NULLIF(UPPER(TRIM(CAST('LNK_CLAIM_PARTY|' || (coalesce(nullif(trim(case when coalesce(nullif(trim(w0_claimno),''), nullif(trim("FOREIGN_KEY"),'')) is not null then coalesce(nullif(trim(w0_claimno), ''), nullif(trim("FOREIGN_KEY"), '')) end),''),'') || '|' || coalesce(nullif(trim(case when coalesce(nullif(trim((nullif(trim(to_varchar("PAYEE_CODE")), ''))),'')) is not null then nullif(trim((nullif(trim(to_varchar("PAYEE_CODE")), ''))), '') end),''),'')) AS VARCHAR))), '')) as link_hkey,</w:t>
               <w:br/>
@@ -2568,7 +2559,7 @@
               <w:br/>
               <w:t xml:space="preserve">           MD5_BINARY(NULLIF(UPPER(TRIM(CAST('HUB_PARTY|' || (nullif(trim(case when coalesce(nullif(trim((nullif(trim(to_varchar("PAYEE_CODE")), ''))),'')) is not null then nullif(trim((nullif(trim(to_varchar("PAYEE_CODE")), ''))), '') end),'')) AS VARCHAR))), '')) as PARTY_HKEY</w:t>
               <w:br/>
-              <w:t xml:space="preserve">      from RAW.MAXIMUS_TRAVEL_V2.NONHLTH_TRV_CLM_VW_DATA_CLAIM_DETAILS_CLAIM_RISK_RISK_ATTRIBUTE_MULTI_SET_PROPERTY_MULTI_SET_DETAIL_PROPERTY_PIVOT_VW</w:t>
+              <w:t xml:space="preserve">      from RAW.MAXIMUS_TRAVEL.NONHLTH_TRV_CLM_VW_DATA_CLAIM_DETAILS_CLAIM_RISK_RISK_ATTRIBUTE_MULTI_SET_PROPERTY_MULTI_SET_DETAIL_PROPERTY_PIVOT_VW</w:t>
               <w:br/>
               <w:t xml:space="preserve">     where MD5_BINARY(NULLIF(UPPER(TRIM(CAST('HUB_CLAIM|' || (nullif(trim(case when coalesce(nullif(trim(w0_claimno),''), nullif(trim("FOREIGN_KEY"),'')) is not null then coalesce(nullif(trim(w0_claimno), ''), nullif(trim("FOREIGN_KEY"), '')) end),'')) AS VARCHAR))), '')) is not null</w:t>
               <w:br/>
@@ -2578,7 +2569,7 @@
               <w:br/>
               <w:t xml:space="preserve">    union all</w:t>
               <w:br/>
-              <w:t xml:space="preserve">    -- via lnkfeed_mtv2_claim_party &lt;- stg2_mtv2__clm_clmd_clmrsk_rska_msp_msd_prop_pv</w:t>
+              <w:t xml:space="preserve">    -- via lnkfeed_mt_claim_party &lt;- stg2_mt__clm_clmd_clmrsk_rska_msp_msd_prop_pv</w:t>
               <w:br/>
               <w:t xml:space="preserve">    select MD5_BINARY(NULLIF(UPPER(TRIM(CAST('LNK_CLAIM_PARTY|' || (coalesce(nullif(trim(case when coalesce(nullif(trim(w0_claimno),''), nullif(trim("FOREIGN_KEY"),'')) is not null then coalesce(nullif(trim(w0_claimno), ''), nullif(trim("FOREIGN_KEY"), '')) end),''),'') || '|' || coalesce(nullif(trim(case when coalesce(nullif(trim((nullif(trim(to_varchar("EXPENSE_PAYEE_PARTY_CODE")), ''))),'')) is not null then nullif(trim((nullif(trim(to_varchar("EXPENSE_PAYEE_PARTY_CODE")), ''))), '') end),''),'')) AS VARCHAR))), '')) as link_hkey,</w:t>
               <w:br/>
@@ -2586,7 +2577,7 @@
               <w:br/>
               <w:t xml:space="preserve">           MD5_BINARY(NULLIF(UPPER(TRIM(CAST('HUB_PARTY|' || (nullif(trim(case when coalesce(nullif(trim((nullif(trim(to_varchar("EXPENSE_PAYEE_PARTY_CODE")), ''))),'')) is not null then nullif(trim((nullif(trim(to_varchar("EXPENSE_PAYEE_PARTY_CODE")), ''))), '') end),'')) AS VARCHAR))), '')) as PARTY_HKEY</w:t>
               <w:br/>
-              <w:t xml:space="preserve">      from RAW.MAXIMUS_TRAVEL_V2.NONHLTH_TRV_CLM_VW_DATA_CLAIM_DETAILS_CLAIM_RISK_RISK_ATTRIBUTE_MULTI_SET_PROPERTY_MULTI_SET_DETAIL_PROPERTY_PIVOT_VW</w:t>
+              <w:t xml:space="preserve">      from RAW.MAXIMUS_TRAVEL.NONHLTH_TRV_CLM_VW_DATA_CLAIM_DETAILS_CLAIM_RISK_RISK_ATTRIBUTE_MULTI_SET_PROPERTY_MULTI_SET_DETAIL_PROPERTY_PIVOT_VW</w:t>
               <w:br/>
               <w:t xml:space="preserve">     where MD5_BINARY(NULLIF(UPPER(TRIM(CAST('HUB_CLAIM|' || (nullif(trim(case when coalesce(nullif(trim(w0_claimno),''), nullif(trim("FOREIGN_KEY"),'')) is not null then coalesce(nullif(trim(w0_claimno), ''), nullif(trim("FOREIGN_KEY"), '')) end),'')) AS VARCHAR))), '')) is not null</w:t>
               <w:br/>
@@ -2596,7 +2587,7 @@
               <w:br/>
               <w:t xml:space="preserve">    union all</w:t>
               <w:br/>
-              <w:t xml:space="preserve">    -- via lnkfeed_mtv2_claim_party &lt;- stg2_mtv2__clm_clmd_clmrsk_rska_msp_msd_prop_pv</w:t>
+              <w:t xml:space="preserve">    -- via lnkfeed_mt_claim_party &lt;- stg2_mt__clm_clmd_clmrsk_rska_msp_msd_prop_pv</w:t>
               <w:br/>
               <w:t xml:space="preserve">    select MD5_BINARY(NULLIF(UPPER(TRIM(CAST('LNK_CLAIM_PARTY|' || (coalesce(nullif(trim(case when coalesce(nullif(trim(w0_claimno),''), nullif(trim("FOREIGN_KEY"),'')) is not null then coalesce(nullif(trim(w0_claimno), ''), nullif(trim("FOREIGN_KEY"), '')) end),''),'') || '|' || coalesce(nullif(trim(case when coalesce(nullif(trim((nullif(trim(to_varchar("TDS_CLAIMANT_PARTY_CODE")), ''))),'')) is not null then nullif(trim((nullif(trim(to_varchar("TDS_CLAIMANT_PARTY_CODE")), ''))), '') end),''),'')) AS VARCHAR))), '')) as link_hkey,</w:t>
               <w:br/>
@@ -2604,7 +2595,7 @@
               <w:br/>
               <w:t xml:space="preserve">           MD5_BINARY(NULLIF(UPPER(TRIM(CAST('HUB_PARTY|' || (nullif(trim(case when coalesce(nullif(trim((nullif(trim(to_varchar("TDS_CLAIMANT_PARTY_CODE")), ''))),'')) is not null then nullif(trim((nullif(trim(to_varchar("TDS_CLAIMANT_PARTY_CODE")), ''))), '') end),'')) AS VARCHAR))), '')) as PARTY_HKEY</w:t>
               <w:br/>
-              <w:t xml:space="preserve">      from RAW.MAXIMUS_TRAVEL_V2.NONHLTH_TRV_CLM_VW_DATA_CLAIM_DETAILS_CLAIM_RISK_RISK_ATTRIBUTE_MULTI_SET_PROPERTY_MULTI_SET_DETAIL_PROPERTY_PIVOT_VW</w:t>
+              <w:t xml:space="preserve">      from RAW.MAXIMUS_TRAVEL.NONHLTH_TRV_CLM_VW_DATA_CLAIM_DETAILS_CLAIM_RISK_RISK_ATTRIBUTE_MULTI_SET_PROPERTY_MULTI_SET_DETAIL_PROPERTY_PIVOT_VW</w:t>
               <w:br/>
               <w:t xml:space="preserve">     where MD5_BINARY(NULLIF(UPPER(TRIM(CAST('HUB_CLAIM|' || (nullif(trim(case when coalesce(nullif(trim(w0_claimno),''), nullif(trim("FOREIGN_KEY"),'')) is not null then coalesce(nullif(trim(w0_claimno), ''), nullif(trim("FOREIGN_KEY"), '')) end),'')) AS VARCHAR))), '')) is not null</w:t>
               <w:br/>
@@ -2614,7 +2605,7 @@
               <w:br/>
               <w:t xml:space="preserve">    union all</w:t>
               <w:br/>
-              <w:t xml:space="preserve">    -- via lnkfeed_mtv2_claim_party &lt;- stg2_mtv2__clm_clmd_clmpay</w:t>
+              <w:t xml:space="preserve">    -- via lnkfeed_mt_claim_party &lt;- stg2_mt__clm_clmd_clmpay</w:t>
               <w:br/>
               <w:t xml:space="preserve">    select MD5_BINARY(NULLIF(UPPER(TRIM(CAST('LNK_CLAIM_PARTY|' || (coalesce(nullif(trim(case when coalesce(nullif(trim(w0_claimno),''), nullif(trim("FOREIGN_KEY"),'')) is not null then coalesce(nullif(trim(w0_claimno), ''), nullif(trim("FOREIGN_KEY"), '')) end),''),'') || '|' || coalesce(nullif(trim(case when coalesce(nullif(trim((nullif(trim(to_varchar("PAYMENTPARTYCODE")), ''))),'')) is not null then nullif(trim((nullif(trim(to_varchar("PAYMENTPARTYCODE")), ''))), '') end),''),'')) AS VARCHAR))), '')) as link_hkey,</w:t>
               <w:br/>
@@ -2622,7 +2613,7 @@
               <w:br/>
               <w:t xml:space="preserve">           MD5_BINARY(NULLIF(UPPER(TRIM(CAST('HUB_PARTY|' || (nullif(trim(case when coalesce(nullif(trim((nullif(trim(to_varchar("PAYMENTPARTYCODE")), ''))),'')) is not null then nullif(trim((nullif(trim(to_varchar("PAYMENTPARTYCODE")), ''))), '') end),'')) AS VARCHAR))), '')) as PARTY_HKEY</w:t>
               <w:br/>
-              <w:t xml:space="preserve">      from RAW.MAXIMUS_TRAVEL_V2.NONHLTH_TRV_CLM_VW_DATA_CLAIM_DETAILS_CLAIM_PAYMENT</w:t>
+              <w:t xml:space="preserve">      from RAW.MAXIMUS_TRAVEL.NONHLTH_TRV_CLM_VW_DATA_CLAIM_DETAILS_CLAIM_PAYMENT</w:t>
               <w:br/>
               <w:t xml:space="preserve">     where MD5_BINARY(NULLIF(UPPER(TRIM(CAST('HUB_CLAIM|' || (nullif(trim(case when coalesce(nullif(trim(w0_claimno),''), nullif(trim("FOREIGN_KEY"),'')) is not null then coalesce(nullif(trim(w0_claimno), ''), nullif(trim("FOREIGN_KEY"), '')) end),'')) AS VARCHAR))), '')) is not null</w:t>
               <w:br/>
@@ -2632,7 +2623,7 @@
               <w:br/>
               <w:t xml:space="preserve">    union all</w:t>
               <w:br/>
-              <w:t xml:space="preserve">    -- via lnkfeed_mtv2_claim_party &lt;- stg2_mtv2__clm_clmd_claim_reserve</w:t>
+              <w:t xml:space="preserve">    -- via lnkfeed_mt_claim_party &lt;- stg2_mt__clm_clmd_claim_reserve</w:t>
               <w:br/>
               <w:t xml:space="preserve">    select MD5_BINARY(NULLIF(UPPER(TRIM(CAST('LNK_CLAIM_PARTY|' || (coalesce(nullif(trim(case when coalesce(nullif(trim(w1_claimno),''), nullif(trim("FOREIGN_KEY"),'')) is not null then coalesce(nullif(trim(w1_claimno), ''), nullif(trim("FOREIGN_KEY"), '')) end),''),'') || '|' || coalesce(nullif(trim(case when coalesce(nullif(trim((nullif(trim(to_varchar("RESERVPARTY")), ''))),'')) is not null then nullif(trim((nullif(trim(to_varchar("RESERVPARTY")), ''))), '') end),''),'')) AS VARCHAR))), '')) as link_hkey,</w:t>
               <w:br/>
@@ -2640,7 +2631,7 @@
               <w:br/>
               <w:t xml:space="preserve">           MD5_BINARY(NULLIF(UPPER(TRIM(CAST('HUB_PARTY|' || (nullif(trim(case when coalesce(nullif(trim((nullif(trim(to_varchar("RESERVPARTY")), ''))),'')) is not null then nullif(trim((nullif(trim(to_varchar("RESERVPARTY")), ''))), '') end),'')) AS VARCHAR))), '')) as PARTY_HKEY</w:t>
               <w:br/>
-              <w:t xml:space="preserve">      from RAW.MAXIMUS_TRAVEL_V2.NONHLTH_TRV_CLM_VW_DATA_CLAIM_DETAILS_CLAIM_RESERVE</w:t>
+              <w:t xml:space="preserve">      from RAW.MAXIMUS_TRAVEL.NONHLTH_TRV_CLM_VW_DATA_CLAIM_DETAILS_CLAIM_RESERVE</w:t>
               <w:br/>
               <w:t xml:space="preserve">     where MD5_BINARY(NULLIF(UPPER(TRIM(CAST('HUB_CLAIM|' || (nullif(trim(case when coalesce(nullif(trim(w1_claimno),''), nullif(trim("FOREIGN_KEY"),'')) is not null then coalesce(nullif(trim(w1_claimno), ''), nullif(trim("FOREIGN_KEY"), '')) end),'')) AS VARCHAR))), '')) is not null</w:t>
               <w:br/>
@@ -2650,7 +2641,7 @@
               <w:br/>
               <w:t xml:space="preserve">    union all</w:t>
               <w:br/>
-              <w:t xml:space="preserve">    -- via lnkfeed_mtv2_claim_party &lt;- stg2_mtv2__clm_clmd_clmpty</w:t>
+              <w:t xml:space="preserve">    -- via lnkfeed_mt_claim_party &lt;- stg2_mt__clm_clmd_clmpty</w:t>
               <w:br/>
               <w:t xml:space="preserve">    select MD5_BINARY(NULLIF(UPPER(TRIM(CAST('LNK_CLAIM_PARTY|' || (coalesce(nullif(trim(case when coalesce(nullif(trim(w0_claimno),''), nullif(trim("FOREIGN_KEY"),'')) is not null then coalesce(nullif(trim(w0_claimno), ''), nullif(trim("FOREIGN_KEY"), '')) end),''),'') || '|' || coalesce(nullif(trim(case when coalesce(nullif(trim((nullif(trim(to_varchar("PARTYCODE")), ''))),'')) is not null then nullif(trim((nullif(trim(to_varchar("PARTYCODE")), ''))), '') end),''),'')) AS VARCHAR))), '')) as link_hkey,</w:t>
               <w:br/>
@@ -2658,7 +2649,7 @@
               <w:br/>
               <w:t xml:space="preserve">           MD5_BINARY(NULLIF(UPPER(TRIM(CAST('HUB_PARTY|' || (nullif(trim(case when coalesce(nullif(trim((nullif(trim(to_varchar("PARTYCODE")), ''))),'')) is not null then nullif(trim((nullif(trim(to_varchar("PARTYCODE")), ''))), '') end),'')) AS VARCHAR))), '')) as PARTY_HKEY</w:t>
               <w:br/>
-              <w:t xml:space="preserve">      from RAW.MAXIMUS_TRAVEL_V2.NONHLTH_TRV_CLM_VW_DATA_CLAIM_DETAILS_CLAIM_PARTY</w:t>
+              <w:t xml:space="preserve">      from RAW.MAXIMUS_TRAVEL.NONHLTH_TRV_CLM_VW_DATA_CLAIM_DETAILS_CLAIM_PARTY</w:t>
               <w:br/>
               <w:t xml:space="preserve">     where MD5_BINARY(NULLIF(UPPER(TRIM(CAST('HUB_CLAIM|' || (nullif(trim(case when coalesce(nullif(trim(w0_claimno),''), nullif(trim("FOREIGN_KEY"),'')) is not null then coalesce(nullif(trim(w0_claimno), ''), nullif(trim("FOREIGN_KEY"), '')) end),'')) AS VARCHAR))), '')) is not null</w:t>
               <w:br/>
@@ -2668,7 +2659,7 @@
               <w:br/>
               <w:t xml:space="preserve">    union all</w:t>
               <w:br/>
-              <w:t xml:space="preserve">    -- via lnkfeed_mtv2_claim_party &lt;- stg2_mtv2__clm_clmd_clmrsk_party</w:t>
+              <w:t xml:space="preserve">    -- via lnkfeed_mt_claim_party &lt;- stg2_mt__clm_clmd_clmrsk_party</w:t>
               <w:br/>
               <w:t xml:space="preserve">    select MD5_BINARY(NULLIF(UPPER(TRIM(CAST('LNK_CLAIM_PARTY|' || (coalesce(nullif(trim(case when coalesce(nullif(trim(w0_claimno),''), nullif(trim("FOREIGN_KEY"),'')) is not null then coalesce(nullif(trim(w0_claimno), ''), nullif(trim("FOREIGN_KEY"), '')) end),''),'') || '|' || coalesce(nullif(trim(case when coalesce(nullif(trim((nullif(trim(to_varchar("PARTYCODE")), ''))),'')) is not null then nullif(trim((nullif(trim(to_varchar("PARTYCODE")), ''))), '') end),''),'')) AS VARCHAR))), '')) as link_hkey,</w:t>
               <w:br/>
@@ -2676,7 +2667,7 @@
               <w:br/>
               <w:t xml:space="preserve">           MD5_BINARY(NULLIF(UPPER(TRIM(CAST('HUB_PARTY|' || (nullif(trim(case when coalesce(nullif(trim((nullif(trim(to_varchar("PARTYCODE")), ''))),'')) is not null then nullif(trim((nullif(trim(to_varchar("PARTYCODE")), ''))), '') end),'')) AS VARCHAR))), '')) as PARTY_HKEY</w:t>
               <w:br/>
-              <w:t xml:space="preserve">      from RAW.MAXIMUS_TRAVEL_V2.NONHLTH_TRV_CLM_VW_DATA_CLAIM_DETAILS_CLAIM_RISK_PARTY</w:t>
+              <w:t xml:space="preserve">      from RAW.MAXIMUS_TRAVEL.NONHLTH_TRV_CLM_VW_DATA_CLAIM_DETAILS_CLAIM_RISK_PARTY</w:t>
               <w:br/>
               <w:t xml:space="preserve">     where MD5_BINARY(NULLIF(UPPER(TRIM(CAST('HUB_CLAIM|' || (nullif(trim(case when coalesce(nullif(trim(w0_claimno),''), nullif(trim("FOREIGN_KEY"),'')) is not null then coalesce(nullif(trim(w0_claimno), ''), nullif(trim("FOREIGN_KEY"), '')) end),'')) AS VARCHAR))), '')) is not null</w:t>
               <w:br/>
@@ -2763,9 +2754,6 @@
       <w:r>
         <w:t xml:space="preserve">4. MAXIMUS — LINK_PARTY_LOCATION -- (a) missing links (RAW -&gt; link)</w:t>
       </w:r>
-      <w:r>
-        <w:t xml:space="preserve">  [M1]</w:t>
-      </w:r>
     </w:p>
     <w:tbl>
       <w:tblPr>
@@ -2956,7 +2944,7 @@
         <w:t xml:space="preserve">Note: </w:t>
       </w:r>
       <w:r>
-        <w:t xml:space="preserve">9 RAW feed(s): lnkfeed_mtv2_party_location &lt;- stg2_mtv2__clm_clmd_clmap_pv, lnkfeed_mtv2_party_location &lt;- stg2_mtv2__uwr_pol_prp_pp_sp_pv, lnkfeed_mtv2_party_location &lt;- stg2_mtv2__uwr_pol_prp_pp_sp_pv, lnkfeed_mtv2_party_location &lt;- stg2_mtv2__uwr_pol_ins_mbr_pa_address_prop_pv, lnkfeed_mtv2_party_location &lt;- stg2_mtv2__uwr_pol_prp_pa_address_prop_pv, lnkfeed_mtv2_party_location &lt;- stg2_mtv2__uwr_pol_ins_mbr_pp_sp_pv, lnkfeed_mtv2_party_location &lt;- stg2_mtv2__uwr_pol_ins_mbr_pp_sp_pv, lnkfeed_mtv2_party_location &lt;- stg2_mtv2__uwr_pol_ins_mbr_pa, lnkfeed_mtv2_party_location &lt;- stg2_mtv2__uwr_pol_prp_pa. FKs: PARTY_HKEY -&gt; HUB_PARTY, LOCATION_HKEY -&gt; HUB_LOCATION. A RAW relationship counts only when every FK key is present (automate_dv.link does not load a row with a NULL FK). Link hash keys are recomputed from RAW with the stg2 NK expressions (automate_dv 0.11.5 MD5_BINARY formula). Link rows scoped by RECORD_SOURCE value set (7 travel feeds) rather than the shared 'MAXIMUS_' prefix.</w:t>
+        <w:t xml:space="preserve">9 RAW feed(s): lnkfeed_mt_party_location &lt;- stg2_mt__clm_clmd_clmap_pv, lnkfeed_mt_party_location &lt;- stg2_mt__uwr_pol_prp_pp_sp_pv, lnkfeed_mt_party_location &lt;- stg2_mt__uwr_pol_prp_pp_sp_pv, lnkfeed_mt_party_location &lt;- stg2_mt__uwr_pol_ins_mbr_pa_address_prop_pv, lnkfeed_mt_party_location &lt;- stg2_mt__uwr_pol_prp_pa_address_prop_pv, lnkfeed_mt_party_location &lt;- stg2_mt__uwr_pol_ins_mbr_pp_sp_pv, lnkfeed_mt_party_location &lt;- stg2_mt__uwr_pol_ins_mbr_pp_sp_pv, lnkfeed_mt_party_location &lt;- stg2_mt__uwr_pol_ins_mbr_pa, lnkfeed_mt_party_location &lt;- stg2_mt__uwr_pol_prp_pa. FKs: PARTY_HKEY -&gt; HUB_PARTY, LOCATION_HKEY -&gt; HUB_LOCATION. A RAW relationship counts only when every FK key is present (automate_dv.link does not load a row with a NULL FK). Link hash keys are recomputed from RAW with the stg2 NK expressions (automate_dv 0.11.5 MD5_BINARY formula). Link rows scoped by RECORD_SOURCE value set (7 travel feeds) rather than the shared 'MAXIMUS_' prefix.</w:t>
       </w:r>
     </w:p>
     <w:p>
@@ -2989,9 +2977,9 @@
               </w:rPr>
               <w:t xml:space="preserve">with src as (</w:t>
               <w:br/>
-              <w:t xml:space="preserve">    -- via lnkfeed_mtv2_party_location &lt;- stg2_mtv2__clm_clmd_clmap_pv</w:t>
-              <w:br/>
-              <w:t xml:space="preserve">    select 'lnkfeed_mtv2_party_location &lt;- stg2_mtv2__clm_clmd_clmap_pv' as src_feed,</w:t>
+              <w:t xml:space="preserve">    -- via lnkfeed_mt_party_location &lt;- stg2_mt__clm_clmd_clmap_pv</w:t>
+              <w:br/>
+              <w:t xml:space="preserve">    select 'lnkfeed_mt_party_location &lt;- stg2_mt__clm_clmd_clmap_pv' as src_feed,</w:t>
               <w:br/>
               <w:t xml:space="preserve">           MD5_BINARY(NULLIF(UPPER(TRIM(CAST('LNK_PARTY_LOCATION|' || (coalesce(nullif(trim(case when coalesce(nullif(trim((nullif(trim(to_varchar("CUSTOMERID")), ''))),'')) is not null then nullif(trim((nullif(trim(to_varchar("CUSTOMERID")), ''))), '') end),''),'') || '|' || coalesce(nullif(trim(case when coalesce(nullif(trim((nullif(trim(to_varchar("CORRESPONDENCE_ADDRESS")), ''))),''), nullif(trim((nullif(trim(to_varchar("AREA")), ''))),''), nullif(trim(((nullif(trim(to_varchar("CITY")), '')))),''), nullif(trim((nullif(trim(to_varchar("STATE")), ''))),''), nullif(trim((nullif(trim(to_varchar("PIN_CODE")), ''))),'')) is not null then md5(upper(regexp_replace(trim(nullif(trim(coalesce(nullif(trim((nullif(trim(to_varchar("CORRESPONDENCE_ADDRESS")), ''))), ''), '') || '|' || coalesce(nullif(trim((nullif(trim(to_varchar("AREA")), ''))), ''), '') || '|' || coalesce(nullif(trim(((nullif(trim(to_varchar("CITY")), '')))), ''), '') || '|' || coalesce(nullif(trim((nullif(trim(to_varchar("STATE")), ''))), ''), '') || '|' || coalesce(nullif(trim((nullif(trim(to_varchar("PIN_CODE")), ''))), ''), '')), '||||')), '[[:space:]]+', ' '))) end),''),'')) AS VARCHAR))), '')) as link_hkey,</w:t>
               <w:br/>
@@ -2999,7 +2987,7 @@
               <w:br/>
               <w:t xml:space="preserve">           MD5_BINARY(NULLIF(UPPER(TRIM(CAST('HUB_LOCATION|' || (nullif(trim(case when coalesce(nullif(trim((nullif(trim(to_varchar("CORRESPONDENCE_ADDRESS")), ''))),''), nullif(trim((nullif(trim(to_varchar("AREA")), ''))),''), nullif(trim(((nullif(trim(to_varchar("CITY")), '')))),''), nullif(trim((nullif(trim(to_varchar("STATE")), ''))),''), nullif(trim((nullif(trim(to_varchar("PIN_CODE")), ''))),'')) is not null then md5(upper(regexp_replace(trim(nullif(trim(coalesce(nullif(trim((nullif(trim(to_varchar("CORRESPONDENCE_ADDRESS")), ''))), ''), '') || '|' || coalesce(nullif(trim((nullif(trim(to_varchar("AREA")), ''))), ''), '') || '|' || coalesce(nullif(trim(((nullif(trim(to_varchar("CITY")), '')))), ''), '') || '|' || coalesce(nullif(trim((nullif(trim(to_varchar("STATE")), ''))), ''), '') || '|' || coalesce(nullif(trim((nullif(trim(to_varchar("PIN_CODE")), ''))), ''), '')), '||||')), '[[:space:]]+', ' '))) end),'')) AS VARCHAR))), '')) as LOCATION_HKEY</w:t>
               <w:br/>
-              <w:t xml:space="preserve">      from RAW.MAXIMUS_TRAVEL_V2.NONHLTH_TRV_CLM_VW_DATA_CLAIM_DETAILS_CLAIM_ATTRIBUTE_PROPERTIES_PIVOT_VW</w:t>
+              <w:t xml:space="preserve">      from RAW.MAXIMUS_TRAVEL.NONHLTH_TRV_CLM_VW_DATA_CLAIM_DETAILS_CLAIM_ATTRIBUTE_PROPERTIES_PIVOT_VW</w:t>
               <w:br/>
               <w:t xml:space="preserve">     where MD5_BINARY(NULLIF(UPPER(TRIM(CAST('HUB_PARTY|' || (nullif(trim(case when coalesce(nullif(trim((nullif(trim(to_varchar("CUSTOMERID")), ''))),'')) is not null then nullif(trim((nullif(trim(to_varchar("CUSTOMERID")), ''))), '') end),'')) AS VARCHAR))), '')) is not null</w:t>
               <w:br/>
@@ -3009,9 +2997,9 @@
               <w:br/>
               <w:t xml:space="preserve">    union all</w:t>
               <w:br/>
-              <w:t xml:space="preserve">    -- via lnkfeed_mtv2_party_location &lt;- stg2_mtv2__uwr_pol_prp_pp_sp_pv</w:t>
-              <w:br/>
-              <w:t xml:space="preserve">    select 'lnkfeed_mtv2_party_location &lt;- stg2_mtv2__uwr_pol_prp_pp_sp_pv' as src_feed,</w:t>
+              <w:t xml:space="preserve">    -- via lnkfeed_mt_party_location &lt;- stg2_mt__uwr_pol_prp_pp_sp_pv</w:t>
+              <w:br/>
+              <w:t xml:space="preserve">    select 'lnkfeed_mt_party_location &lt;- stg2_mt__uwr_pol_prp_pp_sp_pv' as src_feed,</w:t>
               <w:br/>
               <w:t xml:space="preserve">           MD5_BINARY(NULLIF(UPPER(TRIM(CAST('LNK_PARTY_LOCATION|' || (coalesce(nullif(trim(case when coalesce(nullif(trim(w0_party_code),'')) is not null then nullif(trim(w0_party_code), '') end),''),'') || '|' || coalesce(nullif(trim(case when coalesce(nullif(trim((nullif(trim(to_varchar("CORRESPONDENCE_LOCAL_ADDRESS_LINE_1")), ''))),''), nullif(trim((nullif(trim(to_varchar("CORRESPONDENCE_LOCAL_ADDRESS_LINE_2")), ''))),''), nullif(trim((nullif(trim(to_varchar("CORRESPONDENCE_LOCAL_ADDRESS_LINE_3")), ''))),''), nullif(trim((nullif(trim(to_varchar("CORRESPONDENCE_LOCAL_ADDRESS_CITY_TOWN_VILLAGE")), ''))),''), nullif(trim((nullif(trim(to_varchar("CORRESPONDENCE_LOCAL_ADDRESS_DISTRICT")), ''))),''), nullif(trim((nullif(trim(to_varchar("CORRESPONDENCE_LOCAL_ADDRESS_STATE")), ''))),''), nullif(trim((nullif(trim(to_varchar("CORRESPONDENCE_LOCAL_ADDRESS_COUNTRY")), ''))),''), nullif(trim((nullif(trim(to_varchar("LOCAL_ADDRESS_PIN_CODE")), ''))),'')) is not null then md5(upper(regexp_replace(trim(nullif(trim(coalesce(nullif(trim((nullif(trim(to_varchar("CORRESPONDENCE_LOCAL_ADDRESS_LINE_1")), ''))), ''), '') || '|' || coalesce(nullif(trim((nullif(trim(to_varchar("CORRESPONDENCE_LOCAL_ADDRESS_LINE_2")), ''))), ''), '') || '|' || coalesce(nullif(trim((nullif(trim(to_varchar("CORRESPONDENCE_LOCAL_ADDRESS_LINE_3")), ''))), ''), '') || '|' || coalesce(nullif(trim((nullif(trim(to_varchar("CORRESPONDENCE_LOCAL_ADDRESS_CITY_TOWN_VILLAGE")), ''))), ''), '') || '|' || coalesce(nullif(trim((nullif(trim(to_varchar("CORRESPONDENCE_LOCAL_ADDRESS_DISTRICT")), ''))), ''), '') || '|' || coalesce(nullif(trim((nullif(trim(to_varchar("CORRESPONDENCE_LOCAL_ADDRESS_STATE")), ''))), ''), '') || '|' || coalesce(nullif(trim((nullif(trim(to_varchar("CORRESPONDENCE_LOCAL_ADDRESS_COUNTRY")), ''))), ''), '') || '|' || coalesce(nullif(trim((nullif(trim(to_varchar("LOCAL_ADDRESS_PIN_CODE")), ''))), ''), '')), '|||||||')), '[[:space:]]+', ' '))) end),''),'')) AS VARCHAR))), '')) as link_hkey,</w:t>
               <w:br/>
@@ -3019,7 +3007,7 @@
               <w:br/>
               <w:t xml:space="preserve">           MD5_BINARY(NULLIF(UPPER(TRIM(CAST('HUB_LOCATION|' || (nullif(trim(case when coalesce(nullif(trim((nullif(trim(to_varchar("CORRESPONDENCE_LOCAL_ADDRESS_LINE_1")), ''))),''), nullif(trim((nullif(trim(to_varchar("CORRESPONDENCE_LOCAL_ADDRESS_LINE_2")), ''))),''), nullif(trim((nullif(trim(to_varchar("CORRESPONDENCE_LOCAL_ADDRESS_LINE_3")), ''))),''), nullif(trim((nullif(trim(to_varchar("CORRESPONDENCE_LOCAL_ADDRESS_CITY_TOWN_VILLAGE")), ''))),''), nullif(trim((nullif(trim(to_varchar("CORRESPONDENCE_LOCAL_ADDRESS_DISTRICT")), ''))),''), nullif(trim((nullif(trim(to_varchar("CORRESPONDENCE_LOCAL_ADDRESS_STATE")), ''))),''), nullif(trim((nullif(trim(to_varchar("CORRESPONDENCE_LOCAL_ADDRESS_COUNTRY")), ''))),''), nullif(trim((nullif(trim(to_varchar("LOCAL_ADDRESS_PIN_CODE")), ''))),'')) is not null then md5(upper(regexp_replace(trim(nullif(trim(coalesce(nullif(trim((nullif(trim(to_varchar("CORRESPONDENCE_LOCAL_ADDRESS_LINE_1")), ''))), ''), '') || '|' || coalesce(nullif(trim((nullif(trim(to_varchar("CORRESPONDENCE_LOCAL_ADDRESS_LINE_2")), ''))), ''), '') || '|' || coalesce(nullif(trim((nullif(trim(to_varchar("CORRESPONDENCE_LOCAL_ADDRESS_LINE_3")), ''))), ''), '') || '|' || coalesce(nullif(trim((nullif(trim(to_varchar("CORRESPONDENCE_LOCAL_ADDRESS_CITY_TOWN_VILLAGE")), ''))), ''), '') || '|' || coalesce(nullif(trim((nullif(trim(to_varchar("CORRESPONDENCE_LOCAL_ADDRESS_DISTRICT")), ''))), ''), '') || '|' || coalesce(nullif(trim((nullif(trim(to_varchar("CORRESPONDENCE_LOCAL_ADDRESS_STATE")), ''))), ''), '') || '|' || coalesce(nullif(trim((nullif(trim(to_varchar("CORRESPONDENCE_LOCAL_ADDRESS_COUNTRY")), ''))), ''), '') || '|' || coalesce(nullif(trim((nullif(trim(to_varchar("LOCAL_ADDRESS_PIN_CODE")), ''))), ''), '')), '|||||||')), '[[:space:]]+', ' '))) end),'')) AS VARCHAR))), '')) as LOCATION_HKEY</w:t>
               <w:br/>
-              <w:t xml:space="preserve">      from RAW.MAXIMUS_TRAVEL_V2.NONHLTH_TRV_UWR_VW_DATA_POLICY_DETAILS_PROPOSER_DETAILS_PARTY_PROPERTY_SIMPLE_PROPERTY_PIVOT_VW</w:t>
+              <w:t xml:space="preserve">      from RAW.MAXIMUS_TRAVEL.NONHLTH_TRV_UWR_VW_DATA_POLICY_DETAILS_PROPOSER_DETAILS_PARTY_PROPERTY_SIMPLE_PROPERTY_PIVOT_VW</w:t>
               <w:br/>
               <w:t xml:space="preserve">     where MD5_BINARY(NULLIF(UPPER(TRIM(CAST('HUB_PARTY|' || (nullif(trim(case when coalesce(nullif(trim(w0_party_code),'')) is not null then nullif(trim(w0_party_code), '') end),'')) AS VARCHAR))), '')) is not null</w:t>
               <w:br/>
@@ -3029,9 +3017,9 @@
               <w:br/>
               <w:t xml:space="preserve">    union all</w:t>
               <w:br/>
-              <w:t xml:space="preserve">    -- via lnkfeed_mtv2_party_location &lt;- stg2_mtv2__uwr_pol_prp_pp_sp_pv</w:t>
-              <w:br/>
-              <w:t xml:space="preserve">    select 'lnkfeed_mtv2_party_location &lt;- stg2_mtv2__uwr_pol_prp_pp_sp_pv' as src_feed,</w:t>
+              <w:t xml:space="preserve">    -- via lnkfeed_mt_party_location &lt;- stg2_mt__uwr_pol_prp_pp_sp_pv</w:t>
+              <w:br/>
+              <w:t xml:space="preserve">    select 'lnkfeed_mt_party_location &lt;- stg2_mt__uwr_pol_prp_pp_sp_pv' as src_feed,</w:t>
               <w:br/>
               <w:t xml:space="preserve">           MD5_BINARY(NULLIF(UPPER(TRIM(CAST('LNK_PARTY_LOCATION|' || (coalesce(nullif(trim(case when coalesce(nullif(trim(w0_party_code),'')) is not null then nullif(trim(w0_party_code), '') end),''),'') || '|' || coalesce(nullif(trim(case when coalesce(nullif(trim((nullif(trim(to_varchar("CURRENT_PERMANENT_OVERSEAS_ADDRESS_LINE_1")), ''))),''), nullif(trim((nullif(trim(to_varchar("CURRENT_PERMANENT_OVERSEAS_ADDRESS_LINE_2")), ''))),''), nullif(trim((nullif(trim(to_varchar("CURRENT_PERMANENT_OVERSEAS_ADDRESS_LINE_3")), ''))),''), nullif(trim((nullif(trim(to_varchar("CURRENT_PERMANENT_OVERSEAS_ADDRESS_CITY_TOWN_VILLAGE")), ''))),''), nullif(trim((nullif(trim(to_varchar("CURRENT_PERMANENT_OVERSEAS_ADDRESS_STATE_UT")), ''))),''), nullif(trim((nullif(trim(to_varchar("CURRENT_PERMANENT_OVERSEAS_ADDRESS_COUNTRY")), ''))),''), nullif(trim((nullif(trim(to_varchar("CURRENT_PERMANENT_OVERSEAS_ADDRESS_PIN_CODE")), ''))),'')) is not null then md5(upper(regexp_replace(trim(nullif(trim(coalesce(nullif(trim((nullif(trim(to_varchar("CURRENT_PERMANENT_OVERSEAS_ADDRESS_LINE_1")), ''))), ''), '') || '|' || coalesce(nullif(trim((nullif(trim(to_varchar("CURRENT_PERMANENT_OVERSEAS_ADDRESS_LINE_2")), ''))), ''), '') || '|' || coalesce(nullif(trim((nullif(trim(to_varchar("CURRENT_PERMANENT_OVERSEAS_ADDRESS_LINE_3")), ''))), ''), '') || '|' || coalesce(nullif(trim((nullif(trim(to_varchar("CURRENT_PERMANENT_OVERSEAS_ADDRESS_CITY_TOWN_VILLAGE")), ''))), ''), '') || '|' || coalesce(nullif(trim((nullif(trim(to_varchar("CURRENT_PERMANENT_OVERSEAS_ADDRESS_STATE_UT")), ''))), ''), '') || '|' || coalesce(nullif(trim((nullif(trim(to_varchar("CURRENT_PERMANENT_OVERSEAS_ADDRESS_COUNTRY")), ''))), ''), '') || '|' || coalesce(nullif(trim((nullif(trim(to_varchar("CURRENT_PERMANENT_OVERSEAS_ADDRESS_PIN_CODE")), ''))), ''), '')), '||||||')), '[[:space:]]+', ' '))) end),''),'')) AS VARCHAR))), '')) as link_hkey,</w:t>
               <w:br/>
@@ -3039,7 +3027,7 @@
               <w:br/>
               <w:t xml:space="preserve">           MD5_BINARY(NULLIF(UPPER(TRIM(CAST('HUB_LOCATION|' || (nullif(trim(case when coalesce(nullif(trim((nullif(trim(to_varchar("CURRENT_PERMANENT_OVERSEAS_ADDRESS_LINE_1")), ''))),''), nullif(trim((nullif(trim(to_varchar("CURRENT_PERMANENT_OVERSEAS_ADDRESS_LINE_2")), ''))),''), nullif(trim((nullif(trim(to_varchar("CURRENT_PERMANENT_OVERSEAS_ADDRESS_LINE_3")), ''))),''), nullif(trim((nullif(trim(to_varchar("CURRENT_PERMANENT_OVERSEAS_ADDRESS_CITY_TOWN_VILLAGE")), ''))),''), nullif(trim((nullif(trim(to_varchar("CURRENT_PERMANENT_OVERSEAS_ADDRESS_STATE_UT")), ''))),''), nullif(trim((nullif(trim(to_varchar("CURRENT_PERMANENT_OVERSEAS_ADDRESS_COUNTRY")), ''))),''), nullif(trim((nullif(trim(to_varchar("CURRENT_PERMANENT_OVERSEAS_ADDRESS_PIN_CODE")), ''))),'')) is not null then md5(upper(regexp_replace(trim(nullif(trim(coalesce(nullif(trim((nullif(trim(to_varchar("CURRENT_PERMANENT_OVERSEAS_ADDRESS_LINE_1")), ''))), ''), '') || '|' || coalesce(nullif(trim((nullif(trim(to_varchar("CURRENT_PERMANENT_OVERSEAS_ADDRESS_LINE_2")), ''))), ''), '') || '|' || coalesce(nullif(trim((nullif(trim(to_varchar("CURRENT_PERMANENT_OVERSEAS_ADDRESS_LINE_3")), ''))), ''), '') || '|' || coalesce(nullif(trim((nullif(trim(to_varchar("CURRENT_PERMANENT_OVERSEAS_ADDRESS_CITY_TOWN_VILLAGE")), ''))), ''), '') || '|' || coalesce(nullif(trim((nullif(trim(to_varchar("CURRENT_PERMANENT_OVERSEAS_ADDRESS_STATE_UT")), ''))), ''), '') || '|' || coalesce(nullif(trim((nullif(trim(to_varchar("CURRENT_PERMANENT_OVERSEAS_ADDRESS_COUNTRY")), ''))), ''), '') || '|' || coalesce(nullif(trim((nullif(trim(to_varchar("CURRENT_PERMANENT_OVERSEAS_ADDRESS_PIN_CODE")), ''))), ''), '')), '||||||')), '[[:space:]]+', ' '))) end),'')) AS VARCHAR))), '')) as LOCATION_HKEY</w:t>
               <w:br/>
-              <w:t xml:space="preserve">      from RAW.MAXIMUS_TRAVEL_V2.NONHLTH_TRV_UWR_VW_DATA_POLICY_DETAILS_PROPOSER_DETAILS_PARTY_PROPERTY_SIMPLE_PROPERTY_PIVOT_VW</w:t>
+              <w:t xml:space="preserve">      from RAW.MAXIMUS_TRAVEL.NONHLTH_TRV_UWR_VW_DATA_POLICY_DETAILS_PROPOSER_DETAILS_PARTY_PROPERTY_SIMPLE_PROPERTY_PIVOT_VW</w:t>
               <w:br/>
               <w:t xml:space="preserve">     where MD5_BINARY(NULLIF(UPPER(TRIM(CAST('HUB_PARTY|' || (nullif(trim(case when coalesce(nullif(trim(w0_party_code),'')) is not null then nullif(trim(w0_party_code), '') end),'')) AS VARCHAR))), '')) is not null</w:t>
               <w:br/>
@@ -3049,9 +3037,9 @@
               <w:br/>
               <w:t xml:space="preserve">    union all</w:t>
               <w:br/>
-              <w:t xml:space="preserve">    -- via lnkfeed_mtv2_party_location &lt;- stg2_mtv2__uwr_pol_ins_mbr_pa_address_prop_pv</w:t>
-              <w:br/>
-              <w:t xml:space="preserve">    select 'lnkfeed_mtv2_party_location &lt;- stg2_mtv2__uwr_pol_ins_mbr_pa_address_prop_pv' as src_feed,</w:t>
+              <w:t xml:space="preserve">    -- via lnkfeed_mt_party_location &lt;- stg2_mt__uwr_pol_ins_mbr_pa_address_prop_pv</w:t>
+              <w:br/>
+              <w:t xml:space="preserve">    select 'lnkfeed_mt_party_location &lt;- stg2_mt__uwr_pol_ins_mbr_pa_address_prop_pv' as src_feed,</w:t>
               <w:br/>
               <w:t xml:space="preserve">           MD5_BINARY(NULLIF(UPPER(TRIM(CAST('LNK_PARTY_LOCATION|' || (coalesce(nullif(trim(case when coalesce(nullif(trim(w0_party_code),'')) is not null then nullif(trim(w0_party_code), '') end),''),'') || '|' || coalesce(nullif(trim(case when coalesce(nullif(trim((nullif(trim(to_varchar("AREA")), ''))),''), nullif(trim((nullif(trim(to_varchar("LAND_MARK")), ''))),''), nullif(trim(((nullif(trim(to_varchar("CITY")), '')))),''), nullif(trim((nullif(trim(to_varchar("STATE")), ''))),''), nullif(trim((nullif(trim(to_varchar("PINCODE")), ''))),'')) is not null then md5(upper(regexp_replace(trim(nullif(trim(coalesce(nullif(trim((nullif(trim(to_varchar("AREA")), ''))), ''), '') || '#' || coalesce(nullif(trim((nullif(trim(to_varchar("LAND_MARK")), ''))), ''), '') || '#' || coalesce(nullif(trim(((nullif(trim(to_varchar("CITY")), '')))), ''), '') || '#' || coalesce(nullif(trim((nullif(trim(to_varchar("STATE")), ''))), ''), '') || '#' || coalesce(nullif(trim((nullif(trim(to_varchar("PINCODE")), ''))), ''), '')), '####')), '[[:space:]]+', ' '))) end),''),'')) AS VARCHAR))), '')) as link_hkey,</w:t>
               <w:br/>
@@ -3059,7 +3047,7 @@
               <w:br/>
               <w:t xml:space="preserve">           MD5_BINARY(NULLIF(UPPER(TRIM(CAST('HUB_LOCATION|' || (nullif(trim(case when coalesce(nullif(trim((nullif(trim(to_varchar("AREA")), ''))),''), nullif(trim((nullif(trim(to_varchar("LAND_MARK")), ''))),''), nullif(trim(((nullif(trim(to_varchar("CITY")), '')))),''), nullif(trim((nullif(trim(to_varchar("STATE")), ''))),''), nullif(trim((nullif(trim(to_varchar("PINCODE")), ''))),'')) is not null then md5(upper(regexp_replace(trim(nullif(trim(coalesce(nullif(trim((nullif(trim(to_varchar("AREA")), ''))), ''), '') || '#' || coalesce(nullif(trim((nullif(trim(to_varchar("LAND_MARK")), ''))), ''), '') || '#' || coalesce(nullif(trim(((nullif(trim(to_varchar("CITY")), '')))), ''), '') || '#' || coalesce(nullif(trim((nullif(trim(to_varchar("STATE")), ''))), ''), '') || '#' || coalesce(nullif(trim((nullif(trim(to_varchar("PINCODE")), ''))), ''), '')), '####')), '[[:space:]]+', ' '))) end),'')) AS VARCHAR))), '')) as LOCATION_HKEY</w:t>
               <w:br/>
-              <w:t xml:space="preserve">      from RAW.MAXIMUS_TRAVEL_V2.NONHLTH_TRV_UWR_VW_DATA_POLICY_DETAILS_INSURED_DETAILS_MEMBER_DETAILS_PARTY_ADDRESS_ADDRESS_PROPERTY_PIVOT_VW</w:t>
+              <w:t xml:space="preserve">      from RAW.MAXIMUS_TRAVEL.NONHLTH_TRV_UWR_VW_DATA_POLICY_DETAILS_INSURED_DETAILS_MEMBER_DETAILS_PARTY_ADDRESS_ADDRESS_PROPERTY_PIVOT_VW</w:t>
               <w:br/>
               <w:t xml:space="preserve">     where MD5_BINARY(NULLIF(UPPER(TRIM(CAST('HUB_PARTY|' || (nullif(trim(case when coalesce(nullif(trim(w0_party_code),'')) is not null then nullif(trim(w0_party_code), '') end),'')) AS VARCHAR))), '')) is not null</w:t>
               <w:br/>
@@ -3069,9 +3057,9 @@
               <w:br/>
               <w:t xml:space="preserve">    union all</w:t>
               <w:br/>
-              <w:t xml:space="preserve">    -- via lnkfeed_mtv2_party_location &lt;- stg2_mtv2__uwr_pol_prp_pa_address_prop_pv</w:t>
-              <w:br/>
-              <w:t xml:space="preserve">    select 'lnkfeed_mtv2_party_location &lt;- stg2_mtv2__uwr_pol_prp_pa_address_prop_pv' as src_feed,</w:t>
+              <w:t xml:space="preserve">    -- via lnkfeed_mt_party_location &lt;- stg2_mt__uwr_pol_prp_pa_address_prop_pv</w:t>
+              <w:br/>
+              <w:t xml:space="preserve">    select 'lnkfeed_mt_party_location &lt;- stg2_mt__uwr_pol_prp_pa_address_prop_pv' as src_feed,</w:t>
               <w:br/>
               <w:t xml:space="preserve">           MD5_BINARY(NULLIF(UPPER(TRIM(CAST('LNK_PARTY_LOCATION|' || (coalesce(nullif(trim(case when coalesce(nullif(trim(w0_party_code),'')) is not null then nullif(trim(w0_party_code), '') end),''),'') || '|' || coalesce(nullif(trim(case when coalesce(nullif(trim((nullif(trim(to_varchar("AREA")), ''))),''), nullif(trim((nullif(trim(to_varchar("LAND_MARK")), ''))),''), nullif(trim(((nullif(trim(to_varchar("CITY")), '')))),''), nullif(trim((nullif(trim(to_varchar("STATE")), ''))),''), nullif(trim((nullif(trim(to_varchar("PINCODE")), ''))),'')) is not null then md5(upper(regexp_replace(trim(nullif(trim(coalesce(nullif(trim((nullif(trim(to_varchar("AREA")), ''))), ''), '') || '#' || coalesce(nullif(trim((nullif(trim(to_varchar("LAND_MARK")), ''))), ''), '') || '#' || coalesce(nullif(trim(((nullif(trim(to_varchar("CITY")), '')))), ''), '') || '#' || coalesce(nullif(trim((nullif(trim(to_varchar("STATE")), ''))), ''), '') || '#' || coalesce(nullif(trim((nullif(trim(to_varchar("PINCODE")), ''))), ''), '')), '####')), '[[:space:]]+', ' '))) end),''),'')) AS VARCHAR))), '')) as link_hkey,</w:t>
               <w:br/>
@@ -3079,7 +3067,7 @@
               <w:br/>
               <w:t xml:space="preserve">           MD5_BINARY(NULLIF(UPPER(TRIM(CAST('HUB_LOCATION|' || (nullif(trim(case when coalesce(nullif(trim((nullif(trim(to_varchar("AREA")), ''))),''), nullif(trim((nullif(trim(to_varchar("LAND_MARK")), ''))),''), nullif(trim(((nullif(trim(to_varchar("CITY")), '')))),''), nullif(trim((nullif(trim(to_varchar("STATE")), ''))),''), nullif(trim((nullif(trim(to_varchar("PINCODE")), ''))),'')) is not null then md5(upper(regexp_replace(trim(nullif(trim(coalesce(nullif(trim((nullif(trim(to_varchar("AREA")), ''))), ''), '') || '#' || coalesce(nullif(trim((nullif(trim(to_varchar("LAND_MARK")), ''))), ''), '') || '#' || coalesce(nullif(trim(((nullif(trim(to_varchar("CITY")), '')))), ''), '') || '#' || coalesce(nullif(trim((nullif(trim(to_varchar("STATE")), ''))), ''), '') || '#' || coalesce(nullif(trim((nullif(trim(to_varchar("PINCODE")), ''))), ''), '')), '####')), '[[:space:]]+', ' '))) end),'')) AS VARCHAR))), '')) as LOCATION_HKEY</w:t>
               <w:br/>
-              <w:t xml:space="preserve">      from RAW.MAXIMUS_TRAVEL_V2.NONHLTH_TRV_UWR_VW_DATA_POLICY_DETAILS_PROPOSER_DETAILS_PARTY_ADDRESS_ADDRESS_PROPERTY_PIVOT_VW</w:t>
+              <w:t xml:space="preserve">      from RAW.MAXIMUS_TRAVEL.NONHLTH_TRV_UWR_VW_DATA_POLICY_DETAILS_PROPOSER_DETAILS_PARTY_ADDRESS_ADDRESS_PROPERTY_PIVOT_VW</w:t>
               <w:br/>
               <w:t xml:space="preserve">     where MD5_BINARY(NULLIF(UPPER(TRIM(CAST('HUB_PARTY|' || (nullif(trim(case when coalesce(nullif(trim(w0_party_code),'')) is not null then nullif(trim(w0_party_code), '') end),'')) AS VARCHAR))), '')) is not null</w:t>
               <w:br/>
@@ -3089,9 +3077,9 @@
               <w:br/>
               <w:t xml:space="preserve">    union all</w:t>
               <w:br/>
-              <w:t xml:space="preserve">    -- via lnkfeed_mtv2_party_location &lt;- stg2_mtv2__uwr_pol_ins_mbr_pp_sp_pv</w:t>
-              <w:br/>
-              <w:t xml:space="preserve">    select 'lnkfeed_mtv2_party_location &lt;- stg2_mtv2__uwr_pol_ins_mbr_pp_sp_pv' as src_feed,</w:t>
+              <w:t xml:space="preserve">    -- via lnkfeed_mt_party_location &lt;- stg2_mt__uwr_pol_ins_mbr_pp_sp_pv</w:t>
+              <w:br/>
+              <w:t xml:space="preserve">    select 'lnkfeed_mt_party_location &lt;- stg2_mt__uwr_pol_ins_mbr_pp_sp_pv' as src_feed,</w:t>
               <w:br/>
               <w:t xml:space="preserve">           MD5_BINARY(NULLIF(UPPER(TRIM(CAST('LNK_PARTY_LOCATION|' || (coalesce(nullif(trim(case when coalesce(nullif(trim(w0_party_code),'')) is not null then nullif(trim(w0_party_code), '') end),''),'') || '|' || coalesce(nullif(trim(case when coalesce(nullif(trim((nullif(trim(to_varchar("CORRESPONDENCE_LOCAL_ADDRESS_LINE_1")), ''))),''), nullif(trim((nullif(trim(to_varchar("CORRESPONDENCE_LOCAL_ADDRESS_LINE_2")), ''))),''), nullif(trim((nullif(trim(to_varchar("CORRESPONDENCE_LOCAL_ADDRESS_LINE_3")), ''))),''), nullif(trim((nullif(trim(to_varchar("CORRESPONDENCE_LOCAL_ADDRESS_CITY_TOWN_VILLAGE")), ''))),''), nullif(trim((nullif(trim(to_varchar("CORRESPONDENCE_LOCAL_ADDRESS_DISTRICT")), ''))),''), nullif(trim((nullif(trim(to_varchar("CORRESPONDENCE_LOCAL_ADDRESS_STATE")), ''))),''), nullif(trim((nullif(trim(to_varchar("CORRESPONDENCE_LOCAL_ADDRESS_COUNTRY")), ''))),''), nullif(trim((nullif(trim(to_varchar("LOCAL_ADDRESS_PIN_CODE")), ''))),'')) is not null then md5(upper(regexp_replace(trim(nullif(trim(coalesce(nullif(trim((nullif(trim(to_varchar("CORRESPONDENCE_LOCAL_ADDRESS_LINE_1")), ''))), ''), '') || '|' || coalesce(nullif(trim((nullif(trim(to_varchar("CORRESPONDENCE_LOCAL_ADDRESS_LINE_2")), ''))), ''), '') || '|' || coalesce(nullif(trim((nullif(trim(to_varchar("CORRESPONDENCE_LOCAL_ADDRESS_LINE_3")), ''))), ''), '') || '|' || coalesce(nullif(trim((nullif(trim(to_varchar("CORRESPONDENCE_LOCAL_ADDRESS_CITY_TOWN_VILLAGE")), ''))), ''), '') || '|' || coalesce(nullif(trim((nullif(trim(to_varchar("CORRESPONDENCE_LOCAL_ADDRESS_DISTRICT")), ''))), ''), '') || '|' || coalesce(nullif(trim((nullif(trim(to_varchar("CORRESPONDENCE_LOCAL_ADDRESS_STATE")), ''))), ''), '') || '|' || coalesce(nullif(trim((nullif(trim(to_varchar("CORRESPONDENCE_LOCAL_ADDRESS_COUNTRY")), ''))), ''), '') || '|' || coalesce(nullif(trim((nullif(trim(to_varchar("LOCAL_ADDRESS_PIN_CODE")), ''))), ''), '')), '|||||||')), '[[:space:]]+', ' '))) end),''),'')) AS VARCHAR))), '')) as link_hkey,</w:t>
               <w:br/>
@@ -3099,7 +3087,7 @@
               <w:br/>
               <w:t xml:space="preserve">           MD5_BINARY(NULLIF(UPPER(TRIM(CAST('HUB_LOCATION|' || (nullif(trim(case when coalesce(nullif(trim((nullif(trim(to_varchar("CORRESPONDENCE_LOCAL_ADDRESS_LINE_1")), ''))),''), nullif(trim((nullif(trim(to_varchar("CORRESPONDENCE_LOCAL_ADDRESS_LINE_2")), ''))),''), nullif(trim((nullif(trim(to_varchar("CORRESPONDENCE_LOCAL_ADDRESS_LINE_3")), ''))),''), nullif(trim((nullif(trim(to_varchar("CORRESPONDENCE_LOCAL_ADDRESS_CITY_TOWN_VILLAGE")), ''))),''), nullif(trim((nullif(trim(to_varchar("CORRESPONDENCE_LOCAL_ADDRESS_DISTRICT")), ''))),''), nullif(trim((nullif(trim(to_varchar("CORRESPONDENCE_LOCAL_ADDRESS_STATE")), ''))),''), nullif(trim((nullif(trim(to_varchar("CORRESPONDENCE_LOCAL_ADDRESS_COUNTRY")), ''))),''), nullif(trim((nullif(trim(to_varchar("LOCAL_ADDRESS_PIN_CODE")), ''))),'')) is not null then md5(upper(regexp_replace(trim(nullif(trim(coalesce(nullif(trim((nullif(trim(to_varchar("CORRESPONDENCE_LOCAL_ADDRESS_LINE_1")), ''))), ''), '') || '|' || coalesce(nullif(trim((nullif(trim(to_varchar("CORRESPONDENCE_LOCAL_ADDRESS_LINE_2")), ''))), ''), '') || '|' || coalesce(nullif(trim((nullif(trim(to_varchar("CORRESPONDENCE_LOCAL_ADDRESS_LINE_3")), ''))), ''), '') || '|' || coalesce(nullif(trim((nullif(trim(to_varchar("CORRESPONDENCE_LOCAL_ADDRESS_CITY_TOWN_VILLAGE")), ''))), ''), '') || '|' || coalesce(nullif(trim((nullif(trim(to_varchar("CORRESPONDENCE_LOCAL_ADDRESS_DISTRICT")), ''))), ''), '') || '|' || coalesce(nullif(trim((nullif(trim(to_varchar("CORRESPONDENCE_LOCAL_ADDRESS_STATE")), ''))), ''), '') || '|' || coalesce(nullif(trim((nullif(trim(to_varchar("CORRESPONDENCE_LOCAL_ADDRESS_COUNTRY")), ''))), ''), '') || '|' || coalesce(nullif(trim((nullif(trim(to_varchar("LOCAL_ADDRESS_PIN_CODE")), ''))), ''), '')), '|||||||')), '[[:space:]]+', ' '))) end),'')) AS VARCHAR))), '')) as LOCATION_HKEY</w:t>
               <w:br/>
-              <w:t xml:space="preserve">      from RAW.MAXIMUS_TRAVEL_V2.NONHLTH_TRV_UWR_VW_DATA_POLICY_DETAILS_INSURED_DETAILS_MEMBER_DETAILS_PARTY_PROPERTY_SIMPLE_PROPERTY_PIVOT_VW</w:t>
+              <w:t xml:space="preserve">      from RAW.MAXIMUS_TRAVEL.NONHLTH_TRV_UWR_VW_DATA_POLICY_DETAILS_INSURED_DETAILS_MEMBER_DETAILS_PARTY_PROPERTY_SIMPLE_PROPERTY_PIVOT_VW</w:t>
               <w:br/>
               <w:t xml:space="preserve">     where MD5_BINARY(NULLIF(UPPER(TRIM(CAST('HUB_PARTY|' || (nullif(trim(case when coalesce(nullif(trim(w0_party_code),'')) is not null then nullif(trim(w0_party_code), '') end),'')) AS VARCHAR))), '')) is not null</w:t>
               <w:br/>
@@ -3109,9 +3097,9 @@
               <w:br/>
               <w:t xml:space="preserve">    union all</w:t>
               <w:br/>
-              <w:t xml:space="preserve">    -- via lnkfeed_mtv2_party_location &lt;- stg2_mtv2__uwr_pol_ins_mbr_pp_sp_pv</w:t>
-              <w:br/>
-              <w:t xml:space="preserve">    select 'lnkfeed_mtv2_party_location &lt;- stg2_mtv2__uwr_pol_ins_mbr_pp_sp_pv' as src_feed,</w:t>
+              <w:t xml:space="preserve">    -- via lnkfeed_mt_party_location &lt;- stg2_mt__uwr_pol_ins_mbr_pp_sp_pv</w:t>
+              <w:br/>
+              <w:t xml:space="preserve">    select 'lnkfeed_mt_party_location &lt;- stg2_mt__uwr_pol_ins_mbr_pp_sp_pv' as src_feed,</w:t>
               <w:br/>
               <w:t xml:space="preserve">           MD5_BINARY(NULLIF(UPPER(TRIM(CAST('LNK_PARTY_LOCATION|' || (coalesce(nullif(trim(case when coalesce(nullif(trim(w0_party_code),'')) is not null then nullif(trim(w0_party_code), '') end),''),'') || '|' || coalesce(nullif(trim(case when coalesce(nullif(trim((nullif(trim(to_varchar("CURRENT_PERMANENT_OVERSEAS_ADDRESS_LINE_1")), ''))),''), nullif(trim((nullif(trim(to_varchar("CURRENT_PERMANENT_OVERSEAS_ADDRESS_LINE_2")), ''))),''), nullif(trim((nullif(trim(to_varchar("CURRENT_PERMANENT_OVERSEAS_ADDRESS_LINE_3")), ''))),''), nullif(trim((nullif(trim(to_varchar("CURRENT_PERMANENT_OVERSEAS_ADDRESS_CITY_TOWN_VILLAGE")), ''))),''), nullif(trim((nullif(trim(to_varchar("CURRENT_PERMANENT_OVERSEAS_ADDRESS_STATE_UT")), ''))),''), nullif(trim((nullif(trim(to_varchar("CURRENT_PERMANENT_OVERSEAS_ADDRESS_COUNTRY")), ''))),''), nullif(trim((nullif(trim(to_varchar("CURRENT_PERMANENT_OVERSEAS_ADDRESS_PIN_CODE")), ''))),'')) is not null then md5(upper(regexp_replace(trim(nullif(trim(coalesce(nullif(trim((nullif(trim(to_varchar("CURRENT_PERMANENT_OVERSEAS_ADDRESS_LINE_1")), ''))), ''), '') || '|' || coalesce(nullif(trim((nullif(trim(to_varchar("CURRENT_PERMANENT_OVERSEAS_ADDRESS_LINE_2")), ''))), ''), '') || '|' || coalesce(nullif(trim((nullif(trim(to_varchar("CURRENT_PERMANENT_OVERSEAS_ADDRESS_LINE_3")), ''))), ''), '') || '|' || coalesce(nullif(trim((nullif(trim(to_varchar("CURRENT_PERMANENT_OVERSEAS_ADDRESS_CITY_TOWN_VILLAGE")), ''))), ''), '') || '|' || coalesce(nullif(trim((nullif(trim(to_varchar("CURRENT_PERMANENT_OVERSEAS_ADDRESS_STATE_UT")), ''))), ''), '') || '|' || coalesce(nullif(trim((nullif(trim(to_varchar("CURRENT_PERMANENT_OVERSEAS_ADDRESS_COUNTRY")), ''))), ''), '') || '|' || coalesce(nullif(trim((nullif(trim(to_varchar("CURRENT_PERMANENT_OVERSEAS_ADDRESS_PIN_CODE")), ''))), ''), '')), '||||||')), '[[:space:]]+', ' '))) end),''),'')) AS VARCHAR))), '')) as link_hkey,</w:t>
               <w:br/>
@@ -3119,7 +3107,7 @@
               <w:br/>
               <w:t xml:space="preserve">           MD5_BINARY(NULLIF(UPPER(TRIM(CAST('HUB_LOCATION|' || (nullif(trim(case when coalesce(nullif(trim((nullif(trim(to_varchar("CURRENT_PERMANENT_OVERSEAS_ADDRESS_LINE_1")), ''))),''), nullif(trim((nullif(trim(to_varchar("CURRENT_PERMANENT_OVERSEAS_ADDRESS_LINE_2")), ''))),''), nullif(trim((nullif(trim(to_varchar("CURRENT_PERMANENT_OVERSEAS_ADDRESS_LINE_3")), ''))),''), nullif(trim((nullif(trim(to_varchar("CURRENT_PERMANENT_OVERSEAS_ADDRESS_CITY_TOWN_VILLAGE")), ''))),''), nullif(trim((nullif(trim(to_varchar("CURRENT_PERMANENT_OVERSEAS_ADDRESS_STATE_UT")), ''))),''), nullif(trim((nullif(trim(to_varchar("CURRENT_PERMANENT_OVERSEAS_ADDRESS_COUNTRY")), ''))),''), nullif(trim((nullif(trim(to_varchar("CURRENT_PERMANENT_OVERSEAS_ADDRESS_PIN_CODE")), ''))),'')) is not null then md5(upper(regexp_replace(trim(nullif(trim(coalesce(nullif(trim((nullif(trim(to_varchar("CURRENT_PERMANENT_OVERSEAS_ADDRESS_LINE_1")), ''))), ''), '') || '|' || coalesce(nullif(trim((nullif(trim(to_varchar("CURRENT_PERMANENT_OVERSEAS_ADDRESS_LINE_2")), ''))), ''), '') || '|' || coalesce(nullif(trim((nullif(trim(to_varchar("CURRENT_PERMANENT_OVERSEAS_ADDRESS_LINE_3")), ''))), ''), '') || '|' || coalesce(nullif(trim((nullif(trim(to_varchar("CURRENT_PERMANENT_OVERSEAS_ADDRESS_CITY_TOWN_VILLAGE")), ''))), ''), '') || '|' || coalesce(nullif(trim((nullif(trim(to_varchar("CURRENT_PERMANENT_OVERSEAS_ADDRESS_STATE_UT")), ''))), ''), '') || '|' || coalesce(nullif(trim((nullif(trim(to_varchar("CURRENT_PERMANENT_OVERSEAS_ADDRESS_COUNTRY")), ''))), ''), '') || '|' || coalesce(nullif(trim((nullif(trim(to_varchar("CURRENT_PERMANENT_OVERSEAS_ADDRESS_PIN_CODE")), ''))), ''), '')), '||||||')), '[[:space:]]+', ' '))) end),'')) AS VARCHAR))), '')) as LOCATION_HKEY</w:t>
               <w:br/>
-              <w:t xml:space="preserve">      from RAW.MAXIMUS_TRAVEL_V2.NONHLTH_TRV_UWR_VW_DATA_POLICY_DETAILS_INSURED_DETAILS_MEMBER_DETAILS_PARTY_PROPERTY_SIMPLE_PROPERTY_PIVOT_VW</w:t>
+              <w:t xml:space="preserve">      from RAW.MAXIMUS_TRAVEL.NONHLTH_TRV_UWR_VW_DATA_POLICY_DETAILS_INSURED_DETAILS_MEMBER_DETAILS_PARTY_PROPERTY_SIMPLE_PROPERTY_PIVOT_VW</w:t>
               <w:br/>
               <w:t xml:space="preserve">     where MD5_BINARY(NULLIF(UPPER(TRIM(CAST('HUB_PARTY|' || (nullif(trim(case when coalesce(nullif(trim(w0_party_code),'')) is not null then nullif(trim(w0_party_code), '') end),'')) AS VARCHAR))), '')) is not null</w:t>
               <w:br/>
@@ -3129,9 +3117,9 @@
               <w:br/>
               <w:t xml:space="preserve">    union all</w:t>
               <w:br/>
-              <w:t xml:space="preserve">    -- via lnkfeed_mtv2_party_location &lt;- stg2_mtv2__uwr_pol_ins_mbr_pa</w:t>
-              <w:br/>
-              <w:t xml:space="preserve">    select 'lnkfeed_mtv2_party_location &lt;- stg2_mtv2__uwr_pol_ins_mbr_pa' as src_feed,</w:t>
+              <w:t xml:space="preserve">    -- via lnkfeed_mt_party_location &lt;- stg2_mt__uwr_pol_ins_mbr_pa</w:t>
+              <w:br/>
+              <w:t xml:space="preserve">    select 'lnkfeed_mt_party_location &lt;- stg2_mt__uwr_pol_ins_mbr_pa' as src_feed,</w:t>
               <w:br/>
               <w:t xml:space="preserve">           MD5_BINARY(NULLIF(UPPER(TRIM(CAST('LNK_PARTY_LOCATION|' || (coalesce(nullif(trim(case when coalesce(nullif(trim(w0_party_code),'')) is not null then nullif(trim(w0_party_code), '') end),''),'') || '|' || coalesce(nullif(trim(case when coalesce(nullif(trim((nullif(trim(to_varchar("ADDRESS1")), ''))),''), nullif(trim((nullif(trim(to_varchar("ADDRESS2")), ''))),''), nullif(trim((nullif(trim(to_varchar("ADDRESS3")), ''))),''), nullif(trim(((nullif(trim(to_varchar("CITY")), '')))),''), nullif(trim(((nullif(trim(to_varchar("DISTRICT")), '')))),''), nullif(trim((nullif(trim(to_varchar("STATE")), ''))),''), nullif(trim((nullif(trim(to_varchar("COUNTRY")), ''))),''), nullif(trim((nullif(trim(to_varchar("PINCODE")), ''))),'')) is not null then md5(upper(regexp_replace(trim(nullif(trim(coalesce(nullif(trim((nullif(trim(to_varchar("ADDRESS1")), ''))), ''), '') || '|' || coalesce(nullif(trim((nullif(trim(to_varchar("ADDRESS2")), ''))), ''), '') || '|' || coalesce(nullif(trim((nullif(trim(to_varchar("ADDRESS3")), ''))), ''), '') || '|' || coalesce(nullif(trim(((nullif(trim(to_varchar("CITY")), '')))), ''), '') || '|' || coalesce(nullif(trim(((nullif(trim(to_varchar("DISTRICT")), '')))), ''), '') || '|' || coalesce(nullif(trim((nullif(trim(to_varchar("STATE")), ''))), ''), '') || '|' || coalesce(nullif(trim((nullif(trim(to_varchar("COUNTRY")), ''))), ''), '') || '|' || coalesce(nullif(trim((nullif(trim(to_varchar("PINCODE")), ''))), ''), '')), '|||||||')), '[[:space:]]+', ' '))) end),''),'')) AS VARCHAR))), '')) as link_hkey,</w:t>
               <w:br/>
@@ -3139,7 +3127,7 @@
               <w:br/>
               <w:t xml:space="preserve">           MD5_BINARY(NULLIF(UPPER(TRIM(CAST('HUB_LOCATION|' || (nullif(trim(case when coalesce(nullif(trim((nullif(trim(to_varchar("ADDRESS1")), ''))),''), nullif(trim((nullif(trim(to_varchar("ADDRESS2")), ''))),''), nullif(trim((nullif(trim(to_varchar("ADDRESS3")), ''))),''), nullif(trim(((nullif(trim(to_varchar("CITY")), '')))),''), nullif(trim(((nullif(trim(to_varchar("DISTRICT")), '')))),''), nullif(trim((nullif(trim(to_varchar("STATE")), ''))),''), nullif(trim((nullif(trim(to_varchar("COUNTRY")), ''))),''), nullif(trim((nullif(trim(to_varchar("PINCODE")), ''))),'')) is not null then md5(upper(regexp_replace(trim(nullif(trim(coalesce(nullif(trim((nullif(trim(to_varchar("ADDRESS1")), ''))), ''), '') || '|' || coalesce(nullif(trim((nullif(trim(to_varchar("ADDRESS2")), ''))), ''), '') || '|' || coalesce(nullif(trim((nullif(trim(to_varchar("ADDRESS3")), ''))), ''), '') || '|' || coalesce(nullif(trim(((nullif(trim(to_varchar("CITY")), '')))), ''), '') || '|' || coalesce(nullif(trim(((nullif(trim(to_varchar("DISTRICT")), '')))), ''), '') || '|' || coalesce(nullif(trim((nullif(trim(to_varchar("STATE")), ''))), ''), '') || '|' || coalesce(nullif(trim((nullif(trim(to_varchar("COUNTRY")), ''))), ''), '') || '|' || coalesce(nullif(trim((nullif(trim(to_varchar("PINCODE")), ''))), ''), '')), '|||||||')), '[[:space:]]+', ' '))) end),'')) AS VARCHAR))), '')) as LOCATION_HKEY</w:t>
               <w:br/>
-              <w:t xml:space="preserve">      from RAW.MAXIMUS_TRAVEL_V2.NONHLTH_TRV_UWR_VW_DATA_POLICY_DETAILS_INSURED_DETAILS_MEMBER_DETAILS_PARTY_ADDRESS</w:t>
+              <w:t xml:space="preserve">      from RAW.MAXIMUS_TRAVEL.NONHLTH_TRV_UWR_VW_DATA_POLICY_DETAILS_INSURED_DETAILS_MEMBER_DETAILS_PARTY_ADDRESS</w:t>
               <w:br/>
               <w:t xml:space="preserve">     where MD5_BINARY(NULLIF(UPPER(TRIM(CAST('HUB_PARTY|' || (nullif(trim(case when coalesce(nullif(trim(w0_party_code),'')) is not null then nullif(trim(w0_party_code), '') end),'')) AS VARCHAR))), '')) is not null</w:t>
               <w:br/>
@@ -3149,9 +3137,9 @@
               <w:br/>
               <w:t xml:space="preserve">    union all</w:t>
               <w:br/>
-              <w:t xml:space="preserve">    -- via lnkfeed_mtv2_party_location &lt;- stg2_mtv2__uwr_pol_prp_pa</w:t>
-              <w:br/>
-              <w:t xml:space="preserve">    select 'lnkfeed_mtv2_party_location &lt;- stg2_mtv2__uwr_pol_prp_pa' as src_feed,</w:t>
+              <w:t xml:space="preserve">    -- via lnkfeed_mt_party_location &lt;- stg2_mt__uwr_pol_prp_pa</w:t>
+              <w:br/>
+              <w:t xml:space="preserve">    select 'lnkfeed_mt_party_location &lt;- stg2_mt__uwr_pol_prp_pa' as src_feed,</w:t>
               <w:br/>
               <w:t xml:space="preserve">           MD5_BINARY(NULLIF(UPPER(TRIM(CAST('LNK_PARTY_LOCATION|' || (coalesce(nullif(trim(case when coalesce(nullif(trim(w0_party_code),'')) is not null then nullif(trim(w0_party_code), '') end),''),'') || '|' || coalesce(nullif(trim(case when coalesce(nullif(trim((nullif(trim(to_varchar("ADDRESS1")), ''))),''), nullif(trim((nullif(trim(to_varchar("ADDRESS2")), ''))),''), nullif(trim((nullif(trim(to_varchar("ADDRESS3")), ''))),''), nullif(trim(((nullif(trim(to_varchar("CITY")), '')))),''), nullif(trim(((nullif(trim(to_varchar("DISTRICT")), '')))),''), nullif(trim((nullif(trim(to_varchar("STATE")), ''))),''), nullif(trim((nullif(trim(to_varchar("COUNTRY")), ''))),''), nullif(trim((nullif(trim(to_varchar("PINCODE")), ''))),'')) is not null then md5(upper(regexp_replace(trim(nullif(trim(coalesce(nullif(trim((nullif(trim(to_varchar("ADDRESS1")), ''))), ''), '') || '|' || coalesce(nullif(trim((nullif(trim(to_varchar("ADDRESS2")), ''))), ''), '') || '|' || coalesce(nullif(trim((nullif(trim(to_varchar("ADDRESS3")), ''))), ''), '') || '|' || coalesce(nullif(trim(((nullif(trim(to_varchar("CITY")), '')))), ''), '') || '|' || coalesce(nullif(trim(((nullif(trim(to_varchar("DISTRICT")), '')))), ''), '') || '|' || coalesce(nullif(trim((nullif(trim(to_varchar("STATE")), ''))), ''), '') || '|' || coalesce(nullif(trim((nullif(trim(to_varchar("COUNTRY")), ''))), ''), '') || '|' || coalesce(nullif(trim((nullif(trim(to_varchar("PINCODE")), ''))), ''), '')), '|||||||')), '[[:space:]]+', ' '))) end),''),'')) AS VARCHAR))), '')) as link_hkey,</w:t>
               <w:br/>
@@ -3159,7 +3147,7 @@
               <w:br/>
               <w:t xml:space="preserve">           MD5_BINARY(NULLIF(UPPER(TRIM(CAST('HUB_LOCATION|' || (nullif(trim(case when coalesce(nullif(trim((nullif(trim(to_varchar("ADDRESS1")), ''))),''), nullif(trim((nullif(trim(to_varchar("ADDRESS2")), ''))),''), nullif(trim((nullif(trim(to_varchar("ADDRESS3")), ''))),''), nullif(trim(((nullif(trim(to_varchar("CITY")), '')))),''), nullif(trim(((nullif(trim(to_varchar("DISTRICT")), '')))),''), nullif(trim((nullif(trim(to_varchar("STATE")), ''))),''), nullif(trim((nullif(trim(to_varchar("COUNTRY")), ''))),''), nullif(trim((nullif(trim(to_varchar("PINCODE")), ''))),'')) is not null then md5(upper(regexp_replace(trim(nullif(trim(coalesce(nullif(trim((nullif(trim(to_varchar("ADDRESS1")), ''))), ''), '') || '|' || coalesce(nullif(trim((nullif(trim(to_varchar("ADDRESS2")), ''))), ''), '') || '|' || coalesce(nullif(trim((nullif(trim(to_varchar("ADDRESS3")), ''))), ''), '') || '|' || coalesce(nullif(trim(((nullif(trim(to_varchar("CITY")), '')))), ''), '') || '|' || coalesce(nullif(trim(((nullif(trim(to_varchar("DISTRICT")), '')))), ''), '') || '|' || coalesce(nullif(trim((nullif(trim(to_varchar("STATE")), ''))), ''), '') || '|' || coalesce(nullif(trim((nullif(trim(to_varchar("COUNTRY")), ''))), ''), '') || '|' || coalesce(nullif(trim((nullif(trim(to_varchar("PINCODE")), ''))), ''), '')), '|||||||')), '[[:space:]]+', ' '))) end),'')) AS VARCHAR))), '')) as LOCATION_HKEY</w:t>
               <w:br/>
-              <w:t xml:space="preserve">      from RAW.MAXIMUS_TRAVEL_V2.NONHLTH_TRV_UWR_VW_DATA_POLICY_DETAILS_PROPOSER_DETAILS_PARTY_ADDRESS</w:t>
+              <w:t xml:space="preserve">      from RAW.MAXIMUS_TRAVEL.NONHLTH_TRV_UWR_VW_DATA_POLICY_DETAILS_PROPOSER_DETAILS_PARTY_ADDRESS</w:t>
               <w:br/>
               <w:t xml:space="preserve">     where MD5_BINARY(NULLIF(UPPER(TRIM(CAST('HUB_PARTY|' || (nullif(trim(case when coalesce(nullif(trim(w0_party_code),'')) is not null then nullif(trim(w0_party_code), '') end),'')) AS VARCHAR))), '')) is not null</w:t>
               <w:br/>
@@ -3223,9 +3211,9 @@
               </w:rPr>
               <w:t xml:space="preserve">with src as (</w:t>
               <w:br/>
-              <w:t xml:space="preserve">    -- via lnkfeed_mtv2_party_location &lt;- stg2_mtv2__clm_clmd_clmap_pv</w:t>
-              <w:br/>
-              <w:t xml:space="preserve">    select 'lnkfeed_mtv2_party_location &lt;- stg2_mtv2__clm_clmd_clmap_pv' as src_feed,</w:t>
+              <w:t xml:space="preserve">    -- via lnkfeed_mt_party_location &lt;- stg2_mt__clm_clmd_clmap_pv</w:t>
+              <w:br/>
+              <w:t xml:space="preserve">    select 'lnkfeed_mt_party_location &lt;- stg2_mt__clm_clmd_clmap_pv' as src_feed,</w:t>
               <w:br/>
               <w:t xml:space="preserve">           MD5_BINARY(NULLIF(UPPER(TRIM(CAST('LNK_PARTY_LOCATION|' || (coalesce(nullif(trim(case when coalesce(nullif(trim((nullif(trim(to_varchar("CUSTOMERID")), ''))),'')) is not null then nullif(trim((nullif(trim(to_varchar("CUSTOMERID")), ''))), '') end),''),'') || '|' || coalesce(nullif(trim(case when coalesce(nullif(trim((nullif(trim(to_varchar("CORRESPONDENCE_ADDRESS")), ''))),''), nullif(trim((nullif(trim(to_varchar("AREA")), ''))),''), nullif(trim(((nullif(trim(to_varchar("CITY")), '')))),''), nullif(trim((nullif(trim(to_varchar("STATE")), ''))),''), nullif(trim((nullif(trim(to_varchar("PIN_CODE")), ''))),'')) is not null then md5(upper(regexp_replace(trim(nullif(trim(coalesce(nullif(trim((nullif(trim(to_varchar("CORRESPONDENCE_ADDRESS")), ''))), ''), '') || '|' || coalesce(nullif(trim((nullif(trim(to_varchar("AREA")), ''))), ''), '') || '|' || coalesce(nullif(trim(((nullif(trim(to_varchar("CITY")), '')))), ''), '') || '|' || coalesce(nullif(trim((nullif(trim(to_varchar("STATE")), ''))), ''), '') || '|' || coalesce(nullif(trim((nullif(trim(to_varchar("PIN_CODE")), ''))), ''), '')), '||||')), '[[:space:]]+', ' '))) end),''),'')) AS VARCHAR))), '')) as link_hkey,</w:t>
               <w:br/>
@@ -3233,7 +3221,7 @@
               <w:br/>
               <w:t xml:space="preserve">           MD5_BINARY(NULLIF(UPPER(TRIM(CAST('HUB_LOCATION|' || (nullif(trim(case when coalesce(nullif(trim((nullif(trim(to_varchar("CORRESPONDENCE_ADDRESS")), ''))),''), nullif(trim((nullif(trim(to_varchar("AREA")), ''))),''), nullif(trim(((nullif(trim(to_varchar("CITY")), '')))),''), nullif(trim((nullif(trim(to_varchar("STATE")), ''))),''), nullif(trim((nullif(trim(to_varchar("PIN_CODE")), ''))),'')) is not null then md5(upper(regexp_replace(trim(nullif(trim(coalesce(nullif(trim((nullif(trim(to_varchar("CORRESPONDENCE_ADDRESS")), ''))), ''), '') || '|' || coalesce(nullif(trim((nullif(trim(to_varchar("AREA")), ''))), ''), '') || '|' || coalesce(nullif(trim(((nullif(trim(to_varchar("CITY")), '')))), ''), '') || '|' || coalesce(nullif(trim((nullif(trim(to_varchar("STATE")), ''))), ''), '') || '|' || coalesce(nullif(trim((nullif(trim(to_varchar("PIN_CODE")), ''))), ''), '')), '||||')), '[[:space:]]+', ' '))) end),'')) AS VARCHAR))), '')) as LOCATION_HKEY</w:t>
               <w:br/>
-              <w:t xml:space="preserve">      from RAW.MAXIMUS_TRAVEL_V2.NONHLTH_TRV_CLM_VW_DATA_CLAIM_DETAILS_CLAIM_ATTRIBUTE_PROPERTIES_PIVOT_VW</w:t>
+              <w:t xml:space="preserve">      from RAW.MAXIMUS_TRAVEL.NONHLTH_TRV_CLM_VW_DATA_CLAIM_DETAILS_CLAIM_ATTRIBUTE_PROPERTIES_PIVOT_VW</w:t>
               <w:br/>
               <w:t xml:space="preserve">     where MD5_BINARY(NULLIF(UPPER(TRIM(CAST('HUB_PARTY|' || (nullif(trim(case when coalesce(nullif(trim((nullif(trim(to_varchar("CUSTOMERID")), ''))),'')) is not null then nullif(trim((nullif(trim(to_varchar("CUSTOMERID")), ''))), '') end),'')) AS VARCHAR))), '')) is not null</w:t>
               <w:br/>
@@ -3243,9 +3231,9 @@
               <w:br/>
               <w:t xml:space="preserve">    union all</w:t>
               <w:br/>
-              <w:t xml:space="preserve">    -- via lnkfeed_mtv2_party_location &lt;- stg2_mtv2__uwr_pol_prp_pp_sp_pv</w:t>
-              <w:br/>
-              <w:t xml:space="preserve">    select 'lnkfeed_mtv2_party_location &lt;- stg2_mtv2__uwr_pol_prp_pp_sp_pv' as src_feed,</w:t>
+              <w:t xml:space="preserve">    -- via lnkfeed_mt_party_location &lt;- stg2_mt__uwr_pol_prp_pp_sp_pv</w:t>
+              <w:br/>
+              <w:t xml:space="preserve">    select 'lnkfeed_mt_party_location &lt;- stg2_mt__uwr_pol_prp_pp_sp_pv' as src_feed,</w:t>
               <w:br/>
               <w:t xml:space="preserve">           MD5_BINARY(NULLIF(UPPER(TRIM(CAST('LNK_PARTY_LOCATION|' || (coalesce(nullif(trim(case when coalesce(nullif(trim(w0_party_code),'')) is not null then nullif(trim(w0_party_code), '') end),''),'') || '|' || coalesce(nullif(trim(case when coalesce(nullif(trim((nullif(trim(to_varchar("CORRESPONDENCE_LOCAL_ADDRESS_LINE_1")), ''))),''), nullif(trim((nullif(trim(to_varchar("CORRESPONDENCE_LOCAL_ADDRESS_LINE_2")), ''))),''), nullif(trim((nullif(trim(to_varchar("CORRESPONDENCE_LOCAL_ADDRESS_LINE_3")), ''))),''), nullif(trim((nullif(trim(to_varchar("CORRESPONDENCE_LOCAL_ADDRESS_CITY_TOWN_VILLAGE")), ''))),''), nullif(trim((nullif(trim(to_varchar("CORRESPONDENCE_LOCAL_ADDRESS_DISTRICT")), ''))),''), nullif(trim((nullif(trim(to_varchar("CORRESPONDENCE_LOCAL_ADDRESS_STATE")), ''))),''), nullif(trim((nullif(trim(to_varchar("CORRESPONDENCE_LOCAL_ADDRESS_COUNTRY")), ''))),''), nullif(trim((nullif(trim(to_varchar("LOCAL_ADDRESS_PIN_CODE")), ''))),'')) is not null then md5(upper(regexp_replace(trim(nullif(trim(coalesce(nullif(trim((nullif(trim(to_varchar("CORRESPONDENCE_LOCAL_ADDRESS_LINE_1")), ''))), ''), '') || '|' || coalesce(nullif(trim((nullif(trim(to_varchar("CORRESPONDENCE_LOCAL_ADDRESS_LINE_2")), ''))), ''), '') || '|' || coalesce(nullif(trim((nullif(trim(to_varchar("CORRESPONDENCE_LOCAL_ADDRESS_LINE_3")), ''))), ''), '') || '|' || coalesce(nullif(trim((nullif(trim(to_varchar("CORRESPONDENCE_LOCAL_ADDRESS_CITY_TOWN_VILLAGE")), ''))), ''), '') || '|' || coalesce(nullif(trim((nullif(trim(to_varchar("CORRESPONDENCE_LOCAL_ADDRESS_DISTRICT")), ''))), ''), '') || '|' || coalesce(nullif(trim((nullif(trim(to_varchar("CORRESPONDENCE_LOCAL_ADDRESS_STATE")), ''))), ''), '') || '|' || coalesce(nullif(trim((nullif(trim(to_varchar("CORRESPONDENCE_LOCAL_ADDRESS_COUNTRY")), ''))), ''), '') || '|' || coalesce(nullif(trim((nullif(trim(to_varchar("LOCAL_ADDRESS_PIN_CODE")), ''))), ''), '')), '|||||||')), '[[:space:]]+', ' '))) end),''),'')) AS VARCHAR))), '')) as link_hkey,</w:t>
               <w:br/>
@@ -3253,7 +3241,7 @@
               <w:br/>
               <w:t xml:space="preserve">           MD5_BINARY(NULLIF(UPPER(TRIM(CAST('HUB_LOCATION|' || (nullif(trim(case when coalesce(nullif(trim((nullif(trim(to_varchar("CORRESPONDENCE_LOCAL_ADDRESS_LINE_1")), ''))),''), nullif(trim((nullif(trim(to_varchar("CORRESPONDENCE_LOCAL_ADDRESS_LINE_2")), ''))),''), nullif(trim((nullif(trim(to_varchar("CORRESPONDENCE_LOCAL_ADDRESS_LINE_3")), ''))),''), nullif(trim((nullif(trim(to_varchar("CORRESPONDENCE_LOCAL_ADDRESS_CITY_TOWN_VILLAGE")), ''))),''), nullif(trim((nullif(trim(to_varchar("CORRESPONDENCE_LOCAL_ADDRESS_DISTRICT")), ''))),''), nullif(trim((nullif(trim(to_varchar("CORRESPONDENCE_LOCAL_ADDRESS_STATE")), ''))),''), nullif(trim((nullif(trim(to_varchar("CORRESPONDENCE_LOCAL_ADDRESS_COUNTRY")), ''))),''), nullif(trim((nullif(trim(to_varchar("LOCAL_ADDRESS_PIN_CODE")), ''))),'')) is not null then md5(upper(regexp_replace(trim(nullif(trim(coalesce(nullif(trim((nullif(trim(to_varchar("CORRESPONDENCE_LOCAL_ADDRESS_LINE_1")), ''))), ''), '') || '|' || coalesce(nullif(trim((nullif(trim(to_varchar("CORRESPONDENCE_LOCAL_ADDRESS_LINE_2")), ''))), ''), '') || '|' || coalesce(nullif(trim((nullif(trim(to_varchar("CORRESPONDENCE_LOCAL_ADDRESS_LINE_3")), ''))), ''), '') || '|' || coalesce(nullif(trim((nullif(trim(to_varchar("CORRESPONDENCE_LOCAL_ADDRESS_CITY_TOWN_VILLAGE")), ''))), ''), '') || '|' || coalesce(nullif(trim((nullif(trim(to_varchar("CORRESPONDENCE_LOCAL_ADDRESS_DISTRICT")), ''))), ''), '') || '|' || coalesce(nullif(trim((nullif(trim(to_varchar("CORRESPONDENCE_LOCAL_ADDRESS_STATE")), ''))), ''), '') || '|' || coalesce(nullif(trim((nullif(trim(to_varchar("CORRESPONDENCE_LOCAL_ADDRESS_COUNTRY")), ''))), ''), '') || '|' || coalesce(nullif(trim((nullif(trim(to_varchar("LOCAL_ADDRESS_PIN_CODE")), ''))), ''), '')), '|||||||')), '[[:space:]]+', ' '))) end),'')) AS VARCHAR))), '')) as LOCATION_HKEY</w:t>
               <w:br/>
-              <w:t xml:space="preserve">      from RAW.MAXIMUS_TRAVEL_V2.NONHLTH_TRV_UWR_VW_DATA_POLICY_DETAILS_PROPOSER_DETAILS_PARTY_PROPERTY_SIMPLE_PROPERTY_PIVOT_VW</w:t>
+              <w:t xml:space="preserve">      from RAW.MAXIMUS_TRAVEL.NONHLTH_TRV_UWR_VW_DATA_POLICY_DETAILS_PROPOSER_DETAILS_PARTY_PROPERTY_SIMPLE_PROPERTY_PIVOT_VW</w:t>
               <w:br/>
               <w:t xml:space="preserve">     where MD5_BINARY(NULLIF(UPPER(TRIM(CAST('HUB_PARTY|' || (nullif(trim(case when coalesce(nullif(trim(w0_party_code),'')) is not null then nullif(trim(w0_party_code), '') end),'')) AS VARCHAR))), '')) is not null</w:t>
               <w:br/>
@@ -3263,9 +3251,9 @@
               <w:br/>
               <w:t xml:space="preserve">    union all</w:t>
               <w:br/>
-              <w:t xml:space="preserve">    -- via lnkfeed_mtv2_party_location &lt;- stg2_mtv2__uwr_pol_prp_pp_sp_pv</w:t>
-              <w:br/>
-              <w:t xml:space="preserve">    select 'lnkfeed_mtv2_party_location &lt;- stg2_mtv2__uwr_pol_prp_pp_sp_pv' as src_feed,</w:t>
+              <w:t xml:space="preserve">    -- via lnkfeed_mt_party_location &lt;- stg2_mt__uwr_pol_prp_pp_sp_pv</w:t>
+              <w:br/>
+              <w:t xml:space="preserve">    select 'lnkfeed_mt_party_location &lt;- stg2_mt__uwr_pol_prp_pp_sp_pv' as src_feed,</w:t>
               <w:br/>
               <w:t xml:space="preserve">           MD5_BINARY(NULLIF(UPPER(TRIM(CAST('LNK_PARTY_LOCATION|' || (coalesce(nullif(trim(case when coalesce(nullif(trim(w0_party_code),'')) is not null then nullif(trim(w0_party_code), '') end),''),'') || '|' || coalesce(nullif(trim(case when coalesce(nullif(trim((nullif(trim(to_varchar("CURRENT_PERMANENT_OVERSEAS_ADDRESS_LINE_1")), ''))),''), nullif(trim((nullif(trim(to_varchar("CURRENT_PERMANENT_OVERSEAS_ADDRESS_LINE_2")), ''))),''), nullif(trim((nullif(trim(to_varchar("CURRENT_PERMANENT_OVERSEAS_ADDRESS_LINE_3")), ''))),''), nullif(trim((nullif(trim(to_varchar("CURRENT_PERMANENT_OVERSEAS_ADDRESS_CITY_TOWN_VILLAGE")), ''))),''), nullif(trim((nullif(trim(to_varchar("CURRENT_PERMANENT_OVERSEAS_ADDRESS_STATE_UT")), ''))),''), nullif(trim((nullif(trim(to_varchar("CURRENT_PERMANENT_OVERSEAS_ADDRESS_COUNTRY")), ''))),''), nullif(trim((nullif(trim(to_varchar("CURRENT_PERMANENT_OVERSEAS_ADDRESS_PIN_CODE")), ''))),'')) is not null then md5(upper(regexp_replace(trim(nullif(trim(coalesce(nullif(trim((nullif(trim(to_varchar("CURRENT_PERMANENT_OVERSEAS_ADDRESS_LINE_1")), ''))), ''), '') || '|' || coalesce(nullif(trim((nullif(trim(to_varchar("CURRENT_PERMANENT_OVERSEAS_ADDRESS_LINE_2")), ''))), ''), '') || '|' || coalesce(nullif(trim((nullif(trim(to_varchar("CURRENT_PERMANENT_OVERSEAS_ADDRESS_LINE_3")), ''))), ''), '') || '|' || coalesce(nullif(trim((nullif(trim(to_varchar("CURRENT_PERMANENT_OVERSEAS_ADDRESS_CITY_TOWN_VILLAGE")), ''))), ''), '') || '|' || coalesce(nullif(trim((nullif(trim(to_varchar("CURRENT_PERMANENT_OVERSEAS_ADDRESS_STATE_UT")), ''))), ''), '') || '|' || coalesce(nullif(trim((nullif(trim(to_varchar("CURRENT_PERMANENT_OVERSEAS_ADDRESS_COUNTRY")), ''))), ''), '') || '|' || coalesce(nullif(trim((nullif(trim(to_varchar("CURRENT_PERMANENT_OVERSEAS_ADDRESS_PIN_CODE")), ''))), ''), '')), '||||||')), '[[:space:]]+', ' '))) end),''),'')) AS VARCHAR))), '')) as link_hkey,</w:t>
               <w:br/>
@@ -3273,7 +3261,7 @@
               <w:br/>
               <w:t xml:space="preserve">           MD5_BINARY(NULLIF(UPPER(TRIM(CAST('HUB_LOCATION|' || (nullif(trim(case when coalesce(nullif(trim((nullif(trim(to_varchar("CURRENT_PERMANENT_OVERSEAS_ADDRESS_LINE_1")), ''))),''), nullif(trim((nullif(trim(to_varchar("CURRENT_PERMANENT_OVERSEAS_ADDRESS_LINE_2")), ''))),''), nullif(trim((nullif(trim(to_varchar("CURRENT_PERMANENT_OVERSEAS_ADDRESS_LINE_3")), ''))),''), nullif(trim((nullif(trim(to_varchar("CURRENT_PERMANENT_OVERSEAS_ADDRESS_CITY_TOWN_VILLAGE")), ''))),''), nullif(trim((nullif(trim(to_varchar("CURRENT_PERMANENT_OVERSEAS_ADDRESS_STATE_UT")), ''))),''), nullif(trim((nullif(trim(to_varchar("CURRENT_PERMANENT_OVERSEAS_ADDRESS_COUNTRY")), ''))),''), nullif(trim((nullif(trim(to_varchar("CURRENT_PERMANENT_OVERSEAS_ADDRESS_PIN_CODE")), ''))),'')) is not null then md5(upper(regexp_replace(trim(nullif(trim(coalesce(nullif(trim((nullif(trim(to_varchar("CURRENT_PERMANENT_OVERSEAS_ADDRESS_LINE_1")), ''))), ''), '') || '|' || coalesce(nullif(trim((nullif(trim(to_varchar("CURRENT_PERMANENT_OVERSEAS_ADDRESS_LINE_2")), ''))), ''), '') || '|' || coalesce(nullif(trim((nullif(trim(to_varchar("CURRENT_PERMANENT_OVERSEAS_ADDRESS_LINE_3")), ''))), ''), '') || '|' || coalesce(nullif(trim((nullif(trim(to_varchar("CURRENT_PERMANENT_OVERSEAS_ADDRESS_CITY_TOWN_VILLAGE")), ''))), ''), '') || '|' || coalesce(nullif(trim((nullif(trim(to_varchar("CURRENT_PERMANENT_OVERSEAS_ADDRESS_STATE_UT")), ''))), ''), '') || '|' || coalesce(nullif(trim((nullif(trim(to_varchar("CURRENT_PERMANENT_OVERSEAS_ADDRESS_COUNTRY")), ''))), ''), '') || '|' || coalesce(nullif(trim((nullif(trim(to_varchar("CURRENT_PERMANENT_OVERSEAS_ADDRESS_PIN_CODE")), ''))), ''), '')), '||||||')), '[[:space:]]+', ' '))) end),'')) AS VARCHAR))), '')) as LOCATION_HKEY</w:t>
               <w:br/>
-              <w:t xml:space="preserve">      from RAW.MAXIMUS_TRAVEL_V2.NONHLTH_TRV_UWR_VW_DATA_POLICY_DETAILS_PROPOSER_DETAILS_PARTY_PROPERTY_SIMPLE_PROPERTY_PIVOT_VW</w:t>
+              <w:t xml:space="preserve">      from RAW.MAXIMUS_TRAVEL.NONHLTH_TRV_UWR_VW_DATA_POLICY_DETAILS_PROPOSER_DETAILS_PARTY_PROPERTY_SIMPLE_PROPERTY_PIVOT_VW</w:t>
               <w:br/>
               <w:t xml:space="preserve">     where MD5_BINARY(NULLIF(UPPER(TRIM(CAST('HUB_PARTY|' || (nullif(trim(case when coalesce(nullif(trim(w0_party_code),'')) is not null then nullif(trim(w0_party_code), '') end),'')) AS VARCHAR))), '')) is not null</w:t>
               <w:br/>
@@ -3283,9 +3271,9 @@
               <w:br/>
               <w:t xml:space="preserve">    union all</w:t>
               <w:br/>
-              <w:t xml:space="preserve">    -- via lnkfeed_mtv2_party_location &lt;- stg2_mtv2__uwr_pol_ins_mbr_pa_address_prop_pv</w:t>
-              <w:br/>
-              <w:t xml:space="preserve">    select 'lnkfeed_mtv2_party_location &lt;- stg2_mtv2__uwr_pol_ins_mbr_pa_address_prop_pv' as src_feed,</w:t>
+              <w:t xml:space="preserve">    -- via lnkfeed_mt_party_location &lt;- stg2_mt__uwr_pol_ins_mbr_pa_address_prop_pv</w:t>
+              <w:br/>
+              <w:t xml:space="preserve">    select 'lnkfeed_mt_party_location &lt;- stg2_mt__uwr_pol_ins_mbr_pa_address_prop_pv' as src_feed,</w:t>
               <w:br/>
               <w:t xml:space="preserve">           MD5_BINARY(NULLIF(UPPER(TRIM(CAST('LNK_PARTY_LOCATION|' || (coalesce(nullif(trim(case when coalesce(nullif(trim(w0_party_code),'')) is not null then nullif(trim(w0_party_code), '') end),''),'') || '|' || coalesce(nullif(trim(case when coalesce(nullif(trim((nullif(trim(to_varchar("AREA")), ''))),''), nullif(trim((nullif(trim(to_varchar("LAND_MARK")), ''))),''), nullif(trim(((nullif(trim(to_varchar("CITY")), '')))),''), nullif(trim((nullif(trim(to_varchar("STATE")), ''))),''), nullif(trim((nullif(trim(to_varchar("PINCODE")), ''))),'')) is not null then md5(upper(regexp_replace(trim(nullif(trim(coalesce(nullif(trim((nullif(trim(to_varchar("AREA")), ''))), ''), '') || '#' || coalesce(nullif(trim((nullif(trim(to_varchar("LAND_MARK")), ''))), ''), '') || '#' || coalesce(nullif(trim(((nullif(trim(to_varchar("CITY")), '')))), ''), '') || '#' || coalesce(nullif(trim((nullif(trim(to_varchar("STATE")), ''))), ''), '') || '#' || coalesce(nullif(trim((nullif(trim(to_varchar("PINCODE")), ''))), ''), '')), '####')), '[[:space:]]+', ' '))) end),''),'')) AS VARCHAR))), '')) as link_hkey,</w:t>
               <w:br/>
@@ -3293,7 +3281,7 @@
               <w:br/>
               <w:t xml:space="preserve">           MD5_BINARY(NULLIF(UPPER(TRIM(CAST('HUB_LOCATION|' || (nullif(trim(case when coalesce(nullif(trim((nullif(trim(to_varchar("AREA")), ''))),''), nullif(trim((nullif(trim(to_varchar("LAND_MARK")), ''))),''), nullif(trim(((nullif(trim(to_varchar("CITY")), '')))),''), nullif(trim((nullif(trim(to_varchar("STATE")), ''))),''), nullif(trim((nullif(trim(to_varchar("PINCODE")), ''))),'')) is not null then md5(upper(regexp_replace(trim(nullif(trim(coalesce(nullif(trim((nullif(trim(to_varchar("AREA")), ''))), ''), '') || '#' || coalesce(nullif(trim((nullif(trim(to_varchar("LAND_MARK")), ''))), ''), '') || '#' || coalesce(nullif(trim(((nullif(trim(to_varchar("CITY")), '')))), ''), '') || '#' || coalesce(nullif(trim((nullif(trim(to_varchar("STATE")), ''))), ''), '') || '#' || coalesce(nullif(trim((nullif(trim(to_varchar("PINCODE")), ''))), ''), '')), '####')), '[[:space:]]+', ' '))) end),'')) AS VARCHAR))), '')) as LOCATION_HKEY</w:t>
               <w:br/>
-              <w:t xml:space="preserve">      from RAW.MAXIMUS_TRAVEL_V2.NONHLTH_TRV_UWR_VW_DATA_POLICY_DETAILS_INSURED_DETAILS_MEMBER_DETAILS_PARTY_ADDRESS_ADDRESS_PROPERTY_PIVOT_VW</w:t>
+              <w:t xml:space="preserve">      from RAW.MAXIMUS_TRAVEL.NONHLTH_TRV_UWR_VW_DATA_POLICY_DETAILS_INSURED_DETAILS_MEMBER_DETAILS_PARTY_ADDRESS_ADDRESS_PROPERTY_PIVOT_VW</w:t>
               <w:br/>
               <w:t xml:space="preserve">     where MD5_BINARY(NULLIF(UPPER(TRIM(CAST('HUB_PARTY|' || (nullif(trim(case when coalesce(nullif(trim(w0_party_code),'')) is not null then nullif(trim(w0_party_code), '') end),'')) AS VARCHAR))), '')) is not null</w:t>
               <w:br/>
@@ -3303,9 +3291,9 @@
               <w:br/>
               <w:t xml:space="preserve">    union all</w:t>
               <w:br/>
-              <w:t xml:space="preserve">    -- via lnkfeed_mtv2_party_location &lt;- stg2_mtv2__uwr_pol_prp_pa_address_prop_pv</w:t>
-              <w:br/>
-              <w:t xml:space="preserve">    select 'lnkfeed_mtv2_party_location &lt;- stg2_mtv2__uwr_pol_prp_pa_address_prop_pv' as src_feed,</w:t>
+              <w:t xml:space="preserve">    -- via lnkfeed_mt_party_location &lt;- stg2_mt__uwr_pol_prp_pa_address_prop_pv</w:t>
+              <w:br/>
+              <w:t xml:space="preserve">    select 'lnkfeed_mt_party_location &lt;- stg2_mt__uwr_pol_prp_pa_address_prop_pv' as src_feed,</w:t>
               <w:br/>
               <w:t xml:space="preserve">           MD5_BINARY(NULLIF(UPPER(TRIM(CAST('LNK_PARTY_LOCATION|' || (coalesce(nullif(trim(case when coalesce(nullif(trim(w0_party_code),'')) is not null then nullif(trim(w0_party_code), '') end),''),'') || '|' || coalesce(nullif(trim(case when coalesce(nullif(trim((nullif(trim(to_varchar("AREA")), ''))),''), nullif(trim((nullif(trim(to_varchar("LAND_MARK")), ''))),''), nullif(trim(((nullif(trim(to_varchar("CITY")), '')))),''), nullif(trim((nullif(trim(to_varchar("STATE")), ''))),''), nullif(trim((nullif(trim(to_varchar("PINCODE")), ''))),'')) is not null then md5(upper(regexp_replace(trim(nullif(trim(coalesce(nullif(trim((nullif(trim(to_varchar("AREA")), ''))), ''), '') || '#' || coalesce(nullif(trim((nullif(trim(to_varchar("LAND_MARK")), ''))), ''), '') || '#' || coalesce(nullif(trim(((nullif(trim(to_varchar("CITY")), '')))), ''), '') || '#' || coalesce(nullif(trim((nullif(trim(to_varchar("STATE")), ''))), ''), '') || '#' || coalesce(nullif(trim((nullif(trim(to_varchar("PINCODE")), ''))), ''), '')), '####')), '[[:space:]]+', ' '))) end),''),'')) AS VARCHAR))), '')) as link_hkey,</w:t>
               <w:br/>
@@ -3313,7 +3301,7 @@
               <w:br/>
               <w:t xml:space="preserve">           MD5_BINARY(NULLIF(UPPER(TRIM(CAST('HUB_LOCATION|' || (nullif(trim(case when coalesce(nullif(trim((nullif(trim(to_varchar("AREA")), ''))),''), nullif(trim((nullif(trim(to_varchar("LAND_MARK")), ''))),''), nullif(trim(((nullif(trim(to_varchar("CITY")), '')))),''), nullif(trim((nullif(trim(to_varchar("STATE")), ''))),''), nullif(trim((nullif(trim(to_varchar("PINCODE")), ''))),'')) is not null then md5(upper(regexp_replace(trim(nullif(trim(coalesce(nullif(trim((nullif(trim(to_varchar("AREA")), ''))), ''), '') || '#' || coalesce(nullif(trim((nullif(trim(to_varchar("LAND_MARK")), ''))), ''), '') || '#' || coalesce(nullif(trim(((nullif(trim(to_varchar("CITY")), '')))), ''), '') || '#' || coalesce(nullif(trim((nullif(trim(to_varchar("STATE")), ''))), ''), '') || '#' || coalesce(nullif(trim((nullif(trim(to_varchar("PINCODE")), ''))), ''), '')), '####')), '[[:space:]]+', ' '))) end),'')) AS VARCHAR))), '')) as LOCATION_HKEY</w:t>
               <w:br/>
-              <w:t xml:space="preserve">      from RAW.MAXIMUS_TRAVEL_V2.NONHLTH_TRV_UWR_VW_DATA_POLICY_DETAILS_PROPOSER_DETAILS_PARTY_ADDRESS_ADDRESS_PROPERTY_PIVOT_VW</w:t>
+              <w:t xml:space="preserve">      from RAW.MAXIMUS_TRAVEL.NONHLTH_TRV_UWR_VW_DATA_POLICY_DETAILS_PROPOSER_DETAILS_PARTY_ADDRESS_ADDRESS_PROPERTY_PIVOT_VW</w:t>
               <w:br/>
               <w:t xml:space="preserve">     where MD5_BINARY(NULLIF(UPPER(TRIM(CAST('HUB_PARTY|' || (nullif(trim(case when coalesce(nullif(trim(w0_party_code),'')) is not null then nullif(trim(w0_party_code), '') end),'')) AS VARCHAR))), '')) is not null</w:t>
               <w:br/>
@@ -3323,9 +3311,9 @@
               <w:br/>
               <w:t xml:space="preserve">    union all</w:t>
               <w:br/>
-              <w:t xml:space="preserve">    -- via lnkfeed_mtv2_party_location &lt;- stg2_mtv2__uwr_pol_ins_mbr_pp_sp_pv</w:t>
-              <w:br/>
-              <w:t xml:space="preserve">    select 'lnkfeed_mtv2_party_location &lt;- stg2_mtv2__uwr_pol_ins_mbr_pp_sp_pv' as src_feed,</w:t>
+              <w:t xml:space="preserve">    -- via lnkfeed_mt_party_location &lt;- stg2_mt__uwr_pol_ins_mbr_pp_sp_pv</w:t>
+              <w:br/>
+              <w:t xml:space="preserve">    select 'lnkfeed_mt_party_location &lt;- stg2_mt__uwr_pol_ins_mbr_pp_sp_pv' as src_feed,</w:t>
               <w:br/>
               <w:t xml:space="preserve">           MD5_BINARY(NULLIF(UPPER(TRIM(CAST('LNK_PARTY_LOCATION|' || (coalesce(nullif(trim(case when coalesce(nullif(trim(w0_party_code),'')) is not null then nullif(trim(w0_party_code), '') end),''),'') || '|' || coalesce(nullif(trim(case when coalesce(nullif(trim((nullif(trim(to_varchar("CORRESPONDENCE_LOCAL_ADDRESS_LINE_1")), ''))),''), nullif(trim((nullif(trim(to_varchar("CORRESPONDENCE_LOCAL_ADDRESS_LINE_2")), ''))),''), nullif(trim((nullif(trim(to_varchar("CORRESPONDENCE_LOCAL_ADDRESS_LINE_3")), ''))),''), nullif(trim((nullif(trim(to_varchar("CORRESPONDENCE_LOCAL_ADDRESS_CITY_TOWN_VILLAGE")), ''))),''), nullif(trim((nullif(trim(to_varchar("CORRESPONDENCE_LOCAL_ADDRESS_DISTRICT")), ''))),''), nullif(trim((nullif(trim(to_varchar("CORRESPONDENCE_LOCAL_ADDRESS_STATE")), ''))),''), nullif(trim((nullif(trim(to_varchar("CORRESPONDENCE_LOCAL_ADDRESS_COUNTRY")), ''))),''), nullif(trim((nullif(trim(to_varchar("LOCAL_ADDRESS_PIN_CODE")), ''))),'')) is not null then md5(upper(regexp_replace(trim(nullif(trim(coalesce(nullif(trim((nullif(trim(to_varchar("CORRESPONDENCE_LOCAL_ADDRESS_LINE_1")), ''))), ''), '') || '|' || coalesce(nullif(trim((nullif(trim(to_varchar("CORRESPONDENCE_LOCAL_ADDRESS_LINE_2")), ''))), ''), '') || '|' || coalesce(nullif(trim((nullif(trim(to_varchar("CORRESPONDENCE_LOCAL_ADDRESS_LINE_3")), ''))), ''), '') || '|' || coalesce(nullif(trim((nullif(trim(to_varchar("CORRESPONDENCE_LOCAL_ADDRESS_CITY_TOWN_VILLAGE")), ''))), ''), '') || '|' || coalesce(nullif(trim((nullif(trim(to_varchar("CORRESPONDENCE_LOCAL_ADDRESS_DISTRICT")), ''))), ''), '') || '|' || coalesce(nullif(trim((nullif(trim(to_varchar("CORRESPONDENCE_LOCAL_ADDRESS_STATE")), ''))), ''), '') || '|' || coalesce(nullif(trim((nullif(trim(to_varchar("CORRESPONDENCE_LOCAL_ADDRESS_COUNTRY")), ''))), ''), '') || '|' || coalesce(nullif(trim((nullif(trim(to_varchar("LOCAL_ADDRESS_PIN_CODE")), ''))), ''), '')), '|||||||')), '[[:space:]]+', ' '))) end),''),'')) AS VARCHAR))), '')) as link_hkey,</w:t>
               <w:br/>
@@ -3333,7 +3321,7 @@
               <w:br/>
               <w:t xml:space="preserve">           MD5_BINARY(NULLIF(UPPER(TRIM(CAST('HUB_LOCATION|' || (nullif(trim(case when coalesce(nullif(trim((nullif(trim(to_varchar("CORRESPONDENCE_LOCAL_ADDRESS_LINE_1")), ''))),''), nullif(trim((nullif(trim(to_varchar("CORRESPONDENCE_LOCAL_ADDRESS_LINE_2")), ''))),''), nullif(trim((nullif(trim(to_varchar("CORRESPONDENCE_LOCAL_ADDRESS_LINE_3")), ''))),''), nullif(trim((nullif(trim(to_varchar("CORRESPONDENCE_LOCAL_ADDRESS_CITY_TOWN_VILLAGE")), ''))),''), nullif(trim((nullif(trim(to_varchar("CORRESPONDENCE_LOCAL_ADDRESS_DISTRICT")), ''))),''), nullif(trim((nullif(trim(to_varchar("CORRESPONDENCE_LOCAL_ADDRESS_STATE")), ''))),''), nullif(trim((nullif(trim(to_varchar("CORRESPONDENCE_LOCAL_ADDRESS_COUNTRY")), ''))),''), nullif(trim((nullif(trim(to_varchar("LOCAL_ADDRESS_PIN_CODE")), ''))),'')) is not null then md5(upper(regexp_replace(trim(nullif(trim(coalesce(nullif(trim((nullif(trim(to_varchar("CORRESPONDENCE_LOCAL_ADDRESS_LINE_1")), ''))), ''), '') || '|' || coalesce(nullif(trim((nullif(trim(to_varchar("CORRESPONDENCE_LOCAL_ADDRESS_LINE_2")), ''))), ''), '') || '|' || coalesce(nullif(trim((nullif(trim(to_varchar("CORRESPONDENCE_LOCAL_ADDRESS_LINE_3")), ''))), ''), '') || '|' || coalesce(nullif(trim((nullif(trim(to_varchar("CORRESPONDENCE_LOCAL_ADDRESS_CITY_TOWN_VILLAGE")), ''))), ''), '') || '|' || coalesce(nullif(trim((nullif(trim(to_varchar("CORRESPONDENCE_LOCAL_ADDRESS_DISTRICT")), ''))), ''), '') || '|' || coalesce(nullif(trim((nullif(trim(to_varchar("CORRESPONDENCE_LOCAL_ADDRESS_STATE")), ''))), ''), '') || '|' || coalesce(nullif(trim((nullif(trim(to_varchar("CORRESPONDENCE_LOCAL_ADDRESS_COUNTRY")), ''))), ''), '') || '|' || coalesce(nullif(trim((nullif(trim(to_varchar("LOCAL_ADDRESS_PIN_CODE")), ''))), ''), '')), '|||||||')), '[[:space:]]+', ' '))) end),'')) AS VARCHAR))), '')) as LOCATION_HKEY</w:t>
               <w:br/>
-              <w:t xml:space="preserve">      from RAW.MAXIMUS_TRAVEL_V2.NONHLTH_TRV_UWR_VW_DATA_POLICY_DETAILS_INSURED_DETAILS_MEMBER_DETAILS_PARTY_PROPERTY_SIMPLE_PROPERTY_PIVOT_VW</w:t>
+              <w:t xml:space="preserve">      from RAW.MAXIMUS_TRAVEL.NONHLTH_TRV_UWR_VW_DATA_POLICY_DETAILS_INSURED_DETAILS_MEMBER_DETAILS_PARTY_PROPERTY_SIMPLE_PROPERTY_PIVOT_VW</w:t>
               <w:br/>
               <w:t xml:space="preserve">     where MD5_BINARY(NULLIF(UPPER(TRIM(CAST('HUB_PARTY|' || (nullif(trim(case when coalesce(nullif(trim(w0_party_code),'')) is not null then nullif(trim(w0_party_code), '') end),'')) AS VARCHAR))), '')) is not null</w:t>
               <w:br/>
@@ -3343,9 +3331,9 @@
               <w:br/>
               <w:t xml:space="preserve">    union all</w:t>
               <w:br/>
-              <w:t xml:space="preserve">    -- via lnkfeed_mtv2_party_location &lt;- stg2_mtv2__uwr_pol_ins_mbr_pp_sp_pv</w:t>
-              <w:br/>
-              <w:t xml:space="preserve">    select 'lnkfeed_mtv2_party_location &lt;- stg2_mtv2__uwr_pol_ins_mbr_pp_sp_pv' as src_feed,</w:t>
+              <w:t xml:space="preserve">    -- via lnkfeed_mt_party_location &lt;- stg2_mt__uwr_pol_ins_mbr_pp_sp_pv</w:t>
+              <w:br/>
+              <w:t xml:space="preserve">    select 'lnkfeed_mt_party_location &lt;- stg2_mt__uwr_pol_ins_mbr_pp_sp_pv' as src_feed,</w:t>
               <w:br/>
               <w:t xml:space="preserve">           MD5_BINARY(NULLIF(UPPER(TRIM(CAST('LNK_PARTY_LOCATION|' || (coalesce(nullif(trim(case when coalesce(nullif(trim(w0_party_code),'')) is not null then nullif(trim(w0_party_code), '') end),''),'') || '|' || coalesce(nullif(trim(case when coalesce(nullif(trim((nullif(trim(to_varchar("CURRENT_PERMANENT_OVERSEAS_ADDRESS_LINE_1")), ''))),''), nullif(trim((nullif(trim(to_varchar("CURRENT_PERMANENT_OVERSEAS_ADDRESS_LINE_2")), ''))),''), nullif(trim((nullif(trim(to_varchar("CURRENT_PERMANENT_OVERSEAS_ADDRESS_LINE_3")), ''))),''), nullif(trim((nullif(trim(to_varchar("CURRENT_PERMANENT_OVERSEAS_ADDRESS_CITY_TOWN_VILLAGE")), ''))),''), nullif(trim((nullif(trim(to_varchar("CURRENT_PERMANENT_OVERSEAS_ADDRESS_STATE_UT")), ''))),''), nullif(trim((nullif(trim(to_varchar("CURRENT_PERMANENT_OVERSEAS_ADDRESS_COUNTRY")), ''))),''), nullif(trim((nullif(trim(to_varchar("CURRENT_PERMANENT_OVERSEAS_ADDRESS_PIN_CODE")), ''))),'')) is not null then md5(upper(regexp_replace(trim(nullif(trim(coalesce(nullif(trim((nullif(trim(to_varchar("CURRENT_PERMANENT_OVERSEAS_ADDRESS_LINE_1")), ''))), ''), '') || '|' || coalesce(nullif(trim((nullif(trim(to_varchar("CURRENT_PERMANENT_OVERSEAS_ADDRESS_LINE_2")), ''))), ''), '') || '|' || coalesce(nullif(trim((nullif(trim(to_varchar("CURRENT_PERMANENT_OVERSEAS_ADDRESS_LINE_3")), ''))), ''), '') || '|' || coalesce(nullif(trim((nullif(trim(to_varchar("CURRENT_PERMANENT_OVERSEAS_ADDRESS_CITY_TOWN_VILLAGE")), ''))), ''), '') || '|' || coalesce(nullif(trim((nullif(trim(to_varchar("CURRENT_PERMANENT_OVERSEAS_ADDRESS_STATE_UT")), ''))), ''), '') || '|' || coalesce(nullif(trim((nullif(trim(to_varchar("CURRENT_PERMANENT_OVERSEAS_ADDRESS_COUNTRY")), ''))), ''), '') || '|' || coalesce(nullif(trim((nullif(trim(to_varchar("CURRENT_PERMANENT_OVERSEAS_ADDRESS_PIN_CODE")), ''))), ''), '')), '||||||')), '[[:space:]]+', ' '))) end),''),'')) AS VARCHAR))), '')) as link_hkey,</w:t>
               <w:br/>
@@ -3353,7 +3341,7 @@
               <w:br/>
               <w:t xml:space="preserve">           MD5_BINARY(NULLIF(UPPER(TRIM(CAST('HUB_LOCATION|' || (nullif(trim(case when coalesce(nullif(trim((nullif(trim(to_varchar("CURRENT_PERMANENT_OVERSEAS_ADDRESS_LINE_1")), ''))),''), nullif(trim((nullif(trim(to_varchar("CURRENT_PERMANENT_OVERSEAS_ADDRESS_LINE_2")), ''))),''), nullif(trim((nullif(trim(to_varchar("CURRENT_PERMANENT_OVERSEAS_ADDRESS_LINE_3")), ''))),''), nullif(trim((nullif(trim(to_varchar("CURRENT_PERMANENT_OVERSEAS_ADDRESS_CITY_TOWN_VILLAGE")), ''))),''), nullif(trim((nullif(trim(to_varchar("CURRENT_PERMANENT_OVERSEAS_ADDRESS_STATE_UT")), ''))),''), nullif(trim((nullif(trim(to_varchar("CURRENT_PERMANENT_OVERSEAS_ADDRESS_COUNTRY")), ''))),''), nullif(trim((nullif(trim(to_varchar("CURRENT_PERMANENT_OVERSEAS_ADDRESS_PIN_CODE")), ''))),'')) is not null then md5(upper(regexp_replace(trim(nullif(trim(coalesce(nullif(trim((nullif(trim(to_varchar("CURRENT_PERMANENT_OVERSEAS_ADDRESS_LINE_1")), ''))), ''), '') || '|' || coalesce(nullif(trim((nullif(trim(to_varchar("CURRENT_PERMANENT_OVERSEAS_ADDRESS_LINE_2")), ''))), ''), '') || '|' || coalesce(nullif(trim((nullif(trim(to_varchar("CURRENT_PERMANENT_OVERSEAS_ADDRESS_LINE_3")), ''))), ''), '') || '|' || coalesce(nullif(trim((nullif(trim(to_varchar("CURRENT_PERMANENT_OVERSEAS_ADDRESS_CITY_TOWN_VILLAGE")), ''))), ''), '') || '|' || coalesce(nullif(trim((nullif(trim(to_varchar("CURRENT_PERMANENT_OVERSEAS_ADDRESS_STATE_UT")), ''))), ''), '') || '|' || coalesce(nullif(trim((nullif(trim(to_varchar("CURRENT_PERMANENT_OVERSEAS_ADDRESS_COUNTRY")), ''))), ''), '') || '|' || coalesce(nullif(trim((nullif(trim(to_varchar("CURRENT_PERMANENT_OVERSEAS_ADDRESS_PIN_CODE")), ''))), ''), '')), '||||||')), '[[:space:]]+', ' '))) end),'')) AS VARCHAR))), '')) as LOCATION_HKEY</w:t>
               <w:br/>
-              <w:t xml:space="preserve">      from RAW.MAXIMUS_TRAVEL_V2.NONHLTH_TRV_UWR_VW_DATA_POLICY_DETAILS_INSURED_DETAILS_MEMBER_DETAILS_PARTY_PROPERTY_SIMPLE_PROPERTY_PIVOT_VW</w:t>
+              <w:t xml:space="preserve">      from RAW.MAXIMUS_TRAVEL.NONHLTH_TRV_UWR_VW_DATA_POLICY_DETAILS_INSURED_DETAILS_MEMBER_DETAILS_PARTY_PROPERTY_SIMPLE_PROPERTY_PIVOT_VW</w:t>
               <w:br/>
               <w:t xml:space="preserve">     where MD5_BINARY(NULLIF(UPPER(TRIM(CAST('HUB_PARTY|' || (nullif(trim(case when coalesce(nullif(trim(w0_party_code),'')) is not null then nullif(trim(w0_party_code), '') end),'')) AS VARCHAR))), '')) is not null</w:t>
               <w:br/>
@@ -3363,9 +3351,9 @@
               <w:br/>
               <w:t xml:space="preserve">    union all</w:t>
               <w:br/>
-              <w:t xml:space="preserve">    -- via lnkfeed_mtv2_party_location &lt;- stg2_mtv2__uwr_pol_ins_mbr_pa</w:t>
-              <w:br/>
-              <w:t xml:space="preserve">    select 'lnkfeed_mtv2_party_location &lt;- stg2_mtv2__uwr_pol_ins_mbr_pa' as src_feed,</w:t>
+              <w:t xml:space="preserve">    -- via lnkfeed_mt_party_location &lt;- stg2_mt__uwr_pol_ins_mbr_pa</w:t>
+              <w:br/>
+              <w:t xml:space="preserve">    select 'lnkfeed_mt_party_location &lt;- stg2_mt__uwr_pol_ins_mbr_pa' as src_feed,</w:t>
               <w:br/>
               <w:t xml:space="preserve">           MD5_BINARY(NULLIF(UPPER(TRIM(CAST('LNK_PARTY_LOCATION|' || (coalesce(nullif(trim(case when coalesce(nullif(trim(w0_party_code),'')) is not null then nullif(trim(w0_party_code), '') end),''),'') || '|' || coalesce(nullif(trim(case when coalesce(nullif(trim((nullif(trim(to_varchar("ADDRESS1")), ''))),''), nullif(trim((nullif(trim(to_varchar("ADDRESS2")), ''))),''), nullif(trim((nullif(trim(to_varchar("ADDRESS3")), ''))),''), nullif(trim(((nullif(trim(to_varchar("CITY")), '')))),''), nullif(trim(((nullif(trim(to_varchar("DISTRICT")), '')))),''), nullif(trim((nullif(trim(to_varchar("STATE")), ''))),''), nullif(trim((nullif(trim(to_varchar("COUNTRY")), ''))),''), nullif(trim((nullif(trim(to_varchar("PINCODE")), ''))),'')) is not null then md5(upper(regexp_replace(trim(nullif(trim(coalesce(nullif(trim((nullif(trim(to_varchar("ADDRESS1")), ''))), ''), '') || '|' || coalesce(nullif(trim((nullif(trim(to_varchar("ADDRESS2")), ''))), ''), '') || '|' || coalesce(nullif(trim((nullif(trim(to_varchar("ADDRESS3")), ''))), ''), '') || '|' || coalesce(nullif(trim(((nullif(trim(to_varchar("CITY")), '')))), ''), '') || '|' || coalesce(nullif(trim(((nullif(trim(to_varchar("DISTRICT")), '')))), ''), '') || '|' || coalesce(nullif(trim((nullif(trim(to_varchar("STATE")), ''))), ''), '') || '|' || coalesce(nullif(trim((nullif(trim(to_varchar("COUNTRY")), ''))), ''), '') || '|' || coalesce(nullif(trim((nullif(trim(to_varchar("PINCODE")), ''))), ''), '')), '|||||||')), '[[:space:]]+', ' '))) end),''),'')) AS VARCHAR))), '')) as link_hkey,</w:t>
               <w:br/>
@@ -3373,7 +3361,7 @@
               <w:br/>
               <w:t xml:space="preserve">           MD5_BINARY(NULLIF(UPPER(TRIM(CAST('HUB_LOCATION|' || (nullif(trim(case when coalesce(nullif(trim((nullif(trim(to_varchar("ADDRESS1")), ''))),''), nullif(trim((nullif(trim(to_varchar("ADDRESS2")), ''))),''), nullif(trim((nullif(trim(to_varchar("ADDRESS3")), ''))),''), nullif(trim(((nullif(trim(to_varchar("CITY")), '')))),''), nullif(trim(((nullif(trim(to_varchar("DISTRICT")), '')))),''), nullif(trim((nullif(trim(to_varchar("STATE")), ''))),''), nullif(trim((nullif(trim(to_varchar("COUNTRY")), ''))),''), nullif(trim((nullif(trim(to_varchar("PINCODE")), ''))),'')) is not null then md5(upper(regexp_replace(trim(nullif(trim(coalesce(nullif(trim((nullif(trim(to_varchar("ADDRESS1")), ''))), ''), '') || '|' || coalesce(nullif(trim((nullif(trim(to_varchar("ADDRESS2")), ''))), ''), '') || '|' || coalesce(nullif(trim((nullif(trim(to_varchar("ADDRESS3")), ''))), ''), '') || '|' || coalesce(nullif(trim(((nullif(trim(to_varchar("CITY")), '')))), ''), '') || '|' || coalesce(nullif(trim(((nullif(trim(to_varchar("DISTRICT")), '')))), ''), '') || '|' || coalesce(nullif(trim((nullif(trim(to_varchar("STATE")), ''))), ''), '') || '|' || coalesce(nullif(trim((nullif(trim(to_varchar("COUNTRY")), ''))), ''), '') || '|' || coalesce(nullif(trim((nullif(trim(to_varchar("PINCODE")), ''))), ''), '')), '|||||||')), '[[:space:]]+', ' '))) end),'')) AS VARCHAR))), '')) as LOCATION_HKEY</w:t>
               <w:br/>
-              <w:t xml:space="preserve">      from RAW.MAXIMUS_TRAVEL_V2.NONHLTH_TRV_UWR_VW_DATA_POLICY_DETAILS_INSURED_DETAILS_MEMBER_DETAILS_PARTY_ADDRESS</w:t>
+              <w:t xml:space="preserve">      from RAW.MAXIMUS_TRAVEL.NONHLTH_TRV_UWR_VW_DATA_POLICY_DETAILS_INSURED_DETAILS_MEMBER_DETAILS_PARTY_ADDRESS</w:t>
               <w:br/>
               <w:t xml:space="preserve">     where MD5_BINARY(NULLIF(UPPER(TRIM(CAST('HUB_PARTY|' || (nullif(trim(case when coalesce(nullif(trim(w0_party_code),'')) is not null then nullif(trim(w0_party_code), '') end),'')) AS VARCHAR))), '')) is not null</w:t>
               <w:br/>
@@ -3383,9 +3371,9 @@
               <w:br/>
               <w:t xml:space="preserve">    union all</w:t>
               <w:br/>
-              <w:t xml:space="preserve">    -- via lnkfeed_mtv2_party_location &lt;- stg2_mtv2__uwr_pol_prp_pa</w:t>
-              <w:br/>
-              <w:t xml:space="preserve">    select 'lnkfeed_mtv2_party_location &lt;- stg2_mtv2__uwr_pol_prp_pa' as src_feed,</w:t>
+              <w:t xml:space="preserve">    -- via lnkfeed_mt_party_location &lt;- stg2_mt__uwr_pol_prp_pa</w:t>
+              <w:br/>
+              <w:t xml:space="preserve">    select 'lnkfeed_mt_party_location &lt;- stg2_mt__uwr_pol_prp_pa' as src_feed,</w:t>
               <w:br/>
               <w:t xml:space="preserve">           MD5_BINARY(NULLIF(UPPER(TRIM(CAST('LNK_PARTY_LOCATION|' || (coalesce(nullif(trim(case when coalesce(nullif(trim(w0_party_code),'')) is not null then nullif(trim(w0_party_code), '') end),''),'') || '|' || coalesce(nullif(trim(case when coalesce(nullif(trim((nullif(trim(to_varchar("ADDRESS1")), ''))),''), nullif(trim((nullif(trim(to_varchar("ADDRESS2")), ''))),''), nullif(trim((nullif(trim(to_varchar("ADDRESS3")), ''))),''), nullif(trim(((nullif(trim(to_varchar("CITY")), '')))),''), nullif(trim(((nullif(trim(to_varchar("DISTRICT")), '')))),''), nullif(trim((nullif(trim(to_varchar("STATE")), ''))),''), nullif(trim((nullif(trim(to_varchar("COUNTRY")), ''))),''), nullif(trim((nullif(trim(to_varchar("PINCODE")), ''))),'')) is not null then md5(upper(regexp_replace(trim(nullif(trim(coalesce(nullif(trim((nullif(trim(to_varchar("ADDRESS1")), ''))), ''), '') || '|' || coalesce(nullif(trim((nullif(trim(to_varchar("ADDRESS2")), ''))), ''), '') || '|' || coalesce(nullif(trim((nullif(trim(to_varchar("ADDRESS3")), ''))), ''), '') || '|' || coalesce(nullif(trim(((nullif(trim(to_varchar("CITY")), '')))), ''), '') || '|' || coalesce(nullif(trim(((nullif(trim(to_varchar("DISTRICT")), '')))), ''), '') || '|' || coalesce(nullif(trim((nullif(trim(to_varchar("STATE")), ''))), ''), '') || '|' || coalesce(nullif(trim((nullif(trim(to_varchar("COUNTRY")), ''))), ''), '') || '|' || coalesce(nullif(trim((nullif(trim(to_varchar("PINCODE")), ''))), ''), '')), '|||||||')), '[[:space:]]+', ' '))) end),''),'')) AS VARCHAR))), '')) as link_hkey,</w:t>
               <w:br/>
@@ -3393,7 +3381,7 @@
               <w:br/>
               <w:t xml:space="preserve">           MD5_BINARY(NULLIF(UPPER(TRIM(CAST('HUB_LOCATION|' || (nullif(trim(case when coalesce(nullif(trim((nullif(trim(to_varchar("ADDRESS1")), ''))),''), nullif(trim((nullif(trim(to_varchar("ADDRESS2")), ''))),''), nullif(trim((nullif(trim(to_varchar("ADDRESS3")), ''))),''), nullif(trim(((nullif(trim(to_varchar("CITY")), '')))),''), nullif(trim(((nullif(trim(to_varchar("DISTRICT")), '')))),''), nullif(trim((nullif(trim(to_varchar("STATE")), ''))),''), nullif(trim((nullif(trim(to_varchar("COUNTRY")), ''))),''), nullif(trim((nullif(trim(to_varchar("PINCODE")), ''))),'')) is not null then md5(upper(regexp_replace(trim(nullif(trim(coalesce(nullif(trim((nullif(trim(to_varchar("ADDRESS1")), ''))), ''), '') || '|' || coalesce(nullif(trim((nullif(trim(to_varchar("ADDRESS2")), ''))), ''), '') || '|' || coalesce(nullif(trim((nullif(trim(to_varchar("ADDRESS3")), ''))), ''), '') || '|' || coalesce(nullif(trim(((nullif(trim(to_varchar("CITY")), '')))), ''), '') || '|' || coalesce(nullif(trim(((nullif(trim(to_varchar("DISTRICT")), '')))), ''), '') || '|' || coalesce(nullif(trim((nullif(trim(to_varchar("STATE")), ''))), ''), '') || '|' || coalesce(nullif(trim((nullif(trim(to_varchar("COUNTRY")), ''))), ''), '') || '|' || coalesce(nullif(trim((nullif(trim(to_varchar("PINCODE")), ''))), ''), '')), '|||||||')), '[[:space:]]+', ' '))) end),'')) AS VARCHAR))), '')) as LOCATION_HKEY</w:t>
               <w:br/>
-              <w:t xml:space="preserve">      from RAW.MAXIMUS_TRAVEL_V2.NONHLTH_TRV_UWR_VW_DATA_POLICY_DETAILS_PROPOSER_DETAILS_PARTY_ADDRESS</w:t>
+              <w:t xml:space="preserve">      from RAW.MAXIMUS_TRAVEL.NONHLTH_TRV_UWR_VW_DATA_POLICY_DETAILS_PROPOSER_DETAILS_PARTY_ADDRESS</w:t>
               <w:br/>
               <w:t xml:space="preserve">     where MD5_BINARY(NULLIF(UPPER(TRIM(CAST('HUB_PARTY|' || (nullif(trim(case when coalesce(nullif(trim(w0_party_code),'')) is not null then nullif(trim(w0_party_code), '') end),'')) AS VARCHAR))), '')) is not null</w:t>
               <w:br/>
@@ -3473,9 +3461,6 @@
       </w:pPr>
       <w:r>
         <w:t xml:space="preserve">5. MAXIMUS — LINK_PARTY_LOCATION -- (b) orphan links (link FK -&gt; hub)</w:t>
-      </w:r>
-      <w:r>
-        <w:t xml:space="preserve">  [M2]</w:t>
       </w:r>
     </w:p>
     <w:tbl>
@@ -3797,9 +3782,6 @@
       <w:r>
         <w:t xml:space="preserve">6. MAXIMUS — LINK_PARTY_LOCATION -- (c) unexpected links (link -&gt; RAW)</w:t>
       </w:r>
-      <w:r>
-        <w:t xml:space="preserve">  [M2]</w:t>
-      </w:r>
     </w:p>
     <w:tbl>
       <w:tblPr>
@@ -4023,7 +4005,7 @@
               </w:rPr>
               <w:t xml:space="preserve">with src as (</w:t>
               <w:br/>
-              <w:t xml:space="preserve">    -- via lnkfeed_mtv2_party_location &lt;- stg2_mtv2__clm_clmd_clmap_pv</w:t>
+              <w:t xml:space="preserve">    -- via lnkfeed_mt_party_location &lt;- stg2_mt__clm_clmd_clmap_pv</w:t>
               <w:br/>
               <w:t xml:space="preserve">    select MD5_BINARY(NULLIF(UPPER(TRIM(CAST('LNK_PARTY_LOCATION|' || (coalesce(nullif(trim(case when coalesce(nullif(trim((nullif(trim(to_varchar("CUSTOMERID")), ''))),'')) is not null then nullif(trim((nullif(trim(to_varchar("CUSTOMERID")), ''))), '') end),''),'') || '|' || coalesce(nullif(trim(case when coalesce(nullif(trim((nullif(trim(to_varchar("CORRESPONDENCE_ADDRESS")), ''))),''), nullif(trim((nullif(trim(to_varchar("AREA")), ''))),''), nullif(trim(((nullif(trim(to_varchar("CITY")), '')))),''), nullif(trim((nullif(trim(to_varchar("STATE")), ''))),''), nullif(trim((nullif(trim(to_varchar("PIN_CODE")), ''))),'')) is not null then md5(upper(regexp_replace(trim(nullif(trim(coalesce(nullif(trim((nullif(trim(to_varchar("CORRESPONDENCE_ADDRESS")), ''))), ''), '') || '|' || coalesce(nullif(trim((nullif(trim(to_varchar("AREA")), ''))), ''), '') || '|' || coalesce(nullif(trim(((nullif(trim(to_varchar("CITY")), '')))), ''), '') || '|' || coalesce(nullif(trim((nullif(trim(to_varchar("STATE")), ''))), ''), '') || '|' || coalesce(nullif(trim((nullif(trim(to_varchar("PIN_CODE")), ''))), ''), '')), '||||')), '[[:space:]]+', ' '))) end),''),'')) AS VARCHAR))), '')) as link_hkey,</w:t>
               <w:br/>
@@ -4031,7 +4013,7 @@
               <w:br/>
               <w:t xml:space="preserve">           MD5_BINARY(NULLIF(UPPER(TRIM(CAST('HUB_LOCATION|' || (nullif(trim(case when coalesce(nullif(trim((nullif(trim(to_varchar("CORRESPONDENCE_ADDRESS")), ''))),''), nullif(trim((nullif(trim(to_varchar("AREA")), ''))),''), nullif(trim(((nullif(trim(to_varchar("CITY")), '')))),''), nullif(trim((nullif(trim(to_varchar("STATE")), ''))),''), nullif(trim((nullif(trim(to_varchar("PIN_CODE")), ''))),'')) is not null then md5(upper(regexp_replace(trim(nullif(trim(coalesce(nullif(trim((nullif(trim(to_varchar("CORRESPONDENCE_ADDRESS")), ''))), ''), '') || '|' || coalesce(nullif(trim((nullif(trim(to_varchar("AREA")), ''))), ''), '') || '|' || coalesce(nullif(trim(((nullif(trim(to_varchar("CITY")), '')))), ''), '') || '|' || coalesce(nullif(trim((nullif(trim(to_varchar("STATE")), ''))), ''), '') || '|' || coalesce(nullif(trim((nullif(trim(to_varchar("PIN_CODE")), ''))), ''), '')), '||||')), '[[:space:]]+', ' '))) end),'')) AS VARCHAR))), '')) as LOCATION_HKEY</w:t>
               <w:br/>
-              <w:t xml:space="preserve">      from RAW.MAXIMUS_TRAVEL_V2.NONHLTH_TRV_CLM_VW_DATA_CLAIM_DETAILS_CLAIM_ATTRIBUTE_PROPERTIES_PIVOT_VW</w:t>
+              <w:t xml:space="preserve">      from RAW.MAXIMUS_TRAVEL.NONHLTH_TRV_CLM_VW_DATA_CLAIM_DETAILS_CLAIM_ATTRIBUTE_PROPERTIES_PIVOT_VW</w:t>
               <w:br/>
               <w:t xml:space="preserve">     where MD5_BINARY(NULLIF(UPPER(TRIM(CAST('HUB_PARTY|' || (nullif(trim(case when coalesce(nullif(trim((nullif(trim(to_varchar("CUSTOMERID")), ''))),'')) is not null then nullif(trim((nullif(trim(to_varchar("CUSTOMERID")), ''))), '') end),'')) AS VARCHAR))), '')) is not null</w:t>
               <w:br/>
@@ -4041,7 +4023,7 @@
               <w:br/>
               <w:t xml:space="preserve">    union all</w:t>
               <w:br/>
-              <w:t xml:space="preserve">    -- via lnkfeed_mtv2_party_location &lt;- stg2_mtv2__uwr_pol_prp_pp_sp_pv</w:t>
+              <w:t xml:space="preserve">    -- via lnkfeed_mt_party_location &lt;- stg2_mt__uwr_pol_prp_pp_sp_pv</w:t>
               <w:br/>
               <w:t xml:space="preserve">    select MD5_BINARY(NULLIF(UPPER(TRIM(CAST('LNK_PARTY_LOCATION|' || (coalesce(nullif(trim(case when coalesce(nullif(trim(w0_party_code),'')) is not null then nullif(trim(w0_party_code), '') end),''),'') || '|' || coalesce(nullif(trim(case when coalesce(nullif(trim((nullif(trim(to_varchar("CORRESPONDENCE_LOCAL_ADDRESS_LINE_1")), ''))),''), nullif(trim((nullif(trim(to_varchar("CORRESPONDENCE_LOCAL_ADDRESS_LINE_2")), ''))),''), nullif(trim((nullif(trim(to_varchar("CORRESPONDENCE_LOCAL_ADDRESS_LINE_3")), ''))),''), nullif(trim((nullif(trim(to_varchar("CORRESPONDENCE_LOCAL_ADDRESS_CITY_TOWN_VILLAGE")), ''))),''), nullif(trim((nullif(trim(to_varchar("CORRESPONDENCE_LOCAL_ADDRESS_DISTRICT")), ''))),''), nullif(trim((nullif(trim(to_varchar("CORRESPONDENCE_LOCAL_ADDRESS_STATE")), ''))),''), nullif(trim((nullif(trim(to_varchar("CORRESPONDENCE_LOCAL_ADDRESS_COUNTRY")), ''))),''), nullif(trim((nullif(trim(to_varchar("LOCAL_ADDRESS_PIN_CODE")), ''))),'')) is not null then md5(upper(regexp_replace(trim(nullif(trim(coalesce(nullif(trim((nullif(trim(to_varchar("CORRESPONDENCE_LOCAL_ADDRESS_LINE_1")), ''))), ''), '') || '|' || coalesce(nullif(trim((nullif(trim(to_varchar("CORRESPONDENCE_LOCAL_ADDRESS_LINE_2")), ''))), ''), '') || '|' || coalesce(nullif(trim((nullif(trim(to_varchar("CORRESPONDENCE_LOCAL_ADDRESS_LINE_3")), ''))), ''), '') || '|' || coalesce(nullif(trim((nullif(trim(to_varchar("CORRESPONDENCE_LOCAL_ADDRESS_CITY_TOWN_VILLAGE")), ''))), ''), '') || '|' || coalesce(nullif(trim((nullif(trim(to_varchar("CORRESPONDENCE_LOCAL_ADDRESS_DISTRICT")), ''))), ''), '') || '|' || coalesce(nullif(trim((nullif(trim(to_varchar("CORRESPONDENCE_LOCAL_ADDRESS_STATE")), ''))), ''), '') || '|' || coalesce(nullif(trim((nullif(trim(to_varchar("CORRESPONDENCE_LOCAL_ADDRESS_COUNTRY")), ''))), ''), '') || '|' || coalesce(nullif(trim((nullif(trim(to_varchar("LOCAL_ADDRESS_PIN_CODE")), ''))), ''), '')), '|||||||')), '[[:space:]]+', ' '))) end),''),'')) AS VARCHAR))), '')) as link_hkey,</w:t>
               <w:br/>
@@ -4049,7 +4031,7 @@
               <w:br/>
               <w:t xml:space="preserve">           MD5_BINARY(NULLIF(UPPER(TRIM(CAST('HUB_LOCATION|' || (nullif(trim(case when coalesce(nullif(trim((nullif(trim(to_varchar("CORRESPONDENCE_LOCAL_ADDRESS_LINE_1")), ''))),''), nullif(trim((nullif(trim(to_varchar("CORRESPONDENCE_LOCAL_ADDRESS_LINE_2")), ''))),''), nullif(trim((nullif(trim(to_varchar("CORRESPONDENCE_LOCAL_ADDRESS_LINE_3")), ''))),''), nullif(trim((nullif(trim(to_varchar("CORRESPONDENCE_LOCAL_ADDRESS_CITY_TOWN_VILLAGE")), ''))),''), nullif(trim((nullif(trim(to_varchar("CORRESPONDENCE_LOCAL_ADDRESS_DISTRICT")), ''))),''), nullif(trim((nullif(trim(to_varchar("CORRESPONDENCE_LOCAL_ADDRESS_STATE")), ''))),''), nullif(trim((nullif(trim(to_varchar("CORRESPONDENCE_LOCAL_ADDRESS_COUNTRY")), ''))),''), nullif(trim((nullif(trim(to_varchar("LOCAL_ADDRESS_PIN_CODE")), ''))),'')) is not null then md5(upper(regexp_replace(trim(nullif(trim(coalesce(nullif(trim((nullif(trim(to_varchar("CORRESPONDENCE_LOCAL_ADDRESS_LINE_1")), ''))), ''), '') || '|' || coalesce(nullif(trim((nullif(trim(to_varchar("CORRESPONDENCE_LOCAL_ADDRESS_LINE_2")), ''))), ''), '') || '|' || coalesce(nullif(trim((nullif(trim(to_varchar("CORRESPONDENCE_LOCAL_ADDRESS_LINE_3")), ''))), ''), '') || '|' || coalesce(nullif(trim((nullif(trim(to_varchar("CORRESPONDENCE_LOCAL_ADDRESS_CITY_TOWN_VILLAGE")), ''))), ''), '') || '|' || coalesce(nullif(trim((nullif(trim(to_varchar("CORRESPONDENCE_LOCAL_ADDRESS_DISTRICT")), ''))), ''), '') || '|' || coalesce(nullif(trim((nullif(trim(to_varchar("CORRESPONDENCE_LOCAL_ADDRESS_STATE")), ''))), ''), '') || '|' || coalesce(nullif(trim((nullif(trim(to_varchar("CORRESPONDENCE_LOCAL_ADDRESS_COUNTRY")), ''))), ''), '') || '|' || coalesce(nullif(trim((nullif(trim(to_varchar("LOCAL_ADDRESS_PIN_CODE")), ''))), ''), '')), '|||||||')), '[[:space:]]+', ' '))) end),'')) AS VARCHAR))), '')) as LOCATION_HKEY</w:t>
               <w:br/>
-              <w:t xml:space="preserve">      from RAW.MAXIMUS_TRAVEL_V2.NONHLTH_TRV_UWR_VW_DATA_POLICY_DETAILS_PROPOSER_DETAILS_PARTY_PROPERTY_SIMPLE_PROPERTY_PIVOT_VW</w:t>
+              <w:t xml:space="preserve">      from RAW.MAXIMUS_TRAVEL.NONHLTH_TRV_UWR_VW_DATA_POLICY_DETAILS_PROPOSER_DETAILS_PARTY_PROPERTY_SIMPLE_PROPERTY_PIVOT_VW</w:t>
               <w:br/>
               <w:t xml:space="preserve">     where MD5_BINARY(NULLIF(UPPER(TRIM(CAST('HUB_PARTY|' || (nullif(trim(case when coalesce(nullif(trim(w0_party_code),'')) is not null then nullif(trim(w0_party_code), '') end),'')) AS VARCHAR))), '')) is not null</w:t>
               <w:br/>
@@ -4059,7 +4041,7 @@
               <w:br/>
               <w:t xml:space="preserve">    union all</w:t>
               <w:br/>
-              <w:t xml:space="preserve">    -- via lnkfeed_mtv2_party_location &lt;- stg2_mtv2__uwr_pol_prp_pp_sp_pv</w:t>
+              <w:t xml:space="preserve">    -- via lnkfeed_mt_party_location &lt;- stg2_mt__uwr_pol_prp_pp_sp_pv</w:t>
               <w:br/>
               <w:t xml:space="preserve">    select MD5_BINARY(NULLIF(UPPER(TRIM(CAST('LNK_PARTY_LOCATION|' || (coalesce(nullif(trim(case when coalesce(nullif(trim(w0_party_code),'')) is not null then nullif(trim(w0_party_code), '') end),''),'') || '|' || coalesce(nullif(trim(case when coalesce(nullif(trim((nullif(trim(to_varchar("CURRENT_PERMANENT_OVERSEAS_ADDRESS_LINE_1")), ''))),''), nullif(trim((nullif(trim(to_varchar("CURRENT_PERMANENT_OVERSEAS_ADDRESS_LINE_2")), ''))),''), nullif(trim((nullif(trim(to_varchar("CURRENT_PERMANENT_OVERSEAS_ADDRESS_LINE_3")), ''))),''), nullif(trim((nullif(trim(to_varchar("CURRENT_PERMANENT_OVERSEAS_ADDRESS_CITY_TOWN_VILLAGE")), ''))),''), nullif(trim((nullif(trim(to_varchar("CURRENT_PERMANENT_OVERSEAS_ADDRESS_STATE_UT")), ''))),''), nullif(trim((nullif(trim(to_varchar("CURRENT_PERMANENT_OVERSEAS_ADDRESS_COUNTRY")), ''))),''), nullif(trim((nullif(trim(to_varchar("CURRENT_PERMANENT_OVERSEAS_ADDRESS_PIN_CODE")), ''))),'')) is not null then md5(upper(regexp_replace(trim(nullif(trim(coalesce(nullif(trim((nullif(trim(to_varchar("CURRENT_PERMANENT_OVERSEAS_ADDRESS_LINE_1")), ''))), ''), '') || '|' || coalesce(nullif(trim((nullif(trim(to_varchar("CURRENT_PERMANENT_OVERSEAS_ADDRESS_LINE_2")), ''))), ''), '') || '|' || coalesce(nullif(trim((nullif(trim(to_varchar("CURRENT_PERMANENT_OVERSEAS_ADDRESS_LINE_3")), ''))), ''), '') || '|' || coalesce(nullif(trim((nullif(trim(to_varchar("CURRENT_PERMANENT_OVERSEAS_ADDRESS_CITY_TOWN_VILLAGE")), ''))), ''), '') || '|' || coalesce(nullif(trim((nullif(trim(to_varchar("CURRENT_PERMANENT_OVERSEAS_ADDRESS_STATE_UT")), ''))), ''), '') || '|' || coalesce(nullif(trim((nullif(trim(to_varchar("CURRENT_PERMANENT_OVERSEAS_ADDRESS_COUNTRY")), ''))), ''), '') || '|' || coalesce(nullif(trim((nullif(trim(to_varchar("CURRENT_PERMANENT_OVERSEAS_ADDRESS_PIN_CODE")), ''))), ''), '')), '||||||')), '[[:space:]]+', ' '))) end),''),'')) AS VARCHAR))), '')) as link_hkey,</w:t>
               <w:br/>
@@ -4067,7 +4049,7 @@
               <w:br/>
               <w:t xml:space="preserve">           MD5_BINARY(NULLIF(UPPER(TRIM(CAST('HUB_LOCATION|' || (nullif(trim(case when coalesce(nullif(trim((nullif(trim(to_varchar("CURRENT_PERMANENT_OVERSEAS_ADDRESS_LINE_1")), ''))),''), nullif(trim((nullif(trim(to_varchar("CURRENT_PERMANENT_OVERSEAS_ADDRESS_LINE_2")), ''))),''), nullif(trim((nullif(trim(to_varchar("CURRENT_PERMANENT_OVERSEAS_ADDRESS_LINE_3")), ''))),''), nullif(trim((nullif(trim(to_varchar("CURRENT_PERMANENT_OVERSEAS_ADDRESS_CITY_TOWN_VILLAGE")), ''))),''), nullif(trim((nullif(trim(to_varchar("CURRENT_PERMANENT_OVERSEAS_ADDRESS_STATE_UT")), ''))),''), nullif(trim((nullif(trim(to_varchar("CURRENT_PERMANENT_OVERSEAS_ADDRESS_COUNTRY")), ''))),''), nullif(trim((nullif(trim(to_varchar("CURRENT_PERMANENT_OVERSEAS_ADDRESS_PIN_CODE")), ''))),'')) is not null then md5(upper(regexp_replace(trim(nullif(trim(coalesce(nullif(trim((nullif(trim(to_varchar("CURRENT_PERMANENT_OVERSEAS_ADDRESS_LINE_1")), ''))), ''), '') || '|' || coalesce(nullif(trim((nullif(trim(to_varchar("CURRENT_PERMANENT_OVERSEAS_ADDRESS_LINE_2")), ''))), ''), '') || '|' || coalesce(nullif(trim((nullif(trim(to_varchar("CURRENT_PERMANENT_OVERSEAS_ADDRESS_LINE_3")), ''))), ''), '') || '|' || coalesce(nullif(trim((nullif(trim(to_varchar("CURRENT_PERMANENT_OVERSEAS_ADDRESS_CITY_TOWN_VILLAGE")), ''))), ''), '') || '|' || coalesce(nullif(trim((nullif(trim(to_varchar("CURRENT_PERMANENT_OVERSEAS_ADDRESS_STATE_UT")), ''))), ''), '') || '|' || coalesce(nullif(trim((nullif(trim(to_varchar("CURRENT_PERMANENT_OVERSEAS_ADDRESS_COUNTRY")), ''))), ''), '') || '|' || coalesce(nullif(trim((nullif(trim(to_varchar("CURRENT_PERMANENT_OVERSEAS_ADDRESS_PIN_CODE")), ''))), ''), '')), '||||||')), '[[:space:]]+', ' '))) end),'')) AS VARCHAR))), '')) as LOCATION_HKEY</w:t>
               <w:br/>
-              <w:t xml:space="preserve">      from RAW.MAXIMUS_TRAVEL_V2.NONHLTH_TRV_UWR_VW_DATA_POLICY_DETAILS_PROPOSER_DETAILS_PARTY_PROPERTY_SIMPLE_PROPERTY_PIVOT_VW</w:t>
+              <w:t xml:space="preserve">      from RAW.MAXIMUS_TRAVEL.NONHLTH_TRV_UWR_VW_DATA_POLICY_DETAILS_PROPOSER_DETAILS_PARTY_PROPERTY_SIMPLE_PROPERTY_PIVOT_VW</w:t>
               <w:br/>
               <w:t xml:space="preserve">     where MD5_BINARY(NULLIF(UPPER(TRIM(CAST('HUB_PARTY|' || (nullif(trim(case when coalesce(nullif(trim(w0_party_code),'')) is not null then nullif(trim(w0_party_code), '') end),'')) AS VARCHAR))), '')) is not null</w:t>
               <w:br/>
@@ -4077,7 +4059,7 @@
               <w:br/>
               <w:t xml:space="preserve">    union all</w:t>
               <w:br/>
-              <w:t xml:space="preserve">    -- via lnkfeed_mtv2_party_location &lt;- stg2_mtv2__uwr_pol_ins_mbr_pa_address_prop_pv</w:t>
+              <w:t xml:space="preserve">    -- via lnkfeed_mt_party_location &lt;- stg2_mt__uwr_pol_ins_mbr_pa_address_prop_pv</w:t>
               <w:br/>
               <w:t xml:space="preserve">    select MD5_BINARY(NULLIF(UPPER(TRIM(CAST('LNK_PARTY_LOCATION|' || (coalesce(nullif(trim(case when coalesce(nullif(trim(w0_party_code),'')) is not null then nullif(trim(w0_party_code), '') end),''),'') || '|' || coalesce(nullif(trim(case when coalesce(nullif(trim((nullif(trim(to_varchar("AREA")), ''))),''), nullif(trim((nullif(trim(to_varchar("LAND_MARK")), ''))),''), nullif(trim(((nullif(trim(to_varchar("CITY")), '')))),''), nullif(trim((nullif(trim(to_varchar("STATE")), ''))),''), nullif(trim((nullif(trim(to_varchar("PINCODE")), ''))),'')) is not null then md5(upper(regexp_replace(trim(nullif(trim(coalesce(nullif(trim((nullif(trim(to_varchar("AREA")), ''))), ''), '') || '#' || coalesce(nullif(trim((nullif(trim(to_varchar("LAND_MARK")), ''))), ''), '') || '#' || coalesce(nullif(trim(((nullif(trim(to_varchar("CITY")), '')))), ''), '') || '#' || coalesce(nullif(trim((nullif(trim(to_varchar("STATE")), ''))), ''), '') || '#' || coalesce(nullif(trim((nullif(trim(to_varchar("PINCODE")), ''))), ''), '')), '####')), '[[:space:]]+', ' '))) end),''),'')) AS VARCHAR))), '')) as link_hkey,</w:t>
               <w:br/>
@@ -4085,7 +4067,7 @@
               <w:br/>
               <w:t xml:space="preserve">           MD5_BINARY(NULLIF(UPPER(TRIM(CAST('HUB_LOCATION|' || (nullif(trim(case when coalesce(nullif(trim((nullif(trim(to_varchar("AREA")), ''))),''), nullif(trim((nullif(trim(to_varchar("LAND_MARK")), ''))),''), nullif(trim(((nullif(trim(to_varchar("CITY")), '')))),''), nullif(trim((nullif(trim(to_varchar("STATE")), ''))),''), nullif(trim((nullif(trim(to_varchar("PINCODE")), ''))),'')) is not null then md5(upper(regexp_replace(trim(nullif(trim(coalesce(nullif(trim((nullif(trim(to_varchar("AREA")), ''))), ''), '') || '#' || coalesce(nullif(trim((nullif(trim(to_varchar("LAND_MARK")), ''))), ''), '') || '#' || coalesce(nullif(trim(((nullif(trim(to_varchar("CITY")), '')))), ''), '') || '#' || coalesce(nullif(trim((nullif(trim(to_varchar("STATE")), ''))), ''), '') || '#' || coalesce(nullif(trim((nullif(trim(to_varchar("PINCODE")), ''))), ''), '')), '####')), '[[:space:]]+', ' '))) end),'')) AS VARCHAR))), '')) as LOCATION_HKEY</w:t>
               <w:br/>
-              <w:t xml:space="preserve">      from RAW.MAXIMUS_TRAVEL_V2.NONHLTH_TRV_UWR_VW_DATA_POLICY_DETAILS_INSURED_DETAILS_MEMBER_DETAILS_PARTY_ADDRESS_ADDRESS_PROPERTY_PIVOT_VW</w:t>
+              <w:t xml:space="preserve">      from RAW.MAXIMUS_TRAVEL.NONHLTH_TRV_UWR_VW_DATA_POLICY_DETAILS_INSURED_DETAILS_MEMBER_DETAILS_PARTY_ADDRESS_ADDRESS_PROPERTY_PIVOT_VW</w:t>
               <w:br/>
               <w:t xml:space="preserve">     where MD5_BINARY(NULLIF(UPPER(TRIM(CAST('HUB_PARTY|' || (nullif(trim(case when coalesce(nullif(trim(w0_party_code),'')) is not null then nullif(trim(w0_party_code), '') end),'')) AS VARCHAR))), '')) is not null</w:t>
               <w:br/>
@@ -4095,7 +4077,7 @@
               <w:br/>
               <w:t xml:space="preserve">    union all</w:t>
               <w:br/>
-              <w:t xml:space="preserve">    -- via lnkfeed_mtv2_party_location &lt;- stg2_mtv2__uwr_pol_prp_pa_address_prop_pv</w:t>
+              <w:t xml:space="preserve">    -- via lnkfeed_mt_party_location &lt;- stg2_mt__uwr_pol_prp_pa_address_prop_pv</w:t>
               <w:br/>
               <w:t xml:space="preserve">    select MD5_BINARY(NULLIF(UPPER(TRIM(CAST('LNK_PARTY_LOCATION|' || (coalesce(nullif(trim(case when coalesce(nullif(trim(w0_party_code),'')) is not null then nullif(trim(w0_party_code), '') end),''),'') || '|' || coalesce(nullif(trim(case when coalesce(nullif(trim((nullif(trim(to_varchar("AREA")), ''))),''), nullif(trim((nullif(trim(to_varchar("LAND_MARK")), ''))),''), nullif(trim(((nullif(trim(to_varchar("CITY")), '')))),''), nullif(trim((nullif(trim(to_varchar("STATE")), ''))),''), nullif(trim((nullif(trim(to_varchar("PINCODE")), ''))),'')) is not null then md5(upper(regexp_replace(trim(nullif(trim(coalesce(nullif(trim((nullif(trim(to_varchar("AREA")), ''))), ''), '') || '#' || coalesce(nullif(trim((nullif(trim(to_varchar("LAND_MARK")), ''))), ''), '') || '#' || coalesce(nullif(trim(((nullif(trim(to_varchar("CITY")), '')))), ''), '') || '#' || coalesce(nullif(trim((nullif(trim(to_varchar("STATE")), ''))), ''), '') || '#' || coalesce(nullif(trim((nullif(trim(to_varchar("PINCODE")), ''))), ''), '')), '####')), '[[:space:]]+', ' '))) end),''),'')) AS VARCHAR))), '')) as link_hkey,</w:t>
               <w:br/>
@@ -4103,7 +4085,7 @@
               <w:br/>
               <w:t xml:space="preserve">           MD5_BINARY(NULLIF(UPPER(TRIM(CAST('HUB_LOCATION|' || (nullif(trim(case when coalesce(nullif(trim((nullif(trim(to_varchar("AREA")), ''))),''), nullif(trim((nullif(trim(to_varchar("LAND_MARK")), ''))),''), nullif(trim(((nullif(trim(to_varchar("CITY")), '')))),''), nullif(trim((nullif(trim(to_varchar("STATE")), ''))),''), nullif(trim((nullif(trim(to_varchar("PINCODE")), ''))),'')) is not null then md5(upper(regexp_replace(trim(nullif(trim(coalesce(nullif(trim((nullif(trim(to_varchar("AREA")), ''))), ''), '') || '#' || coalesce(nullif(trim((nullif(trim(to_varchar("LAND_MARK")), ''))), ''), '') || '#' || coalesce(nullif(trim(((nullif(trim(to_varchar("CITY")), '')))), ''), '') || '#' || coalesce(nullif(trim((nullif(trim(to_varchar("STATE")), ''))), ''), '') || '#' || coalesce(nullif(trim((nullif(trim(to_varchar("PINCODE")), ''))), ''), '')), '####')), '[[:space:]]+', ' '))) end),'')) AS VARCHAR))), '')) as LOCATION_HKEY</w:t>
               <w:br/>
-              <w:t xml:space="preserve">      from RAW.MAXIMUS_TRAVEL_V2.NONHLTH_TRV_UWR_VW_DATA_POLICY_DETAILS_PROPOSER_DETAILS_PARTY_ADDRESS_ADDRESS_PROPERTY_PIVOT_VW</w:t>
+              <w:t xml:space="preserve">      from RAW.MAXIMUS_TRAVEL.NONHLTH_TRV_UWR_VW_DATA_POLICY_DETAILS_PROPOSER_DETAILS_PARTY_ADDRESS_ADDRESS_PROPERTY_PIVOT_VW</w:t>
               <w:br/>
               <w:t xml:space="preserve">     where MD5_BINARY(NULLIF(UPPER(TRIM(CAST('HUB_PARTY|' || (nullif(trim(case when coalesce(nullif(trim(w0_party_code),'')) is not null then nullif(trim(w0_party_code), '') end),'')) AS VARCHAR))), '')) is not null</w:t>
               <w:br/>
@@ -4113,7 +4095,7 @@
               <w:br/>
               <w:t xml:space="preserve">    union all</w:t>
               <w:br/>
-              <w:t xml:space="preserve">    -- via lnkfeed_mtv2_party_location &lt;- stg2_mtv2__uwr_pol_ins_mbr_pp_sp_pv</w:t>
+              <w:t xml:space="preserve">    -- via lnkfeed_mt_party_location &lt;- stg2_mt__uwr_pol_ins_mbr_pp_sp_pv</w:t>
               <w:br/>
               <w:t xml:space="preserve">    select MD5_BINARY(NULLIF(UPPER(TRIM(CAST('LNK_PARTY_LOCATION|' || (coalesce(nullif(trim(case when coalesce(nullif(trim(w0_party_code),'')) is not null then nullif(trim(w0_party_code), '') end),''),'') || '|' || coalesce(nullif(trim(case when coalesce(nullif(trim((nullif(trim(to_varchar("CORRESPONDENCE_LOCAL_ADDRESS_LINE_1")), ''))),''), nullif(trim((nullif(trim(to_varchar("CORRESPONDENCE_LOCAL_ADDRESS_LINE_2")), ''))),''), nullif(trim((nullif(trim(to_varchar("CORRESPONDENCE_LOCAL_ADDRESS_LINE_3")), ''))),''), nullif(trim((nullif(trim(to_varchar("CORRESPONDENCE_LOCAL_ADDRESS_CITY_TOWN_VILLAGE")), ''))),''), nullif(trim((nullif(trim(to_varchar("CORRESPONDENCE_LOCAL_ADDRESS_DISTRICT")), ''))),''), nullif(trim((nullif(trim(to_varchar("CORRESPONDENCE_LOCAL_ADDRESS_STATE")), ''))),''), nullif(trim((nullif(trim(to_varchar("CORRESPONDENCE_LOCAL_ADDRESS_COUNTRY")), ''))),''), nullif(trim((nullif(trim(to_varchar("LOCAL_ADDRESS_PIN_CODE")), ''))),'')) is not null then md5(upper(regexp_replace(trim(nullif(trim(coalesce(nullif(trim((nullif(trim(to_varchar("CORRESPONDENCE_LOCAL_ADDRESS_LINE_1")), ''))), ''), '') || '|' || coalesce(nullif(trim((nullif(trim(to_varchar("CORRESPONDENCE_LOCAL_ADDRESS_LINE_2")), ''))), ''), '') || '|' || coalesce(nullif(trim((nullif(trim(to_varchar("CORRESPONDENCE_LOCAL_ADDRESS_LINE_3")), ''))), ''), '') || '|' || coalesce(nullif(trim((nullif(trim(to_varchar("CORRESPONDENCE_LOCAL_ADDRESS_CITY_TOWN_VILLAGE")), ''))), ''), '') || '|' || coalesce(nullif(trim((nullif(trim(to_varchar("CORRESPONDENCE_LOCAL_ADDRESS_DISTRICT")), ''))), ''), '') || '|' || coalesce(nullif(trim((nullif(trim(to_varchar("CORRESPONDENCE_LOCAL_ADDRESS_STATE")), ''))), ''), '') || '|' || coalesce(nullif(trim((nullif(trim(to_varchar("CORRESPONDENCE_LOCAL_ADDRESS_COUNTRY")), ''))), ''), '') || '|' || coalesce(nullif(trim((nullif(trim(to_varchar("LOCAL_ADDRESS_PIN_CODE")), ''))), ''), '')), '|||||||')), '[[:space:]]+', ' '))) end),''),'')) AS VARCHAR))), '')) as link_hkey,</w:t>
               <w:br/>
@@ -4121,7 +4103,7 @@
               <w:br/>
               <w:t xml:space="preserve">           MD5_BINARY(NULLIF(UPPER(TRIM(CAST('HUB_LOCATION|' || (nullif(trim(case when coalesce(nullif(trim((nullif(trim(to_varchar("CORRESPONDENCE_LOCAL_ADDRESS_LINE_1")), ''))),''), nullif(trim((nullif(trim(to_varchar("CORRESPONDENCE_LOCAL_ADDRESS_LINE_2")), ''))),''), nullif(trim((nullif(trim(to_varchar("CORRESPONDENCE_LOCAL_ADDRESS_LINE_3")), ''))),''), nullif(trim((nullif(trim(to_varchar("CORRESPONDENCE_LOCAL_ADDRESS_CITY_TOWN_VILLAGE")), ''))),''), nullif(trim((nullif(trim(to_varchar("CORRESPONDENCE_LOCAL_ADDRESS_DISTRICT")), ''))),''), nullif(trim((nullif(trim(to_varchar("CORRESPONDENCE_LOCAL_ADDRESS_STATE")), ''))),''), nullif(trim((nullif(trim(to_varchar("CORRESPONDENCE_LOCAL_ADDRESS_COUNTRY")), ''))),''), nullif(trim((nullif(trim(to_varchar("LOCAL_ADDRESS_PIN_CODE")), ''))),'')) is not null then md5(upper(regexp_replace(trim(nullif(trim(coalesce(nullif(trim((nullif(trim(to_varchar("CORRESPONDENCE_LOCAL_ADDRESS_LINE_1")), ''))), ''), '') || '|' || coalesce(nullif(trim((nullif(trim(to_varchar("CORRESPONDENCE_LOCAL_ADDRESS_LINE_2")), ''))), ''), '') || '|' || coalesce(nullif(trim((nullif(trim(to_varchar("CORRESPONDENCE_LOCAL_ADDRESS_LINE_3")), ''))), ''), '') || '|' || coalesce(nullif(trim((nullif(trim(to_varchar("CORRESPONDENCE_LOCAL_ADDRESS_CITY_TOWN_VILLAGE")), ''))), ''), '') || '|' || coalesce(nullif(trim((nullif(trim(to_varchar("CORRESPONDENCE_LOCAL_ADDRESS_DISTRICT")), ''))), ''), '') || '|' || coalesce(nullif(trim((nullif(trim(to_varchar("CORRESPONDENCE_LOCAL_ADDRESS_STATE")), ''))), ''), '') || '|' || coalesce(nullif(trim((nullif(trim(to_varchar("CORRESPONDENCE_LOCAL_ADDRESS_COUNTRY")), ''))), ''), '') || '|' || coalesce(nullif(trim((nullif(trim(to_varchar("LOCAL_ADDRESS_PIN_CODE")), ''))), ''), '')), '|||||||')), '[[:space:]]+', ' '))) end),'')) AS VARCHAR))), '')) as LOCATION_HKEY</w:t>
               <w:br/>
-              <w:t xml:space="preserve">      from RAW.MAXIMUS_TRAVEL_V2.NONHLTH_TRV_UWR_VW_DATA_POLICY_DETAILS_INSURED_DETAILS_MEMBER_DETAILS_PARTY_PROPERTY_SIMPLE_PROPERTY_PIVOT_VW</w:t>
+              <w:t xml:space="preserve">      from RAW.MAXIMUS_TRAVEL.NONHLTH_TRV_UWR_VW_DATA_POLICY_DETAILS_INSURED_DETAILS_MEMBER_DETAILS_PARTY_PROPERTY_SIMPLE_PROPERTY_PIVOT_VW</w:t>
               <w:br/>
               <w:t xml:space="preserve">     where MD5_BINARY(NULLIF(UPPER(TRIM(CAST('HUB_PARTY|' || (nullif(trim(case when coalesce(nullif(trim(w0_party_code),'')) is not null then nullif(trim(w0_party_code), '') end),'')) AS VARCHAR))), '')) is not null</w:t>
               <w:br/>
@@ -4131,7 +4113,7 @@
               <w:br/>
               <w:t xml:space="preserve">    union all</w:t>
               <w:br/>
-              <w:t xml:space="preserve">    -- via lnkfeed_mtv2_party_location &lt;- stg2_mtv2__uwr_pol_ins_mbr_pp_sp_pv</w:t>
+              <w:t xml:space="preserve">    -- via lnkfeed_mt_party_location &lt;- stg2_mt__uwr_pol_ins_mbr_pp_sp_pv</w:t>
               <w:br/>
               <w:t xml:space="preserve">    select MD5_BINARY(NULLIF(UPPER(TRIM(CAST('LNK_PARTY_LOCATION|' || (coalesce(nullif(trim(case when coalesce(nullif(trim(w0_party_code),'')) is not null then nullif(trim(w0_party_code), '') end),''),'') || '|' || coalesce(nullif(trim(case when coalesce(nullif(trim((nullif(trim(to_varchar("CURRENT_PERMANENT_OVERSEAS_ADDRESS_LINE_1")), ''))),''), nullif(trim((nullif(trim(to_varchar("CURRENT_PERMANENT_OVERSEAS_ADDRESS_LINE_2")), ''))),''), nullif(trim((nullif(trim(to_varchar("CURRENT_PERMANENT_OVERSEAS_ADDRESS_LINE_3")), ''))),''), nullif(trim((nullif(trim(to_varchar("CURRENT_PERMANENT_OVERSEAS_ADDRESS_CITY_TOWN_VILLAGE")), ''))),''), nullif(trim((nullif(trim(to_varchar("CURRENT_PERMANENT_OVERSEAS_ADDRESS_STATE_UT")), ''))),''), nullif(trim((nullif(trim(to_varchar("CURRENT_PERMANENT_OVERSEAS_ADDRESS_COUNTRY")), ''))),''), nullif(trim((nullif(trim(to_varchar("CURRENT_PERMANENT_OVERSEAS_ADDRESS_PIN_CODE")), ''))),'')) is not null then md5(upper(regexp_replace(trim(nullif(trim(coalesce(nullif(trim((nullif(trim(to_varchar("CURRENT_PERMANENT_OVERSEAS_ADDRESS_LINE_1")), ''))), ''), '') || '|' || coalesce(nullif(trim((nullif(trim(to_varchar("CURRENT_PERMANENT_OVERSEAS_ADDRESS_LINE_2")), ''))), ''), '') || '|' || coalesce(nullif(trim((nullif(trim(to_varchar("CURRENT_PERMANENT_OVERSEAS_ADDRESS_LINE_3")), ''))), ''), '') || '|' || coalesce(nullif(trim((nullif(trim(to_varchar("CURRENT_PERMANENT_OVERSEAS_ADDRESS_CITY_TOWN_VILLAGE")), ''))), ''), '') || '|' || coalesce(nullif(trim((nullif(trim(to_varchar("CURRENT_PERMANENT_OVERSEAS_ADDRESS_STATE_UT")), ''))), ''), '') || '|' || coalesce(nullif(trim((nullif(trim(to_varchar("CURRENT_PERMANENT_OVERSEAS_ADDRESS_COUNTRY")), ''))), ''), '') || '|' || coalesce(nullif(trim((nullif(trim(to_varchar("CURRENT_PERMANENT_OVERSEAS_ADDRESS_PIN_CODE")), ''))), ''), '')), '||||||')), '[[:space:]]+', ' '))) end),''),'')) AS VARCHAR))), '')) as link_hkey,</w:t>
               <w:br/>
@@ -4139,7 +4121,7 @@
               <w:br/>
               <w:t xml:space="preserve">           MD5_BINARY(NULLIF(UPPER(TRIM(CAST('HUB_LOCATION|' || (nullif(trim(case when coalesce(nullif(trim((nullif(trim(to_varchar("CURRENT_PERMANENT_OVERSEAS_ADDRESS_LINE_1")), ''))),''), nullif(trim((nullif(trim(to_varchar("CURRENT_PERMANENT_OVERSEAS_ADDRESS_LINE_2")), ''))),''), nullif(trim((nullif(trim(to_varchar("CURRENT_PERMANENT_OVERSEAS_ADDRESS_LINE_3")), ''))),''), nullif(trim((nullif(trim(to_varchar("CURRENT_PERMANENT_OVERSEAS_ADDRESS_CITY_TOWN_VILLAGE")), ''))),''), nullif(trim((nullif(trim(to_varchar("CURRENT_PERMANENT_OVERSEAS_ADDRESS_STATE_UT")), ''))),''), nullif(trim((nullif(trim(to_varchar("CURRENT_PERMANENT_OVERSEAS_ADDRESS_COUNTRY")), ''))),''), nullif(trim((nullif(trim(to_varchar("CURRENT_PERMANENT_OVERSEAS_ADDRESS_PIN_CODE")), ''))),'')) is not null then md5(upper(regexp_replace(trim(nullif(trim(coalesce(nullif(trim((nullif(trim(to_varchar("CURRENT_PERMANENT_OVERSEAS_ADDRESS_LINE_1")), ''))), ''), '') || '|' || coalesce(nullif(trim((nullif(trim(to_varchar("CURRENT_PERMANENT_OVERSEAS_ADDRESS_LINE_2")), ''))), ''), '') || '|' || coalesce(nullif(trim((nullif(trim(to_varchar("CURRENT_PERMANENT_OVERSEAS_ADDRESS_LINE_3")), ''))), ''), '') || '|' || coalesce(nullif(trim((nullif(trim(to_varchar("CURRENT_PERMANENT_OVERSEAS_ADDRESS_CITY_TOWN_VILLAGE")), ''))), ''), '') || '|' || coalesce(nullif(trim((nullif(trim(to_varchar("CURRENT_PERMANENT_OVERSEAS_ADDRESS_STATE_UT")), ''))), ''), '') || '|' || coalesce(nullif(trim((nullif(trim(to_varchar("CURRENT_PERMANENT_OVERSEAS_ADDRESS_COUNTRY")), ''))), ''), '') || '|' || coalesce(nullif(trim((nullif(trim(to_varchar("CURRENT_PERMANENT_OVERSEAS_ADDRESS_PIN_CODE")), ''))), ''), '')), '||||||')), '[[:space:]]+', ' '))) end),'')) AS VARCHAR))), '')) as LOCATION_HKEY</w:t>
               <w:br/>
-              <w:t xml:space="preserve">      from RAW.MAXIMUS_TRAVEL_V2.NONHLTH_TRV_UWR_VW_DATA_POLICY_DETAILS_INSURED_DETAILS_MEMBER_DETAILS_PARTY_PROPERTY_SIMPLE_PROPERTY_PIVOT_VW</w:t>
+              <w:t xml:space="preserve">      from RAW.MAXIMUS_TRAVEL.NONHLTH_TRV_UWR_VW_DATA_POLICY_DETAILS_INSURED_DETAILS_MEMBER_DETAILS_PARTY_PROPERTY_SIMPLE_PROPERTY_PIVOT_VW</w:t>
               <w:br/>
               <w:t xml:space="preserve">     where MD5_BINARY(NULLIF(UPPER(TRIM(CAST('HUB_PARTY|' || (nullif(trim(case when coalesce(nullif(trim(w0_party_code),'')) is not null then nullif(trim(w0_party_code), '') end),'')) AS VARCHAR))), '')) is not null</w:t>
               <w:br/>
@@ -4149,7 +4131,7 @@
               <w:br/>
               <w:t xml:space="preserve">    union all</w:t>
               <w:br/>
-              <w:t xml:space="preserve">    -- via lnkfeed_mtv2_party_location &lt;- stg2_mtv2__uwr_pol_ins_mbr_pa</w:t>
+              <w:t xml:space="preserve">    -- via lnkfeed_mt_party_location &lt;- stg2_mt__uwr_pol_ins_mbr_pa</w:t>
               <w:br/>
               <w:t xml:space="preserve">    select MD5_BINARY(NULLIF(UPPER(TRIM(CAST('LNK_PARTY_LOCATION|' || (coalesce(nullif(trim(case when coalesce(nullif(trim(w0_party_code),'')) is not null then nullif(trim(w0_party_code), '') end),''),'') || '|' || coalesce(nullif(trim(case when coalesce(nullif(trim((nullif(trim(to_varchar("ADDRESS1")), ''))),''), nullif(trim((nullif(trim(to_varchar("ADDRESS2")), ''))),''), nullif(trim((nullif(trim(to_varchar("ADDRESS3")), ''))),''), nullif(trim(((nullif(trim(to_varchar("CITY")), '')))),''), nullif(trim(((nullif(trim(to_varchar("DISTRICT")), '')))),''), nullif(trim((nullif(trim(to_varchar("STATE")), ''))),''), nullif(trim((nullif(trim(to_varchar("COUNTRY")), ''))),''), nullif(trim((nullif(trim(to_varchar("PINCODE")), ''))),'')) is not null then md5(upper(regexp_replace(trim(nullif(trim(coalesce(nullif(trim((nullif(trim(to_varchar("ADDRESS1")), ''))), ''), '') || '|' || coalesce(nullif(trim((nullif(trim(to_varchar("ADDRESS2")), ''))), ''), '') || '|' || coalesce(nullif(trim((nullif(trim(to_varchar("ADDRESS3")), ''))), ''), '') || '|' || coalesce(nullif(trim(((nullif(trim(to_varchar("CITY")), '')))), ''), '') || '|' || coalesce(nullif(trim(((nullif(trim(to_varchar("DISTRICT")), '')))), ''), '') || '|' || coalesce(nullif(trim((nullif(trim(to_varchar("STATE")), ''))), ''), '') || '|' || coalesce(nullif(trim((nullif(trim(to_varchar("COUNTRY")), ''))), ''), '') || '|' || coalesce(nullif(trim((nullif(trim(to_varchar("PINCODE")), ''))), ''), '')), '|||||||')), '[[:space:]]+', ' '))) end),''),'')) AS VARCHAR))), '')) as link_hkey,</w:t>
               <w:br/>
@@ -4157,7 +4139,7 @@
               <w:br/>
               <w:t xml:space="preserve">           MD5_BINARY(NULLIF(UPPER(TRIM(CAST('HUB_LOCATION|' || (nullif(trim(case when coalesce(nullif(trim((nullif(trim(to_varchar("ADDRESS1")), ''))),''), nullif(trim((nullif(trim(to_varchar("ADDRESS2")), ''))),''), nullif(trim((nullif(trim(to_varchar("ADDRESS3")), ''))),''), nullif(trim(((nullif(trim(to_varchar("CITY")), '')))),''), nullif(trim(((nullif(trim(to_varchar("DISTRICT")), '')))),''), nullif(trim((nullif(trim(to_varchar("STATE")), ''))),''), nullif(trim((nullif(trim(to_varchar("COUNTRY")), ''))),''), nullif(trim((nullif(trim(to_varchar("PINCODE")), ''))),'')) is not null then md5(upper(regexp_replace(trim(nullif(trim(coalesce(nullif(trim((nullif(trim(to_varchar("ADDRESS1")), ''))), ''), '') || '|' || coalesce(nullif(trim((nullif(trim(to_varchar("ADDRESS2")), ''))), ''), '') || '|' || coalesce(nullif(trim((nullif(trim(to_varchar("ADDRESS3")), ''))), ''), '') || '|' || coalesce(nullif(trim(((nullif(trim(to_varchar("CITY")), '')))), ''), '') || '|' || coalesce(nullif(trim(((nullif(trim(to_varchar("DISTRICT")), '')))), ''), '') || '|' || coalesce(nullif(trim((nullif(trim(to_varchar("STATE")), ''))), ''), '') || '|' || coalesce(nullif(trim((nullif(trim(to_varchar("COUNTRY")), ''))), ''), '') || '|' || coalesce(nullif(trim((nullif(trim(to_varchar("PINCODE")), ''))), ''), '')), '|||||||')), '[[:space:]]+', ' '))) end),'')) AS VARCHAR))), '')) as LOCATION_HKEY</w:t>
               <w:br/>
-              <w:t xml:space="preserve">      from RAW.MAXIMUS_TRAVEL_V2.NONHLTH_TRV_UWR_VW_DATA_POLICY_DETAILS_INSURED_DETAILS_MEMBER_DETAILS_PARTY_ADDRESS</w:t>
+              <w:t xml:space="preserve">      from RAW.MAXIMUS_TRAVEL.NONHLTH_TRV_UWR_VW_DATA_POLICY_DETAILS_INSURED_DETAILS_MEMBER_DETAILS_PARTY_ADDRESS</w:t>
               <w:br/>
               <w:t xml:space="preserve">     where MD5_BINARY(NULLIF(UPPER(TRIM(CAST('HUB_PARTY|' || (nullif(trim(case when coalesce(nullif(trim(w0_party_code),'')) is not null then nullif(trim(w0_party_code), '') end),'')) AS VARCHAR))), '')) is not null</w:t>
               <w:br/>
@@ -4167,7 +4149,7 @@
               <w:br/>
               <w:t xml:space="preserve">    union all</w:t>
               <w:br/>
-              <w:t xml:space="preserve">    -- via lnkfeed_mtv2_party_location &lt;- stg2_mtv2__uwr_pol_prp_pa</w:t>
+              <w:t xml:space="preserve">    -- via lnkfeed_mt_party_location &lt;- stg2_mt__uwr_pol_prp_pa</w:t>
               <w:br/>
               <w:t xml:space="preserve">    select MD5_BINARY(NULLIF(UPPER(TRIM(CAST('LNK_PARTY_LOCATION|' || (coalesce(nullif(trim(case when coalesce(nullif(trim(w0_party_code),'')) is not null then nullif(trim(w0_party_code), '') end),''),'') || '|' || coalesce(nullif(trim(case when coalesce(nullif(trim((nullif(trim(to_varchar("ADDRESS1")), ''))),''), nullif(trim((nullif(trim(to_varchar("ADDRESS2")), ''))),''), nullif(trim((nullif(trim(to_varchar("ADDRESS3")), ''))),''), nullif(trim(((nullif(trim(to_varchar("CITY")), '')))),''), nullif(trim(((nullif(trim(to_varchar("DISTRICT")), '')))),''), nullif(trim((nullif(trim(to_varchar("STATE")), ''))),''), nullif(trim((nullif(trim(to_varchar("COUNTRY")), ''))),''), nullif(trim((nullif(trim(to_varchar("PINCODE")), ''))),'')) is not null then md5(upper(regexp_replace(trim(nullif(trim(coalesce(nullif(trim((nullif(trim(to_varchar("ADDRESS1")), ''))), ''), '') || '|' || coalesce(nullif(trim((nullif(trim(to_varchar("ADDRESS2")), ''))), ''), '') || '|' || coalesce(nullif(trim((nullif(trim(to_varchar("ADDRESS3")), ''))), ''), '') || '|' || coalesce(nullif(trim(((nullif(trim(to_varchar("CITY")), '')))), ''), '') || '|' || coalesce(nullif(trim(((nullif(trim(to_varchar("DISTRICT")), '')))), ''), '') || '|' || coalesce(nullif(trim((nullif(trim(to_varchar("STATE")), ''))), ''), '') || '|' || coalesce(nullif(trim((nullif(trim(to_varchar("COUNTRY")), ''))), ''), '') || '|' || coalesce(nullif(trim((nullif(trim(to_varchar("PINCODE")), ''))), ''), '')), '|||||||')), '[[:space:]]+', ' '))) end),''),'')) AS VARCHAR))), '')) as link_hkey,</w:t>
               <w:br/>
@@ -4175,7 +4157,7 @@
               <w:br/>
               <w:t xml:space="preserve">           MD5_BINARY(NULLIF(UPPER(TRIM(CAST('HUB_LOCATION|' || (nullif(trim(case when coalesce(nullif(trim((nullif(trim(to_varchar("ADDRESS1")), ''))),''), nullif(trim((nullif(trim(to_varchar("ADDRESS2")), ''))),''), nullif(trim((nullif(trim(to_varchar("ADDRESS3")), ''))),''), nullif(trim(((nullif(trim(to_varchar("CITY")), '')))),''), nullif(trim(((nullif(trim(to_varchar("DISTRICT")), '')))),''), nullif(trim((nullif(trim(to_varchar("STATE")), ''))),''), nullif(trim((nullif(trim(to_varchar("COUNTRY")), ''))),''), nullif(trim((nullif(trim(to_varchar("PINCODE")), ''))),'')) is not null then md5(upper(regexp_replace(trim(nullif(trim(coalesce(nullif(trim((nullif(trim(to_varchar("ADDRESS1")), ''))), ''), '') || '|' || coalesce(nullif(trim((nullif(trim(to_varchar("ADDRESS2")), ''))), ''), '') || '|' || coalesce(nullif(trim((nullif(trim(to_varchar("ADDRESS3")), ''))), ''), '') || '|' || coalesce(nullif(trim(((nullif(trim(to_varchar("CITY")), '')))), ''), '') || '|' || coalesce(nullif(trim(((nullif(trim(to_varchar("DISTRICT")), '')))), ''), '') || '|' || coalesce(nullif(trim((nullif(trim(to_varchar("STATE")), ''))), ''), '') || '|' || coalesce(nullif(trim((nullif(trim(to_varchar("COUNTRY")), ''))), ''), '') || '|' || coalesce(nullif(trim((nullif(trim(to_varchar("PINCODE")), ''))), ''), '')), '|||||||')), '[[:space:]]+', ' '))) end),'')) AS VARCHAR))), '')) as LOCATION_HKEY</w:t>
               <w:br/>
-              <w:t xml:space="preserve">      from RAW.MAXIMUS_TRAVEL_V2.NONHLTH_TRV_UWR_VW_DATA_POLICY_DETAILS_PROPOSER_DETAILS_PARTY_ADDRESS</w:t>
+              <w:t xml:space="preserve">      from RAW.MAXIMUS_TRAVEL.NONHLTH_TRV_UWR_VW_DATA_POLICY_DETAILS_PROPOSER_DETAILS_PARTY_ADDRESS</w:t>
               <w:br/>
               <w:t xml:space="preserve">     where MD5_BINARY(NULLIF(UPPER(TRIM(CAST('HUB_PARTY|' || (nullif(trim(case when coalesce(nullif(trim(w0_party_code),'')) is not null then nullif(trim(w0_party_code), '') end),'')) AS VARCHAR))), '')) is not null</w:t>
               <w:br/>
@@ -4262,9 +4244,6 @@
       <w:r>
         <w:t xml:space="preserve">7. MAXIMUS — LINK_PARTY_ROLE -- (a) missing links (RAW -&gt; link)</w:t>
       </w:r>
-      <w:r>
-        <w:t xml:space="preserve">  [M2]</w:t>
-      </w:r>
     </w:p>
     <w:tbl>
       <w:tblPr>
@@ -4455,7 +4434,7 @@
         <w:t xml:space="preserve">Note: </w:t>
       </w:r>
       <w:r>
-        <w:t xml:space="preserve">5 RAW feed(s): lnkfeed_mtv2_party_role &lt;- stg2_mtv2__uwr_pol_ins_rskp_msp_msd_prop_pv, lnkfeed_mtv2_party_role &lt;- stg2_mtv2__uwr_qpd_rskl_msp_imsd_inp_pv, lnkfeed_mtv2_party_role &lt;- stg2_mtv2__uwr_pol_polp_sp_pv, lnkfeed_mtv2_party_role &lt;- stg2_mtv2__uwr_qpd_polp_rl_pv, lnkfeed_mtv2_party_role &lt;- stg2_mtv2__uwr_pol_ins_mbr_pp_sp_pv. FKs: PARTY_HKEY -&gt; HUB_PARTY, PARTY_ROLE_ROLE -&gt; HUB_PARTY_ROLE_ROLE. A RAW relationship counts only when every FK key is present (automate_dv.link does not load a row with a NULL FK). Link hash keys are recomputed from RAW with the stg2 NK expressions (automate_dv 0.11.5 MD5_BINARY formula). Excluded: lnkfeed_mtv2_party_role &lt;- stg2_mtv2__uwr_pol_prp_pp_sp_pv: FK/PK/LDTS column(s) not traceable ([('PARTY_ROLE_HKEY', "MD5_BINARY(NULLIF(UPPER(TRIM(CAST('LNK_PARTY_ROLE|' || (coalesce(nullif(trim(case when coalesce(nullif(trim(w0_party_code),'')) is not null then nullif(trim(w0_party_code), '') end),''),'')) AS VARCHAR))), ''))"), ('PARTY_HKEY', "MD5_BINARY(NULLIF(UPPER(TRIM(CAST('HUB_PARTY|' || (nullif(trim(case when coalesce(nullif(trim(w0_party_code),'')) is not null then nullif(trim(w0_party_code), '') end),'')) AS VARCHAR))), ''))"), ('PARTY_ROLE_ROLE', None), ('LOAD_DATETIME', '(nullif(trim(to_varchar("REC_REFRESH_AT")), \'\'))')]); lnkfeed_mtv2_party_role &lt;- stg2_mtv2__uwr_pol_polp_sp_pv: FK/PK/LDTS column(s) not traceable ([('PARTY_ROLE_HKEY', 'MD5_BINARY(NULLIF(UPPER(TRIM(CAST(\'LNK_PARTY_ROLE|\' || (coalesce(nullif(trim(case when coalesce(nullif(trim((nullif(trim(to_varchar("BAGIC_RM_ECODE")), \'\'))),\'\')) is not null then \'EMP:\' || nullif(trim((nullif(trim(to_varchar("BAGIC_RM_ECODE")), \'\'))), \'\') end),\'\'),\'\')) AS VARCHAR))), \'\'))'), ('PARTY_HKEY', 'MD5_BINARY(NULLIF(UPPER(TRIM(CAST(\'HUB_PARTY|\' || (nullif(trim(case when coalesce(nullif(trim((nullif(trim(to_varchar("BAGIC_RM_ECODE")), \'\'))),\'\')) is not null then \'EMP:\' || nullif(trim((nullif(trim(to_varchar("BAGIC_RM_ECODE")), \'\'))), \'\') end),\'\')) AS VARCHAR))), \'\'))'), ('PARTY_ROLE_ROLE', None), ('LOAD_DATETIME', '(nullif(trim(to_varchar("REC_REFRESH_AT")), \'\'))')]); lnkfeed_mtv2_party_role &lt;- stg2_mtv2__uwr_qpd_polp_rl_pv: FK/PK/LDTS column(s) not traceable ([('PARTY_ROLE_HKEY', 'MD5_BINARY(NULLIF(UPPER(TRIM(CAST(\'LNK_PARTY_ROLE|\' || (coalesce(nullif(trim(case when coalesce(nullif(trim((nullif(trim(to_varchar("BAGIC_RM_ECODE")), \'\'))),\'\')) is not null then \'EMP:\' || nullif(trim((nullif(trim(to_varchar("BAGIC_RM_ECODE")), \'\'))), \'\') end),\'\'),\'\')) AS VARCHAR))), \'\'))'), ('PARTY_HKEY', 'MD5_BINARY(NULLIF(UPPER(TRIM(CAST(\'HUB_PARTY|\' || (nullif(trim(case when coalesce(nullif(trim((nullif(trim(to_varchar("BAGIC_RM_ECODE")), \'\'))),\'\')) is not null then \'EMP:\' || nullif(trim((nullif(trim(to_varchar("BAGIC_RM_ECODE")), \'\'))), \'\') end),\'\')) AS VARCHAR))), \'\'))'), ('PARTY_ROLE_ROLE', None), ('LOAD_DATETIME', '(nullif(trim(to_varchar("REC_REFRESH_AT")), \'\'))')]). Link rows scoped by RECORD_SOURCE value set (5 travel feeds) rather than the shared 'MAXIMUS_' prefix.</w:t>
+        <w:t xml:space="preserve">5 RAW feed(s): lnkfeed_mt_party_role &lt;- stg2_mt__uwr_pol_ins_rskp_msp_msd_prop_pv, lnkfeed_mt_party_role &lt;- stg2_mt__uwr_qpd_rskl_msp_imsd_inp_pv, lnkfeed_mt_party_role &lt;- stg2_mt__uwr_pol_polp_sp_pv, lnkfeed_mt_party_role &lt;- stg2_mt__uwr_qpd_polp_rl_pv, lnkfeed_mt_party_role &lt;- stg2_mt__uwr_pol_ins_mbr_pp_sp_pv. FKs: PARTY_HKEY -&gt; HUB_PARTY, PARTY_ROLE_ROLE -&gt; HUB_PARTY_ROLE_ROLE. A RAW relationship counts only when every FK key is present (automate_dv.link does not load a row with a NULL FK). Link hash keys are recomputed from RAW with the stg2 NK expressions (automate_dv 0.11.5 MD5_BINARY formula). Excluded: lnkfeed_mt_party_role &lt;- stg2_mt__uwr_pol_prp_pp_sp_pv: FK/PK/LDTS column(s) not traceable ([('PARTY_ROLE_HKEY', "MD5_BINARY(NULLIF(UPPER(TRIM(CAST('LNK_PARTY_ROLE|' || (coalesce(nullif(trim(case when coalesce(nullif(trim(w0_party_code),'')) is not null then nullif(trim(w0_party_code), '') end),''),'')) AS VARCHAR))), ''))"), ('PARTY_HKEY', "MD5_BINARY(NULLIF(UPPER(TRIM(CAST('HUB_PARTY|' || (nullif(trim(case when coalesce(nullif(trim(w0_party_code),'')) is not null then nullif(trim(w0_party_code), '') end),'')) AS VARCHAR))), ''))"), ('PARTY_ROLE_ROLE', None), ('LOAD_DATETIME', '(nullif(trim(to_varchar("REC_REFRESH_AT")), \'\'))')]); lnkfeed_mt_party_role &lt;- stg2_mt__uwr_pol_polp_sp_pv: FK/PK/LDTS column(s) not traceable ([('PARTY_ROLE_HKEY', 'MD5_BINARY(NULLIF(UPPER(TRIM(CAST(\'LNK_PARTY_ROLE|\' || (coalesce(nullif(trim(case when coalesce(nullif(trim((nullif(trim(to_varchar("BAGIC_RM_ECODE")), \'\'))),\'\')) is not null then \'EMP:\' || nullif(trim((nullif(trim(to_varchar("BAGIC_RM_ECODE")), \'\'))), \'\') end),\'\'),\'\')) AS VARCHAR))), \'\'))'), ('PARTY_HKEY', 'MD5_BINARY(NULLIF(UPPER(TRIM(CAST(\'HUB_PARTY|\' || (nullif(trim(case when coalesce(nullif(trim((nullif(trim(to_varchar("BAGIC_RM_ECODE")), \'\'))),\'\')) is not null then \'EMP:\' || nullif(trim((nullif(trim(to_varchar("BAGIC_RM_ECODE")), \'\'))), \'\') end),\'\')) AS VARCHAR))), \'\'))'), ('PARTY_ROLE_ROLE', None), ('LOAD_DATETIME', '(nullif(trim(to_varchar("REC_REFRESH_AT")), \'\'))')]); lnkfeed_mt_party_role &lt;- stg2_mt__uwr_qpd_polp_rl_pv: FK/PK/LDTS column(s) not traceable ([('PARTY_ROLE_HKEY', 'MD5_BINARY(NULLIF(UPPER(TRIM(CAST(\'LNK_PARTY_ROLE|\' || (coalesce(nullif(trim(case when coalesce(nullif(trim((nullif(trim(to_varchar("BAGIC_RM_ECODE")), \'\'))),\'\')) is not null then \'EMP:\' || nullif(trim((nullif(trim(to_varchar("BAGIC_RM_ECODE")), \'\'))), \'\') end),\'\'),\'\')) AS VARCHAR))), \'\'))'), ('PARTY_HKEY', 'MD5_BINARY(NULLIF(UPPER(TRIM(CAST(\'HUB_PARTY|\' || (nullif(trim(case when coalesce(nullif(trim((nullif(trim(to_varchar("BAGIC_RM_ECODE")), \'\'))),\'\')) is not null then \'EMP:\' || nullif(trim((nullif(trim(to_varchar("BAGIC_RM_ECODE")), \'\'))), \'\') end),\'\')) AS VARCHAR))), \'\'))'), ('PARTY_ROLE_ROLE', None), ('LOAD_DATETIME', '(nullif(trim(to_varchar("REC_REFRESH_AT")), \'\'))')]). Link rows scoped by RECORD_SOURCE value set (5 travel feeds) rather than the shared 'MAXIMUS_' prefix.</w:t>
       </w:r>
     </w:p>
     <w:p>
@@ -4488,9 +4467,9 @@
               </w:rPr>
               <w:t xml:space="preserve">with src as (</w:t>
               <w:br/>
-              <w:t xml:space="preserve">    -- via lnkfeed_mtv2_party_role &lt;- stg2_mtv2__uwr_pol_ins_rskp_msp_msd_prop_pv</w:t>
-              <w:br/>
-              <w:t xml:space="preserve">    select 'lnkfeed_mtv2_party_role &lt;- stg2_mtv2__uwr_pol_ins_rskp_msp_msd_prop_pv' as src_feed,</w:t>
+              <w:t xml:space="preserve">    -- via lnkfeed_mt_party_role &lt;- stg2_mt__uwr_pol_ins_rskp_msp_msd_prop_pv</w:t>
+              <w:br/>
+              <w:t xml:space="preserve">    select 'lnkfeed_mt_party_role &lt;- stg2_mt__uwr_pol_ins_rskp_msp_msd_prop_pv' as src_feed,</w:t>
               <w:br/>
               <w:t xml:space="preserve">           MD5_BINARY(NULLIF(UPPER(TRIM(CAST('LNK_PARTY_ROLE|' || (coalesce(nullif(trim(case when coalesce(nullif(trim((nullif(trim(to_varchar("NOMINEE_NAME")), ''))),'')) is not null then 'NOMINEE:' || md5(upper(trim(nullif(trim((nullif(trim(to_varchar("NOMINEE_NAME")), ''))), '')))) end),''),'') || '|' || coalesce('NOMINEE','')) AS VARCHAR))), '')) as link_hkey,</w:t>
               <w:br/>
@@ -4498,7 +4477,7 @@
               <w:br/>
               <w:t xml:space="preserve">           'NOMINEE' as PARTY_ROLE_ROLE</w:t>
               <w:br/>
-              <w:t xml:space="preserve">      from RAW.MAXIMUS_TRAVEL_V2.NONHLTH_TRV_UWR_VW_DATA_POLICY_DETAILS_INSURED_DETAILS_RISK_PROPERTY_MULTI_SET_PROPERTY_MULTI_SET_DETAIL_PROPERTY_PIVOT_VW</w:t>
+              <w:t xml:space="preserve">      from RAW.MAXIMUS_TRAVEL.NONHLTH_TRV_UWR_VW_DATA_POLICY_DETAILS_INSURED_DETAILS_RISK_PROPERTY_MULTI_SET_PROPERTY_MULTI_SET_DETAIL_PROPERTY_PIVOT_VW</w:t>
               <w:br/>
               <w:t xml:space="preserve">     where MD5_BINARY(NULLIF(UPPER(TRIM(CAST('HUB_PARTY|' || (nullif(trim(case when coalesce(nullif(trim((nullif(trim(to_varchar("NOMINEE_NAME")), ''))),'')) is not null then 'NOMINEE:' || md5(upper(trim(nullif(trim((nullif(trim(to_varchar("NOMINEE_NAME")), ''))), '')))) end),'')) AS VARCHAR))), '')) is not null</w:t>
               <w:br/>
@@ -4508,9 +4487,9 @@
               <w:br/>
               <w:t xml:space="preserve">    union all</w:t>
               <w:br/>
-              <w:t xml:space="preserve">    -- via lnkfeed_mtv2_party_role &lt;- stg2_mtv2__uwr_qpd_rskl_msp_imsd_inp_pv</w:t>
-              <w:br/>
-              <w:t xml:space="preserve">    select 'lnkfeed_mtv2_party_role &lt;- stg2_mtv2__uwr_qpd_rskl_msp_imsd_inp_pv' as src_feed,</w:t>
+              <w:t xml:space="preserve">    -- via lnkfeed_mt_party_role &lt;- stg2_mt__uwr_qpd_rskl_msp_imsd_inp_pv</w:t>
+              <w:br/>
+              <w:t xml:space="preserve">    select 'lnkfeed_mt_party_role &lt;- stg2_mt__uwr_qpd_rskl_msp_imsd_inp_pv' as src_feed,</w:t>
               <w:br/>
               <w:t xml:space="preserve">           MD5_BINARY(NULLIF(UPPER(TRIM(CAST('LNK_PARTY_ROLE|' || (coalesce(nullif(trim(case when coalesce(nullif(trim((nullif(trim(to_varchar("NOMINEE_NAME")), ''))),'')) is not null then 'NOMINEE:' || md5(upper(trim(nullif(trim((nullif(trim(to_varchar("NOMINEE_NAME")), ''))), '')))) end),''),'') || '|' || coalesce('NOMINEE','')) AS VARCHAR))), '')) as link_hkey,</w:t>
               <w:br/>
@@ -4518,7 +4497,7 @@
               <w:br/>
               <w:t xml:space="preserve">           'NOMINEE' as PARTY_ROLE_ROLE</w:t>
               <w:br/>
-              <w:t xml:space="preserve">      from RAW.MAXIMUS_TRAVEL_V2.NONHLTH_TRV_UWR_VW_DATA_QUOTE_PARAM_DETAILS_RISK_LIST_MULTI_SET_PROPERTY_INPUT_MULTI_SET_DETAIL_INPUT_PROPERTY_PIVOT_VW</w:t>
+              <w:t xml:space="preserve">      from RAW.MAXIMUS_TRAVEL.NONHLTH_TRV_UWR_VW_DATA_QUOTE_PARAM_DETAILS_RISK_LIST_MULTI_SET_PROPERTY_INPUT_MULTI_SET_DETAIL_INPUT_PROPERTY_PIVOT_VW</w:t>
               <w:br/>
               <w:t xml:space="preserve">     where MD5_BINARY(NULLIF(UPPER(TRIM(CAST('HUB_PARTY|' || (nullif(trim(case when coalesce(nullif(trim((nullif(trim(to_varchar("NOMINEE_NAME")), ''))),'')) is not null then 'NOMINEE:' || md5(upper(trim(nullif(trim((nullif(trim(to_varchar("NOMINEE_NAME")), ''))), '')))) end),'')) AS VARCHAR))), '')) is not null</w:t>
               <w:br/>
@@ -4528,9 +4507,9 @@
               <w:br/>
               <w:t xml:space="preserve">    union all</w:t>
               <w:br/>
-              <w:t xml:space="preserve">    -- via lnkfeed_mtv2_party_role &lt;- stg2_mtv2__uwr_pol_polp_sp_pv</w:t>
-              <w:br/>
-              <w:t xml:space="preserve">    select 'lnkfeed_mtv2_party_role &lt;- stg2_mtv2__uwr_pol_polp_sp_pv' as src_feed,</w:t>
+              <w:t xml:space="preserve">    -- via lnkfeed_mt_party_role &lt;- stg2_mt__uwr_pol_polp_sp_pv</w:t>
+              <w:br/>
+              <w:t xml:space="preserve">    select 'lnkfeed_mt_party_role &lt;- stg2_mt__uwr_pol_polp_sp_pv' as src_feed,</w:t>
               <w:br/>
               <w:t xml:space="preserve">           MD5_BINARY(NULLIF(UPPER(TRIM(CAST('LNK_PARTY_ROLE|' || (coalesce(nullif(trim(case when coalesce(nullif(trim(w3_policy_holder_code),'')) is not null then nullif(trim(w3_policy_holder_code), '') end),''),'') || '|' || coalesce('CUSTOMER','')) AS VARCHAR))), '')) as link_hkey,</w:t>
               <w:br/>
@@ -4538,7 +4517,7 @@
               <w:br/>
               <w:t xml:space="preserve">           'CUSTOMER' as PARTY_ROLE_ROLE</w:t>
               <w:br/>
-              <w:t xml:space="preserve">      from RAW.MAXIMUS_TRAVEL_V2.NONHLTH_TRV_UWR_VW_DATA_POLICY_DETAILS_POLICY_PROPERTY_SIMPLE_PROPERTY_PIVOT_VW</w:t>
+              <w:t xml:space="preserve">      from RAW.MAXIMUS_TRAVEL.NONHLTH_TRV_UWR_VW_DATA_POLICY_DETAILS_POLICY_PROPERTY_SIMPLE_PROPERTY_PIVOT_VW</w:t>
               <w:br/>
               <w:t xml:space="preserve">     where MD5_BINARY(NULLIF(UPPER(TRIM(CAST('HUB_PARTY|' || (nullif(trim(case when coalesce(nullif(trim(w3_policy_holder_code),'')) is not null then nullif(trim(w3_policy_holder_code), '') end),'')) AS VARCHAR))), '')) is not null</w:t>
               <w:br/>
@@ -4548,9 +4527,9 @@
               <w:br/>
               <w:t xml:space="preserve">    union all</w:t>
               <w:br/>
-              <w:t xml:space="preserve">    -- via lnkfeed_mtv2_party_role &lt;- stg2_mtv2__uwr_qpd_polp_rl_pv</w:t>
-              <w:br/>
-              <w:t xml:space="preserve">    select 'lnkfeed_mtv2_party_role &lt;- stg2_mtv2__uwr_qpd_polp_rl_pv' as src_feed,</w:t>
+              <w:t xml:space="preserve">    -- via lnkfeed_mt_party_role &lt;- stg2_mt__uwr_qpd_polp_rl_pv</w:t>
+              <w:br/>
+              <w:t xml:space="preserve">    select 'lnkfeed_mt_party_role &lt;- stg2_mt__uwr_qpd_polp_rl_pv' as src_feed,</w:t>
               <w:br/>
               <w:t xml:space="preserve">           MD5_BINARY(NULLIF(UPPER(TRIM(CAST('LNK_PARTY_ROLE|' || (coalesce(nullif(trim(case when coalesce(nullif(trim(w2_policy_holder_code),'')) is not null then nullif(trim(w2_policy_holder_code), '') end),''),'') || '|' || coalesce('CUSTOMER','')) AS VARCHAR))), '')) as link_hkey,</w:t>
               <w:br/>
@@ -4558,7 +4537,7 @@
               <w:br/>
               <w:t xml:space="preserve">           'CUSTOMER' as PARTY_ROLE_ROLE</w:t>
               <w:br/>
-              <w:t xml:space="preserve">      from RAW.MAXIMUS_TRAVEL_V2.NONHLTH_TRV_UWR_VW_DATA_QUOTE_PARAM_DETAILS_POLICY_PROPERTY_RULE_LIST_PIVOT_VW</w:t>
+              <w:t xml:space="preserve">      from RAW.MAXIMUS_TRAVEL.NONHLTH_TRV_UWR_VW_DATA_QUOTE_PARAM_DETAILS_POLICY_PROPERTY_RULE_LIST_PIVOT_VW</w:t>
               <w:br/>
               <w:t xml:space="preserve">     where MD5_BINARY(NULLIF(UPPER(TRIM(CAST('HUB_PARTY|' || (nullif(trim(case when coalesce(nullif(trim(w2_policy_holder_code),'')) is not null then nullif(trim(w2_policy_holder_code), '') end),'')) AS VARCHAR))), '')) is not null</w:t>
               <w:br/>
@@ -4568,9 +4547,9 @@
               <w:br/>
               <w:t xml:space="preserve">    union all</w:t>
               <w:br/>
-              <w:t xml:space="preserve">    -- via lnkfeed_mtv2_party_role &lt;- stg2_mtv2__uwr_pol_ins_mbr_pp_sp_pv</w:t>
-              <w:br/>
-              <w:t xml:space="preserve">    select 'lnkfeed_mtv2_party_role &lt;- stg2_mtv2__uwr_pol_ins_mbr_pp_sp_pv' as src_feed,</w:t>
+              <w:t xml:space="preserve">    -- via lnkfeed_mt_party_role &lt;- stg2_mt__uwr_pol_ins_mbr_pp_sp_pv</w:t>
+              <w:br/>
+              <w:t xml:space="preserve">    select 'lnkfeed_mt_party_role &lt;- stg2_mt__uwr_pol_ins_mbr_pp_sp_pv' as src_feed,</w:t>
               <w:br/>
               <w:t xml:space="preserve">           MD5_BINARY(NULLIF(UPPER(TRIM(CAST('LNK_PARTY_ROLE|' || (coalesce(nullif(trim(case when coalesce(nullif(trim(w0_party_code),'')) is not null then nullif(trim(w0_party_code), '') end),''),'') || '|' || coalesce(coalesce(nullif(trim((nullif(trim(to_varchar("PARTY_FUNCTION")), ''))), ''),''),'')) AS VARCHAR))), '')) as link_hkey,</w:t>
               <w:br/>
@@ -4578,7 +4557,7 @@
               <w:br/>
               <w:t xml:space="preserve">           coalesce(nullif(trim((nullif(trim(to_varchar("PARTY_FUNCTION")), ''))), ''),'') as PARTY_ROLE_ROLE</w:t>
               <w:br/>
-              <w:t xml:space="preserve">      from RAW.MAXIMUS_TRAVEL_V2.NONHLTH_TRV_UWR_VW_DATA_POLICY_DETAILS_INSURED_DETAILS_MEMBER_DETAILS_PARTY_PROPERTY_SIMPLE_PROPERTY_PIVOT_VW</w:t>
+              <w:t xml:space="preserve">      from RAW.MAXIMUS_TRAVEL.NONHLTH_TRV_UWR_VW_DATA_POLICY_DETAILS_INSURED_DETAILS_MEMBER_DETAILS_PARTY_PROPERTY_SIMPLE_PROPERTY_PIVOT_VW</w:t>
               <w:br/>
               <w:t xml:space="preserve">     where MD5_BINARY(NULLIF(UPPER(TRIM(CAST('HUB_PARTY|' || (nullif(trim(case when coalesce(nullif(trim(w0_party_code),'')) is not null then nullif(trim(w0_party_code), '') end),'')) AS VARCHAR))), '')) is not null</w:t>
               <w:br/>
@@ -4642,9 +4621,9 @@
               </w:rPr>
               <w:t xml:space="preserve">with src as (</w:t>
               <w:br/>
-              <w:t xml:space="preserve">    -- via lnkfeed_mtv2_party_role &lt;- stg2_mtv2__uwr_pol_ins_rskp_msp_msd_prop_pv</w:t>
-              <w:br/>
-              <w:t xml:space="preserve">    select 'lnkfeed_mtv2_party_role &lt;- stg2_mtv2__uwr_pol_ins_rskp_msp_msd_prop_pv' as src_feed,</w:t>
+              <w:t xml:space="preserve">    -- via lnkfeed_mt_party_role &lt;- stg2_mt__uwr_pol_ins_rskp_msp_msd_prop_pv</w:t>
+              <w:br/>
+              <w:t xml:space="preserve">    select 'lnkfeed_mt_party_role &lt;- stg2_mt__uwr_pol_ins_rskp_msp_msd_prop_pv' as src_feed,</w:t>
               <w:br/>
               <w:t xml:space="preserve">           MD5_BINARY(NULLIF(UPPER(TRIM(CAST('LNK_PARTY_ROLE|' || (coalesce(nullif(trim(case when coalesce(nullif(trim((nullif(trim(to_varchar("NOMINEE_NAME")), ''))),'')) is not null then 'NOMINEE:' || md5(upper(trim(nullif(trim((nullif(trim(to_varchar("NOMINEE_NAME")), ''))), '')))) end),''),'') || '|' || coalesce('NOMINEE','')) AS VARCHAR))), '')) as link_hkey,</w:t>
               <w:br/>
@@ -4652,7 +4631,7 @@
               <w:br/>
               <w:t xml:space="preserve">           'NOMINEE' as PARTY_ROLE_ROLE</w:t>
               <w:br/>
-              <w:t xml:space="preserve">      from RAW.MAXIMUS_TRAVEL_V2.NONHLTH_TRV_UWR_VW_DATA_POLICY_DETAILS_INSURED_DETAILS_RISK_PROPERTY_MULTI_SET_PROPERTY_MULTI_SET_DETAIL_PROPERTY_PIVOT_VW</w:t>
+              <w:t xml:space="preserve">      from RAW.MAXIMUS_TRAVEL.NONHLTH_TRV_UWR_VW_DATA_POLICY_DETAILS_INSURED_DETAILS_RISK_PROPERTY_MULTI_SET_PROPERTY_MULTI_SET_DETAIL_PROPERTY_PIVOT_VW</w:t>
               <w:br/>
               <w:t xml:space="preserve">     where MD5_BINARY(NULLIF(UPPER(TRIM(CAST('HUB_PARTY|' || (nullif(trim(case when coalesce(nullif(trim((nullif(trim(to_varchar("NOMINEE_NAME")), ''))),'')) is not null then 'NOMINEE:' || md5(upper(trim(nullif(trim((nullif(trim(to_varchar("NOMINEE_NAME")), ''))), '')))) end),'')) AS VARCHAR))), '')) is not null</w:t>
               <w:br/>
@@ -4662,9 +4641,9 @@
               <w:br/>
               <w:t xml:space="preserve">    union all</w:t>
               <w:br/>
-              <w:t xml:space="preserve">    -- via lnkfeed_mtv2_party_role &lt;- stg2_mtv2__uwr_qpd_rskl_msp_imsd_inp_pv</w:t>
-              <w:br/>
-              <w:t xml:space="preserve">    select 'lnkfeed_mtv2_party_role &lt;- stg2_mtv2__uwr_qpd_rskl_msp_imsd_inp_pv' as src_feed,</w:t>
+              <w:t xml:space="preserve">    -- via lnkfeed_mt_party_role &lt;- stg2_mt__uwr_qpd_rskl_msp_imsd_inp_pv</w:t>
+              <w:br/>
+              <w:t xml:space="preserve">    select 'lnkfeed_mt_party_role &lt;- stg2_mt__uwr_qpd_rskl_msp_imsd_inp_pv' as src_feed,</w:t>
               <w:br/>
               <w:t xml:space="preserve">           MD5_BINARY(NULLIF(UPPER(TRIM(CAST('LNK_PARTY_ROLE|' || (coalesce(nullif(trim(case when coalesce(nullif(trim((nullif(trim(to_varchar("NOMINEE_NAME")), ''))),'')) is not null then 'NOMINEE:' || md5(upper(trim(nullif(trim((nullif(trim(to_varchar("NOMINEE_NAME")), ''))), '')))) end),''),'') || '|' || coalesce('NOMINEE','')) AS VARCHAR))), '')) as link_hkey,</w:t>
               <w:br/>
@@ -4672,7 +4651,7 @@
               <w:br/>
               <w:t xml:space="preserve">           'NOMINEE' as PARTY_ROLE_ROLE</w:t>
               <w:br/>
-              <w:t xml:space="preserve">      from RAW.MAXIMUS_TRAVEL_V2.NONHLTH_TRV_UWR_VW_DATA_QUOTE_PARAM_DETAILS_RISK_LIST_MULTI_SET_PROPERTY_INPUT_MULTI_SET_DETAIL_INPUT_PROPERTY_PIVOT_VW</w:t>
+              <w:t xml:space="preserve">      from RAW.MAXIMUS_TRAVEL.NONHLTH_TRV_UWR_VW_DATA_QUOTE_PARAM_DETAILS_RISK_LIST_MULTI_SET_PROPERTY_INPUT_MULTI_SET_DETAIL_INPUT_PROPERTY_PIVOT_VW</w:t>
               <w:br/>
               <w:t xml:space="preserve">     where MD5_BINARY(NULLIF(UPPER(TRIM(CAST('HUB_PARTY|' || (nullif(trim(case when coalesce(nullif(trim((nullif(trim(to_varchar("NOMINEE_NAME")), ''))),'')) is not null then 'NOMINEE:' || md5(upper(trim(nullif(trim((nullif(trim(to_varchar("NOMINEE_NAME")), ''))), '')))) end),'')) AS VARCHAR))), '')) is not null</w:t>
               <w:br/>
@@ -4682,9 +4661,9 @@
               <w:br/>
               <w:t xml:space="preserve">    union all</w:t>
               <w:br/>
-              <w:t xml:space="preserve">    -- via lnkfeed_mtv2_party_role &lt;- stg2_mtv2__uwr_pol_polp_sp_pv</w:t>
-              <w:br/>
-              <w:t xml:space="preserve">    select 'lnkfeed_mtv2_party_role &lt;- stg2_mtv2__uwr_pol_polp_sp_pv' as src_feed,</w:t>
+              <w:t xml:space="preserve">    -- via lnkfeed_mt_party_role &lt;- stg2_mt__uwr_pol_polp_sp_pv</w:t>
+              <w:br/>
+              <w:t xml:space="preserve">    select 'lnkfeed_mt_party_role &lt;- stg2_mt__uwr_pol_polp_sp_pv' as src_feed,</w:t>
               <w:br/>
               <w:t xml:space="preserve">           MD5_BINARY(NULLIF(UPPER(TRIM(CAST('LNK_PARTY_ROLE|' || (coalesce(nullif(trim(case when coalesce(nullif(trim(w3_policy_holder_code),'')) is not null then nullif(trim(w3_policy_holder_code), '') end),''),'') || '|' || coalesce('CUSTOMER','')) AS VARCHAR))), '')) as link_hkey,</w:t>
               <w:br/>
@@ -4692,7 +4671,7 @@
               <w:br/>
               <w:t xml:space="preserve">           'CUSTOMER' as PARTY_ROLE_ROLE</w:t>
               <w:br/>
-              <w:t xml:space="preserve">      from RAW.MAXIMUS_TRAVEL_V2.NONHLTH_TRV_UWR_VW_DATA_POLICY_DETAILS_POLICY_PROPERTY_SIMPLE_PROPERTY_PIVOT_VW</w:t>
+              <w:t xml:space="preserve">      from RAW.MAXIMUS_TRAVEL.NONHLTH_TRV_UWR_VW_DATA_POLICY_DETAILS_POLICY_PROPERTY_SIMPLE_PROPERTY_PIVOT_VW</w:t>
               <w:br/>
               <w:t xml:space="preserve">     where MD5_BINARY(NULLIF(UPPER(TRIM(CAST('HUB_PARTY|' || (nullif(trim(case when coalesce(nullif(trim(w3_policy_holder_code),'')) is not null then nullif(trim(w3_policy_holder_code), '') end),'')) AS VARCHAR))), '')) is not null</w:t>
               <w:br/>
@@ -4702,9 +4681,9 @@
               <w:br/>
               <w:t xml:space="preserve">    union all</w:t>
               <w:br/>
-              <w:t xml:space="preserve">    -- via lnkfeed_mtv2_party_role &lt;- stg2_mtv2__uwr_qpd_polp_rl_pv</w:t>
-              <w:br/>
-              <w:t xml:space="preserve">    select 'lnkfeed_mtv2_party_role &lt;- stg2_mtv2__uwr_qpd_polp_rl_pv' as src_feed,</w:t>
+              <w:t xml:space="preserve">    -- via lnkfeed_mt_party_role &lt;- stg2_mt__uwr_qpd_polp_rl_pv</w:t>
+              <w:br/>
+              <w:t xml:space="preserve">    select 'lnkfeed_mt_party_role &lt;- stg2_mt__uwr_qpd_polp_rl_pv' as src_feed,</w:t>
               <w:br/>
               <w:t xml:space="preserve">           MD5_BINARY(NULLIF(UPPER(TRIM(CAST('LNK_PARTY_ROLE|' || (coalesce(nullif(trim(case when coalesce(nullif(trim(w2_policy_holder_code),'')) is not null then nullif(trim(w2_policy_holder_code), '') end),''),'') || '|' || coalesce('CUSTOMER','')) AS VARCHAR))), '')) as link_hkey,</w:t>
               <w:br/>
@@ -4712,7 +4691,7 @@
               <w:br/>
               <w:t xml:space="preserve">           'CUSTOMER' as PARTY_ROLE_ROLE</w:t>
               <w:br/>
-              <w:t xml:space="preserve">      from RAW.MAXIMUS_TRAVEL_V2.NONHLTH_TRV_UWR_VW_DATA_QUOTE_PARAM_DETAILS_POLICY_PROPERTY_RULE_LIST_PIVOT_VW</w:t>
+              <w:t xml:space="preserve">      from RAW.MAXIMUS_TRAVEL.NONHLTH_TRV_UWR_VW_DATA_QUOTE_PARAM_DETAILS_POLICY_PROPERTY_RULE_LIST_PIVOT_VW</w:t>
               <w:br/>
               <w:t xml:space="preserve">     where MD5_BINARY(NULLIF(UPPER(TRIM(CAST('HUB_PARTY|' || (nullif(trim(case when coalesce(nullif(trim(w2_policy_holder_code),'')) is not null then nullif(trim(w2_policy_holder_code), '') end),'')) AS VARCHAR))), '')) is not null</w:t>
               <w:br/>
@@ -4722,9 +4701,9 @@
               <w:br/>
               <w:t xml:space="preserve">    union all</w:t>
               <w:br/>
-              <w:t xml:space="preserve">    -- via lnkfeed_mtv2_party_role &lt;- stg2_mtv2__uwr_pol_ins_mbr_pp_sp_pv</w:t>
-              <w:br/>
-              <w:t xml:space="preserve">    select 'lnkfeed_mtv2_party_role &lt;- stg2_mtv2__uwr_pol_ins_mbr_pp_sp_pv' as src_feed,</w:t>
+              <w:t xml:space="preserve">    -- via lnkfeed_mt_party_role &lt;- stg2_mt__uwr_pol_ins_mbr_pp_sp_pv</w:t>
+              <w:br/>
+              <w:t xml:space="preserve">    select 'lnkfeed_mt_party_role &lt;- stg2_mt__uwr_pol_ins_mbr_pp_sp_pv' as src_feed,</w:t>
               <w:br/>
               <w:t xml:space="preserve">           MD5_BINARY(NULLIF(UPPER(TRIM(CAST('LNK_PARTY_ROLE|' || (coalesce(nullif(trim(case when coalesce(nullif(trim(w0_party_code),'')) is not null then nullif(trim(w0_party_code), '') end),''),'') || '|' || coalesce(coalesce(nullif(trim((nullif(trim(to_varchar("PARTY_FUNCTION")), ''))), ''),''),'')) AS VARCHAR))), '')) as link_hkey,</w:t>
               <w:br/>
@@ -4732,7 +4711,7 @@
               <w:br/>
               <w:t xml:space="preserve">           coalesce(nullif(trim((nullif(trim(to_varchar("PARTY_FUNCTION")), ''))), ''),'') as PARTY_ROLE_ROLE</w:t>
               <w:br/>
-              <w:t xml:space="preserve">      from RAW.MAXIMUS_TRAVEL_V2.NONHLTH_TRV_UWR_VW_DATA_POLICY_DETAILS_INSURED_DETAILS_MEMBER_DETAILS_PARTY_PROPERTY_SIMPLE_PROPERTY_PIVOT_VW</w:t>
+              <w:t xml:space="preserve">      from RAW.MAXIMUS_TRAVEL.NONHLTH_TRV_UWR_VW_DATA_POLICY_DETAILS_INSURED_DETAILS_MEMBER_DETAILS_PARTY_PROPERTY_SIMPLE_PROPERTY_PIVOT_VW</w:t>
               <w:br/>
               <w:t xml:space="preserve">     where MD5_BINARY(NULLIF(UPPER(TRIM(CAST('HUB_PARTY|' || (nullif(trim(case when coalesce(nullif(trim(w0_party_code),'')) is not null then nullif(trim(w0_party_code), '') end),'')) AS VARCHAR))), '')) is not null</w:t>
               <w:br/>
@@ -4812,9 +4791,6 @@
       </w:pPr>
       <w:r>
         <w:t xml:space="preserve">8. MAXIMUS — LINK_PARTY_ROLE -- (b) orphan links (link FK -&gt; hub)</w:t>
-      </w:r>
-      <w:r>
-        <w:t xml:space="preserve">  [M2]</w:t>
       </w:r>
     </w:p>
     <w:tbl>
@@ -5136,9 +5112,6 @@
       <w:r>
         <w:t xml:space="preserve">9. MAXIMUS — LINK_PARTY_ROLE -- (c) unexpected links (link -&gt; RAW)</w:t>
       </w:r>
-      <w:r>
-        <w:t xml:space="preserve">  [M3]</w:t>
-      </w:r>
     </w:p>
     <w:tbl>
       <w:tblPr>
@@ -5362,7 +5335,7 @@
               </w:rPr>
               <w:t xml:space="preserve">with src as (</w:t>
               <w:br/>
-              <w:t xml:space="preserve">    -- via lnkfeed_mtv2_party_role &lt;- stg2_mtv2__uwr_pol_ins_rskp_msp_msd_prop_pv</w:t>
+              <w:t xml:space="preserve">    -- via lnkfeed_mt_party_role &lt;- stg2_mt__uwr_pol_ins_rskp_msp_msd_prop_pv</w:t>
               <w:br/>
               <w:t xml:space="preserve">    select MD5_BINARY(NULLIF(UPPER(TRIM(CAST('LNK_PARTY_ROLE|' || (coalesce(nullif(trim(case when coalesce(nullif(trim((nullif(trim(to_varchar("NOMINEE_NAME")), ''))),'')) is not null then 'NOMINEE:' || md5(upper(trim(nullif(trim((nullif(trim(to_varchar("NOMINEE_NAME")), ''))), '')))) end),''),'') || '|' || coalesce('NOMINEE','')) AS VARCHAR))), '')) as link_hkey,</w:t>
               <w:br/>
@@ -5370,7 +5343,7 @@
               <w:br/>
               <w:t xml:space="preserve">           'NOMINEE' as PARTY_ROLE_ROLE</w:t>
               <w:br/>
-              <w:t xml:space="preserve">      from RAW.MAXIMUS_TRAVEL_V2.NONHLTH_TRV_UWR_VW_DATA_POLICY_DETAILS_INSURED_DETAILS_RISK_PROPERTY_MULTI_SET_PROPERTY_MULTI_SET_DETAIL_PROPERTY_PIVOT_VW</w:t>
+              <w:t xml:space="preserve">      from RAW.MAXIMUS_TRAVEL.NONHLTH_TRV_UWR_VW_DATA_POLICY_DETAILS_INSURED_DETAILS_RISK_PROPERTY_MULTI_SET_PROPERTY_MULTI_SET_DETAIL_PROPERTY_PIVOT_VW</w:t>
               <w:br/>
               <w:t xml:space="preserve">     where MD5_BINARY(NULLIF(UPPER(TRIM(CAST('HUB_PARTY|' || (nullif(trim(case when coalesce(nullif(trim((nullif(trim(to_varchar("NOMINEE_NAME")), ''))),'')) is not null then 'NOMINEE:' || md5(upper(trim(nullif(trim((nullif(trim(to_varchar("NOMINEE_NAME")), ''))), '')))) end),'')) AS VARCHAR))), '')) is not null</w:t>
               <w:br/>
@@ -5380,7 +5353,7 @@
               <w:br/>
               <w:t xml:space="preserve">    union all</w:t>
               <w:br/>
-              <w:t xml:space="preserve">    -- via lnkfeed_mtv2_party_role &lt;- stg2_mtv2__uwr_qpd_rskl_msp_imsd_inp_pv</w:t>
+              <w:t xml:space="preserve">    -- via lnkfeed_mt_party_role &lt;- stg2_mt__uwr_qpd_rskl_msp_imsd_inp_pv</w:t>
               <w:br/>
               <w:t xml:space="preserve">    select MD5_BINARY(NULLIF(UPPER(TRIM(CAST('LNK_PARTY_ROLE|' || (coalesce(nullif(trim(case when coalesce(nullif(trim((nullif(trim(to_varchar("NOMINEE_NAME")), ''))),'')) is not null then 'NOMINEE:' || md5(upper(trim(nullif(trim((nullif(trim(to_varchar("NOMINEE_NAME")), ''))), '')))) end),''),'') || '|' || coalesce('NOMINEE','')) AS VARCHAR))), '')) as link_hkey,</w:t>
               <w:br/>
@@ -5388,7 +5361,7 @@
               <w:br/>
               <w:t xml:space="preserve">           'NOMINEE' as PARTY_ROLE_ROLE</w:t>
               <w:br/>
-              <w:t xml:space="preserve">      from RAW.MAXIMUS_TRAVEL_V2.NONHLTH_TRV_UWR_VW_DATA_QUOTE_PARAM_DETAILS_RISK_LIST_MULTI_SET_PROPERTY_INPUT_MULTI_SET_DETAIL_INPUT_PROPERTY_PIVOT_VW</w:t>
+              <w:t xml:space="preserve">      from RAW.MAXIMUS_TRAVEL.NONHLTH_TRV_UWR_VW_DATA_QUOTE_PARAM_DETAILS_RISK_LIST_MULTI_SET_PROPERTY_INPUT_MULTI_SET_DETAIL_INPUT_PROPERTY_PIVOT_VW</w:t>
               <w:br/>
               <w:t xml:space="preserve">     where MD5_BINARY(NULLIF(UPPER(TRIM(CAST('HUB_PARTY|' || (nullif(trim(case when coalesce(nullif(trim((nullif(trim(to_varchar("NOMINEE_NAME")), ''))),'')) is not null then 'NOMINEE:' || md5(upper(trim(nullif(trim((nullif(trim(to_varchar("NOMINEE_NAME")), ''))), '')))) end),'')) AS VARCHAR))), '')) is not null</w:t>
               <w:br/>
@@ -5398,7 +5371,7 @@
               <w:br/>
               <w:t xml:space="preserve">    union all</w:t>
               <w:br/>
-              <w:t xml:space="preserve">    -- via lnkfeed_mtv2_party_role &lt;- stg2_mtv2__uwr_pol_polp_sp_pv</w:t>
+              <w:t xml:space="preserve">    -- via lnkfeed_mt_party_role &lt;- stg2_mt__uwr_pol_polp_sp_pv</w:t>
               <w:br/>
               <w:t xml:space="preserve">    select MD5_BINARY(NULLIF(UPPER(TRIM(CAST('LNK_PARTY_ROLE|' || (coalesce(nullif(trim(case when coalesce(nullif(trim(w3_policy_holder_code),'')) is not null then nullif(trim(w3_policy_holder_code), '') end),''),'') || '|' || coalesce('CUSTOMER','')) AS VARCHAR))), '')) as link_hkey,</w:t>
               <w:br/>
@@ -5406,7 +5379,7 @@
               <w:br/>
               <w:t xml:space="preserve">           'CUSTOMER' as PARTY_ROLE_ROLE</w:t>
               <w:br/>
-              <w:t xml:space="preserve">      from RAW.MAXIMUS_TRAVEL_V2.NONHLTH_TRV_UWR_VW_DATA_POLICY_DETAILS_POLICY_PROPERTY_SIMPLE_PROPERTY_PIVOT_VW</w:t>
+              <w:t xml:space="preserve">      from RAW.MAXIMUS_TRAVEL.NONHLTH_TRV_UWR_VW_DATA_POLICY_DETAILS_POLICY_PROPERTY_SIMPLE_PROPERTY_PIVOT_VW</w:t>
               <w:br/>
               <w:t xml:space="preserve">     where MD5_BINARY(NULLIF(UPPER(TRIM(CAST('HUB_PARTY|' || (nullif(trim(case when coalesce(nullif(trim(w3_policy_holder_code),'')) is not null then nullif(trim(w3_policy_holder_code), '') end),'')) AS VARCHAR))), '')) is not null</w:t>
               <w:br/>
@@ -5416,7 +5389,7 @@
               <w:br/>
               <w:t xml:space="preserve">    union all</w:t>
               <w:br/>
-              <w:t xml:space="preserve">    -- via lnkfeed_mtv2_party_role &lt;- stg2_mtv2__uwr_qpd_polp_rl_pv</w:t>
+              <w:t xml:space="preserve">    -- via lnkfeed_mt_party_role &lt;- stg2_mt__uwr_qpd_polp_rl_pv</w:t>
               <w:br/>
               <w:t xml:space="preserve">    select MD5_BINARY(NULLIF(UPPER(TRIM(CAST('LNK_PARTY_ROLE|' || (coalesce(nullif(trim(case when coalesce(nullif(trim(w2_policy_holder_code),'')) is not null then nullif(trim(w2_policy_holder_code), '') end),''),'') || '|' || coalesce('CUSTOMER','')) AS VARCHAR))), '')) as link_hkey,</w:t>
               <w:br/>
@@ -5424,7 +5397,7 @@
               <w:br/>
               <w:t xml:space="preserve">           'CUSTOMER' as PARTY_ROLE_ROLE</w:t>
               <w:br/>
-              <w:t xml:space="preserve">      from RAW.MAXIMUS_TRAVEL_V2.NONHLTH_TRV_UWR_VW_DATA_QUOTE_PARAM_DETAILS_POLICY_PROPERTY_RULE_LIST_PIVOT_VW</w:t>
+              <w:t xml:space="preserve">      from RAW.MAXIMUS_TRAVEL.NONHLTH_TRV_UWR_VW_DATA_QUOTE_PARAM_DETAILS_POLICY_PROPERTY_RULE_LIST_PIVOT_VW</w:t>
               <w:br/>
               <w:t xml:space="preserve">     where MD5_BINARY(NULLIF(UPPER(TRIM(CAST('HUB_PARTY|' || (nullif(trim(case when coalesce(nullif(trim(w2_policy_holder_code),'')) is not null then nullif(trim(w2_policy_holder_code), '') end),'')) AS VARCHAR))), '')) is not null</w:t>
               <w:br/>
@@ -5434,7 +5407,7 @@
               <w:br/>
               <w:t xml:space="preserve">    union all</w:t>
               <w:br/>
-              <w:t xml:space="preserve">    -- via lnkfeed_mtv2_party_role &lt;- stg2_mtv2__uwr_pol_ins_mbr_pp_sp_pv</w:t>
+              <w:t xml:space="preserve">    -- via lnkfeed_mt_party_role &lt;- stg2_mt__uwr_pol_ins_mbr_pp_sp_pv</w:t>
               <w:br/>
               <w:t xml:space="preserve">    select MD5_BINARY(NULLIF(UPPER(TRIM(CAST('LNK_PARTY_ROLE|' || (coalesce(nullif(trim(case when coalesce(nullif(trim(w0_party_code),'')) is not null then nullif(trim(w0_party_code), '') end),''),'') || '|' || coalesce(coalesce(nullif(trim((nullif(trim(to_varchar("PARTY_FUNCTION")), ''))), ''),''),'')) AS VARCHAR))), '')) as link_hkey,</w:t>
               <w:br/>
@@ -5442,7 +5415,7 @@
               <w:br/>
               <w:t xml:space="preserve">           coalesce(nullif(trim((nullif(trim(to_varchar("PARTY_FUNCTION")), ''))), ''),'') as PARTY_ROLE_ROLE</w:t>
               <w:br/>
-              <w:t xml:space="preserve">      from RAW.MAXIMUS_TRAVEL_V2.NONHLTH_TRV_UWR_VW_DATA_POLICY_DETAILS_INSURED_DETAILS_MEMBER_DETAILS_PARTY_PROPERTY_SIMPLE_PROPERTY_PIVOT_VW</w:t>
+              <w:t xml:space="preserve">      from RAW.MAXIMUS_TRAVEL.NONHLTH_TRV_UWR_VW_DATA_POLICY_DETAILS_INSURED_DETAILS_MEMBER_DETAILS_PARTY_PROPERTY_SIMPLE_PROPERTY_PIVOT_VW</w:t>
               <w:br/>
               <w:t xml:space="preserve">     where MD5_BINARY(NULLIF(UPPER(TRIM(CAST('HUB_PARTY|' || (nullif(trim(case when coalesce(nullif(trim(w0_party_code),'')) is not null then nullif(trim(w0_party_code), '') end),'')) AS VARCHAR))), '')) is not null</w:t>
               <w:br/>
@@ -5529,9 +5502,6 @@
       <w:r>
         <w:t xml:space="preserve">10. MAXIMUS — LINK_POLICY_PARTY -- (a) missing links (RAW -&gt; link)</w:t>
       </w:r>
-      <w:r>
-        <w:t xml:space="preserve">  [M3]</w:t>
-      </w:r>
     </w:p>
     <w:tbl>
       <w:tblPr>
@@ -5722,7 +5692,7 @@
         <w:t xml:space="preserve">Note: </w:t>
       </w:r>
       <w:r>
-        <w:t xml:space="preserve">10 RAW feed(s): lnkfeed_mtv2_policy_party &lt;- stg2_mtv2__uwr_pol_ins_mbr_party_relation, lnkfeed_mtv2_policy_party &lt;- stg2_mtv2__uwr_pol_ins_mbr_party_relation, lnkfeed_mtv2_policy_party &lt;- stg2_mtv2__uwr_pol_prp_party_relation, lnkfeed_mtv2_policy_party &lt;- stg2_mtv2__uwr_pol_prp_party_relation, lnkfeed_mtv2_policy_party &lt;- stg2_mtv2__uwr_pol_policy_relation, lnkfeed_mtv2_policy_party &lt;- stg2_mtv2__uwr_pol_policy_relation, lnkfeed_mtv2_policy_party &lt;- stg2_mtv2__uwr_pol_ins_mbr, lnkfeed_mtv2_policy_party &lt;- stg2_mtv2__uwr_pol_ins_mbr, lnkfeed_mtv2_policy_party &lt;- stg2_mtv2__uwr_pol_prp, lnkfeed_mtv2_policy_party &lt;- stg2_mtv2__uwr_pol_prp. FKs: POLICY_HKEY -&gt; HUB_POLICY, PARTY_HKEY -&gt; HUB_PARTY. A RAW relationship counts only when every FK key is present (automate_dv.link does not load a row with a NULL FK). Link hash keys are recomputed from RAW with the stg2 NK expressions (automate_dv 0.11.5 MD5_BINARY formula). Link rows scoped by RECORD_SOURCE value set (5 travel feeds) rather than the shared 'MAXIMUS_' prefix.</w:t>
+        <w:t xml:space="preserve">10 RAW feed(s): lnkfeed_mt_policy_party &lt;- stg2_mt__uwr_pol_ins_mbr_party_relation, lnkfeed_mt_policy_party &lt;- stg2_mt__uwr_pol_ins_mbr_party_relation, lnkfeed_mt_policy_party &lt;- stg2_mt__uwr_pol_prp_party_relation, lnkfeed_mt_policy_party &lt;- stg2_mt__uwr_pol_prp_party_relation, lnkfeed_mt_policy_party &lt;- stg2_mt__uwr_pol_policy_relation, lnkfeed_mt_policy_party &lt;- stg2_mt__uwr_pol_policy_relation, lnkfeed_mt_policy_party &lt;- stg2_mt__uwr_pol_ins_mbr, lnkfeed_mt_policy_party &lt;- stg2_mt__uwr_pol_ins_mbr, lnkfeed_mt_policy_party &lt;- stg2_mt__uwr_pol_prp, lnkfeed_mt_policy_party &lt;- stg2_mt__uwr_pol_prp. FKs: POLICY_HKEY -&gt; HUB_POLICY, PARTY_HKEY -&gt; HUB_PARTY. A RAW relationship counts only when every FK key is present (automate_dv.link does not load a row with a NULL FK). Link hash keys are recomputed from RAW with the stg2 NK expressions (automate_dv 0.11.5 MD5_BINARY formula). Link rows scoped by RECORD_SOURCE value set (5 travel feeds) rather than the shared 'MAXIMUS_' prefix.</w:t>
       </w:r>
     </w:p>
     <w:p>
@@ -5755,9 +5725,9 @@
               </w:rPr>
               <w:t xml:space="preserve">with src as (</w:t>
               <w:br/>
-              <w:t xml:space="preserve">    -- via lnkfeed_mtv2_policy_party &lt;- stg2_mtv2__uwr_pol_ins_mbr_party_relation</w:t>
-              <w:br/>
-              <w:t xml:space="preserve">    select 'lnkfeed_mtv2_policy_party &lt;- stg2_mtv2__uwr_pol_ins_mbr_party_relation' as src_feed,</w:t>
+              <w:t xml:space="preserve">    -- via lnkfeed_mt_policy_party &lt;- stg2_mt__uwr_pol_ins_mbr_party_relation</w:t>
+              <w:br/>
+              <w:t xml:space="preserve">    select 'lnkfeed_mt_policy_party &lt;- stg2_mt__uwr_pol_ins_mbr_party_relation' as src_feed,</w:t>
               <w:br/>
               <w:t xml:space="preserve">           MD5_BINARY(NULLIF(UPPER(TRIM(CAST('LNK_POLICY_PARTY|' || (coalesce(nullif(trim(case when coalesce(nullif(trim("FOREIGN_KEY"),'')) is not null then nullif(trim("FOREIGN_KEY"), '') end),''),'') || '|' || coalesce(nullif(trim(case when coalesce(nullif(trim(w0_party_code),'')) is not null then nullif(trim(w0_party_code), '') end),''),'')) AS VARCHAR))), '')) as link_hkey,</w:t>
               <w:br/>
@@ -5765,7 +5735,7 @@
               <w:br/>
               <w:t xml:space="preserve">           MD5_BINARY(NULLIF(UPPER(TRIM(CAST('HUB_PARTY|' || (nullif(trim(case when coalesce(nullif(trim(w0_party_code),'')) is not null then nullif(trim(w0_party_code), '') end),'')) AS VARCHAR))), '')) as PARTY_HKEY</w:t>
               <w:br/>
-              <w:t xml:space="preserve">      from RAW.MAXIMUS_TRAVEL_V2.NONHLTH_TRV_UWR_VW_DATA_POLICY_DETAILS_INSURED_DETAILS_MEMBER_DETAILS_PARTY_RELATION</w:t>
+              <w:t xml:space="preserve">      from RAW.MAXIMUS_TRAVEL.NONHLTH_TRV_UWR_VW_DATA_POLICY_DETAILS_INSURED_DETAILS_MEMBER_DETAILS_PARTY_RELATION</w:t>
               <w:br/>
               <w:t xml:space="preserve">     where MD5_BINARY(NULLIF(UPPER(TRIM(CAST('HUB_POLICY|' || (nullif(trim(case when coalesce(nullif(trim("FOREIGN_KEY"),'')) is not null then nullif(trim("FOREIGN_KEY"), '') end),'')) AS VARCHAR))), '')) is not null</w:t>
               <w:br/>
@@ -5775,9 +5745,9 @@
               <w:br/>
               <w:t xml:space="preserve">    union all</w:t>
               <w:br/>
-              <w:t xml:space="preserve">    -- via lnkfeed_mtv2_policy_party &lt;- stg2_mtv2__uwr_pol_ins_mbr_party_relation</w:t>
-              <w:br/>
-              <w:t xml:space="preserve">    select 'lnkfeed_mtv2_policy_party &lt;- stg2_mtv2__uwr_pol_ins_mbr_party_relation' as src_feed,</w:t>
+              <w:t xml:space="preserve">    -- via lnkfeed_mt_policy_party &lt;- stg2_mt__uwr_pol_ins_mbr_party_relation</w:t>
+              <w:br/>
+              <w:t xml:space="preserve">    select 'lnkfeed_mt_policy_party &lt;- stg2_mt__uwr_pol_ins_mbr_party_relation' as src_feed,</w:t>
               <w:br/>
               <w:t xml:space="preserve">           MD5_BINARY(NULLIF(UPPER(TRIM(CAST('LNK_POLICY_PARTY|' || (coalesce(nullif(trim(case when coalesce(nullif(trim("FOREIGN_KEY"),'')) is not null then nullif(trim("FOREIGN_KEY"), '') end),''),'') || '|' || coalesce(nullif(trim(case when coalesce(nullif(trim(w0_party_code),'')) is not null then nullif(trim(w0_party_code), '') end),''),'')) AS VARCHAR))), '')) as link_hkey,</w:t>
               <w:br/>
@@ -5785,7 +5755,7 @@
               <w:br/>
               <w:t xml:space="preserve">           MD5_BINARY(NULLIF(UPPER(TRIM(CAST('HUB_PARTY|' || (nullif(trim(case when coalesce(nullif(trim(w0_party_code),'')) is not null then nullif(trim(w0_party_code), '') end),'')) AS VARCHAR))), '')) as PARTY_HKEY</w:t>
               <w:br/>
-              <w:t xml:space="preserve">      from RAW.MAXIMUS_TRAVEL_V2.NONHLTH_TRV_UWR_VW_DATA_POLICY_DETAILS_INSURED_DETAILS_MEMBER_DETAILS_PARTY_RELATION</w:t>
+              <w:t xml:space="preserve">      from RAW.MAXIMUS_TRAVEL.NONHLTH_TRV_UWR_VW_DATA_POLICY_DETAILS_INSURED_DETAILS_MEMBER_DETAILS_PARTY_RELATION</w:t>
               <w:br/>
               <w:t xml:space="preserve">     where MD5_BINARY(NULLIF(UPPER(TRIM(CAST('HUB_POLICY|' || (nullif(trim(case when coalesce(nullif(trim("FOREIGN_KEY"),'')) is not null then nullif(trim("FOREIGN_KEY"), '') end),'')) AS VARCHAR))), '')) is not null</w:t>
               <w:br/>
@@ -5795,9 +5765,9 @@
               <w:br/>
               <w:t xml:space="preserve">    union all</w:t>
               <w:br/>
-              <w:t xml:space="preserve">    -- via lnkfeed_mtv2_policy_party &lt;- stg2_mtv2__uwr_pol_prp_party_relation</w:t>
-              <w:br/>
-              <w:t xml:space="preserve">    select 'lnkfeed_mtv2_policy_party &lt;- stg2_mtv2__uwr_pol_prp_party_relation' as src_feed,</w:t>
+              <w:t xml:space="preserve">    -- via lnkfeed_mt_policy_party &lt;- stg2_mt__uwr_pol_prp_party_relation</w:t>
+              <w:br/>
+              <w:t xml:space="preserve">    select 'lnkfeed_mt_policy_party &lt;- stg2_mt__uwr_pol_prp_party_relation' as src_feed,</w:t>
               <w:br/>
               <w:t xml:space="preserve">           MD5_BINARY(NULLIF(UPPER(TRIM(CAST('LNK_POLICY_PARTY|' || (coalesce(nullif(trim(case when coalesce(nullif(trim("FOREIGN_KEY"),'')) is not null then nullif(trim("FOREIGN_KEY"), '') end),''),'') || '|' || coalesce(nullif(trim(case when coalesce(nullif(trim(w0_party_code),'')) is not null then nullif(trim(w0_party_code), '') end),''),'')) AS VARCHAR))), '')) as link_hkey,</w:t>
               <w:br/>
@@ -5805,7 +5775,7 @@
               <w:br/>
               <w:t xml:space="preserve">           MD5_BINARY(NULLIF(UPPER(TRIM(CAST('HUB_PARTY|' || (nullif(trim(case when coalesce(nullif(trim(w0_party_code),'')) is not null then nullif(trim(w0_party_code), '') end),'')) AS VARCHAR))), '')) as PARTY_HKEY</w:t>
               <w:br/>
-              <w:t xml:space="preserve">      from RAW.MAXIMUS_TRAVEL_V2.NONHLTH_TRV_UWR_VW_DATA_POLICY_DETAILS_PROPOSER_DETAILS_PARTY_RELATION</w:t>
+              <w:t xml:space="preserve">      from RAW.MAXIMUS_TRAVEL.NONHLTH_TRV_UWR_VW_DATA_POLICY_DETAILS_PROPOSER_DETAILS_PARTY_RELATION</w:t>
               <w:br/>
               <w:t xml:space="preserve">     where MD5_BINARY(NULLIF(UPPER(TRIM(CAST('HUB_POLICY|' || (nullif(trim(case when coalesce(nullif(trim("FOREIGN_KEY"),'')) is not null then nullif(trim("FOREIGN_KEY"), '') end),'')) AS VARCHAR))), '')) is not null</w:t>
               <w:br/>
@@ -5815,9 +5785,9 @@
               <w:br/>
               <w:t xml:space="preserve">    union all</w:t>
               <w:br/>
-              <w:t xml:space="preserve">    -- via lnkfeed_mtv2_policy_party &lt;- stg2_mtv2__uwr_pol_prp_party_relation</w:t>
-              <w:br/>
-              <w:t xml:space="preserve">    select 'lnkfeed_mtv2_policy_party &lt;- stg2_mtv2__uwr_pol_prp_party_relation' as src_feed,</w:t>
+              <w:t xml:space="preserve">    -- via lnkfeed_mt_policy_party &lt;- stg2_mt__uwr_pol_prp_party_relation</w:t>
+              <w:br/>
+              <w:t xml:space="preserve">    select 'lnkfeed_mt_policy_party &lt;- stg2_mt__uwr_pol_prp_party_relation' as src_feed,</w:t>
               <w:br/>
               <w:t xml:space="preserve">           MD5_BINARY(NULLIF(UPPER(TRIM(CAST('LNK_POLICY_PARTY|' || (coalesce(nullif(trim(case when coalesce(nullif(trim("FOREIGN_KEY"),'')) is not null then nullif(trim("FOREIGN_KEY"), '') end),''),'') || '|' || coalesce(nullif(trim(case when coalesce(nullif(trim(w0_party_code),'')) is not null then nullif(trim(w0_party_code), '') end),''),'')) AS VARCHAR))), '')) as link_hkey,</w:t>
               <w:br/>
@@ -5825,7 +5795,7 @@
               <w:br/>
               <w:t xml:space="preserve">           MD5_BINARY(NULLIF(UPPER(TRIM(CAST('HUB_PARTY|' || (nullif(trim(case when coalesce(nullif(trim(w0_party_code),'')) is not null then nullif(trim(w0_party_code), '') end),'')) AS VARCHAR))), '')) as PARTY_HKEY</w:t>
               <w:br/>
-              <w:t xml:space="preserve">      from RAW.MAXIMUS_TRAVEL_V2.NONHLTH_TRV_UWR_VW_DATA_POLICY_DETAILS_PROPOSER_DETAILS_PARTY_RELATION</w:t>
+              <w:t xml:space="preserve">      from RAW.MAXIMUS_TRAVEL.NONHLTH_TRV_UWR_VW_DATA_POLICY_DETAILS_PROPOSER_DETAILS_PARTY_RELATION</w:t>
               <w:br/>
               <w:t xml:space="preserve">     where MD5_BINARY(NULLIF(UPPER(TRIM(CAST('HUB_POLICY|' || (nullif(trim(case when coalesce(nullif(trim("FOREIGN_KEY"),'')) is not null then nullif(trim("FOREIGN_KEY"), '') end),'')) AS VARCHAR))), '')) is not null</w:t>
               <w:br/>
@@ -5835,9 +5805,9 @@
               <w:br/>
               <w:t xml:space="preserve">    union all</w:t>
               <w:br/>
-              <w:t xml:space="preserve">    -- via lnkfeed_mtv2_policy_party &lt;- stg2_mtv2__uwr_pol_policy_relation</w:t>
-              <w:br/>
-              <w:t xml:space="preserve">    select 'lnkfeed_mtv2_policy_party &lt;- stg2_mtv2__uwr_pol_policy_relation' as src_feed,</w:t>
+              <w:t xml:space="preserve">    -- via lnkfeed_mt_policy_party &lt;- stg2_mt__uwr_pol_policy_relation</w:t>
+              <w:br/>
+              <w:t xml:space="preserve">    select 'lnkfeed_mt_policy_party &lt;- stg2_mt__uwr_pol_policy_relation' as src_feed,</w:t>
               <w:br/>
               <w:t xml:space="preserve">           MD5_BINARY(NULLIF(UPPER(TRIM(CAST('LNK_POLICY_PARTY|' || (coalesce(nullif(trim(case when coalesce(nullif(trim(w0_policy_number),''), nullif(trim("FOREIGN_KEY"),'')) is not null then coalesce(nullif(trim(w0_policy_number), ''), nullif(trim("FOREIGN_KEY"), '')) end),''),'') || '|' || coalesce(nullif(trim(case when coalesce(nullif(trim((nullif(trim(to_varchar("PARTY_CODE")), ''))),'')) is not null then nullif(trim((nullif(trim(to_varchar("PARTY_CODE")), ''))), '') end),''),'')) AS VARCHAR))), '')) as link_hkey,</w:t>
               <w:br/>
@@ -5845,7 +5815,7 @@
               <w:br/>
               <w:t xml:space="preserve">           MD5_BINARY(NULLIF(UPPER(TRIM(CAST('HUB_PARTY|' || (nullif(trim(case when coalesce(nullif(trim((nullif(trim(to_varchar("PARTY_CODE")), ''))),'')) is not null then nullif(trim((nullif(trim(to_varchar("PARTY_CODE")), ''))), '') end),'')) AS VARCHAR))), '')) as PARTY_HKEY</w:t>
               <w:br/>
-              <w:t xml:space="preserve">      from RAW.MAXIMUS_TRAVEL_V2.NONHLTH_TRV_UWR_VW_DATA_POLICY_DETAILS_POLICY_RELATION</w:t>
+              <w:t xml:space="preserve">      from RAW.MAXIMUS_TRAVEL.NONHLTH_TRV_UWR_VW_DATA_POLICY_DETAILS_POLICY_RELATION</w:t>
               <w:br/>
               <w:t xml:space="preserve">     where MD5_BINARY(NULLIF(UPPER(TRIM(CAST('HUB_POLICY|' || (nullif(trim(case when coalesce(nullif(trim(w0_policy_number),''), nullif(trim("FOREIGN_KEY"),'')) is not null then coalesce(nullif(trim(w0_policy_number), ''), nullif(trim("FOREIGN_KEY"), '')) end),'')) AS VARCHAR))), '')) is not null</w:t>
               <w:br/>
@@ -5855,9 +5825,9 @@
               <w:br/>
               <w:t xml:space="preserve">    union all</w:t>
               <w:br/>
-              <w:t xml:space="preserve">    -- via lnkfeed_mtv2_policy_party &lt;- stg2_mtv2__uwr_pol_policy_relation</w:t>
-              <w:br/>
-              <w:t xml:space="preserve">    select 'lnkfeed_mtv2_policy_party &lt;- stg2_mtv2__uwr_pol_policy_relation' as src_feed,</w:t>
+              <w:t xml:space="preserve">    -- via lnkfeed_mt_policy_party &lt;- stg2_mt__uwr_pol_policy_relation</w:t>
+              <w:br/>
+              <w:t xml:space="preserve">    select 'lnkfeed_mt_policy_party &lt;- stg2_mt__uwr_pol_policy_relation' as src_feed,</w:t>
               <w:br/>
               <w:t xml:space="preserve">           MD5_BINARY(NULLIF(UPPER(TRIM(CAST('LNK_POLICY_PARTY|' || (coalesce(nullif(trim(case when coalesce(nullif(trim(w0_policy_number),''), nullif(trim("FOREIGN_KEY"),'')) is not null then coalesce(nullif(trim(w0_policy_number), ''), nullif(trim("FOREIGN_KEY"), '')) end),''),'') || '|' || coalesce(nullif(trim(case when coalesce(nullif(trim((nullif(trim(to_varchar("PARTY_CODE")), ''))),'')) is not null then nullif(trim((nullif(trim(to_varchar("PARTY_CODE")), ''))), '') end),''),'')) AS VARCHAR))), '')) as link_hkey,</w:t>
               <w:br/>
@@ -5865,7 +5835,7 @@
               <w:br/>
               <w:t xml:space="preserve">           MD5_BINARY(NULLIF(UPPER(TRIM(CAST('HUB_PARTY|' || (nullif(trim(case when coalesce(nullif(trim((nullif(trim(to_varchar("PARTY_CODE")), ''))),'')) is not null then nullif(trim((nullif(trim(to_varchar("PARTY_CODE")), ''))), '') end),'')) AS VARCHAR))), '')) as PARTY_HKEY</w:t>
               <w:br/>
-              <w:t xml:space="preserve">      from RAW.MAXIMUS_TRAVEL_V2.NONHLTH_TRV_UWR_VW_DATA_POLICY_DETAILS_POLICY_RELATION</w:t>
+              <w:t xml:space="preserve">      from RAW.MAXIMUS_TRAVEL.NONHLTH_TRV_UWR_VW_DATA_POLICY_DETAILS_POLICY_RELATION</w:t>
               <w:br/>
               <w:t xml:space="preserve">     where MD5_BINARY(NULLIF(UPPER(TRIM(CAST('HUB_POLICY|' || (nullif(trim(case when coalesce(nullif(trim(w0_policy_number),''), nullif(trim("FOREIGN_KEY"),'')) is not null then coalesce(nullif(trim(w0_policy_number), ''), nullif(trim("FOREIGN_KEY"), '')) end),'')) AS VARCHAR))), '')) is not null</w:t>
               <w:br/>
@@ -5875,9 +5845,9 @@
               <w:br/>
               <w:t xml:space="preserve">    union all</w:t>
               <w:br/>
-              <w:t xml:space="preserve">    -- via lnkfeed_mtv2_policy_party &lt;- stg2_mtv2__uwr_pol_ins_mbr</w:t>
-              <w:br/>
-              <w:t xml:space="preserve">    select 'lnkfeed_mtv2_policy_party &lt;- stg2_mtv2__uwr_pol_ins_mbr' as src_feed,</w:t>
+              <w:t xml:space="preserve">    -- via lnkfeed_mt_policy_party &lt;- stg2_mt__uwr_pol_ins_mbr</w:t>
+              <w:br/>
+              <w:t xml:space="preserve">    select 'lnkfeed_mt_policy_party &lt;- stg2_mt__uwr_pol_ins_mbr' as src_feed,</w:t>
               <w:br/>
               <w:t xml:space="preserve">           MD5_BINARY(NULLIF(UPPER(TRIM(CAST('LNK_POLICY_PARTY|' || (coalesce(nullif(trim(case when coalesce(nullif(trim(w0_policy_number),'')) is not null then nullif(trim(w0_policy_number), '') end),''),'') || '|' || coalesce(nullif(trim(case when coalesce(nullif(trim((nullif(trim(to_varchar("PARTY_CODE")), ''))),'')) is not null then nullif(trim((nullif(trim(to_varchar("PARTY_CODE")), ''))), '') end),''),'')) AS VARCHAR))), '')) as link_hkey,</w:t>
               <w:br/>
@@ -5885,7 +5855,7 @@
               <w:br/>
               <w:t xml:space="preserve">           MD5_BINARY(NULLIF(UPPER(TRIM(CAST('HUB_PARTY|' || (nullif(trim(case when coalesce(nullif(trim((nullif(trim(to_varchar("PARTY_CODE")), ''))),'')) is not null then nullif(trim((nullif(trim(to_varchar("PARTY_CODE")), ''))), '') end),'')) AS VARCHAR))), '')) as PARTY_HKEY</w:t>
               <w:br/>
-              <w:t xml:space="preserve">      from RAW.MAXIMUS_TRAVEL_V2.NONHLTH_TRV_UWR_VW_DATA_POLICY_DETAILS_INSURED_DETAILS_MEMBER_DETAILS</w:t>
+              <w:t xml:space="preserve">      from RAW.MAXIMUS_TRAVEL.NONHLTH_TRV_UWR_VW_DATA_POLICY_DETAILS_INSURED_DETAILS_MEMBER_DETAILS</w:t>
               <w:br/>
               <w:t xml:space="preserve">     where MD5_BINARY(NULLIF(UPPER(TRIM(CAST('HUB_POLICY|' || (nullif(trim(case when coalesce(nullif(trim(w0_policy_number),'')) is not null then nullif(trim(w0_policy_number), '') end),'')) AS VARCHAR))), '')) is not null</w:t>
               <w:br/>
@@ -5895,9 +5865,9 @@
               <w:br/>
               <w:t xml:space="preserve">    union all</w:t>
               <w:br/>
-              <w:t xml:space="preserve">    -- via lnkfeed_mtv2_policy_party &lt;- stg2_mtv2__uwr_pol_ins_mbr</w:t>
-              <w:br/>
-              <w:t xml:space="preserve">    select 'lnkfeed_mtv2_policy_party &lt;- stg2_mtv2__uwr_pol_ins_mbr' as src_feed,</w:t>
+              <w:t xml:space="preserve">    -- via lnkfeed_mt_policy_party &lt;- stg2_mt__uwr_pol_ins_mbr</w:t>
+              <w:br/>
+              <w:t xml:space="preserve">    select 'lnkfeed_mt_policy_party &lt;- stg2_mt__uwr_pol_ins_mbr' as src_feed,</w:t>
               <w:br/>
               <w:t xml:space="preserve">           MD5_BINARY(NULLIF(UPPER(TRIM(CAST('LNK_POLICY_PARTY|' || (coalesce(nullif(trim(case when coalesce(nullif(trim(w0_policy_number),'')) is not null then nullif(trim(w0_policy_number), '') end),''),'') || '|' || coalesce(nullif(trim(case when coalesce(nullif(trim((nullif(trim(to_varchar("PARTY_CODE")), ''))),'')) is not null then nullif(trim((nullif(trim(to_varchar("PARTY_CODE")), ''))), '') end),''),'')) AS VARCHAR))), '')) as link_hkey,</w:t>
               <w:br/>
@@ -5905,7 +5875,7 @@
               <w:br/>
               <w:t xml:space="preserve">           MD5_BINARY(NULLIF(UPPER(TRIM(CAST('HUB_PARTY|' || (nullif(trim(case when coalesce(nullif(trim((nullif(trim(to_varchar("PARTY_CODE")), ''))),'')) is not null then nullif(trim((nullif(trim(to_varchar("PARTY_CODE")), ''))), '') end),'')) AS VARCHAR))), '')) as PARTY_HKEY</w:t>
               <w:br/>
-              <w:t xml:space="preserve">      from RAW.MAXIMUS_TRAVEL_V2.NONHLTH_TRV_UWR_VW_DATA_POLICY_DETAILS_INSURED_DETAILS_MEMBER_DETAILS</w:t>
+              <w:t xml:space="preserve">      from RAW.MAXIMUS_TRAVEL.NONHLTH_TRV_UWR_VW_DATA_POLICY_DETAILS_INSURED_DETAILS_MEMBER_DETAILS</w:t>
               <w:br/>
               <w:t xml:space="preserve">     where MD5_BINARY(NULLIF(UPPER(TRIM(CAST('HUB_POLICY|' || (nullif(trim(case when coalesce(nullif(trim(w0_policy_number),'')) is not null then nullif(trim(w0_policy_number), '') end),'')) AS VARCHAR))), '')) is not null</w:t>
               <w:br/>
@@ -5915,9 +5885,9 @@
               <w:br/>
               <w:t xml:space="preserve">    union all</w:t>
               <w:br/>
-              <w:t xml:space="preserve">    -- via lnkfeed_mtv2_policy_party &lt;- stg2_mtv2__uwr_pol_prp</w:t>
-              <w:br/>
-              <w:t xml:space="preserve">    select 'lnkfeed_mtv2_policy_party &lt;- stg2_mtv2__uwr_pol_prp' as src_feed,</w:t>
+              <w:t xml:space="preserve">    -- via lnkfeed_mt_policy_party &lt;- stg2_mt__uwr_pol_prp</w:t>
+              <w:br/>
+              <w:t xml:space="preserve">    select 'lnkfeed_mt_policy_party &lt;- stg2_mt__uwr_pol_prp' as src_feed,</w:t>
               <w:br/>
               <w:t xml:space="preserve">           MD5_BINARY(NULLIF(UPPER(TRIM(CAST('LNK_POLICY_PARTY|' || (coalesce(nullif(trim(case when coalesce(nullif(trim(w0_policy_number),'')) is not null then nullif(trim(w0_policy_number), '') end),''),'') || '|' || coalesce(nullif(trim(case when coalesce(nullif(trim((nullif(trim(to_varchar("PARTY_CODE")), ''))),'')) is not null then nullif(trim((nullif(trim(to_varchar("PARTY_CODE")), ''))), '') end),''),'')) AS VARCHAR))), '')) as link_hkey,</w:t>
               <w:br/>
@@ -5925,7 +5895,7 @@
               <w:br/>
               <w:t xml:space="preserve">           MD5_BINARY(NULLIF(UPPER(TRIM(CAST('HUB_PARTY|' || (nullif(trim(case when coalesce(nullif(trim((nullif(trim(to_varchar("PARTY_CODE")), ''))),'')) is not null then nullif(trim((nullif(trim(to_varchar("PARTY_CODE")), ''))), '') end),'')) AS VARCHAR))), '')) as PARTY_HKEY</w:t>
               <w:br/>
-              <w:t xml:space="preserve">      from RAW.MAXIMUS_TRAVEL_V2.NONHLTH_TRV_UWR_VW_DATA_POLICY_DETAILS_PROPOSER_DETAILS</w:t>
+              <w:t xml:space="preserve">      from RAW.MAXIMUS_TRAVEL.NONHLTH_TRV_UWR_VW_DATA_POLICY_DETAILS_PROPOSER_DETAILS</w:t>
               <w:br/>
               <w:t xml:space="preserve">     where MD5_BINARY(NULLIF(UPPER(TRIM(CAST('HUB_POLICY|' || (nullif(trim(case when coalesce(nullif(trim(w0_policy_number),'')) is not null then nullif(trim(w0_policy_number), '') end),'')) AS VARCHAR))), '')) is not null</w:t>
               <w:br/>
@@ -5935,9 +5905,9 @@
               <w:br/>
               <w:t xml:space="preserve">    union all</w:t>
               <w:br/>
-              <w:t xml:space="preserve">    -- via lnkfeed_mtv2_policy_party &lt;- stg2_mtv2__uwr_pol_prp</w:t>
-              <w:br/>
-              <w:t xml:space="preserve">    select 'lnkfeed_mtv2_policy_party &lt;- stg2_mtv2__uwr_pol_prp' as src_feed,</w:t>
+              <w:t xml:space="preserve">    -- via lnkfeed_mt_policy_party &lt;- stg2_mt__uwr_pol_prp</w:t>
+              <w:br/>
+              <w:t xml:space="preserve">    select 'lnkfeed_mt_policy_party &lt;- stg2_mt__uwr_pol_prp' as src_feed,</w:t>
               <w:br/>
               <w:t xml:space="preserve">           MD5_BINARY(NULLIF(UPPER(TRIM(CAST('LNK_POLICY_PARTY|' || (coalesce(nullif(trim(case when coalesce(nullif(trim(w0_policy_number),'')) is not null then nullif(trim(w0_policy_number), '') end),''),'') || '|' || coalesce(nullif(trim(case when coalesce(nullif(trim((nullif(trim(to_varchar("PARTY_CODE")), ''))),'')) is not null then nullif(trim((nullif(trim(to_varchar("PARTY_CODE")), ''))), '') end),''),'')) AS VARCHAR))), '')) as link_hkey,</w:t>
               <w:br/>
@@ -5945,7 +5915,7 @@
               <w:br/>
               <w:t xml:space="preserve">           MD5_BINARY(NULLIF(UPPER(TRIM(CAST('HUB_PARTY|' || (nullif(trim(case when coalesce(nullif(trim((nullif(trim(to_varchar("PARTY_CODE")), ''))),'')) is not null then nullif(trim((nullif(trim(to_varchar("PARTY_CODE")), ''))), '') end),'')) AS VARCHAR))), '')) as PARTY_HKEY</w:t>
               <w:br/>
-              <w:t xml:space="preserve">      from RAW.MAXIMUS_TRAVEL_V2.NONHLTH_TRV_UWR_VW_DATA_POLICY_DETAILS_PROPOSER_DETAILS</w:t>
+              <w:t xml:space="preserve">      from RAW.MAXIMUS_TRAVEL.NONHLTH_TRV_UWR_VW_DATA_POLICY_DETAILS_PROPOSER_DETAILS</w:t>
               <w:br/>
               <w:t xml:space="preserve">     where MD5_BINARY(NULLIF(UPPER(TRIM(CAST('HUB_POLICY|' || (nullif(trim(case when coalesce(nullif(trim(w0_policy_number),'')) is not null then nullif(trim(w0_policy_number), '') end),'')) AS VARCHAR))), '')) is not null</w:t>
               <w:br/>
@@ -6009,9 +5979,9 @@
               </w:rPr>
               <w:t xml:space="preserve">with src as (</w:t>
               <w:br/>
-              <w:t xml:space="preserve">    -- via lnkfeed_mtv2_policy_party &lt;- stg2_mtv2__uwr_pol_ins_mbr_party_relation</w:t>
-              <w:br/>
-              <w:t xml:space="preserve">    select 'lnkfeed_mtv2_policy_party &lt;- stg2_mtv2__uwr_pol_ins_mbr_party_relation' as src_feed,</w:t>
+              <w:t xml:space="preserve">    -- via lnkfeed_mt_policy_party &lt;- stg2_mt__uwr_pol_ins_mbr_party_relation</w:t>
+              <w:br/>
+              <w:t xml:space="preserve">    select 'lnkfeed_mt_policy_party &lt;- stg2_mt__uwr_pol_ins_mbr_party_relation' as src_feed,</w:t>
               <w:br/>
               <w:t xml:space="preserve">           MD5_BINARY(NULLIF(UPPER(TRIM(CAST('LNK_POLICY_PARTY|' || (coalesce(nullif(trim(case when coalesce(nullif(trim("FOREIGN_KEY"),'')) is not null then nullif(trim("FOREIGN_KEY"), '') end),''),'') || '|' || coalesce(nullif(trim(case when coalesce(nullif(trim(w0_party_code),'')) is not null then nullif(trim(w0_party_code), '') end),''),'')) AS VARCHAR))), '')) as link_hkey,</w:t>
               <w:br/>
@@ -6019,7 +5989,7 @@
               <w:br/>
               <w:t xml:space="preserve">           MD5_BINARY(NULLIF(UPPER(TRIM(CAST('HUB_PARTY|' || (nullif(trim(case when coalesce(nullif(trim(w0_party_code),'')) is not null then nullif(trim(w0_party_code), '') end),'')) AS VARCHAR))), '')) as PARTY_HKEY</w:t>
               <w:br/>
-              <w:t xml:space="preserve">      from RAW.MAXIMUS_TRAVEL_V2.NONHLTH_TRV_UWR_VW_DATA_POLICY_DETAILS_INSURED_DETAILS_MEMBER_DETAILS_PARTY_RELATION</w:t>
+              <w:t xml:space="preserve">      from RAW.MAXIMUS_TRAVEL.NONHLTH_TRV_UWR_VW_DATA_POLICY_DETAILS_INSURED_DETAILS_MEMBER_DETAILS_PARTY_RELATION</w:t>
               <w:br/>
               <w:t xml:space="preserve">     where MD5_BINARY(NULLIF(UPPER(TRIM(CAST('HUB_POLICY|' || (nullif(trim(case when coalesce(nullif(trim("FOREIGN_KEY"),'')) is not null then nullif(trim("FOREIGN_KEY"), '') end),'')) AS VARCHAR))), '')) is not null</w:t>
               <w:br/>
@@ -6029,9 +5999,9 @@
               <w:br/>
               <w:t xml:space="preserve">    union all</w:t>
               <w:br/>
-              <w:t xml:space="preserve">    -- via lnkfeed_mtv2_policy_party &lt;- stg2_mtv2__uwr_pol_ins_mbr_party_relation</w:t>
-              <w:br/>
-              <w:t xml:space="preserve">    select 'lnkfeed_mtv2_policy_party &lt;- stg2_mtv2__uwr_pol_ins_mbr_party_relation' as src_feed,</w:t>
+              <w:t xml:space="preserve">    -- via lnkfeed_mt_policy_party &lt;- stg2_mt__uwr_pol_ins_mbr_party_relation</w:t>
+              <w:br/>
+              <w:t xml:space="preserve">    select 'lnkfeed_mt_policy_party &lt;- stg2_mt__uwr_pol_ins_mbr_party_relation' as src_feed,</w:t>
               <w:br/>
               <w:t xml:space="preserve">           MD5_BINARY(NULLIF(UPPER(TRIM(CAST('LNK_POLICY_PARTY|' || (coalesce(nullif(trim(case when coalesce(nullif(trim("FOREIGN_KEY"),'')) is not null then nullif(trim("FOREIGN_KEY"), '') end),''),'') || '|' || coalesce(nullif(trim(case when coalesce(nullif(trim(w0_party_code),'')) is not null then nullif(trim(w0_party_code), '') end),''),'')) AS VARCHAR))), '')) as link_hkey,</w:t>
               <w:br/>
@@ -6039,7 +6009,7 @@
               <w:br/>
               <w:t xml:space="preserve">           MD5_BINARY(NULLIF(UPPER(TRIM(CAST('HUB_PARTY|' || (nullif(trim(case when coalesce(nullif(trim(w0_party_code),'')) is not null then nullif(trim(w0_party_code), '') end),'')) AS VARCHAR))), '')) as PARTY_HKEY</w:t>
               <w:br/>
-              <w:t xml:space="preserve">      from RAW.MAXIMUS_TRAVEL_V2.NONHLTH_TRV_UWR_VW_DATA_POLICY_DETAILS_INSURED_DETAILS_MEMBER_DETAILS_PARTY_RELATION</w:t>
+              <w:t xml:space="preserve">      from RAW.MAXIMUS_TRAVEL.NONHLTH_TRV_UWR_VW_DATA_POLICY_DETAILS_INSURED_DETAILS_MEMBER_DETAILS_PARTY_RELATION</w:t>
               <w:br/>
               <w:t xml:space="preserve">     where MD5_BINARY(NULLIF(UPPER(TRIM(CAST('HUB_POLICY|' || (nullif(trim(case when coalesce(nullif(trim("FOREIGN_KEY"),'')) is not null then nullif(trim("FOREIGN_KEY"), '') end),'')) AS VARCHAR))), '')) is not null</w:t>
               <w:br/>
@@ -6049,9 +6019,9 @@
               <w:br/>
               <w:t xml:space="preserve">    union all</w:t>
               <w:br/>
-              <w:t xml:space="preserve">    -- via lnkfeed_mtv2_policy_party &lt;- stg2_mtv2__uwr_pol_prp_party_relation</w:t>
-              <w:br/>
-              <w:t xml:space="preserve">    select 'lnkfeed_mtv2_policy_party &lt;- stg2_mtv2__uwr_pol_prp_party_relation' as src_feed,</w:t>
+              <w:t xml:space="preserve">    -- via lnkfeed_mt_policy_party &lt;- stg2_mt__uwr_pol_prp_party_relation</w:t>
+              <w:br/>
+              <w:t xml:space="preserve">    select 'lnkfeed_mt_policy_party &lt;- stg2_mt__uwr_pol_prp_party_relation' as src_feed,</w:t>
               <w:br/>
               <w:t xml:space="preserve">           MD5_BINARY(NULLIF(UPPER(TRIM(CAST('LNK_POLICY_PARTY|' || (coalesce(nullif(trim(case when coalesce(nullif(trim("FOREIGN_KEY"),'')) is not null then nullif(trim("FOREIGN_KEY"), '') end),''),'') || '|' || coalesce(nullif(trim(case when coalesce(nullif(trim(w0_party_code),'')) is not null then nullif(trim(w0_party_code), '') end),''),'')) AS VARCHAR))), '')) as link_hkey,</w:t>
               <w:br/>
@@ -6059,7 +6029,7 @@
               <w:br/>
               <w:t xml:space="preserve">           MD5_BINARY(NULLIF(UPPER(TRIM(CAST('HUB_PARTY|' || (nullif(trim(case when coalesce(nullif(trim(w0_party_code),'')) is not null then nullif(trim(w0_party_code), '') end),'')) AS VARCHAR))), '')) as PARTY_HKEY</w:t>
               <w:br/>
-              <w:t xml:space="preserve">      from RAW.MAXIMUS_TRAVEL_V2.NONHLTH_TRV_UWR_VW_DATA_POLICY_DETAILS_PROPOSER_DETAILS_PARTY_RELATION</w:t>
+              <w:t xml:space="preserve">      from RAW.MAXIMUS_TRAVEL.NONHLTH_TRV_UWR_VW_DATA_POLICY_DETAILS_PROPOSER_DETAILS_PARTY_RELATION</w:t>
               <w:br/>
               <w:t xml:space="preserve">     where MD5_BINARY(NULLIF(UPPER(TRIM(CAST('HUB_POLICY|' || (nullif(trim(case when coalesce(nullif(trim("FOREIGN_KEY"),'')) is not null then nullif(trim("FOREIGN_KEY"), '') end),'')) AS VARCHAR))), '')) is not null</w:t>
               <w:br/>
@@ -6069,9 +6039,9 @@
               <w:br/>
               <w:t xml:space="preserve">    union all</w:t>
               <w:br/>
-              <w:t xml:space="preserve">    -- via lnkfeed_mtv2_policy_party &lt;- stg2_mtv2__uwr_pol_prp_party_relation</w:t>
-              <w:br/>
-              <w:t xml:space="preserve">    select 'lnkfeed_mtv2_policy_party &lt;- stg2_mtv2__uwr_pol_prp_party_relation' as src_feed,</w:t>
+              <w:t xml:space="preserve">    -- via lnkfeed_mt_policy_party &lt;- stg2_mt__uwr_pol_prp_party_relation</w:t>
+              <w:br/>
+              <w:t xml:space="preserve">    select 'lnkfeed_mt_policy_party &lt;- stg2_mt__uwr_pol_prp_party_relation' as src_feed,</w:t>
               <w:br/>
               <w:t xml:space="preserve">           MD5_BINARY(NULLIF(UPPER(TRIM(CAST('LNK_POLICY_PARTY|' || (coalesce(nullif(trim(case when coalesce(nullif(trim("FOREIGN_KEY"),'')) is not null then nullif(trim("FOREIGN_KEY"), '') end),''),'') || '|' || coalesce(nullif(trim(case when coalesce(nullif(trim(w0_party_code),'')) is not null then nullif(trim(w0_party_code), '') end),''),'')) AS VARCHAR))), '')) as link_hkey,</w:t>
               <w:br/>
@@ -6079,7 +6049,7 @@
               <w:br/>
               <w:t xml:space="preserve">           MD5_BINARY(NULLIF(UPPER(TRIM(CAST('HUB_PARTY|' || (nullif(trim(case when coalesce(nullif(trim(w0_party_code),'')) is not null then nullif(trim(w0_party_code), '') end),'')) AS VARCHAR))), '')) as PARTY_HKEY</w:t>
               <w:br/>
-              <w:t xml:space="preserve">      from RAW.MAXIMUS_TRAVEL_V2.NONHLTH_TRV_UWR_VW_DATA_POLICY_DETAILS_PROPOSER_DETAILS_PARTY_RELATION</w:t>
+              <w:t xml:space="preserve">      from RAW.MAXIMUS_TRAVEL.NONHLTH_TRV_UWR_VW_DATA_POLICY_DETAILS_PROPOSER_DETAILS_PARTY_RELATION</w:t>
               <w:br/>
               <w:t xml:space="preserve">     where MD5_BINARY(NULLIF(UPPER(TRIM(CAST('HUB_POLICY|' || (nullif(trim(case when coalesce(nullif(trim("FOREIGN_KEY"),'')) is not null then nullif(trim("FOREIGN_KEY"), '') end),'')) AS VARCHAR))), '')) is not null</w:t>
               <w:br/>
@@ -6089,9 +6059,9 @@
               <w:br/>
               <w:t xml:space="preserve">    union all</w:t>
               <w:br/>
-              <w:t xml:space="preserve">    -- via lnkfeed_mtv2_policy_party &lt;- stg2_mtv2__uwr_pol_policy_relation</w:t>
-              <w:br/>
-              <w:t xml:space="preserve">    select 'lnkfeed_mtv2_policy_party &lt;- stg2_mtv2__uwr_pol_policy_relation' as src_feed,</w:t>
+              <w:t xml:space="preserve">    -- via lnkfeed_mt_policy_party &lt;- stg2_mt__uwr_pol_policy_relation</w:t>
+              <w:br/>
+              <w:t xml:space="preserve">    select 'lnkfeed_mt_policy_party &lt;- stg2_mt__uwr_pol_policy_relation' as src_feed,</w:t>
               <w:br/>
               <w:t xml:space="preserve">           MD5_BINARY(NULLIF(UPPER(TRIM(CAST('LNK_POLICY_PARTY|' || (coalesce(nullif(trim(case when coalesce(nullif(trim(w0_policy_number),''), nullif(trim("FOREIGN_KEY"),'')) is not null then coalesce(nullif(trim(w0_policy_number), ''), nullif(trim("FOREIGN_KEY"), '')) end),''),'') || '|' || coalesce(nullif(trim(case when coalesce(nullif(trim((nullif(trim(to_varchar("PARTY_CODE")), ''))),'')) is not null then nullif(trim((nullif(trim(to_varchar("PARTY_CODE")), ''))), '') end),''),'')) AS VARCHAR))), '')) as link_hkey,</w:t>
               <w:br/>
@@ -6099,7 +6069,7 @@
               <w:br/>
               <w:t xml:space="preserve">           MD5_BINARY(NULLIF(UPPER(TRIM(CAST('HUB_PARTY|' || (nullif(trim(case when coalesce(nullif(trim((nullif(trim(to_varchar("PARTY_CODE")), ''))),'')) is not null then nullif(trim((nullif(trim(to_varchar("PARTY_CODE")), ''))), '') end),'')) AS VARCHAR))), '')) as PARTY_HKEY</w:t>
               <w:br/>
-              <w:t xml:space="preserve">      from RAW.MAXIMUS_TRAVEL_V2.NONHLTH_TRV_UWR_VW_DATA_POLICY_DETAILS_POLICY_RELATION</w:t>
+              <w:t xml:space="preserve">      from RAW.MAXIMUS_TRAVEL.NONHLTH_TRV_UWR_VW_DATA_POLICY_DETAILS_POLICY_RELATION</w:t>
               <w:br/>
               <w:t xml:space="preserve">     where MD5_BINARY(NULLIF(UPPER(TRIM(CAST('HUB_POLICY|' || (nullif(trim(case when coalesce(nullif(trim(w0_policy_number),''), nullif(trim("FOREIGN_KEY"),'')) is not null then coalesce(nullif(trim(w0_policy_number), ''), nullif(trim("FOREIGN_KEY"), '')) end),'')) AS VARCHAR))), '')) is not null</w:t>
               <w:br/>
@@ -6109,9 +6079,9 @@
               <w:br/>
               <w:t xml:space="preserve">    union all</w:t>
               <w:br/>
-              <w:t xml:space="preserve">    -- via lnkfeed_mtv2_policy_party &lt;- stg2_mtv2__uwr_pol_policy_relation</w:t>
-              <w:br/>
-              <w:t xml:space="preserve">    select 'lnkfeed_mtv2_policy_party &lt;- stg2_mtv2__uwr_pol_policy_relation' as src_feed,</w:t>
+              <w:t xml:space="preserve">    -- via lnkfeed_mt_policy_party &lt;- stg2_mt__uwr_pol_policy_relation</w:t>
+              <w:br/>
+              <w:t xml:space="preserve">    select 'lnkfeed_mt_policy_party &lt;- stg2_mt__uwr_pol_policy_relation' as src_feed,</w:t>
               <w:br/>
               <w:t xml:space="preserve">           MD5_BINARY(NULLIF(UPPER(TRIM(CAST('LNK_POLICY_PARTY|' || (coalesce(nullif(trim(case when coalesce(nullif(trim(w0_policy_number),''), nullif(trim("FOREIGN_KEY"),'')) is not null then coalesce(nullif(trim(w0_policy_number), ''), nullif(trim("FOREIGN_KEY"), '')) end),''),'') || '|' || coalesce(nullif(trim(case when coalesce(nullif(trim((nullif(trim(to_varchar("PARTY_CODE")), ''))),'')) is not null then nullif(trim((nullif(trim(to_varchar("PARTY_CODE")), ''))), '') end),''),'')) AS VARCHAR))), '')) as link_hkey,</w:t>
               <w:br/>
@@ -6119,7 +6089,7 @@
               <w:br/>
               <w:t xml:space="preserve">           MD5_BINARY(NULLIF(UPPER(TRIM(CAST('HUB_PARTY|' || (nullif(trim(case when coalesce(nullif(trim((nullif(trim(to_varchar("PARTY_CODE")), ''))),'')) is not null then nullif(trim((nullif(trim(to_varchar("PARTY_CODE")), ''))), '') end),'')) AS VARCHAR))), '')) as PARTY_HKEY</w:t>
               <w:br/>
-              <w:t xml:space="preserve">      from RAW.MAXIMUS_TRAVEL_V2.NONHLTH_TRV_UWR_VW_DATA_POLICY_DETAILS_POLICY_RELATION</w:t>
+              <w:t xml:space="preserve">      from RAW.MAXIMUS_TRAVEL.NONHLTH_TRV_UWR_VW_DATA_POLICY_DETAILS_POLICY_RELATION</w:t>
               <w:br/>
               <w:t xml:space="preserve">     where MD5_BINARY(NULLIF(UPPER(TRIM(CAST('HUB_POLICY|' || (nullif(trim(case when coalesce(nullif(trim(w0_policy_number),''), nullif(trim("FOREIGN_KEY"),'')) is not null then coalesce(nullif(trim(w0_policy_number), ''), nullif(trim("FOREIGN_KEY"), '')) end),'')) AS VARCHAR))), '')) is not null</w:t>
               <w:br/>
@@ -6129,9 +6099,9 @@
               <w:br/>
               <w:t xml:space="preserve">    union all</w:t>
               <w:br/>
-              <w:t xml:space="preserve">    -- via lnkfeed_mtv2_policy_party &lt;- stg2_mtv2__uwr_pol_ins_mbr</w:t>
-              <w:br/>
-              <w:t xml:space="preserve">    select 'lnkfeed_mtv2_policy_party &lt;- stg2_mtv2__uwr_pol_ins_mbr' as src_feed,</w:t>
+              <w:t xml:space="preserve">    -- via lnkfeed_mt_policy_party &lt;- stg2_mt__uwr_pol_ins_mbr</w:t>
+              <w:br/>
+              <w:t xml:space="preserve">    select 'lnkfeed_mt_policy_party &lt;- stg2_mt__uwr_pol_ins_mbr' as src_feed,</w:t>
               <w:br/>
               <w:t xml:space="preserve">           MD5_BINARY(NULLIF(UPPER(TRIM(CAST('LNK_POLICY_PARTY|' || (coalesce(nullif(trim(case when coalesce(nullif(trim(w0_policy_number),'')) is not null then nullif(trim(w0_policy_number), '') end),''),'') || '|' || coalesce(nullif(trim(case when coalesce(nullif(trim((nullif(trim(to_varchar("PARTY_CODE")), ''))),'')) is not null then nullif(trim((nullif(trim(to_varchar("PARTY_CODE")), ''))), '') end),''),'')) AS VARCHAR))), '')) as link_hkey,</w:t>
               <w:br/>
@@ -6139,7 +6109,7 @@
               <w:br/>
               <w:t xml:space="preserve">           MD5_BINARY(NULLIF(UPPER(TRIM(CAST('HUB_PARTY|' || (nullif(trim(case when coalesce(nullif(trim((nullif(trim(to_varchar("PARTY_CODE")), ''))),'')) is not null then nullif(trim((nullif(trim(to_varchar("PARTY_CODE")), ''))), '') end),'')) AS VARCHAR))), '')) as PARTY_HKEY</w:t>
               <w:br/>
-              <w:t xml:space="preserve">      from RAW.MAXIMUS_TRAVEL_V2.NONHLTH_TRV_UWR_VW_DATA_POLICY_DETAILS_INSURED_DETAILS_MEMBER_DETAILS</w:t>
+              <w:t xml:space="preserve">      from RAW.MAXIMUS_TRAVEL.NONHLTH_TRV_UWR_VW_DATA_POLICY_DETAILS_INSURED_DETAILS_MEMBER_DETAILS</w:t>
               <w:br/>
               <w:t xml:space="preserve">     where MD5_BINARY(NULLIF(UPPER(TRIM(CAST('HUB_POLICY|' || (nullif(trim(case when coalesce(nullif(trim(w0_policy_number),'')) is not null then nullif(trim(w0_policy_number), '') end),'')) AS VARCHAR))), '')) is not null</w:t>
               <w:br/>
@@ -6149,9 +6119,9 @@
               <w:br/>
               <w:t xml:space="preserve">    union all</w:t>
               <w:br/>
-              <w:t xml:space="preserve">    -- via lnkfeed_mtv2_policy_party &lt;- stg2_mtv2__uwr_pol_ins_mbr</w:t>
-              <w:br/>
-              <w:t xml:space="preserve">    select 'lnkfeed_mtv2_policy_party &lt;- stg2_mtv2__uwr_pol_ins_mbr' as src_feed,</w:t>
+              <w:t xml:space="preserve">    -- via lnkfeed_mt_policy_party &lt;- stg2_mt__uwr_pol_ins_mbr</w:t>
+              <w:br/>
+              <w:t xml:space="preserve">    select 'lnkfeed_mt_policy_party &lt;- stg2_mt__uwr_pol_ins_mbr' as src_feed,</w:t>
               <w:br/>
               <w:t xml:space="preserve">           MD5_BINARY(NULLIF(UPPER(TRIM(CAST('LNK_POLICY_PARTY|' || (coalesce(nullif(trim(case when coalesce(nullif(trim(w0_policy_number),'')) is not null then nullif(trim(w0_policy_number), '') end),''),'') || '|' || coalesce(nullif(trim(case when coalesce(nullif(trim((nullif(trim(to_varchar("PARTY_CODE")), ''))),'')) is not null then nullif(trim((nullif(trim(to_varchar("PARTY_CODE")), ''))), '') end),''),'')) AS VARCHAR))), '')) as link_hkey,</w:t>
               <w:br/>
@@ -6159,7 +6129,7 @@
               <w:br/>
               <w:t xml:space="preserve">           MD5_BINARY(NULLIF(UPPER(TRIM(CAST('HUB_PARTY|' || (nullif(trim(case when coalesce(nullif(trim((nullif(trim(to_varchar("PARTY_CODE")), ''))),'')) is not null then nullif(trim((nullif(trim(to_varchar("PARTY_CODE")), ''))), '') end),'')) AS VARCHAR))), '')) as PARTY_HKEY</w:t>
               <w:br/>
-              <w:t xml:space="preserve">      from RAW.MAXIMUS_TRAVEL_V2.NONHLTH_TRV_UWR_VW_DATA_POLICY_DETAILS_INSURED_DETAILS_MEMBER_DETAILS</w:t>
+              <w:t xml:space="preserve">      from RAW.MAXIMUS_TRAVEL.NONHLTH_TRV_UWR_VW_DATA_POLICY_DETAILS_INSURED_DETAILS_MEMBER_DETAILS</w:t>
               <w:br/>
               <w:t xml:space="preserve">     where MD5_BINARY(NULLIF(UPPER(TRIM(CAST('HUB_POLICY|' || (nullif(trim(case when coalesce(nullif(trim(w0_policy_number),'')) is not null then nullif(trim(w0_policy_number), '') end),'')) AS VARCHAR))), '')) is not null</w:t>
               <w:br/>
@@ -6169,9 +6139,9 @@
               <w:br/>
               <w:t xml:space="preserve">    union all</w:t>
               <w:br/>
-              <w:t xml:space="preserve">    -- via lnkfeed_mtv2_policy_party &lt;- stg2_mtv2__uwr_pol_prp</w:t>
-              <w:br/>
-              <w:t xml:space="preserve">    select 'lnkfeed_mtv2_policy_party &lt;- stg2_mtv2__uwr_pol_prp' as src_feed,</w:t>
+              <w:t xml:space="preserve">    -- via lnkfeed_mt_policy_party &lt;- stg2_mt__uwr_pol_prp</w:t>
+              <w:br/>
+              <w:t xml:space="preserve">    select 'lnkfeed_mt_policy_party &lt;- stg2_mt__uwr_pol_prp' as src_feed,</w:t>
               <w:br/>
               <w:t xml:space="preserve">           MD5_BINARY(NULLIF(UPPER(TRIM(CAST('LNK_POLICY_PARTY|' || (coalesce(nullif(trim(case when coalesce(nullif(trim(w0_policy_number),'')) is not null then nullif(trim(w0_policy_number), '') end),''),'') || '|' || coalesce(nullif(trim(case when coalesce(nullif(trim((nullif(trim(to_varchar("PARTY_CODE")), ''))),'')) is not null then nullif(trim((nullif(trim(to_varchar("PARTY_CODE")), ''))), '') end),''),'')) AS VARCHAR))), '')) as link_hkey,</w:t>
               <w:br/>
@@ -6179,7 +6149,7 @@
               <w:br/>
               <w:t xml:space="preserve">           MD5_BINARY(NULLIF(UPPER(TRIM(CAST('HUB_PARTY|' || (nullif(trim(case when coalesce(nullif(trim((nullif(trim(to_varchar("PARTY_CODE")), ''))),'')) is not null then nullif(trim((nullif(trim(to_varchar("PARTY_CODE")), ''))), '') end),'')) AS VARCHAR))), '')) as PARTY_HKEY</w:t>
               <w:br/>
-              <w:t xml:space="preserve">      from RAW.MAXIMUS_TRAVEL_V2.NONHLTH_TRV_UWR_VW_DATA_POLICY_DETAILS_PROPOSER_DETAILS</w:t>
+              <w:t xml:space="preserve">      from RAW.MAXIMUS_TRAVEL.NONHLTH_TRV_UWR_VW_DATA_POLICY_DETAILS_PROPOSER_DETAILS</w:t>
               <w:br/>
               <w:t xml:space="preserve">     where MD5_BINARY(NULLIF(UPPER(TRIM(CAST('HUB_POLICY|' || (nullif(trim(case when coalesce(nullif(trim(w0_policy_number),'')) is not null then nullif(trim(w0_policy_number), '') end),'')) AS VARCHAR))), '')) is not null</w:t>
               <w:br/>
@@ -6189,9 +6159,9 @@
               <w:br/>
               <w:t xml:space="preserve">    union all</w:t>
               <w:br/>
-              <w:t xml:space="preserve">    -- via lnkfeed_mtv2_policy_party &lt;- stg2_mtv2__uwr_pol_prp</w:t>
-              <w:br/>
-              <w:t xml:space="preserve">    select 'lnkfeed_mtv2_policy_party &lt;- stg2_mtv2__uwr_pol_prp' as src_feed,</w:t>
+              <w:t xml:space="preserve">    -- via lnkfeed_mt_policy_party &lt;- stg2_mt__uwr_pol_prp</w:t>
+              <w:br/>
+              <w:t xml:space="preserve">    select 'lnkfeed_mt_policy_party &lt;- stg2_mt__uwr_pol_prp' as src_feed,</w:t>
               <w:br/>
               <w:t xml:space="preserve">           MD5_BINARY(NULLIF(UPPER(TRIM(CAST('LNK_POLICY_PARTY|' || (coalesce(nullif(trim(case when coalesce(nullif(trim(w0_policy_number),'')) is not null then nullif(trim(w0_policy_number), '') end),''),'') || '|' || coalesce(nullif(trim(case when coalesce(nullif(trim((nullif(trim(to_varchar("PARTY_CODE")), ''))),'')) is not null then nullif(trim((nullif(trim(to_varchar("PARTY_CODE")), ''))), '') end),''),'')) AS VARCHAR))), '')) as link_hkey,</w:t>
               <w:br/>
@@ -6199,7 +6169,7 @@
               <w:br/>
               <w:t xml:space="preserve">           MD5_BINARY(NULLIF(UPPER(TRIM(CAST('HUB_PARTY|' || (nullif(trim(case when coalesce(nullif(trim((nullif(trim(to_varchar("PARTY_CODE")), ''))),'')) is not null then nullif(trim((nullif(trim(to_varchar("PARTY_CODE")), ''))), '') end),'')) AS VARCHAR))), '')) as PARTY_HKEY</w:t>
               <w:br/>
-              <w:t xml:space="preserve">      from RAW.MAXIMUS_TRAVEL_V2.NONHLTH_TRV_UWR_VW_DATA_POLICY_DETAILS_PROPOSER_DETAILS</w:t>
+              <w:t xml:space="preserve">      from RAW.MAXIMUS_TRAVEL.NONHLTH_TRV_UWR_VW_DATA_POLICY_DETAILS_PROPOSER_DETAILS</w:t>
               <w:br/>
               <w:t xml:space="preserve">     where MD5_BINARY(NULLIF(UPPER(TRIM(CAST('HUB_POLICY|' || (nullif(trim(case when coalesce(nullif(trim(w0_policy_number),'')) is not null then nullif(trim(w0_policy_number), '') end),'')) AS VARCHAR))), '')) is not null</w:t>
               <w:br/>
@@ -6279,9 +6249,6 @@
       </w:pPr>
       <w:r>
         <w:t xml:space="preserve">11. MAXIMUS — LINK_POLICY_PARTY -- (b) orphan links (link FK -&gt; hub)</w:t>
-      </w:r>
-      <w:r>
-        <w:t xml:space="preserve">  [M3]</w:t>
       </w:r>
     </w:p>
     <w:tbl>
@@ -6603,9 +6570,6 @@
       <w:r>
         <w:t xml:space="preserve">12. MAXIMUS — LINK_POLICY_PARTY -- (c) unexpected links (link -&gt; RAW)</w:t>
       </w:r>
-      <w:r>
-        <w:t xml:space="preserve">  [M3]</w:t>
-      </w:r>
     </w:p>
     <w:tbl>
       <w:tblPr>
@@ -6829,7 +6793,7 @@
               </w:rPr>
               <w:t xml:space="preserve">with src as (</w:t>
               <w:br/>
-              <w:t xml:space="preserve">    -- via lnkfeed_mtv2_policy_party &lt;- stg2_mtv2__uwr_pol_ins_mbr_party_relation</w:t>
+              <w:t xml:space="preserve">    -- via lnkfeed_mt_policy_party &lt;- stg2_mt__uwr_pol_ins_mbr_party_relation</w:t>
               <w:br/>
               <w:t xml:space="preserve">    select MD5_BINARY(NULLIF(UPPER(TRIM(CAST('LNK_POLICY_PARTY|' || (coalesce(nullif(trim(case when coalesce(nullif(trim("FOREIGN_KEY"),'')) is not null then nullif(trim("FOREIGN_KEY"), '') end),''),'') || '|' || coalesce(nullif(trim(case when coalesce(nullif(trim(w0_party_code),'')) is not null then nullif(trim(w0_party_code), '') end),''),'')) AS VARCHAR))), '')) as link_hkey,</w:t>
               <w:br/>
@@ -6837,7 +6801,7 @@
               <w:br/>
               <w:t xml:space="preserve">           MD5_BINARY(NULLIF(UPPER(TRIM(CAST('HUB_PARTY|' || (nullif(trim(case when coalesce(nullif(trim(w0_party_code),'')) is not null then nullif(trim(w0_party_code), '') end),'')) AS VARCHAR))), '')) as PARTY_HKEY</w:t>
               <w:br/>
-              <w:t xml:space="preserve">      from RAW.MAXIMUS_TRAVEL_V2.NONHLTH_TRV_UWR_VW_DATA_POLICY_DETAILS_INSURED_DETAILS_MEMBER_DETAILS_PARTY_RELATION</w:t>
+              <w:t xml:space="preserve">      from RAW.MAXIMUS_TRAVEL.NONHLTH_TRV_UWR_VW_DATA_POLICY_DETAILS_INSURED_DETAILS_MEMBER_DETAILS_PARTY_RELATION</w:t>
               <w:br/>
               <w:t xml:space="preserve">     where MD5_BINARY(NULLIF(UPPER(TRIM(CAST('HUB_POLICY|' || (nullif(trim(case when coalesce(nullif(trim("FOREIGN_KEY"),'')) is not null then nullif(trim("FOREIGN_KEY"), '') end),'')) AS VARCHAR))), '')) is not null</w:t>
               <w:br/>
@@ -6847,7 +6811,7 @@
               <w:br/>
               <w:t xml:space="preserve">    union all</w:t>
               <w:br/>
-              <w:t xml:space="preserve">    -- via lnkfeed_mtv2_policy_party &lt;- stg2_mtv2__uwr_pol_ins_mbr_party_relation</w:t>
+              <w:t xml:space="preserve">    -- via lnkfeed_mt_policy_party &lt;- stg2_mt__uwr_pol_ins_mbr_party_relation</w:t>
               <w:br/>
               <w:t xml:space="preserve">    select MD5_BINARY(NULLIF(UPPER(TRIM(CAST('LNK_POLICY_PARTY|' || (coalesce(nullif(trim(case when coalesce(nullif(trim("FOREIGN_KEY"),'')) is not null then nullif(trim("FOREIGN_KEY"), '') end),''),'') || '|' || coalesce(nullif(trim(case when coalesce(nullif(trim(w0_party_code),'')) is not null then nullif(trim(w0_party_code), '') end),''),'')) AS VARCHAR))), '')) as link_hkey,</w:t>
               <w:br/>
@@ -6855,7 +6819,7 @@
               <w:br/>
               <w:t xml:space="preserve">           MD5_BINARY(NULLIF(UPPER(TRIM(CAST('HUB_PARTY|' || (nullif(trim(case when coalesce(nullif(trim(w0_party_code),'')) is not null then nullif(trim(w0_party_code), '') end),'')) AS VARCHAR))), '')) as PARTY_HKEY</w:t>
               <w:br/>
-              <w:t xml:space="preserve">      from RAW.MAXIMUS_TRAVEL_V2.NONHLTH_TRV_UWR_VW_DATA_POLICY_DETAILS_INSURED_DETAILS_MEMBER_DETAILS_PARTY_RELATION</w:t>
+              <w:t xml:space="preserve">      from RAW.MAXIMUS_TRAVEL.NONHLTH_TRV_UWR_VW_DATA_POLICY_DETAILS_INSURED_DETAILS_MEMBER_DETAILS_PARTY_RELATION</w:t>
               <w:br/>
               <w:t xml:space="preserve">     where MD5_BINARY(NULLIF(UPPER(TRIM(CAST('HUB_POLICY|' || (nullif(trim(case when coalesce(nullif(trim("FOREIGN_KEY"),'')) is not null then nullif(trim("FOREIGN_KEY"), '') end),'')) AS VARCHAR))), '')) is not null</w:t>
               <w:br/>
@@ -6865,7 +6829,7 @@
               <w:br/>
               <w:t xml:space="preserve">    union all</w:t>
               <w:br/>
-              <w:t xml:space="preserve">    -- via lnkfeed_mtv2_policy_party &lt;- stg2_mtv2__uwr_pol_prp_party_relation</w:t>
+              <w:t xml:space="preserve">    -- via lnkfeed_mt_policy_party &lt;- stg2_mt__uwr_pol_prp_party_relation</w:t>
               <w:br/>
               <w:t xml:space="preserve">    select MD5_BINARY(NULLIF(UPPER(TRIM(CAST('LNK_POLICY_PARTY|' || (coalesce(nullif(trim(case when coalesce(nullif(trim("FOREIGN_KEY"),'')) is not null then nullif(trim("FOREIGN_KEY"), '') end),''),'') || '|' || coalesce(nullif(trim(case when coalesce(nullif(trim(w0_party_code),'')) is not null then nullif(trim(w0_party_code), '') end),''),'')) AS VARCHAR))), '')) as link_hkey,</w:t>
               <w:br/>
@@ -6873,7 +6837,7 @@
               <w:br/>
               <w:t xml:space="preserve">           MD5_BINARY(NULLIF(UPPER(TRIM(CAST('HUB_PARTY|' || (nullif(trim(case when coalesce(nullif(trim(w0_party_code),'')) is not null then nullif(trim(w0_party_code), '') end),'')) AS VARCHAR))), '')) as PARTY_HKEY</w:t>
               <w:br/>
-              <w:t xml:space="preserve">      from RAW.MAXIMUS_TRAVEL_V2.NONHLTH_TRV_UWR_VW_DATA_POLICY_DETAILS_PROPOSER_DETAILS_PARTY_RELATION</w:t>
+              <w:t xml:space="preserve">      from RAW.MAXIMUS_TRAVEL.NONHLTH_TRV_UWR_VW_DATA_POLICY_DETAILS_PROPOSER_DETAILS_PARTY_RELATION</w:t>
               <w:br/>
               <w:t xml:space="preserve">     where MD5_BINARY(NULLIF(UPPER(TRIM(CAST('HUB_POLICY|' || (nullif(trim(case when coalesce(nullif(trim("FOREIGN_KEY"),'')) is not null then nullif(trim("FOREIGN_KEY"), '') end),'')) AS VARCHAR))), '')) is not null</w:t>
               <w:br/>
@@ -6883,7 +6847,7 @@
               <w:br/>
               <w:t xml:space="preserve">    union all</w:t>
               <w:br/>
-              <w:t xml:space="preserve">    -- via lnkfeed_mtv2_policy_party &lt;- stg2_mtv2__uwr_pol_prp_party_relation</w:t>
+              <w:t xml:space="preserve">    -- via lnkfeed_mt_policy_party &lt;- stg2_mt__uwr_pol_prp_party_relation</w:t>
               <w:br/>
               <w:t xml:space="preserve">    select MD5_BINARY(NULLIF(UPPER(TRIM(CAST('LNK_POLICY_PARTY|' || (coalesce(nullif(trim(case when coalesce(nullif(trim("FOREIGN_KEY"),'')) is not null then nullif(trim("FOREIGN_KEY"), '') end),''),'') || '|' || coalesce(nullif(trim(case when coalesce(nullif(trim(w0_party_code),'')) is not null then nullif(trim(w0_party_code), '') end),''),'')) AS VARCHAR))), '')) as link_hkey,</w:t>
               <w:br/>
@@ -6891,7 +6855,7 @@
               <w:br/>
               <w:t xml:space="preserve">           MD5_BINARY(NULLIF(UPPER(TRIM(CAST('HUB_PARTY|' || (nullif(trim(case when coalesce(nullif(trim(w0_party_code),'')) is not null then nullif(trim(w0_party_code), '') end),'')) AS VARCHAR))), '')) as PARTY_HKEY</w:t>
               <w:br/>
-              <w:t xml:space="preserve">      from RAW.MAXIMUS_TRAVEL_V2.NONHLTH_TRV_UWR_VW_DATA_POLICY_DETAILS_PROPOSER_DETAILS_PARTY_RELATION</w:t>
+              <w:t xml:space="preserve">      from RAW.MAXIMUS_TRAVEL.NONHLTH_TRV_UWR_VW_DATA_POLICY_DETAILS_PROPOSER_DETAILS_PARTY_RELATION</w:t>
               <w:br/>
               <w:t xml:space="preserve">     where MD5_BINARY(NULLIF(UPPER(TRIM(CAST('HUB_POLICY|' || (nullif(trim(case when coalesce(nullif(trim("FOREIGN_KEY"),'')) is not null then nullif(trim("FOREIGN_KEY"), '') end),'')) AS VARCHAR))), '')) is not null</w:t>
               <w:br/>
@@ -6901,7 +6865,7 @@
               <w:br/>
               <w:t xml:space="preserve">    union all</w:t>
               <w:br/>
-              <w:t xml:space="preserve">    -- via lnkfeed_mtv2_policy_party &lt;- stg2_mtv2__uwr_pol_policy_relation</w:t>
+              <w:t xml:space="preserve">    -- via lnkfeed_mt_policy_party &lt;- stg2_mt__uwr_pol_policy_relation</w:t>
               <w:br/>
               <w:t xml:space="preserve">    select MD5_BINARY(NULLIF(UPPER(TRIM(CAST('LNK_POLICY_PARTY|' || (coalesce(nullif(trim(case when coalesce(nullif(trim(w0_policy_number),''), nullif(trim("FOREIGN_KEY"),'')) is not null then coalesce(nullif(trim(w0_policy_number), ''), nullif(trim("FOREIGN_KEY"), '')) end),''),'') || '|' || coalesce(nullif(trim(case when coalesce(nullif(trim((nullif(trim(to_varchar("PARTY_CODE")), ''))),'')) is not null then nullif(trim((nullif(trim(to_varchar("PARTY_CODE")), ''))), '') end),''),'')) AS VARCHAR))), '')) as link_hkey,</w:t>
               <w:br/>
@@ -6909,7 +6873,7 @@
               <w:br/>
               <w:t xml:space="preserve">           MD5_BINARY(NULLIF(UPPER(TRIM(CAST('HUB_PARTY|' || (nullif(trim(case when coalesce(nullif(trim((nullif(trim(to_varchar("PARTY_CODE")), ''))),'')) is not null then nullif(trim((nullif(trim(to_varchar("PARTY_CODE")), ''))), '') end),'')) AS VARCHAR))), '')) as PARTY_HKEY</w:t>
               <w:br/>
-              <w:t xml:space="preserve">      from RAW.MAXIMUS_TRAVEL_V2.NONHLTH_TRV_UWR_VW_DATA_POLICY_DETAILS_POLICY_RELATION</w:t>
+              <w:t xml:space="preserve">      from RAW.MAXIMUS_TRAVEL.NONHLTH_TRV_UWR_VW_DATA_POLICY_DETAILS_POLICY_RELATION</w:t>
               <w:br/>
               <w:t xml:space="preserve">     where MD5_BINARY(NULLIF(UPPER(TRIM(CAST('HUB_POLICY|' || (nullif(trim(case when coalesce(nullif(trim(w0_policy_number),''), nullif(trim("FOREIGN_KEY"),'')) is not null then coalesce(nullif(trim(w0_policy_number), ''), nullif(trim("FOREIGN_KEY"), '')) end),'')) AS VARCHAR))), '')) is not null</w:t>
               <w:br/>
@@ -6919,7 +6883,7 @@
               <w:br/>
               <w:t xml:space="preserve">    union all</w:t>
               <w:br/>
-              <w:t xml:space="preserve">    -- via lnkfeed_mtv2_policy_party &lt;- stg2_mtv2__uwr_pol_policy_relation</w:t>
+              <w:t xml:space="preserve">    -- via lnkfeed_mt_policy_party &lt;- stg2_mt__uwr_pol_policy_relation</w:t>
               <w:br/>
               <w:t xml:space="preserve">    select MD5_BINARY(NULLIF(UPPER(TRIM(CAST('LNK_POLICY_PARTY|' || (coalesce(nullif(trim(case when coalesce(nullif(trim(w0_policy_number),''), nullif(trim("FOREIGN_KEY"),'')) is not null then coalesce(nullif(trim(w0_policy_number), ''), nullif(trim("FOREIGN_KEY"), '')) end),''),'') || '|' || coalesce(nullif(trim(case when coalesce(nullif(trim((nullif(trim(to_varchar("PARTY_CODE")), ''))),'')) is not null then nullif(trim((nullif(trim(to_varchar("PARTY_CODE")), ''))), '') end),''),'')) AS VARCHAR))), '')) as link_hkey,</w:t>
               <w:br/>
@@ -6927,7 +6891,7 @@
               <w:br/>
               <w:t xml:space="preserve">           MD5_BINARY(NULLIF(UPPER(TRIM(CAST('HUB_PARTY|' || (nullif(trim(case when coalesce(nullif(trim((nullif(trim(to_varchar("PARTY_CODE")), ''))),'')) is not null then nullif(trim((nullif(trim(to_varchar("PARTY_CODE")), ''))), '') end),'')) AS VARCHAR))), '')) as PARTY_HKEY</w:t>
               <w:br/>
-              <w:t xml:space="preserve">      from RAW.MAXIMUS_TRAVEL_V2.NONHLTH_TRV_UWR_VW_DATA_POLICY_DETAILS_POLICY_RELATION</w:t>
+              <w:t xml:space="preserve">      from RAW.MAXIMUS_TRAVEL.NONHLTH_TRV_UWR_VW_DATA_POLICY_DETAILS_POLICY_RELATION</w:t>
               <w:br/>
               <w:t xml:space="preserve">     where MD5_BINARY(NULLIF(UPPER(TRIM(CAST('HUB_POLICY|' || (nullif(trim(case when coalesce(nullif(trim(w0_policy_number),''), nullif(trim("FOREIGN_KEY"),'')) is not null then coalesce(nullif(trim(w0_policy_number), ''), nullif(trim("FOREIGN_KEY"), '')) end),'')) AS VARCHAR))), '')) is not null</w:t>
               <w:br/>
@@ -6937,7 +6901,7 @@
               <w:br/>
               <w:t xml:space="preserve">    union all</w:t>
               <w:br/>
-              <w:t xml:space="preserve">    -- via lnkfeed_mtv2_policy_party &lt;- stg2_mtv2__uwr_pol_ins_mbr</w:t>
+              <w:t xml:space="preserve">    -- via lnkfeed_mt_policy_party &lt;- stg2_mt__uwr_pol_ins_mbr</w:t>
               <w:br/>
               <w:t xml:space="preserve">    select MD5_BINARY(NULLIF(UPPER(TRIM(CAST('LNK_POLICY_PARTY|' || (coalesce(nullif(trim(case when coalesce(nullif(trim(w0_policy_number),'')) is not null then nullif(trim(w0_policy_number), '') end),''),'') || '|' || coalesce(nullif(trim(case when coalesce(nullif(trim((nullif(trim(to_varchar("PARTY_CODE")), ''))),'')) is not null then nullif(trim((nullif(trim(to_varchar("PARTY_CODE")), ''))), '') end),''),'')) AS VARCHAR))), '')) as link_hkey,</w:t>
               <w:br/>
@@ -6945,7 +6909,7 @@
               <w:br/>
               <w:t xml:space="preserve">           MD5_BINARY(NULLIF(UPPER(TRIM(CAST('HUB_PARTY|' || (nullif(trim(case when coalesce(nullif(trim((nullif(trim(to_varchar("PARTY_CODE")), ''))),'')) is not null then nullif(trim((nullif(trim(to_varchar("PARTY_CODE")), ''))), '') end),'')) AS VARCHAR))), '')) as PARTY_HKEY</w:t>
               <w:br/>
-              <w:t xml:space="preserve">      from RAW.MAXIMUS_TRAVEL_V2.NONHLTH_TRV_UWR_VW_DATA_POLICY_DETAILS_INSURED_DETAILS_MEMBER_DETAILS</w:t>
+              <w:t xml:space="preserve">      from RAW.MAXIMUS_TRAVEL.NONHLTH_TRV_UWR_VW_DATA_POLICY_DETAILS_INSURED_DETAILS_MEMBER_DETAILS</w:t>
               <w:br/>
               <w:t xml:space="preserve">     where MD5_BINARY(NULLIF(UPPER(TRIM(CAST('HUB_POLICY|' || (nullif(trim(case when coalesce(nullif(trim(w0_policy_number),'')) is not null then nullif(trim(w0_policy_number), '') end),'')) AS VARCHAR))), '')) is not null</w:t>
               <w:br/>
@@ -6955,7 +6919,7 @@
               <w:br/>
               <w:t xml:space="preserve">    union all</w:t>
               <w:br/>
-              <w:t xml:space="preserve">    -- via lnkfeed_mtv2_policy_party &lt;- stg2_mtv2__uwr_pol_ins_mbr</w:t>
+              <w:t xml:space="preserve">    -- via lnkfeed_mt_policy_party &lt;- stg2_mt__uwr_pol_ins_mbr</w:t>
               <w:br/>
               <w:t xml:space="preserve">    select MD5_BINARY(NULLIF(UPPER(TRIM(CAST('LNK_POLICY_PARTY|' || (coalesce(nullif(trim(case when coalesce(nullif(trim(w0_policy_number),'')) is not null then nullif(trim(w0_policy_number), '') end),''),'') || '|' || coalesce(nullif(trim(case when coalesce(nullif(trim((nullif(trim(to_varchar("PARTY_CODE")), ''))),'')) is not null then nullif(trim((nullif(trim(to_varchar("PARTY_CODE")), ''))), '') end),''),'')) AS VARCHAR))), '')) as link_hkey,</w:t>
               <w:br/>
@@ -6963,7 +6927,7 @@
               <w:br/>
               <w:t xml:space="preserve">           MD5_BINARY(NULLIF(UPPER(TRIM(CAST('HUB_PARTY|' || (nullif(trim(case when coalesce(nullif(trim((nullif(trim(to_varchar("PARTY_CODE")), ''))),'')) is not null then nullif(trim((nullif(trim(to_varchar("PARTY_CODE")), ''))), '') end),'')) AS VARCHAR))), '')) as PARTY_HKEY</w:t>
               <w:br/>
-              <w:t xml:space="preserve">      from RAW.MAXIMUS_TRAVEL_V2.NONHLTH_TRV_UWR_VW_DATA_POLICY_DETAILS_INSURED_DETAILS_MEMBER_DETAILS</w:t>
+              <w:t xml:space="preserve">      from RAW.MAXIMUS_TRAVEL.NONHLTH_TRV_UWR_VW_DATA_POLICY_DETAILS_INSURED_DETAILS_MEMBER_DETAILS</w:t>
               <w:br/>
               <w:t xml:space="preserve">     where MD5_BINARY(NULLIF(UPPER(TRIM(CAST('HUB_POLICY|' || (nullif(trim(case when coalesce(nullif(trim(w0_policy_number),'')) is not null then nullif(trim(w0_policy_number), '') end),'')) AS VARCHAR))), '')) is not null</w:t>
               <w:br/>
@@ -6973,7 +6937,7 @@
               <w:br/>
               <w:t xml:space="preserve">    union all</w:t>
               <w:br/>
-              <w:t xml:space="preserve">    -- via lnkfeed_mtv2_policy_party &lt;- stg2_mtv2__uwr_pol_prp</w:t>
+              <w:t xml:space="preserve">    -- via lnkfeed_mt_policy_party &lt;- stg2_mt__uwr_pol_prp</w:t>
               <w:br/>
               <w:t xml:space="preserve">    select MD5_BINARY(NULLIF(UPPER(TRIM(CAST('LNK_POLICY_PARTY|' || (coalesce(nullif(trim(case when coalesce(nullif(trim(w0_policy_number),'')) is not null then nullif(trim(w0_policy_number), '') end),''),'') || '|' || coalesce(nullif(trim(case when coalesce(nullif(trim((nullif(trim(to_varchar("PARTY_CODE")), ''))),'')) is not null then nullif(trim((nullif(trim(to_varchar("PARTY_CODE")), ''))), '') end),''),'')) AS VARCHAR))), '')) as link_hkey,</w:t>
               <w:br/>
@@ -6981,7 +6945,7 @@
               <w:br/>
               <w:t xml:space="preserve">           MD5_BINARY(NULLIF(UPPER(TRIM(CAST('HUB_PARTY|' || (nullif(trim(case when coalesce(nullif(trim((nullif(trim(to_varchar("PARTY_CODE")), ''))),'')) is not null then nullif(trim((nullif(trim(to_varchar("PARTY_CODE")), ''))), '') end),'')) AS VARCHAR))), '')) as PARTY_HKEY</w:t>
               <w:br/>
-              <w:t xml:space="preserve">      from RAW.MAXIMUS_TRAVEL_V2.NONHLTH_TRV_UWR_VW_DATA_POLICY_DETAILS_PROPOSER_DETAILS</w:t>
+              <w:t xml:space="preserve">      from RAW.MAXIMUS_TRAVEL.NONHLTH_TRV_UWR_VW_DATA_POLICY_DETAILS_PROPOSER_DETAILS</w:t>
               <w:br/>
               <w:t xml:space="preserve">     where MD5_BINARY(NULLIF(UPPER(TRIM(CAST('HUB_POLICY|' || (nullif(trim(case when coalesce(nullif(trim(w0_policy_number),'')) is not null then nullif(trim(w0_policy_number), '') end),'')) AS VARCHAR))), '')) is not null</w:t>
               <w:br/>
@@ -6991,7 +6955,7 @@
               <w:br/>
               <w:t xml:space="preserve">    union all</w:t>
               <w:br/>
-              <w:t xml:space="preserve">    -- via lnkfeed_mtv2_policy_party &lt;- stg2_mtv2__uwr_pol_prp</w:t>
+              <w:t xml:space="preserve">    -- via lnkfeed_mt_policy_party &lt;- stg2_mt__uwr_pol_prp</w:t>
               <w:br/>
               <w:t xml:space="preserve">    select MD5_BINARY(NULLIF(UPPER(TRIM(CAST('LNK_POLICY_PARTY|' || (coalesce(nullif(trim(case when coalesce(nullif(trim(w0_policy_number),'')) is not null then nullif(trim(w0_policy_number), '') end),''),'') || '|' || coalesce(nullif(trim(case when coalesce(nullif(trim((nullif(trim(to_varchar("PARTY_CODE")), ''))),'')) is not null then nullif(trim((nullif(trim(to_varchar("PARTY_CODE")), ''))), '') end),''),'')) AS VARCHAR))), '')) as link_hkey,</w:t>
               <w:br/>
@@ -6999,7 +6963,7 @@
               <w:br/>
               <w:t xml:space="preserve">           MD5_BINARY(NULLIF(UPPER(TRIM(CAST('HUB_PARTY|' || (nullif(trim(case when coalesce(nullif(trim((nullif(trim(to_varchar("PARTY_CODE")), ''))),'')) is not null then nullif(trim((nullif(trim(to_varchar("PARTY_CODE")), ''))), '') end),'')) AS VARCHAR))), '')) as PARTY_HKEY</w:t>
               <w:br/>
-              <w:t xml:space="preserve">      from RAW.MAXIMUS_TRAVEL_V2.NONHLTH_TRV_UWR_VW_DATA_POLICY_DETAILS_PROPOSER_DETAILS</w:t>
+              <w:t xml:space="preserve">      from RAW.MAXIMUS_TRAVEL.NONHLTH_TRV_UWR_VW_DATA_POLICY_DETAILS_PROPOSER_DETAILS</w:t>
               <w:br/>
               <w:t xml:space="preserve">     where MD5_BINARY(NULLIF(UPPER(TRIM(CAST('HUB_POLICY|' || (nullif(trim(case when coalesce(nullif(trim(w0_policy_number),'')) is not null then nullif(trim(w0_policy_number), '') end),'')) AS VARCHAR))), '')) is not null</w:t>
               <w:br/>

--- a/BGIL_DBT/validation/travel/DM-R/DM-R2_MAXIMUS.docx
+++ b/BGIL_DBT/validation/travel/DM-R/DM-R2_MAXIMUS.docx
@@ -1206,9 +1206,6 @@
       <w:r>
         <w:t xml:space="preserve">1. MAXIMUS — LINK_CLAIM_PARTY -- (a) missing links (RAW -&gt; link)</w:t>
       </w:r>
-      <w:r>
-        <w:t xml:space="preserve">  [M1]</w:t>
-      </w:r>
     </w:p>
     <w:tbl>
       <w:tblPr>
@@ -1436,17 +1433,17 @@
               <w:br/>
               <w:t xml:space="preserve">    select 'lnkfeed_mt_claim_party &lt;- stg2_mt__clm_clmd_clmap_pv' as src_feed,</w:t>
               <w:br/>
-              <w:t xml:space="preserve">           MD5_BINARY(NULLIF(UPPER(TRIM(CAST('LNK_CLAIM_PARTY|' || (coalesce(nullif(trim(case when coalesce(nullif(trim((nullif(trim(to_varchar("CLAIMNO")), ''))),''), nullif(trim(w0_claimno),''), nullif(trim("FOREIGN_KEY"),'')) is not null then coalesce(nullif(trim((nullif(trim(to_varchar("CLAIMNO")), ''))), ''), nullif(trim(w0_claimno), ''), nullif(trim("FOREIGN_KEY"), '')) end),''),'') || '|' || coalesce(nullif(trim(case when coalesce(nullif(trim((nullif(trim(to_varchar("CLAIM_COURT_PARTY_CODE")), ''))),'')) is not null then nullif(trim((nullif(trim(to_varchar("CLAIM_COURT_PARTY_CODE")), ''))), '') end),''),'')) AS VARCHAR))), '')) as link_hkey,</w:t>
+              <w:t xml:space="preserve">           MD5_BINARY(NULLIF(UPPER(TRIM(CAST('LNK_CLAIM_PARTY|' || (coalesce(nullif(trim(case when coalesce(nullif(trim((nullif(trim(to_varchar("CLAIMNO")), ''))),''), nullif(trim(w0_claimno),''), nullif(trim("FOREIGN_KEY"),'')) is not null then coalesce(nullif(trim((nullif(trim(to_varchar("CLAIMNO")), ''))), ''), nullif(trim(w0_claimno), ''), nullif(trim("FOREIGN_KEY"), '')) end),''),'') || '|' || coalesce(nullif(trim(case when nullif(trim((nullif(trim(to_varchar("CLAIM_COURT_PARTY_CODE")), ''))),'') is not null then nullif(trim((nullif(trim(to_varchar("CLAIM_COURT_PARTY_CODE")), ''))), '') end),''),'')) AS VARCHAR))), '')) as link_hkey,</w:t>
               <w:br/>
               <w:t xml:space="preserve">           MD5_BINARY(NULLIF(UPPER(TRIM(CAST('HUB_CLAIM|' || (nullif(trim(case when coalesce(nullif(trim((nullif(trim(to_varchar("CLAIMNO")), ''))),''), nullif(trim(w0_claimno),''), nullif(trim("FOREIGN_KEY"),'')) is not null then coalesce(nullif(trim((nullif(trim(to_varchar("CLAIMNO")), ''))), ''), nullif(trim(w0_claimno), ''), nullif(trim("FOREIGN_KEY"), '')) end),'')) AS VARCHAR))), '')) as CLAIM_HKEY,</w:t>
               <w:br/>
-              <w:t xml:space="preserve">           MD5_BINARY(NULLIF(UPPER(TRIM(CAST('HUB_PARTY|' || (nullif(trim(case when coalesce(nullif(trim((nullif(trim(to_varchar("CLAIM_COURT_PARTY_CODE")), ''))),'')) is not null then nullif(trim((nullif(trim(to_varchar("CLAIM_COURT_PARTY_CODE")), ''))), '') end),'')) AS VARCHAR))), '')) as PARTY_HKEY</w:t>
+              <w:t xml:space="preserve">           MD5_BINARY(NULLIF(UPPER(TRIM(CAST('HUB_PARTY|' || (nullif(trim(case when nullif(trim((nullif(trim(to_varchar("CLAIM_COURT_PARTY_CODE")), ''))),'') is not null then nullif(trim((nullif(trim(to_varchar("CLAIM_COURT_PARTY_CODE")), ''))), '') end),'')) AS VARCHAR))), '')) as PARTY_HKEY</w:t>
               <w:br/>
               <w:t xml:space="preserve">      from RAW.MAXIMUS_TRAVEL.NONHLTH_TRV_CLM_VW_DATA_CLAIM_DETAILS_CLAIM_ATTRIBUTE_PROPERTIES_PIVOT_VW</w:t>
               <w:br/>
               <w:t xml:space="preserve">     where MD5_BINARY(NULLIF(UPPER(TRIM(CAST('HUB_CLAIM|' || (nullif(trim(case when coalesce(nullif(trim((nullif(trim(to_varchar("CLAIMNO")), ''))),''), nullif(trim(w0_claimno),''), nullif(trim("FOREIGN_KEY"),'')) is not null then coalesce(nullif(trim((nullif(trim(to_varchar("CLAIMNO")), ''))), ''), nullif(trim(w0_claimno), ''), nullif(trim("FOREIGN_KEY"), '')) end),'')) AS VARCHAR))), '')) is not null</w:t>
               <w:br/>
-              <w:t xml:space="preserve">       and MD5_BINARY(NULLIF(UPPER(TRIM(CAST('HUB_PARTY|' || (nullif(trim(case when coalesce(nullif(trim((nullif(trim(to_varchar("CLAIM_COURT_PARTY_CODE")), ''))),'')) is not null then nullif(trim((nullif(trim(to_varchar("CLAIM_COURT_PARTY_CODE")), ''))), '') end),'')) AS VARCHAR))), '')) is not null</w:t>
+              <w:t xml:space="preserve">       and MD5_BINARY(NULLIF(UPPER(TRIM(CAST('HUB_PARTY|' || (nullif(trim(case when nullif(trim((nullif(trim(to_varchar("CLAIM_COURT_PARTY_CODE")), ''))),'') is not null then nullif(trim((nullif(trim(to_varchar("CLAIM_COURT_PARTY_CODE")), ''))), '') end),'')) AS VARCHAR))), '')) is not null</w:t>
               <w:br/>
               <w:t xml:space="preserve">       and (claim_party_bk__claim_court_counterparty is not null)</w:t>
               <w:br/>
@@ -1456,17 +1453,17 @@
               <w:br/>
               <w:t xml:space="preserve">    select 'lnkfeed_mt_claim_party &lt;- stg2_mt__clm_clmd_clmrsk_rska_msp_msd_prop_pv' as src_feed,</w:t>
               <w:br/>
-              <w:t xml:space="preserve">           MD5_BINARY(NULLIF(UPPER(TRIM(CAST('LNK_CLAIM_PARTY|' || (coalesce(nullif(trim(case when coalesce(nullif(trim(w0_claimno),''), nullif(trim("FOREIGN_KEY"),'')) is not null then coalesce(nullif(trim(w0_claimno), ''), nullif(trim("FOREIGN_KEY"), '')) end),''),'') || '|' || coalesce(nullif(trim(case when coalesce(nullif(trim((nullif(trim(to_varchar("CLAIMANT_PARTY_CODE")), ''))),'')) is not null then nullif(trim((nullif(trim(to_varchar("CLAIMANT_PARTY_CODE")), ''))), '') end),''),'')) AS VARCHAR))), '')) as link_hkey,</w:t>
+              <w:t xml:space="preserve">           MD5_BINARY(NULLIF(UPPER(TRIM(CAST('LNK_CLAIM_PARTY|' || (coalesce(nullif(trim(case when coalesce(nullif(trim(w0_claimno),''), nullif(trim("FOREIGN_KEY"),'')) is not null then coalesce(nullif(trim(w0_claimno), ''), nullif(trim("FOREIGN_KEY"), '')) end),''),'') || '|' || coalesce(nullif(trim(case when nullif(trim((nullif(trim(to_varchar("CLAIMANT_PARTY_CODE")), ''))),'') is not null then nullif(trim((nullif(trim(to_varchar("CLAIMANT_PARTY_CODE")), ''))), '') end),''),'')) AS VARCHAR))), '')) as link_hkey,</w:t>
               <w:br/>
               <w:t xml:space="preserve">           MD5_BINARY(NULLIF(UPPER(TRIM(CAST('HUB_CLAIM|' || (nullif(trim(case when coalesce(nullif(trim(w0_claimno),''), nullif(trim("FOREIGN_KEY"),'')) is not null then coalesce(nullif(trim(w0_claimno), ''), nullif(trim("FOREIGN_KEY"), '')) end),'')) AS VARCHAR))), '')) as CLAIM_HKEY,</w:t>
               <w:br/>
-              <w:t xml:space="preserve">           MD5_BINARY(NULLIF(UPPER(TRIM(CAST('HUB_PARTY|' || (nullif(trim(case when coalesce(nullif(trim((nullif(trim(to_varchar("CLAIMANT_PARTY_CODE")), ''))),'')) is not null then nullif(trim((nullif(trim(to_varchar("CLAIMANT_PARTY_CODE")), ''))), '') end),'')) AS VARCHAR))), '')) as PARTY_HKEY</w:t>
+              <w:t xml:space="preserve">           MD5_BINARY(NULLIF(UPPER(TRIM(CAST('HUB_PARTY|' || (nullif(trim(case when nullif(trim((nullif(trim(to_varchar("CLAIMANT_PARTY_CODE")), ''))),'') is not null then nullif(trim((nullif(trim(to_varchar("CLAIMANT_PARTY_CODE")), ''))), '') end),'')) AS VARCHAR))), '')) as PARTY_HKEY</w:t>
               <w:br/>
               <w:t xml:space="preserve">      from RAW.MAXIMUS_TRAVEL.NONHLTH_TRV_CLM_VW_DATA_CLAIM_DETAILS_CLAIM_RISK_RISK_ATTRIBUTE_MULTI_SET_PROPERTY_MULTI_SET_DETAIL_PROPERTY_PIVOT_VW</w:t>
               <w:br/>
               <w:t xml:space="preserve">     where MD5_BINARY(NULLIF(UPPER(TRIM(CAST('HUB_CLAIM|' || (nullif(trim(case when coalesce(nullif(trim(w0_claimno),''), nullif(trim("FOREIGN_KEY"),'')) is not null then coalesce(nullif(trim(w0_claimno), ''), nullif(trim("FOREIGN_KEY"), '')) end),'')) AS VARCHAR))), '')) is not null</w:t>
               <w:br/>
-              <w:t xml:space="preserve">       and MD5_BINARY(NULLIF(UPPER(TRIM(CAST('HUB_PARTY|' || (nullif(trim(case when coalesce(nullif(trim((nullif(trim(to_varchar("CLAIMANT_PARTY_CODE")), ''))),'')) is not null then nullif(trim((nullif(trim(to_varchar("CLAIMANT_PARTY_CODE")), ''))), '') end),'')) AS VARCHAR))), '')) is not null</w:t>
+              <w:t xml:space="preserve">       and MD5_BINARY(NULLIF(UPPER(TRIM(CAST('HUB_PARTY|' || (nullif(trim(case when nullif(trim((nullif(trim(to_varchar("CLAIMANT_PARTY_CODE")), ''))),'') is not null then nullif(trim((nullif(trim(to_varchar("CLAIMANT_PARTY_CODE")), ''))), '') end),'')) AS VARCHAR))), '')) is not null</w:t>
               <w:br/>
               <w:t xml:space="preserve">       and (claim_party_bk__claimant is not null)</w:t>
               <w:br/>
@@ -1476,17 +1473,17 @@
               <w:br/>
               <w:t xml:space="preserve">    select 'lnkfeed_mt_claim_party &lt;- stg2_mt__clm_clmd_clmrsk_rska_msp_msd_prop_pv' as src_feed,</w:t>
               <w:br/>
-              <w:t xml:space="preserve">           MD5_BINARY(NULLIF(UPPER(TRIM(CAST('LNK_CLAIM_PARTY|' || (coalesce(nullif(trim(case when coalesce(nullif(trim(w0_claimno),''), nullif(trim("FOREIGN_KEY"),'')) is not null then coalesce(nullif(trim(w0_claimno), ''), nullif(trim("FOREIGN_KEY"), '')) end),''),'') || '|' || coalesce(nullif(trim(case when coalesce(nullif(trim((nullif(trim(to_varchar("PARTY_NAME_CODE")), ''))),'')) is not null then nullif(trim((nullif(trim(to_varchar("PARTY_NAME_CODE")), ''))), '') end),''),'')) AS VARCHAR))), '')) as link_hkey,</w:t>
+              <w:t xml:space="preserve">           MD5_BINARY(NULLIF(UPPER(TRIM(CAST('LNK_CLAIM_PARTY|' || (coalesce(nullif(trim(case when coalesce(nullif(trim(w0_claimno),''), nullif(trim("FOREIGN_KEY"),'')) is not null then coalesce(nullif(trim(w0_claimno), ''), nullif(trim("FOREIGN_KEY"), '')) end),''),'') || '|' || coalesce(nullif(trim(case when nullif(trim((nullif(trim(to_varchar("PARTY_NAME_CODE")), ''))),'') is not null then nullif(trim((nullif(trim(to_varchar("PARTY_NAME_CODE")), ''))), '') end),''),'')) AS VARCHAR))), '')) as link_hkey,</w:t>
               <w:br/>
               <w:t xml:space="preserve">           MD5_BINARY(NULLIF(UPPER(TRIM(CAST('HUB_CLAIM|' || (nullif(trim(case when coalesce(nullif(trim(w0_claimno),''), nullif(trim("FOREIGN_KEY"),'')) is not null then coalesce(nullif(trim(w0_claimno), ''), nullif(trim("FOREIGN_KEY"), '')) end),'')) AS VARCHAR))), '')) as CLAIM_HKEY,</w:t>
               <w:br/>
-              <w:t xml:space="preserve">           MD5_BINARY(NULLIF(UPPER(TRIM(CAST('HUB_PARTY|' || (nullif(trim(case when coalesce(nullif(trim((nullif(trim(to_varchar("PARTY_NAME_CODE")), ''))),'')) is not null then nullif(trim((nullif(trim(to_varchar("PARTY_NAME_CODE")), ''))), '') end),'')) AS VARCHAR))), '')) as PARTY_HKEY</w:t>
+              <w:t xml:space="preserve">           MD5_BINARY(NULLIF(UPPER(TRIM(CAST('HUB_PARTY|' || (nullif(trim(case when nullif(trim((nullif(trim(to_varchar("PARTY_NAME_CODE")), ''))),'') is not null then nullif(trim((nullif(trim(to_varchar("PARTY_NAME_CODE")), ''))), '') end),'')) AS VARCHAR))), '')) as PARTY_HKEY</w:t>
               <w:br/>
               <w:t xml:space="preserve">      from RAW.MAXIMUS_TRAVEL.NONHLTH_TRV_CLM_VW_DATA_CLAIM_DETAILS_CLAIM_RISK_RISK_ATTRIBUTE_MULTI_SET_PROPERTY_MULTI_SET_DETAIL_PROPERTY_PIVOT_VW</w:t>
               <w:br/>
               <w:t xml:space="preserve">     where MD5_BINARY(NULLIF(UPPER(TRIM(CAST('HUB_CLAIM|' || (nullif(trim(case when coalesce(nullif(trim(w0_claimno),''), nullif(trim("FOREIGN_KEY"),'')) is not null then coalesce(nullif(trim(w0_claimno), ''), nullif(trim("FOREIGN_KEY"), '')) end),'')) AS VARCHAR))), '')) is not null</w:t>
               <w:br/>
-              <w:t xml:space="preserve">       and MD5_BINARY(NULLIF(UPPER(TRIM(CAST('HUB_PARTY|' || (nullif(trim(case when coalesce(nullif(trim((nullif(trim(to_varchar("PARTY_NAME_CODE")), ''))),'')) is not null then nullif(trim((nullif(trim(to_varchar("PARTY_NAME_CODE")), ''))), '') end),'')) AS VARCHAR))), '')) is not null</w:t>
+              <w:t xml:space="preserve">       and MD5_BINARY(NULLIF(UPPER(TRIM(CAST('HUB_PARTY|' || (nullif(trim(case when nullif(trim((nullif(trim(to_varchar("PARTY_NAME_CODE")), ''))),'') is not null then nullif(trim((nullif(trim(to_varchar("PARTY_NAME_CODE")), ''))), '') end),'')) AS VARCHAR))), '')) is not null</w:t>
               <w:br/>
               <w:t xml:space="preserve">       and (claim_party_bk__expense_line_party is not null)</w:t>
               <w:br/>
@@ -1496,17 +1493,17 @@
               <w:br/>
               <w:t xml:space="preserve">    select 'lnkfeed_mt_claim_party &lt;- stg2_mt__clm_clmd_clmrsk_rska_msp_msd_prop_pv' as src_feed,</w:t>
               <w:br/>
-              <w:t xml:space="preserve">           MD5_BINARY(NULLIF(UPPER(TRIM(CAST('LNK_CLAIM_PARTY|' || (coalesce(nullif(trim(case when coalesce(nullif(trim(w0_claimno),''), nullif(trim("FOREIGN_KEY"),'')) is not null then coalesce(nullif(trim(w0_claimno), ''), nullif(trim("FOREIGN_KEY"), '')) end),''),'') || '|' || coalesce(nullif(trim(case when coalesce(nullif(trim((nullif(trim(to_varchar("PAYEE_CODE")), ''))),'')) is not null then nullif(trim((nullif(trim(to_varchar("PAYEE_CODE")), ''))), '') end),''),'')) AS VARCHAR))), '')) as link_hkey,</w:t>
+              <w:t xml:space="preserve">           MD5_BINARY(NULLIF(UPPER(TRIM(CAST('LNK_CLAIM_PARTY|' || (coalesce(nullif(trim(case when coalesce(nullif(trim(w0_claimno),''), nullif(trim("FOREIGN_KEY"),'')) is not null then coalesce(nullif(trim(w0_claimno), ''), nullif(trim("FOREIGN_KEY"), '')) end),''),'') || '|' || coalesce(nullif(trim(case when nullif(trim((nullif(trim(to_varchar("PAYEE_CODE")), ''))),'') is not null then nullif(trim((nullif(trim(to_varchar("PAYEE_CODE")), ''))), '') end),''),'')) AS VARCHAR))), '')) as link_hkey,</w:t>
               <w:br/>
               <w:t xml:space="preserve">           MD5_BINARY(NULLIF(UPPER(TRIM(CAST('HUB_CLAIM|' || (nullif(trim(case when coalesce(nullif(trim(w0_claimno),''), nullif(trim("FOREIGN_KEY"),'')) is not null then coalesce(nullif(trim(w0_claimno), ''), nullif(trim("FOREIGN_KEY"), '')) end),'')) AS VARCHAR))), '')) as CLAIM_HKEY,</w:t>
               <w:br/>
-              <w:t xml:space="preserve">           MD5_BINARY(NULLIF(UPPER(TRIM(CAST('HUB_PARTY|' || (nullif(trim(case when coalesce(nullif(trim((nullif(trim(to_varchar("PAYEE_CODE")), ''))),'')) is not null then nullif(trim((nullif(trim(to_varchar("PAYEE_CODE")), ''))), '') end),'')) AS VARCHAR))), '')) as PARTY_HKEY</w:t>
+              <w:t xml:space="preserve">           MD5_BINARY(NULLIF(UPPER(TRIM(CAST('HUB_PARTY|' || (nullif(trim(case when nullif(trim((nullif(trim(to_varchar("PAYEE_CODE")), ''))),'') is not null then nullif(trim((nullif(trim(to_varchar("PAYEE_CODE")), ''))), '') end),'')) AS VARCHAR))), '')) as PARTY_HKEY</w:t>
               <w:br/>
               <w:t xml:space="preserve">      from RAW.MAXIMUS_TRAVEL.NONHLTH_TRV_CLM_VW_DATA_CLAIM_DETAILS_CLAIM_RISK_RISK_ATTRIBUTE_MULTI_SET_PROPERTY_MULTI_SET_DETAIL_PROPERTY_PIVOT_VW</w:t>
               <w:br/>
               <w:t xml:space="preserve">     where MD5_BINARY(NULLIF(UPPER(TRIM(CAST('HUB_CLAIM|' || (nullif(trim(case when coalesce(nullif(trim(w0_claimno),''), nullif(trim("FOREIGN_KEY"),'')) is not null then coalesce(nullif(trim(w0_claimno), ''), nullif(trim("FOREIGN_KEY"), '')) end),'')) AS VARCHAR))), '')) is not null</w:t>
               <w:br/>
-              <w:t xml:space="preserve">       and MD5_BINARY(NULLIF(UPPER(TRIM(CAST('HUB_PARTY|' || (nullif(trim(case when coalesce(nullif(trim((nullif(trim(to_varchar("PAYEE_CODE")), ''))),'')) is not null then nullif(trim((nullif(trim(to_varchar("PAYEE_CODE")), ''))), '') end),'')) AS VARCHAR))), '')) is not null</w:t>
+              <w:t xml:space="preserve">       and MD5_BINARY(NULLIF(UPPER(TRIM(CAST('HUB_PARTY|' || (nullif(trim(case when nullif(trim((nullif(trim(to_varchar("PAYEE_CODE")), ''))),'') is not null then nullif(trim((nullif(trim(to_varchar("PAYEE_CODE")), ''))), '') end),'')) AS VARCHAR))), '')) is not null</w:t>
               <w:br/>
               <w:t xml:space="preserve">       and (claim_party_bk__payee is not null)</w:t>
               <w:br/>
@@ -1516,17 +1513,17 @@
               <w:br/>
               <w:t xml:space="preserve">    select 'lnkfeed_mt_claim_party &lt;- stg2_mt__clm_clmd_clmrsk_rska_msp_msd_prop_pv' as src_feed,</w:t>
               <w:br/>
-              <w:t xml:space="preserve">           MD5_BINARY(NULLIF(UPPER(TRIM(CAST('LNK_CLAIM_PARTY|' || (coalesce(nullif(trim(case when coalesce(nullif(trim(w0_claimno),''), nullif(trim("FOREIGN_KEY"),'')) is not null then coalesce(nullif(trim(w0_claimno), ''), nullif(trim("FOREIGN_KEY"), '')) end),''),'') || '|' || coalesce(nullif(trim(case when coalesce(nullif(trim((nullif(trim(to_varchar("EXPENSE_PAYEE_PARTY_CODE")), ''))),'')) is not null then nullif(trim((nullif(trim(to_varchar("EXPENSE_PAYEE_PARTY_CODE")), ''))), '') end),''),'')) AS VARCHAR))), '')) as link_hkey,</w:t>
+              <w:t xml:space="preserve">           MD5_BINARY(NULLIF(UPPER(TRIM(CAST('LNK_CLAIM_PARTY|' || (coalesce(nullif(trim(case when coalesce(nullif(trim(w0_claimno),''), nullif(trim("FOREIGN_KEY"),'')) is not null then coalesce(nullif(trim(w0_claimno), ''), nullif(trim("FOREIGN_KEY"), '')) end),''),'') || '|' || coalesce(nullif(trim(case when nullif(trim((nullif(trim(to_varchar("EXPENSE_PAYEE_PARTY_CODE")), ''))),'') is not null then nullif(trim((nullif(trim(to_varchar("EXPENSE_PAYEE_PARTY_CODE")), ''))), '') end),''),'')) AS VARCHAR))), '')) as link_hkey,</w:t>
               <w:br/>
               <w:t xml:space="preserve">           MD5_BINARY(NULLIF(UPPER(TRIM(CAST('HUB_CLAIM|' || (nullif(trim(case when coalesce(nullif(trim(w0_claimno),''), nullif(trim("FOREIGN_KEY"),'')) is not null then coalesce(nullif(trim(w0_claimno), ''), nullif(trim("FOREIGN_KEY"), '')) end),'')) AS VARCHAR))), '')) as CLAIM_HKEY,</w:t>
               <w:br/>
-              <w:t xml:space="preserve">           MD5_BINARY(NULLIF(UPPER(TRIM(CAST('HUB_PARTY|' || (nullif(trim(case when coalesce(nullif(trim((nullif(trim(to_varchar("EXPENSE_PAYEE_PARTY_CODE")), ''))),'')) is not null then nullif(trim((nullif(trim(to_varchar("EXPENSE_PAYEE_PARTY_CODE")), ''))), '') end),'')) AS VARCHAR))), '')) as PARTY_HKEY</w:t>
+              <w:t xml:space="preserve">           MD5_BINARY(NULLIF(UPPER(TRIM(CAST('HUB_PARTY|' || (nullif(trim(case when nullif(trim((nullif(trim(to_varchar("EXPENSE_PAYEE_PARTY_CODE")), ''))),'') is not null then nullif(trim((nullif(trim(to_varchar("EXPENSE_PAYEE_PARTY_CODE")), ''))), '') end),'')) AS VARCHAR))), '')) as PARTY_HKEY</w:t>
               <w:br/>
               <w:t xml:space="preserve">      from RAW.MAXIMUS_TRAVEL.NONHLTH_TRV_CLM_VW_DATA_CLAIM_DETAILS_CLAIM_RISK_RISK_ATTRIBUTE_MULTI_SET_PROPERTY_MULTI_SET_DETAIL_PROPERTY_PIVOT_VW</w:t>
               <w:br/>
               <w:t xml:space="preserve">     where MD5_BINARY(NULLIF(UPPER(TRIM(CAST('HUB_CLAIM|' || (nullif(trim(case when coalesce(nullif(trim(w0_claimno),''), nullif(trim("FOREIGN_KEY"),'')) is not null then coalesce(nullif(trim(w0_claimno), ''), nullif(trim("FOREIGN_KEY"), '')) end),'')) AS VARCHAR))), '')) is not null</w:t>
               <w:br/>
-              <w:t xml:space="preserve">       and MD5_BINARY(NULLIF(UPPER(TRIM(CAST('HUB_PARTY|' || (nullif(trim(case when coalesce(nullif(trim((nullif(trim(to_varchar("EXPENSE_PAYEE_PARTY_CODE")), ''))),'')) is not null then nullif(trim((nullif(trim(to_varchar("EXPENSE_PAYEE_PARTY_CODE")), ''))), '') end),'')) AS VARCHAR))), '')) is not null</w:t>
+              <w:t xml:space="preserve">       and MD5_BINARY(NULLIF(UPPER(TRIM(CAST('HUB_PARTY|' || (nullif(trim(case when nullif(trim((nullif(trim(to_varchar("EXPENSE_PAYEE_PARTY_CODE")), ''))),'') is not null then nullif(trim((nullif(trim(to_varchar("EXPENSE_PAYEE_PARTY_CODE")), ''))), '') end),'')) AS VARCHAR))), '')) is not null</w:t>
               <w:br/>
               <w:t xml:space="preserve">       and (claim_party_bk__expense_payee is not null)</w:t>
               <w:br/>
@@ -1536,17 +1533,17 @@
               <w:br/>
               <w:t xml:space="preserve">    select 'lnkfeed_mt_claim_party &lt;- stg2_mt__clm_clmd_clmrsk_rska_msp_msd_prop_pv' as src_feed,</w:t>
               <w:br/>
-              <w:t xml:space="preserve">           MD5_BINARY(NULLIF(UPPER(TRIM(CAST('LNK_CLAIM_PARTY|' || (coalesce(nullif(trim(case when coalesce(nullif(trim(w0_claimno),''), nullif(trim("FOREIGN_KEY"),'')) is not null then coalesce(nullif(trim(w0_claimno), ''), nullif(trim("FOREIGN_KEY"), '')) end),''),'') || '|' || coalesce(nullif(trim(case when coalesce(nullif(trim((nullif(trim(to_varchar("TDS_CLAIMANT_PARTY_CODE")), ''))),'')) is not null then nullif(trim((nullif(trim(to_varchar("TDS_CLAIMANT_PARTY_CODE")), ''))), '') end),''),'')) AS VARCHAR))), '')) as link_hkey,</w:t>
+              <w:t xml:space="preserve">           MD5_BINARY(NULLIF(UPPER(TRIM(CAST('LNK_CLAIM_PARTY|' || (coalesce(nullif(trim(case when coalesce(nullif(trim(w0_claimno),''), nullif(trim("FOREIGN_KEY"),'')) is not null then coalesce(nullif(trim(w0_claimno), ''), nullif(trim("FOREIGN_KEY"), '')) end),''),'') || '|' || coalesce(nullif(trim(case when nullif(trim((nullif(trim(to_varchar("TDS_CLAIMANT_PARTY_CODE")), ''))),'') is not null then nullif(trim((nullif(trim(to_varchar("TDS_CLAIMANT_PARTY_CODE")), ''))), '') end),''),'')) AS VARCHAR))), '')) as link_hkey,</w:t>
               <w:br/>
               <w:t xml:space="preserve">           MD5_BINARY(NULLIF(UPPER(TRIM(CAST('HUB_CLAIM|' || (nullif(trim(case when coalesce(nullif(trim(w0_claimno),''), nullif(trim("FOREIGN_KEY"),'')) is not null then coalesce(nullif(trim(w0_claimno), ''), nullif(trim("FOREIGN_KEY"), '')) end),'')) AS VARCHAR))), '')) as CLAIM_HKEY,</w:t>
               <w:br/>
-              <w:t xml:space="preserve">           MD5_BINARY(NULLIF(UPPER(TRIM(CAST('HUB_PARTY|' || (nullif(trim(case when coalesce(nullif(trim((nullif(trim(to_varchar("TDS_CLAIMANT_PARTY_CODE")), ''))),'')) is not null then nullif(trim((nullif(trim(to_varchar("TDS_CLAIMANT_PARTY_CODE")), ''))), '') end),'')) AS VARCHAR))), '')) as PARTY_HKEY</w:t>
+              <w:t xml:space="preserve">           MD5_BINARY(NULLIF(UPPER(TRIM(CAST('HUB_PARTY|' || (nullif(trim(case when nullif(trim((nullif(trim(to_varchar("TDS_CLAIMANT_PARTY_CODE")), ''))),'') is not null then nullif(trim((nullif(trim(to_varchar("TDS_CLAIMANT_PARTY_CODE")), ''))), '') end),'')) AS VARCHAR))), '')) as PARTY_HKEY</w:t>
               <w:br/>
               <w:t xml:space="preserve">      from RAW.MAXIMUS_TRAVEL.NONHLTH_TRV_CLM_VW_DATA_CLAIM_DETAILS_CLAIM_RISK_RISK_ATTRIBUTE_MULTI_SET_PROPERTY_MULTI_SET_DETAIL_PROPERTY_PIVOT_VW</w:t>
               <w:br/>
               <w:t xml:space="preserve">     where MD5_BINARY(NULLIF(UPPER(TRIM(CAST('HUB_CLAIM|' || (nullif(trim(case when coalesce(nullif(trim(w0_claimno),''), nullif(trim("FOREIGN_KEY"),'')) is not null then coalesce(nullif(trim(w0_claimno), ''), nullif(trim("FOREIGN_KEY"), '')) end),'')) AS VARCHAR))), '')) is not null</w:t>
               <w:br/>
-              <w:t xml:space="preserve">       and MD5_BINARY(NULLIF(UPPER(TRIM(CAST('HUB_PARTY|' || (nullif(trim(case when coalesce(nullif(trim((nullif(trim(to_varchar("TDS_CLAIMANT_PARTY_CODE")), ''))),'')) is not null then nullif(trim((nullif(trim(to_varchar("TDS_CLAIMANT_PARTY_CODE")), ''))), '') end),'')) AS VARCHAR))), '')) is not null</w:t>
+              <w:t xml:space="preserve">       and MD5_BINARY(NULLIF(UPPER(TRIM(CAST('HUB_PARTY|' || (nullif(trim(case when nullif(trim((nullif(trim(to_varchar("TDS_CLAIMANT_PARTY_CODE")), ''))),'') is not null then nullif(trim((nullif(trim(to_varchar("TDS_CLAIMANT_PARTY_CODE")), ''))), '') end),'')) AS VARCHAR))), '')) is not null</w:t>
               <w:br/>
               <w:t xml:space="preserve">       and (claim_party_bk__tds_deductee is not null)</w:t>
               <w:br/>
@@ -1556,17 +1553,17 @@
               <w:br/>
               <w:t xml:space="preserve">    select 'lnkfeed_mt_claim_party &lt;- stg2_mt__clm_clmd_clmpay' as src_feed,</w:t>
               <w:br/>
-              <w:t xml:space="preserve">           MD5_BINARY(NULLIF(UPPER(TRIM(CAST('LNK_CLAIM_PARTY|' || (coalesce(nullif(trim(case when coalesce(nullif(trim(w0_claimno),''), nullif(trim("FOREIGN_KEY"),'')) is not null then coalesce(nullif(trim(w0_claimno), ''), nullif(trim("FOREIGN_KEY"), '')) end),''),'') || '|' || coalesce(nullif(trim(case when coalesce(nullif(trim((nullif(trim(to_varchar("PAYMENTPARTYCODE")), ''))),'')) is not null then nullif(trim((nullif(trim(to_varchar("PAYMENTPARTYCODE")), ''))), '') end),''),'')) AS VARCHAR))), '')) as link_hkey,</w:t>
+              <w:t xml:space="preserve">           MD5_BINARY(NULLIF(UPPER(TRIM(CAST('LNK_CLAIM_PARTY|' || (coalesce(nullif(trim(case when coalesce(nullif(trim(w0_claimno),''), nullif(trim("FOREIGN_KEY"),'')) is not null then coalesce(nullif(trim(w0_claimno), ''), nullif(trim("FOREIGN_KEY"), '')) end),''),'') || '|' || coalesce(nullif(trim(case when nullif(trim((nullif(trim(to_varchar("PAYMENTPARTYCODE")), ''))),'') is not null then nullif(trim((nullif(trim(to_varchar("PAYMENTPARTYCODE")), ''))), '') end),''),'')) AS VARCHAR))), '')) as link_hkey,</w:t>
               <w:br/>
               <w:t xml:space="preserve">           MD5_BINARY(NULLIF(UPPER(TRIM(CAST('HUB_CLAIM|' || (nullif(trim(case when coalesce(nullif(trim(w0_claimno),''), nullif(trim("FOREIGN_KEY"),'')) is not null then coalesce(nullif(trim(w0_claimno), ''), nullif(trim("FOREIGN_KEY"), '')) end),'')) AS VARCHAR))), '')) as CLAIM_HKEY,</w:t>
               <w:br/>
-              <w:t xml:space="preserve">           MD5_BINARY(NULLIF(UPPER(TRIM(CAST('HUB_PARTY|' || (nullif(trim(case when coalesce(nullif(trim((nullif(trim(to_varchar("PAYMENTPARTYCODE")), ''))),'')) is not null then nullif(trim((nullif(trim(to_varchar("PAYMENTPARTYCODE")), ''))), '') end),'')) AS VARCHAR))), '')) as PARTY_HKEY</w:t>
+              <w:t xml:space="preserve">           MD5_BINARY(NULLIF(UPPER(TRIM(CAST('HUB_PARTY|' || (nullif(trim(case when nullif(trim((nullif(trim(to_varchar("PAYMENTPARTYCODE")), ''))),'') is not null then nullif(trim((nullif(trim(to_varchar("PAYMENTPARTYCODE")), ''))), '') end),'')) AS VARCHAR))), '')) as PARTY_HKEY</w:t>
               <w:br/>
               <w:t xml:space="preserve">      from RAW.MAXIMUS_TRAVEL.NONHLTH_TRV_CLM_VW_DATA_CLAIM_DETAILS_CLAIM_PAYMENT</w:t>
               <w:br/>
               <w:t xml:space="preserve">     where MD5_BINARY(NULLIF(UPPER(TRIM(CAST('HUB_CLAIM|' || (nullif(trim(case when coalesce(nullif(trim(w0_claimno),''), nullif(trim("FOREIGN_KEY"),'')) is not null then coalesce(nullif(trim(w0_claimno), ''), nullif(trim("FOREIGN_KEY"), '')) end),'')) AS VARCHAR))), '')) is not null</w:t>
               <w:br/>
-              <w:t xml:space="preserve">       and MD5_BINARY(NULLIF(UPPER(TRIM(CAST('HUB_PARTY|' || (nullif(trim(case when coalesce(nullif(trim((nullif(trim(to_varchar("PAYMENTPARTYCODE")), ''))),'')) is not null then nullif(trim((nullif(trim(to_varchar("PAYMENTPARTYCODE")), ''))), '') end),'')) AS VARCHAR))), '')) is not null</w:t>
+              <w:t xml:space="preserve">       and MD5_BINARY(NULLIF(UPPER(TRIM(CAST('HUB_PARTY|' || (nullif(trim(case when nullif(trim((nullif(trim(to_varchar("PAYMENTPARTYCODE")), ''))),'') is not null then nullif(trim((nullif(trim(to_varchar("PAYMENTPARTYCODE")), ''))), '') end),'')) AS VARCHAR))), '')) is not null</w:t>
               <w:br/>
               <w:t xml:space="preserve">       and (claim_party_bk__claim_payee is not null)</w:t>
               <w:br/>
@@ -1576,17 +1573,17 @@
               <w:br/>
               <w:t xml:space="preserve">    select 'lnkfeed_mt_claim_party &lt;- stg2_mt__clm_clmd_claim_reserve' as src_feed,</w:t>
               <w:br/>
-              <w:t xml:space="preserve">           MD5_BINARY(NULLIF(UPPER(TRIM(CAST('LNK_CLAIM_PARTY|' || (coalesce(nullif(trim(case when coalesce(nullif(trim(w1_claimno),''), nullif(trim("FOREIGN_KEY"),'')) is not null then coalesce(nullif(trim(w1_claimno), ''), nullif(trim("FOREIGN_KEY"), '')) end),''),'') || '|' || coalesce(nullif(trim(case when coalesce(nullif(trim((nullif(trim(to_varchar("RESERVPARTY")), ''))),'')) is not null then nullif(trim((nullif(trim(to_varchar("RESERVPARTY")), ''))), '') end),''),'')) AS VARCHAR))), '')) as link_hkey,</w:t>
+              <w:t xml:space="preserve">           MD5_BINARY(NULLIF(UPPER(TRIM(CAST('LNK_CLAIM_PARTY|' || (coalesce(nullif(trim(case when coalesce(nullif(trim(w1_claimno),''), nullif(trim("FOREIGN_KEY"),'')) is not null then coalesce(nullif(trim(w1_claimno), ''), nullif(trim("FOREIGN_KEY"), '')) end),''),'') || '|' || coalesce(nullif(trim(case when nullif(trim((nullif(trim(to_varchar("RESERVPARTY")), ''))),'') is not null then nullif(trim((nullif(trim(to_varchar("RESERVPARTY")), ''))), '') end),''),'')) AS VARCHAR))), '')) as link_hkey,</w:t>
               <w:br/>
               <w:t xml:space="preserve">           MD5_BINARY(NULLIF(UPPER(TRIM(CAST('HUB_CLAIM|' || (nullif(trim(case when coalesce(nullif(trim(w1_claimno),''), nullif(trim("FOREIGN_KEY"),'')) is not null then coalesce(nullif(trim(w1_claimno), ''), nullif(trim("FOREIGN_KEY"), '')) end),'')) AS VARCHAR))), '')) as CLAIM_HKEY,</w:t>
               <w:br/>
-              <w:t xml:space="preserve">           MD5_BINARY(NULLIF(UPPER(TRIM(CAST('HUB_PARTY|' || (nullif(trim(case when coalesce(nullif(trim((nullif(trim(to_varchar("RESERVPARTY")), ''))),'')) is not null then nullif(trim((nullif(trim(to_varchar("RESERVPARTY")), ''))), '') end),'')) AS VARCHAR))), '')) as PARTY_HKEY</w:t>
+              <w:t xml:space="preserve">           MD5_BINARY(NULLIF(UPPER(TRIM(CAST('HUB_PARTY|' || (nullif(trim(case when nullif(trim((nullif(trim(to_varchar("RESERVPARTY")), ''))),'') is not null then nullif(trim((nullif(trim(to_varchar("RESERVPARTY")), ''))), '') end),'')) AS VARCHAR))), '')) as PARTY_HKEY</w:t>
               <w:br/>
               <w:t xml:space="preserve">      from RAW.MAXIMUS_TRAVEL.NONHLTH_TRV_CLM_VW_DATA_CLAIM_DETAILS_CLAIM_RESERVE</w:t>
               <w:br/>
               <w:t xml:space="preserve">     where MD5_BINARY(NULLIF(UPPER(TRIM(CAST('HUB_CLAIM|' || (nullif(trim(case when coalesce(nullif(trim(w1_claimno),''), nullif(trim("FOREIGN_KEY"),'')) is not null then coalesce(nullif(trim(w1_claimno), ''), nullif(trim("FOREIGN_KEY"), '')) end),'')) AS VARCHAR))), '')) is not null</w:t>
               <w:br/>
-              <w:t xml:space="preserve">       and MD5_BINARY(NULLIF(UPPER(TRIM(CAST('HUB_PARTY|' || (nullif(trim(case when coalesce(nullif(trim((nullif(trim(to_varchar("RESERVPARTY")), ''))),'')) is not null then nullif(trim((nullif(trim(to_varchar("RESERVPARTY")), ''))), '') end),'')) AS VARCHAR))), '')) is not null</w:t>
+              <w:t xml:space="preserve">       and MD5_BINARY(NULLIF(UPPER(TRIM(CAST('HUB_PARTY|' || (nullif(trim(case when nullif(trim((nullif(trim(to_varchar("RESERVPARTY")), ''))),'') is not null then nullif(trim((nullif(trim(to_varchar("RESERVPARTY")), ''))), '') end),'')) AS VARCHAR))), '')) is not null</w:t>
               <w:br/>
               <w:t xml:space="preserve">       and (claim_party_bk is not null)</w:t>
               <w:br/>
@@ -1596,17 +1593,17 @@
               <w:br/>
               <w:t xml:space="preserve">    select 'lnkfeed_mt_claim_party &lt;- stg2_mt__clm_clmd_clmpty' as src_feed,</w:t>
               <w:br/>
-              <w:t xml:space="preserve">           MD5_BINARY(NULLIF(UPPER(TRIM(CAST('LNK_CLAIM_PARTY|' || (coalesce(nullif(trim(case when coalesce(nullif(trim(w0_claimno),''), nullif(trim("FOREIGN_KEY"),'')) is not null then coalesce(nullif(trim(w0_claimno), ''), nullif(trim("FOREIGN_KEY"), '')) end),''),'') || '|' || coalesce(nullif(trim(case when coalesce(nullif(trim((nullif(trim(to_varchar("PARTYCODE")), ''))),'')) is not null then nullif(trim((nullif(trim(to_varchar("PARTYCODE")), ''))), '') end),''),'')) AS VARCHAR))), '')) as link_hkey,</w:t>
+              <w:t xml:space="preserve">           MD5_BINARY(NULLIF(UPPER(TRIM(CAST('LNK_CLAIM_PARTY|' || (coalesce(nullif(trim(case when coalesce(nullif(trim(w0_claimno),''), nullif(trim("FOREIGN_KEY"),'')) is not null then coalesce(nullif(trim(w0_claimno), ''), nullif(trim("FOREIGN_KEY"), '')) end),''),'') || '|' || coalesce(nullif(trim(case when nullif(trim((nullif(trim(to_varchar("PARTYCODE")), ''))),'') is not null then nullif(trim((nullif(trim(to_varchar("PARTYCODE")), ''))), '') end),''),'')) AS VARCHAR))), '')) as link_hkey,</w:t>
               <w:br/>
               <w:t xml:space="preserve">           MD5_BINARY(NULLIF(UPPER(TRIM(CAST('HUB_CLAIM|' || (nullif(trim(case when coalesce(nullif(trim(w0_claimno),''), nullif(trim("FOREIGN_KEY"),'')) is not null then coalesce(nullif(trim(w0_claimno), ''), nullif(trim("FOREIGN_KEY"), '')) end),'')) AS VARCHAR))), '')) as CLAIM_HKEY,</w:t>
               <w:br/>
-              <w:t xml:space="preserve">           MD5_BINARY(NULLIF(UPPER(TRIM(CAST('HUB_PARTY|' || (nullif(trim(case when coalesce(nullif(trim((nullif(trim(to_varchar("PARTYCODE")), ''))),'')) is not null then nullif(trim((nullif(trim(to_varchar("PARTYCODE")), ''))), '') end),'')) AS VARCHAR))), '')) as PARTY_HKEY</w:t>
+              <w:t xml:space="preserve">           MD5_BINARY(NULLIF(UPPER(TRIM(CAST('HUB_PARTY|' || (nullif(trim(case when nullif(trim((nullif(trim(to_varchar("PARTYCODE")), ''))),'') is not null then nullif(trim((nullif(trim(to_varchar("PARTYCODE")), ''))), '') end),'')) AS VARCHAR))), '')) as PARTY_HKEY</w:t>
               <w:br/>
               <w:t xml:space="preserve">      from RAW.MAXIMUS_TRAVEL.NONHLTH_TRV_CLM_VW_DATA_CLAIM_DETAILS_CLAIM_PARTY</w:t>
               <w:br/>
               <w:t xml:space="preserve">     where MD5_BINARY(NULLIF(UPPER(TRIM(CAST('HUB_CLAIM|' || (nullif(trim(case when coalesce(nullif(trim(w0_claimno),''), nullif(trim("FOREIGN_KEY"),'')) is not null then coalesce(nullif(trim(w0_claimno), ''), nullif(trim("FOREIGN_KEY"), '')) end),'')) AS VARCHAR))), '')) is not null</w:t>
               <w:br/>
-              <w:t xml:space="preserve">       and MD5_BINARY(NULLIF(UPPER(TRIM(CAST('HUB_PARTY|' || (nullif(trim(case when coalesce(nullif(trim((nullif(trim(to_varchar("PARTYCODE")), ''))),'')) is not null then nullif(trim((nullif(trim(to_varchar("PARTYCODE")), ''))), '') end),'')) AS VARCHAR))), '')) is not null</w:t>
+              <w:t xml:space="preserve">       and MD5_BINARY(NULLIF(UPPER(TRIM(CAST('HUB_PARTY|' || (nullif(trim(case when nullif(trim((nullif(trim(to_varchar("PARTYCODE")), ''))),'') is not null then nullif(trim((nullif(trim(to_varchar("PARTYCODE")), ''))), '') end),'')) AS VARCHAR))), '')) is not null</w:t>
               <w:br/>
               <w:t xml:space="preserve">       and (claim_party_bk is not null)</w:t>
               <w:br/>
@@ -1616,17 +1613,17 @@
               <w:br/>
               <w:t xml:space="preserve">    select 'lnkfeed_mt_claim_party &lt;- stg2_mt__clm_clmd_clmrsk_party' as src_feed,</w:t>
               <w:br/>
-              <w:t xml:space="preserve">           MD5_BINARY(NULLIF(UPPER(TRIM(CAST('LNK_CLAIM_PARTY|' || (coalesce(nullif(trim(case when coalesce(nullif(trim(w0_claimno),''), nullif(trim("FOREIGN_KEY"),'')) is not null then coalesce(nullif(trim(w0_claimno), ''), nullif(trim("FOREIGN_KEY"), '')) end),''),'') || '|' || coalesce(nullif(trim(case when coalesce(nullif(trim((nullif(trim(to_varchar("PARTYCODE")), ''))),'')) is not null then nullif(trim((nullif(trim(to_varchar("PARTYCODE")), ''))), '') end),''),'')) AS VARCHAR))), '')) as link_hkey,</w:t>
+              <w:t xml:space="preserve">           MD5_BINARY(NULLIF(UPPER(TRIM(CAST('LNK_CLAIM_PARTY|' || (coalesce(nullif(trim(case when coalesce(nullif(trim(w0_claimno),''), nullif(trim("FOREIGN_KEY"),'')) is not null then coalesce(nullif(trim(w0_claimno), ''), nullif(trim("FOREIGN_KEY"), '')) end),''),'') || '|' || coalesce(nullif(trim(case when nullif(trim((nullif(trim(to_varchar("PARTYCODE")), ''))),'') is not null then nullif(trim((nullif(trim(to_varchar("PARTYCODE")), ''))), '') end),''),'')) AS VARCHAR))), '')) as link_hkey,</w:t>
               <w:br/>
               <w:t xml:space="preserve">           MD5_BINARY(NULLIF(UPPER(TRIM(CAST('HUB_CLAIM|' || (nullif(trim(case when coalesce(nullif(trim(w0_claimno),''), nullif(trim("FOREIGN_KEY"),'')) is not null then coalesce(nullif(trim(w0_claimno), ''), nullif(trim("FOREIGN_KEY"), '')) end),'')) AS VARCHAR))), '')) as CLAIM_HKEY,</w:t>
               <w:br/>
-              <w:t xml:space="preserve">           MD5_BINARY(NULLIF(UPPER(TRIM(CAST('HUB_PARTY|' || (nullif(trim(case when coalesce(nullif(trim((nullif(trim(to_varchar("PARTYCODE")), ''))),'')) is not null then nullif(trim((nullif(trim(to_varchar("PARTYCODE")), ''))), '') end),'')) AS VARCHAR))), '')) as PARTY_HKEY</w:t>
+              <w:t xml:space="preserve">           MD5_BINARY(NULLIF(UPPER(TRIM(CAST('HUB_PARTY|' || (nullif(trim(case when nullif(trim((nullif(trim(to_varchar("PARTYCODE")), ''))),'') is not null then nullif(trim((nullif(trim(to_varchar("PARTYCODE")), ''))), '') end),'')) AS VARCHAR))), '')) as PARTY_HKEY</w:t>
               <w:br/>
               <w:t xml:space="preserve">      from RAW.MAXIMUS_TRAVEL.NONHLTH_TRV_CLM_VW_DATA_CLAIM_DETAILS_CLAIM_RISK_PARTY</w:t>
               <w:br/>
               <w:t xml:space="preserve">     where MD5_BINARY(NULLIF(UPPER(TRIM(CAST('HUB_CLAIM|' || (nullif(trim(case when coalesce(nullif(trim(w0_claimno),''), nullif(trim("FOREIGN_KEY"),'')) is not null then coalesce(nullif(trim(w0_claimno), ''), nullif(trim("FOREIGN_KEY"), '')) end),'')) AS VARCHAR))), '')) is not null</w:t>
               <w:br/>
-              <w:t xml:space="preserve">       and MD5_BINARY(NULLIF(UPPER(TRIM(CAST('HUB_PARTY|' || (nullif(trim(case when coalesce(nullif(trim((nullif(trim(to_varchar("PARTYCODE")), ''))),'')) is not null then nullif(trim((nullif(trim(to_varchar("PARTYCODE")), ''))), '') end),'')) AS VARCHAR))), '')) is not null</w:t>
+              <w:t xml:space="preserve">       and MD5_BINARY(NULLIF(UPPER(TRIM(CAST('HUB_PARTY|' || (nullif(trim(case when nullif(trim((nullif(trim(to_varchar("PARTYCODE")), ''))),'') is not null then nullif(trim((nullif(trim(to_varchar("PARTYCODE")), ''))), '') end),'')) AS VARCHAR))), '')) is not null</w:t>
               <w:br/>
               <w:t xml:space="preserve">       and (claim_party_bk is not null)</w:t>
               <w:br/>
@@ -1690,17 +1687,17 @@
               <w:br/>
               <w:t xml:space="preserve">    select 'lnkfeed_mt_claim_party &lt;- stg2_mt__clm_clmd_clmap_pv' as src_feed,</w:t>
               <w:br/>
-              <w:t xml:space="preserve">           MD5_BINARY(NULLIF(UPPER(TRIM(CAST('LNK_CLAIM_PARTY|' || (coalesce(nullif(trim(case when coalesce(nullif(trim((nullif(trim(to_varchar("CLAIMNO")), ''))),''), nullif(trim(w0_claimno),''), nullif(trim("FOREIGN_KEY"),'')) is not null then coalesce(nullif(trim((nullif(trim(to_varchar("CLAIMNO")), ''))), ''), nullif(trim(w0_claimno), ''), nullif(trim("FOREIGN_KEY"), '')) end),''),'') || '|' || coalesce(nullif(trim(case when coalesce(nullif(trim((nullif(trim(to_varchar("CLAIM_COURT_PARTY_CODE")), ''))),'')) is not null then nullif(trim((nullif(trim(to_varchar("CLAIM_COURT_PARTY_CODE")), ''))), '') end),''),'')) AS VARCHAR))), '')) as link_hkey,</w:t>
+              <w:t xml:space="preserve">           MD5_BINARY(NULLIF(UPPER(TRIM(CAST('LNK_CLAIM_PARTY|' || (coalesce(nullif(trim(case when coalesce(nullif(trim((nullif(trim(to_varchar("CLAIMNO")), ''))),''), nullif(trim(w0_claimno),''), nullif(trim("FOREIGN_KEY"),'')) is not null then coalesce(nullif(trim((nullif(trim(to_varchar("CLAIMNO")), ''))), ''), nullif(trim(w0_claimno), ''), nullif(trim("FOREIGN_KEY"), '')) end),''),'') || '|' || coalesce(nullif(trim(case when nullif(trim((nullif(trim(to_varchar("CLAIM_COURT_PARTY_CODE")), ''))),'') is not null then nullif(trim((nullif(trim(to_varchar("CLAIM_COURT_PARTY_CODE")), ''))), '') end),''),'')) AS VARCHAR))), '')) as link_hkey,</w:t>
               <w:br/>
               <w:t xml:space="preserve">           MD5_BINARY(NULLIF(UPPER(TRIM(CAST('HUB_CLAIM|' || (nullif(trim(case when coalesce(nullif(trim((nullif(trim(to_varchar("CLAIMNO")), ''))),''), nullif(trim(w0_claimno),''), nullif(trim("FOREIGN_KEY"),'')) is not null then coalesce(nullif(trim((nullif(trim(to_varchar("CLAIMNO")), ''))), ''), nullif(trim(w0_claimno), ''), nullif(trim("FOREIGN_KEY"), '')) end),'')) AS VARCHAR))), '')) as CLAIM_HKEY,</w:t>
               <w:br/>
-              <w:t xml:space="preserve">           MD5_BINARY(NULLIF(UPPER(TRIM(CAST('HUB_PARTY|' || (nullif(trim(case when coalesce(nullif(trim((nullif(trim(to_varchar("CLAIM_COURT_PARTY_CODE")), ''))),'')) is not null then nullif(trim((nullif(trim(to_varchar("CLAIM_COURT_PARTY_CODE")), ''))), '') end),'')) AS VARCHAR))), '')) as PARTY_HKEY</w:t>
+              <w:t xml:space="preserve">           MD5_BINARY(NULLIF(UPPER(TRIM(CAST('HUB_PARTY|' || (nullif(trim(case when nullif(trim((nullif(trim(to_varchar("CLAIM_COURT_PARTY_CODE")), ''))),'') is not null then nullif(trim((nullif(trim(to_varchar("CLAIM_COURT_PARTY_CODE")), ''))), '') end),'')) AS VARCHAR))), '')) as PARTY_HKEY</w:t>
               <w:br/>
               <w:t xml:space="preserve">      from RAW.MAXIMUS_TRAVEL.NONHLTH_TRV_CLM_VW_DATA_CLAIM_DETAILS_CLAIM_ATTRIBUTE_PROPERTIES_PIVOT_VW</w:t>
               <w:br/>
               <w:t xml:space="preserve">     where MD5_BINARY(NULLIF(UPPER(TRIM(CAST('HUB_CLAIM|' || (nullif(trim(case when coalesce(nullif(trim((nullif(trim(to_varchar("CLAIMNO")), ''))),''), nullif(trim(w0_claimno),''), nullif(trim("FOREIGN_KEY"),'')) is not null then coalesce(nullif(trim((nullif(trim(to_varchar("CLAIMNO")), ''))), ''), nullif(trim(w0_claimno), ''), nullif(trim("FOREIGN_KEY"), '')) end),'')) AS VARCHAR))), '')) is not null</w:t>
               <w:br/>
-              <w:t xml:space="preserve">       and MD5_BINARY(NULLIF(UPPER(TRIM(CAST('HUB_PARTY|' || (nullif(trim(case when coalesce(nullif(trim((nullif(trim(to_varchar("CLAIM_COURT_PARTY_CODE")), ''))),'')) is not null then nullif(trim((nullif(trim(to_varchar("CLAIM_COURT_PARTY_CODE")), ''))), '') end),'')) AS VARCHAR))), '')) is not null</w:t>
+              <w:t xml:space="preserve">       and MD5_BINARY(NULLIF(UPPER(TRIM(CAST('HUB_PARTY|' || (nullif(trim(case when nullif(trim((nullif(trim(to_varchar("CLAIM_COURT_PARTY_CODE")), ''))),'') is not null then nullif(trim((nullif(trim(to_varchar("CLAIM_COURT_PARTY_CODE")), ''))), '') end),'')) AS VARCHAR))), '')) is not null</w:t>
               <w:br/>
               <w:t xml:space="preserve">       and (claim_party_bk__claim_court_counterparty is not null)</w:t>
               <w:br/>
@@ -1710,17 +1707,17 @@
               <w:br/>
               <w:t xml:space="preserve">    select 'lnkfeed_mt_claim_party &lt;- stg2_mt__clm_clmd_clmrsk_rska_msp_msd_prop_pv' as src_feed,</w:t>
               <w:br/>
-              <w:t xml:space="preserve">           MD5_BINARY(NULLIF(UPPER(TRIM(CAST('LNK_CLAIM_PARTY|' || (coalesce(nullif(trim(case when coalesce(nullif(trim(w0_claimno),''), nullif(trim("FOREIGN_KEY"),'')) is not null then coalesce(nullif(trim(w0_claimno), ''), nullif(trim("FOREIGN_KEY"), '')) end),''),'') || '|' || coalesce(nullif(trim(case when coalesce(nullif(trim((nullif(trim(to_varchar("CLAIMANT_PARTY_CODE")), ''))),'')) is not null then nullif(trim((nullif(trim(to_varchar("CLAIMANT_PARTY_CODE")), ''))), '') end),''),'')) AS VARCHAR))), '')) as link_hkey,</w:t>
+              <w:t xml:space="preserve">           MD5_BINARY(NULLIF(UPPER(TRIM(CAST('LNK_CLAIM_PARTY|' || (coalesce(nullif(trim(case when coalesce(nullif(trim(w0_claimno),''), nullif(trim("FOREIGN_KEY"),'')) is not null then coalesce(nullif(trim(w0_claimno), ''), nullif(trim("FOREIGN_KEY"), '')) end),''),'') || '|' || coalesce(nullif(trim(case when nullif(trim((nullif(trim(to_varchar("CLAIMANT_PARTY_CODE")), ''))),'') is not null then nullif(trim((nullif(trim(to_varchar("CLAIMANT_PARTY_CODE")), ''))), '') end),''),'')) AS VARCHAR))), '')) as link_hkey,</w:t>
               <w:br/>
               <w:t xml:space="preserve">           MD5_BINARY(NULLIF(UPPER(TRIM(CAST('HUB_CLAIM|' || (nullif(trim(case when coalesce(nullif(trim(w0_claimno),''), nullif(trim("FOREIGN_KEY"),'')) is not null then coalesce(nullif(trim(w0_claimno), ''), nullif(trim("FOREIGN_KEY"), '')) end),'')) AS VARCHAR))), '')) as CLAIM_HKEY,</w:t>
               <w:br/>
-              <w:t xml:space="preserve">           MD5_BINARY(NULLIF(UPPER(TRIM(CAST('HUB_PARTY|' || (nullif(trim(case when coalesce(nullif(trim((nullif(trim(to_varchar("CLAIMANT_PARTY_CODE")), ''))),'')) is not null then nullif(trim((nullif(trim(to_varchar("CLAIMANT_PARTY_CODE")), ''))), '') end),'')) AS VARCHAR))), '')) as PARTY_HKEY</w:t>
+              <w:t xml:space="preserve">           MD5_BINARY(NULLIF(UPPER(TRIM(CAST('HUB_PARTY|' || (nullif(trim(case when nullif(trim((nullif(trim(to_varchar("CLAIMANT_PARTY_CODE")), ''))),'') is not null then nullif(trim((nullif(trim(to_varchar("CLAIMANT_PARTY_CODE")), ''))), '') end),'')) AS VARCHAR))), '')) as PARTY_HKEY</w:t>
               <w:br/>
               <w:t xml:space="preserve">      from RAW.MAXIMUS_TRAVEL.NONHLTH_TRV_CLM_VW_DATA_CLAIM_DETAILS_CLAIM_RISK_RISK_ATTRIBUTE_MULTI_SET_PROPERTY_MULTI_SET_DETAIL_PROPERTY_PIVOT_VW</w:t>
               <w:br/>
               <w:t xml:space="preserve">     where MD5_BINARY(NULLIF(UPPER(TRIM(CAST('HUB_CLAIM|' || (nullif(trim(case when coalesce(nullif(trim(w0_claimno),''), nullif(trim("FOREIGN_KEY"),'')) is not null then coalesce(nullif(trim(w0_claimno), ''), nullif(trim("FOREIGN_KEY"), '')) end),'')) AS VARCHAR))), '')) is not null</w:t>
               <w:br/>
-              <w:t xml:space="preserve">       and MD5_BINARY(NULLIF(UPPER(TRIM(CAST('HUB_PARTY|' || (nullif(trim(case when coalesce(nullif(trim((nullif(trim(to_varchar("CLAIMANT_PARTY_CODE")), ''))),'')) is not null then nullif(trim((nullif(trim(to_varchar("CLAIMANT_PARTY_CODE")), ''))), '') end),'')) AS VARCHAR))), '')) is not null</w:t>
+              <w:t xml:space="preserve">       and MD5_BINARY(NULLIF(UPPER(TRIM(CAST('HUB_PARTY|' || (nullif(trim(case when nullif(trim((nullif(trim(to_varchar("CLAIMANT_PARTY_CODE")), ''))),'') is not null then nullif(trim((nullif(trim(to_varchar("CLAIMANT_PARTY_CODE")), ''))), '') end),'')) AS VARCHAR))), '')) is not null</w:t>
               <w:br/>
               <w:t xml:space="preserve">       and (claim_party_bk__claimant is not null)</w:t>
               <w:br/>
@@ -1730,17 +1727,17 @@
               <w:br/>
               <w:t xml:space="preserve">    select 'lnkfeed_mt_claim_party &lt;- stg2_mt__clm_clmd_clmrsk_rska_msp_msd_prop_pv' as src_feed,</w:t>
               <w:br/>
-              <w:t xml:space="preserve">           MD5_BINARY(NULLIF(UPPER(TRIM(CAST('LNK_CLAIM_PARTY|' || (coalesce(nullif(trim(case when coalesce(nullif(trim(w0_claimno),''), nullif(trim("FOREIGN_KEY"),'')) is not null then coalesce(nullif(trim(w0_claimno), ''), nullif(trim("FOREIGN_KEY"), '')) end),''),'') || '|' || coalesce(nullif(trim(case when coalesce(nullif(trim((nullif(trim(to_varchar("PARTY_NAME_CODE")), ''))),'')) is not null then nullif(trim((nullif(trim(to_varchar("PARTY_NAME_CODE")), ''))), '') end),''),'')) AS VARCHAR))), '')) as link_hkey,</w:t>
+              <w:t xml:space="preserve">           MD5_BINARY(NULLIF(UPPER(TRIM(CAST('LNK_CLAIM_PARTY|' || (coalesce(nullif(trim(case when coalesce(nullif(trim(w0_claimno),''), nullif(trim("FOREIGN_KEY"),'')) is not null then coalesce(nullif(trim(w0_claimno), ''), nullif(trim("FOREIGN_KEY"), '')) end),''),'') || '|' || coalesce(nullif(trim(case when nullif(trim((nullif(trim(to_varchar("PARTY_NAME_CODE")), ''))),'') is not null then nullif(trim((nullif(trim(to_varchar("PARTY_NAME_CODE")), ''))), '') end),''),'')) AS VARCHAR))), '')) as link_hkey,</w:t>
               <w:br/>
               <w:t xml:space="preserve">           MD5_BINARY(NULLIF(UPPER(TRIM(CAST('HUB_CLAIM|' || (nullif(trim(case when coalesce(nullif(trim(w0_claimno),''), nullif(trim("FOREIGN_KEY"),'')) is not null then coalesce(nullif(trim(w0_claimno), ''), nullif(trim("FOREIGN_KEY"), '')) end),'')) AS VARCHAR))), '')) as CLAIM_HKEY,</w:t>
               <w:br/>
-              <w:t xml:space="preserve">           MD5_BINARY(NULLIF(UPPER(TRIM(CAST('HUB_PARTY|' || (nullif(trim(case when coalesce(nullif(trim((nullif(trim(to_varchar("PARTY_NAME_CODE")), ''))),'')) is not null then nullif(trim((nullif(trim(to_varchar("PARTY_NAME_CODE")), ''))), '') end),'')) AS VARCHAR))), '')) as PARTY_HKEY</w:t>
+              <w:t xml:space="preserve">           MD5_BINARY(NULLIF(UPPER(TRIM(CAST('HUB_PARTY|' || (nullif(trim(case when nullif(trim((nullif(trim(to_varchar("PARTY_NAME_CODE")), ''))),'') is not null then nullif(trim((nullif(trim(to_varchar("PARTY_NAME_CODE")), ''))), '') end),'')) AS VARCHAR))), '')) as PARTY_HKEY</w:t>
               <w:br/>
               <w:t xml:space="preserve">      from RAW.MAXIMUS_TRAVEL.NONHLTH_TRV_CLM_VW_DATA_CLAIM_DETAILS_CLAIM_RISK_RISK_ATTRIBUTE_MULTI_SET_PROPERTY_MULTI_SET_DETAIL_PROPERTY_PIVOT_VW</w:t>
               <w:br/>
               <w:t xml:space="preserve">     where MD5_BINARY(NULLIF(UPPER(TRIM(CAST('HUB_CLAIM|' || (nullif(trim(case when coalesce(nullif(trim(w0_claimno),''), nullif(trim("FOREIGN_KEY"),'')) is not null then coalesce(nullif(trim(w0_claimno), ''), nullif(trim("FOREIGN_KEY"), '')) end),'')) AS VARCHAR))), '')) is not null</w:t>
               <w:br/>
-              <w:t xml:space="preserve">       and MD5_BINARY(NULLIF(UPPER(TRIM(CAST('HUB_PARTY|' || (nullif(trim(case when coalesce(nullif(trim((nullif(trim(to_varchar("PARTY_NAME_CODE")), ''))),'')) is not null then nullif(trim((nullif(trim(to_varchar("PARTY_NAME_CODE")), ''))), '') end),'')) AS VARCHAR))), '')) is not null</w:t>
+              <w:t xml:space="preserve">       and MD5_BINARY(NULLIF(UPPER(TRIM(CAST('HUB_PARTY|' || (nullif(trim(case when nullif(trim((nullif(trim(to_varchar("PARTY_NAME_CODE")), ''))),'') is not null then nullif(trim((nullif(trim(to_varchar("PARTY_NAME_CODE")), ''))), '') end),'')) AS VARCHAR))), '')) is not null</w:t>
               <w:br/>
               <w:t xml:space="preserve">       and (claim_party_bk__expense_line_party is not null)</w:t>
               <w:br/>
@@ -1750,17 +1747,17 @@
               <w:br/>
               <w:t xml:space="preserve">    select 'lnkfeed_mt_claim_party &lt;- stg2_mt__clm_clmd_clmrsk_rska_msp_msd_prop_pv' as src_feed,</w:t>
               <w:br/>
-              <w:t xml:space="preserve">           MD5_BINARY(NULLIF(UPPER(TRIM(CAST('LNK_CLAIM_PARTY|' || (coalesce(nullif(trim(case when coalesce(nullif(trim(w0_claimno),''), nullif(trim("FOREIGN_KEY"),'')) is not null then coalesce(nullif(trim(w0_claimno), ''), nullif(trim("FOREIGN_KEY"), '')) end),''),'') || '|' || coalesce(nullif(trim(case when coalesce(nullif(trim((nullif(trim(to_varchar("PAYEE_CODE")), ''))),'')) is not null then nullif(trim((nullif(trim(to_varchar("PAYEE_CODE")), ''))), '') end),''),'')) AS VARCHAR))), '')) as link_hkey,</w:t>
+              <w:t xml:space="preserve">           MD5_BINARY(NULLIF(UPPER(TRIM(CAST('LNK_CLAIM_PARTY|' || (coalesce(nullif(trim(case when coalesce(nullif(trim(w0_claimno),''), nullif(trim("FOREIGN_KEY"),'')) is not null then coalesce(nullif(trim(w0_claimno), ''), nullif(trim("FOREIGN_KEY"), '')) end),''),'') || '|' || coalesce(nullif(trim(case when nullif(trim((nullif(trim(to_varchar("PAYEE_CODE")), ''))),'') is not null then nullif(trim((nullif(trim(to_varchar("PAYEE_CODE")), ''))), '') end),''),'')) AS VARCHAR))), '')) as link_hkey,</w:t>
               <w:br/>
               <w:t xml:space="preserve">           MD5_BINARY(NULLIF(UPPER(TRIM(CAST('HUB_CLAIM|' || (nullif(trim(case when coalesce(nullif(trim(w0_claimno),''), nullif(trim("FOREIGN_KEY"),'')) is not null then coalesce(nullif(trim(w0_claimno), ''), nullif(trim("FOREIGN_KEY"), '')) end),'')) AS VARCHAR))), '')) as CLAIM_HKEY,</w:t>
               <w:br/>
-              <w:t xml:space="preserve">           MD5_BINARY(NULLIF(UPPER(TRIM(CAST('HUB_PARTY|' || (nullif(trim(case when coalesce(nullif(trim((nullif(trim(to_varchar("PAYEE_CODE")), ''))),'')) is not null then nullif(trim((nullif(trim(to_varchar("PAYEE_CODE")), ''))), '') end),'')) AS VARCHAR))), '')) as PARTY_HKEY</w:t>
+              <w:t xml:space="preserve">           MD5_BINARY(NULLIF(UPPER(TRIM(CAST('HUB_PARTY|' || (nullif(trim(case when nullif(trim((nullif(trim(to_varchar("PAYEE_CODE")), ''))),'') is not null then nullif(trim((nullif(trim(to_varchar("PAYEE_CODE")), ''))), '') end),'')) AS VARCHAR))), '')) as PARTY_HKEY</w:t>
               <w:br/>
               <w:t xml:space="preserve">      from RAW.MAXIMUS_TRAVEL.NONHLTH_TRV_CLM_VW_DATA_CLAIM_DETAILS_CLAIM_RISK_RISK_ATTRIBUTE_MULTI_SET_PROPERTY_MULTI_SET_DETAIL_PROPERTY_PIVOT_VW</w:t>
               <w:br/>
               <w:t xml:space="preserve">     where MD5_BINARY(NULLIF(UPPER(TRIM(CAST('HUB_CLAIM|' || (nullif(trim(case when coalesce(nullif(trim(w0_claimno),''), nullif(trim("FOREIGN_KEY"),'')) is not null then coalesce(nullif(trim(w0_claimno), ''), nullif(trim("FOREIGN_KEY"), '')) end),'')) AS VARCHAR))), '')) is not null</w:t>
               <w:br/>
-              <w:t xml:space="preserve">       and MD5_BINARY(NULLIF(UPPER(TRIM(CAST('HUB_PARTY|' || (nullif(trim(case when coalesce(nullif(trim((nullif(trim(to_varchar("PAYEE_CODE")), ''))),'')) is not null then nullif(trim((nullif(trim(to_varchar("PAYEE_CODE")), ''))), '') end),'')) AS VARCHAR))), '')) is not null</w:t>
+              <w:t xml:space="preserve">       and MD5_BINARY(NULLIF(UPPER(TRIM(CAST('HUB_PARTY|' || (nullif(trim(case when nullif(trim((nullif(trim(to_varchar("PAYEE_CODE")), ''))),'') is not null then nullif(trim((nullif(trim(to_varchar("PAYEE_CODE")), ''))), '') end),'')) AS VARCHAR))), '')) is not null</w:t>
               <w:br/>
               <w:t xml:space="preserve">       and (claim_party_bk__payee is not null)</w:t>
               <w:br/>
@@ -1770,17 +1767,17 @@
               <w:br/>
               <w:t xml:space="preserve">    select 'lnkfeed_mt_claim_party &lt;- stg2_mt__clm_clmd_clmrsk_rska_msp_msd_prop_pv' as src_feed,</w:t>
               <w:br/>
-              <w:t xml:space="preserve">           MD5_BINARY(NULLIF(UPPER(TRIM(CAST('LNK_CLAIM_PARTY|' || (coalesce(nullif(trim(case when coalesce(nullif(trim(w0_claimno),''), nullif(trim("FOREIGN_KEY"),'')) is not null then coalesce(nullif(trim(w0_claimno), ''), nullif(trim("FOREIGN_KEY"), '')) end),''),'') || '|' || coalesce(nullif(trim(case when coalesce(nullif(trim((nullif(trim(to_varchar("EXPENSE_PAYEE_PARTY_CODE")), ''))),'')) is not null then nullif(trim((nullif(trim(to_varchar("EXPENSE_PAYEE_PARTY_CODE")), ''))), '') end),''),'')) AS VARCHAR))), '')) as link_hkey,</w:t>
+              <w:t xml:space="preserve">           MD5_BINARY(NULLIF(UPPER(TRIM(CAST('LNK_CLAIM_PARTY|' || (coalesce(nullif(trim(case when coalesce(nullif(trim(w0_claimno),''), nullif(trim("FOREIGN_KEY"),'')) is not null then coalesce(nullif(trim(w0_claimno), ''), nullif(trim("FOREIGN_KEY"), '')) end),''),'') || '|' || coalesce(nullif(trim(case when nullif(trim((nullif(trim(to_varchar("EXPENSE_PAYEE_PARTY_CODE")), ''))),'') is not null then nullif(trim((nullif(trim(to_varchar("EXPENSE_PAYEE_PARTY_CODE")), ''))), '') end),''),'')) AS VARCHAR))), '')) as link_hkey,</w:t>
               <w:br/>
               <w:t xml:space="preserve">           MD5_BINARY(NULLIF(UPPER(TRIM(CAST('HUB_CLAIM|' || (nullif(trim(case when coalesce(nullif(trim(w0_claimno),''), nullif(trim("FOREIGN_KEY"),'')) is not null then coalesce(nullif(trim(w0_claimno), ''), nullif(trim("FOREIGN_KEY"), '')) end),'')) AS VARCHAR))), '')) as CLAIM_HKEY,</w:t>
               <w:br/>
-              <w:t xml:space="preserve">           MD5_BINARY(NULLIF(UPPER(TRIM(CAST('HUB_PARTY|' || (nullif(trim(case when coalesce(nullif(trim((nullif(trim(to_varchar("EXPENSE_PAYEE_PARTY_CODE")), ''))),'')) is not null then nullif(trim((nullif(trim(to_varchar("EXPENSE_PAYEE_PARTY_CODE")), ''))), '') end),'')) AS VARCHAR))), '')) as PARTY_HKEY</w:t>
+              <w:t xml:space="preserve">           MD5_BINARY(NULLIF(UPPER(TRIM(CAST('HUB_PARTY|' || (nullif(trim(case when nullif(trim((nullif(trim(to_varchar("EXPENSE_PAYEE_PARTY_CODE")), ''))),'') is not null then nullif(trim((nullif(trim(to_varchar("EXPENSE_PAYEE_PARTY_CODE")), ''))), '') end),'')) AS VARCHAR))), '')) as PARTY_HKEY</w:t>
               <w:br/>
               <w:t xml:space="preserve">      from RAW.MAXIMUS_TRAVEL.NONHLTH_TRV_CLM_VW_DATA_CLAIM_DETAILS_CLAIM_RISK_RISK_ATTRIBUTE_MULTI_SET_PROPERTY_MULTI_SET_DETAIL_PROPERTY_PIVOT_VW</w:t>
               <w:br/>
               <w:t xml:space="preserve">     where MD5_BINARY(NULLIF(UPPER(TRIM(CAST('HUB_CLAIM|' || (nullif(trim(case when coalesce(nullif(trim(w0_claimno),''), nullif(trim("FOREIGN_KEY"),'')) is not null then coalesce(nullif(trim(w0_claimno), ''), nullif(trim("FOREIGN_KEY"), '')) end),'')) AS VARCHAR))), '')) is not null</w:t>
               <w:br/>
-              <w:t xml:space="preserve">       and MD5_BINARY(NULLIF(UPPER(TRIM(CAST('HUB_PARTY|' || (nullif(trim(case when coalesce(nullif(trim((nullif(trim(to_varchar("EXPENSE_PAYEE_PARTY_CODE")), ''))),'')) is not null then nullif(trim((nullif(trim(to_varchar("EXPENSE_PAYEE_PARTY_CODE")), ''))), '') end),'')) AS VARCHAR))), '')) is not null</w:t>
+              <w:t xml:space="preserve">       and MD5_BINARY(NULLIF(UPPER(TRIM(CAST('HUB_PARTY|' || (nullif(trim(case when nullif(trim((nullif(trim(to_varchar("EXPENSE_PAYEE_PARTY_CODE")), ''))),'') is not null then nullif(trim((nullif(trim(to_varchar("EXPENSE_PAYEE_PARTY_CODE")), ''))), '') end),'')) AS VARCHAR))), '')) is not null</w:t>
               <w:br/>
               <w:t xml:space="preserve">       and (claim_party_bk__expense_payee is not null)</w:t>
               <w:br/>
@@ -1790,17 +1787,17 @@
               <w:br/>
               <w:t xml:space="preserve">    select 'lnkfeed_mt_claim_party &lt;- stg2_mt__clm_clmd_clmrsk_rska_msp_msd_prop_pv' as src_feed,</w:t>
               <w:br/>
-              <w:t xml:space="preserve">           MD5_BINARY(NULLIF(UPPER(TRIM(CAST('LNK_CLAIM_PARTY|' || (coalesce(nullif(trim(case when coalesce(nullif(trim(w0_claimno),''), nullif(trim("FOREIGN_KEY"),'')) is not null then coalesce(nullif(trim(w0_claimno), ''), nullif(trim("FOREIGN_KEY"), '')) end),''),'') || '|' || coalesce(nullif(trim(case when coalesce(nullif(trim((nullif(trim(to_varchar("TDS_CLAIMANT_PARTY_CODE")), ''))),'')) is not null then nullif(trim((nullif(trim(to_varchar("TDS_CLAIMANT_PARTY_CODE")), ''))), '') end),''),'')) AS VARCHAR))), '')) as link_hkey,</w:t>
+              <w:t xml:space="preserve">           MD5_BINARY(NULLIF(UPPER(TRIM(CAST('LNK_CLAIM_PARTY|' || (coalesce(nullif(trim(case when coalesce(nullif(trim(w0_claimno),''), nullif(trim("FOREIGN_KEY"),'')) is not null then coalesce(nullif(trim(w0_claimno), ''), nullif(trim("FOREIGN_KEY"), '')) end),''),'') || '|' || coalesce(nullif(trim(case when nullif(trim((nullif(trim(to_varchar("TDS_CLAIMANT_PARTY_CODE")), ''))),'') is not null then nullif(trim((nullif(trim(to_varchar("TDS_CLAIMANT_PARTY_CODE")), ''))), '') end),''),'')) AS VARCHAR))), '')) as link_hkey,</w:t>
               <w:br/>
               <w:t xml:space="preserve">           MD5_BINARY(NULLIF(UPPER(TRIM(CAST('HUB_CLAIM|' || (nullif(trim(case when coalesce(nullif(trim(w0_claimno),''), nullif(trim("FOREIGN_KEY"),'')) is not null then coalesce(nullif(trim(w0_claimno), ''), nullif(trim("FOREIGN_KEY"), '')) end),'')) AS VARCHAR))), '')) as CLAIM_HKEY,</w:t>
               <w:br/>
-              <w:t xml:space="preserve">           MD5_BINARY(NULLIF(UPPER(TRIM(CAST('HUB_PARTY|' || (nullif(trim(case when coalesce(nullif(trim((nullif(trim(to_varchar("TDS_CLAIMANT_PARTY_CODE")), ''))),'')) is not null then nullif(trim((nullif(trim(to_varchar("TDS_CLAIMANT_PARTY_CODE")), ''))), '') end),'')) AS VARCHAR))), '')) as PARTY_HKEY</w:t>
+              <w:t xml:space="preserve">           MD5_BINARY(NULLIF(UPPER(TRIM(CAST('HUB_PARTY|' || (nullif(trim(case when nullif(trim((nullif(trim(to_varchar("TDS_CLAIMANT_PARTY_CODE")), ''))),'') is not null then nullif(trim((nullif(trim(to_varchar("TDS_CLAIMANT_PARTY_CODE")), ''))), '') end),'')) AS VARCHAR))), '')) as PARTY_HKEY</w:t>
               <w:br/>
               <w:t xml:space="preserve">      from RAW.MAXIMUS_TRAVEL.NONHLTH_TRV_CLM_VW_DATA_CLAIM_DETAILS_CLAIM_RISK_RISK_ATTRIBUTE_MULTI_SET_PROPERTY_MULTI_SET_DETAIL_PROPERTY_PIVOT_VW</w:t>
               <w:br/>
               <w:t xml:space="preserve">     where MD5_BINARY(NULLIF(UPPER(TRIM(CAST('HUB_CLAIM|' || (nullif(trim(case when coalesce(nullif(trim(w0_claimno),''), nullif(trim("FOREIGN_KEY"),'')) is not null then coalesce(nullif(trim(w0_claimno), ''), nullif(trim("FOREIGN_KEY"), '')) end),'')) AS VARCHAR))), '')) is not null</w:t>
               <w:br/>
-              <w:t xml:space="preserve">       and MD5_BINARY(NULLIF(UPPER(TRIM(CAST('HUB_PARTY|' || (nullif(trim(case when coalesce(nullif(trim((nullif(trim(to_varchar("TDS_CLAIMANT_PARTY_CODE")), ''))),'')) is not null then nullif(trim((nullif(trim(to_varchar("TDS_CLAIMANT_PARTY_CODE")), ''))), '') end),'')) AS VARCHAR))), '')) is not null</w:t>
+              <w:t xml:space="preserve">       and MD5_BINARY(NULLIF(UPPER(TRIM(CAST('HUB_PARTY|' || (nullif(trim(case when nullif(trim((nullif(trim(to_varchar("TDS_CLAIMANT_PARTY_CODE")), ''))),'') is not null then nullif(trim((nullif(trim(to_varchar("TDS_CLAIMANT_PARTY_CODE")), ''))), '') end),'')) AS VARCHAR))), '')) is not null</w:t>
               <w:br/>
               <w:t xml:space="preserve">       and (claim_party_bk__tds_deductee is not null)</w:t>
               <w:br/>
@@ -1810,17 +1807,17 @@
               <w:br/>
               <w:t xml:space="preserve">    select 'lnkfeed_mt_claim_party &lt;- stg2_mt__clm_clmd_clmpay' as src_feed,</w:t>
               <w:br/>
-              <w:t xml:space="preserve">           MD5_BINARY(NULLIF(UPPER(TRIM(CAST('LNK_CLAIM_PARTY|' || (coalesce(nullif(trim(case when coalesce(nullif(trim(w0_claimno),''), nullif(trim("FOREIGN_KEY"),'')) is not null then coalesce(nullif(trim(w0_claimno), ''), nullif(trim("FOREIGN_KEY"), '')) end),''),'') || '|' || coalesce(nullif(trim(case when coalesce(nullif(trim((nullif(trim(to_varchar("PAYMENTPARTYCODE")), ''))),'')) is not null then nullif(trim((nullif(trim(to_varchar("PAYMENTPARTYCODE")), ''))), '') end),''),'')) AS VARCHAR))), '')) as link_hkey,</w:t>
+              <w:t xml:space="preserve">           MD5_BINARY(NULLIF(UPPER(TRIM(CAST('LNK_CLAIM_PARTY|' || (coalesce(nullif(trim(case when coalesce(nullif(trim(w0_claimno),''), nullif(trim("FOREIGN_KEY"),'')) is not null then coalesce(nullif(trim(w0_claimno), ''), nullif(trim("FOREIGN_KEY"), '')) end),''),'') || '|' || coalesce(nullif(trim(case when nullif(trim((nullif(trim(to_varchar("PAYMENTPARTYCODE")), ''))),'') is not null then nullif(trim((nullif(trim(to_varchar("PAYMENTPARTYCODE")), ''))), '') end),''),'')) AS VARCHAR))), '')) as link_hkey,</w:t>
               <w:br/>
               <w:t xml:space="preserve">           MD5_BINARY(NULLIF(UPPER(TRIM(CAST('HUB_CLAIM|' || (nullif(trim(case when coalesce(nullif(trim(w0_claimno),''), nullif(trim("FOREIGN_KEY"),'')) is not null then coalesce(nullif(trim(w0_claimno), ''), nullif(trim("FOREIGN_KEY"), '')) end),'')) AS VARCHAR))), '')) as CLAIM_HKEY,</w:t>
               <w:br/>
-              <w:t xml:space="preserve">           MD5_BINARY(NULLIF(UPPER(TRIM(CAST('HUB_PARTY|' || (nullif(trim(case when coalesce(nullif(trim((nullif(trim(to_varchar("PAYMENTPARTYCODE")), ''))),'')) is not null then nullif(trim((nullif(trim(to_varchar("PAYMENTPARTYCODE")), ''))), '') end),'')) AS VARCHAR))), '')) as PARTY_HKEY</w:t>
+              <w:t xml:space="preserve">           MD5_BINARY(NULLIF(UPPER(TRIM(CAST('HUB_PARTY|' || (nullif(trim(case when nullif(trim((nullif(trim(to_varchar("PAYMENTPARTYCODE")), ''))),'') is not null then nullif(trim((nullif(trim(to_varchar("PAYMENTPARTYCODE")), ''))), '') end),'')) AS VARCHAR))), '')) as PARTY_HKEY</w:t>
               <w:br/>
               <w:t xml:space="preserve">      from RAW.MAXIMUS_TRAVEL.NONHLTH_TRV_CLM_VW_DATA_CLAIM_DETAILS_CLAIM_PAYMENT</w:t>
               <w:br/>
               <w:t xml:space="preserve">     where MD5_BINARY(NULLIF(UPPER(TRIM(CAST('HUB_CLAIM|' || (nullif(trim(case when coalesce(nullif(trim(w0_claimno),''), nullif(trim("FOREIGN_KEY"),'')) is not null then coalesce(nullif(trim(w0_claimno), ''), nullif(trim("FOREIGN_KEY"), '')) end),'')) AS VARCHAR))), '')) is not null</w:t>
               <w:br/>
-              <w:t xml:space="preserve">       and MD5_BINARY(NULLIF(UPPER(TRIM(CAST('HUB_PARTY|' || (nullif(trim(case when coalesce(nullif(trim((nullif(trim(to_varchar("PAYMENTPARTYCODE")), ''))),'')) is not null then nullif(trim((nullif(trim(to_varchar("PAYMENTPARTYCODE")), ''))), '') end),'')) AS VARCHAR))), '')) is not null</w:t>
+              <w:t xml:space="preserve">       and MD5_BINARY(NULLIF(UPPER(TRIM(CAST('HUB_PARTY|' || (nullif(trim(case when nullif(trim((nullif(trim(to_varchar("PAYMENTPARTYCODE")), ''))),'') is not null then nullif(trim((nullif(trim(to_varchar("PAYMENTPARTYCODE")), ''))), '') end),'')) AS VARCHAR))), '')) is not null</w:t>
               <w:br/>
               <w:t xml:space="preserve">       and (claim_party_bk__claim_payee is not null)</w:t>
               <w:br/>
@@ -1830,17 +1827,17 @@
               <w:br/>
               <w:t xml:space="preserve">    select 'lnkfeed_mt_claim_party &lt;- stg2_mt__clm_clmd_claim_reserve' as src_feed,</w:t>
               <w:br/>
-              <w:t xml:space="preserve">           MD5_BINARY(NULLIF(UPPER(TRIM(CAST('LNK_CLAIM_PARTY|' || (coalesce(nullif(trim(case when coalesce(nullif(trim(w1_claimno),''), nullif(trim("FOREIGN_KEY"),'')) is not null then coalesce(nullif(trim(w1_claimno), ''), nullif(trim("FOREIGN_KEY"), '')) end),''),'') || '|' || coalesce(nullif(trim(case when coalesce(nullif(trim((nullif(trim(to_varchar("RESERVPARTY")), ''))),'')) is not null then nullif(trim((nullif(trim(to_varchar("RESERVPARTY")), ''))), '') end),''),'')) AS VARCHAR))), '')) as link_hkey,</w:t>
+              <w:t xml:space="preserve">           MD5_BINARY(NULLIF(UPPER(TRIM(CAST('LNK_CLAIM_PARTY|' || (coalesce(nullif(trim(case when coalesce(nullif(trim(w1_claimno),''), nullif(trim("FOREIGN_KEY"),'')) is not null then coalesce(nullif(trim(w1_claimno), ''), nullif(trim("FOREIGN_KEY"), '')) end),''),'') || '|' || coalesce(nullif(trim(case when nullif(trim((nullif(trim(to_varchar("RESERVPARTY")), ''))),'') is not null then nullif(trim((nullif(trim(to_varchar("RESERVPARTY")), ''))), '') end),''),'')) AS VARCHAR))), '')) as link_hkey,</w:t>
               <w:br/>
               <w:t xml:space="preserve">           MD5_BINARY(NULLIF(UPPER(TRIM(CAST('HUB_CLAIM|' || (nullif(trim(case when coalesce(nullif(trim(w1_claimno),''), nullif(trim("FOREIGN_KEY"),'')) is not null then coalesce(nullif(trim(w1_claimno), ''), nullif(trim("FOREIGN_KEY"), '')) end),'')) AS VARCHAR))), '')) as CLAIM_HKEY,</w:t>
               <w:br/>
-              <w:t xml:space="preserve">           MD5_BINARY(NULLIF(UPPER(TRIM(CAST('HUB_PARTY|' || (nullif(trim(case when coalesce(nullif(trim((nullif(trim(to_varchar("RESERVPARTY")), ''))),'')) is not null then nullif(trim((nullif(trim(to_varchar("RESERVPARTY")), ''))), '') end),'')) AS VARCHAR))), '')) as PARTY_HKEY</w:t>
+              <w:t xml:space="preserve">           MD5_BINARY(NULLIF(UPPER(TRIM(CAST('HUB_PARTY|' || (nullif(trim(case when nullif(trim((nullif(trim(to_varchar("RESERVPARTY")), ''))),'') is not null then nullif(trim((nullif(trim(to_varchar("RESERVPARTY")), ''))), '') end),'')) AS VARCHAR))), '')) as PARTY_HKEY</w:t>
               <w:br/>
               <w:t xml:space="preserve">      from RAW.MAXIMUS_TRAVEL.NONHLTH_TRV_CLM_VW_DATA_CLAIM_DETAILS_CLAIM_RESERVE</w:t>
               <w:br/>
               <w:t xml:space="preserve">     where MD5_BINARY(NULLIF(UPPER(TRIM(CAST('HUB_CLAIM|' || (nullif(trim(case when coalesce(nullif(trim(w1_claimno),''), nullif(trim("FOREIGN_KEY"),'')) is not null then coalesce(nullif(trim(w1_claimno), ''), nullif(trim("FOREIGN_KEY"), '')) end),'')) AS VARCHAR))), '')) is not null</w:t>
               <w:br/>
-              <w:t xml:space="preserve">       and MD5_BINARY(NULLIF(UPPER(TRIM(CAST('HUB_PARTY|' || (nullif(trim(case when coalesce(nullif(trim((nullif(trim(to_varchar("RESERVPARTY")), ''))),'')) is not null then nullif(trim((nullif(trim(to_varchar("RESERVPARTY")), ''))), '') end),'')) AS VARCHAR))), '')) is not null</w:t>
+              <w:t xml:space="preserve">       and MD5_BINARY(NULLIF(UPPER(TRIM(CAST('HUB_PARTY|' || (nullif(trim(case when nullif(trim((nullif(trim(to_varchar("RESERVPARTY")), ''))),'') is not null then nullif(trim((nullif(trim(to_varchar("RESERVPARTY")), ''))), '') end),'')) AS VARCHAR))), '')) is not null</w:t>
               <w:br/>
               <w:t xml:space="preserve">       and (claim_party_bk is not null)</w:t>
               <w:br/>
@@ -1850,17 +1847,17 @@
               <w:br/>
               <w:t xml:space="preserve">    select 'lnkfeed_mt_claim_party &lt;- stg2_mt__clm_clmd_clmpty' as src_feed,</w:t>
               <w:br/>
-              <w:t xml:space="preserve">           MD5_BINARY(NULLIF(UPPER(TRIM(CAST('LNK_CLAIM_PARTY|' || (coalesce(nullif(trim(case when coalesce(nullif(trim(w0_claimno),''), nullif(trim("FOREIGN_KEY"),'')) is not null then coalesce(nullif(trim(w0_claimno), ''), nullif(trim("FOREIGN_KEY"), '')) end),''),'') || '|' || coalesce(nullif(trim(case when coalesce(nullif(trim((nullif(trim(to_varchar("PARTYCODE")), ''))),'')) is not null then nullif(trim((nullif(trim(to_varchar("PARTYCODE")), ''))), '') end),''),'')) AS VARCHAR))), '')) as link_hkey,</w:t>
+              <w:t xml:space="preserve">           MD5_BINARY(NULLIF(UPPER(TRIM(CAST('LNK_CLAIM_PARTY|' || (coalesce(nullif(trim(case when coalesce(nullif(trim(w0_claimno),''), nullif(trim("FOREIGN_KEY"),'')) is not null then coalesce(nullif(trim(w0_claimno), ''), nullif(trim("FOREIGN_KEY"), '')) end),''),'') || '|' || coalesce(nullif(trim(case when nullif(trim((nullif(trim(to_varchar("PARTYCODE")), ''))),'') is not null then nullif(trim((nullif(trim(to_varchar("PARTYCODE")), ''))), '') end),''),'')) AS VARCHAR))), '')) as link_hkey,</w:t>
               <w:br/>
               <w:t xml:space="preserve">           MD5_BINARY(NULLIF(UPPER(TRIM(CAST('HUB_CLAIM|' || (nullif(trim(case when coalesce(nullif(trim(w0_claimno),''), nullif(trim("FOREIGN_KEY"),'')) is not null then coalesce(nullif(trim(w0_claimno), ''), nullif(trim("FOREIGN_KEY"), '')) end),'')) AS VARCHAR))), '')) as CLAIM_HKEY,</w:t>
               <w:br/>
-              <w:t xml:space="preserve">           MD5_BINARY(NULLIF(UPPER(TRIM(CAST('HUB_PARTY|' || (nullif(trim(case when coalesce(nullif(trim((nullif(trim(to_varchar("PARTYCODE")), ''))),'')) is not null then nullif(trim((nullif(trim(to_varchar("PARTYCODE")), ''))), '') end),'')) AS VARCHAR))), '')) as PARTY_HKEY</w:t>
+              <w:t xml:space="preserve">           MD5_BINARY(NULLIF(UPPER(TRIM(CAST('HUB_PARTY|' || (nullif(trim(case when nullif(trim((nullif(trim(to_varchar("PARTYCODE")), ''))),'') is not null then nullif(trim((nullif(trim(to_varchar("PARTYCODE")), ''))), '') end),'')) AS VARCHAR))), '')) as PARTY_HKEY</w:t>
               <w:br/>
               <w:t xml:space="preserve">      from RAW.MAXIMUS_TRAVEL.NONHLTH_TRV_CLM_VW_DATA_CLAIM_DETAILS_CLAIM_PARTY</w:t>
               <w:br/>
               <w:t xml:space="preserve">     where MD5_BINARY(NULLIF(UPPER(TRIM(CAST('HUB_CLAIM|' || (nullif(trim(case when coalesce(nullif(trim(w0_claimno),''), nullif(trim("FOREIGN_KEY"),'')) is not null then coalesce(nullif(trim(w0_claimno), ''), nullif(trim("FOREIGN_KEY"), '')) end),'')) AS VARCHAR))), '')) is not null</w:t>
               <w:br/>
-              <w:t xml:space="preserve">       and MD5_BINARY(NULLIF(UPPER(TRIM(CAST('HUB_PARTY|' || (nullif(trim(case when coalesce(nullif(trim((nullif(trim(to_varchar("PARTYCODE")), ''))),'')) is not null then nullif(trim((nullif(trim(to_varchar("PARTYCODE")), ''))), '') end),'')) AS VARCHAR))), '')) is not null</w:t>
+              <w:t xml:space="preserve">       and MD5_BINARY(NULLIF(UPPER(TRIM(CAST('HUB_PARTY|' || (nullif(trim(case when nullif(trim((nullif(trim(to_varchar("PARTYCODE")), ''))),'') is not null then nullif(trim((nullif(trim(to_varchar("PARTYCODE")), ''))), '') end),'')) AS VARCHAR))), '')) is not null</w:t>
               <w:br/>
               <w:t xml:space="preserve">       and (claim_party_bk is not null)</w:t>
               <w:br/>
@@ -1870,17 +1867,17 @@
               <w:br/>
               <w:t xml:space="preserve">    select 'lnkfeed_mt_claim_party &lt;- stg2_mt__clm_clmd_clmrsk_party' as src_feed,</w:t>
               <w:br/>
-              <w:t xml:space="preserve">           MD5_BINARY(NULLIF(UPPER(TRIM(CAST('LNK_CLAIM_PARTY|' || (coalesce(nullif(trim(case when coalesce(nullif(trim(w0_claimno),''), nullif(trim("FOREIGN_KEY"),'')) is not null then coalesce(nullif(trim(w0_claimno), ''), nullif(trim("FOREIGN_KEY"), '')) end),''),'') || '|' || coalesce(nullif(trim(case when coalesce(nullif(trim((nullif(trim(to_varchar("PARTYCODE")), ''))),'')) is not null then nullif(trim((nullif(trim(to_varchar("PARTYCODE")), ''))), '') end),''),'')) AS VARCHAR))), '')) as link_hkey,</w:t>
+              <w:t xml:space="preserve">           MD5_BINARY(NULLIF(UPPER(TRIM(CAST('LNK_CLAIM_PARTY|' || (coalesce(nullif(trim(case when coalesce(nullif(trim(w0_claimno),''), nullif(trim("FOREIGN_KEY"),'')) is not null then coalesce(nullif(trim(w0_claimno), ''), nullif(trim("FOREIGN_KEY"), '')) end),''),'') || '|' || coalesce(nullif(trim(case when nullif(trim((nullif(trim(to_varchar("PARTYCODE")), ''))),'') is not null then nullif(trim((nullif(trim(to_varchar("PARTYCODE")), ''))), '') end),''),'')) AS VARCHAR))), '')) as link_hkey,</w:t>
               <w:br/>
               <w:t xml:space="preserve">           MD5_BINARY(NULLIF(UPPER(TRIM(CAST('HUB_CLAIM|' || (nullif(trim(case when coalesce(nullif(trim(w0_claimno),''), nullif(trim("FOREIGN_KEY"),'')) is not null then coalesce(nullif(trim(w0_claimno), ''), nullif(trim("FOREIGN_KEY"), '')) end),'')) AS VARCHAR))), '')) as CLAIM_HKEY,</w:t>
               <w:br/>
-              <w:t xml:space="preserve">           MD5_BINARY(NULLIF(UPPER(TRIM(CAST('HUB_PARTY|' || (nullif(trim(case when coalesce(nullif(trim((nullif(trim(to_varchar("PARTYCODE")), ''))),'')) is not null then nullif(trim((nullif(trim(to_varchar("PARTYCODE")), ''))), '') end),'')) AS VARCHAR))), '')) as PARTY_HKEY</w:t>
+              <w:t xml:space="preserve">           MD5_BINARY(NULLIF(UPPER(TRIM(CAST('HUB_PARTY|' || (nullif(trim(case when nullif(trim((nullif(trim(to_varchar("PARTYCODE")), ''))),'') is not null then nullif(trim((nullif(trim(to_varchar("PARTYCODE")), ''))), '') end),'')) AS VARCHAR))), '')) as PARTY_HKEY</w:t>
               <w:br/>
               <w:t xml:space="preserve">      from RAW.MAXIMUS_TRAVEL.NONHLTH_TRV_CLM_VW_DATA_CLAIM_DETAILS_CLAIM_RISK_PARTY</w:t>
               <w:br/>
               <w:t xml:space="preserve">     where MD5_BINARY(NULLIF(UPPER(TRIM(CAST('HUB_CLAIM|' || (nullif(trim(case when coalesce(nullif(trim(w0_claimno),''), nullif(trim("FOREIGN_KEY"),'')) is not null then coalesce(nullif(trim(w0_claimno), ''), nullif(trim("FOREIGN_KEY"), '')) end),'')) AS VARCHAR))), '')) is not null</w:t>
               <w:br/>
-              <w:t xml:space="preserve">       and MD5_BINARY(NULLIF(UPPER(TRIM(CAST('HUB_PARTY|' || (nullif(trim(case when coalesce(nullif(trim((nullif(trim(to_varchar("PARTYCODE")), ''))),'')) is not null then nullif(trim((nullif(trim(to_varchar("PARTYCODE")), ''))), '') end),'')) AS VARCHAR))), '')) is not null</w:t>
+              <w:t xml:space="preserve">       and MD5_BINARY(NULLIF(UPPER(TRIM(CAST('HUB_PARTY|' || (nullif(trim(case when nullif(trim((nullif(trim(to_varchar("PARTYCODE")), ''))),'') is not null then nullif(trim((nullif(trim(to_varchar("PARTYCODE")), ''))), '') end),'')) AS VARCHAR))), '')) is not null</w:t>
               <w:br/>
               <w:t xml:space="preserve">       and (claim_party_bk is not null)</w:t>
               <w:br/>
@@ -1956,9 +1953,6 @@
       </w:pPr>
       <w:r>
         <w:t xml:space="preserve">2. MAXIMUS — LINK_CLAIM_PARTY -- (b) orphan links (link FK -&gt; hub)</w:t>
-      </w:r>
-      <w:r>
-        <w:t xml:space="preserve">  [M1]</w:t>
       </w:r>
     </w:p>
     <w:tbl>
@@ -2280,9 +2274,6 @@
       <w:r>
         <w:t xml:space="preserve">3. MAXIMUS — LINK_CLAIM_PARTY -- (c) unexpected links (link -&gt; RAW)</w:t>
       </w:r>
-      <w:r>
-        <w:t xml:space="preserve">  [M1]</w:t>
-      </w:r>
     </w:p>
     <w:tbl>
       <w:tblPr>
@@ -2508,17 +2499,17 @@
               <w:br/>
               <w:t xml:space="preserve">    -- via lnkfeed_mt_claim_party &lt;- stg2_mt__clm_clmd_clmap_pv</w:t>
               <w:br/>
-              <w:t xml:space="preserve">    select MD5_BINARY(NULLIF(UPPER(TRIM(CAST('LNK_CLAIM_PARTY|' || (coalesce(nullif(trim(case when coalesce(nullif(trim((nullif(trim(to_varchar("CLAIMNO")), ''))),''), nullif(trim(w0_claimno),''), nullif(trim("FOREIGN_KEY"),'')) is not null then coalesce(nullif(trim((nullif(trim(to_varchar("CLAIMNO")), ''))), ''), nullif(trim(w0_claimno), ''), nullif(trim("FOREIGN_KEY"), '')) end),''),'') || '|' || coalesce(nullif(trim(case when coalesce(nullif(trim((nullif(trim(to_varchar("CLAIM_COURT_PARTY_CODE")), ''))),'')) is not null then nullif(trim((nullif(trim(to_varchar("CLAIM_COURT_PARTY_CODE")), ''))), '') end),''),'')) AS VARCHAR))), '')) as link_hkey,</w:t>
+              <w:t xml:space="preserve">    select MD5_BINARY(NULLIF(UPPER(TRIM(CAST('LNK_CLAIM_PARTY|' || (coalesce(nullif(trim(case when coalesce(nullif(trim((nullif(trim(to_varchar("CLAIMNO")), ''))),''), nullif(trim(w0_claimno),''), nullif(trim("FOREIGN_KEY"),'')) is not null then coalesce(nullif(trim((nullif(trim(to_varchar("CLAIMNO")), ''))), ''), nullif(trim(w0_claimno), ''), nullif(trim("FOREIGN_KEY"), '')) end),''),'') || '|' || coalesce(nullif(trim(case when nullif(trim((nullif(trim(to_varchar("CLAIM_COURT_PARTY_CODE")), ''))),'') is not null then nullif(trim((nullif(trim(to_varchar("CLAIM_COURT_PARTY_CODE")), ''))), '') end),''),'')) AS VARCHAR))), '')) as link_hkey,</w:t>
               <w:br/>
               <w:t xml:space="preserve">           MD5_BINARY(NULLIF(UPPER(TRIM(CAST('HUB_CLAIM|' || (nullif(trim(case when coalesce(nullif(trim((nullif(trim(to_varchar("CLAIMNO")), ''))),''), nullif(trim(w0_claimno),''), nullif(trim("FOREIGN_KEY"),'')) is not null then coalesce(nullif(trim((nullif(trim(to_varchar("CLAIMNO")), ''))), ''), nullif(trim(w0_claimno), ''), nullif(trim("FOREIGN_KEY"), '')) end),'')) AS VARCHAR))), '')) as CLAIM_HKEY,</w:t>
               <w:br/>
-              <w:t xml:space="preserve">           MD5_BINARY(NULLIF(UPPER(TRIM(CAST('HUB_PARTY|' || (nullif(trim(case when coalesce(nullif(trim((nullif(trim(to_varchar("CLAIM_COURT_PARTY_CODE")), ''))),'')) is not null then nullif(trim((nullif(trim(to_varchar("CLAIM_COURT_PARTY_CODE")), ''))), '') end),'')) AS VARCHAR))), '')) as PARTY_HKEY</w:t>
+              <w:t xml:space="preserve">           MD5_BINARY(NULLIF(UPPER(TRIM(CAST('HUB_PARTY|' || (nullif(trim(case when nullif(trim((nullif(trim(to_varchar("CLAIM_COURT_PARTY_CODE")), ''))),'') is not null then nullif(trim((nullif(trim(to_varchar("CLAIM_COURT_PARTY_CODE")), ''))), '') end),'')) AS VARCHAR))), '')) as PARTY_HKEY</w:t>
               <w:br/>
               <w:t xml:space="preserve">      from RAW.MAXIMUS_TRAVEL.NONHLTH_TRV_CLM_VW_DATA_CLAIM_DETAILS_CLAIM_ATTRIBUTE_PROPERTIES_PIVOT_VW</w:t>
               <w:br/>
               <w:t xml:space="preserve">     where MD5_BINARY(NULLIF(UPPER(TRIM(CAST('HUB_CLAIM|' || (nullif(trim(case when coalesce(nullif(trim((nullif(trim(to_varchar("CLAIMNO")), ''))),''), nullif(trim(w0_claimno),''), nullif(trim("FOREIGN_KEY"),'')) is not null then coalesce(nullif(trim((nullif(trim(to_varchar("CLAIMNO")), ''))), ''), nullif(trim(w0_claimno), ''), nullif(trim("FOREIGN_KEY"), '')) end),'')) AS VARCHAR))), '')) is not null</w:t>
               <w:br/>
-              <w:t xml:space="preserve">       and MD5_BINARY(NULLIF(UPPER(TRIM(CAST('HUB_PARTY|' || (nullif(trim(case when coalesce(nullif(trim((nullif(trim(to_varchar("CLAIM_COURT_PARTY_CODE")), ''))),'')) is not null then nullif(trim((nullif(trim(to_varchar("CLAIM_COURT_PARTY_CODE")), ''))), '') end),'')) AS VARCHAR))), '')) is not null</w:t>
+              <w:t xml:space="preserve">       and MD5_BINARY(NULLIF(UPPER(TRIM(CAST('HUB_PARTY|' || (nullif(trim(case when nullif(trim((nullif(trim(to_varchar("CLAIM_COURT_PARTY_CODE")), ''))),'') is not null then nullif(trim((nullif(trim(to_varchar("CLAIM_COURT_PARTY_CODE")), ''))), '') end),'')) AS VARCHAR))), '')) is not null</w:t>
               <w:br/>
               <w:t xml:space="preserve">       and (claim_party_bk__claim_court_counterparty is not null)</w:t>
               <w:br/>
@@ -2526,17 +2517,17 @@
               <w:br/>
               <w:t xml:space="preserve">    -- via lnkfeed_mt_claim_party &lt;- stg2_mt__clm_clmd_clmrsk_rska_msp_msd_prop_pv</w:t>
               <w:br/>
-              <w:t xml:space="preserve">    select MD5_BINARY(NULLIF(UPPER(TRIM(CAST('LNK_CLAIM_PARTY|' || (coalesce(nullif(trim(case when coalesce(nullif(trim(w0_claimno),''), nullif(trim("FOREIGN_KEY"),'')) is not null then coalesce(nullif(trim(w0_claimno), ''), nullif(trim("FOREIGN_KEY"), '')) end),''),'') || '|' || coalesce(nullif(trim(case when coalesce(nullif(trim((nullif(trim(to_varchar("CLAIMANT_PARTY_CODE")), ''))),'')) is not null then nullif(trim((nullif(trim(to_varchar("CLAIMANT_PARTY_CODE")), ''))), '') end),''),'')) AS VARCHAR))), '')) as link_hkey,</w:t>
+              <w:t xml:space="preserve">    select MD5_BINARY(NULLIF(UPPER(TRIM(CAST('LNK_CLAIM_PARTY|' || (coalesce(nullif(trim(case when coalesce(nullif(trim(w0_claimno),''), nullif(trim("FOREIGN_KEY"),'')) is not null then coalesce(nullif(trim(w0_claimno), ''), nullif(trim("FOREIGN_KEY"), '')) end),''),'') || '|' || coalesce(nullif(trim(case when nullif(trim((nullif(trim(to_varchar("CLAIMANT_PARTY_CODE")), ''))),'') is not null then nullif(trim((nullif(trim(to_varchar("CLAIMANT_PARTY_CODE")), ''))), '') end),''),'')) AS VARCHAR))), '')) as link_hkey,</w:t>
               <w:br/>
               <w:t xml:space="preserve">           MD5_BINARY(NULLIF(UPPER(TRIM(CAST('HUB_CLAIM|' || (nullif(trim(case when coalesce(nullif(trim(w0_claimno),''), nullif(trim("FOREIGN_KEY"),'')) is not null then coalesce(nullif(trim(w0_claimno), ''), nullif(trim("FOREIGN_KEY"), '')) end),'')) AS VARCHAR))), '')) as CLAIM_HKEY,</w:t>
               <w:br/>
-              <w:t xml:space="preserve">           MD5_BINARY(NULLIF(UPPER(TRIM(CAST('HUB_PARTY|' || (nullif(trim(case when coalesce(nullif(trim((nullif(trim(to_varchar("CLAIMANT_PARTY_CODE")), ''))),'')) is not null then nullif(trim((nullif(trim(to_varchar("CLAIMANT_PARTY_CODE")), ''))), '') end),'')) AS VARCHAR))), '')) as PARTY_HKEY</w:t>
+              <w:t xml:space="preserve">           MD5_BINARY(NULLIF(UPPER(TRIM(CAST('HUB_PARTY|' || (nullif(trim(case when nullif(trim((nullif(trim(to_varchar("CLAIMANT_PARTY_CODE")), ''))),'') is not null then nullif(trim((nullif(trim(to_varchar("CLAIMANT_PARTY_CODE")), ''))), '') end),'')) AS VARCHAR))), '')) as PARTY_HKEY</w:t>
               <w:br/>
               <w:t xml:space="preserve">      from RAW.MAXIMUS_TRAVEL.NONHLTH_TRV_CLM_VW_DATA_CLAIM_DETAILS_CLAIM_RISK_RISK_ATTRIBUTE_MULTI_SET_PROPERTY_MULTI_SET_DETAIL_PROPERTY_PIVOT_VW</w:t>
               <w:br/>
               <w:t xml:space="preserve">     where MD5_BINARY(NULLIF(UPPER(TRIM(CAST('HUB_CLAIM|' || (nullif(trim(case when coalesce(nullif(trim(w0_claimno),''), nullif(trim("FOREIGN_KEY"),'')) is not null then coalesce(nullif(trim(w0_claimno), ''), nullif(trim("FOREIGN_KEY"), '')) end),'')) AS VARCHAR))), '')) is not null</w:t>
               <w:br/>
-              <w:t xml:space="preserve">       and MD5_BINARY(NULLIF(UPPER(TRIM(CAST('HUB_PARTY|' || (nullif(trim(case when coalesce(nullif(trim((nullif(trim(to_varchar("CLAIMANT_PARTY_CODE")), ''))),'')) is not null then nullif(trim((nullif(trim(to_varchar("CLAIMANT_PARTY_CODE")), ''))), '') end),'')) AS VARCHAR))), '')) is not null</w:t>
+              <w:t xml:space="preserve">       and MD5_BINARY(NULLIF(UPPER(TRIM(CAST('HUB_PARTY|' || (nullif(trim(case when nullif(trim((nullif(trim(to_varchar("CLAIMANT_PARTY_CODE")), ''))),'') is not null then nullif(trim((nullif(trim(to_varchar("CLAIMANT_PARTY_CODE")), ''))), '') end),'')) AS VARCHAR))), '')) is not null</w:t>
               <w:br/>
               <w:t xml:space="preserve">       and (claim_party_bk__claimant is not null)</w:t>
               <w:br/>
@@ -2544,17 +2535,17 @@
               <w:br/>
               <w:t xml:space="preserve">    -- via lnkfeed_mt_claim_party &lt;- stg2_mt__clm_clmd_clmrsk_rska_msp_msd_prop_pv</w:t>
               <w:br/>
-              <w:t xml:space="preserve">    select MD5_BINARY(NULLIF(UPPER(TRIM(CAST('LNK_CLAIM_PARTY|' || (coalesce(nullif(trim(case when coalesce(nullif(trim(w0_claimno),''), nullif(trim("FOREIGN_KEY"),'')) is not null then coalesce(nullif(trim(w0_claimno), ''), nullif(trim("FOREIGN_KEY"), '')) end),''),'') || '|' || coalesce(nullif(trim(case when coalesce(nullif(trim((nullif(trim(to_varchar("PARTY_NAME_CODE")), ''))),'')) is not null then nullif(trim((nullif(trim(to_varchar("PARTY_NAME_CODE")), ''))), '') end),''),'')) AS VARCHAR))), '')) as link_hkey,</w:t>
+              <w:t xml:space="preserve">    select MD5_BINARY(NULLIF(UPPER(TRIM(CAST('LNK_CLAIM_PARTY|' || (coalesce(nullif(trim(case when coalesce(nullif(trim(w0_claimno),''), nullif(trim("FOREIGN_KEY"),'')) is not null then coalesce(nullif(trim(w0_claimno), ''), nullif(trim("FOREIGN_KEY"), '')) end),''),'') || '|' || coalesce(nullif(trim(case when nullif(trim((nullif(trim(to_varchar("PARTY_NAME_CODE")), ''))),'') is not null then nullif(trim((nullif(trim(to_varchar("PARTY_NAME_CODE")), ''))), '') end),''),'')) AS VARCHAR))), '')) as link_hkey,</w:t>
               <w:br/>
               <w:t xml:space="preserve">           MD5_BINARY(NULLIF(UPPER(TRIM(CAST('HUB_CLAIM|' || (nullif(trim(case when coalesce(nullif(trim(w0_claimno),''), nullif(trim("FOREIGN_KEY"),'')) is not null then coalesce(nullif(trim(w0_claimno), ''), nullif(trim("FOREIGN_KEY"), '')) end),'')) AS VARCHAR))), '')) as CLAIM_HKEY,</w:t>
               <w:br/>
-              <w:t xml:space="preserve">           MD5_BINARY(NULLIF(UPPER(TRIM(CAST('HUB_PARTY|' || (nullif(trim(case when coalesce(nullif(trim((nullif(trim(to_varchar("PARTY_NAME_CODE")), ''))),'')) is not null then nullif(trim((nullif(trim(to_varchar("PARTY_NAME_CODE")), ''))), '') end),'')) AS VARCHAR))), '')) as PARTY_HKEY</w:t>
+              <w:t xml:space="preserve">           MD5_BINARY(NULLIF(UPPER(TRIM(CAST('HUB_PARTY|' || (nullif(trim(case when nullif(trim((nullif(trim(to_varchar("PARTY_NAME_CODE")), ''))),'') is not null then nullif(trim((nullif(trim(to_varchar("PARTY_NAME_CODE")), ''))), '') end),'')) AS VARCHAR))), '')) as PARTY_HKEY</w:t>
               <w:br/>
               <w:t xml:space="preserve">      from RAW.MAXIMUS_TRAVEL.NONHLTH_TRV_CLM_VW_DATA_CLAIM_DETAILS_CLAIM_RISK_RISK_ATTRIBUTE_MULTI_SET_PROPERTY_MULTI_SET_DETAIL_PROPERTY_PIVOT_VW</w:t>
               <w:br/>
               <w:t xml:space="preserve">     where MD5_BINARY(NULLIF(UPPER(TRIM(CAST('HUB_CLAIM|' || (nullif(trim(case when coalesce(nullif(trim(w0_claimno),''), nullif(trim("FOREIGN_KEY"),'')) is not null then coalesce(nullif(trim(w0_claimno), ''), nullif(trim("FOREIGN_KEY"), '')) end),'')) AS VARCHAR))), '')) is not null</w:t>
               <w:br/>
-              <w:t xml:space="preserve">       and MD5_BINARY(NULLIF(UPPER(TRIM(CAST('HUB_PARTY|' || (nullif(trim(case when coalesce(nullif(trim((nullif(trim(to_varchar("PARTY_NAME_CODE")), ''))),'')) is not null then nullif(trim((nullif(trim(to_varchar("PARTY_NAME_CODE")), ''))), '') end),'')) AS VARCHAR))), '')) is not null</w:t>
+              <w:t xml:space="preserve">       and MD5_BINARY(NULLIF(UPPER(TRIM(CAST('HUB_PARTY|' || (nullif(trim(case when nullif(trim((nullif(trim(to_varchar("PARTY_NAME_CODE")), ''))),'') is not null then nullif(trim((nullif(trim(to_varchar("PARTY_NAME_CODE")), ''))), '') end),'')) AS VARCHAR))), '')) is not null</w:t>
               <w:br/>
               <w:t xml:space="preserve">       and (claim_party_bk__expense_line_party is not null)</w:t>
               <w:br/>
@@ -2562,17 +2553,17 @@
               <w:br/>
               <w:t xml:space="preserve">    -- via lnkfeed_mt_claim_party &lt;- stg2_mt__clm_clmd_clmrsk_rska_msp_msd_prop_pv</w:t>
               <w:br/>
-              <w:t xml:space="preserve">    select MD5_BINARY(NULLIF(UPPER(TRIM(CAST('LNK_CLAIM_PARTY|' || (coalesce(nullif(trim(case when coalesce(nullif(trim(w0_claimno),''), nullif(trim("FOREIGN_KEY"),'')) is not null then coalesce(nullif(trim(w0_claimno), ''), nullif(trim("FOREIGN_KEY"), '')) end),''),'') || '|' || coalesce(nullif(trim(case when coalesce(nullif(trim((nullif(trim(to_varchar("PAYEE_CODE")), ''))),'')) is not null then nullif(trim((nullif(trim(to_varchar("PAYEE_CODE")), ''))), '') end),''),'')) AS VARCHAR))), '')) as link_hkey,</w:t>
+              <w:t xml:space="preserve">    select MD5_BINARY(NULLIF(UPPER(TRIM(CAST('LNK_CLAIM_PARTY|' || (coalesce(nullif(trim(case when coalesce(nullif(trim(w0_claimno),''), nullif(trim("FOREIGN_KEY"),'')) is not null then coalesce(nullif(trim(w0_claimno), ''), nullif(trim("FOREIGN_KEY"), '')) end),''),'') || '|' || coalesce(nullif(trim(case when nullif(trim((nullif(trim(to_varchar("PAYEE_CODE")), ''))),'') is not null then nullif(trim((nullif(trim(to_varchar("PAYEE_CODE")), ''))), '') end),''),'')) AS VARCHAR))), '')) as link_hkey,</w:t>
               <w:br/>
               <w:t xml:space="preserve">           MD5_BINARY(NULLIF(UPPER(TRIM(CAST('HUB_CLAIM|' || (nullif(trim(case when coalesce(nullif(trim(w0_claimno),''), nullif(trim("FOREIGN_KEY"),'')) is not null then coalesce(nullif(trim(w0_claimno), ''), nullif(trim("FOREIGN_KEY"), '')) end),'')) AS VARCHAR))), '')) as CLAIM_HKEY,</w:t>
               <w:br/>
-              <w:t xml:space="preserve">           MD5_BINARY(NULLIF(UPPER(TRIM(CAST('HUB_PARTY|' || (nullif(trim(case when coalesce(nullif(trim((nullif(trim(to_varchar("PAYEE_CODE")), ''))),'')) is not null then nullif(trim((nullif(trim(to_varchar("PAYEE_CODE")), ''))), '') end),'')) AS VARCHAR))), '')) as PARTY_HKEY</w:t>
+              <w:t xml:space="preserve">           MD5_BINARY(NULLIF(UPPER(TRIM(CAST('HUB_PARTY|' || (nullif(trim(case when nullif(trim((nullif(trim(to_varchar("PAYEE_CODE")), ''))),'') is not null then nullif(trim((nullif(trim(to_varchar("PAYEE_CODE")), ''))), '') end),'')) AS VARCHAR))), '')) as PARTY_HKEY</w:t>
               <w:br/>
               <w:t xml:space="preserve">      from RAW.MAXIMUS_TRAVEL.NONHLTH_TRV_CLM_VW_DATA_CLAIM_DETAILS_CLAIM_RISK_RISK_ATTRIBUTE_MULTI_SET_PROPERTY_MULTI_SET_DETAIL_PROPERTY_PIVOT_VW</w:t>
               <w:br/>
               <w:t xml:space="preserve">     where MD5_BINARY(NULLIF(UPPER(TRIM(CAST('HUB_CLAIM|' || (nullif(trim(case when coalesce(nullif(trim(w0_claimno),''), nullif(trim("FOREIGN_KEY"),'')) is not null then coalesce(nullif(trim(w0_claimno), ''), nullif(trim("FOREIGN_KEY"), '')) end),'')) AS VARCHAR))), '')) is not null</w:t>
               <w:br/>
-              <w:t xml:space="preserve">       and MD5_BINARY(NULLIF(UPPER(TRIM(CAST('HUB_PARTY|' || (nullif(trim(case when coalesce(nullif(trim((nullif(trim(to_varchar("PAYEE_CODE")), ''))),'')) is not null then nullif(trim((nullif(trim(to_varchar("PAYEE_CODE")), ''))), '') end),'')) AS VARCHAR))), '')) is not null</w:t>
+              <w:t xml:space="preserve">       and MD5_BINARY(NULLIF(UPPER(TRIM(CAST('HUB_PARTY|' || (nullif(trim(case when nullif(trim((nullif(trim(to_varchar("PAYEE_CODE")), ''))),'') is not null then nullif(trim((nullif(trim(to_varchar("PAYEE_CODE")), ''))), '') end),'')) AS VARCHAR))), '')) is not null</w:t>
               <w:br/>
               <w:t xml:space="preserve">       and (claim_party_bk__payee is not null)</w:t>
               <w:br/>
@@ -2580,17 +2571,17 @@
               <w:br/>
               <w:t xml:space="preserve">    -- via lnkfeed_mt_claim_party &lt;- stg2_mt__clm_clmd_clmrsk_rska_msp_msd_prop_pv</w:t>
               <w:br/>
-              <w:t xml:space="preserve">    select MD5_BINARY(NULLIF(UPPER(TRIM(CAST('LNK_CLAIM_PARTY|' || (coalesce(nullif(trim(case when coalesce(nullif(trim(w0_claimno),''), nullif(trim("FOREIGN_KEY"),'')) is not null then coalesce(nullif(trim(w0_claimno), ''), nullif(trim("FOREIGN_KEY"), '')) end),''),'') || '|' || coalesce(nullif(trim(case when coalesce(nullif(trim((nullif(trim(to_varchar("EXPENSE_PAYEE_PARTY_CODE")), ''))),'')) is not null then nullif(trim((nullif(trim(to_varchar("EXPENSE_PAYEE_PARTY_CODE")), ''))), '') end),''),'')) AS VARCHAR))), '')) as link_hkey,</w:t>
+              <w:t xml:space="preserve">    select MD5_BINARY(NULLIF(UPPER(TRIM(CAST('LNK_CLAIM_PARTY|' || (coalesce(nullif(trim(case when coalesce(nullif(trim(w0_claimno),''), nullif(trim("FOREIGN_KEY"),'')) is not null then coalesce(nullif(trim(w0_claimno), ''), nullif(trim("FOREIGN_KEY"), '')) end),''),'') || '|' || coalesce(nullif(trim(case when nullif(trim((nullif(trim(to_varchar("EXPENSE_PAYEE_PARTY_CODE")), ''))),'') is not null then nullif(trim((nullif(trim(to_varchar("EXPENSE_PAYEE_PARTY_CODE")), ''))), '') end),''),'')) AS VARCHAR))), '')) as link_hkey,</w:t>
               <w:br/>
               <w:t xml:space="preserve">           MD5_BINARY(NULLIF(UPPER(TRIM(CAST('HUB_CLAIM|' || (nullif(trim(case when coalesce(nullif(trim(w0_claimno),''), nullif(trim("FOREIGN_KEY"),'')) is not null then coalesce(nullif(trim(w0_claimno), ''), nullif(trim("FOREIGN_KEY"), '')) end),'')) AS VARCHAR))), '')) as CLAIM_HKEY,</w:t>
               <w:br/>
-              <w:t xml:space="preserve">           MD5_BINARY(NULLIF(UPPER(TRIM(CAST('HUB_PARTY|' || (nullif(trim(case when coalesce(nullif(trim((nullif(trim(to_varchar("EXPENSE_PAYEE_PARTY_CODE")), ''))),'')) is not null then nullif(trim((nullif(trim(to_varchar("EXPENSE_PAYEE_PARTY_CODE")), ''))), '') end),'')) AS VARCHAR))), '')) as PARTY_HKEY</w:t>
+              <w:t xml:space="preserve">           MD5_BINARY(NULLIF(UPPER(TRIM(CAST('HUB_PARTY|' || (nullif(trim(case when nullif(trim((nullif(trim(to_varchar("EXPENSE_PAYEE_PARTY_CODE")), ''))),'') is not null then nullif(trim((nullif(trim(to_varchar("EXPENSE_PAYEE_PARTY_CODE")), ''))), '') end),'')) AS VARCHAR))), '')) as PARTY_HKEY</w:t>
               <w:br/>
               <w:t xml:space="preserve">      from RAW.MAXIMUS_TRAVEL.NONHLTH_TRV_CLM_VW_DATA_CLAIM_DETAILS_CLAIM_RISK_RISK_ATTRIBUTE_MULTI_SET_PROPERTY_MULTI_SET_DETAIL_PROPERTY_PIVOT_VW</w:t>
               <w:br/>
               <w:t xml:space="preserve">     where MD5_BINARY(NULLIF(UPPER(TRIM(CAST('HUB_CLAIM|' || (nullif(trim(case when coalesce(nullif(trim(w0_claimno),''), nullif(trim("FOREIGN_KEY"),'')) is not null then coalesce(nullif(trim(w0_claimno), ''), nullif(trim("FOREIGN_KEY"), '')) end),'')) AS VARCHAR))), '')) is not null</w:t>
               <w:br/>
-              <w:t xml:space="preserve">       and MD5_BINARY(NULLIF(UPPER(TRIM(CAST('HUB_PARTY|' || (nullif(trim(case when coalesce(nullif(trim((nullif(trim(to_varchar("EXPENSE_PAYEE_PARTY_CODE")), ''))),'')) is not null then nullif(trim((nullif(trim(to_varchar("EXPENSE_PAYEE_PARTY_CODE")), ''))), '') end),'')) AS VARCHAR))), '')) is not null</w:t>
+              <w:t xml:space="preserve">       and MD5_BINARY(NULLIF(UPPER(TRIM(CAST('HUB_PARTY|' || (nullif(trim(case when nullif(trim((nullif(trim(to_varchar("EXPENSE_PAYEE_PARTY_CODE")), ''))),'') is not null then nullif(trim((nullif(trim(to_varchar("EXPENSE_PAYEE_PARTY_CODE")), ''))), '') end),'')) AS VARCHAR))), '')) is not null</w:t>
               <w:br/>
               <w:t xml:space="preserve">       and (claim_party_bk__expense_payee is not null)</w:t>
               <w:br/>
@@ -2598,17 +2589,17 @@
               <w:br/>
               <w:t xml:space="preserve">    -- via lnkfeed_mt_claim_party &lt;- stg2_mt__clm_clmd_clmrsk_rska_msp_msd_prop_pv</w:t>
               <w:br/>
-              <w:t xml:space="preserve">    select MD5_BINARY(NULLIF(UPPER(TRIM(CAST('LNK_CLAIM_PARTY|' || (coalesce(nullif(trim(case when coalesce(nullif(trim(w0_claimno),''), nullif(trim("FOREIGN_KEY"),'')) is not null then coalesce(nullif(trim(w0_claimno), ''), nullif(trim("FOREIGN_KEY"), '')) end),''),'') || '|' || coalesce(nullif(trim(case when coalesce(nullif(trim((nullif(trim(to_varchar("TDS_CLAIMANT_PARTY_CODE")), ''))),'')) is not null then nullif(trim((nullif(trim(to_varchar("TDS_CLAIMANT_PARTY_CODE")), ''))), '') end),''),'')) AS VARCHAR))), '')) as link_hkey,</w:t>
+              <w:t xml:space="preserve">    select MD5_BINARY(NULLIF(UPPER(TRIM(CAST('LNK_CLAIM_PARTY|' || (coalesce(nullif(trim(case when coalesce(nullif(trim(w0_claimno),''), nullif(trim("FOREIGN_KEY"),'')) is not null then coalesce(nullif(trim(w0_claimno), ''), nullif(trim("FOREIGN_KEY"), '')) end),''),'') || '|' || coalesce(nullif(trim(case when nullif(trim((nullif(trim(to_varchar("TDS_CLAIMANT_PARTY_CODE")), ''))),'') is not null then nullif(trim((nullif(trim(to_varchar("TDS_CLAIMANT_PARTY_CODE")), ''))), '') end),''),'')) AS VARCHAR))), '')) as link_hkey,</w:t>
               <w:br/>
               <w:t xml:space="preserve">           MD5_BINARY(NULLIF(UPPER(TRIM(CAST('HUB_CLAIM|' || (nullif(trim(case when coalesce(nullif(trim(w0_claimno),''), nullif(trim("FOREIGN_KEY"),'')) is not null then coalesce(nullif(trim(w0_claimno), ''), nullif(trim("FOREIGN_KEY"), '')) end),'')) AS VARCHAR))), '')) as CLAIM_HKEY,</w:t>
               <w:br/>
-              <w:t xml:space="preserve">           MD5_BINARY(NULLIF(UPPER(TRIM(CAST('HUB_PARTY|' || (nullif(trim(case when coalesce(nullif(trim((nullif(trim(to_varchar("TDS_CLAIMANT_PARTY_CODE")), ''))),'')) is not null then nullif(trim((nullif(trim(to_varchar("TDS_CLAIMANT_PARTY_CODE")), ''))), '') end),'')) AS VARCHAR))), '')) as PARTY_HKEY</w:t>
+              <w:t xml:space="preserve">           MD5_BINARY(NULLIF(UPPER(TRIM(CAST('HUB_PARTY|' || (nullif(trim(case when nullif(trim((nullif(trim(to_varchar("TDS_CLAIMANT_PARTY_CODE")), ''))),'') is not null then nullif(trim((nullif(trim(to_varchar("TDS_CLAIMANT_PARTY_CODE")), ''))), '') end),'')) AS VARCHAR))), '')) as PARTY_HKEY</w:t>
               <w:br/>
               <w:t xml:space="preserve">      from RAW.MAXIMUS_TRAVEL.NONHLTH_TRV_CLM_VW_DATA_CLAIM_DETAILS_CLAIM_RISK_RISK_ATTRIBUTE_MULTI_SET_PROPERTY_MULTI_SET_DETAIL_PROPERTY_PIVOT_VW</w:t>
               <w:br/>
               <w:t xml:space="preserve">     where MD5_BINARY(NULLIF(UPPER(TRIM(CAST('HUB_CLAIM|' || (nullif(trim(case when coalesce(nullif(trim(w0_claimno),''), nullif(trim("FOREIGN_KEY"),'')) is not null then coalesce(nullif(trim(w0_claimno), ''), nullif(trim("FOREIGN_KEY"), '')) end),'')) AS VARCHAR))), '')) is not null</w:t>
               <w:br/>
-              <w:t xml:space="preserve">       and MD5_BINARY(NULLIF(UPPER(TRIM(CAST('HUB_PARTY|' || (nullif(trim(case when coalesce(nullif(trim((nullif(trim(to_varchar("TDS_CLAIMANT_PARTY_CODE")), ''))),'')) is not null then nullif(trim((nullif(trim(to_varchar("TDS_CLAIMANT_PARTY_CODE")), ''))), '') end),'')) AS VARCHAR))), '')) is not null</w:t>
+              <w:t xml:space="preserve">       and MD5_BINARY(NULLIF(UPPER(TRIM(CAST('HUB_PARTY|' || (nullif(trim(case when nullif(trim((nullif(trim(to_varchar("TDS_CLAIMANT_PARTY_CODE")), ''))),'') is not null then nullif(trim((nullif(trim(to_varchar("TDS_CLAIMANT_PARTY_CODE")), ''))), '') end),'')) AS VARCHAR))), '')) is not null</w:t>
               <w:br/>
               <w:t xml:space="preserve">       and (claim_party_bk__tds_deductee is not null)</w:t>
               <w:br/>
@@ -2616,17 +2607,17 @@
               <w:br/>
               <w:t xml:space="preserve">    -- via lnkfeed_mt_claim_party &lt;- stg2_mt__clm_clmd_clmpay</w:t>
               <w:br/>
-              <w:t xml:space="preserve">    select MD5_BINARY(NULLIF(UPPER(TRIM(CAST('LNK_CLAIM_PARTY|' || (coalesce(nullif(trim(case when coalesce(nullif(trim(w0_claimno),''), nullif(trim("FOREIGN_KEY"),'')) is not null then coalesce(nullif(trim(w0_claimno), ''), nullif(trim("FOREIGN_KEY"), '')) end),''),'') || '|' || coalesce(nullif(trim(case when coalesce(nullif(trim((nullif(trim(to_varchar("PAYMENTPARTYCODE")), ''))),'')) is not null then nullif(trim((nullif(trim(to_varchar("PAYMENTPARTYCODE")), ''))), '') end),''),'')) AS VARCHAR))), '')) as link_hkey,</w:t>
+              <w:t xml:space="preserve">    select MD5_BINARY(NULLIF(UPPER(TRIM(CAST('LNK_CLAIM_PARTY|' || (coalesce(nullif(trim(case when coalesce(nullif(trim(w0_claimno),''), nullif(trim("FOREIGN_KEY"),'')) is not null then coalesce(nullif(trim(w0_claimno), ''), nullif(trim("FOREIGN_KEY"), '')) end),''),'') || '|' || coalesce(nullif(trim(case when nullif(trim((nullif(trim(to_varchar("PAYMENTPARTYCODE")), ''))),'') is not null then nullif(trim((nullif(trim(to_varchar("PAYMENTPARTYCODE")), ''))), '') end),''),'')) AS VARCHAR))), '')) as link_hkey,</w:t>
               <w:br/>
               <w:t xml:space="preserve">           MD5_BINARY(NULLIF(UPPER(TRIM(CAST('HUB_CLAIM|' || (nullif(trim(case when coalesce(nullif(trim(w0_claimno),''), nullif(trim("FOREIGN_KEY"),'')) is not null then coalesce(nullif(trim(w0_claimno), ''), nullif(trim("FOREIGN_KEY"), '')) end),'')) AS VARCHAR))), '')) as CLAIM_HKEY,</w:t>
               <w:br/>
-              <w:t xml:space="preserve">           MD5_BINARY(NULLIF(UPPER(TRIM(CAST('HUB_PARTY|' || (nullif(trim(case when coalesce(nullif(trim((nullif(trim(to_varchar("PAYMENTPARTYCODE")), ''))),'')) is not null then nullif(trim((nullif(trim(to_varchar("PAYMENTPARTYCODE")), ''))), '') end),'')) AS VARCHAR))), '')) as PARTY_HKEY</w:t>
+              <w:t xml:space="preserve">           MD5_BINARY(NULLIF(UPPER(TRIM(CAST('HUB_PARTY|' || (nullif(trim(case when nullif(trim((nullif(trim(to_varchar("PAYMENTPARTYCODE")), ''))),'') is not null then nullif(trim((nullif(trim(to_varchar("PAYMENTPARTYCODE")), ''))), '') end),'')) AS VARCHAR))), '')) as PARTY_HKEY</w:t>
               <w:br/>
               <w:t xml:space="preserve">      from RAW.MAXIMUS_TRAVEL.NONHLTH_TRV_CLM_VW_DATA_CLAIM_DETAILS_CLAIM_PAYMENT</w:t>
               <w:br/>
               <w:t xml:space="preserve">     where MD5_BINARY(NULLIF(UPPER(TRIM(CAST('HUB_CLAIM|' || (nullif(trim(case when coalesce(nullif(trim(w0_claimno),''), nullif(trim("FOREIGN_KEY"),'')) is not null then coalesce(nullif(trim(w0_claimno), ''), nullif(trim("FOREIGN_KEY"), '')) end),'')) AS VARCHAR))), '')) is not null</w:t>
               <w:br/>
-              <w:t xml:space="preserve">       and MD5_BINARY(NULLIF(UPPER(TRIM(CAST('HUB_PARTY|' || (nullif(trim(case when coalesce(nullif(trim((nullif(trim(to_varchar("PAYMENTPARTYCODE")), ''))),'')) is not null then nullif(trim((nullif(trim(to_varchar("PAYMENTPARTYCODE")), ''))), '') end),'')) AS VARCHAR))), '')) is not null</w:t>
+              <w:t xml:space="preserve">       and MD5_BINARY(NULLIF(UPPER(TRIM(CAST('HUB_PARTY|' || (nullif(trim(case when nullif(trim((nullif(trim(to_varchar("PAYMENTPARTYCODE")), ''))),'') is not null then nullif(trim((nullif(trim(to_varchar("PAYMENTPARTYCODE")), ''))), '') end),'')) AS VARCHAR))), '')) is not null</w:t>
               <w:br/>
               <w:t xml:space="preserve">       and (claim_party_bk__claim_payee is not null)</w:t>
               <w:br/>
@@ -2634,17 +2625,17 @@
               <w:br/>
               <w:t xml:space="preserve">    -- via lnkfeed_mt_claim_party &lt;- stg2_mt__clm_clmd_claim_reserve</w:t>
               <w:br/>
-              <w:t xml:space="preserve">    select MD5_BINARY(NULLIF(UPPER(TRIM(CAST('LNK_CLAIM_PARTY|' || (coalesce(nullif(trim(case when coalesce(nullif(trim(w1_claimno),''), nullif(trim("FOREIGN_KEY"),'')) is not null then coalesce(nullif(trim(w1_claimno), ''), nullif(trim("FOREIGN_KEY"), '')) end),''),'') || '|' || coalesce(nullif(trim(case when coalesce(nullif(trim((nullif(trim(to_varchar("RESERVPARTY")), ''))),'')) is not null then nullif(trim((nullif(trim(to_varchar("RESERVPARTY")), ''))), '') end),''),'')) AS VARCHAR))), '')) as link_hkey,</w:t>
+              <w:t xml:space="preserve">    select MD5_BINARY(NULLIF(UPPER(TRIM(CAST('LNK_CLAIM_PARTY|' || (coalesce(nullif(trim(case when coalesce(nullif(trim(w1_claimno),''), nullif(trim("FOREIGN_KEY"),'')) is not null then coalesce(nullif(trim(w1_claimno), ''), nullif(trim("FOREIGN_KEY"), '')) end),''),'') || '|' || coalesce(nullif(trim(case when nullif(trim((nullif(trim(to_varchar("RESERVPARTY")), ''))),'') is not null then nullif(trim((nullif(trim(to_varchar("RESERVPARTY")), ''))), '') end),''),'')) AS VARCHAR))), '')) as link_hkey,</w:t>
               <w:br/>
               <w:t xml:space="preserve">           MD5_BINARY(NULLIF(UPPER(TRIM(CAST('HUB_CLAIM|' || (nullif(trim(case when coalesce(nullif(trim(w1_claimno),''), nullif(trim("FOREIGN_KEY"),'')) is not null then coalesce(nullif(trim(w1_claimno), ''), nullif(trim("FOREIGN_KEY"), '')) end),'')) AS VARCHAR))), '')) as CLAIM_HKEY,</w:t>
               <w:br/>
-              <w:t xml:space="preserve">           MD5_BINARY(NULLIF(UPPER(TRIM(CAST('HUB_PARTY|' || (nullif(trim(case when coalesce(nullif(trim((nullif(trim(to_varchar("RESERVPARTY")), ''))),'')) is not null then nullif(trim((nullif(trim(to_varchar("RESERVPARTY")), ''))), '') end),'')) AS VARCHAR))), '')) as PARTY_HKEY</w:t>
+              <w:t xml:space="preserve">           MD5_BINARY(NULLIF(UPPER(TRIM(CAST('HUB_PARTY|' || (nullif(trim(case when nullif(trim((nullif(trim(to_varchar("RESERVPARTY")), ''))),'') is not null then nullif(trim((nullif(trim(to_varchar("RESERVPARTY")), ''))), '') end),'')) AS VARCHAR))), '')) as PARTY_HKEY</w:t>
               <w:br/>
               <w:t xml:space="preserve">      from RAW.MAXIMUS_TRAVEL.NONHLTH_TRV_CLM_VW_DATA_CLAIM_DETAILS_CLAIM_RESERVE</w:t>
               <w:br/>
               <w:t xml:space="preserve">     where MD5_BINARY(NULLIF(UPPER(TRIM(CAST('HUB_CLAIM|' || (nullif(trim(case when coalesce(nullif(trim(w1_claimno),''), nullif(trim("FOREIGN_KEY"),'')) is not null then coalesce(nullif(trim(w1_claimno), ''), nullif(trim("FOREIGN_KEY"), '')) end),'')) AS VARCHAR))), '')) is not null</w:t>
               <w:br/>
-              <w:t xml:space="preserve">       and MD5_BINARY(NULLIF(UPPER(TRIM(CAST('HUB_PARTY|' || (nullif(trim(case when coalesce(nullif(trim((nullif(trim(to_varchar("RESERVPARTY")), ''))),'')) is not null then nullif(trim((nullif(trim(to_varchar("RESERVPARTY")), ''))), '') end),'')) AS VARCHAR))), '')) is not null</w:t>
+              <w:t xml:space="preserve">       and MD5_BINARY(NULLIF(UPPER(TRIM(CAST('HUB_PARTY|' || (nullif(trim(case when nullif(trim((nullif(trim(to_varchar("RESERVPARTY")), ''))),'') is not null then nullif(trim((nullif(trim(to_varchar("RESERVPARTY")), ''))), '') end),'')) AS VARCHAR))), '')) is not null</w:t>
               <w:br/>
               <w:t xml:space="preserve">       and (claim_party_bk is not null)</w:t>
               <w:br/>
@@ -2652,17 +2643,17 @@
               <w:br/>
               <w:t xml:space="preserve">    -- via lnkfeed_mt_claim_party &lt;- stg2_mt__clm_clmd_clmpty</w:t>
               <w:br/>
-              <w:t xml:space="preserve">    select MD5_BINARY(NULLIF(UPPER(TRIM(CAST('LNK_CLAIM_PARTY|' || (coalesce(nullif(trim(case when coalesce(nullif(trim(w0_claimno),''), nullif(trim("FOREIGN_KEY"),'')) is not null then coalesce(nullif(trim(w0_claimno), ''), nullif(trim("FOREIGN_KEY"), '')) end),''),'') || '|' || coalesce(nullif(trim(case when coalesce(nullif(trim((nullif(trim(to_varchar("PARTYCODE")), ''))),'')) is not null then nullif(trim((nullif(trim(to_varchar("PARTYCODE")), ''))), '') end),''),'')) AS VARCHAR))), '')) as link_hkey,</w:t>
+              <w:t xml:space="preserve">    select MD5_BINARY(NULLIF(UPPER(TRIM(CAST('LNK_CLAIM_PARTY|' || (coalesce(nullif(trim(case when coalesce(nullif(trim(w0_claimno),''), nullif(trim("FOREIGN_KEY"),'')) is not null then coalesce(nullif(trim(w0_claimno), ''), nullif(trim("FOREIGN_KEY"), '')) end),''),'') || '|' || coalesce(nullif(trim(case when nullif(trim((nullif(trim(to_varchar("PARTYCODE")), ''))),'') is not null then nullif(trim((nullif(trim(to_varchar("PARTYCODE")), ''))), '') end),''),'')) AS VARCHAR))), '')) as link_hkey,</w:t>
               <w:br/>
               <w:t xml:space="preserve">           MD5_BINARY(NULLIF(UPPER(TRIM(CAST('HUB_CLAIM|' || (nullif(trim(case when coalesce(nullif(trim(w0_claimno),''), nullif(trim("FOREIGN_KEY"),'')) is not null then coalesce(nullif(trim(w0_claimno), ''), nullif(trim("FOREIGN_KEY"), '')) end),'')) AS VARCHAR))), '')) as CLAIM_HKEY,</w:t>
               <w:br/>
-              <w:t xml:space="preserve">           MD5_BINARY(NULLIF(UPPER(TRIM(CAST('HUB_PARTY|' || (nullif(trim(case when coalesce(nullif(trim((nullif(trim(to_varchar("PARTYCODE")), ''))),'')) is not null then nullif(trim((nullif(trim(to_varchar("PARTYCODE")), ''))), '') end),'')) AS VARCHAR))), '')) as PARTY_HKEY</w:t>
+              <w:t xml:space="preserve">           MD5_BINARY(NULLIF(UPPER(TRIM(CAST('HUB_PARTY|' || (nullif(trim(case when nullif(trim((nullif(trim(to_varchar("PARTYCODE")), ''))),'') is not null then nullif(trim((nullif(trim(to_varchar("PARTYCODE")), ''))), '') end),'')) AS VARCHAR))), '')) as PARTY_HKEY</w:t>
               <w:br/>
               <w:t xml:space="preserve">      from RAW.MAXIMUS_TRAVEL.NONHLTH_TRV_CLM_VW_DATA_CLAIM_DETAILS_CLAIM_PARTY</w:t>
               <w:br/>
               <w:t xml:space="preserve">     where MD5_BINARY(NULLIF(UPPER(TRIM(CAST('HUB_CLAIM|' || (nullif(trim(case when coalesce(nullif(trim(w0_claimno),''), nullif(trim("FOREIGN_KEY"),'')) is not null then coalesce(nullif(trim(w0_claimno), ''), nullif(trim("FOREIGN_KEY"), '')) end),'')) AS VARCHAR))), '')) is not null</w:t>
               <w:br/>
-              <w:t xml:space="preserve">       and MD5_BINARY(NULLIF(UPPER(TRIM(CAST('HUB_PARTY|' || (nullif(trim(case when coalesce(nullif(trim((nullif(trim(to_varchar("PARTYCODE")), ''))),'')) is not null then nullif(trim((nullif(trim(to_varchar("PARTYCODE")), ''))), '') end),'')) AS VARCHAR))), '')) is not null</w:t>
+              <w:t xml:space="preserve">       and MD5_BINARY(NULLIF(UPPER(TRIM(CAST('HUB_PARTY|' || (nullif(trim(case when nullif(trim((nullif(trim(to_varchar("PARTYCODE")), ''))),'') is not null then nullif(trim((nullif(trim(to_varchar("PARTYCODE")), ''))), '') end),'')) AS VARCHAR))), '')) is not null</w:t>
               <w:br/>
               <w:t xml:space="preserve">       and (claim_party_bk is not null)</w:t>
               <w:br/>
@@ -2670,17 +2661,17 @@
               <w:br/>
               <w:t xml:space="preserve">    -- via lnkfeed_mt_claim_party &lt;- stg2_mt__clm_clmd_clmrsk_party</w:t>
               <w:br/>
-              <w:t xml:space="preserve">    select MD5_BINARY(NULLIF(UPPER(TRIM(CAST('LNK_CLAIM_PARTY|' || (coalesce(nullif(trim(case when coalesce(nullif(trim(w0_claimno),''), nullif(trim("FOREIGN_KEY"),'')) is not null then coalesce(nullif(trim(w0_claimno), ''), nullif(trim("FOREIGN_KEY"), '')) end),''),'') || '|' || coalesce(nullif(trim(case when coalesce(nullif(trim((nullif(trim(to_varchar("PARTYCODE")), ''))),'')) is not null then nullif(trim((nullif(trim(to_varchar("PARTYCODE")), ''))), '') end),''),'')) AS VARCHAR))), '')) as link_hkey,</w:t>
+              <w:t xml:space="preserve">    select MD5_BINARY(NULLIF(UPPER(TRIM(CAST('LNK_CLAIM_PARTY|' || (coalesce(nullif(trim(case when coalesce(nullif(trim(w0_claimno),''), nullif(trim("FOREIGN_KEY"),'')) is not null then coalesce(nullif(trim(w0_claimno), ''), nullif(trim("FOREIGN_KEY"), '')) end),''),'') || '|' || coalesce(nullif(trim(case when nullif(trim((nullif(trim(to_varchar("PARTYCODE")), ''))),'') is not null then nullif(trim((nullif(trim(to_varchar("PARTYCODE")), ''))), '') end),''),'')) AS VARCHAR))), '')) as link_hkey,</w:t>
               <w:br/>
               <w:t xml:space="preserve">           MD5_BINARY(NULLIF(UPPER(TRIM(CAST('HUB_CLAIM|' || (nullif(trim(case when coalesce(nullif(trim(w0_claimno),''), nullif(trim("FOREIGN_KEY"),'')) is not null then coalesce(nullif(trim(w0_claimno), ''), nullif(trim("FOREIGN_KEY"), '')) end),'')) AS VARCHAR))), '')) as CLAIM_HKEY,</w:t>
               <w:br/>
-              <w:t xml:space="preserve">           MD5_BINARY(NULLIF(UPPER(TRIM(CAST('HUB_PARTY|' || (nullif(trim(case when coalesce(nullif(trim((nullif(trim(to_varchar("PARTYCODE")), ''))),'')) is not null then nullif(trim((nullif(trim(to_varchar("PARTYCODE")), ''))), '') end),'')) AS VARCHAR))), '')) as PARTY_HKEY</w:t>
+              <w:t xml:space="preserve">           MD5_BINARY(NULLIF(UPPER(TRIM(CAST('HUB_PARTY|' || (nullif(trim(case when nullif(trim((nullif(trim(to_varchar("PARTYCODE")), ''))),'') is not null then nullif(trim((nullif(trim(to_varchar("PARTYCODE")), ''))), '') end),'')) AS VARCHAR))), '')) as PARTY_HKEY</w:t>
               <w:br/>
               <w:t xml:space="preserve">      from RAW.MAXIMUS_TRAVEL.NONHLTH_TRV_CLM_VW_DATA_CLAIM_DETAILS_CLAIM_RISK_PARTY</w:t>
               <w:br/>
               <w:t xml:space="preserve">     where MD5_BINARY(NULLIF(UPPER(TRIM(CAST('HUB_CLAIM|' || (nullif(trim(case when coalesce(nullif(trim(w0_claimno),''), nullif(trim("FOREIGN_KEY"),'')) is not null then coalesce(nullif(trim(w0_claimno), ''), nullif(trim("FOREIGN_KEY"), '')) end),'')) AS VARCHAR))), '')) is not null</w:t>
               <w:br/>
-              <w:t xml:space="preserve">       and MD5_BINARY(NULLIF(UPPER(TRIM(CAST('HUB_PARTY|' || (nullif(trim(case when coalesce(nullif(trim((nullif(trim(to_varchar("PARTYCODE")), ''))),'')) is not null then nullif(trim((nullif(trim(to_varchar("PARTYCODE")), ''))), '') end),'')) AS VARCHAR))), '')) is not null</w:t>
+              <w:t xml:space="preserve">       and MD5_BINARY(NULLIF(UPPER(TRIM(CAST('HUB_PARTY|' || (nullif(trim(case when nullif(trim((nullif(trim(to_varchar("PARTYCODE")), ''))),'') is not null then nullif(trim((nullif(trim(to_varchar("PARTYCODE")), ''))), '') end),'')) AS VARCHAR))), '')) is not null</w:t>
               <w:br/>
               <w:t xml:space="preserve">       and (claim_party_bk is not null)</w:t>
               <w:br/>
@@ -2762,9 +2753,6 @@
       </w:pPr>
       <w:r>
         <w:t xml:space="preserve">4. MAXIMUS — LINK_PARTY_LOCATION -- (a) missing links (RAW -&gt; link)</w:t>
-      </w:r>
-      <w:r>
-        <w:t xml:space="preserve">  [M1]</w:t>
       </w:r>
     </w:p>
     <w:tbl>
@@ -2993,15 +2981,15 @@
               <w:br/>
               <w:t xml:space="preserve">    select 'lnkfeed_mt_party_location &lt;- stg2_mt__clm_clmd_clmap_pv' as src_feed,</w:t>
               <w:br/>
-              <w:t xml:space="preserve">           MD5_BINARY(NULLIF(UPPER(TRIM(CAST('LNK_PARTY_LOCATION|' || (coalesce(nullif(trim(case when coalesce(nullif(trim((nullif(trim(to_varchar("CUSTOMERID")), ''))),'')) is not null then nullif(trim((nullif(trim(to_varchar("CUSTOMERID")), ''))), '') end),''),'') || '|' || coalesce(nullif(trim(case when coalesce(nullif(trim((nullif(trim(to_varchar("CORRESPONDENCE_ADDRESS")), ''))),''), nullif(trim((nullif(trim(to_varchar("AREA")), ''))),''), nullif(trim(((nullif(trim(to_varchar("CITY")), '')))),''), nullif(trim((nullif(trim(to_varchar("STATE")), ''))),''), nullif(trim((nullif(trim(to_varchar("PIN_CODE")), ''))),'')) is not null then md5(upper(regexp_replace(trim(nullif(trim(coalesce(nullif(trim((nullif(trim(to_varchar("CORRESPONDENCE_ADDRESS")), ''))), ''), '') || '|' || coalesce(nullif(trim((nullif(trim(to_varchar("AREA")), ''))), ''), '') || '|' || coalesce(nullif(trim(((nullif(trim(to_varchar("CITY")), '')))), ''), '') || '|' || coalesce(nullif(trim((nullif(trim(to_varchar("STATE")), ''))), ''), '') || '|' || coalesce(nullif(trim((nullif(trim(to_varchar("PIN_CODE")), ''))), ''), '')), '||||')), '[[:space:]]+', ' '))) end),''),'')) AS VARCHAR))), '')) as link_hkey,</w:t>
-              <w:br/>
-              <w:t xml:space="preserve">           MD5_BINARY(NULLIF(UPPER(TRIM(CAST('HUB_PARTY|' || (nullif(trim(case when coalesce(nullif(trim((nullif(trim(to_varchar("CUSTOMERID")), ''))),'')) is not null then nullif(trim((nullif(trim(to_varchar("CUSTOMERID")), ''))), '') end),'')) AS VARCHAR))), '')) as PARTY_HKEY,</w:t>
+              <w:t xml:space="preserve">           MD5_BINARY(NULLIF(UPPER(TRIM(CAST('LNK_PARTY_LOCATION|' || (coalesce(nullif(trim(case when nullif(trim((nullif(trim(to_varchar("CUSTOMERID")), ''))),'') is not null then nullif(trim((nullif(trim(to_varchar("CUSTOMERID")), ''))), '') end),''),'') || '|' || coalesce(nullif(trim(case when coalesce(nullif(trim((nullif(trim(to_varchar("CORRESPONDENCE_ADDRESS")), ''))),''), nullif(trim((nullif(trim(to_varchar("AREA")), ''))),''), nullif(trim(((nullif(trim(to_varchar("CITY")), '')))),''), nullif(trim((nullif(trim(to_varchar("STATE")), ''))),''), nullif(trim((nullif(trim(to_varchar("PIN_CODE")), ''))),'')) is not null then md5(upper(regexp_replace(trim(nullif(trim(coalesce(nullif(trim((nullif(trim(to_varchar("CORRESPONDENCE_ADDRESS")), ''))), ''), '') || '|' || coalesce(nullif(trim((nullif(trim(to_varchar("AREA")), ''))), ''), '') || '|' || coalesce(nullif(trim(((nullif(trim(to_varchar("CITY")), '')))), ''), '') || '|' || coalesce(nullif(trim((nullif(trim(to_varchar("STATE")), ''))), ''), '') || '|' || coalesce(nullif(trim((nullif(trim(to_varchar("PIN_CODE")), ''))), ''), '')), '||||')), '[[:space:]]+', ' '))) end),''),'')) AS VARCHAR))), '')) as link_hkey,</w:t>
+              <w:br/>
+              <w:t xml:space="preserve">           MD5_BINARY(NULLIF(UPPER(TRIM(CAST('HUB_PARTY|' || (nullif(trim(case when nullif(trim((nullif(trim(to_varchar("CUSTOMERID")), ''))),'') is not null then nullif(trim((nullif(trim(to_varchar("CUSTOMERID")), ''))), '') end),'')) AS VARCHAR))), '')) as PARTY_HKEY,</w:t>
               <w:br/>
               <w:t xml:space="preserve">           MD5_BINARY(NULLIF(UPPER(TRIM(CAST('HUB_LOCATION|' || (nullif(trim(case when coalesce(nullif(trim((nullif(trim(to_varchar("CORRESPONDENCE_ADDRESS")), ''))),''), nullif(trim((nullif(trim(to_varchar("AREA")), ''))),''), nullif(trim(((nullif(trim(to_varchar("CITY")), '')))),''), nullif(trim((nullif(trim(to_varchar("STATE")), ''))),''), nullif(trim((nullif(trim(to_varchar("PIN_CODE")), ''))),'')) is not null then md5(upper(regexp_replace(trim(nullif(trim(coalesce(nullif(trim((nullif(trim(to_varchar("CORRESPONDENCE_ADDRESS")), ''))), ''), '') || '|' || coalesce(nullif(trim((nullif(trim(to_varchar("AREA")), ''))), ''), '') || '|' || coalesce(nullif(trim(((nullif(trim(to_varchar("CITY")), '')))), ''), '') || '|' || coalesce(nullif(trim((nullif(trim(to_varchar("STATE")), ''))), ''), '') || '|' || coalesce(nullif(trim((nullif(trim(to_varchar("PIN_CODE")), ''))), ''), '')), '||||')), '[[:space:]]+', ' '))) end),'')) AS VARCHAR))), '')) as LOCATION_HKEY</w:t>
               <w:br/>
               <w:t xml:space="preserve">      from RAW.MAXIMUS_TRAVEL.NONHLTH_TRV_CLM_VW_DATA_CLAIM_DETAILS_CLAIM_ATTRIBUTE_PROPERTIES_PIVOT_VW</w:t>
               <w:br/>
-              <w:t xml:space="preserve">     where MD5_BINARY(NULLIF(UPPER(TRIM(CAST('HUB_PARTY|' || (nullif(trim(case when coalesce(nullif(trim((nullif(trim(to_varchar("CUSTOMERID")), ''))),'')) is not null then nullif(trim((nullif(trim(to_varchar("CUSTOMERID")), ''))), '') end),'')) AS VARCHAR))), '')) is not null</w:t>
+              <w:t xml:space="preserve">     where MD5_BINARY(NULLIF(UPPER(TRIM(CAST('HUB_PARTY|' || (nullif(trim(case when nullif(trim((nullif(trim(to_varchar("CUSTOMERID")), ''))),'') is not null then nullif(trim((nullif(trim(to_varchar("CUSTOMERID")), ''))), '') end),'')) AS VARCHAR))), '')) is not null</w:t>
               <w:br/>
               <w:t xml:space="preserve">       and MD5_BINARY(NULLIF(UPPER(TRIM(CAST('HUB_LOCATION|' || (nullif(trim(case when coalesce(nullif(trim((nullif(trim(to_varchar("CORRESPONDENCE_ADDRESS")), ''))),''), nullif(trim((nullif(trim(to_varchar("AREA")), ''))),''), nullif(trim(((nullif(trim(to_varchar("CITY")), '')))),''), nullif(trim((nullif(trim(to_varchar("STATE")), ''))),''), nullif(trim((nullif(trim(to_varchar("PIN_CODE")), ''))),'')) is not null then md5(upper(regexp_replace(trim(nullif(trim(coalesce(nullif(trim((nullif(trim(to_varchar("CORRESPONDENCE_ADDRESS")), ''))), ''), '') || '|' || coalesce(nullif(trim((nullif(trim(to_varchar("AREA")), ''))), ''), '') || '|' || coalesce(nullif(trim(((nullif(trim(to_varchar("CITY")), '')))), ''), '') || '|' || coalesce(nullif(trim((nullif(trim(to_varchar("STATE")), ''))), ''), '') || '|' || coalesce(nullif(trim((nullif(trim(to_varchar("PIN_CODE")), ''))), ''), '')), '||||')), '[[:space:]]+', ' '))) end),'')) AS VARCHAR))), '')) is not null</w:t>
               <w:br/>
@@ -3013,15 +3001,15 @@
               <w:br/>
               <w:t xml:space="preserve">    select 'lnkfeed_mt_party_location &lt;- stg2_mt__uwr_pol_prp_pp_sp_pv' as src_feed,</w:t>
               <w:br/>
-              <w:t xml:space="preserve">           MD5_BINARY(NULLIF(UPPER(TRIM(CAST('LNK_PARTY_LOCATION|' || (coalesce(nullif(trim(case when coalesce(nullif(trim(w0_party_code),'')) is not null then nullif(trim(w0_party_code), '') end),''),'') || '|' || coalesce(nullif(trim(case when coalesce(nullif(trim((nullif(trim(to_varchar("CORRESPONDENCE_LOCAL_ADDRESS_LINE_1")), ''))),''), nullif(trim((nullif(trim(to_varchar("CORRESPONDENCE_LOCAL_ADDRESS_LINE_2")), ''))),''), nullif(trim((nullif(trim(to_varchar("CORRESPONDENCE_LOCAL_ADDRESS_LINE_3")), ''))),''), nullif(trim((nullif(trim(to_varchar("CORRESPONDENCE_LOCAL_ADDRESS_CITY_TOWN_VILLAGE")), ''))),''), nullif(trim((nullif(trim(to_varchar("CORRESPONDENCE_LOCAL_ADDRESS_DISTRICT")), ''))),''), nullif(trim((nullif(trim(to_varchar("CORRESPONDENCE_LOCAL_ADDRESS_STATE")), ''))),''), nullif(trim((nullif(trim(to_varchar("CORRESPONDENCE_LOCAL_ADDRESS_COUNTRY")), ''))),''), nullif(trim((nullif(trim(to_varchar("LOCAL_ADDRESS_PIN_CODE")), ''))),'')) is not null then md5(upper(regexp_replace(trim(nullif(trim(coalesce(nullif(trim((nullif(trim(to_varchar("CORRESPONDENCE_LOCAL_ADDRESS_LINE_1")), ''))), ''), '') || '|' || coalesce(nullif(trim((nullif(trim(to_varchar("CORRESPONDENCE_LOCAL_ADDRESS_LINE_2")), ''))), ''), '') || '|' || coalesce(nullif(trim((nullif(trim(to_varchar("CORRESPONDENCE_LOCAL_ADDRESS_LINE_3")), ''))), ''), '') || '|' || coalesce(nullif(trim((nullif(trim(to_varchar("CORRESPONDENCE_LOCAL_ADDRESS_CITY_TOWN_VILLAGE")), ''))), ''), '') || '|' || coalesce(nullif(trim((nullif(trim(to_varchar("CORRESPONDENCE_LOCAL_ADDRESS_DISTRICT")), ''))), ''), '') || '|' || coalesce(nullif(trim((nullif(trim(to_varchar("CORRESPONDENCE_LOCAL_ADDRESS_STATE")), ''))), ''), '') || '|' || coalesce(nullif(trim((nullif(trim(to_varchar("CORRESPONDENCE_LOCAL_ADDRESS_COUNTRY")), ''))), ''), '') || '|' || coalesce(nullif(trim((nullif(trim(to_varchar("LOCAL_ADDRESS_PIN_CODE")), ''))), ''), '')), '|||||||')), '[[:space:]]+', ' '))) end),''),'')) AS VARCHAR))), '')) as link_hkey,</w:t>
-              <w:br/>
-              <w:t xml:space="preserve">           MD5_BINARY(NULLIF(UPPER(TRIM(CAST('HUB_PARTY|' || (nullif(trim(case when coalesce(nullif(trim(w0_party_code),'')) is not null then nullif(trim(w0_party_code), '') end),'')) AS VARCHAR))), '')) as PARTY_HKEY,</w:t>
+              <w:t xml:space="preserve">           MD5_BINARY(NULLIF(UPPER(TRIM(CAST('LNK_PARTY_LOCATION|' || (coalesce(nullif(trim(case when nullif(trim(w0_party_code),'') is not null then nullif(trim(w0_party_code), '') end),''),'') || '|' || coalesce(nullif(trim(case when coalesce(nullif(trim((nullif(trim(to_varchar("CORRESPONDENCE_LOCAL_ADDRESS_LINE_1")), ''))),''), nullif(trim((nullif(trim(to_varchar("CORRESPONDENCE_LOCAL_ADDRESS_LINE_2")), ''))),''), nullif(trim((nullif(trim(to_varchar("CORRESPONDENCE_LOCAL_ADDRESS_LINE_3")), ''))),''), nullif(trim((nullif(trim(to_varchar("CORRESPONDENCE_LOCAL_ADDRESS_CITY_TOWN_VILLAGE")), ''))),''), nullif(trim((nullif(trim(to_varchar("CORRESPONDENCE_LOCAL_ADDRESS_DISTRICT")), ''))),''), nullif(trim((nullif(trim(to_varchar("CORRESPONDENCE_LOCAL_ADDRESS_STATE")), ''))),''), nullif(trim((nullif(trim(to_varchar("CORRESPONDENCE_LOCAL_ADDRESS_COUNTRY")), ''))),''), nullif(trim((nullif(trim(to_varchar("LOCAL_ADDRESS_PIN_CODE")), ''))),'')) is not null then md5(upper(regexp_replace(trim(nullif(trim(coalesce(nullif(trim((nullif(trim(to_varchar("CORRESPONDENCE_LOCAL_ADDRESS_LINE_1")), ''))), ''), '') || '|' || coalesce(nullif(trim((nullif(trim(to_varchar("CORRESPONDENCE_LOCAL_ADDRESS_LINE_2")), ''))), ''), '') || '|' || coalesce(nullif(trim((nullif(trim(to_varchar("CORRESPONDENCE_LOCAL_ADDRESS_LINE_3")), ''))), ''), '') || '|' || coalesce(nullif(trim((nullif(trim(to_varchar("CORRESPONDENCE_LOCAL_ADDRESS_CITY_TOWN_VILLAGE")), ''))), ''), '') || '|' || coalesce(nullif(trim((nullif(trim(to_varchar("CORRESPONDENCE_LOCAL_ADDRESS_DISTRICT")), ''))), ''), '') || '|' || coalesce(nullif(trim((nullif(trim(to_varchar("CORRESPONDENCE_LOCAL_ADDRESS_STATE")), ''))), ''), '') || '|' || coalesce(nullif(trim((nullif(trim(to_varchar("CORRESPONDENCE_LOCAL_ADDRESS_COUNTRY")), ''))), ''), '') || '|' || coalesce(nullif(trim((nullif(trim(to_varchar("LOCAL_ADDRESS_PIN_CODE")), ''))), ''), '')), '|||||||')), '[[:space:]]+', ' '))) end),''),'')) AS VARCHAR))), '')) as link_hkey,</w:t>
+              <w:br/>
+              <w:t xml:space="preserve">           MD5_BINARY(NULLIF(UPPER(TRIM(CAST('HUB_PARTY|' || (nullif(trim(case when nullif(trim(w0_party_code),'') is not null then nullif(trim(w0_party_code), '') end),'')) AS VARCHAR))), '')) as PARTY_HKEY,</w:t>
               <w:br/>
               <w:t xml:space="preserve">           MD5_BINARY(NULLIF(UPPER(TRIM(CAST('HUB_LOCATION|' || (nullif(trim(case when coalesce(nullif(trim((nullif(trim(to_varchar("CORRESPONDENCE_LOCAL_ADDRESS_LINE_1")), ''))),''), nullif(trim((nullif(trim(to_varchar("CORRESPONDENCE_LOCAL_ADDRESS_LINE_2")), ''))),''), nullif(trim((nullif(trim(to_varchar("CORRESPONDENCE_LOCAL_ADDRESS_LINE_3")), ''))),''), nullif(trim((nullif(trim(to_varchar("CORRESPONDENCE_LOCAL_ADDRESS_CITY_TOWN_VILLAGE")), ''))),''), nullif(trim((nullif(trim(to_varchar("CORRESPONDENCE_LOCAL_ADDRESS_DISTRICT")), ''))),''), nullif(trim((nullif(trim(to_varchar("CORRESPONDENCE_LOCAL_ADDRESS_STATE")), ''))),''), nullif(trim((nullif(trim(to_varchar("CORRESPONDENCE_LOCAL_ADDRESS_COUNTRY")), ''))),''), nullif(trim((nullif(trim(to_varchar("LOCAL_ADDRESS_PIN_CODE")), ''))),'')) is not null then md5(upper(regexp_replace(trim(nullif(trim(coalesce(nullif(trim((nullif(trim(to_varchar("CORRESPONDENCE_LOCAL_ADDRESS_LINE_1")), ''))), ''), '') || '|' || coalesce(nullif(trim((nullif(trim(to_varchar("CORRESPONDENCE_LOCAL_ADDRESS_LINE_2")), ''))), ''), '') || '|' || coalesce(nullif(trim((nullif(trim(to_varchar("CORRESPONDENCE_LOCAL_ADDRESS_LINE_3")), ''))), ''), '') || '|' || coalesce(nullif(trim((nullif(trim(to_varchar("CORRESPONDENCE_LOCAL_ADDRESS_CITY_TOWN_VILLAGE")), ''))), ''), '') || '|' || coalesce(nullif(trim((nullif(trim(to_varchar("CORRESPONDENCE_LOCAL_ADDRESS_DISTRICT")), ''))), ''), '') || '|' || coalesce(nullif(trim((nullif(trim(to_varchar("CORRESPONDENCE_LOCAL_ADDRESS_STATE")), ''))), ''), '') || '|' || coalesce(nullif(trim((nullif(trim(to_varchar("CORRESPONDENCE_LOCAL_ADDRESS_COUNTRY")), ''))), ''), '') || '|' || coalesce(nullif(trim((nullif(trim(to_varchar("LOCAL_ADDRESS_PIN_CODE")), ''))), ''), '')), '|||||||')), '[[:space:]]+', ' '))) end),'')) AS VARCHAR))), '')) as LOCATION_HKEY</w:t>
               <w:br/>
               <w:t xml:space="preserve">      from RAW.MAXIMUS_TRAVEL.NONHLTH_TRV_UWR_VW_DATA_POLICY_DETAILS_PROPOSER_DETAILS_PARTY_PROPERTY_SIMPLE_PROPERTY_PIVOT_VW</w:t>
               <w:br/>
-              <w:t xml:space="preserve">     where MD5_BINARY(NULLIF(UPPER(TRIM(CAST('HUB_PARTY|' || (nullif(trim(case when coalesce(nullif(trim(w0_party_code),'')) is not null then nullif(trim(w0_party_code), '') end),'')) AS VARCHAR))), '')) is not null</w:t>
+              <w:t xml:space="preserve">     where MD5_BINARY(NULLIF(UPPER(TRIM(CAST('HUB_PARTY|' || (nullif(trim(case when nullif(trim(w0_party_code),'') is not null then nullif(trim(w0_party_code), '') end),'')) AS VARCHAR))), '')) is not null</w:t>
               <w:br/>
               <w:t xml:space="preserve">       and MD5_BINARY(NULLIF(UPPER(TRIM(CAST('HUB_LOCATION|' || (nullif(trim(case when coalesce(nullif(trim((nullif(trim(to_varchar("CORRESPONDENCE_LOCAL_ADDRESS_LINE_1")), ''))),''), nullif(trim((nullif(trim(to_varchar("CORRESPONDENCE_LOCAL_ADDRESS_LINE_2")), ''))),''), nullif(trim((nullif(trim(to_varchar("CORRESPONDENCE_LOCAL_ADDRESS_LINE_3")), ''))),''), nullif(trim((nullif(trim(to_varchar("CORRESPONDENCE_LOCAL_ADDRESS_CITY_TOWN_VILLAGE")), ''))),''), nullif(trim((nullif(trim(to_varchar("CORRESPONDENCE_LOCAL_ADDRESS_DISTRICT")), ''))),''), nullif(trim((nullif(trim(to_varchar("CORRESPONDENCE_LOCAL_ADDRESS_STATE")), ''))),''), nullif(trim((nullif(trim(to_varchar("CORRESPONDENCE_LOCAL_ADDRESS_COUNTRY")), ''))),''), nullif(trim((nullif(trim(to_varchar("LOCAL_ADDRESS_PIN_CODE")), ''))),'')) is not null then md5(upper(regexp_replace(trim(nullif(trim(coalesce(nullif(trim((nullif(trim(to_varchar("CORRESPONDENCE_LOCAL_ADDRESS_LINE_1")), ''))), ''), '') || '|' || coalesce(nullif(trim((nullif(trim(to_varchar("CORRESPONDENCE_LOCAL_ADDRESS_LINE_2")), ''))), ''), '') || '|' || coalesce(nullif(trim((nullif(trim(to_varchar("CORRESPONDENCE_LOCAL_ADDRESS_LINE_3")), ''))), ''), '') || '|' || coalesce(nullif(trim((nullif(trim(to_varchar("CORRESPONDENCE_LOCAL_ADDRESS_CITY_TOWN_VILLAGE")), ''))), ''), '') || '|' || coalesce(nullif(trim((nullif(trim(to_varchar("CORRESPONDENCE_LOCAL_ADDRESS_DISTRICT")), ''))), ''), '') || '|' || coalesce(nullif(trim((nullif(trim(to_varchar("CORRESPONDENCE_LOCAL_ADDRESS_STATE")), ''))), ''), '') || '|' || coalesce(nullif(trim((nullif(trim(to_varchar("CORRESPONDENCE_LOCAL_ADDRESS_COUNTRY")), ''))), ''), '') || '|' || coalesce(nullif(trim((nullif(trim(to_varchar("LOCAL_ADDRESS_PIN_CODE")), ''))), ''), '')), '|||||||')), '[[:space:]]+', ' '))) end),'')) AS VARCHAR))), '')) is not null</w:t>
               <w:br/>
@@ -3033,15 +3021,15 @@
               <w:br/>
               <w:t xml:space="preserve">    select 'lnkfeed_mt_party_location &lt;- stg2_mt__uwr_pol_prp_pp_sp_pv' as src_feed,</w:t>
               <w:br/>
-              <w:t xml:space="preserve">           MD5_BINARY(NULLIF(UPPER(TRIM(CAST('LNK_PARTY_LOCATION|' || (coalesce(nullif(trim(case when coalesce(nullif(trim(w0_party_code),'')) is not null then nullif(trim(w0_party_code), '') end),''),'') || '|' || coalesce(nullif(trim(case when coalesce(nullif(trim((nullif(trim(to_varchar("CURRENT_PERMANENT_OVERSEAS_ADDRESS_LINE_1")), ''))),''), nullif(trim((nullif(trim(to_varchar("CURRENT_PERMANENT_OVERSEAS_ADDRESS_LINE_2")), ''))),''), nullif(trim((nullif(trim(to_varchar("CURRENT_PERMANENT_OVERSEAS_ADDRESS_LINE_3")), ''))),''), nullif(trim((nullif(trim(to_varchar("CURRENT_PERMANENT_OVERSEAS_ADDRESS_CITY_TOWN_VILLAGE")), ''))),''), nullif(trim((nullif(trim(to_varchar("CURRENT_PERMANENT_OVERSEAS_ADDRESS_STATE_UT")), ''))),''), nullif(trim((nullif(trim(to_varchar("CURRENT_PERMANENT_OVERSEAS_ADDRESS_COUNTRY")), ''))),''), nullif(trim((nullif(trim(to_varchar("CURRENT_PERMANENT_OVERSEAS_ADDRESS_PIN_CODE")), ''))),'')) is not null then md5(upper(regexp_replace(trim(nullif(trim(coalesce(nullif(trim((nullif(trim(to_varchar("CURRENT_PERMANENT_OVERSEAS_ADDRESS_LINE_1")), ''))), ''), '') || '|' || coalesce(nullif(trim((nullif(trim(to_varchar("CURRENT_PERMANENT_OVERSEAS_ADDRESS_LINE_2")), ''))), ''), '') || '|' || coalesce(nullif(trim((nullif(trim(to_varchar("CURRENT_PERMANENT_OVERSEAS_ADDRESS_LINE_3")), ''))), ''), '') || '|' || coalesce(nullif(trim((nullif(trim(to_varchar("CURRENT_PERMANENT_OVERSEAS_ADDRESS_CITY_TOWN_VILLAGE")), ''))), ''), '') || '|' || coalesce(nullif(trim((nullif(trim(to_varchar("CURRENT_PERMANENT_OVERSEAS_ADDRESS_STATE_UT")), ''))), ''), '') || '|' || coalesce(nullif(trim((nullif(trim(to_varchar("CURRENT_PERMANENT_OVERSEAS_ADDRESS_COUNTRY")), ''))), ''), '') || '|' || coalesce(nullif(trim((nullif(trim(to_varchar("CURRENT_PERMANENT_OVERSEAS_ADDRESS_PIN_CODE")), ''))), ''), '')), '||||||')), '[[:space:]]+', ' '))) end),''),'')) AS VARCHAR))), '')) as link_hkey,</w:t>
-              <w:br/>
-              <w:t xml:space="preserve">           MD5_BINARY(NULLIF(UPPER(TRIM(CAST('HUB_PARTY|' || (nullif(trim(case when coalesce(nullif(trim(w0_party_code),'')) is not null then nullif(trim(w0_party_code), '') end),'')) AS VARCHAR))), '')) as PARTY_HKEY,</w:t>
+              <w:t xml:space="preserve">           MD5_BINARY(NULLIF(UPPER(TRIM(CAST('LNK_PARTY_LOCATION|' || (coalesce(nullif(trim(case when nullif(trim(w0_party_code),'') is not null then nullif(trim(w0_party_code), '') end),''),'') || '|' || coalesce(nullif(trim(case when coalesce(nullif(trim((nullif(trim(to_varchar("CURRENT_PERMANENT_OVERSEAS_ADDRESS_LINE_1")), ''))),''), nullif(trim((nullif(trim(to_varchar("CURRENT_PERMANENT_OVERSEAS_ADDRESS_LINE_2")), ''))),''), nullif(trim((nullif(trim(to_varchar("CURRENT_PERMANENT_OVERSEAS_ADDRESS_LINE_3")), ''))),''), nullif(trim((nullif(trim(to_varchar("CURRENT_PERMANENT_OVERSEAS_ADDRESS_CITY_TOWN_VILLAGE")), ''))),''), nullif(trim((nullif(trim(to_varchar("CURRENT_PERMANENT_OVERSEAS_ADDRESS_STATE_UT")), ''))),''), nullif(trim((nullif(trim(to_varchar("CURRENT_PERMANENT_OVERSEAS_ADDRESS_COUNTRY")), ''))),''), nullif(trim((nullif(trim(to_varchar("CURRENT_PERMANENT_OVERSEAS_ADDRESS_PIN_CODE")), ''))),'')) is not null then md5(upper(regexp_replace(trim(nullif(trim(coalesce(nullif(trim((nullif(trim(to_varchar("CURRENT_PERMANENT_OVERSEAS_ADDRESS_LINE_1")), ''))), ''), '') || '|' || coalesce(nullif(trim((nullif(trim(to_varchar("CURRENT_PERMANENT_OVERSEAS_ADDRESS_LINE_2")), ''))), ''), '') || '|' || coalesce(nullif(trim((nullif(trim(to_varchar("CURRENT_PERMANENT_OVERSEAS_ADDRESS_LINE_3")), ''))), ''), '') || '|' || coalesce(nullif(trim((nullif(trim(to_varchar("CURRENT_PERMANENT_OVERSEAS_ADDRESS_CITY_TOWN_VILLAGE")), ''))), ''), '') || '|' || coalesce(nullif(trim((nullif(trim(to_varchar("CURRENT_PERMANENT_OVERSEAS_ADDRESS_STATE_UT")), ''))), ''), '') || '|' || coalesce(nullif(trim((nullif(trim(to_varchar("CURRENT_PERMANENT_OVERSEAS_ADDRESS_COUNTRY")), ''))), ''), '') || '|' || coalesce(nullif(trim((nullif(trim(to_varchar("CURRENT_PERMANENT_OVERSEAS_ADDRESS_PIN_CODE")), ''))), ''), '')), '||||||')), '[[:space:]]+', ' '))) end),''),'')) AS VARCHAR))), '')) as link_hkey,</w:t>
+              <w:br/>
+              <w:t xml:space="preserve">           MD5_BINARY(NULLIF(UPPER(TRIM(CAST('HUB_PARTY|' || (nullif(trim(case when nullif(trim(w0_party_code),'') is not null then nullif(trim(w0_party_code), '') end),'')) AS VARCHAR))), '')) as PARTY_HKEY,</w:t>
               <w:br/>
               <w:t xml:space="preserve">           MD5_BINARY(NULLIF(UPPER(TRIM(CAST('HUB_LOCATION|' || (nullif(trim(case when coalesce(nullif(trim((nullif(trim(to_varchar("CURRENT_PERMANENT_OVERSEAS_ADDRESS_LINE_1")), ''))),''), nullif(trim((nullif(trim(to_varchar("CURRENT_PERMANENT_OVERSEAS_ADDRESS_LINE_2")), ''))),''), nullif(trim((nullif(trim(to_varchar("CURRENT_PERMANENT_OVERSEAS_ADDRESS_LINE_3")), ''))),''), nullif(trim((nullif(trim(to_varchar("CURRENT_PERMANENT_OVERSEAS_ADDRESS_CITY_TOWN_VILLAGE")), ''))),''), nullif(trim((nullif(trim(to_varchar("CURRENT_PERMANENT_OVERSEAS_ADDRESS_STATE_UT")), ''))),''), nullif(trim((nullif(trim(to_varchar("CURRENT_PERMANENT_OVERSEAS_ADDRESS_COUNTRY")), ''))),''), nullif(trim((nullif(trim(to_varchar("CURRENT_PERMANENT_OVERSEAS_ADDRESS_PIN_CODE")), ''))),'')) is not null then md5(upper(regexp_replace(trim(nullif(trim(coalesce(nullif(trim((nullif(trim(to_varchar("CURRENT_PERMANENT_OVERSEAS_ADDRESS_LINE_1")), ''))), ''), '') || '|' || coalesce(nullif(trim((nullif(trim(to_varchar("CURRENT_PERMANENT_OVERSEAS_ADDRESS_LINE_2")), ''))), ''), '') || '|' || coalesce(nullif(trim((nullif(trim(to_varchar("CURRENT_PERMANENT_OVERSEAS_ADDRESS_LINE_3")), ''))), ''), '') || '|' || coalesce(nullif(trim((nullif(trim(to_varchar("CURRENT_PERMANENT_OVERSEAS_ADDRESS_CITY_TOWN_VILLAGE")), ''))), ''), '') || '|' || coalesce(nullif(trim((nullif(trim(to_varchar("CURRENT_PERMANENT_OVERSEAS_ADDRESS_STATE_UT")), ''))), ''), '') || '|' || coalesce(nullif(trim((nullif(trim(to_varchar("CURRENT_PERMANENT_OVERSEAS_ADDRESS_COUNTRY")), ''))), ''), '') || '|' || coalesce(nullif(trim((nullif(trim(to_varchar("CURRENT_PERMANENT_OVERSEAS_ADDRESS_PIN_CODE")), ''))), ''), '')), '||||||')), '[[:space:]]+', ' '))) end),'')) AS VARCHAR))), '')) as LOCATION_HKEY</w:t>
               <w:br/>
               <w:t xml:space="preserve">      from RAW.MAXIMUS_TRAVEL.NONHLTH_TRV_UWR_VW_DATA_POLICY_DETAILS_PROPOSER_DETAILS_PARTY_PROPERTY_SIMPLE_PROPERTY_PIVOT_VW</w:t>
               <w:br/>
-              <w:t xml:space="preserve">     where MD5_BINARY(NULLIF(UPPER(TRIM(CAST('HUB_PARTY|' || (nullif(trim(case when coalesce(nullif(trim(w0_party_code),'')) is not null then nullif(trim(w0_party_code), '') end),'')) AS VARCHAR))), '')) is not null</w:t>
+              <w:t xml:space="preserve">     where MD5_BINARY(NULLIF(UPPER(TRIM(CAST('HUB_PARTY|' || (nullif(trim(case when nullif(trim(w0_party_code),'') is not null then nullif(trim(w0_party_code), '') end),'')) AS VARCHAR))), '')) is not null</w:t>
               <w:br/>
               <w:t xml:space="preserve">       and MD5_BINARY(NULLIF(UPPER(TRIM(CAST('HUB_LOCATION|' || (nullif(trim(case when coalesce(nullif(trim((nullif(trim(to_varchar("CURRENT_PERMANENT_OVERSEAS_ADDRESS_LINE_1")), ''))),''), nullif(trim((nullif(trim(to_varchar("CURRENT_PERMANENT_OVERSEAS_ADDRESS_LINE_2")), ''))),''), nullif(trim((nullif(trim(to_varchar("CURRENT_PERMANENT_OVERSEAS_ADDRESS_LINE_3")), ''))),''), nullif(trim((nullif(trim(to_varchar("CURRENT_PERMANENT_OVERSEAS_ADDRESS_CITY_TOWN_VILLAGE")), ''))),''), nullif(trim((nullif(trim(to_varchar("CURRENT_PERMANENT_OVERSEAS_ADDRESS_STATE_UT")), ''))),''), nullif(trim((nullif(trim(to_varchar("CURRENT_PERMANENT_OVERSEAS_ADDRESS_COUNTRY")), ''))),''), nullif(trim((nullif(trim(to_varchar("CURRENT_PERMANENT_OVERSEAS_ADDRESS_PIN_CODE")), ''))),'')) is not null then md5(upper(regexp_replace(trim(nullif(trim(coalesce(nullif(trim((nullif(trim(to_varchar("CURRENT_PERMANENT_OVERSEAS_ADDRESS_LINE_1")), ''))), ''), '') || '|' || coalesce(nullif(trim((nullif(trim(to_varchar("CURRENT_PERMANENT_OVERSEAS_ADDRESS_LINE_2")), ''))), ''), '') || '|' || coalesce(nullif(trim((nullif(trim(to_varchar("CURRENT_PERMANENT_OVERSEAS_ADDRESS_LINE_3")), ''))), ''), '') || '|' || coalesce(nullif(trim((nullif(trim(to_varchar("CURRENT_PERMANENT_OVERSEAS_ADDRESS_CITY_TOWN_VILLAGE")), ''))), ''), '') || '|' || coalesce(nullif(trim((nullif(trim(to_varchar("CURRENT_PERMANENT_OVERSEAS_ADDRESS_STATE_UT")), ''))), ''), '') || '|' || coalesce(nullif(trim((nullif(trim(to_varchar("CURRENT_PERMANENT_OVERSEAS_ADDRESS_COUNTRY")), ''))), ''), '') || '|' || coalesce(nullif(trim((nullif(trim(to_varchar("CURRENT_PERMANENT_OVERSEAS_ADDRESS_PIN_CODE")), ''))), ''), '')), '||||||')), '[[:space:]]+', ' '))) end),'')) AS VARCHAR))), '')) is not null</w:t>
               <w:br/>
@@ -3053,15 +3041,15 @@
               <w:br/>
               <w:t xml:space="preserve">    select 'lnkfeed_mt_party_location &lt;- stg2_mt__uwr_pol_ins_mbr_pa_address_prop_pv' as src_feed,</w:t>
               <w:br/>
-              <w:t xml:space="preserve">           MD5_BINARY(NULLIF(UPPER(TRIM(CAST('LNK_PARTY_LOCATION|' || (coalesce(nullif(trim(case when coalesce(nullif(trim(w0_party_code),'')) is not null then nullif(trim(w0_party_code), '') end),''),'') || '|' || coalesce(nullif(trim(case when coalesce(nullif(trim((nullif(trim(to_varchar("AREA")), ''))),''), nullif(trim((nullif(trim(to_varchar("LAND_MARK")), ''))),''), nullif(trim(((nullif(trim(to_varchar("CITY")), '')))),''), nullif(trim((nullif(trim(to_varchar("STATE")), ''))),''), nullif(trim((nullif(trim(to_varchar("PINCODE")), ''))),'')) is not null then md5(upper(regexp_replace(trim(nullif(trim(coalesce(nullif(trim((nullif(trim(to_varchar("AREA")), ''))), ''), '') || '#' || coalesce(nullif(trim((nullif(trim(to_varchar("LAND_MARK")), ''))), ''), '') || '#' || coalesce(nullif(trim(((nullif(trim(to_varchar("CITY")), '')))), ''), '') || '#' || coalesce(nullif(trim((nullif(trim(to_varchar("STATE")), ''))), ''), '') || '#' || coalesce(nullif(trim((nullif(trim(to_varchar("PINCODE")), ''))), ''), '')), '####')), '[[:space:]]+', ' '))) end),''),'')) AS VARCHAR))), '')) as link_hkey,</w:t>
-              <w:br/>
-              <w:t xml:space="preserve">           MD5_BINARY(NULLIF(UPPER(TRIM(CAST('HUB_PARTY|' || (nullif(trim(case when coalesce(nullif(trim(w0_party_code),'')) is not null then nullif(trim(w0_party_code), '') end),'')) AS VARCHAR))), '')) as PARTY_HKEY,</w:t>
+              <w:t xml:space="preserve">           MD5_BINARY(NULLIF(UPPER(TRIM(CAST('LNK_PARTY_LOCATION|' || (coalesce(nullif(trim(case when nullif(trim(w0_party_code),'') is not null then nullif(trim(w0_party_code), '') end),''),'') || '|' || coalesce(nullif(trim(case when coalesce(nullif(trim((nullif(trim(to_varchar("AREA")), ''))),''), nullif(trim((nullif(trim(to_varchar("LAND_MARK")), ''))),''), nullif(trim(((nullif(trim(to_varchar("CITY")), '')))),''), nullif(trim((nullif(trim(to_varchar("STATE")), ''))),''), nullif(trim((nullif(trim(to_varchar("PINCODE")), ''))),'')) is not null then md5(upper(regexp_replace(trim(nullif(trim(coalesce(nullif(trim((nullif(trim(to_varchar("AREA")), ''))), ''), '') || '#' || coalesce(nullif(trim((nullif(trim(to_varchar("LAND_MARK")), ''))), ''), '') || '#' || coalesce(nullif(trim(((nullif(trim(to_varchar("CITY")), '')))), ''), '') || '#' || coalesce(nullif(trim((nullif(trim(to_varchar("STATE")), ''))), ''), '') || '#' || coalesce(nullif(trim((nullif(trim(to_varchar("PINCODE")), ''))), ''), '')), '####')), '[[:space:]]+', ' '))) end),''),'')) AS VARCHAR))), '')) as link_hkey,</w:t>
+              <w:br/>
+              <w:t xml:space="preserve">           MD5_BINARY(NULLIF(UPPER(TRIM(CAST('HUB_PARTY|' || (nullif(trim(case when nullif(trim(w0_party_code),'') is not null then nullif(trim(w0_party_code), '') end),'')) AS VARCHAR))), '')) as PARTY_HKEY,</w:t>
               <w:br/>
               <w:t xml:space="preserve">           MD5_BINARY(NULLIF(UPPER(TRIM(CAST('HUB_LOCATION|' || (nullif(trim(case when coalesce(nullif(trim((nullif(trim(to_varchar("AREA")), ''))),''), nullif(trim((nullif(trim(to_varchar("LAND_MARK")), ''))),''), nullif(trim(((nullif(trim(to_varchar("CITY")), '')))),''), nullif(trim((nullif(trim(to_varchar("STATE")), ''))),''), nullif(trim((nullif(trim(to_varchar("PINCODE")), ''))),'')) is not null then md5(upper(regexp_replace(trim(nullif(trim(coalesce(nullif(trim((nullif(trim(to_varchar("AREA")), ''))), ''), '') || '#' || coalesce(nullif(trim((nullif(trim(to_varchar("LAND_MARK")), ''))), ''), '') || '#' || coalesce(nullif(trim(((nullif(trim(to_varchar("CITY")), '')))), ''), '') || '#' || coalesce(nullif(trim((nullif(trim(to_varchar("STATE")), ''))), ''), '') || '#' || coalesce(nullif(trim((nullif(trim(to_varchar("PINCODE")), ''))), ''), '')), '####')), '[[:space:]]+', ' '))) end),'')) AS VARCHAR))), '')) as LOCATION_HKEY</w:t>
               <w:br/>
               <w:t xml:space="preserve">      from RAW.MAXIMUS_TRAVEL.NONHLTH_TRV_UWR_VW_DATA_POLICY_DETAILS_INSURED_DETAILS_MEMBER_DETAILS_PARTY_ADDRESS_ADDRESS_PROPERTY_PIVOT_VW</w:t>
               <w:br/>
-              <w:t xml:space="preserve">     where MD5_BINARY(NULLIF(UPPER(TRIM(CAST('HUB_PARTY|' || (nullif(trim(case when coalesce(nullif(trim(w0_party_code),'')) is not null then nullif(trim(w0_party_code), '') end),'')) AS VARCHAR))), '')) is not null</w:t>
+              <w:t xml:space="preserve">     where MD5_BINARY(NULLIF(UPPER(TRIM(CAST('HUB_PARTY|' || (nullif(trim(case when nullif(trim(w0_party_code),'') is not null then nullif(trim(w0_party_code), '') end),'')) AS VARCHAR))), '')) is not null</w:t>
               <w:br/>
               <w:t xml:space="preserve">       and MD5_BINARY(NULLIF(UPPER(TRIM(CAST('HUB_LOCATION|' || (nullif(trim(case when coalesce(nullif(trim((nullif(trim(to_varchar("AREA")), ''))),''), nullif(trim((nullif(trim(to_varchar("LAND_MARK")), ''))),''), nullif(trim(((nullif(trim(to_varchar("CITY")), '')))),''), nullif(trim((nullif(trim(to_varchar("STATE")), ''))),''), nullif(trim((nullif(trim(to_varchar("PINCODE")), ''))),'')) is not null then md5(upper(regexp_replace(trim(nullif(trim(coalesce(nullif(trim((nullif(trim(to_varchar("AREA")), ''))), ''), '') || '#' || coalesce(nullif(trim((nullif(trim(to_varchar("LAND_MARK")), ''))), ''), '') || '#' || coalesce(nullif(trim(((nullif(trim(to_varchar("CITY")), '')))), ''), '') || '#' || coalesce(nullif(trim((nullif(trim(to_varchar("STATE")), ''))), ''), '') || '#' || coalesce(nullif(trim((nullif(trim(to_varchar("PINCODE")), ''))), ''), '')), '####')), '[[:space:]]+', ' '))) end),'')) AS VARCHAR))), '')) is not null</w:t>
               <w:br/>
@@ -3073,15 +3061,15 @@
               <w:br/>
               <w:t xml:space="preserve">    select 'lnkfeed_mt_party_location &lt;- stg2_mt__uwr_pol_prp_pa_address_prop_pv' as src_feed,</w:t>
               <w:br/>
-              <w:t xml:space="preserve">           MD5_BINARY(NULLIF(UPPER(TRIM(CAST('LNK_PARTY_LOCATION|' || (coalesce(nullif(trim(case when coalesce(nullif(trim(w0_party_code),'')) is not null then nullif(trim(w0_party_code), '') end),''),'') || '|' || coalesce(nullif(trim(case when coalesce(nullif(trim((nullif(trim(to_varchar("AREA")), ''))),''), nullif(trim((nullif(trim(to_varchar("LAND_MARK")), ''))),''), nullif(trim(((nullif(trim(to_varchar("CITY")), '')))),''), nullif(trim((nullif(trim(to_varchar("STATE")), ''))),''), nullif(trim((nullif(trim(to_varchar("PINCODE")), ''))),'')) is not null then md5(upper(regexp_replace(trim(nullif(trim(coalesce(nullif(trim((nullif(trim(to_varchar("AREA")), ''))), ''), '') || '#' || coalesce(nullif(trim((nullif(trim(to_varchar("LAND_MARK")), ''))), ''), '') || '#' || coalesce(nullif(trim(((nullif(trim(to_varchar("CITY")), '')))), ''), '') || '#' || coalesce(nullif(trim((nullif(trim(to_varchar("STATE")), ''))), ''), '') || '#' || coalesce(nullif(trim((nullif(trim(to_varchar("PINCODE")), ''))), ''), '')), '####')), '[[:space:]]+', ' '))) end),''),'')) AS VARCHAR))), '')) as link_hkey,</w:t>
-              <w:br/>
-              <w:t xml:space="preserve">           MD5_BINARY(NULLIF(UPPER(TRIM(CAST('HUB_PARTY|' || (nullif(trim(case when coalesce(nullif(trim(w0_party_code),'')) is not null then nullif(trim(w0_party_code), '') end),'')) AS VARCHAR))), '')) as PARTY_HKEY,</w:t>
+              <w:t xml:space="preserve">           MD5_BINARY(NULLIF(UPPER(TRIM(CAST('LNK_PARTY_LOCATION|' || (coalesce(nullif(trim(case when nullif(trim(w0_party_code),'') is not null then nullif(trim(w0_party_code), '') end),''),'') || '|' || coalesce(nullif(trim(case when coalesce(nullif(trim((nullif(trim(to_varchar("AREA")), ''))),''), nullif(trim((nullif(trim(to_varchar("LAND_MARK")), ''))),''), nullif(trim(((nullif(trim(to_varchar("CITY")), '')))),''), nullif(trim((nullif(trim(to_varchar("STATE")), ''))),''), nullif(trim((nullif(trim(to_varchar("PINCODE")), ''))),'')) is not null then md5(upper(regexp_replace(trim(nullif(trim(coalesce(nullif(trim((nullif(trim(to_varchar("AREA")), ''))), ''), '') || '#' || coalesce(nullif(trim((nullif(trim(to_varchar("LAND_MARK")), ''))), ''), '') || '#' || coalesce(nullif(trim(((nullif(trim(to_varchar("CITY")), '')))), ''), '') || '#' || coalesce(nullif(trim((nullif(trim(to_varchar("STATE")), ''))), ''), '') || '#' || coalesce(nullif(trim((nullif(trim(to_varchar("PINCODE")), ''))), ''), '')), '####')), '[[:space:]]+', ' '))) end),''),'')) AS VARCHAR))), '')) as link_hkey,</w:t>
+              <w:br/>
+              <w:t xml:space="preserve">           MD5_BINARY(NULLIF(UPPER(TRIM(CAST('HUB_PARTY|' || (nullif(trim(case when nullif(trim(w0_party_code),'') is not null then nullif(trim(w0_party_code), '') end),'')) AS VARCHAR))), '')) as PARTY_HKEY,</w:t>
               <w:br/>
               <w:t xml:space="preserve">           MD5_BINARY(NULLIF(UPPER(TRIM(CAST('HUB_LOCATION|' || (nullif(trim(case when coalesce(nullif(trim((nullif(trim(to_varchar("AREA")), ''))),''), nullif(trim((nullif(trim(to_varchar("LAND_MARK")), ''))),''), nullif(trim(((nullif(trim(to_varchar("CITY")), '')))),''), nullif(trim((nullif(trim(to_varchar("STATE")), ''))),''), nullif(trim((nullif(trim(to_varchar("PINCODE")), ''))),'')) is not null then md5(upper(regexp_replace(trim(nullif(trim(coalesce(nullif(trim((nullif(trim(to_varchar("AREA")), ''))), ''), '') || '#' || coalesce(nullif(trim((nullif(trim(to_varchar("LAND_MARK")), ''))), ''), '') || '#' || coalesce(nullif(trim(((nullif(trim(to_varchar("CITY")), '')))), ''), '') || '#' || coalesce(nullif(trim((nullif(trim(to_varchar("STATE")), ''))), ''), '') || '#' || coalesce(nullif(trim((nullif(trim(to_varchar("PINCODE")), ''))), ''), '')), '####')), '[[:space:]]+', ' '))) end),'')) AS VARCHAR))), '')) as LOCATION_HKEY</w:t>
               <w:br/>
               <w:t xml:space="preserve">      from RAW.MAXIMUS_TRAVEL.NONHLTH_TRV_UWR_VW_DATA_POLICY_DETAILS_PROPOSER_DETAILS_PARTY_ADDRESS_ADDRESS_PROPERTY_PIVOT_VW</w:t>
               <w:br/>
-              <w:t xml:space="preserve">     where MD5_BINARY(NULLIF(UPPER(TRIM(CAST('HUB_PARTY|' || (nullif(trim(case when coalesce(nullif(trim(w0_party_code),'')) is not null then nullif(trim(w0_party_code), '') end),'')) AS VARCHAR))), '')) is not null</w:t>
+              <w:t xml:space="preserve">     where MD5_BINARY(NULLIF(UPPER(TRIM(CAST('HUB_PARTY|' || (nullif(trim(case when nullif(trim(w0_party_code),'') is not null then nullif(trim(w0_party_code), '') end),'')) AS VARCHAR))), '')) is not null</w:t>
               <w:br/>
               <w:t xml:space="preserve">       and MD5_BINARY(NULLIF(UPPER(TRIM(CAST('HUB_LOCATION|' || (nullif(trim(case when coalesce(nullif(trim((nullif(trim(to_varchar("AREA")), ''))),''), nullif(trim((nullif(trim(to_varchar("LAND_MARK")), ''))),''), nullif(trim(((nullif(trim(to_varchar("CITY")), '')))),''), nullif(trim((nullif(trim(to_varchar("STATE")), ''))),''), nullif(trim((nullif(trim(to_varchar("PINCODE")), ''))),'')) is not null then md5(upper(regexp_replace(trim(nullif(trim(coalesce(nullif(trim((nullif(trim(to_varchar("AREA")), ''))), ''), '') || '#' || coalesce(nullif(trim((nullif(trim(to_varchar("LAND_MARK")), ''))), ''), '') || '#' || coalesce(nullif(trim(((nullif(trim(to_varchar("CITY")), '')))), ''), '') || '#' || coalesce(nullif(trim((nullif(trim(to_varchar("STATE")), ''))), ''), '') || '#' || coalesce(nullif(trim((nullif(trim(to_varchar("PINCODE")), ''))), ''), '')), '####')), '[[:space:]]+', ' '))) end),'')) AS VARCHAR))), '')) is not null</w:t>
               <w:br/>
@@ -3093,15 +3081,15 @@
               <w:br/>
               <w:t xml:space="preserve">    select 'lnkfeed_mt_party_location &lt;- stg2_mt__uwr_pol_ins_mbr_pp_sp_pv' as src_feed,</w:t>
               <w:br/>
-              <w:t xml:space="preserve">           MD5_BINARY(NULLIF(UPPER(TRIM(CAST('LNK_PARTY_LOCATION|' || (coalesce(nullif(trim(case when coalesce(nullif(trim(w0_party_code),'')) is not null then nullif(trim(w0_party_code), '') end),''),'') || '|' || coalesce(nullif(trim(case when coalesce(nullif(trim((nullif(trim(to_varchar("CORRESPONDENCE_LOCAL_ADDRESS_LINE_1")), ''))),''), nullif(trim((nullif(trim(to_varchar("CORRESPONDENCE_LOCAL_ADDRESS_LINE_2")), ''))),''), nullif(trim((nullif(trim(to_varchar("CORRESPONDENCE_LOCAL_ADDRESS_LINE_3")), ''))),''), nullif(trim((nullif(trim(to_varchar("CORRESPONDENCE_LOCAL_ADDRESS_CITY_TOWN_VILLAGE")), ''))),''), nullif(trim((nullif(trim(to_varchar("CORRESPONDENCE_LOCAL_ADDRESS_DISTRICT")), ''))),''), nullif(trim((nullif(trim(to_varchar("CORRESPONDENCE_LOCAL_ADDRESS_STATE")), ''))),''), nullif(trim((nullif(trim(to_varchar("CORRESPONDENCE_LOCAL_ADDRESS_COUNTRY")), ''))),''), nullif(trim((nullif(trim(to_varchar("LOCAL_ADDRESS_PIN_CODE")), ''))),'')) is not null then md5(upper(regexp_replace(trim(nullif(trim(coalesce(nullif(trim((nullif(trim(to_varchar("CORRESPONDENCE_LOCAL_ADDRESS_LINE_1")), ''))), ''), '') || '|' || coalesce(nullif(trim((nullif(trim(to_varchar("CORRESPONDENCE_LOCAL_ADDRESS_LINE_2")), ''))), ''), '') || '|' || coalesce(nullif(trim((nullif(trim(to_varchar("CORRESPONDENCE_LOCAL_ADDRESS_LINE_3")), ''))), ''), '') || '|' || coalesce(nullif(trim((nullif(trim(to_varchar("CORRESPONDENCE_LOCAL_ADDRESS_CITY_TOWN_VILLAGE")), ''))), ''), '') || '|' || coalesce(nullif(trim((nullif(trim(to_varchar("CORRESPONDENCE_LOCAL_ADDRESS_DISTRICT")), ''))), ''), '') || '|' || coalesce(nullif(trim((nullif(trim(to_varchar("CORRESPONDENCE_LOCAL_ADDRESS_STATE")), ''))), ''), '') || '|' || coalesce(nullif(trim((nullif(trim(to_varchar("CORRESPONDENCE_LOCAL_ADDRESS_COUNTRY")), ''))), ''), '') || '|' || coalesce(nullif(trim((nullif(trim(to_varchar("LOCAL_ADDRESS_PIN_CODE")), ''))), ''), '')), '|||||||')), '[[:space:]]+', ' '))) end),''),'')) AS VARCHAR))), '')) as link_hkey,</w:t>
-              <w:br/>
-              <w:t xml:space="preserve">           MD5_BINARY(NULLIF(UPPER(TRIM(CAST('HUB_PARTY|' || (nullif(trim(case when coalesce(nullif(trim(w0_party_code),'')) is not null then nullif(trim(w0_party_code), '') end),'')) AS VARCHAR))), '')) as PARTY_HKEY,</w:t>
+              <w:t xml:space="preserve">           MD5_BINARY(NULLIF(UPPER(TRIM(CAST('LNK_PARTY_LOCATION|' || (coalesce(nullif(trim(case when nullif(trim(w0_party_code),'') is not null then nullif(trim(w0_party_code), '') end),''),'') || '|' || coalesce(nullif(trim(case when coalesce(nullif(trim((nullif(trim(to_varchar("CORRESPONDENCE_LOCAL_ADDRESS_LINE_1")), ''))),''), nullif(trim((nullif(trim(to_varchar("CORRESPONDENCE_LOCAL_ADDRESS_LINE_2")), ''))),''), nullif(trim((nullif(trim(to_varchar("CORRESPONDENCE_LOCAL_ADDRESS_LINE_3")), ''))),''), nullif(trim((nullif(trim(to_varchar("CORRESPONDENCE_LOCAL_ADDRESS_CITY_TOWN_VILLAGE")), ''))),''), nullif(trim((nullif(trim(to_varchar("CORRESPONDENCE_LOCAL_ADDRESS_DISTRICT")), ''))),''), nullif(trim((nullif(trim(to_varchar("CORRESPONDENCE_LOCAL_ADDRESS_STATE")), ''))),''), nullif(trim((nullif(trim(to_varchar("CORRESPONDENCE_LOCAL_ADDRESS_COUNTRY")), ''))),''), nullif(trim((nullif(trim(to_varchar("LOCAL_ADDRESS_PIN_CODE")), ''))),'')) is not null then md5(upper(regexp_replace(trim(nullif(trim(coalesce(nullif(trim((nullif(trim(to_varchar("CORRESPONDENCE_LOCAL_ADDRESS_LINE_1")), ''))), ''), '') || '|' || coalesce(nullif(trim((nullif(trim(to_varchar("CORRESPONDENCE_LOCAL_ADDRESS_LINE_2")), ''))), ''), '') || '|' || coalesce(nullif(trim((nullif(trim(to_varchar("CORRESPONDENCE_LOCAL_ADDRESS_LINE_3")), ''))), ''), '') || '|' || coalesce(nullif(trim((nullif(trim(to_varchar("CORRESPONDENCE_LOCAL_ADDRESS_CITY_TOWN_VILLAGE")), ''))), ''), '') || '|' || coalesce(nullif(trim((nullif(trim(to_varchar("CORRESPONDENCE_LOCAL_ADDRESS_DISTRICT")), ''))), ''), '') || '|' || coalesce(nullif(trim((nullif(trim(to_varchar("CORRESPONDENCE_LOCAL_ADDRESS_STATE")), ''))), ''), '') || '|' || coalesce(nullif(trim((nullif(trim(to_varchar("CORRESPONDENCE_LOCAL_ADDRESS_COUNTRY")), ''))), ''), '') || '|' || coalesce(nullif(trim((nullif(trim(to_varchar("LOCAL_ADDRESS_PIN_CODE")), ''))), ''), '')), '|||||||')), '[[:space:]]+', ' '))) end),''),'')) AS VARCHAR))), '')) as link_hkey,</w:t>
+              <w:br/>
+              <w:t xml:space="preserve">           MD5_BINARY(NULLIF(UPPER(TRIM(CAST('HUB_PARTY|' || (nullif(trim(case when nullif(trim(w0_party_code),'') is not null then nullif(trim(w0_party_code), '') end),'')) AS VARCHAR))), '')) as PARTY_HKEY,</w:t>
               <w:br/>
               <w:t xml:space="preserve">           MD5_BINARY(NULLIF(UPPER(TRIM(CAST('HUB_LOCATION|' || (nullif(trim(case when coalesce(nullif(trim((nullif(trim(to_varchar("CORRESPONDENCE_LOCAL_ADDRESS_LINE_1")), ''))),''), nullif(trim((nullif(trim(to_varchar("CORRESPONDENCE_LOCAL_ADDRESS_LINE_2")), ''))),''), nullif(trim((nullif(trim(to_varchar("CORRESPONDENCE_LOCAL_ADDRESS_LINE_3")), ''))),''), nullif(trim((nullif(trim(to_varchar("CORRESPONDENCE_LOCAL_ADDRESS_CITY_TOWN_VILLAGE")), ''))),''), nullif(trim((nullif(trim(to_varchar("CORRESPONDENCE_LOCAL_ADDRESS_DISTRICT")), ''))),''), nullif(trim((nullif(trim(to_varchar("CORRESPONDENCE_LOCAL_ADDRESS_STATE")), ''))),''), nullif(trim((nullif(trim(to_varchar("CORRESPONDENCE_LOCAL_ADDRESS_COUNTRY")), ''))),''), nullif(trim((nullif(trim(to_varchar("LOCAL_ADDRESS_PIN_CODE")), ''))),'')) is not null then md5(upper(regexp_replace(trim(nullif(trim(coalesce(nullif(trim((nullif(trim(to_varchar("CORRESPONDENCE_LOCAL_ADDRESS_LINE_1")), ''))), ''), '') || '|' || coalesce(nullif(trim((nullif(trim(to_varchar("CORRESPONDENCE_LOCAL_ADDRESS_LINE_2")), ''))), ''), '') || '|' || coalesce(nullif(trim((nullif(trim(to_varchar("CORRESPONDENCE_LOCAL_ADDRESS_LINE_3")), ''))), ''), '') || '|' || coalesce(nullif(trim((nullif(trim(to_varchar("CORRESPONDENCE_LOCAL_ADDRESS_CITY_TOWN_VILLAGE")), ''))), ''), '') || '|' || coalesce(nullif(trim((nullif(trim(to_varchar("CORRESPONDENCE_LOCAL_ADDRESS_DISTRICT")), ''))), ''), '') || '|' || coalesce(nullif(trim((nullif(trim(to_varchar("CORRESPONDENCE_LOCAL_ADDRESS_STATE")), ''))), ''), '') || '|' || coalesce(nullif(trim((nullif(trim(to_varchar("CORRESPONDENCE_LOCAL_ADDRESS_COUNTRY")), ''))), ''), '') || '|' || coalesce(nullif(trim((nullif(trim(to_varchar("LOCAL_ADDRESS_PIN_CODE")), ''))), ''), '')), '|||||||')), '[[:space:]]+', ' '))) end),'')) AS VARCHAR))), '')) as LOCATION_HKEY</w:t>
               <w:br/>
               <w:t xml:space="preserve">      from RAW.MAXIMUS_TRAVEL.NONHLTH_TRV_UWR_VW_DATA_POLICY_DETAILS_INSURED_DETAILS_MEMBER_DETAILS_PARTY_PROPERTY_SIMPLE_PROPERTY_PIVOT_VW</w:t>
               <w:br/>
-              <w:t xml:space="preserve">     where MD5_BINARY(NULLIF(UPPER(TRIM(CAST('HUB_PARTY|' || (nullif(trim(case when coalesce(nullif(trim(w0_party_code),'')) is not null then nullif(trim(w0_party_code), '') end),'')) AS VARCHAR))), '')) is not null</w:t>
+              <w:t xml:space="preserve">     where MD5_BINARY(NULLIF(UPPER(TRIM(CAST('HUB_PARTY|' || (nullif(trim(case when nullif(trim(w0_party_code),'') is not null then nullif(trim(w0_party_code), '') end),'')) AS VARCHAR))), '')) is not null</w:t>
               <w:br/>
               <w:t xml:space="preserve">       and MD5_BINARY(NULLIF(UPPER(TRIM(CAST('HUB_LOCATION|' || (nullif(trim(case when coalesce(nullif(trim((nullif(trim(to_varchar("CORRESPONDENCE_LOCAL_ADDRESS_LINE_1")), ''))),''), nullif(trim((nullif(trim(to_varchar("CORRESPONDENCE_LOCAL_ADDRESS_LINE_2")), ''))),''), nullif(trim((nullif(trim(to_varchar("CORRESPONDENCE_LOCAL_ADDRESS_LINE_3")), ''))),''), nullif(trim((nullif(trim(to_varchar("CORRESPONDENCE_LOCAL_ADDRESS_CITY_TOWN_VILLAGE")), ''))),''), nullif(trim((nullif(trim(to_varchar("CORRESPONDENCE_LOCAL_ADDRESS_DISTRICT")), ''))),''), nullif(trim((nullif(trim(to_varchar("CORRESPONDENCE_LOCAL_ADDRESS_STATE")), ''))),''), nullif(trim((nullif(trim(to_varchar("CORRESPONDENCE_LOCAL_ADDRESS_COUNTRY")), ''))),''), nullif(trim((nullif(trim(to_varchar("LOCAL_ADDRESS_PIN_CODE")), ''))),'')) is not null then md5(upper(regexp_replace(trim(nullif(trim(coalesce(nullif(trim((nullif(trim(to_varchar("CORRESPONDENCE_LOCAL_ADDRESS_LINE_1")), ''))), ''), '') || '|' || coalesce(nullif(trim((nullif(trim(to_varchar("CORRESPONDENCE_LOCAL_ADDRESS_LINE_2")), ''))), ''), '') || '|' || coalesce(nullif(trim((nullif(trim(to_varchar("CORRESPONDENCE_LOCAL_ADDRESS_LINE_3")), ''))), ''), '') || '|' || coalesce(nullif(trim((nullif(trim(to_varchar("CORRESPONDENCE_LOCAL_ADDRESS_CITY_TOWN_VILLAGE")), ''))), ''), '') || '|' || coalesce(nullif(trim((nullif(trim(to_varchar("CORRESPONDENCE_LOCAL_ADDRESS_DISTRICT")), ''))), ''), '') || '|' || coalesce(nullif(trim((nullif(trim(to_varchar("CORRESPONDENCE_LOCAL_ADDRESS_STATE")), ''))), ''), '') || '|' || coalesce(nullif(trim((nullif(trim(to_varchar("CORRESPONDENCE_LOCAL_ADDRESS_COUNTRY")), ''))), ''), '') || '|' || coalesce(nullif(trim((nullif(trim(to_varchar("LOCAL_ADDRESS_PIN_CODE")), ''))), ''), '')), '|||||||')), '[[:space:]]+', ' '))) end),'')) AS VARCHAR))), '')) is not null</w:t>
               <w:br/>
@@ -3113,15 +3101,15 @@
               <w:br/>
               <w:t xml:space="preserve">    select 'lnkfeed_mt_party_location &lt;- stg2_mt__uwr_pol_ins_mbr_pp_sp_pv' as src_feed,</w:t>
               <w:br/>
-              <w:t xml:space="preserve">           MD5_BINARY(NULLIF(UPPER(TRIM(CAST('LNK_PARTY_LOCATION|' || (coalesce(nullif(trim(case when coalesce(nullif(trim(w0_party_code),'')) is not null then nullif(trim(w0_party_code), '') end),''),'') || '|' || coalesce(nullif(trim(case when coalesce(nullif(trim((nullif(trim(to_varchar("CURRENT_PERMANENT_OVERSEAS_ADDRESS_LINE_1")), ''))),''), nullif(trim((nullif(trim(to_varchar("CURRENT_PERMANENT_OVERSEAS_ADDRESS_LINE_2")), ''))),''), nullif(trim((nullif(trim(to_varchar("CURRENT_PERMANENT_OVERSEAS_ADDRESS_LINE_3")), ''))),''), nullif(trim((nullif(trim(to_varchar("CURRENT_PERMANENT_OVERSEAS_ADDRESS_CITY_TOWN_VILLAGE")), ''))),''), nullif(trim((nullif(trim(to_varchar("CURRENT_PERMANENT_OVERSEAS_ADDRESS_STATE_UT")), ''))),''), nullif(trim((nullif(trim(to_varchar("CURRENT_PERMANENT_OVERSEAS_ADDRESS_COUNTRY")), ''))),''), nullif(trim((nullif(trim(to_varchar("CURRENT_PERMANENT_OVERSEAS_ADDRESS_PIN_CODE")), ''))),'')) is not null then md5(upper(regexp_replace(trim(nullif(trim(coalesce(nullif(trim((nullif(trim(to_varchar("CURRENT_PERMANENT_OVERSEAS_ADDRESS_LINE_1")), ''))), ''), '') || '|' || coalesce(nullif(trim((nullif(trim(to_varchar("CURRENT_PERMANENT_OVERSEAS_ADDRESS_LINE_2")), ''))), ''), '') || '|' || coalesce(nullif(trim((nullif(trim(to_varchar("CURRENT_PERMANENT_OVERSEAS_ADDRESS_LINE_3")), ''))), ''), '') || '|' || coalesce(nullif(trim((nullif(trim(to_varchar("CURRENT_PERMANENT_OVERSEAS_ADDRESS_CITY_TOWN_VILLAGE")), ''))), ''), '') || '|' || coalesce(nullif(trim((nullif(trim(to_varchar("CURRENT_PERMANENT_OVERSEAS_ADDRESS_STATE_UT")), ''))), ''), '') || '|' || coalesce(nullif(trim((nullif(trim(to_varchar("CURRENT_PERMANENT_OVERSEAS_ADDRESS_COUNTRY")), ''))), ''), '') || '|' || coalesce(nullif(trim((nullif(trim(to_varchar("CURRENT_PERMANENT_OVERSEAS_ADDRESS_PIN_CODE")), ''))), ''), '')), '||||||')), '[[:space:]]+', ' '))) end),''),'')) AS VARCHAR))), '')) as link_hkey,</w:t>
-              <w:br/>
-              <w:t xml:space="preserve">           MD5_BINARY(NULLIF(UPPER(TRIM(CAST('HUB_PARTY|' || (nullif(trim(case when coalesce(nullif(trim(w0_party_code),'')) is not null then nullif(trim(w0_party_code), '') end),'')) AS VARCHAR))), '')) as PARTY_HKEY,</w:t>
+              <w:t xml:space="preserve">           MD5_BINARY(NULLIF(UPPER(TRIM(CAST('LNK_PARTY_LOCATION|' || (coalesce(nullif(trim(case when nullif(trim(w0_party_code),'') is not null then nullif(trim(w0_party_code), '') end),''),'') || '|' || coalesce(nullif(trim(case when coalesce(nullif(trim((nullif(trim(to_varchar("CURRENT_PERMANENT_OVERSEAS_ADDRESS_LINE_1")), ''))),''), nullif(trim((nullif(trim(to_varchar("CURRENT_PERMANENT_OVERSEAS_ADDRESS_LINE_2")), ''))),''), nullif(trim((nullif(trim(to_varchar("CURRENT_PERMANENT_OVERSEAS_ADDRESS_LINE_3")), ''))),''), nullif(trim((nullif(trim(to_varchar("CURRENT_PERMANENT_OVERSEAS_ADDRESS_CITY_TOWN_VILLAGE")), ''))),''), nullif(trim((nullif(trim(to_varchar("CURRENT_PERMANENT_OVERSEAS_ADDRESS_STATE_UT")), ''))),''), nullif(trim((nullif(trim(to_varchar("CURRENT_PERMANENT_OVERSEAS_ADDRESS_COUNTRY")), ''))),''), nullif(trim((nullif(trim(to_varchar("CURRENT_PERMANENT_OVERSEAS_ADDRESS_PIN_CODE")), ''))),'')) is not null then md5(upper(regexp_replace(trim(nullif(trim(coalesce(nullif(trim((nullif(trim(to_varchar("CURRENT_PERMANENT_OVERSEAS_ADDRESS_LINE_1")), ''))), ''), '') || '|' || coalesce(nullif(trim((nullif(trim(to_varchar("CURRENT_PERMANENT_OVERSEAS_ADDRESS_LINE_2")), ''))), ''), '') || '|' || coalesce(nullif(trim((nullif(trim(to_varchar("CURRENT_PERMANENT_OVERSEAS_ADDRESS_LINE_3")), ''))), ''), '') || '|' || coalesce(nullif(trim((nullif(trim(to_varchar("CURRENT_PERMANENT_OVERSEAS_ADDRESS_CITY_TOWN_VILLAGE")), ''))), ''), '') || '|' || coalesce(nullif(trim((nullif(trim(to_varchar("CURRENT_PERMANENT_OVERSEAS_ADDRESS_STATE_UT")), ''))), ''), '') || '|' || coalesce(nullif(trim((nullif(trim(to_varchar("CURRENT_PERMANENT_OVERSEAS_ADDRESS_COUNTRY")), ''))), ''), '') || '|' || coalesce(nullif(trim((nullif(trim(to_varchar("CURRENT_PERMANENT_OVERSEAS_ADDRESS_PIN_CODE")), ''))), ''), '')), '||||||')), '[[:space:]]+', ' '))) end),''),'')) AS VARCHAR))), '')) as link_hkey,</w:t>
+              <w:br/>
+              <w:t xml:space="preserve">           MD5_BINARY(NULLIF(UPPER(TRIM(CAST('HUB_PARTY|' || (nullif(trim(case when nullif(trim(w0_party_code),'') is not null then nullif(trim(w0_party_code), '') end),'')) AS VARCHAR))), '')) as PARTY_HKEY,</w:t>
               <w:br/>
               <w:t xml:space="preserve">           MD5_BINARY(NULLIF(UPPER(TRIM(CAST('HUB_LOCATION|' || (nullif(trim(case when coalesce(nullif(trim((nullif(trim(to_varchar("CURRENT_PERMANENT_OVERSEAS_ADDRESS_LINE_1")), ''))),''), nullif(trim((nullif(trim(to_varchar("CURRENT_PERMANENT_OVERSEAS_ADDRESS_LINE_2")), ''))),''), nullif(trim((nullif(trim(to_varchar("CURRENT_PERMANENT_OVERSEAS_ADDRESS_LINE_3")), ''))),''), nullif(trim((nullif(trim(to_varchar("CURRENT_PERMANENT_OVERSEAS_ADDRESS_CITY_TOWN_VILLAGE")), ''))),''), nullif(trim((nullif(trim(to_varchar("CURRENT_PERMANENT_OVERSEAS_ADDRESS_STATE_UT")), ''))),''), nullif(trim((nullif(trim(to_varchar("CURRENT_PERMANENT_OVERSEAS_ADDRESS_COUNTRY")), ''))),''), nullif(trim((nullif(trim(to_varchar("CURRENT_PERMANENT_OVERSEAS_ADDRESS_PIN_CODE")), ''))),'')) is not null then md5(upper(regexp_replace(trim(nullif(trim(coalesce(nullif(trim((nullif(trim(to_varchar("CURRENT_PERMANENT_OVERSEAS_ADDRESS_LINE_1")), ''))), ''), '') || '|' || coalesce(nullif(trim((nullif(trim(to_varchar("CURRENT_PERMANENT_OVERSEAS_ADDRESS_LINE_2")), ''))), ''), '') || '|' || coalesce(nullif(trim((nullif(trim(to_varchar("CURRENT_PERMANENT_OVERSEAS_ADDRESS_LINE_3")), ''))), ''), '') || '|' || coalesce(nullif(trim((nullif(trim(to_varchar("CURRENT_PERMANENT_OVERSEAS_ADDRESS_CITY_TOWN_VILLAGE")), ''))), ''), '') || '|' || coalesce(nullif(trim((nullif(trim(to_varchar("CURRENT_PERMANENT_OVERSEAS_ADDRESS_STATE_UT")), ''))), ''), '') || '|' || coalesce(nullif(trim((nullif(trim(to_varchar("CURRENT_PERMANENT_OVERSEAS_ADDRESS_COUNTRY")), ''))), ''), '') || '|' || coalesce(nullif(trim((nullif(trim(to_varchar("CURRENT_PERMANENT_OVERSEAS_ADDRESS_PIN_CODE")), ''))), ''), '')), '||||||')), '[[:space:]]+', ' '))) end),'')) AS VARCHAR))), '')) as LOCATION_HKEY</w:t>
               <w:br/>
               <w:t xml:space="preserve">      from RAW.MAXIMUS_TRAVEL.NONHLTH_TRV_UWR_VW_DATA_POLICY_DETAILS_INSURED_DETAILS_MEMBER_DETAILS_PARTY_PROPERTY_SIMPLE_PROPERTY_PIVOT_VW</w:t>
               <w:br/>
-              <w:t xml:space="preserve">     where MD5_BINARY(NULLIF(UPPER(TRIM(CAST('HUB_PARTY|' || (nullif(trim(case when coalesce(nullif(trim(w0_party_code),'')) is not null then nullif(trim(w0_party_code), '') end),'')) AS VARCHAR))), '')) is not null</w:t>
+              <w:t xml:space="preserve">     where MD5_BINARY(NULLIF(UPPER(TRIM(CAST('HUB_PARTY|' || (nullif(trim(case when nullif(trim(w0_party_code),'') is not null then nullif(trim(w0_party_code), '') end),'')) AS VARCHAR))), '')) is not null</w:t>
               <w:br/>
               <w:t xml:space="preserve">       and MD5_BINARY(NULLIF(UPPER(TRIM(CAST('HUB_LOCATION|' || (nullif(trim(case when coalesce(nullif(trim((nullif(trim(to_varchar("CURRENT_PERMANENT_OVERSEAS_ADDRESS_LINE_1")), ''))),''), nullif(trim((nullif(trim(to_varchar("CURRENT_PERMANENT_OVERSEAS_ADDRESS_LINE_2")), ''))),''), nullif(trim((nullif(trim(to_varchar("CURRENT_PERMANENT_OVERSEAS_ADDRESS_LINE_3")), ''))),''), nullif(trim((nullif(trim(to_varchar("CURRENT_PERMANENT_OVERSEAS_ADDRESS_CITY_TOWN_VILLAGE")), ''))),''), nullif(trim((nullif(trim(to_varchar("CURRENT_PERMANENT_OVERSEAS_ADDRESS_STATE_UT")), ''))),''), nullif(trim((nullif(trim(to_varchar("CURRENT_PERMANENT_OVERSEAS_ADDRESS_COUNTRY")), ''))),''), nullif(trim((nullif(trim(to_varchar("CURRENT_PERMANENT_OVERSEAS_ADDRESS_PIN_CODE")), ''))),'')) is not null then md5(upper(regexp_replace(trim(nullif(trim(coalesce(nullif(trim((nullif(trim(to_varchar("CURRENT_PERMANENT_OVERSEAS_ADDRESS_LINE_1")), ''))), ''), '') || '|' || coalesce(nullif(trim((nullif(trim(to_varchar("CURRENT_PERMANENT_OVERSEAS_ADDRESS_LINE_2")), ''))), ''), '') || '|' || coalesce(nullif(trim((nullif(trim(to_varchar("CURRENT_PERMANENT_OVERSEAS_ADDRESS_LINE_3")), ''))), ''), '') || '|' || coalesce(nullif(trim((nullif(trim(to_varchar("CURRENT_PERMANENT_OVERSEAS_ADDRESS_CITY_TOWN_VILLAGE")), ''))), ''), '') || '|' || coalesce(nullif(trim((nullif(trim(to_varchar("CURRENT_PERMANENT_OVERSEAS_ADDRESS_STATE_UT")), ''))), ''), '') || '|' || coalesce(nullif(trim((nullif(trim(to_varchar("CURRENT_PERMANENT_OVERSEAS_ADDRESS_COUNTRY")), ''))), ''), '') || '|' || coalesce(nullif(trim((nullif(trim(to_varchar("CURRENT_PERMANENT_OVERSEAS_ADDRESS_PIN_CODE")), ''))), ''), '')), '||||||')), '[[:space:]]+', ' '))) end),'')) AS VARCHAR))), '')) is not null</w:t>
               <w:br/>
@@ -3133,15 +3121,15 @@
               <w:br/>
               <w:t xml:space="preserve">    select 'lnkfeed_mt_party_location &lt;- stg2_mt__uwr_pol_ins_mbr_pa' as src_feed,</w:t>
               <w:br/>
-              <w:t xml:space="preserve">           MD5_BINARY(NULLIF(UPPER(TRIM(CAST('LNK_PARTY_LOCATION|' || (coalesce(nullif(trim(case when coalesce(nullif(trim(w0_party_code),'')) is not null then nullif(trim(w0_party_code), '') end),''),'') || '|' || coalesce(nullif(trim(case when coalesce(nullif(trim((nullif(trim(to_varchar("ADDRESS1")), ''))),''), nullif(trim((nullif(trim(to_varchar("ADDRESS2")), ''))),''), nullif(trim((nullif(trim(to_varchar("ADDRESS3")), ''))),''), nullif(trim(((nullif(trim(to_varchar("CITY")), '')))),''), nullif(trim(((nullif(trim(to_varchar("DISTRICT")), '')))),''), nullif(trim((nullif(trim(to_varchar("STATE")), ''))),''), nullif(trim((nullif(trim(to_varchar("COUNTRY")), ''))),''), nullif(trim((nullif(trim(to_varchar("PINCODE")), ''))),'')) is not null then md5(upper(regexp_replace(trim(nullif(trim(coalesce(nullif(trim((nullif(trim(to_varchar("ADDRESS1")), ''))), ''), '') || '|' || coalesce(nullif(trim((nullif(trim(to_varchar("ADDRESS2")), ''))), ''), '') || '|' || coalesce(nullif(trim((nullif(trim(to_varchar("ADDRESS3")), ''))), ''), '') || '|' || coalesce(nullif(trim(((nullif(trim(to_varchar("CITY")), '')))), ''), '') || '|' || coalesce(nullif(trim(((nullif(trim(to_varchar("DISTRICT")), '')))), ''), '') || '|' || coalesce(nullif(trim((nullif(trim(to_varchar("STATE")), ''))), ''), '') || '|' || coalesce(nullif(trim((nullif(trim(to_varchar("COUNTRY")), ''))), ''), '') || '|' || coalesce(nullif(trim((nullif(trim(to_varchar("PINCODE")), ''))), ''), '')), '|||||||')), '[[:space:]]+', ' '))) end),''),'')) AS VARCHAR))), '')) as link_hkey,</w:t>
-              <w:br/>
-              <w:t xml:space="preserve">           MD5_BINARY(NULLIF(UPPER(TRIM(CAST('HUB_PARTY|' || (nullif(trim(case when coalesce(nullif(trim(w0_party_code),'')) is not null then nullif(trim(w0_party_code), '') end),'')) AS VARCHAR))), '')) as PARTY_HKEY,</w:t>
+              <w:t xml:space="preserve">           MD5_BINARY(NULLIF(UPPER(TRIM(CAST('LNK_PARTY_LOCATION|' || (coalesce(nullif(trim(case when nullif(trim(w0_party_code),'') is not null then nullif(trim(w0_party_code), '') end),''),'') || '|' || coalesce(nullif(trim(case when coalesce(nullif(trim((nullif(trim(to_varchar("ADDRESS1")), ''))),''), nullif(trim((nullif(trim(to_varchar("ADDRESS2")), ''))),''), nullif(trim((nullif(trim(to_varchar("ADDRESS3")), ''))),''), nullif(trim(((nullif(trim(to_varchar("CITY")), '')))),''), nullif(trim(((nullif(trim(to_varchar("DISTRICT")), '')))),''), nullif(trim((nullif(trim(to_varchar("STATE")), ''))),''), nullif(trim((nullif(trim(to_varchar("COUNTRY")), ''))),''), nullif(trim((nullif(trim(to_varchar("PINCODE")), ''))),'')) is not null then md5(upper(regexp_replace(trim(nullif(trim(coalesce(nullif(trim((nullif(trim(to_varchar("ADDRESS1")), ''))), ''), '') || '|' || coalesce(nullif(trim((nullif(trim(to_varchar("ADDRESS2")), ''))), ''), '') || '|' || coalesce(nullif(trim((nullif(trim(to_varchar("ADDRESS3")), ''))), ''), '') || '|' || coalesce(nullif(trim(((nullif(trim(to_varchar("CITY")), '')))), ''), '') || '|' || coalesce(nullif(trim(((nullif(trim(to_varchar("DISTRICT")), '')))), ''), '') || '|' || coalesce(nullif(trim((nullif(trim(to_varchar("STATE")), ''))), ''), '') || '|' || coalesce(nullif(trim((nullif(trim(to_varchar("COUNTRY")), ''))), ''), '') || '|' || coalesce(nullif(trim((nullif(trim(to_varchar("PINCODE")), ''))), ''), '')), '|||||||')), '[[:space:]]+', ' '))) end),''),'')) AS VARCHAR))), '')) as link_hkey,</w:t>
+              <w:br/>
+              <w:t xml:space="preserve">           MD5_BINARY(NULLIF(UPPER(TRIM(CAST('HUB_PARTY|' || (nullif(trim(case when nullif(trim(w0_party_code),'') is not null then nullif(trim(w0_party_code), '') end),'')) AS VARCHAR))), '')) as PARTY_HKEY,</w:t>
               <w:br/>
               <w:t xml:space="preserve">           MD5_BINARY(NULLIF(UPPER(TRIM(CAST('HUB_LOCATION|' || (nullif(trim(case when coalesce(nullif(trim((nullif(trim(to_varchar("ADDRESS1")), ''))),''), nullif(trim((nullif(trim(to_varchar("ADDRESS2")), ''))),''), nullif(trim((nullif(trim(to_varchar("ADDRESS3")), ''))),''), nullif(trim(((nullif(trim(to_varchar("CITY")), '')))),''), nullif(trim(((nullif(trim(to_varchar("DISTRICT")), '')))),''), nullif(trim((nullif(trim(to_varchar("STATE")), ''))),''), nullif(trim((nullif(trim(to_varchar("COUNTRY")), ''))),''), nullif(trim((nullif(trim(to_varchar("PINCODE")), ''))),'')) is not null then md5(upper(regexp_replace(trim(nullif(trim(coalesce(nullif(trim((nullif(trim(to_varchar("ADDRESS1")), ''))), ''), '') || '|' || coalesce(nullif(trim((nullif(trim(to_varchar("ADDRESS2")), ''))), ''), '') || '|' || coalesce(nullif(trim((nullif(trim(to_varchar("ADDRESS3")), ''))), ''), '') || '|' || coalesce(nullif(trim(((nullif(trim(to_varchar("CITY")), '')))), ''), '') || '|' || coalesce(nullif(trim(((nullif(trim(to_varchar("DISTRICT")), '')))), ''), '') || '|' || coalesce(nullif(trim((nullif(trim(to_varchar("STATE")), ''))), ''), '') || '|' || coalesce(nullif(trim((nullif(trim(to_varchar("COUNTRY")), ''))), ''), '') || '|' || coalesce(nullif(trim((nullif(trim(to_varchar("PINCODE")), ''))), ''), '')), '|||||||')), '[[:space:]]+', ' '))) end),'')) AS VARCHAR))), '')) as LOCATION_HKEY</w:t>
               <w:br/>
               <w:t xml:space="preserve">      from RAW.MAXIMUS_TRAVEL.NONHLTH_TRV_UWR_VW_DATA_POLICY_DETAILS_INSURED_DETAILS_MEMBER_DETAILS_PARTY_ADDRESS</w:t>
               <w:br/>
-              <w:t xml:space="preserve">     where MD5_BINARY(NULLIF(UPPER(TRIM(CAST('HUB_PARTY|' || (nullif(trim(case when coalesce(nullif(trim(w0_party_code),'')) is not null then nullif(trim(w0_party_code), '') end),'')) AS VARCHAR))), '')) is not null</w:t>
+              <w:t xml:space="preserve">     where MD5_BINARY(NULLIF(UPPER(TRIM(CAST('HUB_PARTY|' || (nullif(trim(case when nullif(trim(w0_party_code),'') is not null then nullif(trim(w0_party_code), '') end),'')) AS VARCHAR))), '')) is not null</w:t>
               <w:br/>
               <w:t xml:space="preserve">       and MD5_BINARY(NULLIF(UPPER(TRIM(CAST('HUB_LOCATION|' || (nullif(trim(case when coalesce(nullif(trim((nullif(trim(to_varchar("ADDRESS1")), ''))),''), nullif(trim((nullif(trim(to_varchar("ADDRESS2")), ''))),''), nullif(trim((nullif(trim(to_varchar("ADDRESS3")), ''))),''), nullif(trim(((nullif(trim(to_varchar("CITY")), '')))),''), nullif(trim(((nullif(trim(to_varchar("DISTRICT")), '')))),''), nullif(trim((nullif(trim(to_varchar("STATE")), ''))),''), nullif(trim((nullif(trim(to_varchar("COUNTRY")), ''))),''), nullif(trim((nullif(trim(to_varchar("PINCODE")), ''))),'')) is not null then md5(upper(regexp_replace(trim(nullif(trim(coalesce(nullif(trim((nullif(trim(to_varchar("ADDRESS1")), ''))), ''), '') || '|' || coalesce(nullif(trim((nullif(trim(to_varchar("ADDRESS2")), ''))), ''), '') || '|' || coalesce(nullif(trim((nullif(trim(to_varchar("ADDRESS3")), ''))), ''), '') || '|' || coalesce(nullif(trim(((nullif(trim(to_varchar("CITY")), '')))), ''), '') || '|' || coalesce(nullif(trim(((nullif(trim(to_varchar("DISTRICT")), '')))), ''), '') || '|' || coalesce(nullif(trim((nullif(trim(to_varchar("STATE")), ''))), ''), '') || '|' || coalesce(nullif(trim((nullif(trim(to_varchar("COUNTRY")), ''))), ''), '') || '|' || coalesce(nullif(trim((nullif(trim(to_varchar("PINCODE")), ''))), ''), '')), '|||||||')), '[[:space:]]+', ' '))) end),'')) AS VARCHAR))), '')) is not null</w:t>
               <w:br/>
@@ -3153,15 +3141,15 @@
               <w:br/>
               <w:t xml:space="preserve">    select 'lnkfeed_mt_party_location &lt;- stg2_mt__uwr_pol_prp_pa' as src_feed,</w:t>
               <w:br/>
-              <w:t xml:space="preserve">           MD5_BINARY(NULLIF(UPPER(TRIM(CAST('LNK_PARTY_LOCATION|' || (coalesce(nullif(trim(case when coalesce(nullif(trim(w0_party_code),'')) is not null then nullif(trim(w0_party_code), '') end),''),'') || '|' || coalesce(nullif(trim(case when coalesce(nullif(trim((nullif(trim(to_varchar("ADDRESS1")), ''))),''), nullif(trim((nullif(trim(to_varchar("ADDRESS2")), ''))),''), nullif(trim((nullif(trim(to_varchar("ADDRESS3")), ''))),''), nullif(trim(((nullif(trim(to_varchar("CITY")), '')))),''), nullif(trim(((nullif(trim(to_varchar("DISTRICT")), '')))),''), nullif(trim((nullif(trim(to_varchar("STATE")), ''))),''), nullif(trim((nullif(trim(to_varchar("COUNTRY")), ''))),''), nullif(trim((nullif(trim(to_varchar("PINCODE")), ''))),'')) is not null then md5(upper(regexp_replace(trim(nullif(trim(coalesce(nullif(trim((nullif(trim(to_varchar("ADDRESS1")), ''))), ''), '') || '|' || coalesce(nullif(trim((nullif(trim(to_varchar("ADDRESS2")), ''))), ''), '') || '|' || coalesce(nullif(trim((nullif(trim(to_varchar("ADDRESS3")), ''))), ''), '') || '|' || coalesce(nullif(trim(((nullif(trim(to_varchar("CITY")), '')))), ''), '') || '|' || coalesce(nullif(trim(((nullif(trim(to_varchar("DISTRICT")), '')))), ''), '') || '|' || coalesce(nullif(trim((nullif(trim(to_varchar("STATE")), ''))), ''), '') || '|' || coalesce(nullif(trim((nullif(trim(to_varchar("COUNTRY")), ''))), ''), '') || '|' || coalesce(nullif(trim((nullif(trim(to_varchar("PINCODE")), ''))), ''), '')), '|||||||')), '[[:space:]]+', ' '))) end),''),'')) AS VARCHAR))), '')) as link_hkey,</w:t>
-              <w:br/>
-              <w:t xml:space="preserve">           MD5_BINARY(NULLIF(UPPER(TRIM(CAST('HUB_PARTY|' || (nullif(trim(case when coalesce(nullif(trim(w0_party_code),'')) is not null then nullif(trim(w0_party_code), '') end),'')) AS VARCHAR))), '')) as PARTY_HKEY,</w:t>
+              <w:t xml:space="preserve">           MD5_BINARY(NULLIF(UPPER(TRIM(CAST('LNK_PARTY_LOCATION|' || (coalesce(nullif(trim(case when nullif(trim(w0_party_code),'') is not null then nullif(trim(w0_party_code), '') end),''),'') || '|' || coalesce(nullif(trim(case when coalesce(nullif(trim((nullif(trim(to_varchar("ADDRESS1")), ''))),''), nullif(trim((nullif(trim(to_varchar("ADDRESS2")), ''))),''), nullif(trim((nullif(trim(to_varchar("ADDRESS3")), ''))),''), nullif(trim(((nullif(trim(to_varchar("CITY")), '')))),''), nullif(trim(((nullif(trim(to_varchar("DISTRICT")), '')))),''), nullif(trim((nullif(trim(to_varchar("STATE")), ''))),''), nullif(trim((nullif(trim(to_varchar("COUNTRY")), ''))),''), nullif(trim((nullif(trim(to_varchar("PINCODE")), ''))),'')) is not null then md5(upper(regexp_replace(trim(nullif(trim(coalesce(nullif(trim((nullif(trim(to_varchar("ADDRESS1")), ''))), ''), '') || '|' || coalesce(nullif(trim((nullif(trim(to_varchar("ADDRESS2")), ''))), ''), '') || '|' || coalesce(nullif(trim((nullif(trim(to_varchar("ADDRESS3")), ''))), ''), '') || '|' || coalesce(nullif(trim(((nullif(trim(to_varchar("CITY")), '')))), ''), '') || '|' || coalesce(nullif(trim(((nullif(trim(to_varchar("DISTRICT")), '')))), ''), '') || '|' || coalesce(nullif(trim((nullif(trim(to_varchar("STATE")), ''))), ''), '') || '|' || coalesce(nullif(trim((nullif(trim(to_varchar("COUNTRY")), ''))), ''), '') || '|' || coalesce(nullif(trim((nullif(trim(to_varchar("PINCODE")), ''))), ''), '')), '|||||||')), '[[:space:]]+', ' '))) end),''),'')) AS VARCHAR))), '')) as link_hkey,</w:t>
+              <w:br/>
+              <w:t xml:space="preserve">           MD5_BINARY(NULLIF(UPPER(TRIM(CAST('HUB_PARTY|' || (nullif(trim(case when nullif(trim(w0_party_code),'') is not null then nullif(trim(w0_party_code), '') end),'')) AS VARCHAR))), '')) as PARTY_HKEY,</w:t>
               <w:br/>
               <w:t xml:space="preserve">           MD5_BINARY(NULLIF(UPPER(TRIM(CAST('HUB_LOCATION|' || (nullif(trim(case when coalesce(nullif(trim((nullif(trim(to_varchar("ADDRESS1")), ''))),''), nullif(trim((nullif(trim(to_varchar("ADDRESS2")), ''))),''), nullif(trim((nullif(trim(to_varchar("ADDRESS3")), ''))),''), nullif(trim(((nullif(trim(to_varchar("CITY")), '')))),''), nullif(trim(((nullif(trim(to_varchar("DISTRICT")), '')))),''), nullif(trim((nullif(trim(to_varchar("STATE")), ''))),''), nullif(trim((nullif(trim(to_varchar("COUNTRY")), ''))),''), nullif(trim((nullif(trim(to_varchar("PINCODE")), ''))),'')) is not null then md5(upper(regexp_replace(trim(nullif(trim(coalesce(nullif(trim((nullif(trim(to_varchar("ADDRESS1")), ''))), ''), '') || '|' || coalesce(nullif(trim((nullif(trim(to_varchar("ADDRESS2")), ''))), ''), '') || '|' || coalesce(nullif(trim((nullif(trim(to_varchar("ADDRESS3")), ''))), ''), '') || '|' || coalesce(nullif(trim(((nullif(trim(to_varchar("CITY")), '')))), ''), '') || '|' || coalesce(nullif(trim(((nullif(trim(to_varchar("DISTRICT")), '')))), ''), '') || '|' || coalesce(nullif(trim((nullif(trim(to_varchar("STATE")), ''))), ''), '') || '|' || coalesce(nullif(trim((nullif(trim(to_varchar("COUNTRY")), ''))), ''), '') || '|' || coalesce(nullif(trim((nullif(trim(to_varchar("PINCODE")), ''))), ''), '')), '|||||||')), '[[:space:]]+', ' '))) end),'')) AS VARCHAR))), '')) as LOCATION_HKEY</w:t>
               <w:br/>
               <w:t xml:space="preserve">      from RAW.MAXIMUS_TRAVEL.NONHLTH_TRV_UWR_VW_DATA_POLICY_DETAILS_PROPOSER_DETAILS_PARTY_ADDRESS</w:t>
               <w:br/>
-              <w:t xml:space="preserve">     where MD5_BINARY(NULLIF(UPPER(TRIM(CAST('HUB_PARTY|' || (nullif(trim(case when coalesce(nullif(trim(w0_party_code),'')) is not null then nullif(trim(w0_party_code), '') end),'')) AS VARCHAR))), '')) is not null</w:t>
+              <w:t xml:space="preserve">     where MD5_BINARY(NULLIF(UPPER(TRIM(CAST('HUB_PARTY|' || (nullif(trim(case when nullif(trim(w0_party_code),'') is not null then nullif(trim(w0_party_code), '') end),'')) AS VARCHAR))), '')) is not null</w:t>
               <w:br/>
               <w:t xml:space="preserve">       and MD5_BINARY(NULLIF(UPPER(TRIM(CAST('HUB_LOCATION|' || (nullif(trim(case when coalesce(nullif(trim((nullif(trim(to_varchar("ADDRESS1")), ''))),''), nullif(trim((nullif(trim(to_varchar("ADDRESS2")), ''))),''), nullif(trim((nullif(trim(to_varchar("ADDRESS3")), ''))),''), nullif(trim(((nullif(trim(to_varchar("CITY")), '')))),''), nullif(trim(((nullif(trim(to_varchar("DISTRICT")), '')))),''), nullif(trim((nullif(trim(to_varchar("STATE")), ''))),''), nullif(trim((nullif(trim(to_varchar("COUNTRY")), ''))),''), nullif(trim((nullif(trim(to_varchar("PINCODE")), ''))),'')) is not null then md5(upper(regexp_replace(trim(nullif(trim(coalesce(nullif(trim((nullif(trim(to_varchar("ADDRESS1")), ''))), ''), '') || '|' || coalesce(nullif(trim((nullif(trim(to_varchar("ADDRESS2")), ''))), ''), '') || '|' || coalesce(nullif(trim((nullif(trim(to_varchar("ADDRESS3")), ''))), ''), '') || '|' || coalesce(nullif(trim(((nullif(trim(to_varchar("CITY")), '')))), ''), '') || '|' || coalesce(nullif(trim(((nullif(trim(to_varchar("DISTRICT")), '')))), ''), '') || '|' || coalesce(nullif(trim((nullif(trim(to_varchar("STATE")), ''))), ''), '') || '|' || coalesce(nullif(trim((nullif(trim(to_varchar("COUNTRY")), ''))), ''), '') || '|' || coalesce(nullif(trim((nullif(trim(to_varchar("PINCODE")), ''))), ''), '')), '|||||||')), '[[:space:]]+', ' '))) end),'')) AS VARCHAR))), '')) is not null</w:t>
               <w:br/>
@@ -3227,15 +3215,15 @@
               <w:br/>
               <w:t xml:space="preserve">    select 'lnkfeed_mt_party_location &lt;- stg2_mt__clm_clmd_clmap_pv' as src_feed,</w:t>
               <w:br/>
-              <w:t xml:space="preserve">           MD5_BINARY(NULLIF(UPPER(TRIM(CAST('LNK_PARTY_LOCATION|' || (coalesce(nullif(trim(case when coalesce(nullif(trim((nullif(trim(to_varchar("CUSTOMERID")), ''))),'')) is not null then nullif(trim((nullif(trim(to_varchar("CUSTOMERID")), ''))), '') end),''),'') || '|' || coalesce(nullif(trim(case when coalesce(nullif(trim((nullif(trim(to_varchar("CORRESPONDENCE_ADDRESS")), ''))),''), nullif(trim((nullif(trim(to_varchar("AREA")), ''))),''), nullif(trim(((nullif(trim(to_varchar("CITY")), '')))),''), nullif(trim((nullif(trim(to_varchar("STATE")), ''))),''), nullif(trim((nullif(trim(to_varchar("PIN_CODE")), ''))),'')) is not null then md5(upper(regexp_replace(trim(nullif(trim(coalesce(nullif(trim((nullif(trim(to_varchar("CORRESPONDENCE_ADDRESS")), ''))), ''), '') || '|' || coalesce(nullif(trim((nullif(trim(to_varchar("AREA")), ''))), ''), '') || '|' || coalesce(nullif(trim(((nullif(trim(to_varchar("CITY")), '')))), ''), '') || '|' || coalesce(nullif(trim((nullif(trim(to_varchar("STATE")), ''))), ''), '') || '|' || coalesce(nullif(trim((nullif(trim(to_varchar("PIN_CODE")), ''))), ''), '')), '||||')), '[[:space:]]+', ' '))) end),''),'')) AS VARCHAR))), '')) as link_hkey,</w:t>
-              <w:br/>
-              <w:t xml:space="preserve">           MD5_BINARY(NULLIF(UPPER(TRIM(CAST('HUB_PARTY|' || (nullif(trim(case when coalesce(nullif(trim((nullif(trim(to_varchar("CUSTOMERID")), ''))),'')) is not null then nullif(trim((nullif(trim(to_varchar("CUSTOMERID")), ''))), '') end),'')) AS VARCHAR))), '')) as PARTY_HKEY,</w:t>
+              <w:t xml:space="preserve">           MD5_BINARY(NULLIF(UPPER(TRIM(CAST('LNK_PARTY_LOCATION|' || (coalesce(nullif(trim(case when nullif(trim((nullif(trim(to_varchar("CUSTOMERID")), ''))),'') is not null then nullif(trim((nullif(trim(to_varchar("CUSTOMERID")), ''))), '') end),''),'') || '|' || coalesce(nullif(trim(case when coalesce(nullif(trim((nullif(trim(to_varchar("CORRESPONDENCE_ADDRESS")), ''))),''), nullif(trim((nullif(trim(to_varchar("AREA")), ''))),''), nullif(trim(((nullif(trim(to_varchar("CITY")), '')))),''), nullif(trim((nullif(trim(to_varchar("STATE")), ''))),''), nullif(trim((nullif(trim(to_varchar("PIN_CODE")), ''))),'')) is not null then md5(upper(regexp_replace(trim(nullif(trim(coalesce(nullif(trim((nullif(trim(to_varchar("CORRESPONDENCE_ADDRESS")), ''))), ''), '') || '|' || coalesce(nullif(trim((nullif(trim(to_varchar("AREA")), ''))), ''), '') || '|' || coalesce(nullif(trim(((nullif(trim(to_varchar("CITY")), '')))), ''), '') || '|' || coalesce(nullif(trim((nullif(trim(to_varchar("STATE")), ''))), ''), '') || '|' || coalesce(nullif(trim((nullif(trim(to_varchar("PIN_CODE")), ''))), ''), '')), '||||')), '[[:space:]]+', ' '))) end),''),'')) AS VARCHAR))), '')) as link_hkey,</w:t>
+              <w:br/>
+              <w:t xml:space="preserve">           MD5_BINARY(NULLIF(UPPER(TRIM(CAST('HUB_PARTY|' || (nullif(trim(case when nullif(trim((nullif(trim(to_varchar("CUSTOMERID")), ''))),'') is not null then nullif(trim((nullif(trim(to_varchar("CUSTOMERID")), ''))), '') end),'')) AS VARCHAR))), '')) as PARTY_HKEY,</w:t>
               <w:br/>
               <w:t xml:space="preserve">           MD5_BINARY(NULLIF(UPPER(TRIM(CAST('HUB_LOCATION|' || (nullif(trim(case when coalesce(nullif(trim((nullif(trim(to_varchar("CORRESPONDENCE_ADDRESS")), ''))),''), nullif(trim((nullif(trim(to_varchar("AREA")), ''))),''), nullif(trim(((nullif(trim(to_varchar("CITY")), '')))),''), nullif(trim((nullif(trim(to_varchar("STATE")), ''))),''), nullif(trim((nullif(trim(to_varchar("PIN_CODE")), ''))),'')) is not null then md5(upper(regexp_replace(trim(nullif(trim(coalesce(nullif(trim((nullif(trim(to_varchar("CORRESPONDENCE_ADDRESS")), ''))), ''), '') || '|' || coalesce(nullif(trim((nullif(trim(to_varchar("AREA")), ''))), ''), '') || '|' || coalesce(nullif(trim(((nullif(trim(to_varchar("CITY")), '')))), ''), '') || '|' || coalesce(nullif(trim((nullif(trim(to_varchar("STATE")), ''))), ''), '') || '|' || coalesce(nullif(trim((nullif(trim(to_varchar("PIN_CODE")), ''))), ''), '')), '||||')), '[[:space:]]+', ' '))) end),'')) AS VARCHAR))), '')) as LOCATION_HKEY</w:t>
               <w:br/>
               <w:t xml:space="preserve">      from RAW.MAXIMUS_TRAVEL.NONHLTH_TRV_CLM_VW_DATA_CLAIM_DETAILS_CLAIM_ATTRIBUTE_PROPERTIES_PIVOT_VW</w:t>
               <w:br/>
-              <w:t xml:space="preserve">     where MD5_BINARY(NULLIF(UPPER(TRIM(CAST('HUB_PARTY|' || (nullif(trim(case when coalesce(nullif(trim((nullif(trim(to_varchar("CUSTOMERID")), ''))),'')) is not null then nullif(trim((nullif(trim(to_varchar("CUSTOMERID")), ''))), '') end),'')) AS VARCHAR))), '')) is not null</w:t>
+              <w:t xml:space="preserve">     where MD5_BINARY(NULLIF(UPPER(TRIM(CAST('HUB_PARTY|' || (nullif(trim(case when nullif(trim((nullif(trim(to_varchar("CUSTOMERID")), ''))),'') is not null then nullif(trim((nullif(trim(to_varchar("CUSTOMERID")), ''))), '') end),'')) AS VARCHAR))), '')) is not null</w:t>
               <w:br/>
               <w:t xml:space="preserve">       and MD5_BINARY(NULLIF(UPPER(TRIM(CAST('HUB_LOCATION|' || (nullif(trim(case when coalesce(nullif(trim((nullif(trim(to_varchar("CORRESPONDENCE_ADDRESS")), ''))),''), nullif(trim((nullif(trim(to_varchar("AREA")), ''))),''), nullif(trim(((nullif(trim(to_varchar("CITY")), '')))),''), nullif(trim((nullif(trim(to_varchar("STATE")), ''))),''), nullif(trim((nullif(trim(to_varchar("PIN_CODE")), ''))),'')) is not null then md5(upper(regexp_replace(trim(nullif(trim(coalesce(nullif(trim((nullif(trim(to_varchar("CORRESPONDENCE_ADDRESS")), ''))), ''), '') || '|' || coalesce(nullif(trim((nullif(trim(to_varchar("AREA")), ''))), ''), '') || '|' || coalesce(nullif(trim(((nullif(trim(to_varchar("CITY")), '')))), ''), '') || '|' || coalesce(nullif(trim((nullif(trim(to_varchar("STATE")), ''))), ''), '') || '|' || coalesce(nullif(trim((nullif(trim(to_varchar("PIN_CODE")), ''))), ''), '')), '||||')), '[[:space:]]+', ' '))) end),'')) AS VARCHAR))), '')) is not null</w:t>
               <w:br/>
@@ -3247,15 +3235,15 @@
               <w:br/>
               <w:t xml:space="preserve">    select 'lnkfeed_mt_party_location &lt;- stg2_mt__uwr_pol_prp_pp_sp_pv' as src_feed,</w:t>
               <w:br/>
-              <w:t xml:space="preserve">           MD5_BINARY(NULLIF(UPPER(TRIM(CAST('LNK_PARTY_LOCATION|' || (coalesce(nullif(trim(case when coalesce(nullif(trim(w0_party_code),'')) is not null then nullif(trim(w0_party_code), '') end),''),'') || '|' || coalesce(nullif(trim(case when coalesce(nullif(trim((nullif(trim(to_varchar("CORRESPONDENCE_LOCAL_ADDRESS_LINE_1")), ''))),''), nullif(trim((nullif(trim(to_varchar("CORRESPONDENCE_LOCAL_ADDRESS_LINE_2")), ''))),''), nullif(trim((nullif(trim(to_varchar("CORRESPONDENCE_LOCAL_ADDRESS_LINE_3")), ''))),''), nullif(trim((nullif(trim(to_varchar("CORRESPONDENCE_LOCAL_ADDRESS_CITY_TOWN_VILLAGE")), ''))),''), nullif(trim((nullif(trim(to_varchar("CORRESPONDENCE_LOCAL_ADDRESS_DISTRICT")), ''))),''), nullif(trim((nullif(trim(to_varchar("CORRESPONDENCE_LOCAL_ADDRESS_STATE")), ''))),''), nullif(trim((nullif(trim(to_varchar("CORRESPONDENCE_LOCAL_ADDRESS_COUNTRY")), ''))),''), nullif(trim((nullif(trim(to_varchar("LOCAL_ADDRESS_PIN_CODE")), ''))),'')) is not null then md5(upper(regexp_replace(trim(nullif(trim(coalesce(nullif(trim((nullif(trim(to_varchar("CORRESPONDENCE_LOCAL_ADDRESS_LINE_1")), ''))), ''), '') || '|' || coalesce(nullif(trim((nullif(trim(to_varchar("CORRESPONDENCE_LOCAL_ADDRESS_LINE_2")), ''))), ''), '') || '|' || coalesce(nullif(trim((nullif(trim(to_varchar("CORRESPONDENCE_LOCAL_ADDRESS_LINE_3")), ''))), ''), '') || '|' || coalesce(nullif(trim((nullif(trim(to_varchar("CORRESPONDENCE_LOCAL_ADDRESS_CITY_TOWN_VILLAGE")), ''))), ''), '') || '|' || coalesce(nullif(trim((nullif(trim(to_varchar("CORRESPONDENCE_LOCAL_ADDRESS_DISTRICT")), ''))), ''), '') || '|' || coalesce(nullif(trim((nullif(trim(to_varchar("CORRESPONDENCE_LOCAL_ADDRESS_STATE")), ''))), ''), '') || '|' || coalesce(nullif(trim((nullif(trim(to_varchar("CORRESPONDENCE_LOCAL_ADDRESS_COUNTRY")), ''))), ''), '') || '|' || coalesce(nullif(trim((nullif(trim(to_varchar("LOCAL_ADDRESS_PIN_CODE")), ''))), ''), '')), '|||||||')), '[[:space:]]+', ' '))) end),''),'')) AS VARCHAR))), '')) as link_hkey,</w:t>
-              <w:br/>
-              <w:t xml:space="preserve">           MD5_BINARY(NULLIF(UPPER(TRIM(CAST('HUB_PARTY|' || (nullif(trim(case when coalesce(nullif(trim(w0_party_code),'')) is not null then nullif(trim(w0_party_code), '') end),'')) AS VARCHAR))), '')) as PARTY_HKEY,</w:t>
+              <w:t xml:space="preserve">           MD5_BINARY(NULLIF(UPPER(TRIM(CAST('LNK_PARTY_LOCATION|' || (coalesce(nullif(trim(case when nullif(trim(w0_party_code),'') is not null then nullif(trim(w0_party_code), '') end),''),'') || '|' || coalesce(nullif(trim(case when coalesce(nullif(trim((nullif(trim(to_varchar("CORRESPONDENCE_LOCAL_ADDRESS_LINE_1")), ''))),''), nullif(trim((nullif(trim(to_varchar("CORRESPONDENCE_LOCAL_ADDRESS_LINE_2")), ''))),''), nullif(trim((nullif(trim(to_varchar("CORRESPONDENCE_LOCAL_ADDRESS_LINE_3")), ''))),''), nullif(trim((nullif(trim(to_varchar("CORRESPONDENCE_LOCAL_ADDRESS_CITY_TOWN_VILLAGE")), ''))),''), nullif(trim((nullif(trim(to_varchar("CORRESPONDENCE_LOCAL_ADDRESS_DISTRICT")), ''))),''), nullif(trim((nullif(trim(to_varchar("CORRESPONDENCE_LOCAL_ADDRESS_STATE")), ''))),''), nullif(trim((nullif(trim(to_varchar("CORRESPONDENCE_LOCAL_ADDRESS_COUNTRY")), ''))),''), nullif(trim((nullif(trim(to_varchar("LOCAL_ADDRESS_PIN_CODE")), ''))),'')) is not null then md5(upper(regexp_replace(trim(nullif(trim(coalesce(nullif(trim((nullif(trim(to_varchar("CORRESPONDENCE_LOCAL_ADDRESS_LINE_1")), ''))), ''), '') || '|' || coalesce(nullif(trim((nullif(trim(to_varchar("CORRESPONDENCE_LOCAL_ADDRESS_LINE_2")), ''))), ''), '') || '|' || coalesce(nullif(trim((nullif(trim(to_varchar("CORRESPONDENCE_LOCAL_ADDRESS_LINE_3")), ''))), ''), '') || '|' || coalesce(nullif(trim((nullif(trim(to_varchar("CORRESPONDENCE_LOCAL_ADDRESS_CITY_TOWN_VILLAGE")), ''))), ''), '') || '|' || coalesce(nullif(trim((nullif(trim(to_varchar("CORRESPONDENCE_LOCAL_ADDRESS_DISTRICT")), ''))), ''), '') || '|' || coalesce(nullif(trim((nullif(trim(to_varchar("CORRESPONDENCE_LOCAL_ADDRESS_STATE")), ''))), ''), '') || '|' || coalesce(nullif(trim((nullif(trim(to_varchar("CORRESPONDENCE_LOCAL_ADDRESS_COUNTRY")), ''))), ''), '') || '|' || coalesce(nullif(trim((nullif(trim(to_varchar("LOCAL_ADDRESS_PIN_CODE")), ''))), ''), '')), '|||||||')), '[[:space:]]+', ' '))) end),''),'')) AS VARCHAR))), '')) as link_hkey,</w:t>
+              <w:br/>
+              <w:t xml:space="preserve">           MD5_BINARY(NULLIF(UPPER(TRIM(CAST('HUB_PARTY|' || (nullif(trim(case when nullif(trim(w0_party_code),'') is not null then nullif(trim(w0_party_code), '') end),'')) AS VARCHAR))), '')) as PARTY_HKEY,</w:t>
               <w:br/>
               <w:t xml:space="preserve">           MD5_BINARY(NULLIF(UPPER(TRIM(CAST('HUB_LOCATION|' || (nullif(trim(case when coalesce(nullif(trim((nullif(trim(to_varchar("CORRESPONDENCE_LOCAL_ADDRESS_LINE_1")), ''))),''), nullif(trim((nullif(trim(to_varchar("CORRESPONDENCE_LOCAL_ADDRESS_LINE_2")), ''))),''), nullif(trim((nullif(trim(to_varchar("CORRESPONDENCE_LOCAL_ADDRESS_LINE_3")), ''))),''), nullif(trim((nullif(trim(to_varchar("CORRESPONDENCE_LOCAL_ADDRESS_CITY_TOWN_VILLAGE")), ''))),''), nullif(trim((nullif(trim(to_varchar("CORRESPONDENCE_LOCAL_ADDRESS_DISTRICT")), ''))),''), nullif(trim((nullif(trim(to_varchar("CORRESPONDENCE_LOCAL_ADDRESS_STATE")), ''))),''), nullif(trim((nullif(trim(to_varchar("CORRESPONDENCE_LOCAL_ADDRESS_COUNTRY")), ''))),''), nullif(trim((nullif(trim(to_varchar("LOCAL_ADDRESS_PIN_CODE")), ''))),'')) is not null then md5(upper(regexp_replace(trim(nullif(trim(coalesce(nullif(trim((nullif(trim(to_varchar("CORRESPONDENCE_LOCAL_ADDRESS_LINE_1")), ''))), ''), '') || '|' || coalesce(nullif(trim((nullif(trim(to_varchar("CORRESPONDENCE_LOCAL_ADDRESS_LINE_2")), ''))), ''), '') || '|' || coalesce(nullif(trim((nullif(trim(to_varchar("CORRESPONDENCE_LOCAL_ADDRESS_LINE_3")), ''))), ''), '') || '|' || coalesce(nullif(trim((nullif(trim(to_varchar("CORRESPONDENCE_LOCAL_ADDRESS_CITY_TOWN_VILLAGE")), ''))), ''), '') || '|' || coalesce(nullif(trim((nullif(trim(to_varchar("CORRESPONDENCE_LOCAL_ADDRESS_DISTRICT")), ''))), ''), '') || '|' || coalesce(nullif(trim((nullif(trim(to_varchar("CORRESPONDENCE_LOCAL_ADDRESS_STATE")), ''))), ''), '') || '|' || coalesce(nullif(trim((nullif(trim(to_varchar("CORRESPONDENCE_LOCAL_ADDRESS_COUNTRY")), ''))), ''), '') || '|' || coalesce(nullif(trim((nullif(trim(to_varchar("LOCAL_ADDRESS_PIN_CODE")), ''))), ''), '')), '|||||||')), '[[:space:]]+', ' '))) end),'')) AS VARCHAR))), '')) as LOCATION_HKEY</w:t>
               <w:br/>
               <w:t xml:space="preserve">      from RAW.MAXIMUS_TRAVEL.NONHLTH_TRV_UWR_VW_DATA_POLICY_DETAILS_PROPOSER_DETAILS_PARTY_PROPERTY_SIMPLE_PROPERTY_PIVOT_VW</w:t>
               <w:br/>
-              <w:t xml:space="preserve">     where MD5_BINARY(NULLIF(UPPER(TRIM(CAST('HUB_PARTY|' || (nullif(trim(case when coalesce(nullif(trim(w0_party_code),'')) is not null then nullif(trim(w0_party_code), '') end),'')) AS VARCHAR))), '')) is not null</w:t>
+              <w:t xml:space="preserve">     where MD5_BINARY(NULLIF(UPPER(TRIM(CAST('HUB_PARTY|' || (nullif(trim(case when nullif(trim(w0_party_code),'') is not null then nullif(trim(w0_party_code), '') end),'')) AS VARCHAR))), '')) is not null</w:t>
               <w:br/>
               <w:t xml:space="preserve">       and MD5_BINARY(NULLIF(UPPER(TRIM(CAST('HUB_LOCATION|' || (nullif(trim(case when coalesce(nullif(trim((nullif(trim(to_varchar("CORRESPONDENCE_LOCAL_ADDRESS_LINE_1")), ''))),''), nullif(trim((nullif(trim(to_varchar("CORRESPONDENCE_LOCAL_ADDRESS_LINE_2")), ''))),''), nullif(trim((nullif(trim(to_varchar("CORRESPONDENCE_LOCAL_ADDRESS_LINE_3")), ''))),''), nullif(trim((nullif(trim(to_varchar("CORRESPONDENCE_LOCAL_ADDRESS_CITY_TOWN_VILLAGE")), ''))),''), nullif(trim((nullif(trim(to_varchar("CORRESPONDENCE_LOCAL_ADDRESS_DISTRICT")), ''))),''), nullif(trim((nullif(trim(to_varchar("CORRESPONDENCE_LOCAL_ADDRESS_STATE")), ''))),''), nullif(trim((nullif(trim(to_varchar("CORRESPONDENCE_LOCAL_ADDRESS_COUNTRY")), ''))),''), nullif(trim((nullif(trim(to_varchar("LOCAL_ADDRESS_PIN_CODE")), ''))),'')) is not null then md5(upper(regexp_replace(trim(nullif(trim(coalesce(nullif(trim((nullif(trim(to_varchar("CORRESPONDENCE_LOCAL_ADDRESS_LINE_1")), ''))), ''), '') || '|' || coalesce(nullif(trim((nullif(trim(to_varchar("CORRESPONDENCE_LOCAL_ADDRESS_LINE_2")), ''))), ''), '') || '|' || coalesce(nullif(trim((nullif(trim(to_varchar("CORRESPONDENCE_LOCAL_ADDRESS_LINE_3")), ''))), ''), '') || '|' || coalesce(nullif(trim((nullif(trim(to_varchar("CORRESPONDENCE_LOCAL_ADDRESS_CITY_TOWN_VILLAGE")), ''))), ''), '') || '|' || coalesce(nullif(trim((nullif(trim(to_varchar("CORRESPONDENCE_LOCAL_ADDRESS_DISTRICT")), ''))), ''), '') || '|' || coalesce(nullif(trim((nullif(trim(to_varchar("CORRESPONDENCE_LOCAL_ADDRESS_STATE")), ''))), ''), '') || '|' || coalesce(nullif(trim((nullif(trim(to_varchar("CORRESPONDENCE_LOCAL_ADDRESS_COUNTRY")), ''))), ''), '') || '|' || coalesce(nullif(trim((nullif(trim(to_varchar("LOCAL_ADDRESS_PIN_CODE")), ''))), ''), '')), '|||||||')), '[[:space:]]+', ' '))) end),'')) AS VARCHAR))), '')) is not null</w:t>
               <w:br/>
@@ -3267,15 +3255,15 @@
               <w:br/>
               <w:t xml:space="preserve">    select 'lnkfeed_mt_party_location &lt;- stg2_mt__uwr_pol_prp_pp_sp_pv' as src_feed,</w:t>
               <w:br/>
-              <w:t xml:space="preserve">           MD5_BINARY(NULLIF(UPPER(TRIM(CAST('LNK_PARTY_LOCATION|' || (coalesce(nullif(trim(case when coalesce(nullif(trim(w0_party_code),'')) is not null then nullif(trim(w0_party_code), '') end),''),'') || '|' || coalesce(nullif(trim(case when coalesce(nullif(trim((nullif(trim(to_varchar("CURRENT_PERMANENT_OVERSEAS_ADDRESS_LINE_1")), ''))),''), nullif(trim((nullif(trim(to_varchar("CURRENT_PERMANENT_OVERSEAS_ADDRESS_LINE_2")), ''))),''), nullif(trim((nullif(trim(to_varchar("CURRENT_PERMANENT_OVERSEAS_ADDRESS_LINE_3")), ''))),''), nullif(trim((nullif(trim(to_varchar("CURRENT_PERMANENT_OVERSEAS_ADDRESS_CITY_TOWN_VILLAGE")), ''))),''), nullif(trim((nullif(trim(to_varchar("CURRENT_PERMANENT_OVERSEAS_ADDRESS_STATE_UT")), ''))),''), nullif(trim((nullif(trim(to_varchar("CURRENT_PERMANENT_OVERSEAS_ADDRESS_COUNTRY")), ''))),''), nullif(trim((nullif(trim(to_varchar("CURRENT_PERMANENT_OVERSEAS_ADDRESS_PIN_CODE")), ''))),'')) is not null then md5(upper(regexp_replace(trim(nullif(trim(coalesce(nullif(trim((nullif(trim(to_varchar("CURRENT_PERMANENT_OVERSEAS_ADDRESS_LINE_1")), ''))), ''), '') || '|' || coalesce(nullif(trim((nullif(trim(to_varchar("CURRENT_PERMANENT_OVERSEAS_ADDRESS_LINE_2")), ''))), ''), '') || '|' || coalesce(nullif(trim((nullif(trim(to_varchar("CURRENT_PERMANENT_OVERSEAS_ADDRESS_LINE_3")), ''))), ''), '') || '|' || coalesce(nullif(trim((nullif(trim(to_varchar("CURRENT_PERMANENT_OVERSEAS_ADDRESS_CITY_TOWN_VILLAGE")), ''))), ''), '') || '|' || coalesce(nullif(trim((nullif(trim(to_varchar("CURRENT_PERMANENT_OVERSEAS_ADDRESS_STATE_UT")), ''))), ''), '') || '|' || coalesce(nullif(trim((nullif(trim(to_varchar("CURRENT_PERMANENT_OVERSEAS_ADDRESS_COUNTRY")), ''))), ''), '') || '|' || coalesce(nullif(trim((nullif(trim(to_varchar("CURRENT_PERMANENT_OVERSEAS_ADDRESS_PIN_CODE")), ''))), ''), '')), '||||||')), '[[:space:]]+', ' '))) end),''),'')) AS VARCHAR))), '')) as link_hkey,</w:t>
-              <w:br/>
-              <w:t xml:space="preserve">           MD5_BINARY(NULLIF(UPPER(TRIM(CAST('HUB_PARTY|' || (nullif(trim(case when coalesce(nullif(trim(w0_party_code),'')) is not null then nullif(trim(w0_party_code), '') end),'')) AS VARCHAR))), '')) as PARTY_HKEY,</w:t>
+              <w:t xml:space="preserve">           MD5_BINARY(NULLIF(UPPER(TRIM(CAST('LNK_PARTY_LOCATION|' || (coalesce(nullif(trim(case when nullif(trim(w0_party_code),'') is not null then nullif(trim(w0_party_code), '') end),''),'') || '|' || coalesce(nullif(trim(case when coalesce(nullif(trim((nullif(trim(to_varchar("CURRENT_PERMANENT_OVERSEAS_ADDRESS_LINE_1")), ''))),''), nullif(trim((nullif(trim(to_varchar("CURRENT_PERMANENT_OVERSEAS_ADDRESS_LINE_2")), ''))),''), nullif(trim((nullif(trim(to_varchar("CURRENT_PERMANENT_OVERSEAS_ADDRESS_LINE_3")), ''))),''), nullif(trim((nullif(trim(to_varchar("CURRENT_PERMANENT_OVERSEAS_ADDRESS_CITY_TOWN_VILLAGE")), ''))),''), nullif(trim((nullif(trim(to_varchar("CURRENT_PERMANENT_OVERSEAS_ADDRESS_STATE_UT")), ''))),''), nullif(trim((nullif(trim(to_varchar("CURRENT_PERMANENT_OVERSEAS_ADDRESS_COUNTRY")), ''))),''), nullif(trim((nullif(trim(to_varchar("CURRENT_PERMANENT_OVERSEAS_ADDRESS_PIN_CODE")), ''))),'')) is not null then md5(upper(regexp_replace(trim(nullif(trim(coalesce(nullif(trim((nullif(trim(to_varchar("CURRENT_PERMANENT_OVERSEAS_ADDRESS_LINE_1")), ''))), ''), '') || '|' || coalesce(nullif(trim((nullif(trim(to_varchar("CURRENT_PERMANENT_OVERSEAS_ADDRESS_LINE_2")), ''))), ''), '') || '|' || coalesce(nullif(trim((nullif(trim(to_varchar("CURRENT_PERMANENT_OVERSEAS_ADDRESS_LINE_3")), ''))), ''), '') || '|' || coalesce(nullif(trim((nullif(trim(to_varchar("CURRENT_PERMANENT_OVERSEAS_ADDRESS_CITY_TOWN_VILLAGE")), ''))), ''), '') || '|' || coalesce(nullif(trim((nullif(trim(to_varchar("CURRENT_PERMANENT_OVERSEAS_ADDRESS_STATE_UT")), ''))), ''), '') || '|' || coalesce(nullif(trim((nullif(trim(to_varchar("CURRENT_PERMANENT_OVERSEAS_ADDRESS_COUNTRY")), ''))), ''), '') || '|' || coalesce(nullif(trim((nullif(trim(to_varchar("CURRENT_PERMANENT_OVERSEAS_ADDRESS_PIN_CODE")), ''))), ''), '')), '||||||')), '[[:space:]]+', ' '))) end),''),'')) AS VARCHAR))), '')) as link_hkey,</w:t>
+              <w:br/>
+              <w:t xml:space="preserve">           MD5_BINARY(NULLIF(UPPER(TRIM(CAST('HUB_PARTY|' || (nullif(trim(case when nullif(trim(w0_party_code),'') is not null then nullif(trim(w0_party_code), '') end),'')) AS VARCHAR))), '')) as PARTY_HKEY,</w:t>
               <w:br/>
               <w:t xml:space="preserve">           MD5_BINARY(NULLIF(UPPER(TRIM(CAST('HUB_LOCATION|' || (nullif(trim(case when coalesce(nullif(trim((nullif(trim(to_varchar("CURRENT_PERMANENT_OVERSEAS_ADDRESS_LINE_1")), ''))),''), nullif(trim((nullif(trim(to_varchar("CURRENT_PERMANENT_OVERSEAS_ADDRESS_LINE_2")), ''))),''), nullif(trim((nullif(trim(to_varchar("CURRENT_PERMANENT_OVERSEAS_ADDRESS_LINE_3")), ''))),''), nullif(trim((nullif(trim(to_varchar("CURRENT_PERMANENT_OVERSEAS_ADDRESS_CITY_TOWN_VILLAGE")), ''))),''), nullif(trim((nullif(trim(to_varchar("CURRENT_PERMANENT_OVERSEAS_ADDRESS_STATE_UT")), ''))),''), nullif(trim((nullif(trim(to_varchar("CURRENT_PERMANENT_OVERSEAS_ADDRESS_COUNTRY")), ''))),''), nullif(trim((nullif(trim(to_varchar("CURRENT_PERMANENT_OVERSEAS_ADDRESS_PIN_CODE")), ''))),'')) is not null then md5(upper(regexp_replace(trim(nullif(trim(coalesce(nullif(trim((nullif(trim(to_varchar("CURRENT_PERMANENT_OVERSEAS_ADDRESS_LINE_1")), ''))), ''), '') || '|' || coalesce(nullif(trim((nullif(trim(to_varchar("CURRENT_PERMANENT_OVERSEAS_ADDRESS_LINE_2")), ''))), ''), '') || '|' || coalesce(nullif(trim((nullif(trim(to_varchar("CURRENT_PERMANENT_OVERSEAS_ADDRESS_LINE_3")), ''))), ''), '') || '|' || coalesce(nullif(trim((nullif(trim(to_varchar("CURRENT_PERMANENT_OVERSEAS_ADDRESS_CITY_TOWN_VILLAGE")), ''))), ''), '') || '|' || coalesce(nullif(trim((nullif(trim(to_varchar("CURRENT_PERMANENT_OVERSEAS_ADDRESS_STATE_UT")), ''))), ''), '') || '|' || coalesce(nullif(trim((nullif(trim(to_varchar("CURRENT_PERMANENT_OVERSEAS_ADDRESS_COUNTRY")), ''))), ''), '') || '|' || coalesce(nullif(trim((nullif(trim(to_varchar("CURRENT_PERMANENT_OVERSEAS_ADDRESS_PIN_CODE")), ''))), ''), '')), '||||||')), '[[:space:]]+', ' '))) end),'')) AS VARCHAR))), '')) as LOCATION_HKEY</w:t>
               <w:br/>
               <w:t xml:space="preserve">      from RAW.MAXIMUS_TRAVEL.NONHLTH_TRV_UWR_VW_DATA_POLICY_DETAILS_PROPOSER_DETAILS_PARTY_PROPERTY_SIMPLE_PROPERTY_PIVOT_VW</w:t>
               <w:br/>
-              <w:t xml:space="preserve">     where MD5_BINARY(NULLIF(UPPER(TRIM(CAST('HUB_PARTY|' || (nullif(trim(case when coalesce(nullif(trim(w0_party_code),'')) is not null then nullif(trim(w0_party_code), '') end),'')) AS VARCHAR))), '')) is not null</w:t>
+              <w:t xml:space="preserve">     where MD5_BINARY(NULLIF(UPPER(TRIM(CAST('HUB_PARTY|' || (nullif(trim(case when nullif(trim(w0_party_code),'') is not null then nullif(trim(w0_party_code), '') end),'')) AS VARCHAR))), '')) is not null</w:t>
               <w:br/>
               <w:t xml:space="preserve">       and MD5_BINARY(NULLIF(UPPER(TRIM(CAST('HUB_LOCATION|' || (nullif(trim(case when coalesce(nullif(trim((nullif(trim(to_varchar("CURRENT_PERMANENT_OVERSEAS_ADDRESS_LINE_1")), ''))),''), nullif(trim((nullif(trim(to_varchar("CURRENT_PERMANENT_OVERSEAS_ADDRESS_LINE_2")), ''))),''), nullif(trim((nullif(trim(to_varchar("CURRENT_PERMANENT_OVERSEAS_ADDRESS_LINE_3")), ''))),''), nullif(trim((nullif(trim(to_varchar("CURRENT_PERMANENT_OVERSEAS_ADDRESS_CITY_TOWN_VILLAGE")), ''))),''), nullif(trim((nullif(trim(to_varchar("CURRENT_PERMANENT_OVERSEAS_ADDRESS_STATE_UT")), ''))),''), nullif(trim((nullif(trim(to_varchar("CURRENT_PERMANENT_OVERSEAS_ADDRESS_COUNTRY")), ''))),''), nullif(trim((nullif(trim(to_varchar("CURRENT_PERMANENT_OVERSEAS_ADDRESS_PIN_CODE")), ''))),'')) is not null then md5(upper(regexp_replace(trim(nullif(trim(coalesce(nullif(trim((nullif(trim(to_varchar("CURRENT_PERMANENT_OVERSEAS_ADDRESS_LINE_1")), ''))), ''), '') || '|' || coalesce(nullif(trim((nullif(trim(to_varchar("CURRENT_PERMANENT_OVERSEAS_ADDRESS_LINE_2")), ''))), ''), '') || '|' || coalesce(nullif(trim((nullif(trim(to_varchar("CURRENT_PERMANENT_OVERSEAS_ADDRESS_LINE_3")), ''))), ''), '') || '|' || coalesce(nullif(trim((nullif(trim(to_varchar("CURRENT_PERMANENT_OVERSEAS_ADDRESS_CITY_TOWN_VILLAGE")), ''))), ''), '') || '|' || coalesce(nullif(trim((nullif(trim(to_varchar("CURRENT_PERMANENT_OVERSEAS_ADDRESS_STATE_UT")), ''))), ''), '') || '|' || coalesce(nullif(trim((nullif(trim(to_varchar("CURRENT_PERMANENT_OVERSEAS_ADDRESS_COUNTRY")), ''))), ''), '') || '|' || coalesce(nullif(trim((nullif(trim(to_varchar("CURRENT_PERMANENT_OVERSEAS_ADDRESS_PIN_CODE")), ''))), ''), '')), '||||||')), '[[:space:]]+', ' '))) end),'')) AS VARCHAR))), '')) is not null</w:t>
               <w:br/>
@@ -3287,15 +3275,15 @@
               <w:br/>
               <w:t xml:space="preserve">    select 'lnkfeed_mt_party_location &lt;- stg2_mt__uwr_pol_ins_mbr_pa_address_prop_pv' as src_feed,</w:t>
               <w:br/>
-              <w:t xml:space="preserve">           MD5_BINARY(NULLIF(UPPER(TRIM(CAST('LNK_PARTY_LOCATION|' || (coalesce(nullif(trim(case when coalesce(nullif(trim(w0_party_code),'')) is not null then nullif(trim(w0_party_code), '') end),''),'') || '|' || coalesce(nullif(trim(case when coalesce(nullif(trim((nullif(trim(to_varchar("AREA")), ''))),''), nullif(trim((nullif(trim(to_varchar("LAND_MARK")), ''))),''), nullif(trim(((nullif(trim(to_varchar("CITY")), '')))),''), nullif(trim((nullif(trim(to_varchar("STATE")), ''))),''), nullif(trim((nullif(trim(to_varchar("PINCODE")), ''))),'')) is not null then md5(upper(regexp_replace(trim(nullif(trim(coalesce(nullif(trim((nullif(trim(to_varchar("AREA")), ''))), ''), '') || '#' || coalesce(nullif(trim((nullif(trim(to_varchar("LAND_MARK")), ''))), ''), '') || '#' || coalesce(nullif(trim(((nullif(trim(to_varchar("CITY")), '')))), ''), '') || '#' || coalesce(nullif(trim((nullif(trim(to_varchar("STATE")), ''))), ''), '') || '#' || coalesce(nullif(trim((nullif(trim(to_varchar("PINCODE")), ''))), ''), '')), '####')), '[[:space:]]+', ' '))) end),''),'')) AS VARCHAR))), '')) as link_hkey,</w:t>
-              <w:br/>
-              <w:t xml:space="preserve">           MD5_BINARY(NULLIF(UPPER(TRIM(CAST('HUB_PARTY|' || (nullif(trim(case when coalesce(nullif(trim(w0_party_code),'')) is not null then nullif(trim(w0_party_code), '') end),'')) AS VARCHAR))), '')) as PARTY_HKEY,</w:t>
+              <w:t xml:space="preserve">           MD5_BINARY(NULLIF(UPPER(TRIM(CAST('LNK_PARTY_LOCATION|' || (coalesce(nullif(trim(case when nullif(trim(w0_party_code),'') is not null then nullif(trim(w0_party_code), '') end),''),'') || '|' || coalesce(nullif(trim(case when coalesce(nullif(trim((nullif(trim(to_varchar("AREA")), ''))),''), nullif(trim((nullif(trim(to_varchar("LAND_MARK")), ''))),''), nullif(trim(((nullif(trim(to_varchar("CITY")), '')))),''), nullif(trim((nullif(trim(to_varchar("STATE")), ''))),''), nullif(trim((nullif(trim(to_varchar("PINCODE")), ''))),'')) is not null then md5(upper(regexp_replace(trim(nullif(trim(coalesce(nullif(trim((nullif(trim(to_varchar("AREA")), ''))), ''), '') || '#' || coalesce(nullif(trim((nullif(trim(to_varchar("LAND_MARK")), ''))), ''), '') || '#' || coalesce(nullif(trim(((nullif(trim(to_varchar("CITY")), '')))), ''), '') || '#' || coalesce(nullif(trim((nullif(trim(to_varchar("STATE")), ''))), ''), '') || '#' || coalesce(nullif(trim((nullif(trim(to_varchar("PINCODE")), ''))), ''), '')), '####')), '[[:space:]]+', ' '))) end),''),'')) AS VARCHAR))), '')) as link_hkey,</w:t>
+              <w:br/>
+              <w:t xml:space="preserve">           MD5_BINARY(NULLIF(UPPER(TRIM(CAST('HUB_PARTY|' || (nullif(trim(case when nullif(trim(w0_party_code),'') is not null then nullif(trim(w0_party_code), '') end),'')) AS VARCHAR))), '')) as PARTY_HKEY,</w:t>
               <w:br/>
               <w:t xml:space="preserve">           MD5_BINARY(NULLIF(UPPER(TRIM(CAST('HUB_LOCATION|' || (nullif(trim(case when coalesce(nullif(trim((nullif(trim(to_varchar("AREA")), ''))),''), nullif(trim((nullif(trim(to_varchar("LAND_MARK")), ''))),''), nullif(trim(((nullif(trim(to_varchar("CITY")), '')))),''), nullif(trim((nullif(trim(to_varchar("STATE")), ''))),''), nullif(trim((nullif(trim(to_varchar("PINCODE")), ''))),'')) is not null then md5(upper(regexp_replace(trim(nullif(trim(coalesce(nullif(trim((nullif(trim(to_varchar("AREA")), ''))), ''), '') || '#' || coalesce(nullif(trim((nullif(trim(to_varchar("LAND_MARK")), ''))), ''), '') || '#' || coalesce(nullif(trim(((nullif(trim(to_varchar("CITY")), '')))), ''), '') || '#' || coalesce(nullif(trim((nullif(trim(to_varchar("STATE")), ''))), ''), '') || '#' || coalesce(nullif(trim((nullif(trim(to_varchar("PINCODE")), ''))), ''), '')), '####')), '[[:space:]]+', ' '))) end),'')) AS VARCHAR))), '')) as LOCATION_HKEY</w:t>
               <w:br/>
               <w:t xml:space="preserve">      from RAW.MAXIMUS_TRAVEL.NONHLTH_TRV_UWR_VW_DATA_POLICY_DETAILS_INSURED_DETAILS_MEMBER_DETAILS_PARTY_ADDRESS_ADDRESS_PROPERTY_PIVOT_VW</w:t>
               <w:br/>
-              <w:t xml:space="preserve">     where MD5_BINARY(NULLIF(UPPER(TRIM(CAST('HUB_PARTY|' || (nullif(trim(case when coalesce(nullif(trim(w0_party_code),'')) is not null then nullif(trim(w0_party_code), '') end),'')) AS VARCHAR))), '')) is not null</w:t>
+              <w:t xml:space="preserve">     where MD5_BINARY(NULLIF(UPPER(TRIM(CAST('HUB_PARTY|' || (nullif(trim(case when nullif(trim(w0_party_code),'') is not null then nullif(trim(w0_party_code), '') end),'')) AS VARCHAR))), '')) is not null</w:t>
               <w:br/>
               <w:t xml:space="preserve">       and MD5_BINARY(NULLIF(UPPER(TRIM(CAST('HUB_LOCATION|' || (nullif(trim(case when coalesce(nullif(trim((nullif(trim(to_varchar("AREA")), ''))),''), nullif(trim((nullif(trim(to_varchar("LAND_MARK")), ''))),''), nullif(trim(((nullif(trim(to_varchar("CITY")), '')))),''), nullif(trim((nullif(trim(to_varchar("STATE")), ''))),''), nullif(trim((nullif(trim(to_varchar("PINCODE")), ''))),'')) is not null then md5(upper(regexp_replace(trim(nullif(trim(coalesce(nullif(trim((nullif(trim(to_varchar("AREA")), ''))), ''), '') || '#' || coalesce(nullif(trim((nullif(trim(to_varchar("LAND_MARK")), ''))), ''), '') || '#' || coalesce(nullif(trim(((nullif(trim(to_varchar("CITY")), '')))), ''), '') || '#' || coalesce(nullif(trim((nullif(trim(to_varchar("STATE")), ''))), ''), '') || '#' || coalesce(nullif(trim((nullif(trim(to_varchar("PINCODE")), ''))), ''), '')), '####')), '[[:space:]]+', ' '))) end),'')) AS VARCHAR))), '')) is not null</w:t>
               <w:br/>
@@ -3307,15 +3295,15 @@
               <w:br/>
               <w:t xml:space="preserve">    select 'lnkfeed_mt_party_location &lt;- stg2_mt__uwr_pol_prp_pa_address_prop_pv' as src_feed,</w:t>
               <w:br/>
-              <w:t xml:space="preserve">           MD5_BINARY(NULLIF(UPPER(TRIM(CAST('LNK_PARTY_LOCATION|' || (coalesce(nullif(trim(case when coalesce(nullif(trim(w0_party_code),'')) is not null then nullif(trim(w0_party_code), '') end),''),'') || '|' || coalesce(nullif(trim(case when coalesce(nullif(trim((nullif(trim(to_varchar("AREA")), ''))),''), nullif(trim((nullif(trim(to_varchar("LAND_MARK")), ''))),''), nullif(trim(((nullif(trim(to_varchar("CITY")), '')))),''), nullif(trim((nullif(trim(to_varchar("STATE")), ''))),''), nullif(trim((nullif(trim(to_varchar("PINCODE")), ''))),'')) is not null then md5(upper(regexp_replace(trim(nullif(trim(coalesce(nullif(trim((nullif(trim(to_varchar("AREA")), ''))), ''), '') || '#' || coalesce(nullif(trim((nullif(trim(to_varchar("LAND_MARK")), ''))), ''), '') || '#' || coalesce(nullif(trim(((nullif(trim(to_varchar("CITY")), '')))), ''), '') || '#' || coalesce(nullif(trim((nullif(trim(to_varchar("STATE")), ''))), ''), '') || '#' || coalesce(nullif(trim((nullif(trim(to_varchar("PINCODE")), ''))), ''), '')), '####')), '[[:space:]]+', ' '))) end),''),'')) AS VARCHAR))), '')) as link_hkey,</w:t>
-              <w:br/>
-              <w:t xml:space="preserve">           MD5_BINARY(NULLIF(UPPER(TRIM(CAST('HUB_PARTY|' || (nullif(trim(case when coalesce(nullif(trim(w0_party_code),'')) is not null then nullif(trim(w0_party_code), '') end),'')) AS VARCHAR))), '')) as PARTY_HKEY,</w:t>
+              <w:t xml:space="preserve">           MD5_BINARY(NULLIF(UPPER(TRIM(CAST('LNK_PARTY_LOCATION|' || (coalesce(nullif(trim(case when nullif(trim(w0_party_code),'') is not null then nullif(trim(w0_party_code), '') end),''),'') || '|' || coalesce(nullif(trim(case when coalesce(nullif(trim((nullif(trim(to_varchar("AREA")), ''))),''), nullif(trim((nullif(trim(to_varchar("LAND_MARK")), ''))),''), nullif(trim(((nullif(trim(to_varchar("CITY")), '')))),''), nullif(trim((nullif(trim(to_varchar("STATE")), ''))),''), nullif(trim((nullif(trim(to_varchar("PINCODE")), ''))),'')) is not null then md5(upper(regexp_replace(trim(nullif(trim(coalesce(nullif(trim((nullif(trim(to_varchar("AREA")), ''))), ''), '') || '#' || coalesce(nullif(trim((nullif(trim(to_varchar("LAND_MARK")), ''))), ''), '') || '#' || coalesce(nullif(trim(((nullif(trim(to_varchar("CITY")), '')))), ''), '') || '#' || coalesce(nullif(trim((nullif(trim(to_varchar("STATE")), ''))), ''), '') || '#' || coalesce(nullif(trim((nullif(trim(to_varchar("PINCODE")), ''))), ''), '')), '####')), '[[:space:]]+', ' '))) end),''),'')) AS VARCHAR))), '')) as link_hkey,</w:t>
+              <w:br/>
+              <w:t xml:space="preserve">           MD5_BINARY(NULLIF(UPPER(TRIM(CAST('HUB_PARTY|' || (nullif(trim(case when nullif(trim(w0_party_code),'') is not null then nullif(trim(w0_party_code), '') end),'')) AS VARCHAR))), '')) as PARTY_HKEY,</w:t>
               <w:br/>
               <w:t xml:space="preserve">           MD5_BINARY(NULLIF(UPPER(TRIM(CAST('HUB_LOCATION|' || (nullif(trim(case when coalesce(nullif(trim((nullif(trim(to_varchar("AREA")), ''))),''), nullif(trim((nullif(trim(to_varchar("LAND_MARK")), ''))),''), nullif(trim(((nullif(trim(to_varchar("CITY")), '')))),''), nullif(trim((nullif(trim(to_varchar("STATE")), ''))),''), nullif(trim((nullif(trim(to_varchar("PINCODE")), ''))),'')) is not null then md5(upper(regexp_replace(trim(nullif(trim(coalesce(nullif(trim((nullif(trim(to_varchar("AREA")), ''))), ''), '') || '#' || coalesce(nullif(trim((nullif(trim(to_varchar("LAND_MARK")), ''))), ''), '') || '#' || coalesce(nullif(trim(((nullif(trim(to_varchar("CITY")), '')))), ''), '') || '#' || coalesce(nullif(trim((nullif(trim(to_varchar("STATE")), ''))), ''), '') || '#' || coalesce(nullif(trim((nullif(trim(to_varchar("PINCODE")), ''))), ''), '')), '####')), '[[:space:]]+', ' '))) end),'')) AS VARCHAR))), '')) as LOCATION_HKEY</w:t>
               <w:br/>
               <w:t xml:space="preserve">      from RAW.MAXIMUS_TRAVEL.NONHLTH_TRV_UWR_VW_DATA_POLICY_DETAILS_PROPOSER_DETAILS_PARTY_ADDRESS_ADDRESS_PROPERTY_PIVOT_VW</w:t>
               <w:br/>
-              <w:t xml:space="preserve">     where MD5_BINARY(NULLIF(UPPER(TRIM(CAST('HUB_PARTY|' || (nullif(trim(case when coalesce(nullif(trim(w0_party_code),'')) is not null then nullif(trim(w0_party_code), '') end),'')) AS VARCHAR))), '')) is not null</w:t>
+              <w:t xml:space="preserve">     where MD5_BINARY(NULLIF(UPPER(TRIM(CAST('HUB_PARTY|' || (nullif(trim(case when nullif(trim(w0_party_code),'') is not null then nullif(trim(w0_party_code), '') end),'')) AS VARCHAR))), '')) is not null</w:t>
               <w:br/>
               <w:t xml:space="preserve">       and MD5_BINARY(NULLIF(UPPER(TRIM(CAST('HUB_LOCATION|' || (nullif(trim(case when coalesce(nullif(trim((nullif(trim(to_varchar("AREA")), ''))),''), nullif(trim((nullif(trim(to_varchar("LAND_MARK")), ''))),''), nullif(trim(((nullif(trim(to_varchar("CITY")), '')))),''), nullif(trim((nullif(trim(to_varchar("STATE")), ''))),''), nullif(trim((nullif(trim(to_varchar("PINCODE")), ''))),'')) is not null then md5(upper(regexp_replace(trim(nullif(trim(coalesce(nullif(trim((nullif(trim(to_varchar("AREA")), ''))), ''), '') || '#' || coalesce(nullif(trim((nullif(trim(to_varchar("LAND_MARK")), ''))), ''), '') || '#' || coalesce(nullif(trim(((nullif(trim(to_varchar("CITY")), '')))), ''), '') || '#' || coalesce(nullif(trim((nullif(trim(to_varchar("STATE")), ''))), ''), '') || '#' || coalesce(nullif(trim((nullif(trim(to_varchar("PINCODE")), ''))), ''), '')), '####')), '[[:space:]]+', ' '))) end),'')) AS VARCHAR))), '')) is not null</w:t>
               <w:br/>
@@ -3327,15 +3315,15 @@
               <w:br/>
               <w:t xml:space="preserve">    select 'lnkfeed_mt_party_location &lt;- stg2_mt__uwr_pol_ins_mbr_pp_sp_pv' as src_feed,</w:t>
               <w:br/>
-              <w:t xml:space="preserve">           MD5_BINARY(NULLIF(UPPER(TRIM(CAST('LNK_PARTY_LOCATION|' || (coalesce(nullif(trim(case when coalesce(nullif(trim(w0_party_code),'')) is not null then nullif(trim(w0_party_code), '') end),''),'') || '|' || coalesce(nullif(trim(case when coalesce(nullif(trim((nullif(trim(to_varchar("CORRESPONDENCE_LOCAL_ADDRESS_LINE_1")), ''))),''), nullif(trim((nullif(trim(to_varchar("CORRESPONDENCE_LOCAL_ADDRESS_LINE_2")), ''))),''), nullif(trim((nullif(trim(to_varchar("CORRESPONDENCE_LOCAL_ADDRESS_LINE_3")), ''))),''), nullif(trim((nullif(trim(to_varchar("CORRESPONDENCE_LOCAL_ADDRESS_CITY_TOWN_VILLAGE")), ''))),''), nullif(trim((nullif(trim(to_varchar("CORRESPONDENCE_LOCAL_ADDRESS_DISTRICT")), ''))),''), nullif(trim((nullif(trim(to_varchar("CORRESPONDENCE_LOCAL_ADDRESS_STATE")), ''))),''), nullif(trim((nullif(trim(to_varchar("CORRESPONDENCE_LOCAL_ADDRESS_COUNTRY")), ''))),''), nullif(trim((nullif(trim(to_varchar("LOCAL_ADDRESS_PIN_CODE")), ''))),'')) is not null then md5(upper(regexp_replace(trim(nullif(trim(coalesce(nullif(trim((nullif(trim(to_varchar("CORRESPONDENCE_LOCAL_ADDRESS_LINE_1")), ''))), ''), '') || '|' || coalesce(nullif(trim((nullif(trim(to_varchar("CORRESPONDENCE_LOCAL_ADDRESS_LINE_2")), ''))), ''), '') || '|' || coalesce(nullif(trim((nullif(trim(to_varchar("CORRESPONDENCE_LOCAL_ADDRESS_LINE_3")), ''))), ''), '') || '|' || coalesce(nullif(trim((nullif(trim(to_varchar("CORRESPONDENCE_LOCAL_ADDRESS_CITY_TOWN_VILLAGE")), ''))), ''), '') || '|' || coalesce(nullif(trim((nullif(trim(to_varchar("CORRESPONDENCE_LOCAL_ADDRESS_DISTRICT")), ''))), ''), '') || '|' || coalesce(nullif(trim((nullif(trim(to_varchar("CORRESPONDENCE_LOCAL_ADDRESS_STATE")), ''))), ''), '') || '|' || coalesce(nullif(trim((nullif(trim(to_varchar("CORRESPONDENCE_LOCAL_ADDRESS_COUNTRY")), ''))), ''), '') || '|' || coalesce(nullif(trim((nullif(trim(to_varchar("LOCAL_ADDRESS_PIN_CODE")), ''))), ''), '')), '|||||||')), '[[:space:]]+', ' '))) end),''),'')) AS VARCHAR))), '')) as link_hkey,</w:t>
-              <w:br/>
-              <w:t xml:space="preserve">           MD5_BINARY(NULLIF(UPPER(TRIM(CAST('HUB_PARTY|' || (nullif(trim(case when coalesce(nullif(trim(w0_party_code),'')) is not null then nullif(trim(w0_party_code), '') end),'')) AS VARCHAR))), '')) as PARTY_HKEY,</w:t>
+              <w:t xml:space="preserve">           MD5_BINARY(NULLIF(UPPER(TRIM(CAST('LNK_PARTY_LOCATION|' || (coalesce(nullif(trim(case when nullif(trim(w0_party_code),'') is not null then nullif(trim(w0_party_code), '') end),''),'') || '|' || coalesce(nullif(trim(case when coalesce(nullif(trim((nullif(trim(to_varchar("CORRESPONDENCE_LOCAL_ADDRESS_LINE_1")), ''))),''), nullif(trim((nullif(trim(to_varchar("CORRESPONDENCE_LOCAL_ADDRESS_LINE_2")), ''))),''), nullif(trim((nullif(trim(to_varchar("CORRESPONDENCE_LOCAL_ADDRESS_LINE_3")), ''))),''), nullif(trim((nullif(trim(to_varchar("CORRESPONDENCE_LOCAL_ADDRESS_CITY_TOWN_VILLAGE")), ''))),''), nullif(trim((nullif(trim(to_varchar("CORRESPONDENCE_LOCAL_ADDRESS_DISTRICT")), ''))),''), nullif(trim((nullif(trim(to_varchar("CORRESPONDENCE_LOCAL_ADDRESS_STATE")), ''))),''), nullif(trim((nullif(trim(to_varchar("CORRESPONDENCE_LOCAL_ADDRESS_COUNTRY")), ''))),''), nullif(trim((nullif(trim(to_varchar("LOCAL_ADDRESS_PIN_CODE")), ''))),'')) is not null then md5(upper(regexp_replace(trim(nullif(trim(coalesce(nullif(trim((nullif(trim(to_varchar("CORRESPONDENCE_LOCAL_ADDRESS_LINE_1")), ''))), ''), '') || '|' || coalesce(nullif(trim((nullif(trim(to_varchar("CORRESPONDENCE_LOCAL_ADDRESS_LINE_2")), ''))), ''), '') || '|' || coalesce(nullif(trim((nullif(trim(to_varchar("CORRESPONDENCE_LOCAL_ADDRESS_LINE_3")), ''))), ''), '') || '|' || coalesce(nullif(trim((nullif(trim(to_varchar("CORRESPONDENCE_LOCAL_ADDRESS_CITY_TOWN_VILLAGE")), ''))), ''), '') || '|' || coalesce(nullif(trim((nullif(trim(to_varchar("CORRESPONDENCE_LOCAL_ADDRESS_DISTRICT")), ''))), ''), '') || '|' || coalesce(nullif(trim((nullif(trim(to_varchar("CORRESPONDENCE_LOCAL_ADDRESS_STATE")), ''))), ''), '') || '|' || coalesce(nullif(trim((nullif(trim(to_varchar("CORRESPONDENCE_LOCAL_ADDRESS_COUNTRY")), ''))), ''), '') || '|' || coalesce(nullif(trim((nullif(trim(to_varchar("LOCAL_ADDRESS_PIN_CODE")), ''))), ''), '')), '|||||||')), '[[:space:]]+', ' '))) end),''),'')) AS VARCHAR))), '')) as link_hkey,</w:t>
+              <w:br/>
+              <w:t xml:space="preserve">           MD5_BINARY(NULLIF(UPPER(TRIM(CAST('HUB_PARTY|' || (nullif(trim(case when nullif(trim(w0_party_code),'') is not null then nullif(trim(w0_party_code), '') end),'')) AS VARCHAR))), '')) as PARTY_HKEY,</w:t>
               <w:br/>
               <w:t xml:space="preserve">           MD5_BINARY(NULLIF(UPPER(TRIM(CAST('HUB_LOCATION|' || (nullif(trim(case when coalesce(nullif(trim((nullif(trim(to_varchar("CORRESPONDENCE_LOCAL_ADDRESS_LINE_1")), ''))),''), nullif(trim((nullif(trim(to_varchar("CORRESPONDENCE_LOCAL_ADDRESS_LINE_2")), ''))),''), nullif(trim((nullif(trim(to_varchar("CORRESPONDENCE_LOCAL_ADDRESS_LINE_3")), ''))),''), nullif(trim((nullif(trim(to_varchar("CORRESPONDENCE_LOCAL_ADDRESS_CITY_TOWN_VILLAGE")), ''))),''), nullif(trim((nullif(trim(to_varchar("CORRESPONDENCE_LOCAL_ADDRESS_DISTRICT")), ''))),''), nullif(trim((nullif(trim(to_varchar("CORRESPONDENCE_LOCAL_ADDRESS_STATE")), ''))),''), nullif(trim((nullif(trim(to_varchar("CORRESPONDENCE_LOCAL_ADDRESS_COUNTRY")), ''))),''), nullif(trim((nullif(trim(to_varchar("LOCAL_ADDRESS_PIN_CODE")), ''))),'')) is not null then md5(upper(regexp_replace(trim(nullif(trim(coalesce(nullif(trim((nullif(trim(to_varchar("CORRESPONDENCE_LOCAL_ADDRESS_LINE_1")), ''))), ''), '') || '|' || coalesce(nullif(trim((nullif(trim(to_varchar("CORRESPONDENCE_LOCAL_ADDRESS_LINE_2")), ''))), ''), '') || '|' || coalesce(nullif(trim((nullif(trim(to_varchar("CORRESPONDENCE_LOCAL_ADDRESS_LINE_3")), ''))), ''), '') || '|' || coalesce(nullif(trim((nullif(trim(to_varchar("CORRESPONDENCE_LOCAL_ADDRESS_CITY_TOWN_VILLAGE")), ''))), ''), '') || '|' || coalesce(nullif(trim((nullif(trim(to_varchar("CORRESPONDENCE_LOCAL_ADDRESS_DISTRICT")), ''))), ''), '') || '|' || coalesce(nullif(trim((nullif(trim(to_varchar("CORRESPONDENCE_LOCAL_ADDRESS_STATE")), ''))), ''), '') || '|' || coalesce(nullif(trim((nullif(trim(to_varchar("CORRESPONDENCE_LOCAL_ADDRESS_COUNTRY")), ''))), ''), '') || '|' || coalesce(nullif(trim((nullif(trim(to_varchar("LOCAL_ADDRESS_PIN_CODE")), ''))), ''), '')), '|||||||')), '[[:space:]]+', ' '))) end),'')) AS VARCHAR))), '')) as LOCATION_HKEY</w:t>
               <w:br/>
               <w:t xml:space="preserve">      from RAW.MAXIMUS_TRAVEL.NONHLTH_TRV_UWR_VW_DATA_POLICY_DETAILS_INSURED_DETAILS_MEMBER_DETAILS_PARTY_PROPERTY_SIMPLE_PROPERTY_PIVOT_VW</w:t>
               <w:br/>
-              <w:t xml:space="preserve">     where MD5_BINARY(NULLIF(UPPER(TRIM(CAST('HUB_PARTY|' || (nullif(trim(case when coalesce(nullif(trim(w0_party_code),'')) is not null then nullif(trim(w0_party_code), '') end),'')) AS VARCHAR))), '')) is not null</w:t>
+              <w:t xml:space="preserve">     where MD5_BINARY(NULLIF(UPPER(TRIM(CAST('HUB_PARTY|' || (nullif(trim(case when nullif(trim(w0_party_code),'') is not null then nullif(trim(w0_party_code), '') end),'')) AS VARCHAR))), '')) is not null</w:t>
               <w:br/>
               <w:t xml:space="preserve">       and MD5_BINARY(NULLIF(UPPER(TRIM(CAST('HUB_LOCATION|' || (nullif(trim(case when coalesce(nullif(trim((nullif(trim(to_varchar("CORRESPONDENCE_LOCAL_ADDRESS_LINE_1")), ''))),''), nullif(trim((nullif(trim(to_varchar("CORRESPONDENCE_LOCAL_ADDRESS_LINE_2")), ''))),''), nullif(trim((nullif(trim(to_varchar("CORRESPONDENCE_LOCAL_ADDRESS_LINE_3")), ''))),''), nullif(trim((nullif(trim(to_varchar("CORRESPONDENCE_LOCAL_ADDRESS_CITY_TOWN_VILLAGE")), ''))),''), nullif(trim((nullif(trim(to_varchar("CORRESPONDENCE_LOCAL_ADDRESS_DISTRICT")), ''))),''), nullif(trim((nullif(trim(to_varchar("CORRESPONDENCE_LOCAL_ADDRESS_STATE")), ''))),''), nullif(trim((nullif(trim(to_varchar("CORRESPONDENCE_LOCAL_ADDRESS_COUNTRY")), ''))),''), nullif(trim((nullif(trim(to_varchar("LOCAL_ADDRESS_PIN_CODE")), ''))),'')) is not null then md5(upper(regexp_replace(trim(nullif(trim(coalesce(nullif(trim((nullif(trim(to_varchar("CORRESPONDENCE_LOCAL_ADDRESS_LINE_1")), ''))), ''), '') || '|' || coalesce(nullif(trim((nullif(trim(to_varchar("CORRESPONDENCE_LOCAL_ADDRESS_LINE_2")), ''))), ''), '') || '|' || coalesce(nullif(trim((nullif(trim(to_varchar("CORRESPONDENCE_LOCAL_ADDRESS_LINE_3")), ''))), ''), '') || '|' || coalesce(nullif(trim((nullif(trim(to_varchar("CORRESPONDENCE_LOCAL_ADDRESS_CITY_TOWN_VILLAGE")), ''))), ''), '') || '|' || coalesce(nullif(trim((nullif(trim(to_varchar("CORRESPONDENCE_LOCAL_ADDRESS_DISTRICT")), ''))), ''), '') || '|' || coalesce(nullif(trim((nullif(trim(to_varchar("CORRESPONDENCE_LOCAL_ADDRESS_STATE")), ''))), ''), '') || '|' || coalesce(nullif(trim((nullif(trim(to_varchar("CORRESPONDENCE_LOCAL_ADDRESS_COUNTRY")), ''))), ''), '') || '|' || coalesce(nullif(trim((nullif(trim(to_varchar("LOCAL_ADDRESS_PIN_CODE")), ''))), ''), '')), '|||||||')), '[[:space:]]+', ' '))) end),'')) AS VARCHAR))), '')) is not null</w:t>
               <w:br/>
@@ -3347,15 +3335,15 @@
               <w:br/>
               <w:t xml:space="preserve">    select 'lnkfeed_mt_party_location &lt;- stg2_mt__uwr_pol_ins_mbr_pp_sp_pv' as src_feed,</w:t>
               <w:br/>
-              <w:t xml:space="preserve">           MD5_BINARY(NULLIF(UPPER(TRIM(CAST('LNK_PARTY_LOCATION|' || (coalesce(nullif(trim(case when coalesce(nullif(trim(w0_party_code),'')) is not null then nullif(trim(w0_party_code), '') end),''),'') || '|' || coalesce(nullif(trim(case when coalesce(nullif(trim((nullif(trim(to_varchar("CURRENT_PERMANENT_OVERSEAS_ADDRESS_LINE_1")), ''))),''), nullif(trim((nullif(trim(to_varchar("CURRENT_PERMANENT_OVERSEAS_ADDRESS_LINE_2")), ''))),''), nullif(trim((nullif(trim(to_varchar("CURRENT_PERMANENT_OVERSEAS_ADDRESS_LINE_3")), ''))),''), nullif(trim((nullif(trim(to_varchar("CURRENT_PERMANENT_OVERSEAS_ADDRESS_CITY_TOWN_VILLAGE")), ''))),''), nullif(trim((nullif(trim(to_varchar("CURRENT_PERMANENT_OVERSEAS_ADDRESS_STATE_UT")), ''))),''), nullif(trim((nullif(trim(to_varchar("CURRENT_PERMANENT_OVERSEAS_ADDRESS_COUNTRY")), ''))),''), nullif(trim((nullif(trim(to_varchar("CURRENT_PERMANENT_OVERSEAS_ADDRESS_PIN_CODE")), ''))),'')) is not null then md5(upper(regexp_replace(trim(nullif(trim(coalesce(nullif(trim((nullif(trim(to_varchar("CURRENT_PERMANENT_OVERSEAS_ADDRESS_LINE_1")), ''))), ''), '') || '|' || coalesce(nullif(trim((nullif(trim(to_varchar("CURRENT_PERMANENT_OVERSEAS_ADDRESS_LINE_2")), ''))), ''), '') || '|' || coalesce(nullif(trim((nullif(trim(to_varchar("CURRENT_PERMANENT_OVERSEAS_ADDRESS_LINE_3")), ''))), ''), '') || '|' || coalesce(nullif(trim((nullif(trim(to_varchar("CURRENT_PERMANENT_OVERSEAS_ADDRESS_CITY_TOWN_VILLAGE")), ''))), ''), '') || '|' || coalesce(nullif(trim((nullif(trim(to_varchar("CURRENT_PERMANENT_OVERSEAS_ADDRESS_STATE_UT")), ''))), ''), '') || '|' || coalesce(nullif(trim((nullif(trim(to_varchar("CURRENT_PERMANENT_OVERSEAS_ADDRESS_COUNTRY")), ''))), ''), '') || '|' || coalesce(nullif(trim((nullif(trim(to_varchar("CURRENT_PERMANENT_OVERSEAS_ADDRESS_PIN_CODE")), ''))), ''), '')), '||||||')), '[[:space:]]+', ' '))) end),''),'')) AS VARCHAR))), '')) as link_hkey,</w:t>
-              <w:br/>
-              <w:t xml:space="preserve">           MD5_BINARY(NULLIF(UPPER(TRIM(CAST('HUB_PARTY|' || (nullif(trim(case when coalesce(nullif(trim(w0_party_code),'')) is not null then nullif(trim(w0_party_code), '') end),'')) AS VARCHAR))), '')) as PARTY_HKEY,</w:t>
+              <w:t xml:space="preserve">           MD5_BINARY(NULLIF(UPPER(TRIM(CAST('LNK_PARTY_LOCATION|' || (coalesce(nullif(trim(case when nullif(trim(w0_party_code),'') is not null then nullif(trim(w0_party_code), '') end),''),'') || '|' || coalesce(nullif(trim(case when coalesce(nullif(trim((nullif(trim(to_varchar("CURRENT_PERMANENT_OVERSEAS_ADDRESS_LINE_1")), ''))),''), nullif(trim((nullif(trim(to_varchar("CURRENT_PERMANENT_OVERSEAS_ADDRESS_LINE_2")), ''))),''), nullif(trim((nullif(trim(to_varchar("CURRENT_PERMANENT_OVERSEAS_ADDRESS_LINE_3")), ''))),''), nullif(trim((nullif(trim(to_varchar("CURRENT_PERMANENT_OVERSEAS_ADDRESS_CITY_TOWN_VILLAGE")), ''))),''), nullif(trim((nullif(trim(to_varchar("CURRENT_PERMANENT_OVERSEAS_ADDRESS_STATE_UT")), ''))),''), nullif(trim((nullif(trim(to_varchar("CURRENT_PERMANENT_OVERSEAS_ADDRESS_COUNTRY")), ''))),''), nullif(trim((nullif(trim(to_varchar("CURRENT_PERMANENT_OVERSEAS_ADDRESS_PIN_CODE")), ''))),'')) is not null then md5(upper(regexp_replace(trim(nullif(trim(coalesce(nullif(trim((nullif(trim(to_varchar("CURRENT_PERMANENT_OVERSEAS_ADDRESS_LINE_1")), ''))), ''), '') || '|' || coalesce(nullif(trim((nullif(trim(to_varchar("CURRENT_PERMANENT_OVERSEAS_ADDRESS_LINE_2")), ''))), ''), '') || '|' || coalesce(nullif(trim((nullif(trim(to_varchar("CURRENT_PERMANENT_OVERSEAS_ADDRESS_LINE_3")), ''))), ''), '') || '|' || coalesce(nullif(trim((nullif(trim(to_varchar("CURRENT_PERMANENT_OVERSEAS_ADDRESS_CITY_TOWN_VILLAGE")), ''))), ''), '') || '|' || coalesce(nullif(trim((nullif(trim(to_varchar("CURRENT_PERMANENT_OVERSEAS_ADDRESS_STATE_UT")), ''))), ''), '') || '|' || coalesce(nullif(trim((nullif(trim(to_varchar("CURRENT_PERMANENT_OVERSEAS_ADDRESS_COUNTRY")), ''))), ''), '') || '|' || coalesce(nullif(trim((nullif(trim(to_varchar("CURRENT_PERMANENT_OVERSEAS_ADDRESS_PIN_CODE")), ''))), ''), '')), '||||||')), '[[:space:]]+', ' '))) end),''),'')) AS VARCHAR))), '')) as link_hkey,</w:t>
+              <w:br/>
+              <w:t xml:space="preserve">           MD5_BINARY(NULLIF(UPPER(TRIM(CAST('HUB_PARTY|' || (nullif(trim(case when nullif(trim(w0_party_code),'') is not null then nullif(trim(w0_party_code), '') end),'')) AS VARCHAR))), '')) as PARTY_HKEY,</w:t>
               <w:br/>
               <w:t xml:space="preserve">           MD5_BINARY(NULLIF(UPPER(TRIM(CAST('HUB_LOCATION|' || (nullif(trim(case when coalesce(nullif(trim((nullif(trim(to_varchar("CURRENT_PERMANENT_OVERSEAS_ADDRESS_LINE_1")), ''))),''), nullif(trim((nullif(trim(to_varchar("CURRENT_PERMANENT_OVERSEAS_ADDRESS_LINE_2")), ''))),''), nullif(trim((nullif(trim(to_varchar("CURRENT_PERMANENT_OVERSEAS_ADDRESS_LINE_3")), ''))),''), nullif(trim((nullif(trim(to_varchar("CURRENT_PERMANENT_OVERSEAS_ADDRESS_CITY_TOWN_VILLAGE")), ''))),''), nullif(trim((nullif(trim(to_varchar("CURRENT_PERMANENT_OVERSEAS_ADDRESS_STATE_UT")), ''))),''), nullif(trim((nullif(trim(to_varchar("CURRENT_PERMANENT_OVERSEAS_ADDRESS_COUNTRY")), ''))),''), nullif(trim((nullif(trim(to_varchar("CURRENT_PERMANENT_OVERSEAS_ADDRESS_PIN_CODE")), ''))),'')) is not null then md5(upper(regexp_replace(trim(nullif(trim(coalesce(nullif(trim((nullif(trim(to_varchar("CURRENT_PERMANENT_OVERSEAS_ADDRESS_LINE_1")), ''))), ''), '') || '|' || coalesce(nullif(trim((nullif(trim(to_varchar("CURRENT_PERMANENT_OVERSEAS_ADDRESS_LINE_2")), ''))), ''), '') || '|' || coalesce(nullif(trim((nullif(trim(to_varchar("CURRENT_PERMANENT_OVERSEAS_ADDRESS_LINE_3")), ''))), ''), '') || '|' || coalesce(nullif(trim((nullif(trim(to_varchar("CURRENT_PERMANENT_OVERSEAS_ADDRESS_CITY_TOWN_VILLAGE")), ''))), ''), '') || '|' || coalesce(nullif(trim((nullif(trim(to_varchar("CURRENT_PERMANENT_OVERSEAS_ADDRESS_STATE_UT")), ''))), ''), '') || '|' || coalesce(nullif(trim((nullif(trim(to_varchar("CURRENT_PERMANENT_OVERSEAS_ADDRESS_COUNTRY")), ''))), ''), '') || '|' || coalesce(nullif(trim((nullif(trim(to_varchar("CURRENT_PERMANENT_OVERSEAS_ADDRESS_PIN_CODE")), ''))), ''), '')), '||||||')), '[[:space:]]+', ' '))) end),'')) AS VARCHAR))), '')) as LOCATION_HKEY</w:t>
               <w:br/>
               <w:t xml:space="preserve">      from RAW.MAXIMUS_TRAVEL.NONHLTH_TRV_UWR_VW_DATA_POLICY_DETAILS_INSURED_DETAILS_MEMBER_DETAILS_PARTY_PROPERTY_SIMPLE_PROPERTY_PIVOT_VW</w:t>
               <w:br/>
-              <w:t xml:space="preserve">     where MD5_BINARY(NULLIF(UPPER(TRIM(CAST('HUB_PARTY|' || (nullif(trim(case when coalesce(nullif(trim(w0_party_code),'')) is not null then nullif(trim(w0_party_code), '') end),'')) AS VARCHAR))), '')) is not null</w:t>
+              <w:t xml:space="preserve">     where MD5_BINARY(NULLIF(UPPER(TRIM(CAST('HUB_PARTY|' || (nullif(trim(case when nullif(trim(w0_party_code),'') is not null then nullif(trim(w0_party_code), '') end),'')) AS VARCHAR))), '')) is not null</w:t>
               <w:br/>
               <w:t xml:space="preserve">       and MD5_BINARY(NULLIF(UPPER(TRIM(CAST('HUB_LOCATION|' || (nullif(trim(case when coalesce(nullif(trim((nullif(trim(to_varchar("CURRENT_PERMANENT_OVERSEAS_ADDRESS_LINE_1")), ''))),''), nullif(trim((nullif(trim(to_varchar("CURRENT_PERMANENT_OVERSEAS_ADDRESS_LINE_2")), ''))),''), nullif(trim((nullif(trim(to_varchar("CURRENT_PERMANENT_OVERSEAS_ADDRESS_LINE_3")), ''))),''), nullif(trim((nullif(trim(to_varchar("CURRENT_PERMANENT_OVERSEAS_ADDRESS_CITY_TOWN_VILLAGE")), ''))),''), nullif(trim((nullif(trim(to_varchar("CURRENT_PERMANENT_OVERSEAS_ADDRESS_STATE_UT")), ''))),''), nullif(trim((nullif(trim(to_varchar("CURRENT_PERMANENT_OVERSEAS_ADDRESS_COUNTRY")), ''))),''), nullif(trim((nullif(trim(to_varchar("CURRENT_PERMANENT_OVERSEAS_ADDRESS_PIN_CODE")), ''))),'')) is not null then md5(upper(regexp_replace(trim(nullif(trim(coalesce(nullif(trim((nullif(trim(to_varchar("CURRENT_PERMANENT_OVERSEAS_ADDRESS_LINE_1")), ''))), ''), '') || '|' || coalesce(nullif(trim((nullif(trim(to_varchar("CURRENT_PERMANENT_OVERSEAS_ADDRESS_LINE_2")), ''))), ''), '') || '|' || coalesce(nullif(trim((nullif(trim(to_varchar("CURRENT_PERMANENT_OVERSEAS_ADDRESS_LINE_3")), ''))), ''), '') || '|' || coalesce(nullif(trim((nullif(trim(to_varchar("CURRENT_PERMANENT_OVERSEAS_ADDRESS_CITY_TOWN_VILLAGE")), ''))), ''), '') || '|' || coalesce(nullif(trim((nullif(trim(to_varchar("CURRENT_PERMANENT_OVERSEAS_ADDRESS_STATE_UT")), ''))), ''), '') || '|' || coalesce(nullif(trim((nullif(trim(to_varchar("CURRENT_PERMANENT_OVERSEAS_ADDRESS_COUNTRY")), ''))), ''), '') || '|' || coalesce(nullif(trim((nullif(trim(to_varchar("CURRENT_PERMANENT_OVERSEAS_ADDRESS_PIN_CODE")), ''))), ''), '')), '||||||')), '[[:space:]]+', ' '))) end),'')) AS VARCHAR))), '')) is not null</w:t>
               <w:br/>
@@ -3367,15 +3355,15 @@
               <w:br/>
               <w:t xml:space="preserve">    select 'lnkfeed_mt_party_location &lt;- stg2_mt__uwr_pol_ins_mbr_pa' as src_feed,</w:t>
               <w:br/>
-              <w:t xml:space="preserve">           MD5_BINARY(NULLIF(UPPER(TRIM(CAST('LNK_PARTY_LOCATION|' || (coalesce(nullif(trim(case when coalesce(nullif(trim(w0_party_code),'')) is not null then nullif(trim(w0_party_code), '') end),''),'') || '|' || coalesce(nullif(trim(case when coalesce(nullif(trim((nullif(trim(to_varchar("ADDRESS1")), ''))),''), nullif(trim((nullif(trim(to_varchar("ADDRESS2")), ''))),''), nullif(trim((nullif(trim(to_varchar("ADDRESS3")), ''))),''), nullif(trim(((nullif(trim(to_varchar("CITY")), '')))),''), nullif(trim(((nullif(trim(to_varchar("DISTRICT")), '')))),''), nullif(trim((nullif(trim(to_varchar("STATE")), ''))),''), nullif(trim((nullif(trim(to_varchar("COUNTRY")), ''))),''), nullif(trim((nullif(trim(to_varchar("PINCODE")), ''))),'')) is not null then md5(upper(regexp_replace(trim(nullif(trim(coalesce(nullif(trim((nullif(trim(to_varchar("ADDRESS1")), ''))), ''), '') || '|' || coalesce(nullif(trim((nullif(trim(to_varchar("ADDRESS2")), ''))), ''), '') || '|' || coalesce(nullif(trim((nullif(trim(to_varchar("ADDRESS3")), ''))), ''), '') || '|' || coalesce(nullif(trim(((nullif(trim(to_varchar("CITY")), '')))), ''), '') || '|' || coalesce(nullif(trim(((nullif(trim(to_varchar("DISTRICT")), '')))), ''), '') || '|' || coalesce(nullif(trim((nullif(trim(to_varchar("STATE")), ''))), ''), '') || '|' || coalesce(nullif(trim((nullif(trim(to_varchar("COUNTRY")), ''))), ''), '') || '|' || coalesce(nullif(trim((nullif(trim(to_varchar("PINCODE")), ''))), ''), '')), '|||||||')), '[[:space:]]+', ' '))) end),''),'')) AS VARCHAR))), '')) as link_hkey,</w:t>
-              <w:br/>
-              <w:t xml:space="preserve">           MD5_BINARY(NULLIF(UPPER(TRIM(CAST('HUB_PARTY|' || (nullif(trim(case when coalesce(nullif(trim(w0_party_code),'')) is not null then nullif(trim(w0_party_code), '') end),'')) AS VARCHAR))), '')) as PARTY_HKEY,</w:t>
+              <w:t xml:space="preserve">           MD5_BINARY(NULLIF(UPPER(TRIM(CAST('LNK_PARTY_LOCATION|' || (coalesce(nullif(trim(case when nullif(trim(w0_party_code),'') is not null then nullif(trim(w0_party_code), '') end),''),'') || '|' || coalesce(nullif(trim(case when coalesce(nullif(trim((nullif(trim(to_varchar("ADDRESS1")), ''))),''), nullif(trim((nullif(trim(to_varchar("ADDRESS2")), ''))),''), nullif(trim((nullif(trim(to_varchar("ADDRESS3")), ''))),''), nullif(trim(((nullif(trim(to_varchar("CITY")), '')))),''), nullif(trim(((nullif(trim(to_varchar("DISTRICT")), '')))),''), nullif(trim((nullif(trim(to_varchar("STATE")), ''))),''), nullif(trim((nullif(trim(to_varchar("COUNTRY")), ''))),''), nullif(trim((nullif(trim(to_varchar("PINCODE")), ''))),'')) is not null then md5(upper(regexp_replace(trim(nullif(trim(coalesce(nullif(trim((nullif(trim(to_varchar("ADDRESS1")), ''))), ''), '') || '|' || coalesce(nullif(trim((nullif(trim(to_varchar("ADDRESS2")), ''))), ''), '') || '|' || coalesce(nullif(trim((nullif(trim(to_varchar("ADDRESS3")), ''))), ''), '') || '|' || coalesce(nullif(trim(((nullif(trim(to_varchar("CITY")), '')))), ''), '') || '|' || coalesce(nullif(trim(((nullif(trim(to_varchar("DISTRICT")), '')))), ''), '') || '|' || coalesce(nullif(trim((nullif(trim(to_varchar("STATE")), ''))), ''), '') || '|' || coalesce(nullif(trim((nullif(trim(to_varchar("COUNTRY")), ''))), ''), '') || '|' || coalesce(nullif(trim((nullif(trim(to_varchar("PINCODE")), ''))), ''), '')), '|||||||')), '[[:space:]]+', ' '))) end),''),'')) AS VARCHAR))), '')) as link_hkey,</w:t>
+              <w:br/>
+              <w:t xml:space="preserve">           MD5_BINARY(NULLIF(UPPER(TRIM(CAST('HUB_PARTY|' || (nullif(trim(case when nullif(trim(w0_party_code),'') is not null then nullif(trim(w0_party_code), '') end),'')) AS VARCHAR))), '')) as PARTY_HKEY,</w:t>
               <w:br/>
               <w:t xml:space="preserve">           MD5_BINARY(NULLIF(UPPER(TRIM(CAST('HUB_LOCATION|' || (nullif(trim(case when coalesce(nullif(trim((nullif(trim(to_varchar("ADDRESS1")), ''))),''), nullif(trim((nullif(trim(to_varchar("ADDRESS2")), ''))),''), nullif(trim((nullif(trim(to_varchar("ADDRESS3")), ''))),''), nullif(trim(((nullif(trim(to_varchar("CITY")), '')))),''), nullif(trim(((nullif(trim(to_varchar("DISTRICT")), '')))),''), nullif(trim((nullif(trim(to_varchar("STATE")), ''))),''), nullif(trim((nullif(trim(to_varchar("COUNTRY")), ''))),''), nullif(trim((nullif(trim(to_varchar("PINCODE")), ''))),'')) is not null then md5(upper(regexp_replace(trim(nullif(trim(coalesce(nullif(trim((nullif(trim(to_varchar("ADDRESS1")), ''))), ''), '') || '|' || coalesce(nullif(trim((nullif(trim(to_varchar("ADDRESS2")), ''))), ''), '') || '|' || coalesce(nullif(trim((nullif(trim(to_varchar("ADDRESS3")), ''))), ''), '') || '|' || coalesce(nullif(trim(((nullif(trim(to_varchar("CITY")), '')))), ''), '') || '|' || coalesce(nullif(trim(((nullif(trim(to_varchar("DISTRICT")), '')))), ''), '') || '|' || coalesce(nullif(trim((nullif(trim(to_varchar("STATE")), ''))), ''), '') || '|' || coalesce(nullif(trim((nullif(trim(to_varchar("COUNTRY")), ''))), ''), '') || '|' || coalesce(nullif(trim((nullif(trim(to_varchar("PINCODE")), ''))), ''), '')), '|||||||')), '[[:space:]]+', ' '))) end),'')) AS VARCHAR))), '')) as LOCATION_HKEY</w:t>
               <w:br/>
               <w:t xml:space="preserve">      from RAW.MAXIMUS_TRAVEL.NONHLTH_TRV_UWR_VW_DATA_POLICY_DETAILS_INSURED_DETAILS_MEMBER_DETAILS_PARTY_ADDRESS</w:t>
               <w:br/>
-              <w:t xml:space="preserve">     where MD5_BINARY(NULLIF(UPPER(TRIM(CAST('HUB_PARTY|' || (nullif(trim(case when coalesce(nullif(trim(w0_party_code),'')) is not null then nullif(trim(w0_party_code), '') end),'')) AS VARCHAR))), '')) is not null</w:t>
+              <w:t xml:space="preserve">     where MD5_BINARY(NULLIF(UPPER(TRIM(CAST('HUB_PARTY|' || (nullif(trim(case when nullif(trim(w0_party_code),'') is not null then nullif(trim(w0_party_code), '') end),'')) AS VARCHAR))), '')) is not null</w:t>
               <w:br/>
               <w:t xml:space="preserve">       and MD5_BINARY(NULLIF(UPPER(TRIM(CAST('HUB_LOCATION|' || (nullif(trim(case when coalesce(nullif(trim((nullif(trim(to_varchar("ADDRESS1")), ''))),''), nullif(trim((nullif(trim(to_varchar("ADDRESS2")), ''))),''), nullif(trim((nullif(trim(to_varchar("ADDRESS3")), ''))),''), nullif(trim(((nullif(trim(to_varchar("CITY")), '')))),''), nullif(trim(((nullif(trim(to_varchar("DISTRICT")), '')))),''), nullif(trim((nullif(trim(to_varchar("STATE")), ''))),''), nullif(trim((nullif(trim(to_varchar("COUNTRY")), ''))),''), nullif(trim((nullif(trim(to_varchar("PINCODE")), ''))),'')) is not null then md5(upper(regexp_replace(trim(nullif(trim(coalesce(nullif(trim((nullif(trim(to_varchar("ADDRESS1")), ''))), ''), '') || '|' || coalesce(nullif(trim((nullif(trim(to_varchar("ADDRESS2")), ''))), ''), '') || '|' || coalesce(nullif(trim((nullif(trim(to_varchar("ADDRESS3")), ''))), ''), '') || '|' || coalesce(nullif(trim(((nullif(trim(to_varchar("CITY")), '')))), ''), '') || '|' || coalesce(nullif(trim(((nullif(trim(to_varchar("DISTRICT")), '')))), ''), '') || '|' || coalesce(nullif(trim((nullif(trim(to_varchar("STATE")), ''))), ''), '') || '|' || coalesce(nullif(trim((nullif(trim(to_varchar("COUNTRY")), ''))), ''), '') || '|' || coalesce(nullif(trim((nullif(trim(to_varchar("PINCODE")), ''))), ''), '')), '|||||||')), '[[:space:]]+', ' '))) end),'')) AS VARCHAR))), '')) is not null</w:t>
               <w:br/>
@@ -3387,15 +3375,15 @@
               <w:br/>
               <w:t xml:space="preserve">    select 'lnkfeed_mt_party_location &lt;- stg2_mt__uwr_pol_prp_pa' as src_feed,</w:t>
               <w:br/>
-              <w:t xml:space="preserve">           MD5_BINARY(NULLIF(UPPER(TRIM(CAST('LNK_PARTY_LOCATION|' || (coalesce(nullif(trim(case when coalesce(nullif(trim(w0_party_code),'')) is not null then nullif(trim(w0_party_code), '') end),''),'') || '|' || coalesce(nullif(trim(case when coalesce(nullif(trim((nullif(trim(to_varchar("ADDRESS1")), ''))),''), nullif(trim((nullif(trim(to_varchar("ADDRESS2")), ''))),''), nullif(trim((nullif(trim(to_varchar("ADDRESS3")), ''))),''), nullif(trim(((nullif(trim(to_varchar("CITY")), '')))),''), nullif(trim(((nullif(trim(to_varchar("DISTRICT")), '')))),''), nullif(trim((nullif(trim(to_varchar("STATE")), ''))),''), nullif(trim((nullif(trim(to_varchar("COUNTRY")), ''))),''), nullif(trim((nullif(trim(to_varchar("PINCODE")), ''))),'')) is not null then md5(upper(regexp_replace(trim(nullif(trim(coalesce(nullif(trim((nullif(trim(to_varchar("ADDRESS1")), ''))), ''), '') || '|' || coalesce(nullif(trim((nullif(trim(to_varchar("ADDRESS2")), ''))), ''), '') || '|' || coalesce(nullif(trim((nullif(trim(to_varchar("ADDRESS3")), ''))), ''), '') || '|' || coalesce(nullif(trim(((nullif(trim(to_varchar("CITY")), '')))), ''), '') || '|' || coalesce(nullif(trim(((nullif(trim(to_varchar("DISTRICT")), '')))), ''), '') || '|' || coalesce(nullif(trim((nullif(trim(to_varchar("STATE")), ''))), ''), '') || '|' || coalesce(nullif(trim((nullif(trim(to_varchar("COUNTRY")), ''))), ''), '') || '|' || coalesce(nullif(trim((nullif(trim(to_varchar("PINCODE")), ''))), ''), '')), '|||||||')), '[[:space:]]+', ' '))) end),''),'')) AS VARCHAR))), '')) as link_hkey,</w:t>
-              <w:br/>
-              <w:t xml:space="preserve">           MD5_BINARY(NULLIF(UPPER(TRIM(CAST('HUB_PARTY|' || (nullif(trim(case when coalesce(nullif(trim(w0_party_code),'')) is not null then nullif(trim(w0_party_code), '') end),'')) AS VARCHAR))), '')) as PARTY_HKEY,</w:t>
+              <w:t xml:space="preserve">           MD5_BINARY(NULLIF(UPPER(TRIM(CAST('LNK_PARTY_LOCATION|' || (coalesce(nullif(trim(case when nullif(trim(w0_party_code),'') is not null then nullif(trim(w0_party_code), '') end),''),'') || '|' || coalesce(nullif(trim(case when coalesce(nullif(trim((nullif(trim(to_varchar("ADDRESS1")), ''))),''), nullif(trim((nullif(trim(to_varchar("ADDRESS2")), ''))),''), nullif(trim((nullif(trim(to_varchar("ADDRESS3")), ''))),''), nullif(trim(((nullif(trim(to_varchar("CITY")), '')))),''), nullif(trim(((nullif(trim(to_varchar("DISTRICT")), '')))),''), nullif(trim((nullif(trim(to_varchar("STATE")), ''))),''), nullif(trim((nullif(trim(to_varchar("COUNTRY")), ''))),''), nullif(trim((nullif(trim(to_varchar("PINCODE")), ''))),'')) is not null then md5(upper(regexp_replace(trim(nullif(trim(coalesce(nullif(trim((nullif(trim(to_varchar("ADDRESS1")), ''))), ''), '') || '|' || coalesce(nullif(trim((nullif(trim(to_varchar("ADDRESS2")), ''))), ''), '') || '|' || coalesce(nullif(trim((nullif(trim(to_varchar("ADDRESS3")), ''))), ''), '') || '|' || coalesce(nullif(trim(((nullif(trim(to_varchar("CITY")), '')))), ''), '') || '|' || coalesce(nullif(trim(((nullif(trim(to_varchar("DISTRICT")), '')))), ''), '') || '|' || coalesce(nullif(trim((nullif(trim(to_varchar("STATE")), ''))), ''), '') || '|' || coalesce(nullif(trim((nullif(trim(to_varchar("COUNTRY")), ''))), ''), '') || '|' || coalesce(nullif(trim((nullif(trim(to_varchar("PINCODE")), ''))), ''), '')), '|||||||')), '[[:space:]]+', ' '))) end),''),'')) AS VARCHAR))), '')) as link_hkey,</w:t>
+              <w:br/>
+              <w:t xml:space="preserve">           MD5_BINARY(NULLIF(UPPER(TRIM(CAST('HUB_PARTY|' || (nullif(trim(case when nullif(trim(w0_party_code),'') is not null then nullif(trim(w0_party_code), '') end),'')) AS VARCHAR))), '')) as PARTY_HKEY,</w:t>
               <w:br/>
               <w:t xml:space="preserve">           MD5_BINARY(NULLIF(UPPER(TRIM(CAST('HUB_LOCATION|' || (nullif(trim(case when coalesce(nullif(trim((nullif(trim(to_varchar("ADDRESS1")), ''))),''), nullif(trim((nullif(trim(to_varchar("ADDRESS2")), ''))),''), nullif(trim((nullif(trim(to_varchar("ADDRESS3")), ''))),''), nullif(trim(((nullif(trim(to_varchar("CITY")), '')))),''), nullif(trim(((nullif(trim(to_varchar("DISTRICT")), '')))),''), nullif(trim((nullif(trim(to_varchar("STATE")), ''))),''), nullif(trim((nullif(trim(to_varchar("COUNTRY")), ''))),''), nullif(trim((nullif(trim(to_varchar("PINCODE")), ''))),'')) is not null then md5(upper(regexp_replace(trim(nullif(trim(coalesce(nullif(trim((nullif(trim(to_varchar("ADDRESS1")), ''))), ''), '') || '|' || coalesce(nullif(trim((nullif(trim(to_varchar("ADDRESS2")), ''))), ''), '') || '|' || coalesce(nullif(trim((nullif(trim(to_varchar("ADDRESS3")), ''))), ''), '') || '|' || coalesce(nullif(trim(((nullif(trim(to_varchar("CITY")), '')))), ''), '') || '|' || coalesce(nullif(trim(((nullif(trim(to_varchar("DISTRICT")), '')))), ''), '') || '|' || coalesce(nullif(trim((nullif(trim(to_varchar("STATE")), ''))), ''), '') || '|' || coalesce(nullif(trim((nullif(trim(to_varchar("COUNTRY")), ''))), ''), '') || '|' || coalesce(nullif(trim((nullif(trim(to_varchar("PINCODE")), ''))), ''), '')), '|||||||')), '[[:space:]]+', ' '))) end),'')) AS VARCHAR))), '')) as LOCATION_HKEY</w:t>
               <w:br/>
               <w:t xml:space="preserve">      from RAW.MAXIMUS_TRAVEL.NONHLTH_TRV_UWR_VW_DATA_POLICY_DETAILS_PROPOSER_DETAILS_PARTY_ADDRESS</w:t>
               <w:br/>
-              <w:t xml:space="preserve">     where MD5_BINARY(NULLIF(UPPER(TRIM(CAST('HUB_PARTY|' || (nullif(trim(case when coalesce(nullif(trim(w0_party_code),'')) is not null then nullif(trim(w0_party_code), '') end),'')) AS VARCHAR))), '')) is not null</w:t>
+              <w:t xml:space="preserve">     where MD5_BINARY(NULLIF(UPPER(TRIM(CAST('HUB_PARTY|' || (nullif(trim(case when nullif(trim(w0_party_code),'') is not null then nullif(trim(w0_party_code), '') end),'')) AS VARCHAR))), '')) is not null</w:t>
               <w:br/>
               <w:t xml:space="preserve">       and MD5_BINARY(NULLIF(UPPER(TRIM(CAST('HUB_LOCATION|' || (nullif(trim(case when coalesce(nullif(trim((nullif(trim(to_varchar("ADDRESS1")), ''))),''), nullif(trim((nullif(trim(to_varchar("ADDRESS2")), ''))),''), nullif(trim((nullif(trim(to_varchar("ADDRESS3")), ''))),''), nullif(trim(((nullif(trim(to_varchar("CITY")), '')))),''), nullif(trim(((nullif(trim(to_varchar("DISTRICT")), '')))),''), nullif(trim((nullif(trim(to_varchar("STATE")), ''))),''), nullif(trim((nullif(trim(to_varchar("COUNTRY")), ''))),''), nullif(trim((nullif(trim(to_varchar("PINCODE")), ''))),'')) is not null then md5(upper(regexp_replace(trim(nullif(trim(coalesce(nullif(trim((nullif(trim(to_varchar("ADDRESS1")), ''))), ''), '') || '|' || coalesce(nullif(trim((nullif(trim(to_varchar("ADDRESS2")), ''))), ''), '') || '|' || coalesce(nullif(trim((nullif(trim(to_varchar("ADDRESS3")), ''))), ''), '') || '|' || coalesce(nullif(trim(((nullif(trim(to_varchar("CITY")), '')))), ''), '') || '|' || coalesce(nullif(trim(((nullif(trim(to_varchar("DISTRICT")), '')))), ''), '') || '|' || coalesce(nullif(trim((nullif(trim(to_varchar("STATE")), ''))), ''), '') || '|' || coalesce(nullif(trim((nullif(trim(to_varchar("COUNTRY")), ''))), ''), '') || '|' || coalesce(nullif(trim((nullif(trim(to_varchar("PINCODE")), ''))), ''), '')), '|||||||')), '[[:space:]]+', ' '))) end),'')) AS VARCHAR))), '')) is not null</w:t>
               <w:br/>
@@ -3473,9 +3461,6 @@
       </w:pPr>
       <w:r>
         <w:t xml:space="preserve">5. MAXIMUS — LINK_PARTY_LOCATION -- (b) orphan links (link FK -&gt; hub)</w:t>
-      </w:r>
-      <w:r>
-        <w:t xml:space="preserve">  [M2]</w:t>
       </w:r>
     </w:p>
     <w:tbl>
@@ -3797,9 +3782,6 @@
       <w:r>
         <w:t xml:space="preserve">6. MAXIMUS — LINK_PARTY_LOCATION -- (c) unexpected links (link -&gt; RAW)</w:t>
       </w:r>
-      <w:r>
-        <w:t xml:space="preserve">  [M2]</w:t>
-      </w:r>
     </w:p>
     <w:tbl>
       <w:tblPr>
@@ -4025,15 +4007,15 @@
               <w:br/>
               <w:t xml:space="preserve">    -- via lnkfeed_mt_party_location &lt;- stg2_mt__clm_clmd_clmap_pv</w:t>
               <w:br/>
-              <w:t xml:space="preserve">    select MD5_BINARY(NULLIF(UPPER(TRIM(CAST('LNK_PARTY_LOCATION|' || (coalesce(nullif(trim(case when coalesce(nullif(trim((nullif(trim(to_varchar("CUSTOMERID")), ''))),'')) is not null then nullif(trim((nullif(trim(to_varchar("CUSTOMERID")), ''))), '') end),''),'') || '|' || coalesce(nullif(trim(case when coalesce(nullif(trim((nullif(trim(to_varchar("CORRESPONDENCE_ADDRESS")), ''))),''), nullif(trim((nullif(trim(to_varchar("AREA")), ''))),''), nullif(trim(((nullif(trim(to_varchar("CITY")), '')))),''), nullif(trim((nullif(trim(to_varchar("STATE")), ''))),''), nullif(trim((nullif(trim(to_varchar("PIN_CODE")), ''))),'')) is not null then md5(upper(regexp_replace(trim(nullif(trim(coalesce(nullif(trim((nullif(trim(to_varchar("CORRESPONDENCE_ADDRESS")), ''))), ''), '') || '|' || coalesce(nullif(trim((nullif(trim(to_varchar("AREA")), ''))), ''), '') || '|' || coalesce(nullif(trim(((nullif(trim(to_varchar("CITY")), '')))), ''), '') || '|' || coalesce(nullif(trim((nullif(trim(to_varchar("STATE")), ''))), ''), '') || '|' || coalesce(nullif(trim((nullif(trim(to_varchar("PIN_CODE")), ''))), ''), '')), '||||')), '[[:space:]]+', ' '))) end),''),'')) AS VARCHAR))), '')) as link_hkey,</w:t>
-              <w:br/>
-              <w:t xml:space="preserve">           MD5_BINARY(NULLIF(UPPER(TRIM(CAST('HUB_PARTY|' || (nullif(trim(case when coalesce(nullif(trim((nullif(trim(to_varchar("CUSTOMERID")), ''))),'')) is not null then nullif(trim((nullif(trim(to_varchar("CUSTOMERID")), ''))), '') end),'')) AS VARCHAR))), '')) as PARTY_HKEY,</w:t>
+              <w:t xml:space="preserve">    select MD5_BINARY(NULLIF(UPPER(TRIM(CAST('LNK_PARTY_LOCATION|' || (coalesce(nullif(trim(case when nullif(trim((nullif(trim(to_varchar("CUSTOMERID")), ''))),'') is not null then nullif(trim((nullif(trim(to_varchar("CUSTOMERID")), ''))), '') end),''),'') || '|' || coalesce(nullif(trim(case when coalesce(nullif(trim((nullif(trim(to_varchar("CORRESPONDENCE_ADDRESS")), ''))),''), nullif(trim((nullif(trim(to_varchar("AREA")), ''))),''), nullif(trim(((nullif(trim(to_varchar("CITY")), '')))),''), nullif(trim((nullif(trim(to_varchar("STATE")), ''))),''), nullif(trim((nullif(trim(to_varchar("PIN_CODE")), ''))),'')) is not null then md5(upper(regexp_replace(trim(nullif(trim(coalesce(nullif(trim((nullif(trim(to_varchar("CORRESPONDENCE_ADDRESS")), ''))), ''), '') || '|' || coalesce(nullif(trim((nullif(trim(to_varchar("AREA")), ''))), ''), '') || '|' || coalesce(nullif(trim(((nullif(trim(to_varchar("CITY")), '')))), ''), '') || '|' || coalesce(nullif(trim((nullif(trim(to_varchar("STATE")), ''))), ''), '') || '|' || coalesce(nullif(trim((nullif(trim(to_varchar("PIN_CODE")), ''))), ''), '')), '||||')), '[[:space:]]+', ' '))) end),''),'')) AS VARCHAR))), '')) as link_hkey,</w:t>
+              <w:br/>
+              <w:t xml:space="preserve">           MD5_BINARY(NULLIF(UPPER(TRIM(CAST('HUB_PARTY|' || (nullif(trim(case when nullif(trim((nullif(trim(to_varchar("CUSTOMERID")), ''))),'') is not null then nullif(trim((nullif(trim(to_varchar("CUSTOMERID")), ''))), '') end),'')) AS VARCHAR))), '')) as PARTY_HKEY,</w:t>
               <w:br/>
               <w:t xml:space="preserve">           MD5_BINARY(NULLIF(UPPER(TRIM(CAST('HUB_LOCATION|' || (nullif(trim(case when coalesce(nullif(trim((nullif(trim(to_varchar("CORRESPONDENCE_ADDRESS")), ''))),''), nullif(trim((nullif(trim(to_varchar("AREA")), ''))),''), nullif(trim(((nullif(trim(to_varchar("CITY")), '')))),''), nullif(trim((nullif(trim(to_varchar("STATE")), ''))),''), nullif(trim((nullif(trim(to_varchar("PIN_CODE")), ''))),'')) is not null then md5(upper(regexp_replace(trim(nullif(trim(coalesce(nullif(trim((nullif(trim(to_varchar("CORRESPONDENCE_ADDRESS")), ''))), ''), '') || '|' || coalesce(nullif(trim((nullif(trim(to_varchar("AREA")), ''))), ''), '') || '|' || coalesce(nullif(trim(((nullif(trim(to_varchar("CITY")), '')))), ''), '') || '|' || coalesce(nullif(trim((nullif(trim(to_varchar("STATE")), ''))), ''), '') || '|' || coalesce(nullif(trim((nullif(trim(to_varchar("PIN_CODE")), ''))), ''), '')), '||||')), '[[:space:]]+', ' '))) end),'')) AS VARCHAR))), '')) as LOCATION_HKEY</w:t>
               <w:br/>
               <w:t xml:space="preserve">      from RAW.MAXIMUS_TRAVEL.NONHLTH_TRV_CLM_VW_DATA_CLAIM_DETAILS_CLAIM_ATTRIBUTE_PROPERTIES_PIVOT_VW</w:t>
               <w:br/>
-              <w:t xml:space="preserve">     where MD5_BINARY(NULLIF(UPPER(TRIM(CAST('HUB_PARTY|' || (nullif(trim(case when coalesce(nullif(trim((nullif(trim(to_varchar("CUSTOMERID")), ''))),'')) is not null then nullif(trim((nullif(trim(to_varchar("CUSTOMERID")), ''))), '') end),'')) AS VARCHAR))), '')) is not null</w:t>
+              <w:t xml:space="preserve">     where MD5_BINARY(NULLIF(UPPER(TRIM(CAST('HUB_PARTY|' || (nullif(trim(case when nullif(trim((nullif(trim(to_varchar("CUSTOMERID")), ''))),'') is not null then nullif(trim((nullif(trim(to_varchar("CUSTOMERID")), ''))), '') end),'')) AS VARCHAR))), '')) is not null</w:t>
               <w:br/>
               <w:t xml:space="preserve">       and MD5_BINARY(NULLIF(UPPER(TRIM(CAST('HUB_LOCATION|' || (nullif(trim(case when coalesce(nullif(trim((nullif(trim(to_varchar("CORRESPONDENCE_ADDRESS")), ''))),''), nullif(trim((nullif(trim(to_varchar("AREA")), ''))),''), nullif(trim(((nullif(trim(to_varchar("CITY")), '')))),''), nullif(trim((nullif(trim(to_varchar("STATE")), ''))),''), nullif(trim((nullif(trim(to_varchar("PIN_CODE")), ''))),'')) is not null then md5(upper(regexp_replace(trim(nullif(trim(coalesce(nullif(trim((nullif(trim(to_varchar("CORRESPONDENCE_ADDRESS")), ''))), ''), '') || '|' || coalesce(nullif(trim((nullif(trim(to_varchar("AREA")), ''))), ''), '') || '|' || coalesce(nullif(trim(((nullif(trim(to_varchar("CITY")), '')))), ''), '') || '|' || coalesce(nullif(trim((nullif(trim(to_varchar("STATE")), ''))), ''), '') || '|' || coalesce(nullif(trim((nullif(trim(to_varchar("PIN_CODE")), ''))), ''), '')), '||||')), '[[:space:]]+', ' '))) end),'')) AS VARCHAR))), '')) is not null</w:t>
               <w:br/>
@@ -4043,15 +4025,15 @@
               <w:br/>
               <w:t xml:space="preserve">    -- via lnkfeed_mt_party_location &lt;- stg2_mt__uwr_pol_prp_pp_sp_pv</w:t>
               <w:br/>
-              <w:t xml:space="preserve">    select MD5_BINARY(NULLIF(UPPER(TRIM(CAST('LNK_PARTY_LOCATION|' || (coalesce(nullif(trim(case when coalesce(nullif(trim(w0_party_code),'')) is not null then nullif(trim(w0_party_code), '') end),''),'') || '|' || coalesce(nullif(trim(case when coalesce(nullif(trim((nullif(trim(to_varchar("CORRESPONDENCE_LOCAL_ADDRESS_LINE_1")), ''))),''), nullif(trim((nullif(trim(to_varchar("CORRESPONDENCE_LOCAL_ADDRESS_LINE_2")), ''))),''), nullif(trim((nullif(trim(to_varchar("CORRESPONDENCE_LOCAL_ADDRESS_LINE_3")), ''))),''), nullif(trim((nullif(trim(to_varchar("CORRESPONDENCE_LOCAL_ADDRESS_CITY_TOWN_VILLAGE")), ''))),''), nullif(trim((nullif(trim(to_varchar("CORRESPONDENCE_LOCAL_ADDRESS_DISTRICT")), ''))),''), nullif(trim((nullif(trim(to_varchar("CORRESPONDENCE_LOCAL_ADDRESS_STATE")), ''))),''), nullif(trim((nullif(trim(to_varchar("CORRESPONDENCE_LOCAL_ADDRESS_COUNTRY")), ''))),''), nullif(trim((nullif(trim(to_varchar("LOCAL_ADDRESS_PIN_CODE")), ''))),'')) is not null then md5(upper(regexp_replace(trim(nullif(trim(coalesce(nullif(trim((nullif(trim(to_varchar("CORRESPONDENCE_LOCAL_ADDRESS_LINE_1")), ''))), ''), '') || '|' || coalesce(nullif(trim((nullif(trim(to_varchar("CORRESPONDENCE_LOCAL_ADDRESS_LINE_2")), ''))), ''), '') || '|' || coalesce(nullif(trim((nullif(trim(to_varchar("CORRESPONDENCE_LOCAL_ADDRESS_LINE_3")), ''))), ''), '') || '|' || coalesce(nullif(trim((nullif(trim(to_varchar("CORRESPONDENCE_LOCAL_ADDRESS_CITY_TOWN_VILLAGE")), ''))), ''), '') || '|' || coalesce(nullif(trim((nullif(trim(to_varchar("CORRESPONDENCE_LOCAL_ADDRESS_DISTRICT")), ''))), ''), '') || '|' || coalesce(nullif(trim((nullif(trim(to_varchar("CORRESPONDENCE_LOCAL_ADDRESS_STATE")), ''))), ''), '') || '|' || coalesce(nullif(trim((nullif(trim(to_varchar("CORRESPONDENCE_LOCAL_ADDRESS_COUNTRY")), ''))), ''), '') || '|' || coalesce(nullif(trim((nullif(trim(to_varchar("LOCAL_ADDRESS_PIN_CODE")), ''))), ''), '')), '|||||||')), '[[:space:]]+', ' '))) end),''),'')) AS VARCHAR))), '')) as link_hkey,</w:t>
-              <w:br/>
-              <w:t xml:space="preserve">           MD5_BINARY(NULLIF(UPPER(TRIM(CAST('HUB_PARTY|' || (nullif(trim(case when coalesce(nullif(trim(w0_party_code),'')) is not null then nullif(trim(w0_party_code), '') end),'')) AS VARCHAR))), '')) as PARTY_HKEY,</w:t>
+              <w:t xml:space="preserve">    select MD5_BINARY(NULLIF(UPPER(TRIM(CAST('LNK_PARTY_LOCATION|' || (coalesce(nullif(trim(case when nullif(trim(w0_party_code),'') is not null then nullif(trim(w0_party_code), '') end),''),'') || '|' || coalesce(nullif(trim(case when coalesce(nullif(trim((nullif(trim(to_varchar("CORRESPONDENCE_LOCAL_ADDRESS_LINE_1")), ''))),''), nullif(trim((nullif(trim(to_varchar("CORRESPONDENCE_LOCAL_ADDRESS_LINE_2")), ''))),''), nullif(trim((nullif(trim(to_varchar("CORRESPONDENCE_LOCAL_ADDRESS_LINE_3")), ''))),''), nullif(trim((nullif(trim(to_varchar("CORRESPONDENCE_LOCAL_ADDRESS_CITY_TOWN_VILLAGE")), ''))),''), nullif(trim((nullif(trim(to_varchar("CORRESPONDENCE_LOCAL_ADDRESS_DISTRICT")), ''))),''), nullif(trim((nullif(trim(to_varchar("CORRESPONDENCE_LOCAL_ADDRESS_STATE")), ''))),''), nullif(trim((nullif(trim(to_varchar("CORRESPONDENCE_LOCAL_ADDRESS_COUNTRY")), ''))),''), nullif(trim((nullif(trim(to_varchar("LOCAL_ADDRESS_PIN_CODE")), ''))),'')) is not null then md5(upper(regexp_replace(trim(nullif(trim(coalesce(nullif(trim((nullif(trim(to_varchar("CORRESPONDENCE_LOCAL_ADDRESS_LINE_1")), ''))), ''), '') || '|' || coalesce(nullif(trim((nullif(trim(to_varchar("CORRESPONDENCE_LOCAL_ADDRESS_LINE_2")), ''))), ''), '') || '|' || coalesce(nullif(trim((nullif(trim(to_varchar("CORRESPONDENCE_LOCAL_ADDRESS_LINE_3")), ''))), ''), '') || '|' || coalesce(nullif(trim((nullif(trim(to_varchar("CORRESPONDENCE_LOCAL_ADDRESS_CITY_TOWN_VILLAGE")), ''))), ''), '') || '|' || coalesce(nullif(trim((nullif(trim(to_varchar("CORRESPONDENCE_LOCAL_ADDRESS_DISTRICT")), ''))), ''), '') || '|' || coalesce(nullif(trim((nullif(trim(to_varchar("CORRESPONDENCE_LOCAL_ADDRESS_STATE")), ''))), ''), '') || '|' || coalesce(nullif(trim((nullif(trim(to_varchar("CORRESPONDENCE_LOCAL_ADDRESS_COUNTRY")), ''))), ''), '') || '|' || coalesce(nullif(trim((nullif(trim(to_varchar("LOCAL_ADDRESS_PIN_CODE")), ''))), ''), '')), '|||||||')), '[[:space:]]+', ' '))) end),''),'')) AS VARCHAR))), '')) as link_hkey,</w:t>
+              <w:br/>
+              <w:t xml:space="preserve">           MD5_BINARY(NULLIF(UPPER(TRIM(CAST('HUB_PARTY|' || (nullif(trim(case when nullif(trim(w0_party_code),'') is not null then nullif(trim(w0_party_code), '') end),'')) AS VARCHAR))), '')) as PARTY_HKEY,</w:t>
               <w:br/>
               <w:t xml:space="preserve">           MD5_BINARY(NULLIF(UPPER(TRIM(CAST('HUB_LOCATION|' || (nullif(trim(case when coalesce(nullif(trim((nullif(trim(to_varchar("CORRESPONDENCE_LOCAL_ADDRESS_LINE_1")), ''))),''), nullif(trim((nullif(trim(to_varchar("CORRESPONDENCE_LOCAL_ADDRESS_LINE_2")), ''))),''), nullif(trim((nullif(trim(to_varchar("CORRESPONDENCE_LOCAL_ADDRESS_LINE_3")), ''))),''), nullif(trim((nullif(trim(to_varchar("CORRESPONDENCE_LOCAL_ADDRESS_CITY_TOWN_VILLAGE")), ''))),''), nullif(trim((nullif(trim(to_varchar("CORRESPONDENCE_LOCAL_ADDRESS_DISTRICT")), ''))),''), nullif(trim((nullif(trim(to_varchar("CORRESPONDENCE_LOCAL_ADDRESS_STATE")), ''))),''), nullif(trim((nullif(trim(to_varchar("CORRESPONDENCE_LOCAL_ADDRESS_COUNTRY")), ''))),''), nullif(trim((nullif(trim(to_varchar("LOCAL_ADDRESS_PIN_CODE")), ''))),'')) is not null then md5(upper(regexp_replace(trim(nullif(trim(coalesce(nullif(trim((nullif(trim(to_varchar("CORRESPONDENCE_LOCAL_ADDRESS_LINE_1")), ''))), ''), '') || '|' || coalesce(nullif(trim((nullif(trim(to_varchar("CORRESPONDENCE_LOCAL_ADDRESS_LINE_2")), ''))), ''), '') || '|' || coalesce(nullif(trim((nullif(trim(to_varchar("CORRESPONDENCE_LOCAL_ADDRESS_LINE_3")), ''))), ''), '') || '|' || coalesce(nullif(trim((nullif(trim(to_varchar("CORRESPONDENCE_LOCAL_ADDRESS_CITY_TOWN_VILLAGE")), ''))), ''), '') || '|' || coalesce(nullif(trim((nullif(trim(to_varchar("CORRESPONDENCE_LOCAL_ADDRESS_DISTRICT")), ''))), ''), '') || '|' || coalesce(nullif(trim((nullif(trim(to_varchar("CORRESPONDENCE_LOCAL_ADDRESS_STATE")), ''))), ''), '') || '|' || coalesce(nullif(trim((nullif(trim(to_varchar("CORRESPONDENCE_LOCAL_ADDRESS_COUNTRY")), ''))), ''), '') || '|' || coalesce(nullif(trim((nullif(trim(to_varchar("LOCAL_ADDRESS_PIN_CODE")), ''))), ''), '')), '|||||||')), '[[:space:]]+', ' '))) end),'')) AS VARCHAR))), '')) as LOCATION_HKEY</w:t>
               <w:br/>
               <w:t xml:space="preserve">      from RAW.MAXIMUS_TRAVEL.NONHLTH_TRV_UWR_VW_DATA_POLICY_DETAILS_PROPOSER_DETAILS_PARTY_PROPERTY_SIMPLE_PROPERTY_PIVOT_VW</w:t>
               <w:br/>
-              <w:t xml:space="preserve">     where MD5_BINARY(NULLIF(UPPER(TRIM(CAST('HUB_PARTY|' || (nullif(trim(case when coalesce(nullif(trim(w0_party_code),'')) is not null then nullif(trim(w0_party_code), '') end),'')) AS VARCHAR))), '')) is not null</w:t>
+              <w:t xml:space="preserve">     where MD5_BINARY(NULLIF(UPPER(TRIM(CAST('HUB_PARTY|' || (nullif(trim(case when nullif(trim(w0_party_code),'') is not null then nullif(trim(w0_party_code), '') end),'')) AS VARCHAR))), '')) is not null</w:t>
               <w:br/>
               <w:t xml:space="preserve">       and MD5_BINARY(NULLIF(UPPER(TRIM(CAST('HUB_LOCATION|' || (nullif(trim(case when coalesce(nullif(trim((nullif(trim(to_varchar("CORRESPONDENCE_LOCAL_ADDRESS_LINE_1")), ''))),''), nullif(trim((nullif(trim(to_varchar("CORRESPONDENCE_LOCAL_ADDRESS_LINE_2")), ''))),''), nullif(trim((nullif(trim(to_varchar("CORRESPONDENCE_LOCAL_ADDRESS_LINE_3")), ''))),''), nullif(trim((nullif(trim(to_varchar("CORRESPONDENCE_LOCAL_ADDRESS_CITY_TOWN_VILLAGE")), ''))),''), nullif(trim((nullif(trim(to_varchar("CORRESPONDENCE_LOCAL_ADDRESS_DISTRICT")), ''))),''), nullif(trim((nullif(trim(to_varchar("CORRESPONDENCE_LOCAL_ADDRESS_STATE")), ''))),''), nullif(trim((nullif(trim(to_varchar("CORRESPONDENCE_LOCAL_ADDRESS_COUNTRY")), ''))),''), nullif(trim((nullif(trim(to_varchar("LOCAL_ADDRESS_PIN_CODE")), ''))),'')) is not null then md5(upper(regexp_replace(trim(nullif(trim(coalesce(nullif(trim((nullif(trim(to_varchar("CORRESPONDENCE_LOCAL_ADDRESS_LINE_1")), ''))), ''), '') || '|' || coalesce(nullif(trim((nullif(trim(to_varchar("CORRESPONDENCE_LOCAL_ADDRESS_LINE_2")), ''))), ''), '') || '|' || coalesce(nullif(trim((nullif(trim(to_varchar("CORRESPONDENCE_LOCAL_ADDRESS_LINE_3")), ''))), ''), '') || '|' || coalesce(nullif(trim((nullif(trim(to_varchar("CORRESPONDENCE_LOCAL_ADDRESS_CITY_TOWN_VILLAGE")), ''))), ''), '') || '|' || coalesce(nullif(trim((nullif(trim(to_varchar("CORRESPONDENCE_LOCAL_ADDRESS_DISTRICT")), ''))), ''), '') || '|' || coalesce(nullif(trim((nullif(trim(to_varchar("CORRESPONDENCE_LOCAL_ADDRESS_STATE")), ''))), ''), '') || '|' || coalesce(nullif(trim((nullif(trim(to_varchar("CORRESPONDENCE_LOCAL_ADDRESS_COUNTRY")), ''))), ''), '') || '|' || coalesce(nullif(trim((nullif(trim(to_varchar("LOCAL_ADDRESS_PIN_CODE")), ''))), ''), '')), '|||||||')), '[[:space:]]+', ' '))) end),'')) AS VARCHAR))), '')) is not null</w:t>
               <w:br/>
@@ -4061,15 +4043,15 @@
               <w:br/>
               <w:t xml:space="preserve">    -- via lnkfeed_mt_party_location &lt;- stg2_mt__uwr_pol_prp_pp_sp_pv</w:t>
               <w:br/>
-              <w:t xml:space="preserve">    select MD5_BINARY(NULLIF(UPPER(TRIM(CAST('LNK_PARTY_LOCATION|' || (coalesce(nullif(trim(case when coalesce(nullif(trim(w0_party_code),'')) is not null then nullif(trim(w0_party_code), '') end),''),'') || '|' || coalesce(nullif(trim(case when coalesce(nullif(trim((nullif(trim(to_varchar("CURRENT_PERMANENT_OVERSEAS_ADDRESS_LINE_1")), ''))),''), nullif(trim((nullif(trim(to_varchar("CURRENT_PERMANENT_OVERSEAS_ADDRESS_LINE_2")), ''))),''), nullif(trim((nullif(trim(to_varchar("CURRENT_PERMANENT_OVERSEAS_ADDRESS_LINE_3")), ''))),''), nullif(trim((nullif(trim(to_varchar("CURRENT_PERMANENT_OVERSEAS_ADDRESS_CITY_TOWN_VILLAGE")), ''))),''), nullif(trim((nullif(trim(to_varchar("CURRENT_PERMANENT_OVERSEAS_ADDRESS_STATE_UT")), ''))),''), nullif(trim((nullif(trim(to_varchar("CURRENT_PERMANENT_OVERSEAS_ADDRESS_COUNTRY")), ''))),''), nullif(trim((nullif(trim(to_varchar("CURRENT_PERMANENT_OVERSEAS_ADDRESS_PIN_CODE")), ''))),'')) is not null then md5(upper(regexp_replace(trim(nullif(trim(coalesce(nullif(trim((nullif(trim(to_varchar("CURRENT_PERMANENT_OVERSEAS_ADDRESS_LINE_1")), ''))), ''), '') || '|' || coalesce(nullif(trim((nullif(trim(to_varchar("CURRENT_PERMANENT_OVERSEAS_ADDRESS_LINE_2")), ''))), ''), '') || '|' || coalesce(nullif(trim((nullif(trim(to_varchar("CURRENT_PERMANENT_OVERSEAS_ADDRESS_LINE_3")), ''))), ''), '') || '|' || coalesce(nullif(trim((nullif(trim(to_varchar("CURRENT_PERMANENT_OVERSEAS_ADDRESS_CITY_TOWN_VILLAGE")), ''))), ''), '') || '|' || coalesce(nullif(trim((nullif(trim(to_varchar("CURRENT_PERMANENT_OVERSEAS_ADDRESS_STATE_UT")), ''))), ''), '') || '|' || coalesce(nullif(trim((nullif(trim(to_varchar("CURRENT_PERMANENT_OVERSEAS_ADDRESS_COUNTRY")), ''))), ''), '') || '|' || coalesce(nullif(trim((nullif(trim(to_varchar("CURRENT_PERMANENT_OVERSEAS_ADDRESS_PIN_CODE")), ''))), ''), '')), '||||||')), '[[:space:]]+', ' '))) end),''),'')) AS VARCHAR))), '')) as link_hkey,</w:t>
-              <w:br/>
-              <w:t xml:space="preserve">           MD5_BINARY(NULLIF(UPPER(TRIM(CAST('HUB_PARTY|' || (nullif(trim(case when coalesce(nullif(trim(w0_party_code),'')) is not null then nullif(trim(w0_party_code), '') end),'')) AS VARCHAR))), '')) as PARTY_HKEY,</w:t>
+              <w:t xml:space="preserve">    select MD5_BINARY(NULLIF(UPPER(TRIM(CAST('LNK_PARTY_LOCATION|' || (coalesce(nullif(trim(case when nullif(trim(w0_party_code),'') is not null then nullif(trim(w0_party_code), '') end),''),'') || '|' || coalesce(nullif(trim(case when coalesce(nullif(trim((nullif(trim(to_varchar("CURRENT_PERMANENT_OVERSEAS_ADDRESS_LINE_1")), ''))),''), nullif(trim((nullif(trim(to_varchar("CURRENT_PERMANENT_OVERSEAS_ADDRESS_LINE_2")), ''))),''), nullif(trim((nullif(trim(to_varchar("CURRENT_PERMANENT_OVERSEAS_ADDRESS_LINE_3")), ''))),''), nullif(trim((nullif(trim(to_varchar("CURRENT_PERMANENT_OVERSEAS_ADDRESS_CITY_TOWN_VILLAGE")), ''))),''), nullif(trim((nullif(trim(to_varchar("CURRENT_PERMANENT_OVERSEAS_ADDRESS_STATE_UT")), ''))),''), nullif(trim((nullif(trim(to_varchar("CURRENT_PERMANENT_OVERSEAS_ADDRESS_COUNTRY")), ''))),''), nullif(trim((nullif(trim(to_varchar("CURRENT_PERMANENT_OVERSEAS_ADDRESS_PIN_CODE")), ''))),'')) is not null then md5(upper(regexp_replace(trim(nullif(trim(coalesce(nullif(trim((nullif(trim(to_varchar("CURRENT_PERMANENT_OVERSEAS_ADDRESS_LINE_1")), ''))), ''), '') || '|' || coalesce(nullif(trim((nullif(trim(to_varchar("CURRENT_PERMANENT_OVERSEAS_ADDRESS_LINE_2")), ''))), ''), '') || '|' || coalesce(nullif(trim((nullif(trim(to_varchar("CURRENT_PERMANENT_OVERSEAS_ADDRESS_LINE_3")), ''))), ''), '') || '|' || coalesce(nullif(trim((nullif(trim(to_varchar("CURRENT_PERMANENT_OVERSEAS_ADDRESS_CITY_TOWN_VILLAGE")), ''))), ''), '') || '|' || coalesce(nullif(trim((nullif(trim(to_varchar("CURRENT_PERMANENT_OVERSEAS_ADDRESS_STATE_UT")), ''))), ''), '') || '|' || coalesce(nullif(trim((nullif(trim(to_varchar("CURRENT_PERMANENT_OVERSEAS_ADDRESS_COUNTRY")), ''))), ''), '') || '|' || coalesce(nullif(trim((nullif(trim(to_varchar("CURRENT_PERMANENT_OVERSEAS_ADDRESS_PIN_CODE")), ''))), ''), '')), '||||||')), '[[:space:]]+', ' '))) end),''),'')) AS VARCHAR))), '')) as link_hkey,</w:t>
+              <w:br/>
+              <w:t xml:space="preserve">           MD5_BINARY(NULLIF(UPPER(TRIM(CAST('HUB_PARTY|' || (nullif(trim(case when nullif(trim(w0_party_code),'') is not null then nullif(trim(w0_party_code), '') end),'')) AS VARCHAR))), '')) as PARTY_HKEY,</w:t>
               <w:br/>
               <w:t xml:space="preserve">           MD5_BINARY(NULLIF(UPPER(TRIM(CAST('HUB_LOCATION|' || (nullif(trim(case when coalesce(nullif(trim((nullif(trim(to_varchar("CURRENT_PERMANENT_OVERSEAS_ADDRESS_LINE_1")), ''))),''), nullif(trim((nullif(trim(to_varchar("CURRENT_PERMANENT_OVERSEAS_ADDRESS_LINE_2")), ''))),''), nullif(trim((nullif(trim(to_varchar("CURRENT_PERMANENT_OVERSEAS_ADDRESS_LINE_3")), ''))),''), nullif(trim((nullif(trim(to_varchar("CURRENT_PERMANENT_OVERSEAS_ADDRESS_CITY_TOWN_VILLAGE")), ''))),''), nullif(trim((nullif(trim(to_varchar("CURRENT_PERMANENT_OVERSEAS_ADDRESS_STATE_UT")), ''))),''), nullif(trim((nullif(trim(to_varchar("CURRENT_PERMANENT_OVERSEAS_ADDRESS_COUNTRY")), ''))),''), nullif(trim((nullif(trim(to_varchar("CURRENT_PERMANENT_OVERSEAS_ADDRESS_PIN_CODE")), ''))),'')) is not null then md5(upper(regexp_replace(trim(nullif(trim(coalesce(nullif(trim((nullif(trim(to_varchar("CURRENT_PERMANENT_OVERSEAS_ADDRESS_LINE_1")), ''))), ''), '') || '|' || coalesce(nullif(trim((nullif(trim(to_varchar("CURRENT_PERMANENT_OVERSEAS_ADDRESS_LINE_2")), ''))), ''), '') || '|' || coalesce(nullif(trim((nullif(trim(to_varchar("CURRENT_PERMANENT_OVERSEAS_ADDRESS_LINE_3")), ''))), ''), '') || '|' || coalesce(nullif(trim((nullif(trim(to_varchar("CURRENT_PERMANENT_OVERSEAS_ADDRESS_CITY_TOWN_VILLAGE")), ''))), ''), '') || '|' || coalesce(nullif(trim((nullif(trim(to_varchar("CURRENT_PERMANENT_OVERSEAS_ADDRESS_STATE_UT")), ''))), ''), '') || '|' || coalesce(nullif(trim((nullif(trim(to_varchar("CURRENT_PERMANENT_OVERSEAS_ADDRESS_COUNTRY")), ''))), ''), '') || '|' || coalesce(nullif(trim((nullif(trim(to_varchar("CURRENT_PERMANENT_OVERSEAS_ADDRESS_PIN_CODE")), ''))), ''), '')), '||||||')), '[[:space:]]+', ' '))) end),'')) AS VARCHAR))), '')) as LOCATION_HKEY</w:t>
               <w:br/>
               <w:t xml:space="preserve">      from RAW.MAXIMUS_TRAVEL.NONHLTH_TRV_UWR_VW_DATA_POLICY_DETAILS_PROPOSER_DETAILS_PARTY_PROPERTY_SIMPLE_PROPERTY_PIVOT_VW</w:t>
               <w:br/>
-              <w:t xml:space="preserve">     where MD5_BINARY(NULLIF(UPPER(TRIM(CAST('HUB_PARTY|' || (nullif(trim(case when coalesce(nullif(trim(w0_party_code),'')) is not null then nullif(trim(w0_party_code), '') end),'')) AS VARCHAR))), '')) is not null</w:t>
+              <w:t xml:space="preserve">     where MD5_BINARY(NULLIF(UPPER(TRIM(CAST('HUB_PARTY|' || (nullif(trim(case when nullif(trim(w0_party_code),'') is not null then nullif(trim(w0_party_code), '') end),'')) AS VARCHAR))), '')) is not null</w:t>
               <w:br/>
               <w:t xml:space="preserve">       and MD5_BINARY(NULLIF(UPPER(TRIM(CAST('HUB_LOCATION|' || (nullif(trim(case when coalesce(nullif(trim((nullif(trim(to_varchar("CURRENT_PERMANENT_OVERSEAS_ADDRESS_LINE_1")), ''))),''), nullif(trim((nullif(trim(to_varchar("CURRENT_PERMANENT_OVERSEAS_ADDRESS_LINE_2")), ''))),''), nullif(trim((nullif(trim(to_varchar("CURRENT_PERMANENT_OVERSEAS_ADDRESS_LINE_3")), ''))),''), nullif(trim((nullif(trim(to_varchar("CURRENT_PERMANENT_OVERSEAS_ADDRESS_CITY_TOWN_VILLAGE")), ''))),''), nullif(trim((nullif(trim(to_varchar("CURRENT_PERMANENT_OVERSEAS_ADDRESS_STATE_UT")), ''))),''), nullif(trim((nullif(trim(to_varchar("CURRENT_PERMANENT_OVERSEAS_ADDRESS_COUNTRY")), ''))),''), nullif(trim((nullif(trim(to_varchar("CURRENT_PERMANENT_OVERSEAS_ADDRESS_PIN_CODE")), ''))),'')) is not null then md5(upper(regexp_replace(trim(nullif(trim(coalesce(nullif(trim((nullif(trim(to_varchar("CURRENT_PERMANENT_OVERSEAS_ADDRESS_LINE_1")), ''))), ''), '') || '|' || coalesce(nullif(trim((nullif(trim(to_varchar("CURRENT_PERMANENT_OVERSEAS_ADDRESS_LINE_2")), ''))), ''), '') || '|' || coalesce(nullif(trim((nullif(trim(to_varchar("CURRENT_PERMANENT_OVERSEAS_ADDRESS_LINE_3")), ''))), ''), '') || '|' || coalesce(nullif(trim((nullif(trim(to_varchar("CURRENT_PERMANENT_OVERSEAS_ADDRESS_CITY_TOWN_VILLAGE")), ''))), ''), '') || '|' || coalesce(nullif(trim((nullif(trim(to_varchar("CURRENT_PERMANENT_OVERSEAS_ADDRESS_STATE_UT")), ''))), ''), '') || '|' || coalesce(nullif(trim((nullif(trim(to_varchar("CURRENT_PERMANENT_OVERSEAS_ADDRESS_COUNTRY")), ''))), ''), '') || '|' || coalesce(nullif(trim((nullif(trim(to_varchar("CURRENT_PERMANENT_OVERSEAS_ADDRESS_PIN_CODE")), ''))), ''), '')), '||||||')), '[[:space:]]+', ' '))) end),'')) AS VARCHAR))), '')) is not null</w:t>
               <w:br/>
@@ -4079,15 +4061,15 @@
               <w:br/>
               <w:t xml:space="preserve">    -- via lnkfeed_mt_party_location &lt;- stg2_mt__uwr_pol_ins_mbr_pa_address_prop_pv</w:t>
               <w:br/>
-              <w:t xml:space="preserve">    select MD5_BINARY(NULLIF(UPPER(TRIM(CAST('LNK_PARTY_LOCATION|' || (coalesce(nullif(trim(case when coalesce(nullif(trim(w0_party_code),'')) is not null then nullif(trim(w0_party_code), '') end),''),'') || '|' || coalesce(nullif(trim(case when coalesce(nullif(trim((nullif(trim(to_varchar("AREA")), ''))),''), nullif(trim((nullif(trim(to_varchar("LAND_MARK")), ''))),''), nullif(trim(((nullif(trim(to_varchar("CITY")), '')))),''), nullif(trim((nullif(trim(to_varchar("STATE")), ''))),''), nullif(trim((nullif(trim(to_varchar("PINCODE")), ''))),'')) is not null then md5(upper(regexp_replace(trim(nullif(trim(coalesce(nullif(trim((nullif(trim(to_varchar("AREA")), ''))), ''), '') || '#' || coalesce(nullif(trim((nullif(trim(to_varchar("LAND_MARK")), ''))), ''), '') || '#' || coalesce(nullif(trim(((nullif(trim(to_varchar("CITY")), '')))), ''), '') || '#' || coalesce(nullif(trim((nullif(trim(to_varchar("STATE")), ''))), ''), '') || '#' || coalesce(nullif(trim((nullif(trim(to_varchar("PINCODE")), ''))), ''), '')), '####')), '[[:space:]]+', ' '))) end),''),'')) AS VARCHAR))), '')) as link_hkey,</w:t>
-              <w:br/>
-              <w:t xml:space="preserve">           MD5_BINARY(NULLIF(UPPER(TRIM(CAST('HUB_PARTY|' || (nullif(trim(case when coalesce(nullif(trim(w0_party_code),'')) is not null then nullif(trim(w0_party_code), '') end),'')) AS VARCHAR))), '')) as PARTY_HKEY,</w:t>
+              <w:t xml:space="preserve">    select MD5_BINARY(NULLIF(UPPER(TRIM(CAST('LNK_PARTY_LOCATION|' || (coalesce(nullif(trim(case when nullif(trim(w0_party_code),'') is not null then nullif(trim(w0_party_code), '') end),''),'') || '|' || coalesce(nullif(trim(case when coalesce(nullif(trim((nullif(trim(to_varchar("AREA")), ''))),''), nullif(trim((nullif(trim(to_varchar("LAND_MARK")), ''))),''), nullif(trim(((nullif(trim(to_varchar("CITY")), '')))),''), nullif(trim((nullif(trim(to_varchar("STATE")), ''))),''), nullif(trim((nullif(trim(to_varchar("PINCODE")), ''))),'')) is not null then md5(upper(regexp_replace(trim(nullif(trim(coalesce(nullif(trim((nullif(trim(to_varchar("AREA")), ''))), ''), '') || '#' || coalesce(nullif(trim((nullif(trim(to_varchar("LAND_MARK")), ''))), ''), '') || '#' || coalesce(nullif(trim(((nullif(trim(to_varchar("CITY")), '')))), ''), '') || '#' || coalesce(nullif(trim((nullif(trim(to_varchar("STATE")), ''))), ''), '') || '#' || coalesce(nullif(trim((nullif(trim(to_varchar("PINCODE")), ''))), ''), '')), '####')), '[[:space:]]+', ' '))) end),''),'')) AS VARCHAR))), '')) as link_hkey,</w:t>
+              <w:br/>
+              <w:t xml:space="preserve">           MD5_BINARY(NULLIF(UPPER(TRIM(CAST('HUB_PARTY|' || (nullif(trim(case when nullif(trim(w0_party_code),'') is not null then nullif(trim(w0_party_code), '') end),'')) AS VARCHAR))), '')) as PARTY_HKEY,</w:t>
               <w:br/>
               <w:t xml:space="preserve">           MD5_BINARY(NULLIF(UPPER(TRIM(CAST('HUB_LOCATION|' || (nullif(trim(case when coalesce(nullif(trim((nullif(trim(to_varchar("AREA")), ''))),''), nullif(trim((nullif(trim(to_varchar("LAND_MARK")), ''))),''), nullif(trim(((nullif(trim(to_varchar("CITY")), '')))),''), nullif(trim((nullif(trim(to_varchar("STATE")), ''))),''), nullif(trim((nullif(trim(to_varchar("PINCODE")), ''))),'')) is not null then md5(upper(regexp_replace(trim(nullif(trim(coalesce(nullif(trim((nullif(trim(to_varchar("AREA")), ''))), ''), '') || '#' || coalesce(nullif(trim((nullif(trim(to_varchar("LAND_MARK")), ''))), ''), '') || '#' || coalesce(nullif(trim(((nullif(trim(to_varchar("CITY")), '')))), ''), '') || '#' || coalesce(nullif(trim((nullif(trim(to_varchar("STATE")), ''))), ''), '') || '#' || coalesce(nullif(trim((nullif(trim(to_varchar("PINCODE")), ''))), ''), '')), '####')), '[[:space:]]+', ' '))) end),'')) AS VARCHAR))), '')) as LOCATION_HKEY</w:t>
               <w:br/>
               <w:t xml:space="preserve">      from RAW.MAXIMUS_TRAVEL.NONHLTH_TRV_UWR_VW_DATA_POLICY_DETAILS_INSURED_DETAILS_MEMBER_DETAILS_PARTY_ADDRESS_ADDRESS_PROPERTY_PIVOT_VW</w:t>
               <w:br/>
-              <w:t xml:space="preserve">     where MD5_BINARY(NULLIF(UPPER(TRIM(CAST('HUB_PARTY|' || (nullif(trim(case when coalesce(nullif(trim(w0_party_code),'')) is not null then nullif(trim(w0_party_code), '') end),'')) AS VARCHAR))), '')) is not null</w:t>
+              <w:t xml:space="preserve">     where MD5_BINARY(NULLIF(UPPER(TRIM(CAST('HUB_PARTY|' || (nullif(trim(case when nullif(trim(w0_party_code),'') is not null then nullif(trim(w0_party_code), '') end),'')) AS VARCHAR))), '')) is not null</w:t>
               <w:br/>
               <w:t xml:space="preserve">       and MD5_BINARY(NULLIF(UPPER(TRIM(CAST('HUB_LOCATION|' || (nullif(trim(case when coalesce(nullif(trim((nullif(trim(to_varchar("AREA")), ''))),''), nullif(trim((nullif(trim(to_varchar("LAND_MARK")), ''))),''), nullif(trim(((nullif(trim(to_varchar("CITY")), '')))),''), nullif(trim((nullif(trim(to_varchar("STATE")), ''))),''), nullif(trim((nullif(trim(to_varchar("PINCODE")), ''))),'')) is not null then md5(upper(regexp_replace(trim(nullif(trim(coalesce(nullif(trim((nullif(trim(to_varchar("AREA")), ''))), ''), '') || '#' || coalesce(nullif(trim((nullif(trim(to_varchar("LAND_MARK")), ''))), ''), '') || '#' || coalesce(nullif(trim(((nullif(trim(to_varchar("CITY")), '')))), ''), '') || '#' || coalesce(nullif(trim((nullif(trim(to_varchar("STATE")), ''))), ''), '') || '#' || coalesce(nullif(trim((nullif(trim(to_varchar("PINCODE")), ''))), ''), '')), '####')), '[[:space:]]+', ' '))) end),'')) AS VARCHAR))), '')) is not null</w:t>
               <w:br/>
@@ -4097,15 +4079,15 @@
               <w:br/>
               <w:t xml:space="preserve">    -- via lnkfeed_mt_party_location &lt;- stg2_mt__uwr_pol_prp_pa_address_prop_pv</w:t>
               <w:br/>
-              <w:t xml:space="preserve">    select MD5_BINARY(NULLIF(UPPER(TRIM(CAST('LNK_PARTY_LOCATION|' || (coalesce(nullif(trim(case when coalesce(nullif(trim(w0_party_code),'')) is not null then nullif(trim(w0_party_code), '') end),''),'') || '|' || coalesce(nullif(trim(case when coalesce(nullif(trim((nullif(trim(to_varchar("AREA")), ''))),''), nullif(trim((nullif(trim(to_varchar("LAND_MARK")), ''))),''), nullif(trim(((nullif(trim(to_varchar("CITY")), '')))),''), nullif(trim((nullif(trim(to_varchar("STATE")), ''))),''), nullif(trim((nullif(trim(to_varchar("PINCODE")), ''))),'')) is not null then md5(upper(regexp_replace(trim(nullif(trim(coalesce(nullif(trim((nullif(trim(to_varchar("AREA")), ''))), ''), '') || '#' || coalesce(nullif(trim((nullif(trim(to_varchar("LAND_MARK")), ''))), ''), '') || '#' || coalesce(nullif(trim(((nullif(trim(to_varchar("CITY")), '')))), ''), '') || '#' || coalesce(nullif(trim((nullif(trim(to_varchar("STATE")), ''))), ''), '') || '#' || coalesce(nullif(trim((nullif(trim(to_varchar("PINCODE")), ''))), ''), '')), '####')), '[[:space:]]+', ' '))) end),''),'')) AS VARCHAR))), '')) as link_hkey,</w:t>
-              <w:br/>
-              <w:t xml:space="preserve">           MD5_BINARY(NULLIF(UPPER(TRIM(CAST('HUB_PARTY|' || (nullif(trim(case when coalesce(nullif(trim(w0_party_code),'')) is not null then nullif(trim(w0_party_code), '') end),'')) AS VARCHAR))), '')) as PARTY_HKEY,</w:t>
+              <w:t xml:space="preserve">    select MD5_BINARY(NULLIF(UPPER(TRIM(CAST('LNK_PARTY_LOCATION|' || (coalesce(nullif(trim(case when nullif(trim(w0_party_code),'') is not null then nullif(trim(w0_party_code), '') end),''),'') || '|' || coalesce(nullif(trim(case when coalesce(nullif(trim((nullif(trim(to_varchar("AREA")), ''))),''), nullif(trim((nullif(trim(to_varchar("LAND_MARK")), ''))),''), nullif(trim(((nullif(trim(to_varchar("CITY")), '')))),''), nullif(trim((nullif(trim(to_varchar("STATE")), ''))),''), nullif(trim((nullif(trim(to_varchar("PINCODE")), ''))),'')) is not null then md5(upper(regexp_replace(trim(nullif(trim(coalesce(nullif(trim((nullif(trim(to_varchar("AREA")), ''))), ''), '') || '#' || coalesce(nullif(trim((nullif(trim(to_varchar("LAND_MARK")), ''))), ''), '') || '#' || coalesce(nullif(trim(((nullif(trim(to_varchar("CITY")), '')))), ''), '') || '#' || coalesce(nullif(trim((nullif(trim(to_varchar("STATE")), ''))), ''), '') || '#' || coalesce(nullif(trim((nullif(trim(to_varchar("PINCODE")), ''))), ''), '')), '####')), '[[:space:]]+', ' '))) end),''),'')) AS VARCHAR))), '')) as link_hkey,</w:t>
+              <w:br/>
+              <w:t xml:space="preserve">           MD5_BINARY(NULLIF(UPPER(TRIM(CAST('HUB_PARTY|' || (nullif(trim(case when nullif(trim(w0_party_code),'') is not null then nullif(trim(w0_party_code), '') end),'')) AS VARCHAR))), '')) as PARTY_HKEY,</w:t>
               <w:br/>
               <w:t xml:space="preserve">           MD5_BINARY(NULLIF(UPPER(TRIM(CAST('HUB_LOCATION|' || (nullif(trim(case when coalesce(nullif(trim((nullif(trim(to_varchar("AREA")), ''))),''), nullif(trim((nullif(trim(to_varchar("LAND_MARK")), ''))),''), nullif(trim(((nullif(trim(to_varchar("CITY")), '')))),''), nullif(trim((nullif(trim(to_varchar("STATE")), ''))),''), nullif(trim((nullif(trim(to_varchar("PINCODE")), ''))),'')) is not null then md5(upper(regexp_replace(trim(nullif(trim(coalesce(nullif(trim((nullif(trim(to_varchar("AREA")), ''))), ''), '') || '#' || coalesce(nullif(trim((nullif(trim(to_varchar("LAND_MARK")), ''))), ''), '') || '#' || coalesce(nullif(trim(((nullif(trim(to_varchar("CITY")), '')))), ''), '') || '#' || coalesce(nullif(trim((nullif(trim(to_varchar("STATE")), ''))), ''), '') || '#' || coalesce(nullif(trim((nullif(trim(to_varchar("PINCODE")), ''))), ''), '')), '####')), '[[:space:]]+', ' '))) end),'')) AS VARCHAR))), '')) as LOCATION_HKEY</w:t>
               <w:br/>
               <w:t xml:space="preserve">      from RAW.MAXIMUS_TRAVEL.NONHLTH_TRV_UWR_VW_DATA_POLICY_DETAILS_PROPOSER_DETAILS_PARTY_ADDRESS_ADDRESS_PROPERTY_PIVOT_VW</w:t>
               <w:br/>
-              <w:t xml:space="preserve">     where MD5_BINARY(NULLIF(UPPER(TRIM(CAST('HUB_PARTY|' || (nullif(trim(case when coalesce(nullif(trim(w0_party_code),'')) is not null then nullif(trim(w0_party_code), '') end),'')) AS VARCHAR))), '')) is not null</w:t>
+              <w:t xml:space="preserve">     where MD5_BINARY(NULLIF(UPPER(TRIM(CAST('HUB_PARTY|' || (nullif(trim(case when nullif(trim(w0_party_code),'') is not null then nullif(trim(w0_party_code), '') end),'')) AS VARCHAR))), '')) is not null</w:t>
               <w:br/>
               <w:t xml:space="preserve">       and MD5_BINARY(NULLIF(UPPER(TRIM(CAST('HUB_LOCATION|' || (nullif(trim(case when coalesce(nullif(trim((nullif(trim(to_varchar("AREA")), ''))),''), nullif(trim((nullif(trim(to_varchar("LAND_MARK")), ''))),''), nullif(trim(((nullif(trim(to_varchar("CITY")), '')))),''), nullif(trim((nullif(trim(to_varchar("STATE")), ''))),''), nullif(trim((nullif(trim(to_varchar("PINCODE")), ''))),'')) is not null then md5(upper(regexp_replace(trim(nullif(trim(coalesce(nullif(trim((nullif(trim(to_varchar("AREA")), ''))), ''), '') || '#' || coalesce(nullif(trim((nullif(trim(to_varchar("LAND_MARK")), ''))), ''), '') || '#' || coalesce(nullif(trim(((nullif(trim(to_varchar("CITY")), '')))), ''), '') || '#' || coalesce(nullif(trim((nullif(trim(to_varchar("STATE")), ''))), ''), '') || '#' || coalesce(nullif(trim((nullif(trim(to_varchar("PINCODE")), ''))), ''), '')), '####')), '[[:space:]]+', ' '))) end),'')) AS VARCHAR))), '')) is not null</w:t>
               <w:br/>
@@ -4115,15 +4097,15 @@
               <w:br/>
               <w:t xml:space="preserve">    -- via lnkfeed_mt_party_location &lt;- stg2_mt__uwr_pol_ins_mbr_pp_sp_pv</w:t>
               <w:br/>
-              <w:t xml:space="preserve">    select MD5_BINARY(NULLIF(UPPER(TRIM(CAST('LNK_PARTY_LOCATION|' || (coalesce(nullif(trim(case when coalesce(nullif(trim(w0_party_code),'')) is not null then nullif(trim(w0_party_code), '') end),''),'') || '|' || coalesce(nullif(trim(case when coalesce(nullif(trim((nullif(trim(to_varchar("CORRESPONDENCE_LOCAL_ADDRESS_LINE_1")), ''))),''), nullif(trim((nullif(trim(to_varchar("CORRESPONDENCE_LOCAL_ADDRESS_LINE_2")), ''))),''), nullif(trim((nullif(trim(to_varchar("CORRESPONDENCE_LOCAL_ADDRESS_LINE_3")), ''))),''), nullif(trim((nullif(trim(to_varchar("CORRESPONDENCE_LOCAL_ADDRESS_CITY_TOWN_VILLAGE")), ''))),''), nullif(trim((nullif(trim(to_varchar("CORRESPONDENCE_LOCAL_ADDRESS_DISTRICT")), ''))),''), nullif(trim((nullif(trim(to_varchar("CORRESPONDENCE_LOCAL_ADDRESS_STATE")), ''))),''), nullif(trim((nullif(trim(to_varchar("CORRESPONDENCE_LOCAL_ADDRESS_COUNTRY")), ''))),''), nullif(trim((nullif(trim(to_varchar("LOCAL_ADDRESS_PIN_CODE")), ''))),'')) is not null then md5(upper(regexp_replace(trim(nullif(trim(coalesce(nullif(trim((nullif(trim(to_varchar("CORRESPONDENCE_LOCAL_ADDRESS_LINE_1")), ''))), ''), '') || '|' || coalesce(nullif(trim((nullif(trim(to_varchar("CORRESPONDENCE_LOCAL_ADDRESS_LINE_2")), ''))), ''), '') || '|' || coalesce(nullif(trim((nullif(trim(to_varchar("CORRESPONDENCE_LOCAL_ADDRESS_LINE_3")), ''))), ''), '') || '|' || coalesce(nullif(trim((nullif(trim(to_varchar("CORRESPONDENCE_LOCAL_ADDRESS_CITY_TOWN_VILLAGE")), ''))), ''), '') || '|' || coalesce(nullif(trim((nullif(trim(to_varchar("CORRESPONDENCE_LOCAL_ADDRESS_DISTRICT")), ''))), ''), '') || '|' || coalesce(nullif(trim((nullif(trim(to_varchar("CORRESPONDENCE_LOCAL_ADDRESS_STATE")), ''))), ''), '') || '|' || coalesce(nullif(trim((nullif(trim(to_varchar("CORRESPONDENCE_LOCAL_ADDRESS_COUNTRY")), ''))), ''), '') || '|' || coalesce(nullif(trim((nullif(trim(to_varchar("LOCAL_ADDRESS_PIN_CODE")), ''))), ''), '')), '|||||||')), '[[:space:]]+', ' '))) end),''),'')) AS VARCHAR))), '')) as link_hkey,</w:t>
-              <w:br/>
-              <w:t xml:space="preserve">           MD5_BINARY(NULLIF(UPPER(TRIM(CAST('HUB_PARTY|' || (nullif(trim(case when coalesce(nullif(trim(w0_party_code),'')) is not null then nullif(trim(w0_party_code), '') end),'')) AS VARCHAR))), '')) as PARTY_HKEY,</w:t>
+              <w:t xml:space="preserve">    select MD5_BINARY(NULLIF(UPPER(TRIM(CAST('LNK_PARTY_LOCATION|' || (coalesce(nullif(trim(case when nullif(trim(w0_party_code),'') is not null then nullif(trim(w0_party_code), '') end),''),'') || '|' || coalesce(nullif(trim(case when coalesce(nullif(trim((nullif(trim(to_varchar("CORRESPONDENCE_LOCAL_ADDRESS_LINE_1")), ''))),''), nullif(trim((nullif(trim(to_varchar("CORRESPONDENCE_LOCAL_ADDRESS_LINE_2")), ''))),''), nullif(trim((nullif(trim(to_varchar("CORRESPONDENCE_LOCAL_ADDRESS_LINE_3")), ''))),''), nullif(trim((nullif(trim(to_varchar("CORRESPONDENCE_LOCAL_ADDRESS_CITY_TOWN_VILLAGE")), ''))),''), nullif(trim((nullif(trim(to_varchar("CORRESPONDENCE_LOCAL_ADDRESS_DISTRICT")), ''))),''), nullif(trim((nullif(trim(to_varchar("CORRESPONDENCE_LOCAL_ADDRESS_STATE")), ''))),''), nullif(trim((nullif(trim(to_varchar("CORRESPONDENCE_LOCAL_ADDRESS_COUNTRY")), ''))),''), nullif(trim((nullif(trim(to_varchar("LOCAL_ADDRESS_PIN_CODE")), ''))),'')) is not null then md5(upper(regexp_replace(trim(nullif(trim(coalesce(nullif(trim((nullif(trim(to_varchar("CORRESPONDENCE_LOCAL_ADDRESS_LINE_1")), ''))), ''), '') || '|' || coalesce(nullif(trim((nullif(trim(to_varchar("CORRESPONDENCE_LOCAL_ADDRESS_LINE_2")), ''))), ''), '') || '|' || coalesce(nullif(trim((nullif(trim(to_varchar("CORRESPONDENCE_LOCAL_ADDRESS_LINE_3")), ''))), ''), '') || '|' || coalesce(nullif(trim((nullif(trim(to_varchar("CORRESPONDENCE_LOCAL_ADDRESS_CITY_TOWN_VILLAGE")), ''))), ''), '') || '|' || coalesce(nullif(trim((nullif(trim(to_varchar("CORRESPONDENCE_LOCAL_ADDRESS_DISTRICT")), ''))), ''), '') || '|' || coalesce(nullif(trim((nullif(trim(to_varchar("CORRESPONDENCE_LOCAL_ADDRESS_STATE")), ''))), ''), '') || '|' || coalesce(nullif(trim((nullif(trim(to_varchar("CORRESPONDENCE_LOCAL_ADDRESS_COUNTRY")), ''))), ''), '') || '|' || coalesce(nullif(trim((nullif(trim(to_varchar("LOCAL_ADDRESS_PIN_CODE")), ''))), ''), '')), '|||||||')), '[[:space:]]+', ' '))) end),''),'')) AS VARCHAR))), '')) as link_hkey,</w:t>
+              <w:br/>
+              <w:t xml:space="preserve">           MD5_BINARY(NULLIF(UPPER(TRIM(CAST('HUB_PARTY|' || (nullif(trim(case when nullif(trim(w0_party_code),'') is not null then nullif(trim(w0_party_code), '') end),'')) AS VARCHAR))), '')) as PARTY_HKEY,</w:t>
               <w:br/>
               <w:t xml:space="preserve">           MD5_BINARY(NULLIF(UPPER(TRIM(CAST('HUB_LOCATION|' || (nullif(trim(case when coalesce(nullif(trim((nullif(trim(to_varchar("CORRESPONDENCE_LOCAL_ADDRESS_LINE_1")), ''))),''), nullif(trim((nullif(trim(to_varchar("CORRESPONDENCE_LOCAL_ADDRESS_LINE_2")), ''))),''), nullif(trim((nullif(trim(to_varchar("CORRESPONDENCE_LOCAL_ADDRESS_LINE_3")), ''))),''), nullif(trim((nullif(trim(to_varchar("CORRESPONDENCE_LOCAL_ADDRESS_CITY_TOWN_VILLAGE")), ''))),''), nullif(trim((nullif(trim(to_varchar("CORRESPONDENCE_LOCAL_ADDRESS_DISTRICT")), ''))),''), nullif(trim((nullif(trim(to_varchar("CORRESPONDENCE_LOCAL_ADDRESS_STATE")), ''))),''), nullif(trim((nullif(trim(to_varchar("CORRESPONDENCE_LOCAL_ADDRESS_COUNTRY")), ''))),''), nullif(trim((nullif(trim(to_varchar("LOCAL_ADDRESS_PIN_CODE")), ''))),'')) is not null then md5(upper(regexp_replace(trim(nullif(trim(coalesce(nullif(trim((nullif(trim(to_varchar("CORRESPONDENCE_LOCAL_ADDRESS_LINE_1")), ''))), ''), '') || '|' || coalesce(nullif(trim((nullif(trim(to_varchar("CORRESPONDENCE_LOCAL_ADDRESS_LINE_2")), ''))), ''), '') || '|' || coalesce(nullif(trim((nullif(trim(to_varchar("CORRESPONDENCE_LOCAL_ADDRESS_LINE_3")), ''))), ''), '') || '|' || coalesce(nullif(trim((nullif(trim(to_varchar("CORRESPONDENCE_LOCAL_ADDRESS_CITY_TOWN_VILLAGE")), ''))), ''), '') || '|' || coalesce(nullif(trim((nullif(trim(to_varchar("CORRESPONDENCE_LOCAL_ADDRESS_DISTRICT")), ''))), ''), '') || '|' || coalesce(nullif(trim((nullif(trim(to_varchar("CORRESPONDENCE_LOCAL_ADDRESS_STATE")), ''))), ''), '') || '|' || coalesce(nullif(trim((nullif(trim(to_varchar("CORRESPONDENCE_LOCAL_ADDRESS_COUNTRY")), ''))), ''), '') || '|' || coalesce(nullif(trim((nullif(trim(to_varchar("LOCAL_ADDRESS_PIN_CODE")), ''))), ''), '')), '|||||||')), '[[:space:]]+', ' '))) end),'')) AS VARCHAR))), '')) as LOCATION_HKEY</w:t>
               <w:br/>
               <w:t xml:space="preserve">      from RAW.MAXIMUS_TRAVEL.NONHLTH_TRV_UWR_VW_DATA_POLICY_DETAILS_INSURED_DETAILS_MEMBER_DETAILS_PARTY_PROPERTY_SIMPLE_PROPERTY_PIVOT_VW</w:t>
               <w:br/>
-              <w:t xml:space="preserve">     where MD5_BINARY(NULLIF(UPPER(TRIM(CAST('HUB_PARTY|' || (nullif(trim(case when coalesce(nullif(trim(w0_party_code),'')) is not null then nullif(trim(w0_party_code), '') end),'')) AS VARCHAR))), '')) is not null</w:t>
+              <w:t xml:space="preserve">     where MD5_BINARY(NULLIF(UPPER(TRIM(CAST('HUB_PARTY|' || (nullif(trim(case when nullif(trim(w0_party_code),'') is not null then nullif(trim(w0_party_code), '') end),'')) AS VARCHAR))), '')) is not null</w:t>
               <w:br/>
               <w:t xml:space="preserve">       and MD5_BINARY(NULLIF(UPPER(TRIM(CAST('HUB_LOCATION|' || (nullif(trim(case when coalesce(nullif(trim((nullif(trim(to_varchar("CORRESPONDENCE_LOCAL_ADDRESS_LINE_1")), ''))),''), nullif(trim((nullif(trim(to_varchar("CORRESPONDENCE_LOCAL_ADDRESS_LINE_2")), ''))),''), nullif(trim((nullif(trim(to_varchar("CORRESPONDENCE_LOCAL_ADDRESS_LINE_3")), ''))),''), nullif(trim((nullif(trim(to_varchar("CORRESPONDENCE_LOCAL_ADDRESS_CITY_TOWN_VILLAGE")), ''))),''), nullif(trim((nullif(trim(to_varchar("CORRESPONDENCE_LOCAL_ADDRESS_DISTRICT")), ''))),''), nullif(trim((nullif(trim(to_varchar("CORRESPONDENCE_LOCAL_ADDRESS_STATE")), ''))),''), nullif(trim((nullif(trim(to_varchar("CORRESPONDENCE_LOCAL_ADDRESS_COUNTRY")), ''))),''), nullif(trim((nullif(trim(to_varchar("LOCAL_ADDRESS_PIN_CODE")), ''))),'')) is not null then md5(upper(regexp_replace(trim(nullif(trim(coalesce(nullif(trim((nullif(trim(to_varchar("CORRESPONDENCE_LOCAL_ADDRESS_LINE_1")), ''))), ''), '') || '|' || coalesce(nullif(trim((nullif(trim(to_varchar("CORRESPONDENCE_LOCAL_ADDRESS_LINE_2")), ''))), ''), '') || '|' || coalesce(nullif(trim((nullif(trim(to_varchar("CORRESPONDENCE_LOCAL_ADDRESS_LINE_3")), ''))), ''), '') || '|' || coalesce(nullif(trim((nullif(trim(to_varchar("CORRESPONDENCE_LOCAL_ADDRESS_CITY_TOWN_VILLAGE")), ''))), ''), '') || '|' || coalesce(nullif(trim((nullif(trim(to_varchar("CORRESPONDENCE_LOCAL_ADDRESS_DISTRICT")), ''))), ''), '') || '|' || coalesce(nullif(trim((nullif(trim(to_varchar("CORRESPONDENCE_LOCAL_ADDRESS_STATE")), ''))), ''), '') || '|' || coalesce(nullif(trim((nullif(trim(to_varchar("CORRESPONDENCE_LOCAL_ADDRESS_COUNTRY")), ''))), ''), '') || '|' || coalesce(nullif(trim((nullif(trim(to_varchar("LOCAL_ADDRESS_PIN_CODE")), ''))), ''), '')), '|||||||')), '[[:space:]]+', ' '))) end),'')) AS VARCHAR))), '')) is not null</w:t>
               <w:br/>
@@ -4133,15 +4115,15 @@
               <w:br/>
               <w:t xml:space="preserve">    -- via lnkfeed_mt_party_location &lt;- stg2_mt__uwr_pol_ins_mbr_pp_sp_pv</w:t>
               <w:br/>
-              <w:t xml:space="preserve">    select MD5_BINARY(NULLIF(UPPER(TRIM(CAST('LNK_PARTY_LOCATION|' || (coalesce(nullif(trim(case when coalesce(nullif(trim(w0_party_code),'')) is not null then nullif(trim(w0_party_code), '') end),''),'') || '|' || coalesce(nullif(trim(case when coalesce(nullif(trim((nullif(trim(to_varchar("CURRENT_PERMANENT_OVERSEAS_ADDRESS_LINE_1")), ''))),''), nullif(trim((nullif(trim(to_varchar("CURRENT_PERMANENT_OVERSEAS_ADDRESS_LINE_2")), ''))),''), nullif(trim((nullif(trim(to_varchar("CURRENT_PERMANENT_OVERSEAS_ADDRESS_LINE_3")), ''))),''), nullif(trim((nullif(trim(to_varchar("CURRENT_PERMANENT_OVERSEAS_ADDRESS_CITY_TOWN_VILLAGE")), ''))),''), nullif(trim((nullif(trim(to_varchar("CURRENT_PERMANENT_OVERSEAS_ADDRESS_STATE_UT")), ''))),''), nullif(trim((nullif(trim(to_varchar("CURRENT_PERMANENT_OVERSEAS_ADDRESS_COUNTRY")), ''))),''), nullif(trim((nullif(trim(to_varchar("CURRENT_PERMANENT_OVERSEAS_ADDRESS_PIN_CODE")), ''))),'')) is not null then md5(upper(regexp_replace(trim(nullif(trim(coalesce(nullif(trim((nullif(trim(to_varchar("CURRENT_PERMANENT_OVERSEAS_ADDRESS_LINE_1")), ''))), ''), '') || '|' || coalesce(nullif(trim((nullif(trim(to_varchar("CURRENT_PERMANENT_OVERSEAS_ADDRESS_LINE_2")), ''))), ''), '') || '|' || coalesce(nullif(trim((nullif(trim(to_varchar("CURRENT_PERMANENT_OVERSEAS_ADDRESS_LINE_3")), ''))), ''), '') || '|' || coalesce(nullif(trim((nullif(trim(to_varchar("CURRENT_PERMANENT_OVERSEAS_ADDRESS_CITY_TOWN_VILLAGE")), ''))), ''), '') || '|' || coalesce(nullif(trim((nullif(trim(to_varchar("CURRENT_PERMANENT_OVERSEAS_ADDRESS_STATE_UT")), ''))), ''), '') || '|' || coalesce(nullif(trim((nullif(trim(to_varchar("CURRENT_PERMANENT_OVERSEAS_ADDRESS_COUNTRY")), ''))), ''), '') || '|' || coalesce(nullif(trim((nullif(trim(to_varchar("CURRENT_PERMANENT_OVERSEAS_ADDRESS_PIN_CODE")), ''))), ''), '')), '||||||')), '[[:space:]]+', ' '))) end),''),'')) AS VARCHAR))), '')) as link_hkey,</w:t>
-              <w:br/>
-              <w:t xml:space="preserve">           MD5_BINARY(NULLIF(UPPER(TRIM(CAST('HUB_PARTY|' || (nullif(trim(case when coalesce(nullif(trim(w0_party_code),'')) is not null then nullif(trim(w0_party_code), '') end),'')) AS VARCHAR))), '')) as PARTY_HKEY,</w:t>
+              <w:t xml:space="preserve">    select MD5_BINARY(NULLIF(UPPER(TRIM(CAST('LNK_PARTY_LOCATION|' || (coalesce(nullif(trim(case when nullif(trim(w0_party_code),'') is not null then nullif(trim(w0_party_code), '') end),''),'') || '|' || coalesce(nullif(trim(case when coalesce(nullif(trim((nullif(trim(to_varchar("CURRENT_PERMANENT_OVERSEAS_ADDRESS_LINE_1")), ''))),''), nullif(trim((nullif(trim(to_varchar("CURRENT_PERMANENT_OVERSEAS_ADDRESS_LINE_2")), ''))),''), nullif(trim((nullif(trim(to_varchar("CURRENT_PERMANENT_OVERSEAS_ADDRESS_LINE_3")), ''))),''), nullif(trim((nullif(trim(to_varchar("CURRENT_PERMANENT_OVERSEAS_ADDRESS_CITY_TOWN_VILLAGE")), ''))),''), nullif(trim((nullif(trim(to_varchar("CURRENT_PERMANENT_OVERSEAS_ADDRESS_STATE_UT")), ''))),''), nullif(trim((nullif(trim(to_varchar("CURRENT_PERMANENT_OVERSEAS_ADDRESS_COUNTRY")), ''))),''), nullif(trim((nullif(trim(to_varchar("CURRENT_PERMANENT_OVERSEAS_ADDRESS_PIN_CODE")), ''))),'')) is not null then md5(upper(regexp_replace(trim(nullif(trim(coalesce(nullif(trim((nullif(trim(to_varchar("CURRENT_PERMANENT_OVERSEAS_ADDRESS_LINE_1")), ''))), ''), '') || '|' || coalesce(nullif(trim((nullif(trim(to_varchar("CURRENT_PERMANENT_OVERSEAS_ADDRESS_LINE_2")), ''))), ''), '') || '|' || coalesce(nullif(trim((nullif(trim(to_varchar("CURRENT_PERMANENT_OVERSEAS_ADDRESS_LINE_3")), ''))), ''), '') || '|' || coalesce(nullif(trim((nullif(trim(to_varchar("CURRENT_PERMANENT_OVERSEAS_ADDRESS_CITY_TOWN_VILLAGE")), ''))), ''), '') || '|' || coalesce(nullif(trim((nullif(trim(to_varchar("CURRENT_PERMANENT_OVERSEAS_ADDRESS_STATE_UT")), ''))), ''), '') || '|' || coalesce(nullif(trim((nullif(trim(to_varchar("CURRENT_PERMANENT_OVERSEAS_ADDRESS_COUNTRY")), ''))), ''), '') || '|' || coalesce(nullif(trim((nullif(trim(to_varchar("CURRENT_PERMANENT_OVERSEAS_ADDRESS_PIN_CODE")), ''))), ''), '')), '||||||')), '[[:space:]]+', ' '))) end),''),'')) AS VARCHAR))), '')) as link_hkey,</w:t>
+              <w:br/>
+              <w:t xml:space="preserve">           MD5_BINARY(NULLIF(UPPER(TRIM(CAST('HUB_PARTY|' || (nullif(trim(case when nullif(trim(w0_party_code),'') is not null then nullif(trim(w0_party_code), '') end),'')) AS VARCHAR))), '')) as PARTY_HKEY,</w:t>
               <w:br/>
               <w:t xml:space="preserve">           MD5_BINARY(NULLIF(UPPER(TRIM(CAST('HUB_LOCATION|' || (nullif(trim(case when coalesce(nullif(trim((nullif(trim(to_varchar("CURRENT_PERMANENT_OVERSEAS_ADDRESS_LINE_1")), ''))),''), nullif(trim((nullif(trim(to_varchar("CURRENT_PERMANENT_OVERSEAS_ADDRESS_LINE_2")), ''))),''), nullif(trim((nullif(trim(to_varchar("CURRENT_PERMANENT_OVERSEAS_ADDRESS_LINE_3")), ''))),''), nullif(trim((nullif(trim(to_varchar("CURRENT_PERMANENT_OVERSEAS_ADDRESS_CITY_TOWN_VILLAGE")), ''))),''), nullif(trim((nullif(trim(to_varchar("CURRENT_PERMANENT_OVERSEAS_ADDRESS_STATE_UT")), ''))),''), nullif(trim((nullif(trim(to_varchar("CURRENT_PERMANENT_OVERSEAS_ADDRESS_COUNTRY")), ''))),''), nullif(trim((nullif(trim(to_varchar("CURRENT_PERMANENT_OVERSEAS_ADDRESS_PIN_CODE")), ''))),'')) is not null then md5(upper(regexp_replace(trim(nullif(trim(coalesce(nullif(trim((nullif(trim(to_varchar("CURRENT_PERMANENT_OVERSEAS_ADDRESS_LINE_1")), ''))), ''), '') || '|' || coalesce(nullif(trim((nullif(trim(to_varchar("CURRENT_PERMANENT_OVERSEAS_ADDRESS_LINE_2")), ''))), ''), '') || '|' || coalesce(nullif(trim((nullif(trim(to_varchar("CURRENT_PERMANENT_OVERSEAS_ADDRESS_LINE_3")), ''))), ''), '') || '|' || coalesce(nullif(trim((nullif(trim(to_varchar("CURRENT_PERMANENT_OVERSEAS_ADDRESS_CITY_TOWN_VILLAGE")), ''))), ''), '') || '|' || coalesce(nullif(trim((nullif(trim(to_varchar("CURRENT_PERMANENT_OVERSEAS_ADDRESS_STATE_UT")), ''))), ''), '') || '|' || coalesce(nullif(trim((nullif(trim(to_varchar("CURRENT_PERMANENT_OVERSEAS_ADDRESS_COUNTRY")), ''))), ''), '') || '|' || coalesce(nullif(trim((nullif(trim(to_varchar("CURRENT_PERMANENT_OVERSEAS_ADDRESS_PIN_CODE")), ''))), ''), '')), '||||||')), '[[:space:]]+', ' '))) end),'')) AS VARCHAR))), '')) as LOCATION_HKEY</w:t>
               <w:br/>
               <w:t xml:space="preserve">      from RAW.MAXIMUS_TRAVEL.NONHLTH_TRV_UWR_VW_DATA_POLICY_DETAILS_INSURED_DETAILS_MEMBER_DETAILS_PARTY_PROPERTY_SIMPLE_PROPERTY_PIVOT_VW</w:t>
               <w:br/>
-              <w:t xml:space="preserve">     where MD5_BINARY(NULLIF(UPPER(TRIM(CAST('HUB_PARTY|' || (nullif(trim(case when coalesce(nullif(trim(w0_party_code),'')) is not null then nullif(trim(w0_party_code), '') end),'')) AS VARCHAR))), '')) is not null</w:t>
+              <w:t xml:space="preserve">     where MD5_BINARY(NULLIF(UPPER(TRIM(CAST('HUB_PARTY|' || (nullif(trim(case when nullif(trim(w0_party_code),'') is not null then nullif(trim(w0_party_code), '') end),'')) AS VARCHAR))), '')) is not null</w:t>
               <w:br/>
               <w:t xml:space="preserve">       and MD5_BINARY(NULLIF(UPPER(TRIM(CAST('HUB_LOCATION|' || (nullif(trim(case when coalesce(nullif(trim((nullif(trim(to_varchar("CURRENT_PERMANENT_OVERSEAS_ADDRESS_LINE_1")), ''))),''), nullif(trim((nullif(trim(to_varchar("CURRENT_PERMANENT_OVERSEAS_ADDRESS_LINE_2")), ''))),''), nullif(trim((nullif(trim(to_varchar("CURRENT_PERMANENT_OVERSEAS_ADDRESS_LINE_3")), ''))),''), nullif(trim((nullif(trim(to_varchar("CURRENT_PERMANENT_OVERSEAS_ADDRESS_CITY_TOWN_VILLAGE")), ''))),''), nullif(trim((nullif(trim(to_varchar("CURRENT_PERMANENT_OVERSEAS_ADDRESS_STATE_UT")), ''))),''), nullif(trim((nullif(trim(to_varchar("CURRENT_PERMANENT_OVERSEAS_ADDRESS_COUNTRY")), ''))),''), nullif(trim((nullif(trim(to_varchar("CURRENT_PERMANENT_OVERSEAS_ADDRESS_PIN_CODE")), ''))),'')) is not null then md5(upper(regexp_replace(trim(nullif(trim(coalesce(nullif(trim((nullif(trim(to_varchar("CURRENT_PERMANENT_OVERSEAS_ADDRESS_LINE_1")), ''))), ''), '') || '|' || coalesce(nullif(trim((nullif(trim(to_varchar("CURRENT_PERMANENT_OVERSEAS_ADDRESS_LINE_2")), ''))), ''), '') || '|' || coalesce(nullif(trim((nullif(trim(to_varchar("CURRENT_PERMANENT_OVERSEAS_ADDRESS_LINE_3")), ''))), ''), '') || '|' || coalesce(nullif(trim((nullif(trim(to_varchar("CURRENT_PERMANENT_OVERSEAS_ADDRESS_CITY_TOWN_VILLAGE")), ''))), ''), '') || '|' || coalesce(nullif(trim((nullif(trim(to_varchar("CURRENT_PERMANENT_OVERSEAS_ADDRESS_STATE_UT")), ''))), ''), '') || '|' || coalesce(nullif(trim((nullif(trim(to_varchar("CURRENT_PERMANENT_OVERSEAS_ADDRESS_COUNTRY")), ''))), ''), '') || '|' || coalesce(nullif(trim((nullif(trim(to_varchar("CURRENT_PERMANENT_OVERSEAS_ADDRESS_PIN_CODE")), ''))), ''), '')), '||||||')), '[[:space:]]+', ' '))) end),'')) AS VARCHAR))), '')) is not null</w:t>
               <w:br/>
@@ -4151,15 +4133,15 @@
               <w:br/>
               <w:t xml:space="preserve">    -- via lnkfeed_mt_party_location &lt;- stg2_mt__uwr_pol_ins_mbr_pa</w:t>
               <w:br/>
-              <w:t xml:space="preserve">    select MD5_BINARY(NULLIF(UPPER(TRIM(CAST('LNK_PARTY_LOCATION|' || (coalesce(nullif(trim(case when coalesce(nullif(trim(w0_party_code),'')) is not null then nullif(trim(w0_party_code), '') end),''),'') || '|' || coalesce(nullif(trim(case when coalesce(nullif(trim((nullif(trim(to_varchar("ADDRESS1")), ''))),''), nullif(trim((nullif(trim(to_varchar("ADDRESS2")), ''))),''), nullif(trim((nullif(trim(to_varchar("ADDRESS3")), ''))),''), nullif(trim(((nullif(trim(to_varchar("CITY")), '')))),''), nullif(trim(((nullif(trim(to_varchar("DISTRICT")), '')))),''), nullif(trim((nullif(trim(to_varchar("STATE")), ''))),''), nullif(trim((nullif(trim(to_varchar("COUNTRY")), ''))),''), nullif(trim((nullif(trim(to_varchar("PINCODE")), ''))),'')) is not null then md5(upper(regexp_replace(trim(nullif(trim(coalesce(nullif(trim((nullif(trim(to_varchar("ADDRESS1")), ''))), ''), '') || '|' || coalesce(nullif(trim((nullif(trim(to_varchar("ADDRESS2")), ''))), ''), '') || '|' || coalesce(nullif(trim((nullif(trim(to_varchar("ADDRESS3")), ''))), ''), '') || '|' || coalesce(nullif(trim(((nullif(trim(to_varchar("CITY")), '')))), ''), '') || '|' || coalesce(nullif(trim(((nullif(trim(to_varchar("DISTRICT")), '')))), ''), '') || '|' || coalesce(nullif(trim((nullif(trim(to_varchar("STATE")), ''))), ''), '') || '|' || coalesce(nullif(trim((nullif(trim(to_varchar("COUNTRY")), ''))), ''), '') || '|' || coalesce(nullif(trim((nullif(trim(to_varchar("PINCODE")), ''))), ''), '')), '|||||||')), '[[:space:]]+', ' '))) end),''),'')) AS VARCHAR))), '')) as link_hkey,</w:t>
-              <w:br/>
-              <w:t xml:space="preserve">           MD5_BINARY(NULLIF(UPPER(TRIM(CAST('HUB_PARTY|' || (nullif(trim(case when coalesce(nullif(trim(w0_party_code),'')) is not null then nullif(trim(w0_party_code), '') end),'')) AS VARCHAR))), '')) as PARTY_HKEY,</w:t>
+              <w:t xml:space="preserve">    select MD5_BINARY(NULLIF(UPPER(TRIM(CAST('LNK_PARTY_LOCATION|' || (coalesce(nullif(trim(case when nullif(trim(w0_party_code),'') is not null then nullif(trim(w0_party_code), '') end),''),'') || '|' || coalesce(nullif(trim(case when coalesce(nullif(trim((nullif(trim(to_varchar("ADDRESS1")), ''))),''), nullif(trim((nullif(trim(to_varchar("ADDRESS2")), ''))),''), nullif(trim((nullif(trim(to_varchar("ADDRESS3")), ''))),''), nullif(trim(((nullif(trim(to_varchar("CITY")), '')))),''), nullif(trim(((nullif(trim(to_varchar("DISTRICT")), '')))),''), nullif(trim((nullif(trim(to_varchar("STATE")), ''))),''), nullif(trim((nullif(trim(to_varchar("COUNTRY")), ''))),''), nullif(trim((nullif(trim(to_varchar("PINCODE")), ''))),'')) is not null then md5(upper(regexp_replace(trim(nullif(trim(coalesce(nullif(trim((nullif(trim(to_varchar("ADDRESS1")), ''))), ''), '') || '|' || coalesce(nullif(trim((nullif(trim(to_varchar("ADDRESS2")), ''))), ''), '') || '|' || coalesce(nullif(trim((nullif(trim(to_varchar("ADDRESS3")), ''))), ''), '') || '|' || coalesce(nullif(trim(((nullif(trim(to_varchar("CITY")), '')))), ''), '') || '|' || coalesce(nullif(trim(((nullif(trim(to_varchar("DISTRICT")), '')))), ''), '') || '|' || coalesce(nullif(trim((nullif(trim(to_varchar("STATE")), ''))), ''), '') || '|' || coalesce(nullif(trim((nullif(trim(to_varchar("COUNTRY")), ''))), ''), '') || '|' || coalesce(nullif(trim((nullif(trim(to_varchar("PINCODE")), ''))), ''), '')), '|||||||')), '[[:space:]]+', ' '))) end),''),'')) AS VARCHAR))), '')) as link_hkey,</w:t>
+              <w:br/>
+              <w:t xml:space="preserve">           MD5_BINARY(NULLIF(UPPER(TRIM(CAST('HUB_PARTY|' || (nullif(trim(case when nullif(trim(w0_party_code),'') is not null then nullif(trim(w0_party_code), '') end),'')) AS VARCHAR))), '')) as PARTY_HKEY,</w:t>
               <w:br/>
               <w:t xml:space="preserve">           MD5_BINARY(NULLIF(UPPER(TRIM(CAST('HUB_LOCATION|' || (nullif(trim(case when coalesce(nullif(trim((nullif(trim(to_varchar("ADDRESS1")), ''))),''), nullif(trim((nullif(trim(to_varchar("ADDRESS2")), ''))),''), nullif(trim((nullif(trim(to_varchar("ADDRESS3")), ''))),''), nullif(trim(((nullif(trim(to_varchar("CITY")), '')))),''), nullif(trim(((nullif(trim(to_varchar("DISTRICT")), '')))),''), nullif(trim((nullif(trim(to_varchar("STATE")), ''))),''), nullif(trim((nullif(trim(to_varchar("COUNTRY")), ''))),''), nullif(trim((nullif(trim(to_varchar("PINCODE")), ''))),'')) is not null then md5(upper(regexp_replace(trim(nullif(trim(coalesce(nullif(trim((nullif(trim(to_varchar("ADDRESS1")), ''))), ''), '') || '|' || coalesce(nullif(trim((nullif(trim(to_varchar("ADDRESS2")), ''))), ''), '') || '|' || coalesce(nullif(trim((nullif(trim(to_varchar("ADDRESS3")), ''))), ''), '') || '|' || coalesce(nullif(trim(((nullif(trim(to_varchar("CITY")), '')))), ''), '') || '|' || coalesce(nullif(trim(((nullif(trim(to_varchar("DISTRICT")), '')))), ''), '') || '|' || coalesce(nullif(trim((nullif(trim(to_varchar("STATE")), ''))), ''), '') || '|' || coalesce(nullif(trim((nullif(trim(to_varchar("COUNTRY")), ''))), ''), '') || '|' || coalesce(nullif(trim((nullif(trim(to_varchar("PINCODE")), ''))), ''), '')), '|||||||')), '[[:space:]]+', ' '))) end),'')) AS VARCHAR))), '')) as LOCATION_HKEY</w:t>
               <w:br/>
               <w:t xml:space="preserve">      from RAW.MAXIMUS_TRAVEL.NONHLTH_TRV_UWR_VW_DATA_POLICY_DETAILS_INSURED_DETAILS_MEMBER_DETAILS_PARTY_ADDRESS</w:t>
               <w:br/>
-              <w:t xml:space="preserve">     where MD5_BINARY(NULLIF(UPPER(TRIM(CAST('HUB_PARTY|' || (nullif(trim(case when coalesce(nullif(trim(w0_party_code),'')) is not null then nullif(trim(w0_party_code), '') end),'')) AS VARCHAR))), '')) is not null</w:t>
+              <w:t xml:space="preserve">     where MD5_BINARY(NULLIF(UPPER(TRIM(CAST('HUB_PARTY|' || (nullif(trim(case when nullif(trim(w0_party_code),'') is not null then nullif(trim(w0_party_code), '') end),'')) AS VARCHAR))), '')) is not null</w:t>
               <w:br/>
               <w:t xml:space="preserve">       and MD5_BINARY(NULLIF(UPPER(TRIM(CAST('HUB_LOCATION|' || (nullif(trim(case when coalesce(nullif(trim((nullif(trim(to_varchar("ADDRESS1")), ''))),''), nullif(trim((nullif(trim(to_varchar("ADDRESS2")), ''))),''), nullif(trim((nullif(trim(to_varchar("ADDRESS3")), ''))),''), nullif(trim(((nullif(trim(to_varchar("CITY")), '')))),''), nullif(trim(((nullif(trim(to_varchar("DISTRICT")), '')))),''), nullif(trim((nullif(trim(to_varchar("STATE")), ''))),''), nullif(trim((nullif(trim(to_varchar("COUNTRY")), ''))),''), nullif(trim((nullif(trim(to_varchar("PINCODE")), ''))),'')) is not null then md5(upper(regexp_replace(trim(nullif(trim(coalesce(nullif(trim((nullif(trim(to_varchar("ADDRESS1")), ''))), ''), '') || '|' || coalesce(nullif(trim((nullif(trim(to_varchar("ADDRESS2")), ''))), ''), '') || '|' || coalesce(nullif(trim((nullif(trim(to_varchar("ADDRESS3")), ''))), ''), '') || '|' || coalesce(nullif(trim(((nullif(trim(to_varchar("CITY")), '')))), ''), '') || '|' || coalesce(nullif(trim(((nullif(trim(to_varchar("DISTRICT")), '')))), ''), '') || '|' || coalesce(nullif(trim((nullif(trim(to_varchar("STATE")), ''))), ''), '') || '|' || coalesce(nullif(trim((nullif(trim(to_varchar("COUNTRY")), ''))), ''), '') || '|' || coalesce(nullif(trim((nullif(trim(to_varchar("PINCODE")), ''))), ''), '')), '|||||||')), '[[:space:]]+', ' '))) end),'')) AS VARCHAR))), '')) is not null</w:t>
               <w:br/>
@@ -4169,15 +4151,15 @@
               <w:br/>
               <w:t xml:space="preserve">    -- via lnkfeed_mt_party_location &lt;- stg2_mt__uwr_pol_prp_pa</w:t>
               <w:br/>
-              <w:t xml:space="preserve">    select MD5_BINARY(NULLIF(UPPER(TRIM(CAST('LNK_PARTY_LOCATION|' || (coalesce(nullif(trim(case when coalesce(nullif(trim(w0_party_code),'')) is not null then nullif(trim(w0_party_code), '') end),''),'') || '|' || coalesce(nullif(trim(case when coalesce(nullif(trim((nullif(trim(to_varchar("ADDRESS1")), ''))),''), nullif(trim((nullif(trim(to_varchar("ADDRESS2")), ''))),''), nullif(trim((nullif(trim(to_varchar("ADDRESS3")), ''))),''), nullif(trim(((nullif(trim(to_varchar("CITY")), '')))),''), nullif(trim(((nullif(trim(to_varchar("DISTRICT")), '')))),''), nullif(trim((nullif(trim(to_varchar("STATE")), ''))),''), nullif(trim((nullif(trim(to_varchar("COUNTRY")), ''))),''), nullif(trim((nullif(trim(to_varchar("PINCODE")), ''))),'')) is not null then md5(upper(regexp_replace(trim(nullif(trim(coalesce(nullif(trim((nullif(trim(to_varchar("ADDRESS1")), ''))), ''), '') || '|' || coalesce(nullif(trim((nullif(trim(to_varchar("ADDRESS2")), ''))), ''), '') || '|' || coalesce(nullif(trim((nullif(trim(to_varchar("ADDRESS3")), ''))), ''), '') || '|' || coalesce(nullif(trim(((nullif(trim(to_varchar("CITY")), '')))), ''), '') || '|' || coalesce(nullif(trim(((nullif(trim(to_varchar("DISTRICT")), '')))), ''), '') || '|' || coalesce(nullif(trim((nullif(trim(to_varchar("STATE")), ''))), ''), '') || '|' || coalesce(nullif(trim((nullif(trim(to_varchar("COUNTRY")), ''))), ''), '') || '|' || coalesce(nullif(trim((nullif(trim(to_varchar("PINCODE")), ''))), ''), '')), '|||||||')), '[[:space:]]+', ' '))) end),''),'')) AS VARCHAR))), '')) as link_hkey,</w:t>
-              <w:br/>
-              <w:t xml:space="preserve">           MD5_BINARY(NULLIF(UPPER(TRIM(CAST('HUB_PARTY|' || (nullif(trim(case when coalesce(nullif(trim(w0_party_code),'')) is not null then nullif(trim(w0_party_code), '') end),'')) AS VARCHAR))), '')) as PARTY_HKEY,</w:t>
+              <w:t xml:space="preserve">    select MD5_BINARY(NULLIF(UPPER(TRIM(CAST('LNK_PARTY_LOCATION|' || (coalesce(nullif(trim(case when nullif(trim(w0_party_code),'') is not null then nullif(trim(w0_party_code), '') end),''),'') || '|' || coalesce(nullif(trim(case when coalesce(nullif(trim((nullif(trim(to_varchar("ADDRESS1")), ''))),''), nullif(trim((nullif(trim(to_varchar("ADDRESS2")), ''))),''), nullif(trim((nullif(trim(to_varchar("ADDRESS3")), ''))),''), nullif(trim(((nullif(trim(to_varchar("CITY")), '')))),''), nullif(trim(((nullif(trim(to_varchar("DISTRICT")), '')))),''), nullif(trim((nullif(trim(to_varchar("STATE")), ''))),''), nullif(trim((nullif(trim(to_varchar("COUNTRY")), ''))),''), nullif(trim((nullif(trim(to_varchar("PINCODE")), ''))),'')) is not null then md5(upper(regexp_replace(trim(nullif(trim(coalesce(nullif(trim((nullif(trim(to_varchar("ADDRESS1")), ''))), ''), '') || '|' || coalesce(nullif(trim((nullif(trim(to_varchar("ADDRESS2")), ''))), ''), '') || '|' || coalesce(nullif(trim((nullif(trim(to_varchar("ADDRESS3")), ''))), ''), '') || '|' || coalesce(nullif(trim(((nullif(trim(to_varchar("CITY")), '')))), ''), '') || '|' || coalesce(nullif(trim(((nullif(trim(to_varchar("DISTRICT")), '')))), ''), '') || '|' || coalesce(nullif(trim((nullif(trim(to_varchar("STATE")), ''))), ''), '') || '|' || coalesce(nullif(trim((nullif(trim(to_varchar("COUNTRY")), ''))), ''), '') || '|' || coalesce(nullif(trim((nullif(trim(to_varchar("PINCODE")), ''))), ''), '')), '|||||||')), '[[:space:]]+', ' '))) end),''),'')) AS VARCHAR))), '')) as link_hkey,</w:t>
+              <w:br/>
+              <w:t xml:space="preserve">           MD5_BINARY(NULLIF(UPPER(TRIM(CAST('HUB_PARTY|' || (nullif(trim(case when nullif(trim(w0_party_code),'') is not null then nullif(trim(w0_party_code), '') end),'')) AS VARCHAR))), '')) as PARTY_HKEY,</w:t>
               <w:br/>
               <w:t xml:space="preserve">           MD5_BINARY(NULLIF(UPPER(TRIM(CAST('HUB_LOCATION|' || (nullif(trim(case when coalesce(nullif(trim((nullif(trim(to_varchar("ADDRESS1")), ''))),''), nullif(trim((nullif(trim(to_varchar("ADDRESS2")), ''))),''), nullif(trim((nullif(trim(to_varchar("ADDRESS3")), ''))),''), nullif(trim(((nullif(trim(to_varchar("CITY")), '')))),''), nullif(trim(((nullif(trim(to_varchar("DISTRICT")), '')))),''), nullif(trim((nullif(trim(to_varchar("STATE")), ''))),''), nullif(trim((nullif(trim(to_varchar("COUNTRY")), ''))),''), nullif(trim((nullif(trim(to_varchar("PINCODE")), ''))),'')) is not null then md5(upper(regexp_replace(trim(nullif(trim(coalesce(nullif(trim((nullif(trim(to_varchar("ADDRESS1")), ''))), ''), '') || '|' || coalesce(nullif(trim((nullif(trim(to_varchar("ADDRESS2")), ''))), ''), '') || '|' || coalesce(nullif(trim((nullif(trim(to_varchar("ADDRESS3")), ''))), ''), '') || '|' || coalesce(nullif(trim(((nullif(trim(to_varchar("CITY")), '')))), ''), '') || '|' || coalesce(nullif(trim(((nullif(trim(to_varchar("DISTRICT")), '')))), ''), '') || '|' || coalesce(nullif(trim((nullif(trim(to_varchar("STATE")), ''))), ''), '') || '|' || coalesce(nullif(trim((nullif(trim(to_varchar("COUNTRY")), ''))), ''), '') || '|' || coalesce(nullif(trim((nullif(trim(to_varchar("PINCODE")), ''))), ''), '')), '|||||||')), '[[:space:]]+', ' '))) end),'')) AS VARCHAR))), '')) as LOCATION_HKEY</w:t>
               <w:br/>
               <w:t xml:space="preserve">      from RAW.MAXIMUS_TRAVEL.NONHLTH_TRV_UWR_VW_DATA_POLICY_DETAILS_PROPOSER_DETAILS_PARTY_ADDRESS</w:t>
               <w:br/>
-              <w:t xml:space="preserve">     where MD5_BINARY(NULLIF(UPPER(TRIM(CAST('HUB_PARTY|' || (nullif(trim(case when coalesce(nullif(trim(w0_party_code),'')) is not null then nullif(trim(w0_party_code), '') end),'')) AS VARCHAR))), '')) is not null</w:t>
+              <w:t xml:space="preserve">     where MD5_BINARY(NULLIF(UPPER(TRIM(CAST('HUB_PARTY|' || (nullif(trim(case when nullif(trim(w0_party_code),'') is not null then nullif(trim(w0_party_code), '') end),'')) AS VARCHAR))), '')) is not null</w:t>
               <w:br/>
               <w:t xml:space="preserve">       and MD5_BINARY(NULLIF(UPPER(TRIM(CAST('HUB_LOCATION|' || (nullif(trim(case when coalesce(nullif(trim((nullif(trim(to_varchar("ADDRESS1")), ''))),''), nullif(trim((nullif(trim(to_varchar("ADDRESS2")), ''))),''), nullif(trim((nullif(trim(to_varchar("ADDRESS3")), ''))),''), nullif(trim(((nullif(trim(to_varchar("CITY")), '')))),''), nullif(trim(((nullif(trim(to_varchar("DISTRICT")), '')))),''), nullif(trim((nullif(trim(to_varchar("STATE")), ''))),''), nullif(trim((nullif(trim(to_varchar("COUNTRY")), ''))),''), nullif(trim((nullif(trim(to_varchar("PINCODE")), ''))),'')) is not null then md5(upper(regexp_replace(trim(nullif(trim(coalesce(nullif(trim((nullif(trim(to_varchar("ADDRESS1")), ''))), ''), '') || '|' || coalesce(nullif(trim((nullif(trim(to_varchar("ADDRESS2")), ''))), ''), '') || '|' || coalesce(nullif(trim((nullif(trim(to_varchar("ADDRESS3")), ''))), ''), '') || '|' || coalesce(nullif(trim(((nullif(trim(to_varchar("CITY")), '')))), ''), '') || '|' || coalesce(nullif(trim(((nullif(trim(to_varchar("DISTRICT")), '')))), ''), '') || '|' || coalesce(nullif(trim((nullif(trim(to_varchar("STATE")), ''))), ''), '') || '|' || coalesce(nullif(trim((nullif(trim(to_varchar("COUNTRY")), ''))), ''), '') || '|' || coalesce(nullif(trim((nullif(trim(to_varchar("PINCODE")), ''))), ''), '')), '|||||||')), '[[:space:]]+', ' '))) end),'')) AS VARCHAR))), '')) is not null</w:t>
               <w:br/>
@@ -4262,9 +4244,6 @@
       <w:r>
         <w:t xml:space="preserve">7. MAXIMUS — LINK_PARTY_ROLE -- (a) missing links (RAW -&gt; link)</w:t>
       </w:r>
-      <w:r>
-        <w:t xml:space="preserve">  [M2]</w:t>
-      </w:r>
     </w:p>
     <w:tbl>
       <w:tblPr>
@@ -4455,7 +4434,7 @@
         <w:t xml:space="preserve">Note: </w:t>
       </w:r>
       <w:r>
-        <w:t xml:space="preserve">5 RAW feed(s): lnkfeed_mt_party_role &lt;- stg2_mt__uwr_pol_ins_rskp_msp_msd_prop_pv, lnkfeed_mt_party_role &lt;- stg2_mt__uwr_qpd_rskl_msp_imsd_inp_pv, lnkfeed_mt_party_role &lt;- stg2_mt__uwr_pol_polp_sp_pv, lnkfeed_mt_party_role &lt;- stg2_mt__uwr_qpd_polp_rl_pv, lnkfeed_mt_party_role &lt;- stg2_mt__uwr_pol_ins_mbr_pp_sp_pv. FKs: PARTY_HKEY -&gt; HUB_PARTY, PARTY_ROLE_ROLE -&gt; HUB_PARTY_ROLE_ROLE. A RAW relationship counts only when every FK key is present (automate_dv.link does not load a row with a NULL FK). Link hash keys are recomputed from RAW with the stg2 NK expressions (automate_dv 0.11.5 MD5_BINARY formula). Excluded: lnkfeed_mt_party_role &lt;- stg2_mt__uwr_pol_prp_pp_sp_pv: FK/PK/LDTS column(s) not traceable ([('PARTY_ROLE_HKEY', "MD5_BINARY(NULLIF(UPPER(TRIM(CAST('LNK_PARTY_ROLE|' || (coalesce(nullif(trim(case when coalesce(nullif(trim(w0_party_code),'')) is not null then nullif(trim(w0_party_code), '') end),''),'')) AS VARCHAR))), ''))"), ('PARTY_HKEY', "MD5_BINARY(NULLIF(UPPER(TRIM(CAST('HUB_PARTY|' || (nullif(trim(case when coalesce(nullif(trim(w0_party_code),'')) is not null then nullif(trim(w0_party_code), '') end),'')) AS VARCHAR))), ''))"), ('PARTY_ROLE_ROLE', None), ('LOAD_DATETIME', '(nullif(trim(to_varchar("REC_REFRESH_AT")), \'\'))')]); lnkfeed_mt_party_role &lt;- stg2_mt__uwr_pol_polp_sp_pv: FK/PK/LDTS column(s) not traceable ([('PARTY_ROLE_HKEY', 'MD5_BINARY(NULLIF(UPPER(TRIM(CAST(\'LNK_PARTY_ROLE|\' || (coalesce(nullif(trim(case when coalesce(nullif(trim((nullif(trim(to_varchar("BAGIC_RM_ECODE")), \'\'))),\'\')) is not null then \'EMP:\' || nullif(trim((nullif(trim(to_varchar("BAGIC_RM_ECODE")), \'\'))), \'\') end),\'\'),\'\')) AS VARCHAR))), \'\'))'), ('PARTY_HKEY', 'MD5_BINARY(NULLIF(UPPER(TRIM(CAST(\'HUB_PARTY|\' || (nullif(trim(case when coalesce(nullif(trim((nullif(trim(to_varchar("BAGIC_RM_ECODE")), \'\'))),\'\')) is not null then \'EMP:\' || nullif(trim((nullif(trim(to_varchar("BAGIC_RM_ECODE")), \'\'))), \'\') end),\'\')) AS VARCHAR))), \'\'))'), ('PARTY_ROLE_ROLE', None), ('LOAD_DATETIME', '(nullif(trim(to_varchar("REC_REFRESH_AT")), \'\'))')]); lnkfeed_mt_party_role &lt;- stg2_mt__uwr_qpd_polp_rl_pv: FK/PK/LDTS column(s) not traceable ([('PARTY_ROLE_HKEY', 'MD5_BINARY(NULLIF(UPPER(TRIM(CAST(\'LNK_PARTY_ROLE|\' || (coalesce(nullif(trim(case when coalesce(nullif(trim((nullif(trim(to_varchar("BAGIC_RM_ECODE")), \'\'))),\'\')) is not null then \'EMP:\' || nullif(trim((nullif(trim(to_varchar("BAGIC_RM_ECODE")), \'\'))), \'\') end),\'\'),\'\')) AS VARCHAR))), \'\'))'), ('PARTY_HKEY', 'MD5_BINARY(NULLIF(UPPER(TRIM(CAST(\'HUB_PARTY|\' || (nullif(trim(case when coalesce(nullif(trim((nullif(trim(to_varchar("BAGIC_RM_ECODE")), \'\'))),\'\')) is not null then \'EMP:\' || nullif(trim((nullif(trim(to_varchar("BAGIC_RM_ECODE")), \'\'))), \'\') end),\'\')) AS VARCHAR))), \'\'))'), ('PARTY_ROLE_ROLE', None), ('LOAD_DATETIME', '(nullif(trim(to_varchar("REC_REFRESH_AT")), \'\'))')]). Link rows scoped by RECORD_SOURCE value set (5 travel feeds) rather than the shared 'MAXIMUS_' prefix.</w:t>
+        <w:t xml:space="preserve">5 RAW feed(s): lnkfeed_mt_party_role &lt;- stg2_mt__uwr_pol_ins_rskp_msp_msd_prop_pv, lnkfeed_mt_party_role &lt;- stg2_mt__uwr_qpd_rskl_msp_imsd_inp_pv, lnkfeed_mt_party_role &lt;- stg2_mt__uwr_pol_polp_sp_pv, lnkfeed_mt_party_role &lt;- stg2_mt__uwr_qpd_polp_rl_pv, lnkfeed_mt_party_role &lt;- stg2_mt__uwr_pol_ins_mbr_pp_sp_pv. FKs: PARTY_HKEY -&gt; HUB_PARTY, PARTY_ROLE_ROLE -&gt; HUB_PARTY_ROLE_ROLE. A RAW relationship counts only when every FK key is present (automate_dv.link does not load a row with a NULL FK). Link hash keys are recomputed from RAW with the stg2 NK expressions (automate_dv 0.11.5 MD5_BINARY formula). Excluded: lnkfeed_mt_party_role &lt;- stg2_mt__uwr_pol_prp_pp_sp_pv: FK/PK/LDTS column(s) not traceable ([('PARTY_ROLE_HKEY', "MD5_BINARY(NULLIF(UPPER(TRIM(CAST('LNK_PARTY_ROLE|' || (coalesce(nullif(trim(case when nullif(trim(w0_party_code),'') is not null then nullif(trim(w0_party_code), '') end),''),'')) AS VARCHAR))), ''))"), ('PARTY_HKEY', "MD5_BINARY(NULLIF(UPPER(TRIM(CAST('HUB_PARTY|' || (nullif(trim(case when nullif(trim(w0_party_code),'') is not null then nullif(trim(w0_party_code), '') end),'')) AS VARCHAR))), ''))"), ('PARTY_ROLE_ROLE', None), ('LOAD_DATETIME', '(nullif(trim(to_varchar("REC_REFRESH_AT")), \'\'))')]); lnkfeed_mt_party_role &lt;- stg2_mt__uwr_pol_polp_sp_pv: FK/PK/LDTS column(s) not traceable ([('PARTY_ROLE_HKEY', 'MD5_BINARY(NULLIF(UPPER(TRIM(CAST(\'LNK_PARTY_ROLE|\' || (coalesce(nullif(trim(case when nullif(trim((nullif(trim(to_varchar("BAGIC_RM_ECODE")), \'\'))),\'\') is not null then \'EMP:\' || nullif(trim((nullif(trim(to_varchar("BAGIC_RM_ECODE")), \'\'))), \'\') end),\'\'),\'\')) AS VARCHAR))), \'\'))'), ('PARTY_HKEY', 'MD5_BINARY(NULLIF(UPPER(TRIM(CAST(\'HUB_PARTY|\' || (nullif(trim(case when nullif(trim((nullif(trim(to_varchar("BAGIC_RM_ECODE")), \'\'))),\'\') is not null then \'EMP:\' || nullif(trim((nullif(trim(to_varchar("BAGIC_RM_ECODE")), \'\'))), \'\') end),\'\')) AS VARCHAR))), \'\'))'), ('PARTY_ROLE_ROLE', None), ('LOAD_DATETIME', '(nullif(trim(to_varchar("REC_REFRESH_AT")), \'\'))')]); lnkfeed_mt_party_role &lt;- stg2_mt__uwr_qpd_polp_rl_pv: FK/PK/LDTS column(s) not traceable ([('PARTY_ROLE_HKEY', 'MD5_BINARY(NULLIF(UPPER(TRIM(CAST(\'LNK_PARTY_ROLE|\' || (coalesce(nullif(trim(case when nullif(trim((nullif(trim(to_varchar("BAGIC_RM_ECODE")), \'\'))),\'\') is not null then \'EMP:\' || nullif(trim((nullif(trim(to_varchar("BAGIC_RM_ECODE")), \'\'))), \'\') end),\'\'),\'\')) AS VARCHAR))), \'\'))'), ('PARTY_HKEY', 'MD5_BINARY(NULLIF(UPPER(TRIM(CAST(\'HUB_PARTY|\' || (nullif(trim(case when nullif(trim((nullif(trim(to_varchar("BAGIC_RM_ECODE")), \'\'))),\'\') is not null then \'EMP:\' || nullif(trim((nullif(trim(to_varchar("BAGIC_RM_ECODE")), \'\'))), \'\') end),\'\')) AS VARCHAR))), \'\'))'), ('PARTY_ROLE_ROLE', None), ('LOAD_DATETIME', '(nullif(trim(to_varchar("REC_REFRESH_AT")), \'\'))')]). Link rows scoped by RECORD_SOURCE value set (5 travel feeds) rather than the shared 'MAXIMUS_' prefix.</w:t>
       </w:r>
     </w:p>
     <w:p>
@@ -4492,15 +4471,15 @@
               <w:br/>
               <w:t xml:space="preserve">    select 'lnkfeed_mt_party_role &lt;- stg2_mt__uwr_pol_ins_rskp_msp_msd_prop_pv' as src_feed,</w:t>
               <w:br/>
-              <w:t xml:space="preserve">           MD5_BINARY(NULLIF(UPPER(TRIM(CAST('LNK_PARTY_ROLE|' || (coalesce(nullif(trim(case when coalesce(nullif(trim((nullif(trim(to_varchar("NOMINEE_NAME")), ''))),'')) is not null then 'NOMINEE:' || md5(upper(trim(nullif(trim((nullif(trim(to_varchar("NOMINEE_NAME")), ''))), '')))) end),''),'') || '|' || coalesce('NOMINEE','')) AS VARCHAR))), '')) as link_hkey,</w:t>
-              <w:br/>
-              <w:t xml:space="preserve">           MD5_BINARY(NULLIF(UPPER(TRIM(CAST('HUB_PARTY|' || (nullif(trim(case when coalesce(nullif(trim((nullif(trim(to_varchar("NOMINEE_NAME")), ''))),'')) is not null then 'NOMINEE:' || md5(upper(trim(nullif(trim((nullif(trim(to_varchar("NOMINEE_NAME")), ''))), '')))) end),'')) AS VARCHAR))), '')) as PARTY_HKEY,</w:t>
+              <w:t xml:space="preserve">           MD5_BINARY(NULLIF(UPPER(TRIM(CAST('LNK_PARTY_ROLE|' || (coalesce(nullif(trim(case when nullif(trim((nullif(trim(to_varchar("NOMINEE_NAME")), ''))),'') is not null then 'NOMINEE:' || md5(upper(trim(nullif(trim((nullif(trim(to_varchar("NOMINEE_NAME")), ''))), '')))) end),''),'') || '|' || coalesce('NOMINEE','')) AS VARCHAR))), '')) as link_hkey,</w:t>
+              <w:br/>
+              <w:t xml:space="preserve">           MD5_BINARY(NULLIF(UPPER(TRIM(CAST('HUB_PARTY|' || (nullif(trim(case when nullif(trim((nullif(trim(to_varchar("NOMINEE_NAME")), ''))),'') is not null then 'NOMINEE:' || md5(upper(trim(nullif(trim((nullif(trim(to_varchar("NOMINEE_NAME")), ''))), '')))) end),'')) AS VARCHAR))), '')) as PARTY_HKEY,</w:t>
               <w:br/>
               <w:t xml:space="preserve">           'NOMINEE' as PARTY_ROLE_ROLE</w:t>
               <w:br/>
               <w:t xml:space="preserve">      from RAW.MAXIMUS_TRAVEL.NONHLTH_TRV_UWR_VW_DATA_POLICY_DETAILS_INSURED_DETAILS_RISK_PROPERTY_MULTI_SET_PROPERTY_MULTI_SET_DETAIL_PROPERTY_PIVOT_VW</w:t>
               <w:br/>
-              <w:t xml:space="preserve">     where MD5_BINARY(NULLIF(UPPER(TRIM(CAST('HUB_PARTY|' || (nullif(trim(case when coalesce(nullif(trim((nullif(trim(to_varchar("NOMINEE_NAME")), ''))),'')) is not null then 'NOMINEE:' || md5(upper(trim(nullif(trim((nullif(trim(to_varchar("NOMINEE_NAME")), ''))), '')))) end),'')) AS VARCHAR))), '')) is not null</w:t>
+              <w:t xml:space="preserve">     where MD5_BINARY(NULLIF(UPPER(TRIM(CAST('HUB_PARTY|' || (nullif(trim(case when nullif(trim((nullif(trim(to_varchar("NOMINEE_NAME")), ''))),'') is not null then 'NOMINEE:' || md5(upper(trim(nullif(trim((nullif(trim(to_varchar("NOMINEE_NAME")), ''))), '')))) end),'')) AS VARCHAR))), '')) is not null</w:t>
               <w:br/>
               <w:t xml:space="preserve">       and 'NOMINEE' is not null</w:t>
               <w:br/>
@@ -4512,15 +4491,15 @@
               <w:br/>
               <w:t xml:space="preserve">    select 'lnkfeed_mt_party_role &lt;- stg2_mt__uwr_qpd_rskl_msp_imsd_inp_pv' as src_feed,</w:t>
               <w:br/>
-              <w:t xml:space="preserve">           MD5_BINARY(NULLIF(UPPER(TRIM(CAST('LNK_PARTY_ROLE|' || (coalesce(nullif(trim(case when coalesce(nullif(trim((nullif(trim(to_varchar("NOMINEE_NAME")), ''))),'')) is not null then 'NOMINEE:' || md5(upper(trim(nullif(trim((nullif(trim(to_varchar("NOMINEE_NAME")), ''))), '')))) end),''),'') || '|' || coalesce('NOMINEE','')) AS VARCHAR))), '')) as link_hkey,</w:t>
-              <w:br/>
-              <w:t xml:space="preserve">           MD5_BINARY(NULLIF(UPPER(TRIM(CAST('HUB_PARTY|' || (nullif(trim(case when coalesce(nullif(trim((nullif(trim(to_varchar("NOMINEE_NAME")), ''))),'')) is not null then 'NOMINEE:' || md5(upper(trim(nullif(trim((nullif(trim(to_varchar("NOMINEE_NAME")), ''))), '')))) end),'')) AS VARCHAR))), '')) as PARTY_HKEY,</w:t>
+              <w:t xml:space="preserve">           MD5_BINARY(NULLIF(UPPER(TRIM(CAST('LNK_PARTY_ROLE|' || (coalesce(nullif(trim(case when nullif(trim((nullif(trim(to_varchar("NOMINEE_NAME")), ''))),'') is not null then 'NOMINEE:' || md5(upper(trim(nullif(trim((nullif(trim(to_varchar("NOMINEE_NAME")), ''))), '')))) end),''),'') || '|' || coalesce('NOMINEE','')) AS VARCHAR))), '')) as link_hkey,</w:t>
+              <w:br/>
+              <w:t xml:space="preserve">           MD5_BINARY(NULLIF(UPPER(TRIM(CAST('HUB_PARTY|' || (nullif(trim(case when nullif(trim((nullif(trim(to_varchar("NOMINEE_NAME")), ''))),'') is not null then 'NOMINEE:' || md5(upper(trim(nullif(trim((nullif(trim(to_varchar("NOMINEE_NAME")), ''))), '')))) end),'')) AS VARCHAR))), '')) as PARTY_HKEY,</w:t>
               <w:br/>
               <w:t xml:space="preserve">           'NOMINEE' as PARTY_ROLE_ROLE</w:t>
               <w:br/>
               <w:t xml:space="preserve">      from RAW.MAXIMUS_TRAVEL.NONHLTH_TRV_UWR_VW_DATA_QUOTE_PARAM_DETAILS_RISK_LIST_MULTI_SET_PROPERTY_INPUT_MULTI_SET_DETAIL_INPUT_PROPERTY_PIVOT_VW</w:t>
               <w:br/>
-              <w:t xml:space="preserve">     where MD5_BINARY(NULLIF(UPPER(TRIM(CAST('HUB_PARTY|' || (nullif(trim(case when coalesce(nullif(trim((nullif(trim(to_varchar("NOMINEE_NAME")), ''))),'')) is not null then 'NOMINEE:' || md5(upper(trim(nullif(trim((nullif(trim(to_varchar("NOMINEE_NAME")), ''))), '')))) end),'')) AS VARCHAR))), '')) is not null</w:t>
+              <w:t xml:space="preserve">     where MD5_BINARY(NULLIF(UPPER(TRIM(CAST('HUB_PARTY|' || (nullif(trim(case when nullif(trim((nullif(trim(to_varchar("NOMINEE_NAME")), ''))),'') is not null then 'NOMINEE:' || md5(upper(trim(nullif(trim((nullif(trim(to_varchar("NOMINEE_NAME")), ''))), '')))) end),'')) AS VARCHAR))), '')) is not null</w:t>
               <w:br/>
               <w:t xml:space="preserve">       and 'NOMINEE' is not null</w:t>
               <w:br/>
@@ -4532,15 +4511,15 @@
               <w:br/>
               <w:t xml:space="preserve">    select 'lnkfeed_mt_party_role &lt;- stg2_mt__uwr_pol_polp_sp_pv' as src_feed,</w:t>
               <w:br/>
-              <w:t xml:space="preserve">           MD5_BINARY(NULLIF(UPPER(TRIM(CAST('LNK_PARTY_ROLE|' || (coalesce(nullif(trim(case when coalesce(nullif(trim(w3_policy_holder_code),'')) is not null then nullif(trim(w3_policy_holder_code), '') end),''),'') || '|' || coalesce('CUSTOMER','')) AS VARCHAR))), '')) as link_hkey,</w:t>
-              <w:br/>
-              <w:t xml:space="preserve">           MD5_BINARY(NULLIF(UPPER(TRIM(CAST('HUB_PARTY|' || (nullif(trim(case when coalesce(nullif(trim(w3_policy_holder_code),'')) is not null then nullif(trim(w3_policy_holder_code), '') end),'')) AS VARCHAR))), '')) as PARTY_HKEY,</w:t>
+              <w:t xml:space="preserve">           MD5_BINARY(NULLIF(UPPER(TRIM(CAST('LNK_PARTY_ROLE|' || (coalesce(nullif(trim(case when nullif(trim(w3_policy_holder_code),'') is not null then nullif(trim(w3_policy_holder_code), '') end),''),'') || '|' || coalesce('CUSTOMER','')) AS VARCHAR))), '')) as link_hkey,</w:t>
+              <w:br/>
+              <w:t xml:space="preserve">           MD5_BINARY(NULLIF(UPPER(TRIM(CAST('HUB_PARTY|' || (nullif(trim(case when nullif(trim(w3_policy_holder_code),'') is not null then nullif(trim(w3_policy_holder_code), '') end),'')) AS VARCHAR))), '')) as PARTY_HKEY,</w:t>
               <w:br/>
               <w:t xml:space="preserve">           'CUSTOMER' as PARTY_ROLE_ROLE</w:t>
               <w:br/>
               <w:t xml:space="preserve">      from RAW.MAXIMUS_TRAVEL.NONHLTH_TRV_UWR_VW_DATA_POLICY_DETAILS_POLICY_PROPERTY_SIMPLE_PROPERTY_PIVOT_VW</w:t>
               <w:br/>
-              <w:t xml:space="preserve">     where MD5_BINARY(NULLIF(UPPER(TRIM(CAST('HUB_PARTY|' || (nullif(trim(case when coalesce(nullif(trim(w3_policy_holder_code),'')) is not null then nullif(trim(w3_policy_holder_code), '') end),'')) AS VARCHAR))), '')) is not null</w:t>
+              <w:t xml:space="preserve">     where MD5_BINARY(NULLIF(UPPER(TRIM(CAST('HUB_PARTY|' || (nullif(trim(case when nullif(trim(w3_policy_holder_code),'') is not null then nullif(trim(w3_policy_holder_code), '') end),'')) AS VARCHAR))), '')) is not null</w:t>
               <w:br/>
               <w:t xml:space="preserve">       and 'CUSTOMER' is not null</w:t>
               <w:br/>
@@ -4552,15 +4531,15 @@
               <w:br/>
               <w:t xml:space="preserve">    select 'lnkfeed_mt_party_role &lt;- stg2_mt__uwr_qpd_polp_rl_pv' as src_feed,</w:t>
               <w:br/>
-              <w:t xml:space="preserve">           MD5_BINARY(NULLIF(UPPER(TRIM(CAST('LNK_PARTY_ROLE|' || (coalesce(nullif(trim(case when coalesce(nullif(trim(w2_policy_holder_code),'')) is not null then nullif(trim(w2_policy_holder_code), '') end),''),'') || '|' || coalesce('CUSTOMER','')) AS VARCHAR))), '')) as link_hkey,</w:t>
-              <w:br/>
-              <w:t xml:space="preserve">           MD5_BINARY(NULLIF(UPPER(TRIM(CAST('HUB_PARTY|' || (nullif(trim(case when coalesce(nullif(trim(w2_policy_holder_code),'')) is not null then nullif(trim(w2_policy_holder_code), '') end),'')) AS VARCHAR))), '')) as PARTY_HKEY,</w:t>
+              <w:t xml:space="preserve">           MD5_BINARY(NULLIF(UPPER(TRIM(CAST('LNK_PARTY_ROLE|' || (coalesce(nullif(trim(case when nullif(trim(w2_policy_holder_code),'') is not null then nullif(trim(w2_policy_holder_code), '') end),''),'') || '|' || coalesce('CUSTOMER','')) AS VARCHAR))), '')) as link_hkey,</w:t>
+              <w:br/>
+              <w:t xml:space="preserve">           MD5_BINARY(NULLIF(UPPER(TRIM(CAST('HUB_PARTY|' || (nullif(trim(case when nullif(trim(w2_policy_holder_code),'') is not null then nullif(trim(w2_policy_holder_code), '') end),'')) AS VARCHAR))), '')) as PARTY_HKEY,</w:t>
               <w:br/>
               <w:t xml:space="preserve">           'CUSTOMER' as PARTY_ROLE_ROLE</w:t>
               <w:br/>
               <w:t xml:space="preserve">      from RAW.MAXIMUS_TRAVEL.NONHLTH_TRV_UWR_VW_DATA_QUOTE_PARAM_DETAILS_POLICY_PROPERTY_RULE_LIST_PIVOT_VW</w:t>
               <w:br/>
-              <w:t xml:space="preserve">     where MD5_BINARY(NULLIF(UPPER(TRIM(CAST('HUB_PARTY|' || (nullif(trim(case when coalesce(nullif(trim(w2_policy_holder_code),'')) is not null then nullif(trim(w2_policy_holder_code), '') end),'')) AS VARCHAR))), '')) is not null</w:t>
+              <w:t xml:space="preserve">     where MD5_BINARY(NULLIF(UPPER(TRIM(CAST('HUB_PARTY|' || (nullif(trim(case when nullif(trim(w2_policy_holder_code),'') is not null then nullif(trim(w2_policy_holder_code), '') end),'')) AS VARCHAR))), '')) is not null</w:t>
               <w:br/>
               <w:t xml:space="preserve">       and 'CUSTOMER' is not null</w:t>
               <w:br/>
@@ -4572,15 +4551,15 @@
               <w:br/>
               <w:t xml:space="preserve">    select 'lnkfeed_mt_party_role &lt;- stg2_mt__uwr_pol_ins_mbr_pp_sp_pv' as src_feed,</w:t>
               <w:br/>
-              <w:t xml:space="preserve">           MD5_BINARY(NULLIF(UPPER(TRIM(CAST('LNK_PARTY_ROLE|' || (coalesce(nullif(trim(case when coalesce(nullif(trim(w0_party_code),'')) is not null then nullif(trim(w0_party_code), '') end),''),'') || '|' || coalesce(coalesce(nullif(trim((nullif(trim(to_varchar("PARTY_FUNCTION")), ''))), ''),''),'')) AS VARCHAR))), '')) as link_hkey,</w:t>
-              <w:br/>
-              <w:t xml:space="preserve">           MD5_BINARY(NULLIF(UPPER(TRIM(CAST('HUB_PARTY|' || (nullif(trim(case when coalesce(nullif(trim(w0_party_code),'')) is not null then nullif(trim(w0_party_code), '') end),'')) AS VARCHAR))), '')) as PARTY_HKEY,</w:t>
+              <w:t xml:space="preserve">           MD5_BINARY(NULLIF(UPPER(TRIM(CAST('LNK_PARTY_ROLE|' || (coalesce(nullif(trim(case when nullif(trim(w0_party_code),'') is not null then nullif(trim(w0_party_code), '') end),''),'') || '|' || coalesce(coalesce(nullif(trim((nullif(trim(to_varchar("PARTY_FUNCTION")), ''))), ''),''),'')) AS VARCHAR))), '')) as link_hkey,</w:t>
+              <w:br/>
+              <w:t xml:space="preserve">           MD5_BINARY(NULLIF(UPPER(TRIM(CAST('HUB_PARTY|' || (nullif(trim(case when nullif(trim(w0_party_code),'') is not null then nullif(trim(w0_party_code), '') end),'')) AS VARCHAR))), '')) as PARTY_HKEY,</w:t>
               <w:br/>
               <w:t xml:space="preserve">           coalesce(nullif(trim((nullif(trim(to_varchar("PARTY_FUNCTION")), ''))), ''),'') as PARTY_ROLE_ROLE</w:t>
               <w:br/>
               <w:t xml:space="preserve">      from RAW.MAXIMUS_TRAVEL.NONHLTH_TRV_UWR_VW_DATA_POLICY_DETAILS_INSURED_DETAILS_MEMBER_DETAILS_PARTY_PROPERTY_SIMPLE_PROPERTY_PIVOT_VW</w:t>
               <w:br/>
-              <w:t xml:space="preserve">     where MD5_BINARY(NULLIF(UPPER(TRIM(CAST('HUB_PARTY|' || (nullif(trim(case when coalesce(nullif(trim(w0_party_code),'')) is not null then nullif(trim(w0_party_code), '') end),'')) AS VARCHAR))), '')) is not null</w:t>
+              <w:t xml:space="preserve">     where MD5_BINARY(NULLIF(UPPER(TRIM(CAST('HUB_PARTY|' || (nullif(trim(case when nullif(trim(w0_party_code),'') is not null then nullif(trim(w0_party_code), '') end),'')) AS VARCHAR))), '')) is not null</w:t>
               <w:br/>
               <w:t xml:space="preserve">       and coalesce(nullif(trim((nullif(trim(to_varchar("PARTY_FUNCTION")), ''))), ''),'') is not null</w:t>
               <w:br/>
@@ -4646,15 +4625,15 @@
               <w:br/>
               <w:t xml:space="preserve">    select 'lnkfeed_mt_party_role &lt;- stg2_mt__uwr_pol_ins_rskp_msp_msd_prop_pv' as src_feed,</w:t>
               <w:br/>
-              <w:t xml:space="preserve">           MD5_BINARY(NULLIF(UPPER(TRIM(CAST('LNK_PARTY_ROLE|' || (coalesce(nullif(trim(case when coalesce(nullif(trim((nullif(trim(to_varchar("NOMINEE_NAME")), ''))),'')) is not null then 'NOMINEE:' || md5(upper(trim(nullif(trim((nullif(trim(to_varchar("NOMINEE_NAME")), ''))), '')))) end),''),'') || '|' || coalesce('NOMINEE','')) AS VARCHAR))), '')) as link_hkey,</w:t>
-              <w:br/>
-              <w:t xml:space="preserve">           MD5_BINARY(NULLIF(UPPER(TRIM(CAST('HUB_PARTY|' || (nullif(trim(case when coalesce(nullif(trim((nullif(trim(to_varchar("NOMINEE_NAME")), ''))),'')) is not null then 'NOMINEE:' || md5(upper(trim(nullif(trim((nullif(trim(to_varchar("NOMINEE_NAME")), ''))), '')))) end),'')) AS VARCHAR))), '')) as PARTY_HKEY,</w:t>
+              <w:t xml:space="preserve">           MD5_BINARY(NULLIF(UPPER(TRIM(CAST('LNK_PARTY_ROLE|' || (coalesce(nullif(trim(case when nullif(trim((nullif(trim(to_varchar("NOMINEE_NAME")), ''))),'') is not null then 'NOMINEE:' || md5(upper(trim(nullif(trim((nullif(trim(to_varchar("NOMINEE_NAME")), ''))), '')))) end),''),'') || '|' || coalesce('NOMINEE','')) AS VARCHAR))), '')) as link_hkey,</w:t>
+              <w:br/>
+              <w:t xml:space="preserve">           MD5_BINARY(NULLIF(UPPER(TRIM(CAST('HUB_PARTY|' || (nullif(trim(case when nullif(trim((nullif(trim(to_varchar("NOMINEE_NAME")), ''))),'') is not null then 'NOMINEE:' || md5(upper(trim(nullif(trim((nullif(trim(to_varchar("NOMINEE_NAME")), ''))), '')))) end),'')) AS VARCHAR))), '')) as PARTY_HKEY,</w:t>
               <w:br/>
               <w:t xml:space="preserve">           'NOMINEE' as PARTY_ROLE_ROLE</w:t>
               <w:br/>
               <w:t xml:space="preserve">      from RAW.MAXIMUS_TRAVEL.NONHLTH_TRV_UWR_VW_DATA_POLICY_DETAILS_INSURED_DETAILS_RISK_PROPERTY_MULTI_SET_PROPERTY_MULTI_SET_DETAIL_PROPERTY_PIVOT_VW</w:t>
               <w:br/>
-              <w:t xml:space="preserve">     where MD5_BINARY(NULLIF(UPPER(TRIM(CAST('HUB_PARTY|' || (nullif(trim(case when coalesce(nullif(trim((nullif(trim(to_varchar("NOMINEE_NAME")), ''))),'')) is not null then 'NOMINEE:' || md5(upper(trim(nullif(trim((nullif(trim(to_varchar("NOMINEE_NAME")), ''))), '')))) end),'')) AS VARCHAR))), '')) is not null</w:t>
+              <w:t xml:space="preserve">     where MD5_BINARY(NULLIF(UPPER(TRIM(CAST('HUB_PARTY|' || (nullif(trim(case when nullif(trim((nullif(trim(to_varchar("NOMINEE_NAME")), ''))),'') is not null then 'NOMINEE:' || md5(upper(trim(nullif(trim((nullif(trim(to_varchar("NOMINEE_NAME")), ''))), '')))) end),'')) AS VARCHAR))), '')) is not null</w:t>
               <w:br/>
               <w:t xml:space="preserve">       and 'NOMINEE' is not null</w:t>
               <w:br/>
@@ -4666,15 +4645,15 @@
               <w:br/>
               <w:t xml:space="preserve">    select 'lnkfeed_mt_party_role &lt;- stg2_mt__uwr_qpd_rskl_msp_imsd_inp_pv' as src_feed,</w:t>
               <w:br/>
-              <w:t xml:space="preserve">           MD5_BINARY(NULLIF(UPPER(TRIM(CAST('LNK_PARTY_ROLE|' || (coalesce(nullif(trim(case when coalesce(nullif(trim((nullif(trim(to_varchar("NOMINEE_NAME")), ''))),'')) is not null then 'NOMINEE:' || md5(upper(trim(nullif(trim((nullif(trim(to_varchar("NOMINEE_NAME")), ''))), '')))) end),''),'') || '|' || coalesce('NOMINEE','')) AS VARCHAR))), '')) as link_hkey,</w:t>
-              <w:br/>
-              <w:t xml:space="preserve">           MD5_BINARY(NULLIF(UPPER(TRIM(CAST('HUB_PARTY|' || (nullif(trim(case when coalesce(nullif(trim((nullif(trim(to_varchar("NOMINEE_NAME")), ''))),'')) is not null then 'NOMINEE:' || md5(upper(trim(nullif(trim((nullif(trim(to_varchar("NOMINEE_NAME")), ''))), '')))) end),'')) AS VARCHAR))), '')) as PARTY_HKEY,</w:t>
+              <w:t xml:space="preserve">           MD5_BINARY(NULLIF(UPPER(TRIM(CAST('LNK_PARTY_ROLE|' || (coalesce(nullif(trim(case when nullif(trim((nullif(trim(to_varchar("NOMINEE_NAME")), ''))),'') is not null then 'NOMINEE:' || md5(upper(trim(nullif(trim((nullif(trim(to_varchar("NOMINEE_NAME")), ''))), '')))) end),''),'') || '|' || coalesce('NOMINEE','')) AS VARCHAR))), '')) as link_hkey,</w:t>
+              <w:br/>
+              <w:t xml:space="preserve">           MD5_BINARY(NULLIF(UPPER(TRIM(CAST('HUB_PARTY|' || (nullif(trim(case when nullif(trim((nullif(trim(to_varchar("NOMINEE_NAME")), ''))),'') is not null then 'NOMINEE:' || md5(upper(trim(nullif(trim((nullif(trim(to_varchar("NOMINEE_NAME")), ''))), '')))) end),'')) AS VARCHAR))), '')) as PARTY_HKEY,</w:t>
               <w:br/>
               <w:t xml:space="preserve">           'NOMINEE' as PARTY_ROLE_ROLE</w:t>
               <w:br/>
               <w:t xml:space="preserve">      from RAW.MAXIMUS_TRAVEL.NONHLTH_TRV_UWR_VW_DATA_QUOTE_PARAM_DETAILS_RISK_LIST_MULTI_SET_PROPERTY_INPUT_MULTI_SET_DETAIL_INPUT_PROPERTY_PIVOT_VW</w:t>
               <w:br/>
-              <w:t xml:space="preserve">     where MD5_BINARY(NULLIF(UPPER(TRIM(CAST('HUB_PARTY|' || (nullif(trim(case when coalesce(nullif(trim((nullif(trim(to_varchar("NOMINEE_NAME")), ''))),'')) is not null then 'NOMINEE:' || md5(upper(trim(nullif(trim((nullif(trim(to_varchar("NOMINEE_NAME")), ''))), '')))) end),'')) AS VARCHAR))), '')) is not null</w:t>
+              <w:t xml:space="preserve">     where MD5_BINARY(NULLIF(UPPER(TRIM(CAST('HUB_PARTY|' || (nullif(trim(case when nullif(trim((nullif(trim(to_varchar("NOMINEE_NAME")), ''))),'') is not null then 'NOMINEE:' || md5(upper(trim(nullif(trim((nullif(trim(to_varchar("NOMINEE_NAME")), ''))), '')))) end),'')) AS VARCHAR))), '')) is not null</w:t>
               <w:br/>
               <w:t xml:space="preserve">       and 'NOMINEE' is not null</w:t>
               <w:br/>
@@ -4686,15 +4665,15 @@
               <w:br/>
               <w:t xml:space="preserve">    select 'lnkfeed_mt_party_role &lt;- stg2_mt__uwr_pol_polp_sp_pv' as src_feed,</w:t>
               <w:br/>
-              <w:t xml:space="preserve">           MD5_BINARY(NULLIF(UPPER(TRIM(CAST('LNK_PARTY_ROLE|' || (coalesce(nullif(trim(case when coalesce(nullif(trim(w3_policy_holder_code),'')) is not null then nullif(trim(w3_policy_holder_code), '') end),''),'') || '|' || coalesce('CUSTOMER','')) AS VARCHAR))), '')) as link_hkey,</w:t>
-              <w:br/>
-              <w:t xml:space="preserve">           MD5_BINARY(NULLIF(UPPER(TRIM(CAST('HUB_PARTY|' || (nullif(trim(case when coalesce(nullif(trim(w3_policy_holder_code),'')) is not null then nullif(trim(w3_policy_holder_code), '') end),'')) AS VARCHAR))), '')) as PARTY_HKEY,</w:t>
+              <w:t xml:space="preserve">           MD5_BINARY(NULLIF(UPPER(TRIM(CAST('LNK_PARTY_ROLE|' || (coalesce(nullif(trim(case when nullif(trim(w3_policy_holder_code),'') is not null then nullif(trim(w3_policy_holder_code), '') end),''),'') || '|' || coalesce('CUSTOMER','')) AS VARCHAR))), '')) as link_hkey,</w:t>
+              <w:br/>
+              <w:t xml:space="preserve">           MD5_BINARY(NULLIF(UPPER(TRIM(CAST('HUB_PARTY|' || (nullif(trim(case when nullif(trim(w3_policy_holder_code),'') is not null then nullif(trim(w3_policy_holder_code), '') end),'')) AS VARCHAR))), '')) as PARTY_HKEY,</w:t>
               <w:br/>
               <w:t xml:space="preserve">           'CUSTOMER' as PARTY_ROLE_ROLE</w:t>
               <w:br/>
               <w:t xml:space="preserve">      from RAW.MAXIMUS_TRAVEL.NONHLTH_TRV_UWR_VW_DATA_POLICY_DETAILS_POLICY_PROPERTY_SIMPLE_PROPERTY_PIVOT_VW</w:t>
               <w:br/>
-              <w:t xml:space="preserve">     where MD5_BINARY(NULLIF(UPPER(TRIM(CAST('HUB_PARTY|' || (nullif(trim(case when coalesce(nullif(trim(w3_policy_holder_code),'')) is not null then nullif(trim(w3_policy_holder_code), '') end),'')) AS VARCHAR))), '')) is not null</w:t>
+              <w:t xml:space="preserve">     where MD5_BINARY(NULLIF(UPPER(TRIM(CAST('HUB_PARTY|' || (nullif(trim(case when nullif(trim(w3_policy_holder_code),'') is not null then nullif(trim(w3_policy_holder_code), '') end),'')) AS VARCHAR))), '')) is not null</w:t>
               <w:br/>
               <w:t xml:space="preserve">       and 'CUSTOMER' is not null</w:t>
               <w:br/>
@@ -4706,15 +4685,15 @@
               <w:br/>
               <w:t xml:space="preserve">    select 'lnkfeed_mt_party_role &lt;- stg2_mt__uwr_qpd_polp_rl_pv' as src_feed,</w:t>
               <w:br/>
-              <w:t xml:space="preserve">           MD5_BINARY(NULLIF(UPPER(TRIM(CAST('LNK_PARTY_ROLE|' || (coalesce(nullif(trim(case when coalesce(nullif(trim(w2_policy_holder_code),'')) is not null then nullif(trim(w2_policy_holder_code), '') end),''),'') || '|' || coalesce('CUSTOMER','')) AS VARCHAR))), '')) as link_hkey,</w:t>
-              <w:br/>
-              <w:t xml:space="preserve">           MD5_BINARY(NULLIF(UPPER(TRIM(CAST('HUB_PARTY|' || (nullif(trim(case when coalesce(nullif(trim(w2_policy_holder_code),'')) is not null then nullif(trim(w2_policy_holder_code), '') end),'')) AS VARCHAR))), '')) as PARTY_HKEY,</w:t>
+              <w:t xml:space="preserve">           MD5_BINARY(NULLIF(UPPER(TRIM(CAST('LNK_PARTY_ROLE|' || (coalesce(nullif(trim(case when nullif(trim(w2_policy_holder_code),'') is not null then nullif(trim(w2_policy_holder_code), '') end),''),'') || '|' || coalesce('CUSTOMER','')) AS VARCHAR))), '')) as link_hkey,</w:t>
+              <w:br/>
+              <w:t xml:space="preserve">           MD5_BINARY(NULLIF(UPPER(TRIM(CAST('HUB_PARTY|' || (nullif(trim(case when nullif(trim(w2_policy_holder_code),'') is not null then nullif(trim(w2_policy_holder_code), '') end),'')) AS VARCHAR))), '')) as PARTY_HKEY,</w:t>
               <w:br/>
               <w:t xml:space="preserve">           'CUSTOMER' as PARTY_ROLE_ROLE</w:t>
               <w:br/>
               <w:t xml:space="preserve">      from RAW.MAXIMUS_TRAVEL.NONHLTH_TRV_UWR_VW_DATA_QUOTE_PARAM_DETAILS_POLICY_PROPERTY_RULE_LIST_PIVOT_VW</w:t>
               <w:br/>
-              <w:t xml:space="preserve">     where MD5_BINARY(NULLIF(UPPER(TRIM(CAST('HUB_PARTY|' || (nullif(trim(case when coalesce(nullif(trim(w2_policy_holder_code),'')) is not null then nullif(trim(w2_policy_holder_code), '') end),'')) AS VARCHAR))), '')) is not null</w:t>
+              <w:t xml:space="preserve">     where MD5_BINARY(NULLIF(UPPER(TRIM(CAST('HUB_PARTY|' || (nullif(trim(case when nullif(trim(w2_policy_holder_code),'') is not null then nullif(trim(w2_policy_holder_code), '') end),'')) AS VARCHAR))), '')) is not null</w:t>
               <w:br/>
               <w:t xml:space="preserve">       and 'CUSTOMER' is not null</w:t>
               <w:br/>
@@ -4726,15 +4705,15 @@
               <w:br/>
               <w:t xml:space="preserve">    select 'lnkfeed_mt_party_role &lt;- stg2_mt__uwr_pol_ins_mbr_pp_sp_pv' as src_feed,</w:t>
               <w:br/>
-              <w:t xml:space="preserve">           MD5_BINARY(NULLIF(UPPER(TRIM(CAST('LNK_PARTY_ROLE|' || (coalesce(nullif(trim(case when coalesce(nullif(trim(w0_party_code),'')) is not null then nullif(trim(w0_party_code), '') end),''),'') || '|' || coalesce(coalesce(nullif(trim((nullif(trim(to_varchar("PARTY_FUNCTION")), ''))), ''),''),'')) AS VARCHAR))), '')) as link_hkey,</w:t>
-              <w:br/>
-              <w:t xml:space="preserve">           MD5_BINARY(NULLIF(UPPER(TRIM(CAST('HUB_PARTY|' || (nullif(trim(case when coalesce(nullif(trim(w0_party_code),'')) is not null then nullif(trim(w0_party_code), '') end),'')) AS VARCHAR))), '')) as PARTY_HKEY,</w:t>
+              <w:t xml:space="preserve">           MD5_BINARY(NULLIF(UPPER(TRIM(CAST('LNK_PARTY_ROLE|' || (coalesce(nullif(trim(case when nullif(trim(w0_party_code),'') is not null then nullif(trim(w0_party_code), '') end),''),'') || '|' || coalesce(coalesce(nullif(trim((nullif(trim(to_varchar("PARTY_FUNCTION")), ''))), ''),''),'')) AS VARCHAR))), '')) as link_hkey,</w:t>
+              <w:br/>
+              <w:t xml:space="preserve">           MD5_BINARY(NULLIF(UPPER(TRIM(CAST('HUB_PARTY|' || (nullif(trim(case when nullif(trim(w0_party_code),'') is not null then nullif(trim(w0_party_code), '') end),'')) AS VARCHAR))), '')) as PARTY_HKEY,</w:t>
               <w:br/>
               <w:t xml:space="preserve">           coalesce(nullif(trim((nullif(trim(to_varchar("PARTY_FUNCTION")), ''))), ''),'') as PARTY_ROLE_ROLE</w:t>
               <w:br/>
               <w:t xml:space="preserve">      from RAW.MAXIMUS_TRAVEL.NONHLTH_TRV_UWR_VW_DATA_POLICY_DETAILS_INSURED_DETAILS_MEMBER_DETAILS_PARTY_PROPERTY_SIMPLE_PROPERTY_PIVOT_VW</w:t>
               <w:br/>
-              <w:t xml:space="preserve">     where MD5_BINARY(NULLIF(UPPER(TRIM(CAST('HUB_PARTY|' || (nullif(trim(case when coalesce(nullif(trim(w0_party_code),'')) is not null then nullif(trim(w0_party_code), '') end),'')) AS VARCHAR))), '')) is not null</w:t>
+              <w:t xml:space="preserve">     where MD5_BINARY(NULLIF(UPPER(TRIM(CAST('HUB_PARTY|' || (nullif(trim(case when nullif(trim(w0_party_code),'') is not null then nullif(trim(w0_party_code), '') end),'')) AS VARCHAR))), '')) is not null</w:t>
               <w:br/>
               <w:t xml:space="preserve">       and coalesce(nullif(trim((nullif(trim(to_varchar("PARTY_FUNCTION")), ''))), ''),'') is not null</w:t>
               <w:br/>
@@ -4812,9 +4791,6 @@
       </w:pPr>
       <w:r>
         <w:t xml:space="preserve">8. MAXIMUS — LINK_PARTY_ROLE -- (b) orphan links (link FK -&gt; hub)</w:t>
-      </w:r>
-      <w:r>
-        <w:t xml:space="preserve">  [M2]</w:t>
       </w:r>
     </w:p>
     <w:tbl>
@@ -5136,9 +5112,6 @@
       <w:r>
         <w:t xml:space="preserve">9. MAXIMUS — LINK_PARTY_ROLE -- (c) unexpected links (link -&gt; RAW)</w:t>
       </w:r>
-      <w:r>
-        <w:t xml:space="preserve">  [M3]</w:t>
-      </w:r>
     </w:p>
     <w:tbl>
       <w:tblPr>
@@ -5364,15 +5337,15 @@
               <w:br/>
               <w:t xml:space="preserve">    -- via lnkfeed_mt_party_role &lt;- stg2_mt__uwr_pol_ins_rskp_msp_msd_prop_pv</w:t>
               <w:br/>
-              <w:t xml:space="preserve">    select MD5_BINARY(NULLIF(UPPER(TRIM(CAST('LNK_PARTY_ROLE|' || (coalesce(nullif(trim(case when coalesce(nullif(trim((nullif(trim(to_varchar("NOMINEE_NAME")), ''))),'')) is not null then 'NOMINEE:' || md5(upper(trim(nullif(trim((nullif(trim(to_varchar("NOMINEE_NAME")), ''))), '')))) end),''),'') || '|' || coalesce('NOMINEE','')) AS VARCHAR))), '')) as link_hkey,</w:t>
-              <w:br/>
-              <w:t xml:space="preserve">           MD5_BINARY(NULLIF(UPPER(TRIM(CAST('HUB_PARTY|' || (nullif(trim(case when coalesce(nullif(trim((nullif(trim(to_varchar("NOMINEE_NAME")), ''))),'')) is not null then 'NOMINEE:' || md5(upper(trim(nullif(trim((nullif(trim(to_varchar("NOMINEE_NAME")), ''))), '')))) end),'')) AS VARCHAR))), '')) as PARTY_HKEY,</w:t>
+              <w:t xml:space="preserve">    select MD5_BINARY(NULLIF(UPPER(TRIM(CAST('LNK_PARTY_ROLE|' || (coalesce(nullif(trim(case when nullif(trim((nullif(trim(to_varchar("NOMINEE_NAME")), ''))),'') is not null then 'NOMINEE:' || md5(upper(trim(nullif(trim((nullif(trim(to_varchar("NOMINEE_NAME")), ''))), '')))) end),''),'') || '|' || coalesce('NOMINEE','')) AS VARCHAR))), '')) as link_hkey,</w:t>
+              <w:br/>
+              <w:t xml:space="preserve">           MD5_BINARY(NULLIF(UPPER(TRIM(CAST('HUB_PARTY|' || (nullif(trim(case when nullif(trim((nullif(trim(to_varchar("NOMINEE_NAME")), ''))),'') is not null then 'NOMINEE:' || md5(upper(trim(nullif(trim((nullif(trim(to_varchar("NOMINEE_NAME")), ''))), '')))) end),'')) AS VARCHAR))), '')) as PARTY_HKEY,</w:t>
               <w:br/>
               <w:t xml:space="preserve">           'NOMINEE' as PARTY_ROLE_ROLE</w:t>
               <w:br/>
               <w:t xml:space="preserve">      from RAW.MAXIMUS_TRAVEL.NONHLTH_TRV_UWR_VW_DATA_POLICY_DETAILS_INSURED_DETAILS_RISK_PROPERTY_MULTI_SET_PROPERTY_MULTI_SET_DETAIL_PROPERTY_PIVOT_VW</w:t>
               <w:br/>
-              <w:t xml:space="preserve">     where MD5_BINARY(NULLIF(UPPER(TRIM(CAST('HUB_PARTY|' || (nullif(trim(case when coalesce(nullif(trim((nullif(trim(to_varchar("NOMINEE_NAME")), ''))),'')) is not null then 'NOMINEE:' || md5(upper(trim(nullif(trim((nullif(trim(to_varchar("NOMINEE_NAME")), ''))), '')))) end),'')) AS VARCHAR))), '')) is not null</w:t>
+              <w:t xml:space="preserve">     where MD5_BINARY(NULLIF(UPPER(TRIM(CAST('HUB_PARTY|' || (nullif(trim(case when nullif(trim((nullif(trim(to_varchar("NOMINEE_NAME")), ''))),'') is not null then 'NOMINEE:' || md5(upper(trim(nullif(trim((nullif(trim(to_varchar("NOMINEE_NAME")), ''))), '')))) end),'')) AS VARCHAR))), '')) is not null</w:t>
               <w:br/>
               <w:t xml:space="preserve">       and 'NOMINEE' is not null</w:t>
               <w:br/>
@@ -5382,15 +5355,15 @@
               <w:br/>
               <w:t xml:space="preserve">    -- via lnkfeed_mt_party_role &lt;- stg2_mt__uwr_qpd_rskl_msp_imsd_inp_pv</w:t>
               <w:br/>
-              <w:t xml:space="preserve">    select MD5_BINARY(NULLIF(UPPER(TRIM(CAST('LNK_PARTY_ROLE|' || (coalesce(nullif(trim(case when coalesce(nullif(trim((nullif(trim(to_varchar("NOMINEE_NAME")), ''))),'')) is not null then 'NOMINEE:' || md5(upper(trim(nullif(trim((nullif(trim(to_varchar("NOMINEE_NAME")), ''))), '')))) end),''),'') || '|' || coalesce('NOMINEE','')) AS VARCHAR))), '')) as link_hkey,</w:t>
-              <w:br/>
-              <w:t xml:space="preserve">           MD5_BINARY(NULLIF(UPPER(TRIM(CAST('HUB_PARTY|' || (nullif(trim(case when coalesce(nullif(trim((nullif(trim(to_varchar("NOMINEE_NAME")), ''))),'')) is not null then 'NOMINEE:' || md5(upper(trim(nullif(trim((nullif(trim(to_varchar("NOMINEE_NAME")), ''))), '')))) end),'')) AS VARCHAR))), '')) as PARTY_HKEY,</w:t>
+              <w:t xml:space="preserve">    select MD5_BINARY(NULLIF(UPPER(TRIM(CAST('LNK_PARTY_ROLE|' || (coalesce(nullif(trim(case when nullif(trim((nullif(trim(to_varchar("NOMINEE_NAME")), ''))),'') is not null then 'NOMINEE:' || md5(upper(trim(nullif(trim((nullif(trim(to_varchar("NOMINEE_NAME")), ''))), '')))) end),''),'') || '|' || coalesce('NOMINEE','')) AS VARCHAR))), '')) as link_hkey,</w:t>
+              <w:br/>
+              <w:t xml:space="preserve">           MD5_BINARY(NULLIF(UPPER(TRIM(CAST('HUB_PARTY|' || (nullif(trim(case when nullif(trim((nullif(trim(to_varchar("NOMINEE_NAME")), ''))),'') is not null then 'NOMINEE:' || md5(upper(trim(nullif(trim((nullif(trim(to_varchar("NOMINEE_NAME")), ''))), '')))) end),'')) AS VARCHAR))), '')) as PARTY_HKEY,</w:t>
               <w:br/>
               <w:t xml:space="preserve">           'NOMINEE' as PARTY_ROLE_ROLE</w:t>
               <w:br/>
               <w:t xml:space="preserve">      from RAW.MAXIMUS_TRAVEL.NONHLTH_TRV_UWR_VW_DATA_QUOTE_PARAM_DETAILS_RISK_LIST_MULTI_SET_PROPERTY_INPUT_MULTI_SET_DETAIL_INPUT_PROPERTY_PIVOT_VW</w:t>
               <w:br/>
-              <w:t xml:space="preserve">     where MD5_BINARY(NULLIF(UPPER(TRIM(CAST('HUB_PARTY|' || (nullif(trim(case when coalesce(nullif(trim((nullif(trim(to_varchar("NOMINEE_NAME")), ''))),'')) is not null then 'NOMINEE:' || md5(upper(trim(nullif(trim((nullif(trim(to_varchar("NOMINEE_NAME")), ''))), '')))) end),'')) AS VARCHAR))), '')) is not null</w:t>
+              <w:t xml:space="preserve">     where MD5_BINARY(NULLIF(UPPER(TRIM(CAST('HUB_PARTY|' || (nullif(trim(case when nullif(trim((nullif(trim(to_varchar("NOMINEE_NAME")), ''))),'') is not null then 'NOMINEE:' || md5(upper(trim(nullif(trim((nullif(trim(to_varchar("NOMINEE_NAME")), ''))), '')))) end),'')) AS VARCHAR))), '')) is not null</w:t>
               <w:br/>
               <w:t xml:space="preserve">       and 'NOMINEE' is not null</w:t>
               <w:br/>
@@ -5400,15 +5373,15 @@
               <w:br/>
               <w:t xml:space="preserve">    -- via lnkfeed_mt_party_role &lt;- stg2_mt__uwr_pol_polp_sp_pv</w:t>
               <w:br/>
-              <w:t xml:space="preserve">    select MD5_BINARY(NULLIF(UPPER(TRIM(CAST('LNK_PARTY_ROLE|' || (coalesce(nullif(trim(case when coalesce(nullif(trim(w3_policy_holder_code),'')) is not null then nullif(trim(w3_policy_holder_code), '') end),''),'') || '|' || coalesce('CUSTOMER','')) AS VARCHAR))), '')) as link_hkey,</w:t>
-              <w:br/>
-              <w:t xml:space="preserve">           MD5_BINARY(NULLIF(UPPER(TRIM(CAST('HUB_PARTY|' || (nullif(trim(case when coalesce(nullif(trim(w3_policy_holder_code),'')) is not null then nullif(trim(w3_policy_holder_code), '') end),'')) AS VARCHAR))), '')) as PARTY_HKEY,</w:t>
+              <w:t xml:space="preserve">    select MD5_BINARY(NULLIF(UPPER(TRIM(CAST('LNK_PARTY_ROLE|' || (coalesce(nullif(trim(case when nullif(trim(w3_policy_holder_code),'') is not null then nullif(trim(w3_policy_holder_code), '') end),''),'') || '|' || coalesce('CUSTOMER','')) AS VARCHAR))), '')) as link_hkey,</w:t>
+              <w:br/>
+              <w:t xml:space="preserve">           MD5_BINARY(NULLIF(UPPER(TRIM(CAST('HUB_PARTY|' || (nullif(trim(case when nullif(trim(w3_policy_holder_code),'') is not null then nullif(trim(w3_policy_holder_code), '') end),'')) AS VARCHAR))), '')) as PARTY_HKEY,</w:t>
               <w:br/>
               <w:t xml:space="preserve">           'CUSTOMER' as PARTY_ROLE_ROLE</w:t>
               <w:br/>
               <w:t xml:space="preserve">      from RAW.MAXIMUS_TRAVEL.NONHLTH_TRV_UWR_VW_DATA_POLICY_DETAILS_POLICY_PROPERTY_SIMPLE_PROPERTY_PIVOT_VW</w:t>
               <w:br/>
-              <w:t xml:space="preserve">     where MD5_BINARY(NULLIF(UPPER(TRIM(CAST('HUB_PARTY|' || (nullif(trim(case when coalesce(nullif(trim(w3_policy_holder_code),'')) is not null then nullif(trim(w3_policy_holder_code), '') end),'')) AS VARCHAR))), '')) is not null</w:t>
+              <w:t xml:space="preserve">     where MD5_BINARY(NULLIF(UPPER(TRIM(CAST('HUB_PARTY|' || (nullif(trim(case when nullif(trim(w3_policy_holder_code),'') is not null then nullif(trim(w3_policy_holder_code), '') end),'')) AS VARCHAR))), '')) is not null</w:t>
               <w:br/>
               <w:t xml:space="preserve">       and 'CUSTOMER' is not null</w:t>
               <w:br/>
@@ -5418,15 +5391,15 @@
               <w:br/>
               <w:t xml:space="preserve">    -- via lnkfeed_mt_party_role &lt;- stg2_mt__uwr_qpd_polp_rl_pv</w:t>
               <w:br/>
-              <w:t xml:space="preserve">    select MD5_BINARY(NULLIF(UPPER(TRIM(CAST('LNK_PARTY_ROLE|' || (coalesce(nullif(trim(case when coalesce(nullif(trim(w2_policy_holder_code),'')) is not null then nullif(trim(w2_policy_holder_code), '') end),''),'') || '|' || coalesce('CUSTOMER','')) AS VARCHAR))), '')) as link_hkey,</w:t>
-              <w:br/>
-              <w:t xml:space="preserve">           MD5_BINARY(NULLIF(UPPER(TRIM(CAST('HUB_PARTY|' || (nullif(trim(case when coalesce(nullif(trim(w2_policy_holder_code),'')) is not null then nullif(trim(w2_policy_holder_code), '') end),'')) AS VARCHAR))), '')) as PARTY_HKEY,</w:t>
+              <w:t xml:space="preserve">    select MD5_BINARY(NULLIF(UPPER(TRIM(CAST('LNK_PARTY_ROLE|' || (coalesce(nullif(trim(case when nullif(trim(w2_policy_holder_code),'') is not null then nullif(trim(w2_policy_holder_code), '') end),''),'') || '|' || coalesce('CUSTOMER','')) AS VARCHAR))), '')) as link_hkey,</w:t>
+              <w:br/>
+              <w:t xml:space="preserve">           MD5_BINARY(NULLIF(UPPER(TRIM(CAST('HUB_PARTY|' || (nullif(trim(case when nullif(trim(w2_policy_holder_code),'') is not null then nullif(trim(w2_policy_holder_code), '') end),'')) AS VARCHAR))), '')) as PARTY_HKEY,</w:t>
               <w:br/>
               <w:t xml:space="preserve">           'CUSTOMER' as PARTY_ROLE_ROLE</w:t>
               <w:br/>
               <w:t xml:space="preserve">      from RAW.MAXIMUS_TRAVEL.NONHLTH_TRV_UWR_VW_DATA_QUOTE_PARAM_DETAILS_POLICY_PROPERTY_RULE_LIST_PIVOT_VW</w:t>
               <w:br/>
-              <w:t xml:space="preserve">     where MD5_BINARY(NULLIF(UPPER(TRIM(CAST('HUB_PARTY|' || (nullif(trim(case when coalesce(nullif(trim(w2_policy_holder_code),'')) is not null then nullif(trim(w2_policy_holder_code), '') end),'')) AS VARCHAR))), '')) is not null</w:t>
+              <w:t xml:space="preserve">     where MD5_BINARY(NULLIF(UPPER(TRIM(CAST('HUB_PARTY|' || (nullif(trim(case when nullif(trim(w2_policy_holder_code),'') is not null then nullif(trim(w2_policy_holder_code), '') end),'')) AS VARCHAR))), '')) is not null</w:t>
               <w:br/>
               <w:t xml:space="preserve">       and 'CUSTOMER' is not null</w:t>
               <w:br/>
@@ -5436,15 +5409,15 @@
               <w:br/>
               <w:t xml:space="preserve">    -- via lnkfeed_mt_party_role &lt;- stg2_mt__uwr_pol_ins_mbr_pp_sp_pv</w:t>
               <w:br/>
-              <w:t xml:space="preserve">    select MD5_BINARY(NULLIF(UPPER(TRIM(CAST('LNK_PARTY_ROLE|' || (coalesce(nullif(trim(case when coalesce(nullif(trim(w0_party_code),'')) is not null then nullif(trim(w0_party_code), '') end),''),'') || '|' || coalesce(coalesce(nullif(trim((nullif(trim(to_varchar("PARTY_FUNCTION")), ''))), ''),''),'')) AS VARCHAR))), '')) as link_hkey,</w:t>
-              <w:br/>
-              <w:t xml:space="preserve">           MD5_BINARY(NULLIF(UPPER(TRIM(CAST('HUB_PARTY|' || (nullif(trim(case when coalesce(nullif(trim(w0_party_code),'')) is not null then nullif(trim(w0_party_code), '') end),'')) AS VARCHAR))), '')) as PARTY_HKEY,</w:t>
+              <w:t xml:space="preserve">    select MD5_BINARY(NULLIF(UPPER(TRIM(CAST('LNK_PARTY_ROLE|' || (coalesce(nullif(trim(case when nullif(trim(w0_party_code),'') is not null then nullif(trim(w0_party_code), '') end),''),'') || '|' || coalesce(coalesce(nullif(trim((nullif(trim(to_varchar("PARTY_FUNCTION")), ''))), ''),''),'')) AS VARCHAR))), '')) as link_hkey,</w:t>
+              <w:br/>
+              <w:t xml:space="preserve">           MD5_BINARY(NULLIF(UPPER(TRIM(CAST('HUB_PARTY|' || (nullif(trim(case when nullif(trim(w0_party_code),'') is not null then nullif(trim(w0_party_code), '') end),'')) AS VARCHAR))), '')) as PARTY_HKEY,</w:t>
               <w:br/>
               <w:t xml:space="preserve">           coalesce(nullif(trim((nullif(trim(to_varchar("PARTY_FUNCTION")), ''))), ''),'') as PARTY_ROLE_ROLE</w:t>
               <w:br/>
               <w:t xml:space="preserve">      from RAW.MAXIMUS_TRAVEL.NONHLTH_TRV_UWR_VW_DATA_POLICY_DETAILS_INSURED_DETAILS_MEMBER_DETAILS_PARTY_PROPERTY_SIMPLE_PROPERTY_PIVOT_VW</w:t>
               <w:br/>
-              <w:t xml:space="preserve">     where MD5_BINARY(NULLIF(UPPER(TRIM(CAST('HUB_PARTY|' || (nullif(trim(case when coalesce(nullif(trim(w0_party_code),'')) is not null then nullif(trim(w0_party_code), '') end),'')) AS VARCHAR))), '')) is not null</w:t>
+              <w:t xml:space="preserve">     where MD5_BINARY(NULLIF(UPPER(TRIM(CAST('HUB_PARTY|' || (nullif(trim(case when nullif(trim(w0_party_code),'') is not null then nullif(trim(w0_party_code), '') end),'')) AS VARCHAR))), '')) is not null</w:t>
               <w:br/>
               <w:t xml:space="preserve">       and coalesce(nullif(trim((nullif(trim(to_varchar("PARTY_FUNCTION")), ''))), ''),'') is not null</w:t>
               <w:br/>
@@ -5528,9 +5501,6 @@
       </w:pPr>
       <w:r>
         <w:t xml:space="preserve">10. MAXIMUS — LINK_POLICY_PARTY -- (a) missing links (RAW -&gt; link)</w:t>
-      </w:r>
-      <w:r>
-        <w:t xml:space="preserve">  [M3]</w:t>
       </w:r>
     </w:p>
     <w:tbl>
@@ -5759,17 +5729,17 @@
               <w:br/>
               <w:t xml:space="preserve">    select 'lnkfeed_mt_policy_party &lt;- stg2_mt__uwr_pol_ins_mbr_party_relation' as src_feed,</w:t>
               <w:br/>
-              <w:t xml:space="preserve">           MD5_BINARY(NULLIF(UPPER(TRIM(CAST('LNK_POLICY_PARTY|' || (coalesce(nullif(trim(case when coalesce(nullif(trim("FOREIGN_KEY"),'')) is not null then nullif(trim("FOREIGN_KEY"), '') end),''),'') || '|' || coalesce(nullif(trim(case when coalesce(nullif(trim(w0_party_code),'')) is not null then nullif(trim(w0_party_code), '') end),''),'')) AS VARCHAR))), '')) as link_hkey,</w:t>
-              <w:br/>
-              <w:t xml:space="preserve">           MD5_BINARY(NULLIF(UPPER(TRIM(CAST('HUB_POLICY|' || (nullif(trim(case when coalesce(nullif(trim("FOREIGN_KEY"),'')) is not null then nullif(trim("FOREIGN_KEY"), '') end),'')) AS VARCHAR))), '')) as POLICY_HKEY,</w:t>
-              <w:br/>
-              <w:t xml:space="preserve">           MD5_BINARY(NULLIF(UPPER(TRIM(CAST('HUB_PARTY|' || (nullif(trim(case when coalesce(nullif(trim(w0_party_code),'')) is not null then nullif(trim(w0_party_code), '') end),'')) AS VARCHAR))), '')) as PARTY_HKEY</w:t>
+              <w:t xml:space="preserve">           MD5_BINARY(NULLIF(UPPER(TRIM(CAST('LNK_POLICY_PARTY|' || (coalesce(nullif(trim(case when nullif(trim("FOREIGN_KEY"),'') is not null then nullif(trim("FOREIGN_KEY"), '') end),''),'') || '|' || coalesce(nullif(trim(case when nullif(trim(w0_party_code),'') is not null then nullif(trim(w0_party_code), '') end),''),'')) AS VARCHAR))), '')) as link_hkey,</w:t>
+              <w:br/>
+              <w:t xml:space="preserve">           MD5_BINARY(NULLIF(UPPER(TRIM(CAST('HUB_POLICY|' || (nullif(trim(case when nullif(trim("FOREIGN_KEY"),'') is not null then nullif(trim("FOREIGN_KEY"), '') end),'')) AS VARCHAR))), '')) as POLICY_HKEY,</w:t>
+              <w:br/>
+              <w:t xml:space="preserve">           MD5_BINARY(NULLIF(UPPER(TRIM(CAST('HUB_PARTY|' || (nullif(trim(case when nullif(trim(w0_party_code),'') is not null then nullif(trim(w0_party_code), '') end),'')) AS VARCHAR))), '')) as PARTY_HKEY</w:t>
               <w:br/>
               <w:t xml:space="preserve">      from RAW.MAXIMUS_TRAVEL.NONHLTH_TRV_UWR_VW_DATA_POLICY_DETAILS_INSURED_DETAILS_MEMBER_DETAILS_PARTY_RELATION</w:t>
               <w:br/>
-              <w:t xml:space="preserve">     where MD5_BINARY(NULLIF(UPPER(TRIM(CAST('HUB_POLICY|' || (nullif(trim(case when coalesce(nullif(trim("FOREIGN_KEY"),'')) is not null then nullif(trim("FOREIGN_KEY"), '') end),'')) AS VARCHAR))), '')) is not null</w:t>
-              <w:br/>
-              <w:t xml:space="preserve">       and MD5_BINARY(NULLIF(UPPER(TRIM(CAST('HUB_PARTY|' || (nullif(trim(case when coalesce(nullif(trim(w0_party_code),'')) is not null then nullif(trim(w0_party_code), '') end),'')) AS VARCHAR))), '')) is not null</w:t>
+              <w:t xml:space="preserve">     where MD5_BINARY(NULLIF(UPPER(TRIM(CAST('HUB_POLICY|' || (nullif(trim(case when nullif(trim("FOREIGN_KEY"),'') is not null then nullif(trim("FOREIGN_KEY"), '') end),'')) AS VARCHAR))), '')) is not null</w:t>
+              <w:br/>
+              <w:t xml:space="preserve">       and MD5_BINARY(NULLIF(UPPER(TRIM(CAST('HUB_PARTY|' || (nullif(trim(case when nullif(trim(w0_party_code),'') is not null then nullif(trim(w0_party_code), '') end),'')) AS VARCHAR))), '')) is not null</w:t>
               <w:br/>
               <w:t xml:space="preserve">       and (policy_party_bk__insured_member is not null)</w:t>
               <w:br/>
@@ -5779,17 +5749,17 @@
               <w:br/>
               <w:t xml:space="preserve">    select 'lnkfeed_mt_policy_party &lt;- stg2_mt__uwr_pol_ins_mbr_party_relation' as src_feed,</w:t>
               <w:br/>
-              <w:t xml:space="preserve">           MD5_BINARY(NULLIF(UPPER(TRIM(CAST('LNK_POLICY_PARTY|' || (coalesce(nullif(trim(case when coalesce(nullif(trim("FOREIGN_KEY"),'')) is not null then nullif(trim("FOREIGN_KEY"), '') end),''),'') || '|' || coalesce(nullif(trim(case when coalesce(nullif(trim(w0_party_code),'')) is not null then nullif(trim(w0_party_code), '') end),''),'')) AS VARCHAR))), '')) as link_hkey,</w:t>
-              <w:br/>
-              <w:t xml:space="preserve">           MD5_BINARY(NULLIF(UPPER(TRIM(CAST('HUB_POLICY|' || (nullif(trim(case when coalesce(nullif(trim("FOREIGN_KEY"),'')) is not null then nullif(trim("FOREIGN_KEY"), '') end),'')) AS VARCHAR))), '')) as POLICY_HKEY,</w:t>
-              <w:br/>
-              <w:t xml:space="preserve">           MD5_BINARY(NULLIF(UPPER(TRIM(CAST('HUB_PARTY|' || (nullif(trim(case when coalesce(nullif(trim(w0_party_code),'')) is not null then nullif(trim(w0_party_code), '') end),'')) AS VARCHAR))), '')) as PARTY_HKEY</w:t>
+              <w:t xml:space="preserve">           MD5_BINARY(NULLIF(UPPER(TRIM(CAST('LNK_POLICY_PARTY|' || (coalesce(nullif(trim(case when nullif(trim("FOREIGN_KEY"),'') is not null then nullif(trim("FOREIGN_KEY"), '') end),''),'') || '|' || coalesce(nullif(trim(case when nullif(trim(w0_party_code),'') is not null then nullif(trim(w0_party_code), '') end),''),'')) AS VARCHAR))), '')) as link_hkey,</w:t>
+              <w:br/>
+              <w:t xml:space="preserve">           MD5_BINARY(NULLIF(UPPER(TRIM(CAST('HUB_POLICY|' || (nullif(trim(case when nullif(trim("FOREIGN_KEY"),'') is not null then nullif(trim("FOREIGN_KEY"), '') end),'')) AS VARCHAR))), '')) as POLICY_HKEY,</w:t>
+              <w:br/>
+              <w:t xml:space="preserve">           MD5_BINARY(NULLIF(UPPER(TRIM(CAST('HUB_PARTY|' || (nullif(trim(case when nullif(trim(w0_party_code),'') is not null then nullif(trim(w0_party_code), '') end),'')) AS VARCHAR))), '')) as PARTY_HKEY</w:t>
               <w:br/>
               <w:t xml:space="preserve">      from RAW.MAXIMUS_TRAVEL.NONHLTH_TRV_UWR_VW_DATA_POLICY_DETAILS_INSURED_DETAILS_MEMBER_DETAILS_PARTY_RELATION</w:t>
               <w:br/>
-              <w:t xml:space="preserve">     where MD5_BINARY(NULLIF(UPPER(TRIM(CAST('HUB_POLICY|' || (nullif(trim(case when coalesce(nullif(trim("FOREIGN_KEY"),'')) is not null then nullif(trim("FOREIGN_KEY"), '') end),'')) AS VARCHAR))), '')) is not null</w:t>
-              <w:br/>
-              <w:t xml:space="preserve">       and MD5_BINARY(NULLIF(UPPER(TRIM(CAST('HUB_PARTY|' || (nullif(trim(case when coalesce(nullif(trim(w0_party_code),'')) is not null then nullif(trim(w0_party_code), '') end),'')) AS VARCHAR))), '')) is not null</w:t>
+              <w:t xml:space="preserve">     where MD5_BINARY(NULLIF(UPPER(TRIM(CAST('HUB_POLICY|' || (nullif(trim(case when nullif(trim("FOREIGN_KEY"),'') is not null then nullif(trim("FOREIGN_KEY"), '') end),'')) AS VARCHAR))), '')) is not null</w:t>
+              <w:br/>
+              <w:t xml:space="preserve">       and MD5_BINARY(NULLIF(UPPER(TRIM(CAST('HUB_PARTY|' || (nullif(trim(case when nullif(trim(w0_party_code),'') is not null then nullif(trim(w0_party_code), '') end),'')) AS VARCHAR))), '')) is not null</w:t>
               <w:br/>
               <w:t xml:space="preserve">       and (policy_party_bk__insured_member is not null)</w:t>
               <w:br/>
@@ -5799,17 +5769,17 @@
               <w:br/>
               <w:t xml:space="preserve">    select 'lnkfeed_mt_policy_party &lt;- stg2_mt__uwr_pol_prp_party_relation' as src_feed,</w:t>
               <w:br/>
-              <w:t xml:space="preserve">           MD5_BINARY(NULLIF(UPPER(TRIM(CAST('LNK_POLICY_PARTY|' || (coalesce(nullif(trim(case when coalesce(nullif(trim("FOREIGN_KEY"),'')) is not null then nullif(trim("FOREIGN_KEY"), '') end),''),'') || '|' || coalesce(nullif(trim(case when coalesce(nullif(trim(w0_party_code),'')) is not null then nullif(trim(w0_party_code), '') end),''),'')) AS VARCHAR))), '')) as link_hkey,</w:t>
-              <w:br/>
-              <w:t xml:space="preserve">           MD5_BINARY(NULLIF(UPPER(TRIM(CAST('HUB_POLICY|' || (nullif(trim(case when coalesce(nullif(trim("FOREIGN_KEY"),'')) is not null then nullif(trim("FOREIGN_KEY"), '') end),'')) AS VARCHAR))), '')) as POLICY_HKEY,</w:t>
-              <w:br/>
-              <w:t xml:space="preserve">           MD5_BINARY(NULLIF(UPPER(TRIM(CAST('HUB_PARTY|' || (nullif(trim(case when coalesce(nullif(trim(w0_party_code),'')) is not null then nullif(trim(w0_party_code), '') end),'')) AS VARCHAR))), '')) as PARTY_HKEY</w:t>
+              <w:t xml:space="preserve">           MD5_BINARY(NULLIF(UPPER(TRIM(CAST('LNK_POLICY_PARTY|' || (coalesce(nullif(trim(case when nullif(trim("FOREIGN_KEY"),'') is not null then nullif(trim("FOREIGN_KEY"), '') end),''),'') || '|' || coalesce(nullif(trim(case when nullif(trim(w0_party_code),'') is not null then nullif(trim(w0_party_code), '') end),''),'')) AS VARCHAR))), '')) as link_hkey,</w:t>
+              <w:br/>
+              <w:t xml:space="preserve">           MD5_BINARY(NULLIF(UPPER(TRIM(CAST('HUB_POLICY|' || (nullif(trim(case when nullif(trim("FOREIGN_KEY"),'') is not null then nullif(trim("FOREIGN_KEY"), '') end),'')) AS VARCHAR))), '')) as POLICY_HKEY,</w:t>
+              <w:br/>
+              <w:t xml:space="preserve">           MD5_BINARY(NULLIF(UPPER(TRIM(CAST('HUB_PARTY|' || (nullif(trim(case when nullif(trim(w0_party_code),'') is not null then nullif(trim(w0_party_code), '') end),'')) AS VARCHAR))), '')) as PARTY_HKEY</w:t>
               <w:br/>
               <w:t xml:space="preserve">      from RAW.MAXIMUS_TRAVEL.NONHLTH_TRV_UWR_VW_DATA_POLICY_DETAILS_PROPOSER_DETAILS_PARTY_RELATION</w:t>
               <w:br/>
-              <w:t xml:space="preserve">     where MD5_BINARY(NULLIF(UPPER(TRIM(CAST('HUB_POLICY|' || (nullif(trim(case when coalesce(nullif(trim("FOREIGN_KEY"),'')) is not null then nullif(trim("FOREIGN_KEY"), '') end),'')) AS VARCHAR))), '')) is not null</w:t>
-              <w:br/>
-              <w:t xml:space="preserve">       and MD5_BINARY(NULLIF(UPPER(TRIM(CAST('HUB_PARTY|' || (nullif(trim(case when coalesce(nullif(trim(w0_party_code),'')) is not null then nullif(trim(w0_party_code), '') end),'')) AS VARCHAR))), '')) is not null</w:t>
+              <w:t xml:space="preserve">     where MD5_BINARY(NULLIF(UPPER(TRIM(CAST('HUB_POLICY|' || (nullif(trim(case when nullif(trim("FOREIGN_KEY"),'') is not null then nullif(trim("FOREIGN_KEY"), '') end),'')) AS VARCHAR))), '')) is not null</w:t>
+              <w:br/>
+              <w:t xml:space="preserve">       and MD5_BINARY(NULLIF(UPPER(TRIM(CAST('HUB_PARTY|' || (nullif(trim(case when nullif(trim(w0_party_code),'') is not null then nullif(trim(w0_party_code), '') end),'')) AS VARCHAR))), '')) is not null</w:t>
               <w:br/>
               <w:t xml:space="preserve">       and (policy_party_bk__proposer is not null)</w:t>
               <w:br/>
@@ -5819,17 +5789,17 @@
               <w:br/>
               <w:t xml:space="preserve">    select 'lnkfeed_mt_policy_party &lt;- stg2_mt__uwr_pol_prp_party_relation' as src_feed,</w:t>
               <w:br/>
-              <w:t xml:space="preserve">           MD5_BINARY(NULLIF(UPPER(TRIM(CAST('LNK_POLICY_PARTY|' || (coalesce(nullif(trim(case when coalesce(nullif(trim("FOREIGN_KEY"),'')) is not null then nullif(trim("FOREIGN_KEY"), '') end),''),'') || '|' || coalesce(nullif(trim(case when coalesce(nullif(trim(w0_party_code),'')) is not null then nullif(trim(w0_party_code), '') end),''),'')) AS VARCHAR))), '')) as link_hkey,</w:t>
-              <w:br/>
-              <w:t xml:space="preserve">           MD5_BINARY(NULLIF(UPPER(TRIM(CAST('HUB_POLICY|' || (nullif(trim(case when coalesce(nullif(trim("FOREIGN_KEY"),'')) is not null then nullif(trim("FOREIGN_KEY"), '') end),'')) AS VARCHAR))), '')) as POLICY_HKEY,</w:t>
-              <w:br/>
-              <w:t xml:space="preserve">           MD5_BINARY(NULLIF(UPPER(TRIM(CAST('HUB_PARTY|' || (nullif(trim(case when coalesce(nullif(trim(w0_party_code),'')) is not null then nullif(trim(w0_party_code), '') end),'')) AS VARCHAR))), '')) as PARTY_HKEY</w:t>
+              <w:t xml:space="preserve">           MD5_BINARY(NULLIF(UPPER(TRIM(CAST('LNK_POLICY_PARTY|' || (coalesce(nullif(trim(case when nullif(trim("FOREIGN_KEY"),'') is not null then nullif(trim("FOREIGN_KEY"), '') end),''),'') || '|' || coalesce(nullif(trim(case when nullif(trim(w0_party_code),'') is not null then nullif(trim(w0_party_code), '') end),''),'')) AS VARCHAR))), '')) as link_hkey,</w:t>
+              <w:br/>
+              <w:t xml:space="preserve">           MD5_BINARY(NULLIF(UPPER(TRIM(CAST('HUB_POLICY|' || (nullif(trim(case when nullif(trim("FOREIGN_KEY"),'') is not null then nullif(trim("FOREIGN_KEY"), '') end),'')) AS VARCHAR))), '')) as POLICY_HKEY,</w:t>
+              <w:br/>
+              <w:t xml:space="preserve">           MD5_BINARY(NULLIF(UPPER(TRIM(CAST('HUB_PARTY|' || (nullif(trim(case when nullif(trim(w0_party_code),'') is not null then nullif(trim(w0_party_code), '') end),'')) AS VARCHAR))), '')) as PARTY_HKEY</w:t>
               <w:br/>
               <w:t xml:space="preserve">      from RAW.MAXIMUS_TRAVEL.NONHLTH_TRV_UWR_VW_DATA_POLICY_DETAILS_PROPOSER_DETAILS_PARTY_RELATION</w:t>
               <w:br/>
-              <w:t xml:space="preserve">     where MD5_BINARY(NULLIF(UPPER(TRIM(CAST('HUB_POLICY|' || (nullif(trim(case when coalesce(nullif(trim("FOREIGN_KEY"),'')) is not null then nullif(trim("FOREIGN_KEY"), '') end),'')) AS VARCHAR))), '')) is not null</w:t>
-              <w:br/>
-              <w:t xml:space="preserve">       and MD5_BINARY(NULLIF(UPPER(TRIM(CAST('HUB_PARTY|' || (nullif(trim(case when coalesce(nullif(trim(w0_party_code),'')) is not null then nullif(trim(w0_party_code), '') end),'')) AS VARCHAR))), '')) is not null</w:t>
+              <w:t xml:space="preserve">     where MD5_BINARY(NULLIF(UPPER(TRIM(CAST('HUB_POLICY|' || (nullif(trim(case when nullif(trim("FOREIGN_KEY"),'') is not null then nullif(trim("FOREIGN_KEY"), '') end),'')) AS VARCHAR))), '')) is not null</w:t>
+              <w:br/>
+              <w:t xml:space="preserve">       and MD5_BINARY(NULLIF(UPPER(TRIM(CAST('HUB_PARTY|' || (nullif(trim(case when nullif(trim(w0_party_code),'') is not null then nullif(trim(w0_party_code), '') end),'')) AS VARCHAR))), '')) is not null</w:t>
               <w:br/>
               <w:t xml:space="preserve">       and (policy_party_bk__proposer is not null)</w:t>
               <w:br/>
@@ -5839,17 +5809,17 @@
               <w:br/>
               <w:t xml:space="preserve">    select 'lnkfeed_mt_policy_party &lt;- stg2_mt__uwr_pol_policy_relation' as src_feed,</w:t>
               <w:br/>
-              <w:t xml:space="preserve">           MD5_BINARY(NULLIF(UPPER(TRIM(CAST('LNK_POLICY_PARTY|' || (coalesce(nullif(trim(case when coalesce(nullif(trim(w0_policy_number),''), nullif(trim("FOREIGN_KEY"),'')) is not null then coalesce(nullif(trim(w0_policy_number), ''), nullif(trim("FOREIGN_KEY"), '')) end),''),'') || '|' || coalesce(nullif(trim(case when coalesce(nullif(trim((nullif(trim(to_varchar("PARTY_CODE")), ''))),'')) is not null then nullif(trim((nullif(trim(to_varchar("PARTY_CODE")), ''))), '') end),''),'')) AS VARCHAR))), '')) as link_hkey,</w:t>
+              <w:t xml:space="preserve">           MD5_BINARY(NULLIF(UPPER(TRIM(CAST('LNK_POLICY_PARTY|' || (coalesce(nullif(trim(case when coalesce(nullif(trim(w0_policy_number),''), nullif(trim("FOREIGN_KEY"),'')) is not null then coalesce(nullif(trim(w0_policy_number), ''), nullif(trim("FOREIGN_KEY"), '')) end),''),'') || '|' || coalesce(nullif(trim(case when nullif(trim((nullif(trim(to_varchar("PARTY_CODE")), ''))),'') is not null then nullif(trim((nullif(trim(to_varchar("PARTY_CODE")), ''))), '') end),''),'')) AS VARCHAR))), '')) as link_hkey,</w:t>
               <w:br/>
               <w:t xml:space="preserve">           MD5_BINARY(NULLIF(UPPER(TRIM(CAST('HUB_POLICY|' || (nullif(trim(case when coalesce(nullif(trim(w0_policy_number),''), nullif(trim("FOREIGN_KEY"),'')) is not null then coalesce(nullif(trim(w0_policy_number), ''), nullif(trim("FOREIGN_KEY"), '')) end),'')) AS VARCHAR))), '')) as POLICY_HKEY,</w:t>
               <w:br/>
-              <w:t xml:space="preserve">           MD5_BINARY(NULLIF(UPPER(TRIM(CAST('HUB_PARTY|' || (nullif(trim(case when coalesce(nullif(trim((nullif(trim(to_varchar("PARTY_CODE")), ''))),'')) is not null then nullif(trim((nullif(trim(to_varchar("PARTY_CODE")), ''))), '') end),'')) AS VARCHAR))), '')) as PARTY_HKEY</w:t>
+              <w:t xml:space="preserve">           MD5_BINARY(NULLIF(UPPER(TRIM(CAST('HUB_PARTY|' || (nullif(trim(case when nullif(trim((nullif(trim(to_varchar("PARTY_CODE")), ''))),'') is not null then nullif(trim((nullif(trim(to_varchar("PARTY_CODE")), ''))), '') end),'')) AS VARCHAR))), '')) as PARTY_HKEY</w:t>
               <w:br/>
               <w:t xml:space="preserve">      from RAW.MAXIMUS_TRAVEL.NONHLTH_TRV_UWR_VW_DATA_POLICY_DETAILS_POLICY_RELATION</w:t>
               <w:br/>
               <w:t xml:space="preserve">     where MD5_BINARY(NULLIF(UPPER(TRIM(CAST('HUB_POLICY|' || (nullif(trim(case when coalesce(nullif(trim(w0_policy_number),''), nullif(trim("FOREIGN_KEY"),'')) is not null then coalesce(nullif(trim(w0_policy_number), ''), nullif(trim("FOREIGN_KEY"), '')) end),'')) AS VARCHAR))), '')) is not null</w:t>
               <w:br/>
-              <w:t xml:space="preserve">       and MD5_BINARY(NULLIF(UPPER(TRIM(CAST('HUB_PARTY|' || (nullif(trim(case when coalesce(nullif(trim((nullif(trim(to_varchar("PARTY_CODE")), ''))),'')) is not null then nullif(trim((nullif(trim(to_varchar("PARTY_CODE")), ''))), '') end),'')) AS VARCHAR))), '')) is not null</w:t>
+              <w:t xml:space="preserve">       and MD5_BINARY(NULLIF(UPPER(TRIM(CAST('HUB_PARTY|' || (nullif(trim(case when nullif(trim((nullif(trim(to_varchar("PARTY_CODE")), ''))),'') is not null then nullif(trim((nullif(trim(to_varchar("PARTY_CODE")), ''))), '') end),'')) AS VARCHAR))), '')) is not null</w:t>
               <w:br/>
               <w:t xml:space="preserve">       and (policy_party_bk is not null)</w:t>
               <w:br/>
@@ -5859,17 +5829,17 @@
               <w:br/>
               <w:t xml:space="preserve">    select 'lnkfeed_mt_policy_party &lt;- stg2_mt__uwr_pol_policy_relation' as src_feed,</w:t>
               <w:br/>
-              <w:t xml:space="preserve">           MD5_BINARY(NULLIF(UPPER(TRIM(CAST('LNK_POLICY_PARTY|' || (coalesce(nullif(trim(case when coalesce(nullif(trim(w0_policy_number),''), nullif(trim("FOREIGN_KEY"),'')) is not null then coalesce(nullif(trim(w0_policy_number), ''), nullif(trim("FOREIGN_KEY"), '')) end),''),'') || '|' || coalesce(nullif(trim(case when coalesce(nullif(trim((nullif(trim(to_varchar("PARTY_CODE")), ''))),'')) is not null then nullif(trim((nullif(trim(to_varchar("PARTY_CODE")), ''))), '') end),''),'')) AS VARCHAR))), '')) as link_hkey,</w:t>
+              <w:t xml:space="preserve">           MD5_BINARY(NULLIF(UPPER(TRIM(CAST('LNK_POLICY_PARTY|' || (coalesce(nullif(trim(case when coalesce(nullif(trim(w0_policy_number),''), nullif(trim("FOREIGN_KEY"),'')) is not null then coalesce(nullif(trim(w0_policy_number), ''), nullif(trim("FOREIGN_KEY"), '')) end),''),'') || '|' || coalesce(nullif(trim(case when nullif(trim((nullif(trim(to_varchar("PARTY_CODE")), ''))),'') is not null then nullif(trim((nullif(trim(to_varchar("PARTY_CODE")), ''))), '') end),''),'')) AS VARCHAR))), '')) as link_hkey,</w:t>
               <w:br/>
               <w:t xml:space="preserve">           MD5_BINARY(NULLIF(UPPER(TRIM(CAST('HUB_POLICY|' || (nullif(trim(case when coalesce(nullif(trim(w0_policy_number),''), nullif(trim("FOREIGN_KEY"),'')) is not null then coalesce(nullif(trim(w0_policy_number), ''), nullif(trim("FOREIGN_KEY"), '')) end),'')) AS VARCHAR))), '')) as POLICY_HKEY,</w:t>
               <w:br/>
-              <w:t xml:space="preserve">           MD5_BINARY(NULLIF(UPPER(TRIM(CAST('HUB_PARTY|' || (nullif(trim(case when coalesce(nullif(trim((nullif(trim(to_varchar("PARTY_CODE")), ''))),'')) is not null then nullif(trim((nullif(trim(to_varchar("PARTY_CODE")), ''))), '') end),'')) AS VARCHAR))), '')) as PARTY_HKEY</w:t>
+              <w:t xml:space="preserve">           MD5_BINARY(NULLIF(UPPER(TRIM(CAST('HUB_PARTY|' || (nullif(trim(case when nullif(trim((nullif(trim(to_varchar("PARTY_CODE")), ''))),'') is not null then nullif(trim((nullif(trim(to_varchar("PARTY_CODE")), ''))), '') end),'')) AS VARCHAR))), '')) as PARTY_HKEY</w:t>
               <w:br/>
               <w:t xml:space="preserve">      from RAW.MAXIMUS_TRAVEL.NONHLTH_TRV_UWR_VW_DATA_POLICY_DETAILS_POLICY_RELATION</w:t>
               <w:br/>
               <w:t xml:space="preserve">     where MD5_BINARY(NULLIF(UPPER(TRIM(CAST('HUB_POLICY|' || (nullif(trim(case when coalesce(nullif(trim(w0_policy_number),''), nullif(trim("FOREIGN_KEY"),'')) is not null then coalesce(nullif(trim(w0_policy_number), ''), nullif(trim("FOREIGN_KEY"), '')) end),'')) AS VARCHAR))), '')) is not null</w:t>
               <w:br/>
-              <w:t xml:space="preserve">       and MD5_BINARY(NULLIF(UPPER(TRIM(CAST('HUB_PARTY|' || (nullif(trim(case when coalesce(nullif(trim((nullif(trim(to_varchar("PARTY_CODE")), ''))),'')) is not null then nullif(trim((nullif(trim(to_varchar("PARTY_CODE")), ''))), '') end),'')) AS VARCHAR))), '')) is not null</w:t>
+              <w:t xml:space="preserve">       and MD5_BINARY(NULLIF(UPPER(TRIM(CAST('HUB_PARTY|' || (nullif(trim(case when nullif(trim((nullif(trim(to_varchar("PARTY_CODE")), ''))),'') is not null then nullif(trim((nullif(trim(to_varchar("PARTY_CODE")), ''))), '') end),'')) AS VARCHAR))), '')) is not null</w:t>
               <w:br/>
               <w:t xml:space="preserve">       and (policy_party_bk is not null)</w:t>
               <w:br/>
@@ -5879,17 +5849,17 @@
               <w:br/>
               <w:t xml:space="preserve">    select 'lnkfeed_mt_policy_party &lt;- stg2_mt__uwr_pol_ins_mbr' as src_feed,</w:t>
               <w:br/>
-              <w:t xml:space="preserve">           MD5_BINARY(NULLIF(UPPER(TRIM(CAST('LNK_POLICY_PARTY|' || (coalesce(nullif(trim(case when coalesce(nullif(trim(w0_policy_number),'')) is not null then nullif(trim(w0_policy_number), '') end),''),'') || '|' || coalesce(nullif(trim(case when coalesce(nullif(trim((nullif(trim(to_varchar("PARTY_CODE")), ''))),'')) is not null then nullif(trim((nullif(trim(to_varchar("PARTY_CODE")), ''))), '') end),''),'')) AS VARCHAR))), '')) as link_hkey,</w:t>
-              <w:br/>
-              <w:t xml:space="preserve">           MD5_BINARY(NULLIF(UPPER(TRIM(CAST('HUB_POLICY|' || (nullif(trim(case when coalesce(nullif(trim(w0_policy_number),'')) is not null then nullif(trim(w0_policy_number), '') end),'')) AS VARCHAR))), '')) as POLICY_HKEY,</w:t>
-              <w:br/>
-              <w:t xml:space="preserve">           MD5_BINARY(NULLIF(UPPER(TRIM(CAST('HUB_PARTY|' || (nullif(trim(case when coalesce(nullif(trim((nullif(trim(to_varchar("PARTY_CODE")), ''))),'')) is not null then nullif(trim((nullif(trim(to_varchar("PARTY_CODE")), ''))), '') end),'')) AS VARCHAR))), '')) as PARTY_HKEY</w:t>
+              <w:t xml:space="preserve">           MD5_BINARY(NULLIF(UPPER(TRIM(CAST('LNK_POLICY_PARTY|' || (coalesce(nullif(trim(case when nullif(trim(w0_policy_number),'') is not null then nullif(trim(w0_policy_number), '') end),''),'') || '|' || coalesce(nullif(trim(case when nullif(trim((nullif(trim(to_varchar("PARTY_CODE")), ''))),'') is not null then nullif(trim((nullif(trim(to_varchar("PARTY_CODE")), ''))), '') end),''),'')) AS VARCHAR))), '')) as link_hkey,</w:t>
+              <w:br/>
+              <w:t xml:space="preserve">           MD5_BINARY(NULLIF(UPPER(TRIM(CAST('HUB_POLICY|' || (nullif(trim(case when nullif(trim(w0_policy_number),'') is not null then nullif(trim(w0_policy_number), '') end),'')) AS VARCHAR))), '')) as POLICY_HKEY,</w:t>
+              <w:br/>
+              <w:t xml:space="preserve">           MD5_BINARY(NULLIF(UPPER(TRIM(CAST('HUB_PARTY|' || (nullif(trim(case when nullif(trim((nullif(trim(to_varchar("PARTY_CODE")), ''))),'') is not null then nullif(trim((nullif(trim(to_varchar("PARTY_CODE")), ''))), '') end),'')) AS VARCHAR))), '')) as PARTY_HKEY</w:t>
               <w:br/>
               <w:t xml:space="preserve">      from RAW.MAXIMUS_TRAVEL.NONHLTH_TRV_UWR_VW_DATA_POLICY_DETAILS_INSURED_DETAILS_MEMBER_DETAILS</w:t>
               <w:br/>
-              <w:t xml:space="preserve">     where MD5_BINARY(NULLIF(UPPER(TRIM(CAST('HUB_POLICY|' || (nullif(trim(case when coalesce(nullif(trim(w0_policy_number),'')) is not null then nullif(trim(w0_policy_number), '') end),'')) AS VARCHAR))), '')) is not null</w:t>
-              <w:br/>
-              <w:t xml:space="preserve">       and MD5_BINARY(NULLIF(UPPER(TRIM(CAST('HUB_PARTY|' || (nullif(trim(case when coalesce(nullif(trim((nullif(trim(to_varchar("PARTY_CODE")), ''))),'')) is not null then nullif(trim((nullif(trim(to_varchar("PARTY_CODE")), ''))), '') end),'')) AS VARCHAR))), '')) is not null</w:t>
+              <w:t xml:space="preserve">     where MD5_BINARY(NULLIF(UPPER(TRIM(CAST('HUB_POLICY|' || (nullif(trim(case when nullif(trim(w0_policy_number),'') is not null then nullif(trim(w0_policy_number), '') end),'')) AS VARCHAR))), '')) is not null</w:t>
+              <w:br/>
+              <w:t xml:space="preserve">       and MD5_BINARY(NULLIF(UPPER(TRIM(CAST('HUB_PARTY|' || (nullif(trim(case when nullif(trim((nullif(trim(to_varchar("PARTY_CODE")), ''))),'') is not null then nullif(trim((nullif(trim(to_varchar("PARTY_CODE")), ''))), '') end),'')) AS VARCHAR))), '')) is not null</w:t>
               <w:br/>
               <w:t xml:space="preserve">       and (policy_party_bk__insured_member is not null)</w:t>
               <w:br/>
@@ -5899,17 +5869,17 @@
               <w:br/>
               <w:t xml:space="preserve">    select 'lnkfeed_mt_policy_party &lt;- stg2_mt__uwr_pol_ins_mbr' as src_feed,</w:t>
               <w:br/>
-              <w:t xml:space="preserve">           MD5_BINARY(NULLIF(UPPER(TRIM(CAST('LNK_POLICY_PARTY|' || (coalesce(nullif(trim(case when coalesce(nullif(trim(w0_policy_number),'')) is not null then nullif(trim(w0_policy_number), '') end),''),'') || '|' || coalesce(nullif(trim(case when coalesce(nullif(trim((nullif(trim(to_varchar("PARTY_CODE")), ''))),'')) is not null then nullif(trim((nullif(trim(to_varchar("PARTY_CODE")), ''))), '') end),''),'')) AS VARCHAR))), '')) as link_hkey,</w:t>
-              <w:br/>
-              <w:t xml:space="preserve">           MD5_BINARY(NULLIF(UPPER(TRIM(CAST('HUB_POLICY|' || (nullif(trim(case when coalesce(nullif(trim(w0_policy_number),'')) is not null then nullif(trim(w0_policy_number), '') end),'')) AS VARCHAR))), '')) as POLICY_HKEY,</w:t>
-              <w:br/>
-              <w:t xml:space="preserve">           MD5_BINARY(NULLIF(UPPER(TRIM(CAST('HUB_PARTY|' || (nullif(trim(case when coalesce(nullif(trim((nullif(trim(to_varchar("PARTY_CODE")), ''))),'')) is not null then nullif(trim((nullif(trim(to_varchar("PARTY_CODE")), ''))), '') end),'')) AS VARCHAR))), '')) as PARTY_HKEY</w:t>
+              <w:t xml:space="preserve">           MD5_BINARY(NULLIF(UPPER(TRIM(CAST('LNK_POLICY_PARTY|' || (coalesce(nullif(trim(case when nullif(trim(w0_policy_number),'') is not null then nullif(trim(w0_policy_number), '') end),''),'') || '|' || coalesce(nullif(trim(case when nullif(trim((nullif(trim(to_varchar("PARTY_CODE")), ''))),'') is not null then nullif(trim((nullif(trim(to_varchar("PARTY_CODE")), ''))), '') end),''),'')) AS VARCHAR))), '')) as link_hkey,</w:t>
+              <w:br/>
+              <w:t xml:space="preserve">           MD5_BINARY(NULLIF(UPPER(TRIM(CAST('HUB_POLICY|' || (nullif(trim(case when nullif(trim(w0_policy_number),'') is not null then nullif(trim(w0_policy_number), '') end),'')) AS VARCHAR))), '')) as POLICY_HKEY,</w:t>
+              <w:br/>
+              <w:t xml:space="preserve">           MD5_BINARY(NULLIF(UPPER(TRIM(CAST('HUB_PARTY|' || (nullif(trim(case when nullif(trim((nullif(trim(to_varchar("PARTY_CODE")), ''))),'') is not null then nullif(trim((nullif(trim(to_varchar("PARTY_CODE")), ''))), '') end),'')) AS VARCHAR))), '')) as PARTY_HKEY</w:t>
               <w:br/>
               <w:t xml:space="preserve">      from RAW.MAXIMUS_TRAVEL.NONHLTH_TRV_UWR_VW_DATA_POLICY_DETAILS_INSURED_DETAILS_MEMBER_DETAILS</w:t>
               <w:br/>
-              <w:t xml:space="preserve">     where MD5_BINARY(NULLIF(UPPER(TRIM(CAST('HUB_POLICY|' || (nullif(trim(case when coalesce(nullif(trim(w0_policy_number),'')) is not null then nullif(trim(w0_policy_number), '') end),'')) AS VARCHAR))), '')) is not null</w:t>
-              <w:br/>
-              <w:t xml:space="preserve">       and MD5_BINARY(NULLIF(UPPER(TRIM(CAST('HUB_PARTY|' || (nullif(trim(case when coalesce(nullif(trim((nullif(trim(to_varchar("PARTY_CODE")), ''))),'')) is not null then nullif(trim((nullif(trim(to_varchar("PARTY_CODE")), ''))), '') end),'')) AS VARCHAR))), '')) is not null</w:t>
+              <w:t xml:space="preserve">     where MD5_BINARY(NULLIF(UPPER(TRIM(CAST('HUB_POLICY|' || (nullif(trim(case when nullif(trim(w0_policy_number),'') is not null then nullif(trim(w0_policy_number), '') end),'')) AS VARCHAR))), '')) is not null</w:t>
+              <w:br/>
+              <w:t xml:space="preserve">       and MD5_BINARY(NULLIF(UPPER(TRIM(CAST('HUB_PARTY|' || (nullif(trim(case when nullif(trim((nullif(trim(to_varchar("PARTY_CODE")), ''))),'') is not null then nullif(trim((nullif(trim(to_varchar("PARTY_CODE")), ''))), '') end),'')) AS VARCHAR))), '')) is not null</w:t>
               <w:br/>
               <w:t xml:space="preserve">       and (policy_party_bk__insured_member is not null)</w:t>
               <w:br/>
@@ -5919,17 +5889,17 @@
               <w:br/>
               <w:t xml:space="preserve">    select 'lnkfeed_mt_policy_party &lt;- stg2_mt__uwr_pol_prp' as src_feed,</w:t>
               <w:br/>
-              <w:t xml:space="preserve">           MD5_BINARY(NULLIF(UPPER(TRIM(CAST('LNK_POLICY_PARTY|' || (coalesce(nullif(trim(case when coalesce(nullif(trim(w0_policy_number),'')) is not null then nullif(trim(w0_policy_number), '') end),''),'') || '|' || coalesce(nullif(trim(case when coalesce(nullif(trim((nullif(trim(to_varchar("PARTY_CODE")), ''))),'')) is not null then nullif(trim((nullif(trim(to_varchar("PARTY_CODE")), ''))), '') end),''),'')) AS VARCHAR))), '')) as link_hkey,</w:t>
-              <w:br/>
-              <w:t xml:space="preserve">           MD5_BINARY(NULLIF(UPPER(TRIM(CAST('HUB_POLICY|' || (nullif(trim(case when coalesce(nullif(trim(w0_policy_number),'')) is not null then nullif(trim(w0_policy_number), '') end),'')) AS VARCHAR))), '')) as POLICY_HKEY,</w:t>
-              <w:br/>
-              <w:t xml:space="preserve">           MD5_BINARY(NULLIF(UPPER(TRIM(CAST('HUB_PARTY|' || (nullif(trim(case when coalesce(nullif(trim((nullif(trim(to_varchar("PARTY_CODE")), ''))),'')) is not null then nullif(trim((nullif(trim(to_varchar("PARTY_CODE")), ''))), '') end),'')) AS VARCHAR))), '')) as PARTY_HKEY</w:t>
+              <w:t xml:space="preserve">           MD5_BINARY(NULLIF(UPPER(TRIM(CAST('LNK_POLICY_PARTY|' || (coalesce(nullif(trim(case when nullif(trim(w0_policy_number),'') is not null then nullif(trim(w0_policy_number), '') end),''),'') || '|' || coalesce(nullif(trim(case when nullif(trim((nullif(trim(to_varchar("PARTY_CODE")), ''))),'') is not null then nullif(trim((nullif(trim(to_varchar("PARTY_CODE")), ''))), '') end),''),'')) AS VARCHAR))), '')) as link_hkey,</w:t>
+              <w:br/>
+              <w:t xml:space="preserve">           MD5_BINARY(NULLIF(UPPER(TRIM(CAST('HUB_POLICY|' || (nullif(trim(case when nullif(trim(w0_policy_number),'') is not null then nullif(trim(w0_policy_number), '') end),'')) AS VARCHAR))), '')) as POLICY_HKEY,</w:t>
+              <w:br/>
+              <w:t xml:space="preserve">           MD5_BINARY(NULLIF(UPPER(TRIM(CAST('HUB_PARTY|' || (nullif(trim(case when nullif(trim((nullif(trim(to_varchar("PARTY_CODE")), ''))),'') is not null then nullif(trim((nullif(trim(to_varchar("PARTY_CODE")), ''))), '') end),'')) AS VARCHAR))), '')) as PARTY_HKEY</w:t>
               <w:br/>
               <w:t xml:space="preserve">      from RAW.MAXIMUS_TRAVEL.NONHLTH_TRV_UWR_VW_DATA_POLICY_DETAILS_PROPOSER_DETAILS</w:t>
               <w:br/>
-              <w:t xml:space="preserve">     where MD5_BINARY(NULLIF(UPPER(TRIM(CAST('HUB_POLICY|' || (nullif(trim(case when coalesce(nullif(trim(w0_policy_number),'')) is not null then nullif(trim(w0_policy_number), '') end),'')) AS VARCHAR))), '')) is not null</w:t>
-              <w:br/>
-              <w:t xml:space="preserve">       and MD5_BINARY(NULLIF(UPPER(TRIM(CAST('HUB_PARTY|' || (nullif(trim(case when coalesce(nullif(trim((nullif(trim(to_varchar("PARTY_CODE")), ''))),'')) is not null then nullif(trim((nullif(trim(to_varchar("PARTY_CODE")), ''))), '') end),'')) AS VARCHAR))), '')) is not null</w:t>
+              <w:t xml:space="preserve">     where MD5_BINARY(NULLIF(UPPER(TRIM(CAST('HUB_POLICY|' || (nullif(trim(case when nullif(trim(w0_policy_number),'') is not null then nullif(trim(w0_policy_number), '') end),'')) AS VARCHAR))), '')) is not null</w:t>
+              <w:br/>
+              <w:t xml:space="preserve">       and MD5_BINARY(NULLIF(UPPER(TRIM(CAST('HUB_PARTY|' || (nullif(trim(case when nullif(trim((nullif(trim(to_varchar("PARTY_CODE")), ''))),'') is not null then nullif(trim((nullif(trim(to_varchar("PARTY_CODE")), ''))), '') end),'')) AS VARCHAR))), '')) is not null</w:t>
               <w:br/>
               <w:t xml:space="preserve">       and (policy_party_bk__proposer is not null)</w:t>
               <w:br/>
@@ -5939,17 +5909,17 @@
               <w:br/>
               <w:t xml:space="preserve">    select 'lnkfeed_mt_policy_party &lt;- stg2_mt__uwr_pol_prp' as src_feed,</w:t>
               <w:br/>
-              <w:t xml:space="preserve">           MD5_BINARY(NULLIF(UPPER(TRIM(CAST('LNK_POLICY_PARTY|' || (coalesce(nullif(trim(case when coalesce(nullif(trim(w0_policy_number),'')) is not null then nullif(trim(w0_policy_number), '') end),''),'') || '|' || coalesce(nullif(trim(case when coalesce(nullif(trim((nullif(trim(to_varchar("PARTY_CODE")), ''))),'')) is not null then nullif(trim((nullif(trim(to_varchar("PARTY_CODE")), ''))), '') end),''),'')) AS VARCHAR))), '')) as link_hkey,</w:t>
-              <w:br/>
-              <w:t xml:space="preserve">           MD5_BINARY(NULLIF(UPPER(TRIM(CAST('HUB_POLICY|' || (nullif(trim(case when coalesce(nullif(trim(w0_policy_number),'')) is not null then nullif(trim(w0_policy_number), '') end),'')) AS VARCHAR))), '')) as POLICY_HKEY,</w:t>
-              <w:br/>
-              <w:t xml:space="preserve">           MD5_BINARY(NULLIF(UPPER(TRIM(CAST('HUB_PARTY|' || (nullif(trim(case when coalesce(nullif(trim((nullif(trim(to_varchar("PARTY_CODE")), ''))),'')) is not null then nullif(trim((nullif(trim(to_varchar("PARTY_CODE")), ''))), '') end),'')) AS VARCHAR))), '')) as PARTY_HKEY</w:t>
+              <w:t xml:space="preserve">           MD5_BINARY(NULLIF(UPPER(TRIM(CAST('LNK_POLICY_PARTY|' || (coalesce(nullif(trim(case when nullif(trim(w0_policy_number),'') is not null then nullif(trim(w0_policy_number), '') end),''),'') || '|' || coalesce(nullif(trim(case when nullif(trim((nullif(trim(to_varchar("PARTY_CODE")), ''))),'') is not null then nullif(trim((nullif(trim(to_varchar("PARTY_CODE")), ''))), '') end),''),'')) AS VARCHAR))), '')) as link_hkey,</w:t>
+              <w:br/>
+              <w:t xml:space="preserve">           MD5_BINARY(NULLIF(UPPER(TRIM(CAST('HUB_POLICY|' || (nullif(trim(case when nullif(trim(w0_policy_number),'') is not null then nullif(trim(w0_policy_number), '') end),'')) AS VARCHAR))), '')) as POLICY_HKEY,</w:t>
+              <w:br/>
+              <w:t xml:space="preserve">           MD5_BINARY(NULLIF(UPPER(TRIM(CAST('HUB_PARTY|' || (nullif(trim(case when nullif(trim((nullif(trim(to_varchar("PARTY_CODE")), ''))),'') is not null then nullif(trim((nullif(trim(to_varchar("PARTY_CODE")), ''))), '') end),'')) AS VARCHAR))), '')) as PARTY_HKEY</w:t>
               <w:br/>
               <w:t xml:space="preserve">      from RAW.MAXIMUS_TRAVEL.NONHLTH_TRV_UWR_VW_DATA_POLICY_DETAILS_PROPOSER_DETAILS</w:t>
               <w:br/>
-              <w:t xml:space="preserve">     where MD5_BINARY(NULLIF(UPPER(TRIM(CAST('HUB_POLICY|' || (nullif(trim(case when coalesce(nullif(trim(w0_policy_number),'')) is not null then nullif(trim(w0_policy_number), '') end),'')) AS VARCHAR))), '')) is not null</w:t>
-              <w:br/>
-              <w:t xml:space="preserve">       and MD5_BINARY(NULLIF(UPPER(TRIM(CAST('HUB_PARTY|' || (nullif(trim(case when coalesce(nullif(trim((nullif(trim(to_varchar("PARTY_CODE")), ''))),'')) is not null then nullif(trim((nullif(trim(to_varchar("PARTY_CODE")), ''))), '') end),'')) AS VARCHAR))), '')) is not null</w:t>
+              <w:t xml:space="preserve">     where MD5_BINARY(NULLIF(UPPER(TRIM(CAST('HUB_POLICY|' || (nullif(trim(case when nullif(trim(w0_policy_number),'') is not null then nullif(trim(w0_policy_number), '') end),'')) AS VARCHAR))), '')) is not null</w:t>
+              <w:br/>
+              <w:t xml:space="preserve">       and MD5_BINARY(NULLIF(UPPER(TRIM(CAST('HUB_PARTY|' || (nullif(trim(case when nullif(trim((nullif(trim(to_varchar("PARTY_CODE")), ''))),'') is not null then nullif(trim((nullif(trim(to_varchar("PARTY_CODE")), ''))), '') end),'')) AS VARCHAR))), '')) is not null</w:t>
               <w:br/>
               <w:t xml:space="preserve">       and (policy_party_bk__proposer is not null)</w:t>
               <w:br/>
@@ -6013,17 +5983,17 @@
               <w:br/>
               <w:t xml:space="preserve">    select 'lnkfeed_mt_policy_party &lt;- stg2_mt__uwr_pol_ins_mbr_party_relation' as src_feed,</w:t>
               <w:br/>
-              <w:t xml:space="preserve">           MD5_BINARY(NULLIF(UPPER(TRIM(CAST('LNK_POLICY_PARTY|' || (coalesce(nullif(trim(case when coalesce(nullif(trim("FOREIGN_KEY"),'')) is not null then nullif(trim("FOREIGN_KEY"), '') end),''),'') || '|' || coalesce(nullif(trim(case when coalesce(nullif(trim(w0_party_code),'')) is not null then nullif(trim(w0_party_code), '') end),''),'')) AS VARCHAR))), '')) as link_hkey,</w:t>
-              <w:br/>
-              <w:t xml:space="preserve">           MD5_BINARY(NULLIF(UPPER(TRIM(CAST('HUB_POLICY|' || (nullif(trim(case when coalesce(nullif(trim("FOREIGN_KEY"),'')) is not null then nullif(trim("FOREIGN_KEY"), '') end),'')) AS VARCHAR))), '')) as POLICY_HKEY,</w:t>
-              <w:br/>
-              <w:t xml:space="preserve">           MD5_BINARY(NULLIF(UPPER(TRIM(CAST('HUB_PARTY|' || (nullif(trim(case when coalesce(nullif(trim(w0_party_code),'')) is not null then nullif(trim(w0_party_code), '') end),'')) AS VARCHAR))), '')) as PARTY_HKEY</w:t>
+              <w:t xml:space="preserve">           MD5_BINARY(NULLIF(UPPER(TRIM(CAST('LNK_POLICY_PARTY|' || (coalesce(nullif(trim(case when nullif(trim("FOREIGN_KEY"),'') is not null then nullif(trim("FOREIGN_KEY"), '') end),''),'') || '|' || coalesce(nullif(trim(case when nullif(trim(w0_party_code),'') is not null then nullif(trim(w0_party_code), '') end),''),'')) AS VARCHAR))), '')) as link_hkey,</w:t>
+              <w:br/>
+              <w:t xml:space="preserve">           MD5_BINARY(NULLIF(UPPER(TRIM(CAST('HUB_POLICY|' || (nullif(trim(case when nullif(trim("FOREIGN_KEY"),'') is not null then nullif(trim("FOREIGN_KEY"), '') end),'')) AS VARCHAR))), '')) as POLICY_HKEY,</w:t>
+              <w:br/>
+              <w:t xml:space="preserve">           MD5_BINARY(NULLIF(UPPER(TRIM(CAST('HUB_PARTY|' || (nullif(trim(case when nullif(trim(w0_party_code),'') is not null then nullif(trim(w0_party_code), '') end),'')) AS VARCHAR))), '')) as PARTY_HKEY</w:t>
               <w:br/>
               <w:t xml:space="preserve">      from RAW.MAXIMUS_TRAVEL.NONHLTH_TRV_UWR_VW_DATA_POLICY_DETAILS_INSURED_DETAILS_MEMBER_DETAILS_PARTY_RELATION</w:t>
               <w:br/>
-              <w:t xml:space="preserve">     where MD5_BINARY(NULLIF(UPPER(TRIM(CAST('HUB_POLICY|' || (nullif(trim(case when coalesce(nullif(trim("FOREIGN_KEY"),'')) is not null then nullif(trim("FOREIGN_KEY"), '') end),'')) AS VARCHAR))), '')) is not null</w:t>
-              <w:br/>
-              <w:t xml:space="preserve">       and MD5_BINARY(NULLIF(UPPER(TRIM(CAST('HUB_PARTY|' || (nullif(trim(case when coalesce(nullif(trim(w0_party_code),'')) is not null then nullif(trim(w0_party_code), '') end),'')) AS VARCHAR))), '')) is not null</w:t>
+              <w:t xml:space="preserve">     where MD5_BINARY(NULLIF(UPPER(TRIM(CAST('HUB_POLICY|' || (nullif(trim(case when nullif(trim("FOREIGN_KEY"),'') is not null then nullif(trim("FOREIGN_KEY"), '') end),'')) AS VARCHAR))), '')) is not null</w:t>
+              <w:br/>
+              <w:t xml:space="preserve">       and MD5_BINARY(NULLIF(UPPER(TRIM(CAST('HUB_PARTY|' || (nullif(trim(case when nullif(trim(w0_party_code),'') is not null then nullif(trim(w0_party_code), '') end),'')) AS VARCHAR))), '')) is not null</w:t>
               <w:br/>
               <w:t xml:space="preserve">       and (policy_party_bk__insured_member is not null)</w:t>
               <w:br/>
@@ -6033,17 +6003,17 @@
               <w:br/>
               <w:t xml:space="preserve">    select 'lnkfeed_mt_policy_party &lt;- stg2_mt__uwr_pol_ins_mbr_party_relation' as src_feed,</w:t>
               <w:br/>
-              <w:t xml:space="preserve">           MD5_BINARY(NULLIF(UPPER(TRIM(CAST('LNK_POLICY_PARTY|' || (coalesce(nullif(trim(case when coalesce(nullif(trim("FOREIGN_KEY"),'')) is not null then nullif(trim("FOREIGN_KEY"), '') end),''),'') || '|' || coalesce(nullif(trim(case when coalesce(nullif(trim(w0_party_code),'')) is not null then nullif(trim(w0_party_code), '') end),''),'')) AS VARCHAR))), '')) as link_hkey,</w:t>
-              <w:br/>
-              <w:t xml:space="preserve">           MD5_BINARY(NULLIF(UPPER(TRIM(CAST('HUB_POLICY|' || (nullif(trim(case when coalesce(nullif(trim("FOREIGN_KEY"),'')) is not null then nullif(trim("FOREIGN_KEY"), '') end),'')) AS VARCHAR))), '')) as POLICY_HKEY,</w:t>
-              <w:br/>
-              <w:t xml:space="preserve">           MD5_BINARY(NULLIF(UPPER(TRIM(CAST('HUB_PARTY|' || (nullif(trim(case when coalesce(nullif(trim(w0_party_code),'')) is not null then nullif(trim(w0_party_code), '') end),'')) AS VARCHAR))), '')) as PARTY_HKEY</w:t>
+              <w:t xml:space="preserve">           MD5_BINARY(NULLIF(UPPER(TRIM(CAST('LNK_POLICY_PARTY|' || (coalesce(nullif(trim(case when nullif(trim("FOREIGN_KEY"),'') is not null then nullif(trim("FOREIGN_KEY"), '') end),''),'') || '|' || coalesce(nullif(trim(case when nullif(trim(w0_party_code),'') is not null then nullif(trim(w0_party_code), '') end),''),'')) AS VARCHAR))), '')) as link_hkey,</w:t>
+              <w:br/>
+              <w:t xml:space="preserve">           MD5_BINARY(NULLIF(UPPER(TRIM(CAST('HUB_POLICY|' || (nullif(trim(case when nullif(trim("FOREIGN_KEY"),'') is not null then nullif(trim("FOREIGN_KEY"), '') end),'')) AS VARCHAR))), '')) as POLICY_HKEY,</w:t>
+              <w:br/>
+              <w:t xml:space="preserve">           MD5_BINARY(NULLIF(UPPER(TRIM(CAST('HUB_PARTY|' || (nullif(trim(case when nullif(trim(w0_party_code),'') is not null then nullif(trim(w0_party_code), '') end),'')) AS VARCHAR))), '')) as PARTY_HKEY</w:t>
               <w:br/>
               <w:t xml:space="preserve">      from RAW.MAXIMUS_TRAVEL.NONHLTH_TRV_UWR_VW_DATA_POLICY_DETAILS_INSURED_DETAILS_MEMBER_DETAILS_PARTY_RELATION</w:t>
               <w:br/>
-              <w:t xml:space="preserve">     where MD5_BINARY(NULLIF(UPPER(TRIM(CAST('HUB_POLICY|' || (nullif(trim(case when coalesce(nullif(trim("FOREIGN_KEY"),'')) is not null then nullif(trim("FOREIGN_KEY"), '') end),'')) AS VARCHAR))), '')) is not null</w:t>
-              <w:br/>
-              <w:t xml:space="preserve">       and MD5_BINARY(NULLIF(UPPER(TRIM(CAST('HUB_PARTY|' || (nullif(trim(case when coalesce(nullif(trim(w0_party_code),'')) is not null then nullif(trim(w0_party_code), '') end),'')) AS VARCHAR))), '')) is not null</w:t>
+              <w:t xml:space="preserve">     where MD5_BINARY(NULLIF(UPPER(TRIM(CAST('HUB_POLICY|' || (nullif(trim(case when nullif(trim("FOREIGN_KEY"),'') is not null then nullif(trim("FOREIGN_KEY"), '') end),'')) AS VARCHAR))), '')) is not null</w:t>
+              <w:br/>
+              <w:t xml:space="preserve">       and MD5_BINARY(NULLIF(UPPER(TRIM(CAST('HUB_PARTY|' || (nullif(trim(case when nullif(trim(w0_party_code),'') is not null then nullif(trim(w0_party_code), '') end),'')) AS VARCHAR))), '')) is not null</w:t>
               <w:br/>
               <w:t xml:space="preserve">       and (policy_party_bk__insured_member is not null)</w:t>
               <w:br/>
@@ -6053,17 +6023,17 @@
               <w:br/>
               <w:t xml:space="preserve">    select 'lnkfeed_mt_policy_party &lt;- stg2_mt__uwr_pol_prp_party_relation' as src_feed,</w:t>
               <w:br/>
-              <w:t xml:space="preserve">           MD5_BINARY(NULLIF(UPPER(TRIM(CAST('LNK_POLICY_PARTY|' || (coalesce(nullif(trim(case when coalesce(nullif(trim("FOREIGN_KEY"),'')) is not null then nullif(trim("FOREIGN_KEY"), '') end),''),'') || '|' || coalesce(nullif(trim(case when coalesce(nullif(trim(w0_party_code),'')) is not null then nullif(trim(w0_party_code), '') end),''),'')) AS VARCHAR))), '')) as link_hkey,</w:t>
-              <w:br/>
-              <w:t xml:space="preserve">           MD5_BINARY(NULLIF(UPPER(TRIM(CAST('HUB_POLICY|' || (nullif(trim(case when coalesce(nullif(trim("FOREIGN_KEY"),'')) is not null then nullif(trim("FOREIGN_KEY"), '') end),'')) AS VARCHAR))), '')) as POLICY_HKEY,</w:t>
-              <w:br/>
-              <w:t xml:space="preserve">           MD5_BINARY(NULLIF(UPPER(TRIM(CAST('HUB_PARTY|' || (nullif(trim(case when coalesce(nullif(trim(w0_party_code),'')) is not null then nullif(trim(w0_party_code), '') end),'')) AS VARCHAR))), '')) as PARTY_HKEY</w:t>
+              <w:t xml:space="preserve">           MD5_BINARY(NULLIF(UPPER(TRIM(CAST('LNK_POLICY_PARTY|' || (coalesce(nullif(trim(case when nullif(trim("FOREIGN_KEY"),'') is not null then nullif(trim("FOREIGN_KEY"), '') end),''),'') || '|' || coalesce(nullif(trim(case when nullif(trim(w0_party_code),'') is not null then nullif(trim(w0_party_code), '') end),''),'')) AS VARCHAR))), '')) as link_hkey,</w:t>
+              <w:br/>
+              <w:t xml:space="preserve">           MD5_BINARY(NULLIF(UPPER(TRIM(CAST('HUB_POLICY|' || (nullif(trim(case when nullif(trim("FOREIGN_KEY"),'') is not null then nullif(trim("FOREIGN_KEY"), '') end),'')) AS VARCHAR))), '')) as POLICY_HKEY,</w:t>
+              <w:br/>
+              <w:t xml:space="preserve">           MD5_BINARY(NULLIF(UPPER(TRIM(CAST('HUB_PARTY|' || (nullif(trim(case when nullif(trim(w0_party_code),'') is not null then nullif(trim(w0_party_code), '') end),'')) AS VARCHAR))), '')) as PARTY_HKEY</w:t>
               <w:br/>
               <w:t xml:space="preserve">      from RAW.MAXIMUS_TRAVEL.NONHLTH_TRV_UWR_VW_DATA_POLICY_DETAILS_PROPOSER_DETAILS_PARTY_RELATION</w:t>
               <w:br/>
-              <w:t xml:space="preserve">     where MD5_BINARY(NULLIF(UPPER(TRIM(CAST('HUB_POLICY|' || (nullif(trim(case when coalesce(nullif(trim("FOREIGN_KEY"),'')) is not null then nullif(trim("FOREIGN_KEY"), '') end),'')) AS VARCHAR))), '')) is not null</w:t>
-              <w:br/>
-              <w:t xml:space="preserve">       and MD5_BINARY(NULLIF(UPPER(TRIM(CAST('HUB_PARTY|' || (nullif(trim(case when coalesce(nullif(trim(w0_party_code),'')) is not null then nullif(trim(w0_party_code), '') end),'')) AS VARCHAR))), '')) is not null</w:t>
+              <w:t xml:space="preserve">     where MD5_BINARY(NULLIF(UPPER(TRIM(CAST('HUB_POLICY|' || (nullif(trim(case when nullif(trim("FOREIGN_KEY"),'') is not null then nullif(trim("FOREIGN_KEY"), '') end),'')) AS VARCHAR))), '')) is not null</w:t>
+              <w:br/>
+              <w:t xml:space="preserve">       and MD5_BINARY(NULLIF(UPPER(TRIM(CAST('HUB_PARTY|' || (nullif(trim(case when nullif(trim(w0_party_code),'') is not null then nullif(trim(w0_party_code), '') end),'')) AS VARCHAR))), '')) is not null</w:t>
               <w:br/>
               <w:t xml:space="preserve">       and (policy_party_bk__proposer is not null)</w:t>
               <w:br/>
@@ -6073,17 +6043,17 @@
               <w:br/>
               <w:t xml:space="preserve">    select 'lnkfeed_mt_policy_party &lt;- stg2_mt__uwr_pol_prp_party_relation' as src_feed,</w:t>
               <w:br/>
-              <w:t xml:space="preserve">           MD5_BINARY(NULLIF(UPPER(TRIM(CAST('LNK_POLICY_PARTY|' || (coalesce(nullif(trim(case when coalesce(nullif(trim("FOREIGN_KEY"),'')) is not null then nullif(trim("FOREIGN_KEY"), '') end),''),'') || '|' || coalesce(nullif(trim(case when coalesce(nullif(trim(w0_party_code),'')) is not null then nullif(trim(w0_party_code), '') end),''),'')) AS VARCHAR))), '')) as link_hkey,</w:t>
-              <w:br/>
-              <w:t xml:space="preserve">           MD5_BINARY(NULLIF(UPPER(TRIM(CAST('HUB_POLICY|' || (nullif(trim(case when coalesce(nullif(trim("FOREIGN_KEY"),'')) is not null then nullif(trim("FOREIGN_KEY"), '') end),'')) AS VARCHAR))), '')) as POLICY_HKEY,</w:t>
-              <w:br/>
-              <w:t xml:space="preserve">           MD5_BINARY(NULLIF(UPPER(TRIM(CAST('HUB_PARTY|' || (nullif(trim(case when coalesce(nullif(trim(w0_party_code),'')) is not null then nullif(trim(w0_party_code), '') end),'')) AS VARCHAR))), '')) as PARTY_HKEY</w:t>
+              <w:t xml:space="preserve">           MD5_BINARY(NULLIF(UPPER(TRIM(CAST('LNK_POLICY_PARTY|' || (coalesce(nullif(trim(case when nullif(trim("FOREIGN_KEY"),'') is not null then nullif(trim("FOREIGN_KEY"), '') end),''),'') || '|' || coalesce(nullif(trim(case when nullif(trim(w0_party_code),'') is not null then nullif(trim(w0_party_code), '') end),''),'')) AS VARCHAR))), '')) as link_hkey,</w:t>
+              <w:br/>
+              <w:t xml:space="preserve">           MD5_BINARY(NULLIF(UPPER(TRIM(CAST('HUB_POLICY|' || (nullif(trim(case when nullif(trim("FOREIGN_KEY"),'') is not null then nullif(trim("FOREIGN_KEY"), '') end),'')) AS VARCHAR))), '')) as POLICY_HKEY,</w:t>
+              <w:br/>
+              <w:t xml:space="preserve">           MD5_BINARY(NULLIF(UPPER(TRIM(CAST('HUB_PARTY|' || (nullif(trim(case when nullif(trim(w0_party_code),'') is not null then nullif(trim(w0_party_code), '') end),'')) AS VARCHAR))), '')) as PARTY_HKEY</w:t>
               <w:br/>
               <w:t xml:space="preserve">      from RAW.MAXIMUS_TRAVEL.NONHLTH_TRV_UWR_VW_DATA_POLICY_DETAILS_PROPOSER_DETAILS_PARTY_RELATION</w:t>
               <w:br/>
-              <w:t xml:space="preserve">     where MD5_BINARY(NULLIF(UPPER(TRIM(CAST('HUB_POLICY|' || (nullif(trim(case when coalesce(nullif(trim("FOREIGN_KEY"),'')) is not null then nullif(trim("FOREIGN_KEY"), '') end),'')) AS VARCHAR))), '')) is not null</w:t>
-              <w:br/>
-              <w:t xml:space="preserve">       and MD5_BINARY(NULLIF(UPPER(TRIM(CAST('HUB_PARTY|' || (nullif(trim(case when coalesce(nullif(trim(w0_party_code),'')) is not null then nullif(trim(w0_party_code), '') end),'')) AS VARCHAR))), '')) is not null</w:t>
+              <w:t xml:space="preserve">     where MD5_BINARY(NULLIF(UPPER(TRIM(CAST('HUB_POLICY|' || (nullif(trim(case when nullif(trim("FOREIGN_KEY"),'') is not null then nullif(trim("FOREIGN_KEY"), '') end),'')) AS VARCHAR))), '')) is not null</w:t>
+              <w:br/>
+              <w:t xml:space="preserve">       and MD5_BINARY(NULLIF(UPPER(TRIM(CAST('HUB_PARTY|' || (nullif(trim(case when nullif(trim(w0_party_code),'') is not null then nullif(trim(w0_party_code), '') end),'')) AS VARCHAR))), '')) is not null</w:t>
               <w:br/>
               <w:t xml:space="preserve">       and (policy_party_bk__proposer is not null)</w:t>
               <w:br/>
@@ -6093,17 +6063,17 @@
               <w:br/>
               <w:t xml:space="preserve">    select 'lnkfeed_mt_policy_party &lt;- stg2_mt__uwr_pol_policy_relation' as src_feed,</w:t>
               <w:br/>
-              <w:t xml:space="preserve">           MD5_BINARY(NULLIF(UPPER(TRIM(CAST('LNK_POLICY_PARTY|' || (coalesce(nullif(trim(case when coalesce(nullif(trim(w0_policy_number),''), nullif(trim("FOREIGN_KEY"),'')) is not null then coalesce(nullif(trim(w0_policy_number), ''), nullif(trim("FOREIGN_KEY"), '')) end),''),'') || '|' || coalesce(nullif(trim(case when coalesce(nullif(trim((nullif(trim(to_varchar("PARTY_CODE")), ''))),'')) is not null then nullif(trim((nullif(trim(to_varchar("PARTY_CODE")), ''))), '') end),''),'')) AS VARCHAR))), '')) as link_hkey,</w:t>
+              <w:t xml:space="preserve">           MD5_BINARY(NULLIF(UPPER(TRIM(CAST('LNK_POLICY_PARTY|' || (coalesce(nullif(trim(case when coalesce(nullif(trim(w0_policy_number),''), nullif(trim("FOREIGN_KEY"),'')) is not null then coalesce(nullif(trim(w0_policy_number), ''), nullif(trim("FOREIGN_KEY"), '')) end),''),'') || '|' || coalesce(nullif(trim(case when nullif(trim((nullif(trim(to_varchar("PARTY_CODE")), ''))),'') is not null then nullif(trim((nullif(trim(to_varchar("PARTY_CODE")), ''))), '') end),''),'')) AS VARCHAR))), '')) as link_hkey,</w:t>
               <w:br/>
               <w:t xml:space="preserve">           MD5_BINARY(NULLIF(UPPER(TRIM(CAST('HUB_POLICY|' || (nullif(trim(case when coalesce(nullif(trim(w0_policy_number),''), nullif(trim("FOREIGN_KEY"),'')) is not null then coalesce(nullif(trim(w0_policy_number), ''), nullif(trim("FOREIGN_KEY"), '')) end),'')) AS VARCHAR))), '')) as POLICY_HKEY,</w:t>
               <w:br/>
-              <w:t xml:space="preserve">           MD5_BINARY(NULLIF(UPPER(TRIM(CAST('HUB_PARTY|' || (nullif(trim(case when coalesce(nullif(trim((nullif(trim(to_varchar("PARTY_CODE")), ''))),'')) is not null then nullif(trim((nullif(trim(to_varchar("PARTY_CODE")), ''))), '') end),'')) AS VARCHAR))), '')) as PARTY_HKEY</w:t>
+              <w:t xml:space="preserve">           MD5_BINARY(NULLIF(UPPER(TRIM(CAST('HUB_PARTY|' || (nullif(trim(case when nullif(trim((nullif(trim(to_varchar("PARTY_CODE")), ''))),'') is not null then nullif(trim((nullif(trim(to_varchar("PARTY_CODE")), ''))), '') end),'')) AS VARCHAR))), '')) as PARTY_HKEY</w:t>
               <w:br/>
               <w:t xml:space="preserve">      from RAW.MAXIMUS_TRAVEL.NONHLTH_TRV_UWR_VW_DATA_POLICY_DETAILS_POLICY_RELATION</w:t>
               <w:br/>
               <w:t xml:space="preserve">     where MD5_BINARY(NULLIF(UPPER(TRIM(CAST('HUB_POLICY|' || (nullif(trim(case when coalesce(nullif(trim(w0_policy_number),''), nullif(trim("FOREIGN_KEY"),'')) is not null then coalesce(nullif(trim(w0_policy_number), ''), nullif(trim("FOREIGN_KEY"), '')) end),'')) AS VARCHAR))), '')) is not null</w:t>
               <w:br/>
-              <w:t xml:space="preserve">       and MD5_BINARY(NULLIF(UPPER(TRIM(CAST('HUB_PARTY|' || (nullif(trim(case when coalesce(nullif(trim((nullif(trim(to_varchar("PARTY_CODE")), ''))),'')) is not null then nullif(trim((nullif(trim(to_varchar("PARTY_CODE")), ''))), '') end),'')) AS VARCHAR))), '')) is not null</w:t>
+              <w:t xml:space="preserve">       and MD5_BINARY(NULLIF(UPPER(TRIM(CAST('HUB_PARTY|' || (nullif(trim(case when nullif(trim((nullif(trim(to_varchar("PARTY_CODE")), ''))),'') is not null then nullif(trim((nullif(trim(to_varchar("PARTY_CODE")), ''))), '') end),'')) AS VARCHAR))), '')) is not null</w:t>
               <w:br/>
               <w:t xml:space="preserve">       and (policy_party_bk is not null)</w:t>
               <w:br/>
@@ -6113,17 +6083,17 @@
               <w:br/>
               <w:t xml:space="preserve">    select 'lnkfeed_mt_policy_party &lt;- stg2_mt__uwr_pol_policy_relation' as src_feed,</w:t>
               <w:br/>
-              <w:t xml:space="preserve">           MD5_BINARY(NULLIF(UPPER(TRIM(CAST('LNK_POLICY_PARTY|' || (coalesce(nullif(trim(case when coalesce(nullif(trim(w0_policy_number),''), nullif(trim("FOREIGN_KEY"),'')) is not null then coalesce(nullif(trim(w0_policy_number), ''), nullif(trim("FOREIGN_KEY"), '')) end),''),'') || '|' || coalesce(nullif(trim(case when coalesce(nullif(trim((nullif(trim(to_varchar("PARTY_CODE")), ''))),'')) is not null then nullif(trim((nullif(trim(to_varchar("PARTY_CODE")), ''))), '') end),''),'')) AS VARCHAR))), '')) as link_hkey,</w:t>
+              <w:t xml:space="preserve">           MD5_BINARY(NULLIF(UPPER(TRIM(CAST('LNK_POLICY_PARTY|' || (coalesce(nullif(trim(case when coalesce(nullif(trim(w0_policy_number),''), nullif(trim("FOREIGN_KEY"),'')) is not null then coalesce(nullif(trim(w0_policy_number), ''), nullif(trim("FOREIGN_KEY"), '')) end),''),'') || '|' || coalesce(nullif(trim(case when nullif(trim((nullif(trim(to_varchar("PARTY_CODE")), ''))),'') is not null then nullif(trim((nullif(trim(to_varchar("PARTY_CODE")), ''))), '') end),''),'')) AS VARCHAR))), '')) as link_hkey,</w:t>
               <w:br/>
               <w:t xml:space="preserve">           MD5_BINARY(NULLIF(UPPER(TRIM(CAST('HUB_POLICY|' || (nullif(trim(case when coalesce(nullif(trim(w0_policy_number),''), nullif(trim("FOREIGN_KEY"),'')) is not null then coalesce(nullif(trim(w0_policy_number), ''), nullif(trim("FOREIGN_KEY"), '')) end),'')) AS VARCHAR))), '')) as POLICY_HKEY,</w:t>
               <w:br/>
-              <w:t xml:space="preserve">           MD5_BINARY(NULLIF(UPPER(TRIM(CAST('HUB_PARTY|' || (nullif(trim(case when coalesce(nullif(trim((nullif(trim(to_varchar("PARTY_CODE")), ''))),'')) is not null then nullif(trim((nullif(trim(to_varchar("PARTY_CODE")), ''))), '') end),'')) AS VARCHAR))), '')) as PARTY_HKEY</w:t>
+              <w:t xml:space="preserve">           MD5_BINARY(NULLIF(UPPER(TRIM(CAST('HUB_PARTY|' || (nullif(trim(case when nullif(trim((nullif(trim(to_varchar("PARTY_CODE")), ''))),'') is not null then nullif(trim((nullif(trim(to_varchar("PARTY_CODE")), ''))), '') end),'')) AS VARCHAR))), '')) as PARTY_HKEY</w:t>
               <w:br/>
               <w:t xml:space="preserve">      from RAW.MAXIMUS_TRAVEL.NONHLTH_TRV_UWR_VW_DATA_POLICY_DETAILS_POLICY_RELATION</w:t>
               <w:br/>
               <w:t xml:space="preserve">     where MD5_BINARY(NULLIF(UPPER(TRIM(CAST('HUB_POLICY|' || (nullif(trim(case when coalesce(nullif(trim(w0_policy_number),''), nullif(trim("FOREIGN_KEY"),'')) is not null then coalesce(nullif(trim(w0_policy_number), ''), nullif(trim("FOREIGN_KEY"), '')) end),'')) AS VARCHAR))), '')) is not null</w:t>
               <w:br/>
-              <w:t xml:space="preserve">       and MD5_BINARY(NULLIF(UPPER(TRIM(CAST('HUB_PARTY|' || (nullif(trim(case when coalesce(nullif(trim((nullif(trim(to_varchar("PARTY_CODE")), ''))),'')) is not null then nullif(trim((nullif(trim(to_varchar("PARTY_CODE")), ''))), '') end),'')) AS VARCHAR))), '')) is not null</w:t>
+              <w:t xml:space="preserve">       and MD5_BINARY(NULLIF(UPPER(TRIM(CAST('HUB_PARTY|' || (nullif(trim(case when nullif(trim((nullif(trim(to_varchar("PARTY_CODE")), ''))),'') is not null then nullif(trim((nullif(trim(to_varchar("PARTY_CODE")), ''))), '') end),'')) AS VARCHAR))), '')) is not null</w:t>
               <w:br/>
               <w:t xml:space="preserve">       and (policy_party_bk is not null)</w:t>
               <w:br/>
@@ -6133,17 +6103,17 @@
               <w:br/>
               <w:t xml:space="preserve">    select 'lnkfeed_mt_policy_party &lt;- stg2_mt__uwr_pol_ins_mbr' as src_feed,</w:t>
               <w:br/>
-              <w:t xml:space="preserve">           MD5_BINARY(NULLIF(UPPER(TRIM(CAST('LNK_POLICY_PARTY|' || (coalesce(nullif(trim(case when coalesce(nullif(trim(w0_policy_number),'')) is not null then nullif(trim(w0_policy_number), '') end),''),'') || '|' || coalesce(nullif(trim(case when coalesce(nullif(trim((nullif(trim(to_varchar("PARTY_CODE")), ''))),'')) is not null then nullif(trim((nullif(trim(to_varchar("PARTY_CODE")), ''))), '') end),''),'')) AS VARCHAR))), '')) as link_hkey,</w:t>
-              <w:br/>
-              <w:t xml:space="preserve">           MD5_BINARY(NULLIF(UPPER(TRIM(CAST('HUB_POLICY|' || (nullif(trim(case when coalesce(nullif(trim(w0_policy_number),'')) is not null then nullif(trim(w0_policy_number), '') end),'')) AS VARCHAR))), '')) as POLICY_HKEY,</w:t>
-              <w:br/>
-              <w:t xml:space="preserve">           MD5_BINARY(NULLIF(UPPER(TRIM(CAST('HUB_PARTY|' || (nullif(trim(case when coalesce(nullif(trim((nullif(trim(to_varchar("PARTY_CODE")), ''))),'')) is not null then nullif(trim((nullif(trim(to_varchar("PARTY_CODE")), ''))), '') end),'')) AS VARCHAR))), '')) as PARTY_HKEY</w:t>
+              <w:t xml:space="preserve">           MD5_BINARY(NULLIF(UPPER(TRIM(CAST('LNK_POLICY_PARTY|' || (coalesce(nullif(trim(case when nullif(trim(w0_policy_number),'') is not null then nullif(trim(w0_policy_number), '') end),''),'') || '|' || coalesce(nullif(trim(case when nullif(trim((nullif(trim(to_varchar("PARTY_CODE")), ''))),'') is not null then nullif(trim((nullif(trim(to_varchar("PARTY_CODE")), ''))), '') end),''),'')) AS VARCHAR))), '')) as link_hkey,</w:t>
+              <w:br/>
+              <w:t xml:space="preserve">           MD5_BINARY(NULLIF(UPPER(TRIM(CAST('HUB_POLICY|' || (nullif(trim(case when nullif(trim(w0_policy_number),'') is not null then nullif(trim(w0_policy_number), '') end),'')) AS VARCHAR))), '')) as POLICY_HKEY,</w:t>
+              <w:br/>
+              <w:t xml:space="preserve">           MD5_BINARY(NULLIF(UPPER(TRIM(CAST('HUB_PARTY|' || (nullif(trim(case when nullif(trim((nullif(trim(to_varchar("PARTY_CODE")), ''))),'') is not null then nullif(trim((nullif(trim(to_varchar("PARTY_CODE")), ''))), '') end),'')) AS VARCHAR))), '')) as PARTY_HKEY</w:t>
               <w:br/>
               <w:t xml:space="preserve">      from RAW.MAXIMUS_TRAVEL.NONHLTH_TRV_UWR_VW_DATA_POLICY_DETAILS_INSURED_DETAILS_MEMBER_DETAILS</w:t>
               <w:br/>
-              <w:t xml:space="preserve">     where MD5_BINARY(NULLIF(UPPER(TRIM(CAST('HUB_POLICY|' || (nullif(trim(case when coalesce(nullif(trim(w0_policy_number),'')) is not null then nullif(trim(w0_policy_number), '') end),'')) AS VARCHAR))), '')) is not null</w:t>
-              <w:br/>
-              <w:t xml:space="preserve">       and MD5_BINARY(NULLIF(UPPER(TRIM(CAST('HUB_PARTY|' || (nullif(trim(case when coalesce(nullif(trim((nullif(trim(to_varchar("PARTY_CODE")), ''))),'')) is not null then nullif(trim((nullif(trim(to_varchar("PARTY_CODE")), ''))), '') end),'')) AS VARCHAR))), '')) is not null</w:t>
+              <w:t xml:space="preserve">     where MD5_BINARY(NULLIF(UPPER(TRIM(CAST('HUB_POLICY|' || (nullif(trim(case when nullif(trim(w0_policy_number),'') is not null then nullif(trim(w0_policy_number), '') end),'')) AS VARCHAR))), '')) is not null</w:t>
+              <w:br/>
+              <w:t xml:space="preserve">       and MD5_BINARY(NULLIF(UPPER(TRIM(CAST('HUB_PARTY|' || (nullif(trim(case when nullif(trim((nullif(trim(to_varchar("PARTY_CODE")), ''))),'') is not null then nullif(trim((nullif(trim(to_varchar("PARTY_CODE")), ''))), '') end),'')) AS VARCHAR))), '')) is not null</w:t>
               <w:br/>
               <w:t xml:space="preserve">       and (policy_party_bk__insured_member is not null)</w:t>
               <w:br/>
@@ -6153,17 +6123,17 @@
               <w:br/>
               <w:t xml:space="preserve">    select 'lnkfeed_mt_policy_party &lt;- stg2_mt__uwr_pol_ins_mbr' as src_feed,</w:t>
               <w:br/>
-              <w:t xml:space="preserve">           MD5_BINARY(NULLIF(UPPER(TRIM(CAST('LNK_POLICY_PARTY|' || (coalesce(nullif(trim(case when coalesce(nullif(trim(w0_policy_number),'')) is not null then nullif(trim(w0_policy_number), '') end),''),'') || '|' || coalesce(nullif(trim(case when coalesce(nullif(trim((nullif(trim(to_varchar("PARTY_CODE")), ''))),'')) is not null then nullif(trim((nullif(trim(to_varchar("PARTY_CODE")), ''))), '') end),''),'')) AS VARCHAR))), '')) as link_hkey,</w:t>
-              <w:br/>
-              <w:t xml:space="preserve">           MD5_BINARY(NULLIF(UPPER(TRIM(CAST('HUB_POLICY|' || (nullif(trim(case when coalesce(nullif(trim(w0_policy_number),'')) is not null then nullif(trim(w0_policy_number), '') end),'')) AS VARCHAR))), '')) as POLICY_HKEY,</w:t>
-              <w:br/>
-              <w:t xml:space="preserve">           MD5_BINARY(NULLIF(UPPER(TRIM(CAST('HUB_PARTY|' || (nullif(trim(case when coalesce(nullif(trim((nullif(trim(to_varchar("PARTY_CODE")), ''))),'')) is not null then nullif(trim((nullif(trim(to_varchar("PARTY_CODE")), ''))), '') end),'')) AS VARCHAR))), '')) as PARTY_HKEY</w:t>
+              <w:t xml:space="preserve">           MD5_BINARY(NULLIF(UPPER(TRIM(CAST('LNK_POLICY_PARTY|' || (coalesce(nullif(trim(case when nullif(trim(w0_policy_number),'') is not null then nullif(trim(w0_policy_number), '') end),''),'') || '|' || coalesce(nullif(trim(case when nullif(trim((nullif(trim(to_varchar("PARTY_CODE")), ''))),'') is not null then nullif(trim((nullif(trim(to_varchar("PARTY_CODE")), ''))), '') end),''),'')) AS VARCHAR))), '')) as link_hkey,</w:t>
+              <w:br/>
+              <w:t xml:space="preserve">           MD5_BINARY(NULLIF(UPPER(TRIM(CAST('HUB_POLICY|' || (nullif(trim(case when nullif(trim(w0_policy_number),'') is not null then nullif(trim(w0_policy_number), '') end),'')) AS VARCHAR))), '')) as POLICY_HKEY,</w:t>
+              <w:br/>
+              <w:t xml:space="preserve">           MD5_BINARY(NULLIF(UPPER(TRIM(CAST('HUB_PARTY|' || (nullif(trim(case when nullif(trim((nullif(trim(to_varchar("PARTY_CODE")), ''))),'') is not null then nullif(trim((nullif(trim(to_varchar("PARTY_CODE")), ''))), '') end),'')) AS VARCHAR))), '')) as PARTY_HKEY</w:t>
               <w:br/>
               <w:t xml:space="preserve">      from RAW.MAXIMUS_TRAVEL.NONHLTH_TRV_UWR_VW_DATA_POLICY_DETAILS_INSURED_DETAILS_MEMBER_DETAILS</w:t>
               <w:br/>
-              <w:t xml:space="preserve">     where MD5_BINARY(NULLIF(UPPER(TRIM(CAST('HUB_POLICY|' || (nullif(trim(case when coalesce(nullif(trim(w0_policy_number),'')) is not null then nullif(trim(w0_policy_number), '') end),'')) AS VARCHAR))), '')) is not null</w:t>
-              <w:br/>
-              <w:t xml:space="preserve">       and MD5_BINARY(NULLIF(UPPER(TRIM(CAST('HUB_PARTY|' || (nullif(trim(case when coalesce(nullif(trim((nullif(trim(to_varchar("PARTY_CODE")), ''))),'')) is not null then nullif(trim((nullif(trim(to_varchar("PARTY_CODE")), ''))), '') end),'')) AS VARCHAR))), '')) is not null</w:t>
+              <w:t xml:space="preserve">     where MD5_BINARY(NULLIF(UPPER(TRIM(CAST('HUB_POLICY|' || (nullif(trim(case when nullif(trim(w0_policy_number),'') is not null then nullif(trim(w0_policy_number), '') end),'')) AS VARCHAR))), '')) is not null</w:t>
+              <w:br/>
+              <w:t xml:space="preserve">       and MD5_BINARY(NULLIF(UPPER(TRIM(CAST('HUB_PARTY|' || (nullif(trim(case when nullif(trim((nullif(trim(to_varchar("PARTY_CODE")), ''))),'') is not null then nullif(trim((nullif(trim(to_varchar("PARTY_CODE")), ''))), '') end),'')) AS VARCHAR))), '')) is not null</w:t>
               <w:br/>
               <w:t xml:space="preserve">       and (policy_party_bk__insured_member is not null)</w:t>
               <w:br/>
@@ -6173,17 +6143,17 @@
               <w:br/>
               <w:t xml:space="preserve">    select 'lnkfeed_mt_policy_party &lt;- stg2_mt__uwr_pol_prp' as src_feed,</w:t>
               <w:br/>
-              <w:t xml:space="preserve">           MD5_BINARY(NULLIF(UPPER(TRIM(CAST('LNK_POLICY_PARTY|' || (coalesce(nullif(trim(case when coalesce(nullif(trim(w0_policy_number),'')) is not null then nullif(trim(w0_policy_number), '') end),''),'') || '|' || coalesce(nullif(trim(case when coalesce(nullif(trim((nullif(trim(to_varchar("PARTY_CODE")), ''))),'')) is not null then nullif(trim((nullif(trim(to_varchar("PARTY_CODE")), ''))), '') end),''),'')) AS VARCHAR))), '')) as link_hkey,</w:t>
-              <w:br/>
-              <w:t xml:space="preserve">           MD5_BINARY(NULLIF(UPPER(TRIM(CAST('HUB_POLICY|' || (nullif(trim(case when coalesce(nullif(trim(w0_policy_number),'')) is not null then nullif(trim(w0_policy_number), '') end),'')) AS VARCHAR))), '')) as POLICY_HKEY,</w:t>
-              <w:br/>
-              <w:t xml:space="preserve">           MD5_BINARY(NULLIF(UPPER(TRIM(CAST('HUB_PARTY|' || (nullif(trim(case when coalesce(nullif(trim((nullif(trim(to_varchar("PARTY_CODE")), ''))),'')) is not null then nullif(trim((nullif(trim(to_varchar("PARTY_CODE")), ''))), '') end),'')) AS VARCHAR))), '')) as PARTY_HKEY</w:t>
+              <w:t xml:space="preserve">           MD5_BINARY(NULLIF(UPPER(TRIM(CAST('LNK_POLICY_PARTY|' || (coalesce(nullif(trim(case when nullif(trim(w0_policy_number),'') is not null then nullif(trim(w0_policy_number), '') end),''),'') || '|' || coalesce(nullif(trim(case when nullif(trim((nullif(trim(to_varchar("PARTY_CODE")), ''))),'') is not null then nullif(trim((nullif(trim(to_varchar("PARTY_CODE")), ''))), '') end),''),'')) AS VARCHAR))), '')) as link_hkey,</w:t>
+              <w:br/>
+              <w:t xml:space="preserve">           MD5_BINARY(NULLIF(UPPER(TRIM(CAST('HUB_POLICY|' || (nullif(trim(case when nullif(trim(w0_policy_number),'') is not null then nullif(trim(w0_policy_number), '') end),'')) AS VARCHAR))), '')) as POLICY_HKEY,</w:t>
+              <w:br/>
+              <w:t xml:space="preserve">           MD5_BINARY(NULLIF(UPPER(TRIM(CAST('HUB_PARTY|' || (nullif(trim(case when nullif(trim((nullif(trim(to_varchar("PARTY_CODE")), ''))),'') is not null then nullif(trim((nullif(trim(to_varchar("PARTY_CODE")), ''))), '') end),'')) AS VARCHAR))), '')) as PARTY_HKEY</w:t>
               <w:br/>
               <w:t xml:space="preserve">      from RAW.MAXIMUS_TRAVEL.NONHLTH_TRV_UWR_VW_DATA_POLICY_DETAILS_PROPOSER_DETAILS</w:t>
               <w:br/>
-              <w:t xml:space="preserve">     where MD5_BINARY(NULLIF(UPPER(TRIM(CAST('HUB_POLICY|' || (nullif(trim(case when coalesce(nullif(trim(w0_policy_number),'')) is not null then nullif(trim(w0_policy_number), '') end),'')) AS VARCHAR))), '')) is not null</w:t>
-              <w:br/>
-              <w:t xml:space="preserve">       and MD5_BINARY(NULLIF(UPPER(TRIM(CAST('HUB_PARTY|' || (nullif(trim(case when coalesce(nullif(trim((nullif(trim(to_varchar("PARTY_CODE")), ''))),'')) is not null then nullif(trim((nullif(trim(to_varchar("PARTY_CODE")), ''))), '') end),'')) AS VARCHAR))), '')) is not null</w:t>
+              <w:t xml:space="preserve">     where MD5_BINARY(NULLIF(UPPER(TRIM(CAST('HUB_POLICY|' || (nullif(trim(case when nullif(trim(w0_policy_number),'') is not null then nullif(trim(w0_policy_number), '') end),'')) AS VARCHAR))), '')) is not null</w:t>
+              <w:br/>
+              <w:t xml:space="preserve">       and MD5_BINARY(NULLIF(UPPER(TRIM(CAST('HUB_PARTY|' || (nullif(trim(case when nullif(trim((nullif(trim(to_varchar("PARTY_CODE")), ''))),'') is not null then nullif(trim((nullif(trim(to_varchar("PARTY_CODE")), ''))), '') end),'')) AS VARCHAR))), '')) is not null</w:t>
               <w:br/>
               <w:t xml:space="preserve">       and (policy_party_bk__proposer is not null)</w:t>
               <w:br/>
@@ -6193,17 +6163,17 @@
               <w:br/>
               <w:t xml:space="preserve">    select 'lnkfeed_mt_policy_party &lt;- stg2_mt__uwr_pol_prp' as src_feed,</w:t>
               <w:br/>
-              <w:t xml:space="preserve">           MD5_BINARY(NULLIF(UPPER(TRIM(CAST('LNK_POLICY_PARTY|' || (coalesce(nullif(trim(case when coalesce(nullif(trim(w0_policy_number),'')) is not null then nullif(trim(w0_policy_number), '') end),''),'') || '|' || coalesce(nullif(trim(case when coalesce(nullif(trim((nullif(trim(to_varchar("PARTY_CODE")), ''))),'')) is not null then nullif(trim((nullif(trim(to_varchar("PARTY_CODE")), ''))), '') end),''),'')) AS VARCHAR))), '')) as link_hkey,</w:t>
-              <w:br/>
-              <w:t xml:space="preserve">           MD5_BINARY(NULLIF(UPPER(TRIM(CAST('HUB_POLICY|' || (nullif(trim(case when coalesce(nullif(trim(w0_policy_number),'')) is not null then nullif(trim(w0_policy_number), '') end),'')) AS VARCHAR))), '')) as POLICY_HKEY,</w:t>
-              <w:br/>
-              <w:t xml:space="preserve">           MD5_BINARY(NULLIF(UPPER(TRIM(CAST('HUB_PARTY|' || (nullif(trim(case when coalesce(nullif(trim((nullif(trim(to_varchar("PARTY_CODE")), ''))),'')) is not null then nullif(trim((nullif(trim(to_varchar("PARTY_CODE")), ''))), '') end),'')) AS VARCHAR))), '')) as PARTY_HKEY</w:t>
+              <w:t xml:space="preserve">           MD5_BINARY(NULLIF(UPPER(TRIM(CAST('LNK_POLICY_PARTY|' || (coalesce(nullif(trim(case when nullif(trim(w0_policy_number),'') is not null then nullif(trim(w0_policy_number), '') end),''),'') || '|' || coalesce(nullif(trim(case when nullif(trim((nullif(trim(to_varchar("PARTY_CODE")), ''))),'') is not null then nullif(trim((nullif(trim(to_varchar("PARTY_CODE")), ''))), '') end),''),'')) AS VARCHAR))), '')) as link_hkey,</w:t>
+              <w:br/>
+              <w:t xml:space="preserve">           MD5_BINARY(NULLIF(UPPER(TRIM(CAST('HUB_POLICY|' || (nullif(trim(case when nullif(trim(w0_policy_number),'') is not null then nullif(trim(w0_policy_number), '') end),'')) AS VARCHAR))), '')) as POLICY_HKEY,</w:t>
+              <w:br/>
+              <w:t xml:space="preserve">           MD5_BINARY(NULLIF(UPPER(TRIM(CAST('HUB_PARTY|' || (nullif(trim(case when nullif(trim((nullif(trim(to_varchar("PARTY_CODE")), ''))),'') is not null then nullif(trim((nullif(trim(to_varchar("PARTY_CODE")), ''))), '') end),'')) AS VARCHAR))), '')) as PARTY_HKEY</w:t>
               <w:br/>
               <w:t xml:space="preserve">      from RAW.MAXIMUS_TRAVEL.NONHLTH_TRV_UWR_VW_DATA_POLICY_DETAILS_PROPOSER_DETAILS</w:t>
               <w:br/>
-              <w:t xml:space="preserve">     where MD5_BINARY(NULLIF(UPPER(TRIM(CAST('HUB_POLICY|' || (nullif(trim(case when coalesce(nullif(trim(w0_policy_number),'')) is not null then nullif(trim(w0_policy_number), '') end),'')) AS VARCHAR))), '')) is not null</w:t>
-              <w:br/>
-              <w:t xml:space="preserve">       and MD5_BINARY(NULLIF(UPPER(TRIM(CAST('HUB_PARTY|' || (nullif(trim(case when coalesce(nullif(trim((nullif(trim(to_varchar("PARTY_CODE")), ''))),'')) is not null then nullif(trim((nullif(trim(to_varchar("PARTY_CODE")), ''))), '') end),'')) AS VARCHAR))), '')) is not null</w:t>
+              <w:t xml:space="preserve">     where MD5_BINARY(NULLIF(UPPER(TRIM(CAST('HUB_POLICY|' || (nullif(trim(case when nullif(trim(w0_policy_number),'') is not null then nullif(trim(w0_policy_number), '') end),'')) AS VARCHAR))), '')) is not null</w:t>
+              <w:br/>
+              <w:t xml:space="preserve">       and MD5_BINARY(NULLIF(UPPER(TRIM(CAST('HUB_PARTY|' || (nullif(trim(case when nullif(trim((nullif(trim(to_varchar("PARTY_CODE")), ''))),'') is not null then nullif(trim((nullif(trim(to_varchar("PARTY_CODE")), ''))), '') end),'')) AS VARCHAR))), '')) is not null</w:t>
               <w:br/>
               <w:t xml:space="preserve">       and (policy_party_bk__proposer is not null)</w:t>
               <w:br/>
@@ -6279,9 +6249,6 @@
       </w:pPr>
       <w:r>
         <w:t xml:space="preserve">11. MAXIMUS — LINK_POLICY_PARTY -- (b) orphan links (link FK -&gt; hub)</w:t>
-      </w:r>
-      <w:r>
-        <w:t xml:space="preserve">  [M3]</w:t>
       </w:r>
     </w:p>
     <w:tbl>
@@ -6603,9 +6570,6 @@
       <w:r>
         <w:t xml:space="preserve">12. MAXIMUS — LINK_POLICY_PARTY -- (c) unexpected links (link -&gt; RAW)</w:t>
       </w:r>
-      <w:r>
-        <w:t xml:space="preserve">  [M3]</w:t>
-      </w:r>
     </w:p>
     <w:tbl>
       <w:tblPr>
@@ -6831,17 +6795,17 @@
               <w:br/>
               <w:t xml:space="preserve">    -- via lnkfeed_mt_policy_party &lt;- stg2_mt__uwr_pol_ins_mbr_party_relation</w:t>
               <w:br/>
-              <w:t xml:space="preserve">    select MD5_BINARY(NULLIF(UPPER(TRIM(CAST('LNK_POLICY_PARTY|' || (coalesce(nullif(trim(case when coalesce(nullif(trim("FOREIGN_KEY"),'')) is not null then nullif(trim("FOREIGN_KEY"), '') end),''),'') || '|' || coalesce(nullif(trim(case when coalesce(nullif(trim(w0_party_code),'')) is not null then nullif(trim(w0_party_code), '') end),''),'')) AS VARCHAR))), '')) as link_hkey,</w:t>
-              <w:br/>
-              <w:t xml:space="preserve">           MD5_BINARY(NULLIF(UPPER(TRIM(CAST('HUB_POLICY|' || (nullif(trim(case when coalesce(nullif(trim("FOREIGN_KEY"),'')) is not null then nullif(trim("FOREIGN_KEY"), '') end),'')) AS VARCHAR))), '')) as POLICY_HKEY,</w:t>
-              <w:br/>
-              <w:t xml:space="preserve">           MD5_BINARY(NULLIF(UPPER(TRIM(CAST('HUB_PARTY|' || (nullif(trim(case when coalesce(nullif(trim(w0_party_code),'')) is not null then nullif(trim(w0_party_code), '') end),'')) AS VARCHAR))), '')) as PARTY_HKEY</w:t>
+              <w:t xml:space="preserve">    select MD5_BINARY(NULLIF(UPPER(TRIM(CAST('LNK_POLICY_PARTY|' || (coalesce(nullif(trim(case when nullif(trim("FOREIGN_KEY"),'') is not null then nullif(trim("FOREIGN_KEY"), '') end),''),'') || '|' || coalesce(nullif(trim(case when nullif(trim(w0_party_code),'') is not null then nullif(trim(w0_party_code), '') end),''),'')) AS VARCHAR))), '')) as link_hkey,</w:t>
+              <w:br/>
+              <w:t xml:space="preserve">           MD5_BINARY(NULLIF(UPPER(TRIM(CAST('HUB_POLICY|' || (nullif(trim(case when nullif(trim("FOREIGN_KEY"),'') is not null then nullif(trim("FOREIGN_KEY"), '') end),'')) AS VARCHAR))), '')) as POLICY_HKEY,</w:t>
+              <w:br/>
+              <w:t xml:space="preserve">           MD5_BINARY(NULLIF(UPPER(TRIM(CAST('HUB_PARTY|' || (nullif(trim(case when nullif(trim(w0_party_code),'') is not null then nullif(trim(w0_party_code), '') end),'')) AS VARCHAR))), '')) as PARTY_HKEY</w:t>
               <w:br/>
               <w:t xml:space="preserve">      from RAW.MAXIMUS_TRAVEL.NONHLTH_TRV_UWR_VW_DATA_POLICY_DETAILS_INSURED_DETAILS_MEMBER_DETAILS_PARTY_RELATION</w:t>
               <w:br/>
-              <w:t xml:space="preserve">     where MD5_BINARY(NULLIF(UPPER(TRIM(CAST('HUB_POLICY|' || (nullif(trim(case when coalesce(nullif(trim("FOREIGN_KEY"),'')) is not null then nullif(trim("FOREIGN_KEY"), '') end),'')) AS VARCHAR))), '')) is not null</w:t>
-              <w:br/>
-              <w:t xml:space="preserve">       and MD5_BINARY(NULLIF(UPPER(TRIM(CAST('HUB_PARTY|' || (nullif(trim(case when coalesce(nullif(trim(w0_party_code),'')) is not null then nullif(trim(w0_party_code), '') end),'')) AS VARCHAR))), '')) is not null</w:t>
+              <w:t xml:space="preserve">     where MD5_BINARY(NULLIF(UPPER(TRIM(CAST('HUB_POLICY|' || (nullif(trim(case when nullif(trim("FOREIGN_KEY"),'') is not null then nullif(trim("FOREIGN_KEY"), '') end),'')) AS VARCHAR))), '')) is not null</w:t>
+              <w:br/>
+              <w:t xml:space="preserve">       and MD5_BINARY(NULLIF(UPPER(TRIM(CAST('HUB_PARTY|' || (nullif(trim(case when nullif(trim(w0_party_code),'') is not null then nullif(trim(w0_party_code), '') end),'')) AS VARCHAR))), '')) is not null</w:t>
               <w:br/>
               <w:t xml:space="preserve">       and (policy_party_bk__insured_member is not null)</w:t>
               <w:br/>
@@ -6849,17 +6813,17 @@
               <w:br/>
               <w:t xml:space="preserve">    -- via lnkfeed_mt_policy_party &lt;- stg2_mt__uwr_pol_ins_mbr_party_relation</w:t>
               <w:br/>
-              <w:t xml:space="preserve">    select MD5_BINARY(NULLIF(UPPER(TRIM(CAST('LNK_POLICY_PARTY|' || (coalesce(nullif(trim(case when coalesce(nullif(trim("FOREIGN_KEY"),'')) is not null then nullif(trim("FOREIGN_KEY"), '') end),''),'') || '|' || coalesce(nullif(trim(case when coalesce(nullif(trim(w0_party_code),'')) is not null then nullif(trim(w0_party_code), '') end),''),'')) AS VARCHAR))), '')) as link_hkey,</w:t>
-              <w:br/>
-              <w:t xml:space="preserve">           MD5_BINARY(NULLIF(UPPER(TRIM(CAST('HUB_POLICY|' || (nullif(trim(case when coalesce(nullif(trim("FOREIGN_KEY"),'')) is not null then nullif(trim("FOREIGN_KEY"), '') end),'')) AS VARCHAR))), '')) as POLICY_HKEY,</w:t>
-              <w:br/>
-              <w:t xml:space="preserve">           MD5_BINARY(NULLIF(UPPER(TRIM(CAST('HUB_PARTY|' || (nullif(trim(case when coalesce(nullif(trim(w0_party_code),'')) is not null then nullif(trim(w0_party_code), '') end),'')) AS VARCHAR))), '')) as PARTY_HKEY</w:t>
+              <w:t xml:space="preserve">    select MD5_BINARY(NULLIF(UPPER(TRIM(CAST('LNK_POLICY_PARTY|' || (coalesce(nullif(trim(case when nullif(trim("FOREIGN_KEY"),'') is not null then nullif(trim("FOREIGN_KEY"), '') end),''),'') || '|' || coalesce(nullif(trim(case when nullif(trim(w0_party_code),'') is not null then nullif(trim(w0_party_code), '') end),''),'')) AS VARCHAR))), '')) as link_hkey,</w:t>
+              <w:br/>
+              <w:t xml:space="preserve">           MD5_BINARY(NULLIF(UPPER(TRIM(CAST('HUB_POLICY|' || (nullif(trim(case when nullif(trim("FOREIGN_KEY"),'') is not null then nullif(trim("FOREIGN_KEY"), '') end),'')) AS VARCHAR))), '')) as POLICY_HKEY,</w:t>
+              <w:br/>
+              <w:t xml:space="preserve">           MD5_BINARY(NULLIF(UPPER(TRIM(CAST('HUB_PARTY|' || (nullif(trim(case when nullif(trim(w0_party_code),'') is not null then nullif(trim(w0_party_code), '') end),'')) AS VARCHAR))), '')) as PARTY_HKEY</w:t>
               <w:br/>
               <w:t xml:space="preserve">      from RAW.MAXIMUS_TRAVEL.NONHLTH_TRV_UWR_VW_DATA_POLICY_DETAILS_INSURED_DETAILS_MEMBER_DETAILS_PARTY_RELATION</w:t>
               <w:br/>
-              <w:t xml:space="preserve">     where MD5_BINARY(NULLIF(UPPER(TRIM(CAST('HUB_POLICY|' || (nullif(trim(case when coalesce(nullif(trim("FOREIGN_KEY"),'')) is not null then nullif(trim("FOREIGN_KEY"), '') end),'')) AS VARCHAR))), '')) is not null</w:t>
-              <w:br/>
-              <w:t xml:space="preserve">       and MD5_BINARY(NULLIF(UPPER(TRIM(CAST('HUB_PARTY|' || (nullif(trim(case when coalesce(nullif(trim(w0_party_code),'')) is not null then nullif(trim(w0_party_code), '') end),'')) AS VARCHAR))), '')) is not null</w:t>
+              <w:t xml:space="preserve">     where MD5_BINARY(NULLIF(UPPER(TRIM(CAST('HUB_POLICY|' || (nullif(trim(case when nullif(trim("FOREIGN_KEY"),'') is not null then nullif(trim("FOREIGN_KEY"), '') end),'')) AS VARCHAR))), '')) is not null</w:t>
+              <w:br/>
+              <w:t xml:space="preserve">       and MD5_BINARY(NULLIF(UPPER(TRIM(CAST('HUB_PARTY|' || (nullif(trim(case when nullif(trim(w0_party_code),'') is not null then nullif(trim(w0_party_code), '') end),'')) AS VARCHAR))), '')) is not null</w:t>
               <w:br/>
               <w:t xml:space="preserve">       and (policy_party_bk__insured_member is not null)</w:t>
               <w:br/>
@@ -6867,17 +6831,17 @@
               <w:br/>
               <w:t xml:space="preserve">    -- via lnkfeed_mt_policy_party &lt;- stg2_mt__uwr_pol_prp_party_relation</w:t>
               <w:br/>
-              <w:t xml:space="preserve">    select MD5_BINARY(NULLIF(UPPER(TRIM(CAST('LNK_POLICY_PARTY|' || (coalesce(nullif(trim(case when coalesce(nullif(trim("FOREIGN_KEY"),'')) is not null then nullif(trim("FOREIGN_KEY"), '') end),''),'') || '|' || coalesce(nullif(trim(case when coalesce(nullif(trim(w0_party_code),'')) is not null then nullif(trim(w0_party_code), '') end),''),'')) AS VARCHAR))), '')) as link_hkey,</w:t>
-              <w:br/>
-              <w:t xml:space="preserve">           MD5_BINARY(NULLIF(UPPER(TRIM(CAST('HUB_POLICY|' || (nullif(trim(case when coalesce(nullif(trim("FOREIGN_KEY"),'')) is not null then nullif(trim("FOREIGN_KEY"), '') end),'')) AS VARCHAR))), '')) as POLICY_HKEY,</w:t>
-              <w:br/>
-              <w:t xml:space="preserve">           MD5_BINARY(NULLIF(UPPER(TRIM(CAST('HUB_PARTY|' || (nullif(trim(case when coalesce(nullif(trim(w0_party_code),'')) is not null then nullif(trim(w0_party_code), '') end),'')) AS VARCHAR))), '')) as PARTY_HKEY</w:t>
+              <w:t xml:space="preserve">    select MD5_BINARY(NULLIF(UPPER(TRIM(CAST('LNK_POLICY_PARTY|' || (coalesce(nullif(trim(case when nullif(trim("FOREIGN_KEY"),'') is not null then nullif(trim("FOREIGN_KEY"), '') end),''),'') || '|' || coalesce(nullif(trim(case when nullif(trim(w0_party_code),'') is not null then nullif(trim(w0_party_code), '') end),''),'')) AS VARCHAR))), '')) as link_hkey,</w:t>
+              <w:br/>
+              <w:t xml:space="preserve">           MD5_BINARY(NULLIF(UPPER(TRIM(CAST('HUB_POLICY|' || (nullif(trim(case when nullif(trim("FOREIGN_KEY"),'') is not null then nullif(trim("FOREIGN_KEY"), '') end),'')) AS VARCHAR))), '')) as POLICY_HKEY,</w:t>
+              <w:br/>
+              <w:t xml:space="preserve">           MD5_BINARY(NULLIF(UPPER(TRIM(CAST('HUB_PARTY|' || (nullif(trim(case when nullif(trim(w0_party_code),'') is not null then nullif(trim(w0_party_code), '') end),'')) AS VARCHAR))), '')) as PARTY_HKEY</w:t>
               <w:br/>
               <w:t xml:space="preserve">      from RAW.MAXIMUS_TRAVEL.NONHLTH_TRV_UWR_VW_DATA_POLICY_DETAILS_PROPOSER_DETAILS_PARTY_RELATION</w:t>
               <w:br/>
-              <w:t xml:space="preserve">     where MD5_BINARY(NULLIF(UPPER(TRIM(CAST('HUB_POLICY|' || (nullif(trim(case when coalesce(nullif(trim("FOREIGN_KEY"),'')) is not null then nullif(trim("FOREIGN_KEY"), '') end),'')) AS VARCHAR))), '')) is not null</w:t>
-              <w:br/>
-              <w:t xml:space="preserve">       and MD5_BINARY(NULLIF(UPPER(TRIM(CAST('HUB_PARTY|' || (nullif(trim(case when coalesce(nullif(trim(w0_party_code),'')) is not null then nullif(trim(w0_party_code), '') end),'')) AS VARCHAR))), '')) is not null</w:t>
+              <w:t xml:space="preserve">     where MD5_BINARY(NULLIF(UPPER(TRIM(CAST('HUB_POLICY|' || (nullif(trim(case when nullif(trim("FOREIGN_KEY"),'') is not null then nullif(trim("FOREIGN_KEY"), '') end),'')) AS VARCHAR))), '')) is not null</w:t>
+              <w:br/>
+              <w:t xml:space="preserve">       and MD5_BINARY(NULLIF(UPPER(TRIM(CAST('HUB_PARTY|' || (nullif(trim(case when nullif(trim(w0_party_code),'') is not null then nullif(trim(w0_party_code), '') end),'')) AS VARCHAR))), '')) is not null</w:t>
               <w:br/>
               <w:t xml:space="preserve">       and (policy_party_bk__proposer is not null)</w:t>
               <w:br/>
@@ -6885,17 +6849,17 @@
               <w:br/>
               <w:t xml:space="preserve">    -- via lnkfeed_mt_policy_party &lt;- stg2_mt__uwr_pol_prp_party_relation</w:t>
               <w:br/>
-              <w:t xml:space="preserve">    select MD5_BINARY(NULLIF(UPPER(TRIM(CAST('LNK_POLICY_PARTY|' || (coalesce(nullif(trim(case when coalesce(nullif(trim("FOREIGN_KEY"),'')) is not null then nullif(trim("FOREIGN_KEY"), '') end),''),'') || '|' || coalesce(nullif(trim(case when coalesce(nullif(trim(w0_party_code),'')) is not null then nullif(trim(w0_party_code), '') end),''),'')) AS VARCHAR))), '')) as link_hkey,</w:t>
-              <w:br/>
-              <w:t xml:space="preserve">           MD5_BINARY(NULLIF(UPPER(TRIM(CAST('HUB_POLICY|' || (nullif(trim(case when coalesce(nullif(trim("FOREIGN_KEY"),'')) is not null then nullif(trim("FOREIGN_KEY"), '') end),'')) AS VARCHAR))), '')) as POLICY_HKEY,</w:t>
-              <w:br/>
-              <w:t xml:space="preserve">           MD5_BINARY(NULLIF(UPPER(TRIM(CAST('HUB_PARTY|' || (nullif(trim(case when coalesce(nullif(trim(w0_party_code),'')) is not null then nullif(trim(w0_party_code), '') end),'')) AS VARCHAR))), '')) as PARTY_HKEY</w:t>
+              <w:t xml:space="preserve">    select MD5_BINARY(NULLIF(UPPER(TRIM(CAST('LNK_POLICY_PARTY|' || (coalesce(nullif(trim(case when nullif(trim("FOREIGN_KEY"),'') is not null then nullif(trim("FOREIGN_KEY"), '') end),''),'') || '|' || coalesce(nullif(trim(case when nullif(trim(w0_party_code),'') is not null then nullif(trim(w0_party_code), '') end),''),'')) AS VARCHAR))), '')) as link_hkey,</w:t>
+              <w:br/>
+              <w:t xml:space="preserve">           MD5_BINARY(NULLIF(UPPER(TRIM(CAST('HUB_POLICY|' || (nullif(trim(case when nullif(trim("FOREIGN_KEY"),'') is not null then nullif(trim("FOREIGN_KEY"), '') end),'')) AS VARCHAR))), '')) as POLICY_HKEY,</w:t>
+              <w:br/>
+              <w:t xml:space="preserve">           MD5_BINARY(NULLIF(UPPER(TRIM(CAST('HUB_PARTY|' || (nullif(trim(case when nullif(trim(w0_party_code),'') is not null then nullif(trim(w0_party_code), '') end),'')) AS VARCHAR))), '')) as PARTY_HKEY</w:t>
               <w:br/>
               <w:t xml:space="preserve">      from RAW.MAXIMUS_TRAVEL.NONHLTH_TRV_UWR_VW_DATA_POLICY_DETAILS_PROPOSER_DETAILS_PARTY_RELATION</w:t>
               <w:br/>
-              <w:t xml:space="preserve">     where MD5_BINARY(NULLIF(UPPER(TRIM(CAST('HUB_POLICY|' || (nullif(trim(case when coalesce(nullif(trim("FOREIGN_KEY"),'')) is not null then nullif(trim("FOREIGN_KEY"), '') end),'')) AS VARCHAR))), '')) is not null</w:t>
-              <w:br/>
-              <w:t xml:space="preserve">       and MD5_BINARY(NULLIF(UPPER(TRIM(CAST('HUB_PARTY|' || (nullif(trim(case when coalesce(nullif(trim(w0_party_code),'')) is not null then nullif(trim(w0_party_code), '') end),'')) AS VARCHAR))), '')) is not null</w:t>
+              <w:t xml:space="preserve">     where MD5_BINARY(NULLIF(UPPER(TRIM(CAST('HUB_POLICY|' || (nullif(trim(case when nullif(trim("FOREIGN_KEY"),'') is not null then nullif(trim("FOREIGN_KEY"), '') end),'')) AS VARCHAR))), '')) is not null</w:t>
+              <w:br/>
+              <w:t xml:space="preserve">       and MD5_BINARY(NULLIF(UPPER(TRIM(CAST('HUB_PARTY|' || (nullif(trim(case when nullif(trim(w0_party_code),'') is not null then nullif(trim(w0_party_code), '') end),'')) AS VARCHAR))), '')) is not null</w:t>
               <w:br/>
               <w:t xml:space="preserve">       and (policy_party_bk__proposer is not null)</w:t>
               <w:br/>
@@ -6903,17 +6867,17 @@
               <w:br/>
               <w:t xml:space="preserve">    -- via lnkfeed_mt_policy_party &lt;- stg2_mt__uwr_pol_policy_relation</w:t>
               <w:br/>
-              <w:t xml:space="preserve">    select MD5_BINARY(NULLIF(UPPER(TRIM(CAST('LNK_POLICY_PARTY|' || (coalesce(nullif(trim(case when coalesce(nullif(trim(w0_policy_number),''), nullif(trim("FOREIGN_KEY"),'')) is not null then coalesce(nullif(trim(w0_policy_number), ''), nullif(trim("FOREIGN_KEY"), '')) end),''),'') || '|' || coalesce(nullif(trim(case when coalesce(nullif(trim((nullif(trim(to_varchar("PARTY_CODE")), ''))),'')) is not null then nullif(trim((nullif(trim(to_varchar("PARTY_CODE")), ''))), '') end),''),'')) AS VARCHAR))), '')) as link_hkey,</w:t>
+              <w:t xml:space="preserve">    select MD5_BINARY(NULLIF(UPPER(TRIM(CAST('LNK_POLICY_PARTY|' || (coalesce(nullif(trim(case when coalesce(nullif(trim(w0_policy_number),''), nullif(trim("FOREIGN_KEY"),'')) is not null then coalesce(nullif(trim(w0_policy_number), ''), nullif(trim("FOREIGN_KEY"), '')) end),''),'') || '|' || coalesce(nullif(trim(case when nullif(trim((nullif(trim(to_varchar("PARTY_CODE")), ''))),'') is not null then nullif(trim((nullif(trim(to_varchar("PARTY_CODE")), ''))), '') end),''),'')) AS VARCHAR))), '')) as link_hkey,</w:t>
               <w:br/>
               <w:t xml:space="preserve">           MD5_BINARY(NULLIF(UPPER(TRIM(CAST('HUB_POLICY|' || (nullif(trim(case when coalesce(nullif(trim(w0_policy_number),''), nullif(trim("FOREIGN_KEY"),'')) is not null then coalesce(nullif(trim(w0_policy_number), ''), nullif(trim("FOREIGN_KEY"), '')) end),'')) AS VARCHAR))), '')) as POLICY_HKEY,</w:t>
               <w:br/>
-              <w:t xml:space="preserve">           MD5_BINARY(NULLIF(UPPER(TRIM(CAST('HUB_PARTY|' || (nullif(trim(case when coalesce(nullif(trim((nullif(trim(to_varchar("PARTY_CODE")), ''))),'')) is not null then nullif(trim((nullif(trim(to_varchar("PARTY_CODE")), ''))), '') end),'')) AS VARCHAR))), '')) as PARTY_HKEY</w:t>
+              <w:t xml:space="preserve">           MD5_BINARY(NULLIF(UPPER(TRIM(CAST('HUB_PARTY|' || (nullif(trim(case when nullif(trim((nullif(trim(to_varchar("PARTY_CODE")), ''))),'') is not null then nullif(trim((nullif(trim(to_varchar("PARTY_CODE")), ''))), '') end),'')) AS VARCHAR))), '')) as PARTY_HKEY</w:t>
               <w:br/>
               <w:t xml:space="preserve">      from RAW.MAXIMUS_TRAVEL.NONHLTH_TRV_UWR_VW_DATA_POLICY_DETAILS_POLICY_RELATION</w:t>
               <w:br/>
               <w:t xml:space="preserve">     where MD5_BINARY(NULLIF(UPPER(TRIM(CAST('HUB_POLICY|' || (nullif(trim(case when coalesce(nullif(trim(w0_policy_number),''), nullif(trim("FOREIGN_KEY"),'')) is not null then coalesce(nullif(trim(w0_policy_number), ''), nullif(trim("FOREIGN_KEY"), '')) end),'')) AS VARCHAR))), '')) is not null</w:t>
               <w:br/>
-              <w:t xml:space="preserve">       and MD5_BINARY(NULLIF(UPPER(TRIM(CAST('HUB_PARTY|' || (nullif(trim(case when coalesce(nullif(trim((nullif(trim(to_varchar("PARTY_CODE")), ''))),'')) is not null then nullif(trim((nullif(trim(to_varchar("PARTY_CODE")), ''))), '') end),'')) AS VARCHAR))), '')) is not null</w:t>
+              <w:t xml:space="preserve">       and MD5_BINARY(NULLIF(UPPER(TRIM(CAST('HUB_PARTY|' || (nullif(trim(case when nullif(trim((nullif(trim(to_varchar("PARTY_CODE")), ''))),'') is not null then nullif(trim((nullif(trim(to_varchar("PARTY_CODE")), ''))), '') end),'')) AS VARCHAR))), '')) is not null</w:t>
               <w:br/>
               <w:t xml:space="preserve">       and (policy_party_bk is not null)</w:t>
               <w:br/>
@@ -6921,17 +6885,17 @@
               <w:br/>
               <w:t xml:space="preserve">    -- via lnkfeed_mt_policy_party &lt;- stg2_mt__uwr_pol_policy_relation</w:t>
               <w:br/>
-              <w:t xml:space="preserve">    select MD5_BINARY(NULLIF(UPPER(TRIM(CAST('LNK_POLICY_PARTY|' || (coalesce(nullif(trim(case when coalesce(nullif(trim(w0_policy_number),''), nullif(trim("FOREIGN_KEY"),'')) is not null then coalesce(nullif(trim(w0_policy_number), ''), nullif(trim("FOREIGN_KEY"), '')) end),''),'') || '|' || coalesce(nullif(trim(case when coalesce(nullif(trim((nullif(trim(to_varchar("PARTY_CODE")), ''))),'')) is not null then nullif(trim((nullif(trim(to_varchar("PARTY_CODE")), ''))), '') end),''),'')) AS VARCHAR))), '')) as link_hkey,</w:t>
+              <w:t xml:space="preserve">    select MD5_BINARY(NULLIF(UPPER(TRIM(CAST('LNK_POLICY_PARTY|' || (coalesce(nullif(trim(case when coalesce(nullif(trim(w0_policy_number),''), nullif(trim("FOREIGN_KEY"),'')) is not null then coalesce(nullif(trim(w0_policy_number), ''), nullif(trim("FOREIGN_KEY"), '')) end),''),'') || '|' || coalesce(nullif(trim(case when nullif(trim((nullif(trim(to_varchar("PARTY_CODE")), ''))),'') is not null then nullif(trim((nullif(trim(to_varchar("PARTY_CODE")), ''))), '') end),''),'')) AS VARCHAR))), '')) as link_hkey,</w:t>
               <w:br/>
               <w:t xml:space="preserve">           MD5_BINARY(NULLIF(UPPER(TRIM(CAST('HUB_POLICY|' || (nullif(trim(case when coalesce(nullif(trim(w0_policy_number),''), nullif(trim("FOREIGN_KEY"),'')) is not null then coalesce(nullif(trim(w0_policy_number), ''), nullif(trim("FOREIGN_KEY"), '')) end),'')) AS VARCHAR))), '')) as POLICY_HKEY,</w:t>
               <w:br/>
-              <w:t xml:space="preserve">           MD5_BINARY(NULLIF(UPPER(TRIM(CAST('HUB_PARTY|' || (nullif(trim(case when coalesce(nullif(trim((nullif(trim(to_varchar("PARTY_CODE")), ''))),'')) is not null then nullif(trim((nullif(trim(to_varchar("PARTY_CODE")), ''))), '') end),'')) AS VARCHAR))), '')) as PARTY_HKEY</w:t>
+              <w:t xml:space="preserve">           MD5_BINARY(NULLIF(UPPER(TRIM(CAST('HUB_PARTY|' || (nullif(trim(case when nullif(trim((nullif(trim(to_varchar("PARTY_CODE")), ''))),'') is not null then nullif(trim((nullif(trim(to_varchar("PARTY_CODE")), ''))), '') end),'')) AS VARCHAR))), '')) as PARTY_HKEY</w:t>
               <w:br/>
               <w:t xml:space="preserve">      from RAW.MAXIMUS_TRAVEL.NONHLTH_TRV_UWR_VW_DATA_POLICY_DETAILS_POLICY_RELATION</w:t>
               <w:br/>
               <w:t xml:space="preserve">     where MD5_BINARY(NULLIF(UPPER(TRIM(CAST('HUB_POLICY|' || (nullif(trim(case when coalesce(nullif(trim(w0_policy_number),''), nullif(trim("FOREIGN_KEY"),'')) is not null then coalesce(nullif(trim(w0_policy_number), ''), nullif(trim("FOREIGN_KEY"), '')) end),'')) AS VARCHAR))), '')) is not null</w:t>
               <w:br/>
-              <w:t xml:space="preserve">       and MD5_BINARY(NULLIF(UPPER(TRIM(CAST('HUB_PARTY|' || (nullif(trim(case when coalesce(nullif(trim((nullif(trim(to_varchar("PARTY_CODE")), ''))),'')) is not null then nullif(trim((nullif(trim(to_varchar("PARTY_CODE")), ''))), '') end),'')) AS VARCHAR))), '')) is not null</w:t>
+              <w:t xml:space="preserve">       and MD5_BINARY(NULLIF(UPPER(TRIM(CAST('HUB_PARTY|' || (nullif(trim(case when nullif(trim((nullif(trim(to_varchar("PARTY_CODE")), ''))),'') is not null then nullif(trim((nullif(trim(to_varchar("PARTY_CODE")), ''))), '') end),'')) AS VARCHAR))), '')) is not null</w:t>
               <w:br/>
               <w:t xml:space="preserve">       and (policy_party_bk is not null)</w:t>
               <w:br/>
@@ -6939,17 +6903,17 @@
               <w:br/>
               <w:t xml:space="preserve">    -- via lnkfeed_mt_policy_party &lt;- stg2_mt__uwr_pol_ins_mbr</w:t>
               <w:br/>
-              <w:t xml:space="preserve">    select MD5_BINARY(NULLIF(UPPER(TRIM(CAST('LNK_POLICY_PARTY|' || (coalesce(nullif(trim(case when coalesce(nullif(trim(w0_policy_number),'')) is not null then nullif(trim(w0_policy_number), '') end),''),'') || '|' || coalesce(nullif(trim(case when coalesce(nullif(trim((nullif(trim(to_varchar("PARTY_CODE")), ''))),'')) is not null then nullif(trim((nullif(trim(to_varchar("PARTY_CODE")), ''))), '') end),''),'')) AS VARCHAR))), '')) as link_hkey,</w:t>
-              <w:br/>
-              <w:t xml:space="preserve">           MD5_BINARY(NULLIF(UPPER(TRIM(CAST('HUB_POLICY|' || (nullif(trim(case when coalesce(nullif(trim(w0_policy_number),'')) is not null then nullif(trim(w0_policy_number), '') end),'')) AS VARCHAR))), '')) as POLICY_HKEY,</w:t>
-              <w:br/>
-              <w:t xml:space="preserve">           MD5_BINARY(NULLIF(UPPER(TRIM(CAST('HUB_PARTY|' || (nullif(trim(case when coalesce(nullif(trim((nullif(trim(to_varchar("PARTY_CODE")), ''))),'')) is not null then nullif(trim((nullif(trim(to_varchar("PARTY_CODE")), ''))), '') end),'')) AS VARCHAR))), '')) as PARTY_HKEY</w:t>
+              <w:t xml:space="preserve">    select MD5_BINARY(NULLIF(UPPER(TRIM(CAST('LNK_POLICY_PARTY|' || (coalesce(nullif(trim(case when nullif(trim(w0_policy_number),'') is not null then nullif(trim(w0_policy_number), '') end),''),'') || '|' || coalesce(nullif(trim(case when nullif(trim((nullif(trim(to_varchar("PARTY_CODE")), ''))),'') is not null then nullif(trim((nullif(trim(to_varchar("PARTY_CODE")), ''))), '') end),''),'')) AS VARCHAR))), '')) as link_hkey,</w:t>
+              <w:br/>
+              <w:t xml:space="preserve">           MD5_BINARY(NULLIF(UPPER(TRIM(CAST('HUB_POLICY|' || (nullif(trim(case when nullif(trim(w0_policy_number),'') is not null then nullif(trim(w0_policy_number), '') end),'')) AS VARCHAR))), '')) as POLICY_HKEY,</w:t>
+              <w:br/>
+              <w:t xml:space="preserve">           MD5_BINARY(NULLIF(UPPER(TRIM(CAST('HUB_PARTY|' || (nullif(trim(case when nullif(trim((nullif(trim(to_varchar("PARTY_CODE")), ''))),'') is not null then nullif(trim((nullif(trim(to_varchar("PARTY_CODE")), ''))), '') end),'')) AS VARCHAR))), '')) as PARTY_HKEY</w:t>
               <w:br/>
               <w:t xml:space="preserve">      from RAW.MAXIMUS_TRAVEL.NONHLTH_TRV_UWR_VW_DATA_POLICY_DETAILS_INSURED_DETAILS_MEMBER_DETAILS</w:t>
               <w:br/>
-              <w:t xml:space="preserve">     where MD5_BINARY(NULLIF(UPPER(TRIM(CAST('HUB_POLICY|' || (nullif(trim(case when coalesce(nullif(trim(w0_policy_number),'')) is not null then nullif(trim(w0_policy_number), '') end),'')) AS VARCHAR))), '')) is not null</w:t>
-              <w:br/>
-              <w:t xml:space="preserve">       and MD5_BINARY(NULLIF(UPPER(TRIM(CAST('HUB_PARTY|' || (nullif(trim(case when coalesce(nullif(trim((nullif(trim(to_varchar("PARTY_CODE")), ''))),'')) is not null then nullif(trim((nullif(trim(to_varchar("PARTY_CODE")), ''))), '') end),'')) AS VARCHAR))), '')) is not null</w:t>
+              <w:t xml:space="preserve">     where MD5_BINARY(NULLIF(UPPER(TRIM(CAST('HUB_POLICY|' || (nullif(trim(case when nullif(trim(w0_policy_number),'') is not null then nullif(trim(w0_policy_number), '') end),'')) AS VARCHAR))), '')) is not null</w:t>
+              <w:br/>
+              <w:t xml:space="preserve">       and MD5_BINARY(NULLIF(UPPER(TRIM(CAST('HUB_PARTY|' || (nullif(trim(case when nullif(trim((nullif(trim(to_varchar("PARTY_CODE")), ''))),'') is not null then nullif(trim((nullif(trim(to_varchar("PARTY_CODE")), ''))), '') end),'')) AS VARCHAR))), '')) is not null</w:t>
               <w:br/>
               <w:t xml:space="preserve">       and (policy_party_bk__insured_member is not null)</w:t>
               <w:br/>
@@ -6957,17 +6921,17 @@
               <w:br/>
               <w:t xml:space="preserve">    -- via lnkfeed_mt_policy_party &lt;- stg2_mt__uwr_pol_ins_mbr</w:t>
               <w:br/>
-              <w:t xml:space="preserve">    select MD5_BINARY(NULLIF(UPPER(TRIM(CAST('LNK_POLICY_PARTY|' || (coalesce(nullif(trim(case when coalesce(nullif(trim(w0_policy_number),'')) is not null then nullif(trim(w0_policy_number), '') end),''),'') || '|' || coalesce(nullif(trim(case when coalesce(nullif(trim((nullif(trim(to_varchar("PARTY_CODE")), ''))),'')) is not null then nullif(trim((nullif(trim(to_varchar("PARTY_CODE")), ''))), '') end),''),'')) AS VARCHAR))), '')) as link_hkey,</w:t>
-              <w:br/>
-              <w:t xml:space="preserve">           MD5_BINARY(NULLIF(UPPER(TRIM(CAST('HUB_POLICY|' || (nullif(trim(case when coalesce(nullif(trim(w0_policy_number),'')) is not null then nullif(trim(w0_policy_number), '') end),'')) AS VARCHAR))), '')) as POLICY_HKEY,</w:t>
-              <w:br/>
-              <w:t xml:space="preserve">           MD5_BINARY(NULLIF(UPPER(TRIM(CAST('HUB_PARTY|' || (nullif(trim(case when coalesce(nullif(trim((nullif(trim(to_varchar("PARTY_CODE")), ''))),'')) is not null then nullif(trim((nullif(trim(to_varchar("PARTY_CODE")), ''))), '') end),'')) AS VARCHAR))), '')) as PARTY_HKEY</w:t>
+              <w:t xml:space="preserve">    select MD5_BINARY(NULLIF(UPPER(TRIM(CAST('LNK_POLICY_PARTY|' || (coalesce(nullif(trim(case when nullif(trim(w0_policy_number),'') is not null then nullif(trim(w0_policy_number), '') end),''),'') || '|' || coalesce(nullif(trim(case when nullif(trim((nullif(trim(to_varchar("PARTY_CODE")), ''))),'') is not null then nullif(trim((nullif(trim(to_varchar("PARTY_CODE")), ''))), '') end),''),'')) AS VARCHAR))), '')) as link_hkey,</w:t>
+              <w:br/>
+              <w:t xml:space="preserve">           MD5_BINARY(NULLIF(UPPER(TRIM(CAST('HUB_POLICY|' || (nullif(trim(case when nullif(trim(w0_policy_number),'') is not null then nullif(trim(w0_policy_number), '') end),'')) AS VARCHAR))), '')) as POLICY_HKEY,</w:t>
+              <w:br/>
+              <w:t xml:space="preserve">           MD5_BINARY(NULLIF(UPPER(TRIM(CAST('HUB_PARTY|' || (nullif(trim(case when nullif(trim((nullif(trim(to_varchar("PARTY_CODE")), ''))),'') is not null then nullif(trim((nullif(trim(to_varchar("PARTY_CODE")), ''))), '') end),'')) AS VARCHAR))), '')) as PARTY_HKEY</w:t>
               <w:br/>
               <w:t xml:space="preserve">      from RAW.MAXIMUS_TRAVEL.NONHLTH_TRV_UWR_VW_DATA_POLICY_DETAILS_INSURED_DETAILS_MEMBER_DETAILS</w:t>
               <w:br/>
-              <w:t xml:space="preserve">     where MD5_BINARY(NULLIF(UPPER(TRIM(CAST('HUB_POLICY|' || (nullif(trim(case when coalesce(nullif(trim(w0_policy_number),'')) is not null then nullif(trim(w0_policy_number), '') end),'')) AS VARCHAR))), '')) is not null</w:t>
-              <w:br/>
-              <w:t xml:space="preserve">       and MD5_BINARY(NULLIF(UPPER(TRIM(CAST('HUB_PARTY|' || (nullif(trim(case when coalesce(nullif(trim((nullif(trim(to_varchar("PARTY_CODE")), ''))),'')) is not null then nullif(trim((nullif(trim(to_varchar("PARTY_CODE")), ''))), '') end),'')) AS VARCHAR))), '')) is not null</w:t>
+              <w:t xml:space="preserve">     where MD5_BINARY(NULLIF(UPPER(TRIM(CAST('HUB_POLICY|' || (nullif(trim(case when nullif(trim(w0_policy_number),'') is not null then nullif(trim(w0_policy_number), '') end),'')) AS VARCHAR))), '')) is not null</w:t>
+              <w:br/>
+              <w:t xml:space="preserve">       and MD5_BINARY(NULLIF(UPPER(TRIM(CAST('HUB_PARTY|' || (nullif(trim(case when nullif(trim((nullif(trim(to_varchar("PARTY_CODE")), ''))),'') is not null then nullif(trim((nullif(trim(to_varchar("PARTY_CODE")), ''))), '') end),'')) AS VARCHAR))), '')) is not null</w:t>
               <w:br/>
               <w:t xml:space="preserve">       and (policy_party_bk__insured_member is not null)</w:t>
               <w:br/>
@@ -6975,17 +6939,17 @@
               <w:br/>
               <w:t xml:space="preserve">    -- via lnkfeed_mt_policy_party &lt;- stg2_mt__uwr_pol_prp</w:t>
               <w:br/>
-              <w:t xml:space="preserve">    select MD5_BINARY(NULLIF(UPPER(TRIM(CAST('LNK_POLICY_PARTY|' || (coalesce(nullif(trim(case when coalesce(nullif(trim(w0_policy_number),'')) is not null then nullif(trim(w0_policy_number), '') end),''),'') || '|' || coalesce(nullif(trim(case when coalesce(nullif(trim((nullif(trim(to_varchar("PARTY_CODE")), ''))),'')) is not null then nullif(trim((nullif(trim(to_varchar("PARTY_CODE")), ''))), '') end),''),'')) AS VARCHAR))), '')) as link_hkey,</w:t>
-              <w:br/>
-              <w:t xml:space="preserve">           MD5_BINARY(NULLIF(UPPER(TRIM(CAST('HUB_POLICY|' || (nullif(trim(case when coalesce(nullif(trim(w0_policy_number),'')) is not null then nullif(trim(w0_policy_number), '') end),'')) AS VARCHAR))), '')) as POLICY_HKEY,</w:t>
-              <w:br/>
-              <w:t xml:space="preserve">           MD5_BINARY(NULLIF(UPPER(TRIM(CAST('HUB_PARTY|' || (nullif(trim(case when coalesce(nullif(trim((nullif(trim(to_varchar("PARTY_CODE")), ''))),'')) is not null then nullif(trim((nullif(trim(to_varchar("PARTY_CODE")), ''))), '') end),'')) AS VARCHAR))), '')) as PARTY_HKEY</w:t>
+              <w:t xml:space="preserve">    select MD5_BINARY(NULLIF(UPPER(TRIM(CAST('LNK_POLICY_PARTY|' || (coalesce(nullif(trim(case when nullif(trim(w0_policy_number),'') is not null then nullif(trim(w0_policy_number), '') end),''),'') || '|' || coalesce(nullif(trim(case when nullif(trim((nullif(trim(to_varchar("PARTY_CODE")), ''))),'') is not null then nullif(trim((nullif(trim(to_varchar("PARTY_CODE")), ''))), '') end),''),'')) AS VARCHAR))), '')) as link_hkey,</w:t>
+              <w:br/>
+              <w:t xml:space="preserve">           MD5_BINARY(NULLIF(UPPER(TRIM(CAST('HUB_POLICY|' || (nullif(trim(case when nullif(trim(w0_policy_number),'') is not null then nullif(trim(w0_policy_number), '') end),'')) AS VARCHAR))), '')) as POLICY_HKEY,</w:t>
+              <w:br/>
+              <w:t xml:space="preserve">           MD5_BINARY(NULLIF(UPPER(TRIM(CAST('HUB_PARTY|' || (nullif(trim(case when nullif(trim((nullif(trim(to_varchar("PARTY_CODE")), ''))),'') is not null then nullif(trim((nullif(trim(to_varchar("PARTY_CODE")), ''))), '') end),'')) AS VARCHAR))), '')) as PARTY_HKEY</w:t>
               <w:br/>
               <w:t xml:space="preserve">      from RAW.MAXIMUS_TRAVEL.NONHLTH_TRV_UWR_VW_DATA_POLICY_DETAILS_PROPOSER_DETAILS</w:t>
               <w:br/>
-              <w:t xml:space="preserve">     where MD5_BINARY(NULLIF(UPPER(TRIM(CAST('HUB_POLICY|' || (nullif(trim(case when coalesce(nullif(trim(w0_policy_number),'')) is not null then nullif(trim(w0_policy_number), '') end),'')) AS VARCHAR))), '')) is not null</w:t>
-              <w:br/>
-              <w:t xml:space="preserve">       and MD5_BINARY(NULLIF(UPPER(TRIM(CAST('HUB_PARTY|' || (nullif(trim(case when coalesce(nullif(trim((nullif(trim(to_varchar("PARTY_CODE")), ''))),'')) is not null then nullif(trim((nullif(trim(to_varchar("PARTY_CODE")), ''))), '') end),'')) AS VARCHAR))), '')) is not null</w:t>
+              <w:t xml:space="preserve">     where MD5_BINARY(NULLIF(UPPER(TRIM(CAST('HUB_POLICY|' || (nullif(trim(case when nullif(trim(w0_policy_number),'') is not null then nullif(trim(w0_policy_number), '') end),'')) AS VARCHAR))), '')) is not null</w:t>
+              <w:br/>
+              <w:t xml:space="preserve">       and MD5_BINARY(NULLIF(UPPER(TRIM(CAST('HUB_PARTY|' || (nullif(trim(case when nullif(trim((nullif(trim(to_varchar("PARTY_CODE")), ''))),'') is not null then nullif(trim((nullif(trim(to_varchar("PARTY_CODE")), ''))), '') end),'')) AS VARCHAR))), '')) is not null</w:t>
               <w:br/>
               <w:t xml:space="preserve">       and (policy_party_bk__proposer is not null)</w:t>
               <w:br/>
@@ -6993,17 +6957,17 @@
               <w:br/>
               <w:t xml:space="preserve">    -- via lnkfeed_mt_policy_party &lt;- stg2_mt__uwr_pol_prp</w:t>
               <w:br/>
-              <w:t xml:space="preserve">    select MD5_BINARY(NULLIF(UPPER(TRIM(CAST('LNK_POLICY_PARTY|' || (coalesce(nullif(trim(case when coalesce(nullif(trim(w0_policy_number),'')) is not null then nullif(trim(w0_policy_number), '') end),''),'') || '|' || coalesce(nullif(trim(case when coalesce(nullif(trim((nullif(trim(to_varchar("PARTY_CODE")), ''))),'')) is not null then nullif(trim((nullif(trim(to_varchar("PARTY_CODE")), ''))), '') end),''),'')) AS VARCHAR))), '')) as link_hkey,</w:t>
-              <w:br/>
-              <w:t xml:space="preserve">           MD5_BINARY(NULLIF(UPPER(TRIM(CAST('HUB_POLICY|' || (nullif(trim(case when coalesce(nullif(trim(w0_policy_number),'')) is not null then nullif(trim(w0_policy_number), '') end),'')) AS VARCHAR))), '')) as POLICY_HKEY,</w:t>
-              <w:br/>
-              <w:t xml:space="preserve">           MD5_BINARY(NULLIF(UPPER(TRIM(CAST('HUB_PARTY|' || (nullif(trim(case when coalesce(nullif(trim((nullif(trim(to_varchar("PARTY_CODE")), ''))),'')) is not null then nullif(trim((nullif(trim(to_varchar("PARTY_CODE")), ''))), '') end),'')) AS VARCHAR))), '')) as PARTY_HKEY</w:t>
+              <w:t xml:space="preserve">    select MD5_BINARY(NULLIF(UPPER(TRIM(CAST('LNK_POLICY_PARTY|' || (coalesce(nullif(trim(case when nullif(trim(w0_policy_number),'') is not null then nullif(trim(w0_policy_number), '') end),''),'') || '|' || coalesce(nullif(trim(case when nullif(trim((nullif(trim(to_varchar("PARTY_CODE")), ''))),'') is not null then nullif(trim((nullif(trim(to_varchar("PARTY_CODE")), ''))), '') end),''),'')) AS VARCHAR))), '')) as link_hkey,</w:t>
+              <w:br/>
+              <w:t xml:space="preserve">           MD5_BINARY(NULLIF(UPPER(TRIM(CAST('HUB_POLICY|' || (nullif(trim(case when nullif(trim(w0_policy_number),'') is not null then nullif(trim(w0_policy_number), '') end),'')) AS VARCHAR))), '')) as POLICY_HKEY,</w:t>
+              <w:br/>
+              <w:t xml:space="preserve">           MD5_BINARY(NULLIF(UPPER(TRIM(CAST('HUB_PARTY|' || (nullif(trim(case when nullif(trim((nullif(trim(to_varchar("PARTY_CODE")), ''))),'') is not null then nullif(trim((nullif(trim(to_varchar("PARTY_CODE")), ''))), '') end),'')) AS VARCHAR))), '')) as PARTY_HKEY</w:t>
               <w:br/>
               <w:t xml:space="preserve">      from RAW.MAXIMUS_TRAVEL.NONHLTH_TRV_UWR_VW_DATA_POLICY_DETAILS_PROPOSER_DETAILS</w:t>
               <w:br/>
-              <w:t xml:space="preserve">     where MD5_BINARY(NULLIF(UPPER(TRIM(CAST('HUB_POLICY|' || (nullif(trim(case when coalesce(nullif(trim(w0_policy_number),'')) is not null then nullif(trim(w0_policy_number), '') end),'')) AS VARCHAR))), '')) is not null</w:t>
-              <w:br/>
-              <w:t xml:space="preserve">       and MD5_BINARY(NULLIF(UPPER(TRIM(CAST('HUB_PARTY|' || (nullif(trim(case when coalesce(nullif(trim((nullif(trim(to_varchar("PARTY_CODE")), ''))),'')) is not null then nullif(trim((nullif(trim(to_varchar("PARTY_CODE")), ''))), '') end),'')) AS VARCHAR))), '')) is not null</w:t>
+              <w:t xml:space="preserve">     where MD5_BINARY(NULLIF(UPPER(TRIM(CAST('HUB_POLICY|' || (nullif(trim(case when nullif(trim(w0_policy_number),'') is not null then nullif(trim(w0_policy_number), '') end),'')) AS VARCHAR))), '')) is not null</w:t>
+              <w:br/>
+              <w:t xml:space="preserve">       and MD5_BINARY(NULLIF(UPPER(TRIM(CAST('HUB_PARTY|' || (nullif(trim(case when nullif(trim((nullif(trim(to_varchar("PARTY_CODE")), ''))),'') is not null then nullif(trim((nullif(trim(to_varchar("PARTY_CODE")), ''))), '') end),'')) AS VARCHAR))), '')) is not null</w:t>
               <w:br/>
               <w:t xml:space="preserve">       and (policy_party_bk__proposer is not null)</w:t>
               <w:br/>

--- a/BGIL_DBT/validation/travel/DM-R/DM-R2_MAXIMUS.docx
+++ b/BGIL_DBT/validation/travel/DM-R/DM-R2_MAXIMUS.docx
@@ -520,7 +520,7 @@
           </w:tcPr>
           <w:p>
             <w:r>
-              <w:t xml:space="preserve">LINK_CLAIM_PARTY -- (a) missing links (RAW -&gt; link)</w:t>
+              <w:t xml:space="preserve">LINK_CLAIM_PARTY -- (a) missing links (RAW -&gt; link)  [M1]</w:t>
             </w:r>
           </w:p>
         </w:tc>
@@ -578,7 +578,7 @@
           </w:tcPr>
           <w:p>
             <w:r>
-              <w:t xml:space="preserve">LINK_CLAIM_PARTY -- (b) orphan links (link FK -&gt; hub)</w:t>
+              <w:t xml:space="preserve">LINK_CLAIM_PARTY -- (b) orphan links (link FK -&gt; hub)  [M1]</w:t>
             </w:r>
           </w:p>
         </w:tc>
@@ -636,7 +636,7 @@
           </w:tcPr>
           <w:p>
             <w:r>
-              <w:t xml:space="preserve">LINK_CLAIM_PARTY -- (c) unexpected links (link -&gt; RAW)</w:t>
+              <w:t xml:space="preserve">LINK_CLAIM_PARTY -- (c) unexpected links (link -&gt; RAW)  [M1]</w:t>
             </w:r>
           </w:p>
         </w:tc>
@@ -694,7 +694,7 @@
           </w:tcPr>
           <w:p>
             <w:r>
-              <w:t xml:space="preserve">LINK_PARTY_LOCATION -- (a) missing links (RAW -&gt; link)</w:t>
+              <w:t xml:space="preserve">LINK_PARTY_LOCATION -- (a) missing links (RAW -&gt; link)  [M1]</w:t>
             </w:r>
           </w:p>
         </w:tc>
@@ -752,7 +752,7 @@
           </w:tcPr>
           <w:p>
             <w:r>
-              <w:t xml:space="preserve">LINK_PARTY_LOCATION -- (b) orphan links (link FK -&gt; hub)</w:t>
+              <w:t xml:space="preserve">LINK_PARTY_LOCATION -- (b) orphan links (link FK -&gt; hub)  [M2]</w:t>
             </w:r>
           </w:p>
         </w:tc>
@@ -810,7 +810,7 @@
           </w:tcPr>
           <w:p>
             <w:r>
-              <w:t xml:space="preserve">LINK_PARTY_LOCATION -- (c) unexpected links (link -&gt; RAW)</w:t>
+              <w:t xml:space="preserve">LINK_PARTY_LOCATION -- (c) unexpected links (link -&gt; RAW)  [M2]</w:t>
             </w:r>
           </w:p>
         </w:tc>
@@ -868,7 +868,7 @@
           </w:tcPr>
           <w:p>
             <w:r>
-              <w:t xml:space="preserve">LINK_PARTY_ROLE -- (a) missing links (RAW -&gt; link)</w:t>
+              <w:t xml:space="preserve">LINK_PARTY_ROLE -- (a) missing links (RAW -&gt; link)  [M2]</w:t>
             </w:r>
           </w:p>
         </w:tc>
@@ -926,7 +926,7 @@
           </w:tcPr>
           <w:p>
             <w:r>
-              <w:t xml:space="preserve">LINK_PARTY_ROLE -- (b) orphan links (link FK -&gt; hub)</w:t>
+              <w:t xml:space="preserve">LINK_PARTY_ROLE -- (b) orphan links (link FK -&gt; hub)  [M2]</w:t>
             </w:r>
           </w:p>
         </w:tc>
@@ -984,7 +984,7 @@
           </w:tcPr>
           <w:p>
             <w:r>
-              <w:t xml:space="preserve">LINK_PARTY_ROLE -- (c) unexpected links (link -&gt; RAW)</w:t>
+              <w:t xml:space="preserve">LINK_PARTY_ROLE -- (c) unexpected links (link -&gt; RAW)  [M3]</w:t>
             </w:r>
           </w:p>
         </w:tc>
@@ -1042,7 +1042,7 @@
           </w:tcPr>
           <w:p>
             <w:r>
-              <w:t xml:space="preserve">LINK_POLICY_PARTY -- (a) missing links (RAW -&gt; link)</w:t>
+              <w:t xml:space="preserve">LINK_POLICY_PARTY -- (a) missing links (RAW -&gt; link)  [M3]</w:t>
             </w:r>
           </w:p>
         </w:tc>
@@ -1100,7 +1100,7 @@
           </w:tcPr>
           <w:p>
             <w:r>
-              <w:t xml:space="preserve">LINK_POLICY_PARTY -- (b) orphan links (link FK -&gt; hub)</w:t>
+              <w:t xml:space="preserve">LINK_POLICY_PARTY -- (b) orphan links (link FK -&gt; hub)  [M3]</w:t>
             </w:r>
           </w:p>
         </w:tc>
@@ -1158,7 +1158,7 @@
           </w:tcPr>
           <w:p>
             <w:r>
-              <w:t xml:space="preserve">LINK_POLICY_PARTY -- (c) unexpected links (link -&gt; RAW)</w:t>
+              <w:t xml:space="preserve">LINK_POLICY_PARTY -- (c) unexpected links (link -&gt; RAW)  [M3]</w:t>
             </w:r>
           </w:p>
         </w:tc>
@@ -1205,6 +1205,12 @@
       </w:pPr>
       <w:r>
         <w:t xml:space="preserve">1. MAXIMUS — LINK_CLAIM_PARTY -- (a) missing links (RAW -&gt; link)</w:t>
+      </w:r>
+      <w:r>
+        <w:t xml:space="preserve">  [M1]</w:t>
+      </w:r>
+      <w:r>
+        <w:t xml:space="preserve">  [M1]</w:t>
       </w:r>
     </w:p>
     <w:tbl>
@@ -1954,6 +1960,12 @@
       <w:r>
         <w:t xml:space="preserve">2. MAXIMUS — LINK_CLAIM_PARTY -- (b) orphan links (link FK -&gt; hub)</w:t>
       </w:r>
+      <w:r>
+        <w:t xml:space="preserve">  [M1]</w:t>
+      </w:r>
+      <w:r>
+        <w:t xml:space="preserve">  [M1]</w:t>
+      </w:r>
     </w:p>
     <w:tbl>
       <w:tblPr>
@@ -2274,6 +2286,12 @@
       <w:r>
         <w:t xml:space="preserve">3. MAXIMUS — LINK_CLAIM_PARTY -- (c) unexpected links (link -&gt; RAW)</w:t>
       </w:r>
+      <w:r>
+        <w:t xml:space="preserve">  [M1]</w:t>
+      </w:r>
+      <w:r>
+        <w:t xml:space="preserve">  [M1]</w:t>
+      </w:r>
     </w:p>
     <w:tbl>
       <w:tblPr>
@@ -2754,6 +2772,12 @@
       <w:r>
         <w:t xml:space="preserve">4. MAXIMUS — LINK_PARTY_LOCATION -- (a) missing links (RAW -&gt; link)</w:t>
       </w:r>
+      <w:r>
+        <w:t xml:space="preserve">  [M1]</w:t>
+      </w:r>
+      <w:r>
+        <w:t xml:space="preserve">  [M1]</w:t>
+      </w:r>
     </w:p>
     <w:tbl>
       <w:tblPr>
@@ -3462,6 +3486,12 @@
       <w:r>
         <w:t xml:space="preserve">5. MAXIMUS — LINK_PARTY_LOCATION -- (b) orphan links (link FK -&gt; hub)</w:t>
       </w:r>
+      <w:r>
+        <w:t xml:space="preserve">  [M2]</w:t>
+      </w:r>
+      <w:r>
+        <w:t xml:space="preserve">  [M2]</w:t>
+      </w:r>
     </w:p>
     <w:tbl>
       <w:tblPr>
@@ -3782,6 +3812,12 @@
       <w:r>
         <w:t xml:space="preserve">6. MAXIMUS — LINK_PARTY_LOCATION -- (c) unexpected links (link -&gt; RAW)</w:t>
       </w:r>
+      <w:r>
+        <w:t xml:space="preserve">  [M2]</w:t>
+      </w:r>
+      <w:r>
+        <w:t xml:space="preserve">  [M2]</w:t>
+      </w:r>
     </w:p>
     <w:tbl>
       <w:tblPr>
@@ -4244,6 +4280,12 @@
       <w:r>
         <w:t xml:space="preserve">7. MAXIMUS — LINK_PARTY_ROLE -- (a) missing links (RAW -&gt; link)</w:t>
       </w:r>
+      <w:r>
+        <w:t xml:space="preserve">  [M2]</w:t>
+      </w:r>
+      <w:r>
+        <w:t xml:space="preserve">  [M2]</w:t>
+      </w:r>
     </w:p>
     <w:tbl>
       <w:tblPr>
@@ -4792,6 +4834,12 @@
       <w:r>
         <w:t xml:space="preserve">8. MAXIMUS — LINK_PARTY_ROLE -- (b) orphan links (link FK -&gt; hub)</w:t>
       </w:r>
+      <w:r>
+        <w:t xml:space="preserve">  [M2]</w:t>
+      </w:r>
+      <w:r>
+        <w:t xml:space="preserve">  [M2]</w:t>
+      </w:r>
     </w:p>
     <w:tbl>
       <w:tblPr>
@@ -5112,6 +5160,12 @@
       <w:r>
         <w:t xml:space="preserve">9. MAXIMUS — LINK_PARTY_ROLE -- (c) unexpected links (link -&gt; RAW)</w:t>
       </w:r>
+      <w:r>
+        <w:t xml:space="preserve">  [M3]</w:t>
+      </w:r>
+      <w:r>
+        <w:t xml:space="preserve">  [M3]</w:t>
+      </w:r>
     </w:p>
     <w:tbl>
       <w:tblPr>
@@ -5502,6 +5556,12 @@
       <w:r>
         <w:t xml:space="preserve">10. MAXIMUS — LINK_POLICY_PARTY -- (a) missing links (RAW -&gt; link)</w:t>
       </w:r>
+      <w:r>
+        <w:t xml:space="preserve">  [M3]</w:t>
+      </w:r>
+      <w:r>
+        <w:t xml:space="preserve">  [M3]</w:t>
+      </w:r>
     </w:p>
     <w:tbl>
       <w:tblPr>
@@ -6250,6 +6310,12 @@
       <w:r>
         <w:t xml:space="preserve">11. MAXIMUS — LINK_POLICY_PARTY -- (b) orphan links (link FK -&gt; hub)</w:t>
       </w:r>
+      <w:r>
+        <w:t xml:space="preserve">  [M3]</w:t>
+      </w:r>
+      <w:r>
+        <w:t xml:space="preserve">  [M3]</w:t>
+      </w:r>
     </w:p>
     <w:tbl>
       <w:tblPr>
@@ -6569,6 +6635,12 @@
       </w:pPr>
       <w:r>
         <w:t xml:space="preserve">12. MAXIMUS — LINK_POLICY_PARTY -- (c) unexpected links (link -&gt; RAW)</w:t>
+      </w:r>
+      <w:r>
+        <w:t xml:space="preserve">  [M3]</w:t>
+      </w:r>
+      <w:r>
+        <w:t xml:space="preserve">  [M3]</w:t>
       </w:r>
     </w:p>
     <w:tbl>
